--- a/Hệ thống mẫu văn bản/Nguyên đã làm/Lịch báo giảng/Lịch báo giảng - Tuần 01.docx
+++ b/Hệ thống mẫu văn bản/Nguyên đã làm/Lịch báo giảng/Lịch báo giảng - Tuần 01.docx
@@ -1,10 +1,10 @@
 
 <file path=word/document.xml><?xml version="1.0" encoding="utf-8"?>
-<w:document xmlns:wpc="http://schemas.microsoft.com/office/word/2010/wordprocessingCanvas" xmlns:cx="http://schemas.microsoft.com/office/drawing/2014/chartex" xmlns:cx1="http://schemas.microsoft.com/office/drawing/2015/9/8/chartex" xmlns:cx2="http://schemas.microsoft.com/office/drawing/2015/10/21/chartex" xmlns:cx3="http://schemas.microsoft.com/office/drawing/2016/5/9/chartex" xmlns:cx4="http://schemas.microsoft.com/office/drawing/2016/5/10/chartex" xmlns:cx5="http://schemas.microsoft.com/office/drawing/2016/5/11/chartex" xmlns:cx6="http://schemas.microsoft.com/office/drawing/2016/5/12/chartex" xmlns:cx7="http://schemas.microsoft.com/office/drawing/2016/5/13/chartex" xmlns:cx8="http://schemas.microsoft.com/office/drawing/2016/5/14/chartex" xmlns:mc="http://schemas.openxmlformats.org/markup-compatibility/2006" xmlns:aink="http://schemas.microsoft.com/office/drawing/2016/ink" xmlns:am3d="http://schemas.microsoft.com/office/drawing/2017/model3d" xmlns:o="urn:schemas-microsoft-com:office:office" xmlns:oel="http://schemas.microsoft.com/office/2019/extlst" xmlns:r="http://schemas.openxmlformats.org/officeDocument/2006/relationships" xmlns:m="http://schemas.openxmlformats.org/officeDocument/2006/math" xmlns:v="urn:schemas-microsoft-com:vml" xmlns:wp14="http://schemas.microsoft.com/office/word/2010/wordprocessingDrawing" xmlns:wp="http://schemas.openxmlformats.org/drawingml/2006/wordprocessingDrawing" xmlns:w10="urn:schemas-microsoft-com:office:word" xmlns:w="http://schemas.openxmlformats.org/wordprocessingml/2006/main" xmlns:w14="http://schemas.microsoft.com/office/word/2010/wordml" xmlns:w15="http://schemas.microsoft.com/office/word/2012/wordml" xmlns:w16cex="http://schemas.microsoft.com/office/word/2018/wordml/cex" xmlns:w16cid="http://schemas.microsoft.com/office/word/2016/wordml/cid" xmlns:w16="http://schemas.microsoft.com/office/word/2018/wordml" xmlns:w16du="http://schemas.microsoft.com/office/word/2023/wordml/word16du" xmlns:w16sdtdh="http://schemas.microsoft.com/office/word/2020/wordml/sdtdatahash" xmlns:w16se="http://schemas.microsoft.com/office/word/2015/wordml/symex" xmlns:wpg="http://schemas.microsoft.com/office/word/2010/wordprocessingGroup" xmlns:wpi="http://schemas.microsoft.com/office/word/2010/wordprocessingInk" xmlns:wne="http://schemas.microsoft.com/office/word/2006/wordml" xmlns:wps="http://schemas.microsoft.com/office/word/2010/wordprocessingShape" mc:Ignorable="w14 w15 w16se w16cid w16 w16cex w16sdtdh w16du wp14">
+<w:document xmlns:wpc="http://schemas.microsoft.com/office/word/2010/wordprocessingCanvas" xmlns:cx="http://schemas.microsoft.com/office/drawing/2014/chartex" xmlns:cx1="http://schemas.microsoft.com/office/drawing/2015/9/8/chartex" xmlns:cx2="http://schemas.microsoft.com/office/drawing/2015/10/21/chartex" xmlns:cx3="http://schemas.microsoft.com/office/drawing/2016/5/9/chartex" xmlns:cx4="http://schemas.microsoft.com/office/drawing/2016/5/10/chartex" xmlns:cx5="http://schemas.microsoft.com/office/drawing/2016/5/11/chartex" xmlns:cx6="http://schemas.microsoft.com/office/drawing/2016/5/12/chartex" xmlns:cx7="http://schemas.microsoft.com/office/drawing/2016/5/13/chartex" xmlns:cx8="http://schemas.microsoft.com/office/drawing/2016/5/14/chartex" xmlns:mc="http://schemas.openxmlformats.org/markup-compatibility/2006" xmlns:aink="http://schemas.microsoft.com/office/drawing/2016/ink" xmlns:am3d="http://schemas.microsoft.com/office/drawing/2017/model3d" xmlns:o="urn:schemas-microsoft-com:office:office" xmlns:oel="http://schemas.microsoft.com/office/2019/extlst" xmlns:r="http://schemas.openxmlformats.org/officeDocument/2006/relationships" xmlns:m="http://schemas.openxmlformats.org/officeDocument/2006/math" xmlns:v="urn:schemas-microsoft-com:vml" xmlns:wp14="http://schemas.microsoft.com/office/word/2010/wordprocessingDrawing" xmlns:wp="http://schemas.openxmlformats.org/drawingml/2006/wordprocessingDrawing" xmlns:w10="urn:schemas-microsoft-com:office:word" xmlns:w="http://schemas.openxmlformats.org/wordprocessingml/2006/main" xmlns:w14="http://schemas.microsoft.com/office/word/2010/wordml" xmlns:w15="http://schemas.microsoft.com/office/word/2012/wordml" xmlns:w16cei="http://schemas.microsoft.com/office/word/2026/wordml/cei" xmlns:w16cex="http://schemas.microsoft.com/office/word/2018/wordml/cex" xmlns:w16cid="http://schemas.microsoft.com/office/word/2016/wordml/cid" xmlns:w16="http://schemas.microsoft.com/office/word/2018/wordml" xmlns:w16du="http://schemas.microsoft.com/office/word/2023/wordml/word16du" xmlns:w16sdtdh="http://schemas.microsoft.com/office/word/2020/wordml/sdtdatahash" xmlns:w16sdtfl="http://schemas.microsoft.com/office/word/2024/wordml/sdtformatlock" xmlns:w16se="http://schemas.microsoft.com/office/word/2015/wordml/symex" xmlns:wpg="http://schemas.microsoft.com/office/word/2010/wordprocessingGroup" xmlns:wpi="http://schemas.microsoft.com/office/word/2010/wordprocessingInk" xmlns:wne="http://schemas.microsoft.com/office/word/2006/wordml" xmlns:wps="http://schemas.microsoft.com/office/word/2010/wordprocessingShape" mc:Ignorable="w14 w15 w16se w16cid w16 w16cex w16sdtdh w16sdtfl w16du wp14">
   <w:body>
     <w:tbl>
       <w:tblPr>
-        <w:tblStyle w:val="LiBang"/>
+        <w:tblStyle w:val="TableGrid"/>
         <w:tblW w:w="0" w:type="auto"/>
         <w:tblInd w:w="279" w:type="dxa"/>
         <w:tblLook w:val="04A0" w:firstRow="1" w:lastRow="0" w:firstColumn="1" w:lastColumn="0" w:noHBand="0" w:noVBand="1"/>
@@ -22,102 +22,165 @@
               <w:ind w:firstLine="608"/>
               <w:rPr>
                 <w:color w:val="000000"/>
+                <w:sz w:val="28"/>
+                <w:szCs w:val="28"/>
+              </w:rPr>
+            </w:pPr>
+            <w:r>
+              <w:rPr>
+                <w:sz w:val="28"/>
+                <w:szCs w:val="28"/>
+              </w:rPr>
+              <w:t>Họ và tên giáo viên  : Đậu Đình Nguyên</w:t>
+            </w:r>
+          </w:p>
+          <w:p>
+            <w:pPr>
+              <w:ind w:firstLine="608"/>
+              <w:rPr>
+                <w:rFonts w:eastAsia="Times New Roman" w:cs="Times New Roman"/>
+                <w:color w:val="000000"/>
                 <w:sz w:val="32"/>
                 <w:szCs w:val="32"/>
               </w:rPr>
             </w:pPr>
             <w:r>
               <w:rPr>
-                <w:rFonts w:ascii="Times New Roman" w:hAnsi="Times New Roman"/>
-              </w:rPr>
-              <w:t>Họ và tên giáo viên  : Đậu Đình Nguyên</w:t>
-            </w:r>
-          </w:p>
-          <w:p>
-            <w:pPr>
-              <w:ind w:firstLine="608"/>
-              <w:rPr>
-                <w:rFonts w:ascii="Times New Roman" w:eastAsia="Times New Roman" w:hAnsi="Times New Roman" w:cs="Times New Roman"/>
+                <w:rFonts w:eastAsia="Times New Roman" w:cs="Times New Roman"/>
                 <w:color w:val="000000"/>
                 <w:sz w:val="32"/>
                 <w:szCs w:val="32"/>
               </w:rPr>
-            </w:pPr>
-            <w:r>
-              <w:rPr>
-                <w:rFonts w:ascii="Times New Roman" w:eastAsia="Times New Roman" w:hAnsi="Times New Roman" w:cs="Times New Roman"/>
+              <w:t>Ngày/tháng/năm sinh</w:t>
+            </w:r>
+            <w:r>
+              <w:rPr>
+                <w:rFonts w:eastAsia="Times New Roman" w:cs="Times New Roman"/>
                 <w:color w:val="000000"/>
                 <w:sz w:val="32"/>
                 <w:szCs w:val="32"/>
               </w:rPr>
-              <w:t xml:space="preserve">Ngày/tháng/năm sinh             </w:t>
-            </w:r>
-          </w:p>
-          <w:p>
-            <w:pPr>
-              <w:ind w:firstLine="608"/>
-              <w:rPr>
-                <w:rFonts w:ascii="Times New Roman" w:eastAsia="Times New Roman" w:hAnsi="Times New Roman" w:cs="Times New Roman"/>
+              <w:t>: 20/03/2004</w:t>
+            </w:r>
+            <w:r>
+              <w:rPr>
+                <w:rFonts w:eastAsia="Times New Roman" w:cs="Times New Roman"/>
                 <w:color w:val="000000"/>
                 <w:sz w:val="32"/>
                 <w:szCs w:val="32"/>
               </w:rPr>
-            </w:pPr>
-            <w:r>
-              <w:rPr>
-                <w:rFonts w:ascii="Times New Roman" w:eastAsia="Times New Roman" w:hAnsi="Times New Roman" w:cs="Times New Roman"/>
+              <w:t xml:space="preserve">             </w:t>
+            </w:r>
+          </w:p>
+          <w:p>
+            <w:pPr>
+              <w:ind w:firstLine="608"/>
+              <w:rPr>
+                <w:rFonts w:eastAsia="Times New Roman" w:cs="Times New Roman"/>
                 <w:color w:val="000000"/>
                 <w:sz w:val="32"/>
                 <w:szCs w:val="32"/>
               </w:rPr>
-              <w:t xml:space="preserve">Ngày/tháng/năm vào ngành  </w:t>
-            </w:r>
-          </w:p>
-          <w:p>
-            <w:pPr>
-              <w:ind w:firstLine="608"/>
-              <w:rPr>
+            </w:pPr>
+            <w:r>
+              <w:rPr>
+                <w:rFonts w:eastAsia="Times New Roman" w:cs="Times New Roman"/>
                 <w:color w:val="000000"/>
                 <w:sz w:val="32"/>
                 <w:szCs w:val="32"/>
               </w:rPr>
-            </w:pPr>
-            <w:r>
-              <w:rPr>
-                <w:rFonts w:ascii="Times New Roman" w:eastAsia="Times New Roman" w:hAnsi="Times New Roman" w:cs="Times New Roman"/>
+              <w:t>Ngày/tháng/năm vào ngành</w:t>
+            </w:r>
+            <w:r>
+              <w:rPr>
+                <w:rFonts w:eastAsia="Times New Roman" w:cs="Times New Roman"/>
                 <w:color w:val="000000"/>
                 <w:sz w:val="32"/>
                 <w:szCs w:val="32"/>
               </w:rPr>
-              <w:t xml:space="preserve">Hệ đào tạo                             </w:t>
-            </w:r>
-          </w:p>
-          <w:p>
-            <w:pPr>
-              <w:ind w:firstLine="608"/>
-              <w:rPr>
-                <w:rFonts w:ascii="Times New Roman" w:eastAsia="Times New Roman" w:hAnsi="Times New Roman" w:cs="Times New Roman"/>
+              <w:t xml:space="preserve">: </w:t>
+            </w:r>
+            <w:r>
+              <w:rPr>
+                <w:rFonts w:eastAsia="Times New Roman" w:cs="Times New Roman"/>
                 <w:color w:val="000000"/>
                 <w:sz w:val="32"/>
                 <w:szCs w:val="32"/>
               </w:rPr>
-            </w:pPr>
-            <w:r>
-              <w:rPr>
-                <w:rFonts w:ascii="Times New Roman" w:eastAsia="Times New Roman" w:hAnsi="Times New Roman" w:cs="Times New Roman"/>
+              <w:t xml:space="preserve">  </w:t>
+            </w:r>
+          </w:p>
+          <w:p>
+            <w:pPr>
+              <w:ind w:firstLine="608"/>
+              <w:rPr>
                 <w:color w:val="000000"/>
                 <w:sz w:val="32"/>
                 <w:szCs w:val="32"/>
               </w:rPr>
-              <w:t xml:space="preserve">Chức vụ hiện nay                  : </w:t>
-            </w:r>
-            <w:r>
-              <w:rPr>
-                <w:rFonts w:ascii="Times New Roman" w:eastAsia="Times New Roman" w:hAnsi="Times New Roman" w:cs="Times New Roman"/>
+            </w:pPr>
+            <w:r>
+              <w:rPr>
+                <w:rFonts w:eastAsia="Times New Roman" w:cs="Times New Roman"/>
+                <w:color w:val="000000"/>
                 <w:sz w:val="32"/>
                 <w:szCs w:val="32"/>
               </w:rPr>
+              <w:t>Hệ đào tạo</w:t>
+            </w:r>
+            <w:r>
+              <w:rPr>
+                <w:rFonts w:eastAsia="Times New Roman" w:cs="Times New Roman"/>
+                <w:color w:val="000000"/>
+                <w:sz w:val="32"/>
+                <w:szCs w:val="32"/>
+              </w:rPr>
+              <w:t>: Sư phạm Tin học(dạy Tin bằng Tiếng Anh)</w:t>
+            </w:r>
+            <w:r>
+              <w:rPr>
+                <w:rFonts w:eastAsia="Times New Roman" w:cs="Times New Roman"/>
+                <w:color w:val="000000"/>
+                <w:sz w:val="32"/>
+                <w:szCs w:val="32"/>
+              </w:rPr>
+              <w:t xml:space="preserve">                             </w:t>
+            </w:r>
+          </w:p>
+          <w:p>
+            <w:pPr>
+              <w:ind w:firstLine="608"/>
+              <w:rPr>
+                <w:rFonts w:eastAsia="Times New Roman" w:cs="Times New Roman"/>
+                <w:color w:val="000000"/>
+                <w:sz w:val="32"/>
+                <w:szCs w:val="32"/>
+              </w:rPr>
+            </w:pPr>
+            <w:r>
+              <w:rPr>
+                <w:rFonts w:eastAsia="Times New Roman" w:cs="Times New Roman"/>
+                <w:color w:val="000000"/>
+                <w:sz w:val="32"/>
+                <w:szCs w:val="32"/>
+              </w:rPr>
+              <w:t xml:space="preserve">Chức vụ hiện nay                  : </w:t>
+            </w:r>
+            <w:r>
+              <w:rPr>
+                <w:rFonts w:eastAsia="Times New Roman" w:cs="Times New Roman"/>
+                <w:sz w:val="32"/>
+                <w:szCs w:val="32"/>
+              </w:rPr>
               <w:t>Giáo viên</w:t>
+            </w:r>
+            <w:r>
+              <w:rPr>
+                <w:rFonts w:eastAsia="Times New Roman" w:cs="Times New Roman"/>
+                <w:sz w:val="32"/>
+                <w:szCs w:val="32"/>
+              </w:rPr>
+              <w:t xml:space="preserve"> Tin học</w:t>
             </w:r>
           </w:p>
           <w:p>
@@ -126,7 +189,7 @@
               <w:ind w:firstLine="608"/>
               <w:jc w:val="center"/>
               <w:rPr>
-                <w:rFonts w:ascii="Times New Roman" w:eastAsia="Times New Roman" w:hAnsi="Times New Roman" w:cs="Times New Roman"/>
+                <w:rFonts w:eastAsia="Times New Roman" w:cs="Times New Roman"/>
                 <w:color w:val="000000"/>
                 <w:sz w:val="26"/>
                 <w:szCs w:val="26"/>
@@ -139,7 +202,7 @@
               <w:ind w:firstLine="608"/>
               <w:jc w:val="center"/>
               <w:rPr>
-                <w:rFonts w:ascii="Times New Roman" w:eastAsia="Times New Roman" w:hAnsi="Times New Roman" w:cs="Times New Roman"/>
+                <w:rFonts w:eastAsia="Times New Roman" w:cs="Times New Roman"/>
                 <w:color w:val="000000"/>
                 <w:sz w:val="26"/>
                 <w:szCs w:val="26"/>
@@ -161,7 +224,7 @@
             <w:pPr>
               <w:jc w:val="center"/>
               <w:rPr>
-                <w:rFonts w:ascii="Times New Roman" w:eastAsia="Times New Roman" w:hAnsi="Times New Roman" w:cs="Times New Roman"/>
+                <w:rFonts w:eastAsia="Times New Roman" w:cs="Times New Roman"/>
                 <w:b/>
                 <w:color w:val="000000"/>
                 <w:sz w:val="32"/>
@@ -170,7 +233,7 @@
             </w:pPr>
             <w:r>
               <w:rPr>
-                <w:rFonts w:ascii="Times New Roman" w:eastAsia="Times New Roman" w:hAnsi="Times New Roman" w:cs="Times New Roman"/>
+                <w:rFonts w:eastAsia="Times New Roman" w:cs="Times New Roman"/>
                 <w:b/>
                 <w:color w:val="000000"/>
                 <w:sz w:val="32"/>
@@ -183,16 +246,13 @@
             <w:pPr>
               <w:jc w:val="center"/>
               <w:rPr>
-                <w:rFonts w:ascii="Times New Roman" w:eastAsia="Times New Roman" w:hAnsi="Times New Roman" w:cs="Times New Roman"/>
+                <w:rFonts w:eastAsia="Times New Roman" w:cs="Times New Roman"/>
                 <w:color w:val="000000"/>
                 <w:sz w:val="32"/>
                 <w:szCs w:val="32"/>
               </w:rPr>
             </w:pPr>
             <w:r>
-              <w:rPr>
-                <w:rFonts w:ascii="Times New Roman" w:hAnsi="Times New Roman"/>
-              </w:rPr>
               <w:t>Lớp: Tiền tiểu học, Lớp 1, 2, 3, 4, 5, 6, 7, 8</w:t>
             </w:r>
           </w:p>
@@ -200,7 +260,7 @@
             <w:pPr>
               <w:spacing w:line="360" w:lineRule="auto"/>
               <w:rPr>
-                <w:rFonts w:ascii="Times New Roman" w:eastAsia="Times New Roman" w:hAnsi="Times New Roman" w:cs="Times New Roman"/>
+                <w:rFonts w:eastAsia="Times New Roman" w:cs="Times New Roman"/>
                 <w:color w:val="000000"/>
                 <w:sz w:val="32"/>
                 <w:szCs w:val="32"/>
@@ -222,7 +282,7 @@
             <w:pPr>
               <w:jc w:val="center"/>
               <w:rPr>
-                <w:rFonts w:ascii="Times New Roman" w:eastAsia="Times New Roman" w:hAnsi="Times New Roman" w:cs="Times New Roman"/>
+                <w:rFonts w:eastAsia="Times New Roman" w:cs="Times New Roman"/>
                 <w:b/>
                 <w:color w:val="000000"/>
                 <w:sz w:val="32"/>
@@ -231,7 +291,7 @@
             </w:pPr>
             <w:r>
               <w:rPr>
-                <w:rFonts w:ascii="Times New Roman" w:eastAsia="Times New Roman" w:hAnsi="Times New Roman" w:cs="Times New Roman"/>
+                <w:rFonts w:eastAsia="Times New Roman" w:cs="Times New Roman"/>
                 <w:b/>
                 <w:color w:val="000000"/>
                 <w:sz w:val="32"/>
@@ -243,14 +303,14 @@
           <w:p>
             <w:pPr>
               <w:rPr>
-                <w:rFonts w:ascii="Times New Roman" w:eastAsia="Times New Roman" w:hAnsi="Times New Roman" w:cs="Times New Roman"/>
+                <w:rFonts w:eastAsia="Times New Roman" w:cs="Times New Roman"/>
                 <w:sz w:val="32"/>
                 <w:szCs w:val="32"/>
               </w:rPr>
             </w:pPr>
             <w:r>
               <w:rPr>
-                <w:rFonts w:ascii="Times New Roman" w:eastAsia="Times New Roman" w:hAnsi="Times New Roman" w:cs="Times New Roman"/>
+                <w:rFonts w:eastAsia="Times New Roman" w:cs="Times New Roman"/>
                 <w:sz w:val="32"/>
                 <w:szCs w:val="32"/>
               </w:rPr>
@@ -260,14 +320,14 @@
           <w:p>
             <w:pPr>
               <w:rPr>
-                <w:rFonts w:ascii="Times New Roman" w:eastAsia="Times New Roman" w:hAnsi="Times New Roman" w:cs="Times New Roman"/>
+                <w:rFonts w:eastAsia="Times New Roman" w:cs="Times New Roman"/>
                 <w:sz w:val="32"/>
                 <w:szCs w:val="32"/>
               </w:rPr>
             </w:pPr>
             <w:r>
               <w:rPr>
-                <w:rFonts w:ascii="Times New Roman" w:eastAsia="Times New Roman" w:hAnsi="Times New Roman" w:cs="Times New Roman"/>
+                <w:rFonts w:eastAsia="Times New Roman" w:cs="Times New Roman"/>
                 <w:sz w:val="32"/>
                 <w:szCs w:val="32"/>
               </w:rPr>
@@ -277,14 +337,14 @@
           <w:p>
             <w:pPr>
               <w:rPr>
-                <w:rFonts w:ascii="Times New Roman" w:eastAsia="Times New Roman" w:hAnsi="Times New Roman" w:cs="Times New Roman"/>
+                <w:rFonts w:eastAsia="Times New Roman" w:cs="Times New Roman"/>
                 <w:sz w:val="32"/>
                 <w:szCs w:val="32"/>
               </w:rPr>
             </w:pPr>
             <w:r>
               <w:rPr>
-                <w:rFonts w:ascii="Times New Roman" w:eastAsia="Times New Roman" w:hAnsi="Times New Roman" w:cs="Times New Roman"/>
+                <w:rFonts w:eastAsia="Times New Roman" w:cs="Times New Roman"/>
                 <w:sz w:val="32"/>
                 <w:szCs w:val="32"/>
               </w:rPr>
@@ -296,7 +356,7 @@
               <w:spacing w:line="360" w:lineRule="auto"/>
               <w:jc w:val="center"/>
               <w:rPr>
-                <w:rFonts w:ascii="Times New Roman" w:eastAsia="Times New Roman" w:hAnsi="Times New Roman" w:cs="Times New Roman"/>
+                <w:rFonts w:eastAsia="Times New Roman" w:cs="Times New Roman"/>
                 <w:color w:val="000000"/>
                 <w:sz w:val="26"/>
                 <w:szCs w:val="26"/>
@@ -308,17 +368,17 @@
               <w:spacing w:line="360" w:lineRule="auto"/>
               <w:jc w:val="center"/>
               <w:rPr>
-                <w:rFonts w:ascii="Times New Roman" w:eastAsia="Times New Roman" w:hAnsi="Times New Roman" w:cs="Times New Roman"/>
-                <w:color w:val="000000"/>
-                <w:sz w:val="26"/>
-                <w:szCs w:val="26"/>
-              </w:rPr>
-            </w:pPr>
-          </w:p>
-          <w:p>
-            <w:pPr>
-              <w:rPr>
-                <w:rFonts w:ascii="Times New Roman" w:eastAsia="Times New Roman" w:hAnsi="Times New Roman" w:cs="Times New Roman"/>
+                <w:rFonts w:eastAsia="Times New Roman" w:cs="Times New Roman"/>
+                <w:color w:val="000000"/>
+                <w:sz w:val="26"/>
+                <w:szCs w:val="26"/>
+              </w:rPr>
+            </w:pPr>
+          </w:p>
+          <w:p>
+            <w:pPr>
+              <w:rPr>
+                <w:rFonts w:eastAsia="Times New Roman" w:cs="Times New Roman"/>
                 <w:b/>
                 <w:i/>
                 <w:color w:val="000000"/>
@@ -331,7 +391,7 @@
             <w:pPr>
               <w:jc w:val="center"/>
               <w:rPr>
-                <w:rFonts w:ascii="Times New Roman" w:eastAsia="Times New Roman" w:hAnsi="Times New Roman" w:cs="Times New Roman"/>
+                <w:rFonts w:eastAsia="Times New Roman" w:cs="Times New Roman"/>
                 <w:b/>
                 <w:i/>
                 <w:color w:val="000000"/>
@@ -341,7 +401,7 @@
             </w:pPr>
             <w:r>
               <w:rPr>
-                <w:rFonts w:ascii="Times New Roman" w:eastAsia="Times New Roman" w:hAnsi="Times New Roman" w:cs="Times New Roman"/>
+                <w:rFonts w:eastAsia="Times New Roman" w:cs="Times New Roman"/>
                 <w:b/>
                 <w:i/>
                 <w:color w:val="000000"/>
@@ -355,7 +415,7 @@
             <w:pPr>
               <w:jc w:val="center"/>
               <w:rPr>
-                <w:rFonts w:ascii="Times New Roman" w:eastAsia="Times New Roman" w:hAnsi="Times New Roman" w:cs="Times New Roman"/>
+                <w:rFonts w:eastAsia="Times New Roman" w:cs="Times New Roman"/>
                 <w:b/>
                 <w:i/>
                 <w:color w:val="000000"/>
@@ -368,7 +428,7 @@
             <w:pPr>
               <w:jc w:val="center"/>
               <w:rPr>
-                <w:rFonts w:ascii="Times New Roman" w:eastAsia="Times New Roman" w:hAnsi="Times New Roman" w:cs="Times New Roman"/>
+                <w:rFonts w:eastAsia="Times New Roman" w:cs="Times New Roman"/>
                 <w:b/>
                 <w:i/>
                 <w:color w:val="000000"/>
@@ -381,7 +441,7 @@
             <w:pPr>
               <w:jc w:val="center"/>
               <w:rPr>
-                <w:rFonts w:ascii="Times New Roman" w:eastAsia="Times New Roman" w:hAnsi="Times New Roman" w:cs="Times New Roman"/>
+                <w:rFonts w:eastAsia="Times New Roman" w:cs="Times New Roman"/>
                 <w:b/>
                 <w:i/>
                 <w:color w:val="000000"/>
@@ -394,7 +454,7 @@
             <w:pPr>
               <w:jc w:val="center"/>
               <w:rPr>
-                <w:rFonts w:ascii="Times New Roman" w:eastAsia="Times New Roman" w:hAnsi="Times New Roman" w:cs="Times New Roman"/>
+                <w:rFonts w:eastAsia="Times New Roman" w:cs="Times New Roman"/>
                 <w:b/>
                 <w:i/>
                 <w:color w:val="000000"/>
@@ -407,7 +467,7 @@
             <w:pPr>
               <w:jc w:val="center"/>
               <w:rPr>
-                <w:rFonts w:ascii="Times New Roman" w:eastAsia="Times New Roman" w:hAnsi="Times New Roman" w:cs="Times New Roman"/>
+                <w:rFonts w:eastAsia="Times New Roman" w:cs="Times New Roman"/>
                 <w:b/>
                 <w:i/>
                 <w:color w:val="000000"/>
@@ -429,7 +489,7 @@
             </w:pPr>
             <w:r>
               <w:rPr>
-                <w:rFonts w:ascii="Times New Roman" w:eastAsia="Times New Roman" w:hAnsi="Times New Roman" w:cs="Times New Roman"/>
+                <w:rFonts w:eastAsia="Times New Roman" w:cs="Times New Roman"/>
                 <w:b/>
                 <w:i/>
                 <w:color w:val="000000"/>
@@ -443,7 +503,7 @@
             <w:pPr>
               <w:jc w:val="right"/>
               <w:rPr>
-                <w:rFonts w:ascii="Times New Roman" w:eastAsia="Times New Roman" w:hAnsi="Times New Roman" w:cs="Times New Roman"/>
+                <w:rFonts w:eastAsia="Times New Roman" w:cs="Times New Roman"/>
                 <w:b/>
                 <w:i/>
                 <w:color w:val="000000"/>
@@ -453,7 +513,7 @@
             </w:pPr>
             <w:r>
               <w:rPr>
-                <w:rFonts w:ascii="Times New Roman" w:eastAsia="Times New Roman" w:hAnsi="Times New Roman" w:cs="Times New Roman"/>
+                <w:rFonts w:eastAsia="Times New Roman" w:cs="Times New Roman"/>
                 <w:b/>
                 <w:i/>
                 <w:color w:val="000000"/>
@@ -467,7 +527,7 @@
             <w:pPr>
               <w:jc w:val="center"/>
               <w:rPr>
-                <w:rFonts w:ascii="Times New Roman" w:eastAsia="Times New Roman" w:hAnsi="Times New Roman" w:cs="Times New Roman"/>
+                <w:rFonts w:eastAsia="Times New Roman" w:cs="Times New Roman"/>
                 <w:b/>
                 <w:color w:val="000000"/>
                 <w:sz w:val="28"/>
@@ -476,7 +536,7 @@
             </w:pPr>
             <w:r>
               <w:rPr>
-                <w:rFonts w:ascii="Times New Roman" w:eastAsia="Times New Roman" w:hAnsi="Times New Roman" w:cs="Times New Roman"/>
+                <w:rFonts w:eastAsia="Times New Roman" w:cs="Times New Roman"/>
                 <w:b/>
                 <w:color w:val="000000"/>
                 <w:sz w:val="28"/>
@@ -489,7 +549,7 @@
             <w:pPr>
               <w:jc w:val="center"/>
               <w:rPr>
-                <w:rFonts w:ascii="Times New Roman" w:eastAsia="Times New Roman" w:hAnsi="Times New Roman" w:cs="Times New Roman"/>
+                <w:rFonts w:eastAsia="Times New Roman" w:cs="Times New Roman"/>
                 <w:i/>
                 <w:color w:val="000000"/>
                 <w:sz w:val="28"/>
@@ -498,7 +558,7 @@
             </w:pPr>
             <w:r>
               <w:rPr>
-                <w:rFonts w:ascii="Times New Roman" w:eastAsia="Times New Roman" w:hAnsi="Times New Roman" w:cs="Times New Roman"/>
+                <w:rFonts w:eastAsia="Times New Roman" w:cs="Times New Roman"/>
                 <w:i/>
                 <w:color w:val="000000"/>
                 <w:sz w:val="28"/>
@@ -511,7 +571,7 @@
             <w:pPr>
               <w:jc w:val="center"/>
               <w:rPr>
-                <w:rFonts w:ascii="Times New Roman" w:eastAsia="Times New Roman" w:hAnsi="Times New Roman" w:cs="Times New Roman"/>
+                <w:rFonts w:eastAsia="Times New Roman" w:cs="Times New Roman"/>
                 <w:i/>
                 <w:color w:val="000000"/>
                 <w:sz w:val="28"/>
@@ -523,7 +583,7 @@
             <w:pPr>
               <w:jc w:val="center"/>
               <w:rPr>
-                <w:rFonts w:ascii="Times New Roman" w:eastAsia="Times New Roman" w:hAnsi="Times New Roman" w:cs="Times New Roman"/>
+                <w:rFonts w:eastAsia="Times New Roman" w:cs="Times New Roman"/>
                 <w:i/>
                 <w:color w:val="000000"/>
                 <w:sz w:val="28"/>
@@ -535,7 +595,7 @@
             <w:pPr>
               <w:jc w:val="center"/>
               <w:rPr>
-                <w:rFonts w:ascii="Times New Roman" w:eastAsia="Times New Roman" w:hAnsi="Times New Roman" w:cs="Times New Roman"/>
+                <w:rFonts w:eastAsia="Times New Roman" w:cs="Times New Roman"/>
                 <w:i/>
                 <w:color w:val="000000"/>
                 <w:sz w:val="28"/>
@@ -547,7 +607,7 @@
             <w:pPr>
               <w:jc w:val="center"/>
               <w:rPr>
-                <w:rFonts w:ascii="Times New Roman" w:eastAsia="Times New Roman" w:hAnsi="Times New Roman" w:cs="Times New Roman"/>
+                <w:rFonts w:eastAsia="Times New Roman" w:cs="Times New Roman"/>
                 <w:i/>
                 <w:color w:val="000000"/>
                 <w:sz w:val="26"/>
@@ -586,9 +646,6 @@
         </w:rPr>
       </w:pPr>
       <w:r>
-        <w:rPr>
-          <w:rFonts w:ascii="Times New Roman" w:hAnsi="Times New Roman"/>
-        </w:rPr>
         <w:t>TUẦN 01 (từ ngày 03/08/2026 đến ngày 07/08/2026)</w:t>
       </w:r>
     </w:p>
@@ -601,9 +658,6 @@
         </w:rPr>
       </w:pPr>
       <w:r>
-        <w:rPr>
-          <w:rFonts w:ascii="Times New Roman" w:hAnsi="Times New Roman"/>
-        </w:rPr>
         <w:t>Ngày 01 tháng 08 năm 2026</w:t>
       </w:r>
     </w:p>
@@ -616,15 +670,24 @@
       </w:pPr>
       <w:r>
         <w:rPr>
-          <w:rFonts w:ascii="Times New Roman" w:hAnsi="Times New Roman"/>
           <w:i/>
         </w:rPr>
-        <w:lastRenderedPageBreak/>
-        <w:t>Buổi…………………..Tuần……(Từ ngày……đến ngày:……….)</w:t>
+        <w:t>Buổi……</w:t>
       </w:r>
       <w:r>
         <w:rPr>
-          <w:rFonts w:ascii="Times New Roman" w:hAnsi="Times New Roman"/>
+          <w:i/>
+        </w:rPr>
+        <w:t>sáng</w:t>
+      </w:r>
+      <w:r>
+        <w:rPr>
+          <w:i/>
+        </w:rPr>
+        <w:t>……..Tuần……(Từ ngày……đến ngày:……….)</w:t>
+      </w:r>
+      <w:r>
+        <w:rPr>
           <w:i/>
         </w:rPr>
         <w:t xml:space="preserve">                                                                                           </w:t>
@@ -635,8 +698,6 @@
         <w:tblStyle w:val="Style14"/>
         <w:tblW w:w="10150" w:type="dxa"/>
         <w:tblInd w:w="-108" w:type="dxa"/>
-        <w:tblLayout w:type="fixed"/>
-        <w:tblLook w:val="04A0" w:firstRow="1" w:lastRow="0" w:firstColumn="1" w:lastColumn="0" w:noHBand="0" w:noVBand="1"/>
         <w:tblBorders>
           <w:top w:val="single" w:sz="4" w:space="0" w:color="000000"/>
           <w:left w:val="single" w:sz="4" w:space="0" w:color="000000"/>
@@ -645,6 +706,8 @@
           <w:insideH w:val="single" w:sz="4" w:space="0" w:color="000000"/>
           <w:insideV w:val="single" w:sz="4" w:space="0" w:color="000000"/>
         </w:tblBorders>
+        <w:tblLayout w:type="fixed"/>
+        <w:tblLook w:val="04A0" w:firstRow="1" w:lastRow="0" w:firstColumn="1" w:lastColumn="0" w:noHBand="0" w:noVBand="1"/>
       </w:tblPr>
       <w:tblGrid>
         <w:gridCol w:w="1237"/>
@@ -674,19 +737,20 @@
             <w:pPr>
               <w:jc w:val="center"/>
               <w:rPr>
-                <w:rFonts w:ascii="Times New Roman" w:eastAsia="Times New Roman" w:hAnsi="Times New Roman" w:cs="Times New Roman"/>
-                <w:b/>
-                <w:sz w:val="26"/>
-                <w:szCs w:val="26"/>
-              </w:rPr>
-            </w:pPr>
-            <w:r>
-              <w:rPr>
-                <w:rFonts w:ascii="Times New Roman" w:eastAsia="Times New Roman" w:hAnsi="Times New Roman" w:cs="Times New Roman"/>
-                <w:b/>
-                <w:sz w:val="26"/>
-                <w:szCs w:val="26"/>
-              </w:rPr>
+                <w:rFonts w:eastAsia="Times New Roman" w:cs="Times New Roman"/>
+                <w:b/>
+                <w:sz w:val="26"/>
+                <w:szCs w:val="26"/>
+              </w:rPr>
+            </w:pPr>
+            <w:r>
+              <w:rPr>
+                <w:rFonts w:eastAsia="Times New Roman" w:cs="Times New Roman"/>
+                <w:b/>
+                <w:sz w:val="26"/>
+                <w:szCs w:val="26"/>
+              </w:rPr>
+              <w:lastRenderedPageBreak/>
               <w:t>Thứ/</w:t>
             </w:r>
           </w:p>
@@ -694,15 +758,15 @@
             <w:pPr>
               <w:jc w:val="center"/>
               <w:rPr>
-                <w:rFonts w:ascii="Times New Roman" w:eastAsia="Times New Roman" w:hAnsi="Times New Roman" w:cs="Times New Roman"/>
-                <w:b/>
-                <w:sz w:val="26"/>
-                <w:szCs w:val="26"/>
-              </w:rPr>
-            </w:pPr>
-            <w:r>
-              <w:rPr>
-                <w:rFonts w:ascii="Times New Roman" w:eastAsia="Times New Roman" w:hAnsi="Times New Roman" w:cs="Times New Roman"/>
+                <w:rFonts w:eastAsia="Times New Roman" w:cs="Times New Roman"/>
+                <w:b/>
+                <w:sz w:val="26"/>
+                <w:szCs w:val="26"/>
+              </w:rPr>
+            </w:pPr>
+            <w:r>
+              <w:rPr>
+                <w:rFonts w:eastAsia="Times New Roman" w:cs="Times New Roman"/>
                 <w:b/>
                 <w:sz w:val="26"/>
                 <w:szCs w:val="26"/>
@@ -726,15 +790,15 @@
             <w:pPr>
               <w:jc w:val="center"/>
               <w:rPr>
-                <w:rFonts w:ascii="Times New Roman" w:eastAsia="Times New Roman" w:hAnsi="Times New Roman" w:cs="Times New Roman"/>
-                <w:b/>
-                <w:sz w:val="26"/>
-                <w:szCs w:val="26"/>
-              </w:rPr>
-            </w:pPr>
-            <w:r>
-              <w:rPr>
-                <w:rFonts w:ascii="Times New Roman" w:eastAsia="Times New Roman" w:hAnsi="Times New Roman" w:cs="Times New Roman"/>
+                <w:rFonts w:eastAsia="Times New Roman" w:cs="Times New Roman"/>
+                <w:b/>
+                <w:sz w:val="26"/>
+                <w:szCs w:val="26"/>
+              </w:rPr>
+            </w:pPr>
+            <w:r>
+              <w:rPr>
+                <w:rFonts w:eastAsia="Times New Roman" w:cs="Times New Roman"/>
                 <w:b/>
                 <w:sz w:val="26"/>
                 <w:szCs w:val="26"/>
@@ -758,15 +822,15 @@
             <w:pPr>
               <w:jc w:val="center"/>
               <w:rPr>
-                <w:rFonts w:ascii="Times New Roman" w:eastAsia="Times New Roman" w:hAnsi="Times New Roman" w:cs="Times New Roman"/>
-                <w:b/>
-                <w:sz w:val="26"/>
-                <w:szCs w:val="26"/>
-              </w:rPr>
-            </w:pPr>
-            <w:r>
-              <w:rPr>
-                <w:rFonts w:ascii="Times New Roman" w:eastAsia="Times New Roman" w:hAnsi="Times New Roman" w:cs="Times New Roman"/>
+                <w:rFonts w:eastAsia="Times New Roman" w:cs="Times New Roman"/>
+                <w:b/>
+                <w:sz w:val="26"/>
+                <w:szCs w:val="26"/>
+              </w:rPr>
+            </w:pPr>
+            <w:r>
+              <w:rPr>
+                <w:rFonts w:eastAsia="Times New Roman" w:cs="Times New Roman"/>
                 <w:b/>
                 <w:sz w:val="26"/>
                 <w:szCs w:val="26"/>
@@ -790,15 +854,15 @@
             <w:pPr>
               <w:jc w:val="center"/>
               <w:rPr>
-                <w:rFonts w:ascii="Times New Roman" w:eastAsia="Times New Roman" w:hAnsi="Times New Roman" w:cs="Times New Roman"/>
-                <w:b/>
-                <w:sz w:val="26"/>
-                <w:szCs w:val="26"/>
-              </w:rPr>
-            </w:pPr>
-            <w:r>
-              <w:rPr>
-                <w:rFonts w:ascii="Times New Roman" w:eastAsia="Times New Roman" w:hAnsi="Times New Roman" w:cs="Times New Roman"/>
+                <w:rFonts w:eastAsia="Times New Roman" w:cs="Times New Roman"/>
+                <w:b/>
+                <w:sz w:val="26"/>
+                <w:szCs w:val="26"/>
+              </w:rPr>
+            </w:pPr>
+            <w:r>
+              <w:rPr>
+                <w:rFonts w:eastAsia="Times New Roman" w:cs="Times New Roman"/>
                 <w:b/>
                 <w:sz w:val="26"/>
                 <w:szCs w:val="26"/>
@@ -822,15 +886,15 @@
             <w:pPr>
               <w:jc w:val="center"/>
               <w:rPr>
-                <w:rFonts w:ascii="Times New Roman" w:eastAsia="Times New Roman" w:hAnsi="Times New Roman" w:cs="Times New Roman"/>
-                <w:b/>
-                <w:sz w:val="26"/>
-                <w:szCs w:val="26"/>
-              </w:rPr>
-            </w:pPr>
-            <w:r>
-              <w:rPr>
-                <w:rFonts w:ascii="Times New Roman" w:eastAsia="Times New Roman" w:hAnsi="Times New Roman" w:cs="Times New Roman"/>
+                <w:rFonts w:eastAsia="Times New Roman" w:cs="Times New Roman"/>
+                <w:b/>
+                <w:sz w:val="26"/>
+                <w:szCs w:val="26"/>
+              </w:rPr>
+            </w:pPr>
+            <w:r>
+              <w:rPr>
+                <w:rFonts w:eastAsia="Times New Roman" w:cs="Times New Roman"/>
                 <w:b/>
                 <w:sz w:val="26"/>
                 <w:szCs w:val="26"/>
@@ -854,15 +918,15 @@
             <w:pPr>
               <w:jc w:val="center"/>
               <w:rPr>
-                <w:rFonts w:ascii="Times New Roman" w:eastAsia="Times New Roman" w:hAnsi="Times New Roman" w:cs="Times New Roman"/>
-                <w:b/>
-                <w:sz w:val="26"/>
-                <w:szCs w:val="26"/>
-              </w:rPr>
-            </w:pPr>
-            <w:r>
-              <w:rPr>
-                <w:rFonts w:ascii="Times New Roman" w:eastAsia="Times New Roman" w:hAnsi="Times New Roman" w:cs="Times New Roman"/>
+                <w:rFonts w:eastAsia="Times New Roman" w:cs="Times New Roman"/>
+                <w:b/>
+                <w:sz w:val="26"/>
+                <w:szCs w:val="26"/>
+              </w:rPr>
+            </w:pPr>
+            <w:r>
+              <w:rPr>
+                <w:rFonts w:eastAsia="Times New Roman" w:cs="Times New Roman"/>
                 <w:b/>
                 <w:sz w:val="26"/>
                 <w:szCs w:val="26"/>
@@ -886,15 +950,15 @@
             <w:pPr>
               <w:jc w:val="center"/>
               <w:rPr>
-                <w:rFonts w:ascii="Times New Roman" w:eastAsia="Times New Roman" w:hAnsi="Times New Roman" w:cs="Times New Roman"/>
-                <w:b/>
-                <w:sz w:val="26"/>
-                <w:szCs w:val="26"/>
-              </w:rPr>
-            </w:pPr>
-            <w:r>
-              <w:rPr>
-                <w:rFonts w:ascii="Times New Roman" w:eastAsia="Times New Roman" w:hAnsi="Times New Roman" w:cs="Times New Roman"/>
+                <w:rFonts w:eastAsia="Times New Roman" w:cs="Times New Roman"/>
+                <w:b/>
+                <w:sz w:val="26"/>
+                <w:szCs w:val="26"/>
+              </w:rPr>
+            </w:pPr>
+            <w:r>
+              <w:rPr>
+                <w:rFonts w:eastAsia="Times New Roman" w:cs="Times New Roman"/>
                 <w:b/>
                 <w:sz w:val="26"/>
                 <w:szCs w:val="26"/>
@@ -907,15 +971,14 @@
       <w:tr>
         <w:tc>
           <w:tcPr>
-            <w:tcW w:type="dxa" w:w="1237"/>
-          </w:tcPr>
-          <w:p>
-            <w:pPr>
-              <w:jc w:val="center"/>
-            </w:pPr>
-            <w:r>
-              <w:rPr>
-                <w:rFonts w:ascii="Times New Roman" w:hAnsi="Times New Roman"/>
+            <w:tcW w:w="1237" w:type="dxa"/>
+          </w:tcPr>
+          <w:p>
+            <w:pPr>
+              <w:jc w:val="center"/>
+            </w:pPr>
+            <w:r>
+              <w:rPr>
                 <w:sz w:val="26"/>
               </w:rPr>
               <w:t>Hai (03/08)</w:t>
@@ -924,15 +987,14 @@
         </w:tc>
         <w:tc>
           <w:tcPr>
-            <w:tcW w:type="dxa" w:w="846"/>
-          </w:tcPr>
-          <w:p>
-            <w:pPr>
-              <w:jc w:val="center"/>
-            </w:pPr>
-            <w:r>
-              <w:rPr>
-                <w:rFonts w:ascii="Times New Roman" w:hAnsi="Times New Roman"/>
+            <w:tcW w:w="846" w:type="dxa"/>
+          </w:tcPr>
+          <w:p>
+            <w:pPr>
+              <w:jc w:val="center"/>
+            </w:pPr>
+            <w:r>
+              <w:rPr>
                 <w:sz w:val="26"/>
               </w:rPr>
               <w:t>4</w:t>
@@ -941,15 +1003,14 @@
         </w:tc>
         <w:tc>
           <w:tcPr>
-            <w:tcW w:type="dxa" w:w="987"/>
-          </w:tcPr>
-          <w:p>
-            <w:pPr>
-              <w:jc w:val="center"/>
-            </w:pPr>
-            <w:r>
-              <w:rPr>
-                <w:rFonts w:ascii="Times New Roman" w:hAnsi="Times New Roman"/>
+            <w:tcW w:w="987" w:type="dxa"/>
+          </w:tcPr>
+          <w:p>
+            <w:pPr>
+              <w:jc w:val="center"/>
+            </w:pPr>
+            <w:r>
+              <w:rPr>
                 <w:sz w:val="26"/>
               </w:rPr>
               <w:t>1</w:t>
@@ -958,15 +1019,14 @@
         </w:tc>
         <w:tc>
           <w:tcPr>
-            <w:tcW w:type="dxa" w:w="1394"/>
-          </w:tcPr>
-          <w:p>
-            <w:pPr>
-              <w:jc w:val="center"/>
-            </w:pPr>
-            <w:r>
-              <w:rPr>
-                <w:rFonts w:ascii="Times New Roman" w:hAnsi="Times New Roman"/>
+            <w:tcW w:w="1394" w:type="dxa"/>
+          </w:tcPr>
+          <w:p>
+            <w:pPr>
+              <w:jc w:val="center"/>
+            </w:pPr>
+            <w:r>
+              <w:rPr>
                 <w:sz w:val="26"/>
               </w:rPr>
               <w:t>Tin học</w:t>
@@ -975,15 +1035,14 @@
         </w:tc>
         <w:tc>
           <w:tcPr>
-            <w:tcW w:type="dxa" w:w="752"/>
-          </w:tcPr>
-          <w:p>
-            <w:pPr>
-              <w:jc w:val="center"/>
-            </w:pPr>
-            <w:r>
-              <w:rPr>
-                <w:rFonts w:ascii="Times New Roman" w:hAnsi="Times New Roman"/>
+            <w:tcW w:w="752" w:type="dxa"/>
+          </w:tcPr>
+          <w:p>
+            <w:pPr>
+              <w:jc w:val="center"/>
+            </w:pPr>
+            <w:r>
+              <w:rPr>
                 <w:sz w:val="26"/>
               </w:rPr>
               <w:t>1A1</w:t>
@@ -992,15 +1051,11 @@
         </w:tc>
         <w:tc>
           <w:tcPr>
-            <w:tcW w:type="dxa" w:w="3838"/>
-          </w:tcPr>
-          <w:p>
-            <w:pPr>
-              <w:jc w:val="left"/>
-            </w:pPr>
-            <w:r>
-              <w:rPr>
-                <w:rFonts w:ascii="Times New Roman" w:hAnsi="Times New Roman"/>
+            <w:tcW w:w="3838" w:type="dxa"/>
+          </w:tcPr>
+          <w:p>
+            <w:r>
+              <w:rPr>
                 <w:sz w:val="26"/>
               </w:rPr>
               <w:t>Tiết 0: Định hướng môn học</w:t>
@@ -1009,15 +1064,11 @@
         </w:tc>
         <w:tc>
           <w:tcPr>
-            <w:tcW w:type="dxa" w:w="1096"/>
-          </w:tcPr>
-          <w:p>
-            <w:pPr>
-              <w:jc w:val="left"/>
-            </w:pPr>
-            <w:r>
-              <w:rPr>
-                <w:rFonts w:ascii="Times New Roman" w:hAnsi="Times New Roman"/>
+            <w:tcW w:w="1096" w:type="dxa"/>
+          </w:tcPr>
+          <w:p>
+            <w:r>
+              <w:rPr>
                 <w:sz w:val="26"/>
               </w:rPr>
               <w:t>Phòng Tin học</w:t>
@@ -1028,7 +1079,7 @@
       <w:tr>
         <w:tc>
           <w:tcPr>
-            <w:tcW w:type="dxa" w:w="1237"/>
+            <w:tcW w:w="1237" w:type="dxa"/>
             <w:vMerge w:val="restart"/>
           </w:tcPr>
           <w:p>
@@ -1037,7 +1088,6 @@
             </w:pPr>
             <w:r>
               <w:rPr>
-                <w:rFonts w:ascii="Times New Roman" w:hAnsi="Times New Roman"/>
                 <w:sz w:val="26"/>
               </w:rPr>
               <w:t>Ba (04/08)</w:t>
@@ -1047,26 +1097,18 @@
             <w:pPr>
               <w:jc w:val="center"/>
             </w:pPr>
-            <w:r>
-              <w:rPr>
-                <w:rFonts w:ascii="Times New Roman" w:hAnsi="Times New Roman"/>
-                <w:sz w:val="26"/>
-              </w:rPr>
-              <w:t>Ba (04/08)</w:t>
-            </w:r>
-          </w:p>
-        </w:tc>
-        <w:tc>
-          <w:tcPr>
-            <w:tcW w:type="dxa" w:w="846"/>
-          </w:tcPr>
-          <w:p>
-            <w:pPr>
-              <w:jc w:val="center"/>
-            </w:pPr>
-            <w:r>
-              <w:rPr>
-                <w:rFonts w:ascii="Times New Roman" w:hAnsi="Times New Roman"/>
+          </w:p>
+        </w:tc>
+        <w:tc>
+          <w:tcPr>
+            <w:tcW w:w="846" w:type="dxa"/>
+          </w:tcPr>
+          <w:p>
+            <w:pPr>
+              <w:jc w:val="center"/>
+            </w:pPr>
+            <w:r>
+              <w:rPr>
                 <w:sz w:val="26"/>
               </w:rPr>
               <w:t>3</w:t>
@@ -1075,15 +1117,14 @@
         </w:tc>
         <w:tc>
           <w:tcPr>
-            <w:tcW w:type="dxa" w:w="987"/>
-          </w:tcPr>
-          <w:p>
-            <w:pPr>
-              <w:jc w:val="center"/>
-            </w:pPr>
-            <w:r>
-              <w:rPr>
-                <w:rFonts w:ascii="Times New Roman" w:hAnsi="Times New Roman"/>
+            <w:tcW w:w="987" w:type="dxa"/>
+          </w:tcPr>
+          <w:p>
+            <w:pPr>
+              <w:jc w:val="center"/>
+            </w:pPr>
+            <w:r>
+              <w:rPr>
                 <w:sz w:val="26"/>
               </w:rPr>
               <w:t>1</w:t>
@@ -1092,15 +1133,14 @@
         </w:tc>
         <w:tc>
           <w:tcPr>
-            <w:tcW w:type="dxa" w:w="1394"/>
-          </w:tcPr>
-          <w:p>
-            <w:pPr>
-              <w:jc w:val="center"/>
-            </w:pPr>
-            <w:r>
-              <w:rPr>
-                <w:rFonts w:ascii="Times New Roman" w:hAnsi="Times New Roman"/>
+            <w:tcW w:w="1394" w:type="dxa"/>
+          </w:tcPr>
+          <w:p>
+            <w:pPr>
+              <w:jc w:val="center"/>
+            </w:pPr>
+            <w:r>
+              <w:rPr>
                 <w:sz w:val="26"/>
               </w:rPr>
               <w:t>Tin học</w:t>
@@ -1109,15 +1149,14 @@
         </w:tc>
         <w:tc>
           <w:tcPr>
-            <w:tcW w:type="dxa" w:w="752"/>
-          </w:tcPr>
-          <w:p>
-            <w:pPr>
-              <w:jc w:val="center"/>
-            </w:pPr>
-            <w:r>
-              <w:rPr>
-                <w:rFonts w:ascii="Times New Roman" w:hAnsi="Times New Roman"/>
+            <w:tcW w:w="752" w:type="dxa"/>
+          </w:tcPr>
+          <w:p>
+            <w:pPr>
+              <w:jc w:val="center"/>
+            </w:pPr>
+            <w:r>
+              <w:rPr>
                 <w:sz w:val="26"/>
               </w:rPr>
               <w:t>5C1</w:t>
@@ -1126,15 +1165,11 @@
         </w:tc>
         <w:tc>
           <w:tcPr>
-            <w:tcW w:type="dxa" w:w="3838"/>
-          </w:tcPr>
-          <w:p>
-            <w:pPr>
-              <w:jc w:val="left"/>
-            </w:pPr>
-            <w:r>
-              <w:rPr>
-                <w:rFonts w:ascii="Times New Roman" w:hAnsi="Times New Roman"/>
+            <w:tcW w:w="3838" w:type="dxa"/>
+          </w:tcPr>
+          <w:p>
+            <w:r>
+              <w:rPr>
                 <w:sz w:val="26"/>
               </w:rPr>
               <w:t>Tiết 0: Định hướng môn học</w:t>
@@ -1143,15 +1178,11 @@
         </w:tc>
         <w:tc>
           <w:tcPr>
-            <w:tcW w:type="dxa" w:w="1096"/>
-          </w:tcPr>
-          <w:p>
-            <w:pPr>
-              <w:jc w:val="left"/>
-            </w:pPr>
-            <w:r>
-              <w:rPr>
-                <w:rFonts w:ascii="Times New Roman" w:hAnsi="Times New Roman"/>
+            <w:tcW w:w="1096" w:type="dxa"/>
+          </w:tcPr>
+          <w:p>
+            <w:r>
+              <w:rPr>
                 <w:sz w:val="26"/>
               </w:rPr>
               <w:t>Phòng Tin học</w:t>
@@ -1162,22 +1193,21 @@
       <w:tr>
         <w:tc>
           <w:tcPr>
-            <w:tcW w:type="dxa" w:w="1237"/>
+            <w:tcW w:w="1237" w:type="dxa"/>
             <w:vMerge/>
           </w:tcPr>
           <w:p/>
         </w:tc>
         <w:tc>
           <w:tcPr>
-            <w:tcW w:type="dxa" w:w="846"/>
-          </w:tcPr>
-          <w:p>
-            <w:pPr>
-              <w:jc w:val="center"/>
-            </w:pPr>
-            <w:r>
-              <w:rPr>
-                <w:rFonts w:ascii="Times New Roman" w:hAnsi="Times New Roman"/>
+            <w:tcW w:w="846" w:type="dxa"/>
+          </w:tcPr>
+          <w:p>
+            <w:pPr>
+              <w:jc w:val="center"/>
+            </w:pPr>
+            <w:r>
+              <w:rPr>
                 <w:sz w:val="26"/>
               </w:rPr>
               <w:t>4</w:t>
@@ -1186,15 +1216,14 @@
         </w:tc>
         <w:tc>
           <w:tcPr>
-            <w:tcW w:type="dxa" w:w="987"/>
-          </w:tcPr>
-          <w:p>
-            <w:pPr>
-              <w:jc w:val="center"/>
-            </w:pPr>
-            <w:r>
-              <w:rPr>
-                <w:rFonts w:ascii="Times New Roman" w:hAnsi="Times New Roman"/>
+            <w:tcW w:w="987" w:type="dxa"/>
+          </w:tcPr>
+          <w:p>
+            <w:pPr>
+              <w:jc w:val="center"/>
+            </w:pPr>
+            <w:r>
+              <w:rPr>
                 <w:sz w:val="26"/>
               </w:rPr>
               <w:t>1</w:t>
@@ -1203,15 +1232,14 @@
         </w:tc>
         <w:tc>
           <w:tcPr>
-            <w:tcW w:type="dxa" w:w="1394"/>
-          </w:tcPr>
-          <w:p>
-            <w:pPr>
-              <w:jc w:val="center"/>
-            </w:pPr>
-            <w:r>
-              <w:rPr>
-                <w:rFonts w:ascii="Times New Roman" w:hAnsi="Times New Roman"/>
+            <w:tcW w:w="1394" w:type="dxa"/>
+          </w:tcPr>
+          <w:p>
+            <w:pPr>
+              <w:jc w:val="center"/>
+            </w:pPr>
+            <w:r>
+              <w:rPr>
                 <w:sz w:val="26"/>
               </w:rPr>
               <w:t>Robotics</w:t>
@@ -1220,15 +1248,14 @@
         </w:tc>
         <w:tc>
           <w:tcPr>
-            <w:tcW w:type="dxa" w:w="752"/>
-          </w:tcPr>
-          <w:p>
-            <w:pPr>
-              <w:jc w:val="center"/>
-            </w:pPr>
-            <w:r>
-              <w:rPr>
-                <w:rFonts w:ascii="Times New Roman" w:hAnsi="Times New Roman"/>
+            <w:tcW w:w="752" w:type="dxa"/>
+          </w:tcPr>
+          <w:p>
+            <w:pPr>
+              <w:jc w:val="center"/>
+            </w:pPr>
+            <w:r>
+              <w:rPr>
                 <w:sz w:val="26"/>
               </w:rPr>
               <w:t>5C1</w:t>
@@ -1237,15 +1264,11 @@
         </w:tc>
         <w:tc>
           <w:tcPr>
-            <w:tcW w:type="dxa" w:w="3838"/>
-          </w:tcPr>
-          <w:p>
-            <w:pPr>
-              <w:jc w:val="left"/>
-            </w:pPr>
-            <w:r>
-              <w:rPr>
-                <w:rFonts w:ascii="Times New Roman" w:hAnsi="Times New Roman"/>
+            <w:tcW w:w="3838" w:type="dxa"/>
+          </w:tcPr>
+          <w:p>
+            <w:r>
+              <w:rPr>
                 <w:sz w:val="26"/>
               </w:rPr>
               <w:t>Tiết 0: Định hướng môn học</w:t>
@@ -1254,15 +1277,11 @@
         </w:tc>
         <w:tc>
           <w:tcPr>
-            <w:tcW w:type="dxa" w:w="1096"/>
-          </w:tcPr>
-          <w:p>
-            <w:pPr>
-              <w:jc w:val="left"/>
-            </w:pPr>
-            <w:r>
-              <w:rPr>
-                <w:rFonts w:ascii="Times New Roman" w:hAnsi="Times New Roman"/>
+            <w:tcW w:w="1096" w:type="dxa"/>
+          </w:tcPr>
+          <w:p>
+            <w:r>
+              <w:rPr>
                 <w:sz w:val="26"/>
               </w:rPr>
               <w:t>Bộ Kit Robotics</w:t>
@@ -1273,7 +1292,7 @@
       <w:tr>
         <w:tc>
           <w:tcPr>
-            <w:tcW w:type="dxa" w:w="1237"/>
+            <w:tcW w:w="1237" w:type="dxa"/>
             <w:vMerge w:val="restart"/>
           </w:tcPr>
           <w:p>
@@ -1282,7 +1301,6 @@
             </w:pPr>
             <w:r>
               <w:rPr>
-                <w:rFonts w:ascii="Times New Roman" w:hAnsi="Times New Roman"/>
                 <w:sz w:val="26"/>
               </w:rPr>
               <w:t>Tư (05/08)</w:t>
@@ -1292,26 +1310,18 @@
             <w:pPr>
               <w:jc w:val="center"/>
             </w:pPr>
-            <w:r>
-              <w:rPr>
-                <w:rFonts w:ascii="Times New Roman" w:hAnsi="Times New Roman"/>
-                <w:sz w:val="26"/>
-              </w:rPr>
-              <w:t>Tư (05/08)</w:t>
-            </w:r>
-          </w:p>
-        </w:tc>
-        <w:tc>
-          <w:tcPr>
-            <w:tcW w:type="dxa" w:w="846"/>
-          </w:tcPr>
-          <w:p>
-            <w:pPr>
-              <w:jc w:val="center"/>
-            </w:pPr>
-            <w:r>
-              <w:rPr>
-                <w:rFonts w:ascii="Times New Roman" w:hAnsi="Times New Roman"/>
+          </w:p>
+        </w:tc>
+        <w:tc>
+          <w:tcPr>
+            <w:tcW w:w="846" w:type="dxa"/>
+          </w:tcPr>
+          <w:p>
+            <w:pPr>
+              <w:jc w:val="center"/>
+            </w:pPr>
+            <w:r>
+              <w:rPr>
                 <w:sz w:val="26"/>
               </w:rPr>
               <w:t>2</w:t>
@@ -1320,15 +1330,14 @@
         </w:tc>
         <w:tc>
           <w:tcPr>
-            <w:tcW w:type="dxa" w:w="987"/>
-          </w:tcPr>
-          <w:p>
-            <w:pPr>
-              <w:jc w:val="center"/>
-            </w:pPr>
-            <w:r>
-              <w:rPr>
-                <w:rFonts w:ascii="Times New Roman" w:hAnsi="Times New Roman"/>
+            <w:tcW w:w="987" w:type="dxa"/>
+          </w:tcPr>
+          <w:p>
+            <w:pPr>
+              <w:jc w:val="center"/>
+            </w:pPr>
+            <w:r>
+              <w:rPr>
                 <w:sz w:val="26"/>
               </w:rPr>
               <w:t>1</w:t>
@@ -1337,15 +1346,14 @@
         </w:tc>
         <w:tc>
           <w:tcPr>
-            <w:tcW w:type="dxa" w:w="1394"/>
-          </w:tcPr>
-          <w:p>
-            <w:pPr>
-              <w:jc w:val="center"/>
-            </w:pPr>
-            <w:r>
-              <w:rPr>
-                <w:rFonts w:ascii="Times New Roman" w:hAnsi="Times New Roman"/>
+            <w:tcW w:w="1394" w:type="dxa"/>
+          </w:tcPr>
+          <w:p>
+            <w:pPr>
+              <w:jc w:val="center"/>
+            </w:pPr>
+            <w:r>
+              <w:rPr>
                 <w:sz w:val="26"/>
               </w:rPr>
               <w:t>Robotics</w:t>
@@ -1354,15 +1362,14 @@
         </w:tc>
         <w:tc>
           <w:tcPr>
-            <w:tcW w:type="dxa" w:w="752"/>
-          </w:tcPr>
-          <w:p>
-            <w:pPr>
-              <w:jc w:val="center"/>
-            </w:pPr>
-            <w:r>
-              <w:rPr>
-                <w:rFonts w:ascii="Times New Roman" w:hAnsi="Times New Roman"/>
+            <w:tcW w:w="752" w:type="dxa"/>
+          </w:tcPr>
+          <w:p>
+            <w:pPr>
+              <w:jc w:val="center"/>
+            </w:pPr>
+            <w:r>
+              <w:rPr>
                 <w:sz w:val="26"/>
               </w:rPr>
               <w:t>3A1</w:t>
@@ -1371,15 +1378,11 @@
         </w:tc>
         <w:tc>
           <w:tcPr>
-            <w:tcW w:type="dxa" w:w="3838"/>
-          </w:tcPr>
-          <w:p>
-            <w:pPr>
-              <w:jc w:val="left"/>
-            </w:pPr>
-            <w:r>
-              <w:rPr>
-                <w:rFonts w:ascii="Times New Roman" w:hAnsi="Times New Roman"/>
+            <w:tcW w:w="3838" w:type="dxa"/>
+          </w:tcPr>
+          <w:p>
+            <w:r>
+              <w:rPr>
                 <w:sz w:val="26"/>
               </w:rPr>
               <w:t>Tiết 0: Định hướng môn học</w:t>
@@ -1388,15 +1391,11 @@
         </w:tc>
         <w:tc>
           <w:tcPr>
-            <w:tcW w:type="dxa" w:w="1096"/>
-          </w:tcPr>
-          <w:p>
-            <w:pPr>
-              <w:jc w:val="left"/>
-            </w:pPr>
-            <w:r>
-              <w:rPr>
-                <w:rFonts w:ascii="Times New Roman" w:hAnsi="Times New Roman"/>
+            <w:tcW w:w="1096" w:type="dxa"/>
+          </w:tcPr>
+          <w:p>
+            <w:r>
+              <w:rPr>
                 <w:sz w:val="26"/>
               </w:rPr>
               <w:t>Bộ Kit Robotics</w:t>
@@ -1407,22 +1406,21 @@
       <w:tr>
         <w:tc>
           <w:tcPr>
-            <w:tcW w:type="dxa" w:w="1237"/>
+            <w:tcW w:w="1237" w:type="dxa"/>
             <w:vMerge/>
           </w:tcPr>
           <w:p/>
         </w:tc>
         <w:tc>
           <w:tcPr>
-            <w:tcW w:type="dxa" w:w="846"/>
-          </w:tcPr>
-          <w:p>
-            <w:pPr>
-              <w:jc w:val="center"/>
-            </w:pPr>
-            <w:r>
-              <w:rPr>
-                <w:rFonts w:ascii="Times New Roman" w:hAnsi="Times New Roman"/>
+            <w:tcW w:w="846" w:type="dxa"/>
+          </w:tcPr>
+          <w:p>
+            <w:pPr>
+              <w:jc w:val="center"/>
+            </w:pPr>
+            <w:r>
+              <w:rPr>
                 <w:sz w:val="26"/>
               </w:rPr>
               <w:t>4</w:t>
@@ -1431,15 +1429,14 @@
         </w:tc>
         <w:tc>
           <w:tcPr>
-            <w:tcW w:type="dxa" w:w="987"/>
-          </w:tcPr>
-          <w:p>
-            <w:pPr>
-              <w:jc w:val="center"/>
-            </w:pPr>
-            <w:r>
-              <w:rPr>
-                <w:rFonts w:ascii="Times New Roman" w:hAnsi="Times New Roman"/>
+            <w:tcW w:w="987" w:type="dxa"/>
+          </w:tcPr>
+          <w:p>
+            <w:pPr>
+              <w:jc w:val="center"/>
+            </w:pPr>
+            <w:r>
+              <w:rPr>
                 <w:sz w:val="26"/>
               </w:rPr>
               <w:t>1</w:t>
@@ -1448,15 +1445,14 @@
         </w:tc>
         <w:tc>
           <w:tcPr>
-            <w:tcW w:type="dxa" w:w="1394"/>
-          </w:tcPr>
-          <w:p>
-            <w:pPr>
-              <w:jc w:val="center"/>
-            </w:pPr>
-            <w:r>
-              <w:rPr>
-                <w:rFonts w:ascii="Times New Roman" w:hAnsi="Times New Roman"/>
+            <w:tcW w:w="1394" w:type="dxa"/>
+          </w:tcPr>
+          <w:p>
+            <w:pPr>
+              <w:jc w:val="center"/>
+            </w:pPr>
+            <w:r>
+              <w:rPr>
                 <w:sz w:val="26"/>
               </w:rPr>
               <w:t>Tin học</w:t>
@@ -1465,15 +1461,14 @@
         </w:tc>
         <w:tc>
           <w:tcPr>
-            <w:tcW w:type="dxa" w:w="752"/>
-          </w:tcPr>
-          <w:p>
-            <w:pPr>
-              <w:jc w:val="center"/>
-            </w:pPr>
-            <w:r>
-              <w:rPr>
-                <w:rFonts w:ascii="Times New Roman" w:hAnsi="Times New Roman"/>
+            <w:tcW w:w="752" w:type="dxa"/>
+          </w:tcPr>
+          <w:p>
+            <w:pPr>
+              <w:jc w:val="center"/>
+            </w:pPr>
+            <w:r>
+              <w:rPr>
                 <w:sz w:val="26"/>
               </w:rPr>
               <w:t>3C1</w:t>
@@ -1482,15 +1477,11 @@
         </w:tc>
         <w:tc>
           <w:tcPr>
-            <w:tcW w:type="dxa" w:w="3838"/>
-          </w:tcPr>
-          <w:p>
-            <w:pPr>
-              <w:jc w:val="left"/>
-            </w:pPr>
-            <w:r>
-              <w:rPr>
-                <w:rFonts w:ascii="Times New Roman" w:hAnsi="Times New Roman"/>
+            <w:tcW w:w="3838" w:type="dxa"/>
+          </w:tcPr>
+          <w:p>
+            <w:r>
+              <w:rPr>
                 <w:sz w:val="26"/>
               </w:rPr>
               <w:t>Tiết 0: Định hướng môn học</w:t>
@@ -1499,15 +1490,11 @@
         </w:tc>
         <w:tc>
           <w:tcPr>
-            <w:tcW w:type="dxa" w:w="1096"/>
-          </w:tcPr>
-          <w:p>
-            <w:pPr>
-              <w:jc w:val="left"/>
-            </w:pPr>
-            <w:r>
-              <w:rPr>
-                <w:rFonts w:ascii="Times New Roman" w:hAnsi="Times New Roman"/>
+            <w:tcW w:w="1096" w:type="dxa"/>
+          </w:tcPr>
+          <w:p>
+            <w:r>
+              <w:rPr>
                 <w:sz w:val="26"/>
               </w:rPr>
               <w:t>Phòng Tin học</w:t>
@@ -1518,7 +1505,7 @@
       <w:tr>
         <w:tc>
           <w:tcPr>
-            <w:tcW w:type="dxa" w:w="1237"/>
+            <w:tcW w:w="1237" w:type="dxa"/>
             <w:vMerge w:val="restart"/>
           </w:tcPr>
           <w:p>
@@ -1527,7 +1514,6 @@
             </w:pPr>
             <w:r>
               <w:rPr>
-                <w:rFonts w:ascii="Times New Roman" w:hAnsi="Times New Roman"/>
                 <w:sz w:val="26"/>
               </w:rPr>
               <w:t>Năm (06/08)</w:t>
@@ -1537,38 +1523,18 @@
             <w:pPr>
               <w:jc w:val="center"/>
             </w:pPr>
-            <w:r>
-              <w:rPr>
-                <w:rFonts w:ascii="Times New Roman" w:hAnsi="Times New Roman"/>
-                <w:sz w:val="26"/>
-              </w:rPr>
-              <w:t>Năm (06/08)</w:t>
-            </w:r>
-          </w:p>
-          <w:p>
-            <w:pPr>
-              <w:jc w:val="center"/>
-            </w:pPr>
-            <w:r>
-              <w:rPr>
-                <w:rFonts w:ascii="Times New Roman" w:hAnsi="Times New Roman"/>
-                <w:sz w:val="26"/>
-              </w:rPr>
-              <w:t>Năm (06/08)</w:t>
-            </w:r>
-          </w:p>
-        </w:tc>
-        <w:tc>
-          <w:tcPr>
-            <w:tcW w:type="dxa" w:w="846"/>
-          </w:tcPr>
-          <w:p>
-            <w:pPr>
-              <w:jc w:val="center"/>
-            </w:pPr>
-            <w:r>
-              <w:rPr>
-                <w:rFonts w:ascii="Times New Roman" w:hAnsi="Times New Roman"/>
+          </w:p>
+        </w:tc>
+        <w:tc>
+          <w:tcPr>
+            <w:tcW w:w="846" w:type="dxa"/>
+          </w:tcPr>
+          <w:p>
+            <w:pPr>
+              <w:jc w:val="center"/>
+            </w:pPr>
+            <w:r>
+              <w:rPr>
                 <w:sz w:val="26"/>
               </w:rPr>
               <w:t>1</w:t>
@@ -1577,15 +1543,14 @@
         </w:tc>
         <w:tc>
           <w:tcPr>
-            <w:tcW w:type="dxa" w:w="987"/>
-          </w:tcPr>
-          <w:p>
-            <w:pPr>
-              <w:jc w:val="center"/>
-            </w:pPr>
-            <w:r>
-              <w:rPr>
-                <w:rFonts w:ascii="Times New Roman" w:hAnsi="Times New Roman"/>
+            <w:tcW w:w="987" w:type="dxa"/>
+          </w:tcPr>
+          <w:p>
+            <w:pPr>
+              <w:jc w:val="center"/>
+            </w:pPr>
+            <w:r>
+              <w:rPr>
                 <w:sz w:val="26"/>
               </w:rPr>
               <w:t>1</w:t>
@@ -1594,15 +1559,14 @@
         </w:tc>
         <w:tc>
           <w:tcPr>
-            <w:tcW w:type="dxa" w:w="1394"/>
-          </w:tcPr>
-          <w:p>
-            <w:pPr>
-              <w:jc w:val="center"/>
-            </w:pPr>
-            <w:r>
-              <w:rPr>
-                <w:rFonts w:ascii="Times New Roman" w:hAnsi="Times New Roman"/>
+            <w:tcW w:w="1394" w:type="dxa"/>
+          </w:tcPr>
+          <w:p>
+            <w:pPr>
+              <w:jc w:val="center"/>
+            </w:pPr>
+            <w:r>
+              <w:rPr>
                 <w:sz w:val="26"/>
               </w:rPr>
               <w:t>Tin học</w:t>
@@ -1611,15 +1575,14 @@
         </w:tc>
         <w:tc>
           <w:tcPr>
-            <w:tcW w:type="dxa" w:w="752"/>
-          </w:tcPr>
-          <w:p>
-            <w:pPr>
-              <w:jc w:val="center"/>
-            </w:pPr>
-            <w:r>
-              <w:rPr>
-                <w:rFonts w:ascii="Times New Roman" w:hAnsi="Times New Roman"/>
+            <w:tcW w:w="752" w:type="dxa"/>
+          </w:tcPr>
+          <w:p>
+            <w:pPr>
+              <w:jc w:val="center"/>
+            </w:pPr>
+            <w:r>
+              <w:rPr>
                 <w:sz w:val="26"/>
               </w:rPr>
               <w:t>TT3</w:t>
@@ -1628,15 +1591,11 @@
         </w:tc>
         <w:tc>
           <w:tcPr>
-            <w:tcW w:type="dxa" w:w="3838"/>
-          </w:tcPr>
-          <w:p>
-            <w:pPr>
-              <w:jc w:val="left"/>
-            </w:pPr>
-            <w:r>
-              <w:rPr>
-                <w:rFonts w:ascii="Times New Roman" w:hAnsi="Times New Roman"/>
+            <w:tcW w:w="3838" w:type="dxa"/>
+          </w:tcPr>
+          <w:p>
+            <w:r>
+              <w:rPr>
                 <w:sz w:val="26"/>
               </w:rPr>
               <w:t>Tiết 0: Định hướng môn học</w:t>
@@ -1645,15 +1604,11 @@
         </w:tc>
         <w:tc>
           <w:tcPr>
-            <w:tcW w:type="dxa" w:w="1096"/>
-          </w:tcPr>
-          <w:p>
-            <w:pPr>
-              <w:jc w:val="left"/>
-            </w:pPr>
-            <w:r>
-              <w:rPr>
-                <w:rFonts w:ascii="Times New Roman" w:hAnsi="Times New Roman"/>
+            <w:tcW w:w="1096" w:type="dxa"/>
+          </w:tcPr>
+          <w:p>
+            <w:r>
+              <w:rPr>
                 <w:sz w:val="26"/>
               </w:rPr>
               <w:t>Phòng Tin học</w:t>
@@ -1664,22 +1619,21 @@
       <w:tr>
         <w:tc>
           <w:tcPr>
-            <w:tcW w:type="dxa" w:w="1237"/>
+            <w:tcW w:w="1237" w:type="dxa"/>
             <w:vMerge/>
           </w:tcPr>
           <w:p/>
         </w:tc>
         <w:tc>
           <w:tcPr>
-            <w:tcW w:type="dxa" w:w="846"/>
-          </w:tcPr>
-          <w:p>
-            <w:pPr>
-              <w:jc w:val="center"/>
-            </w:pPr>
-            <w:r>
-              <w:rPr>
-                <w:rFonts w:ascii="Times New Roman" w:hAnsi="Times New Roman"/>
+            <w:tcW w:w="846" w:type="dxa"/>
+          </w:tcPr>
+          <w:p>
+            <w:pPr>
+              <w:jc w:val="center"/>
+            </w:pPr>
+            <w:r>
+              <w:rPr>
                 <w:sz w:val="26"/>
               </w:rPr>
               <w:t>2</w:t>
@@ -1688,15 +1642,14 @@
         </w:tc>
         <w:tc>
           <w:tcPr>
-            <w:tcW w:type="dxa" w:w="987"/>
-          </w:tcPr>
-          <w:p>
-            <w:pPr>
-              <w:jc w:val="center"/>
-            </w:pPr>
-            <w:r>
-              <w:rPr>
-                <w:rFonts w:ascii="Times New Roman" w:hAnsi="Times New Roman"/>
+            <w:tcW w:w="987" w:type="dxa"/>
+          </w:tcPr>
+          <w:p>
+            <w:pPr>
+              <w:jc w:val="center"/>
+            </w:pPr>
+            <w:r>
+              <w:rPr>
                 <w:sz w:val="26"/>
               </w:rPr>
               <w:t>1</w:t>
@@ -1705,15 +1658,14 @@
         </w:tc>
         <w:tc>
           <w:tcPr>
-            <w:tcW w:type="dxa" w:w="1394"/>
-          </w:tcPr>
-          <w:p>
-            <w:pPr>
-              <w:jc w:val="center"/>
-            </w:pPr>
-            <w:r>
-              <w:rPr>
-                <w:rFonts w:ascii="Times New Roman" w:hAnsi="Times New Roman"/>
+            <w:tcW w:w="1394" w:type="dxa"/>
+          </w:tcPr>
+          <w:p>
+            <w:pPr>
+              <w:jc w:val="center"/>
+            </w:pPr>
+            <w:r>
+              <w:rPr>
                 <w:sz w:val="26"/>
               </w:rPr>
               <w:t>Robotics</w:t>
@@ -1722,15 +1674,14 @@
         </w:tc>
         <w:tc>
           <w:tcPr>
-            <w:tcW w:type="dxa" w:w="752"/>
-          </w:tcPr>
-          <w:p>
-            <w:pPr>
-              <w:jc w:val="center"/>
-            </w:pPr>
-            <w:r>
-              <w:rPr>
-                <w:rFonts w:ascii="Times New Roman" w:hAnsi="Times New Roman"/>
+            <w:tcW w:w="752" w:type="dxa"/>
+          </w:tcPr>
+          <w:p>
+            <w:pPr>
+              <w:jc w:val="center"/>
+            </w:pPr>
+            <w:r>
+              <w:rPr>
                 <w:sz w:val="26"/>
               </w:rPr>
               <w:t>1A1</w:t>
@@ -1739,15 +1690,11 @@
         </w:tc>
         <w:tc>
           <w:tcPr>
-            <w:tcW w:type="dxa" w:w="3838"/>
-          </w:tcPr>
-          <w:p>
-            <w:pPr>
-              <w:jc w:val="left"/>
-            </w:pPr>
-            <w:r>
-              <w:rPr>
-                <w:rFonts w:ascii="Times New Roman" w:hAnsi="Times New Roman"/>
+            <w:tcW w:w="3838" w:type="dxa"/>
+          </w:tcPr>
+          <w:p>
+            <w:r>
+              <w:rPr>
                 <w:sz w:val="26"/>
               </w:rPr>
               <w:t>Tiết 0: Định hướng môn học</w:t>
@@ -1756,15 +1703,11 @@
         </w:tc>
         <w:tc>
           <w:tcPr>
-            <w:tcW w:type="dxa" w:w="1096"/>
-          </w:tcPr>
-          <w:p>
-            <w:pPr>
-              <w:jc w:val="left"/>
-            </w:pPr>
-            <w:r>
-              <w:rPr>
-                <w:rFonts w:ascii="Times New Roman" w:hAnsi="Times New Roman"/>
+            <w:tcW w:w="1096" w:type="dxa"/>
+          </w:tcPr>
+          <w:p>
+            <w:r>
+              <w:rPr>
                 <w:sz w:val="26"/>
               </w:rPr>
               <w:t>Bộ Kit Robotics</w:t>
@@ -1775,22 +1718,21 @@
       <w:tr>
         <w:tc>
           <w:tcPr>
-            <w:tcW w:type="dxa" w:w="1237"/>
+            <w:tcW w:w="1237" w:type="dxa"/>
             <w:vMerge/>
           </w:tcPr>
           <w:p/>
         </w:tc>
         <w:tc>
           <w:tcPr>
-            <w:tcW w:type="dxa" w:w="846"/>
-          </w:tcPr>
-          <w:p>
-            <w:pPr>
-              <w:jc w:val="center"/>
-            </w:pPr>
-            <w:r>
-              <w:rPr>
-                <w:rFonts w:ascii="Times New Roman" w:hAnsi="Times New Roman"/>
+            <w:tcW w:w="846" w:type="dxa"/>
+          </w:tcPr>
+          <w:p>
+            <w:pPr>
+              <w:jc w:val="center"/>
+            </w:pPr>
+            <w:r>
+              <w:rPr>
                 <w:sz w:val="26"/>
               </w:rPr>
               <w:t>4</w:t>
@@ -1799,15 +1741,14 @@
         </w:tc>
         <w:tc>
           <w:tcPr>
-            <w:tcW w:type="dxa" w:w="987"/>
-          </w:tcPr>
-          <w:p>
-            <w:pPr>
-              <w:jc w:val="center"/>
-            </w:pPr>
-            <w:r>
-              <w:rPr>
-                <w:rFonts w:ascii="Times New Roman" w:hAnsi="Times New Roman"/>
+            <w:tcW w:w="987" w:type="dxa"/>
+          </w:tcPr>
+          <w:p>
+            <w:pPr>
+              <w:jc w:val="center"/>
+            </w:pPr>
+            <w:r>
+              <w:rPr>
                 <w:sz w:val="26"/>
               </w:rPr>
               <w:t>1</w:t>
@@ -1816,15 +1757,14 @@
         </w:tc>
         <w:tc>
           <w:tcPr>
-            <w:tcW w:type="dxa" w:w="1394"/>
-          </w:tcPr>
-          <w:p>
-            <w:pPr>
-              <w:jc w:val="center"/>
-            </w:pPr>
-            <w:r>
-              <w:rPr>
-                <w:rFonts w:ascii="Times New Roman" w:hAnsi="Times New Roman"/>
+            <w:tcW w:w="1394" w:type="dxa"/>
+          </w:tcPr>
+          <w:p>
+            <w:pPr>
+              <w:jc w:val="center"/>
+            </w:pPr>
+            <w:r>
+              <w:rPr>
                 <w:sz w:val="26"/>
               </w:rPr>
               <w:t>Robotics</w:t>
@@ -1833,15 +1773,14 @@
         </w:tc>
         <w:tc>
           <w:tcPr>
-            <w:tcW w:type="dxa" w:w="752"/>
-          </w:tcPr>
-          <w:p>
-            <w:pPr>
-              <w:jc w:val="center"/>
-            </w:pPr>
-            <w:r>
-              <w:rPr>
-                <w:rFonts w:ascii="Times New Roman" w:hAnsi="Times New Roman"/>
+            <w:tcW w:w="752" w:type="dxa"/>
+          </w:tcPr>
+          <w:p>
+            <w:pPr>
+              <w:jc w:val="center"/>
+            </w:pPr>
+            <w:r>
+              <w:rPr>
                 <w:sz w:val="26"/>
               </w:rPr>
               <w:t>2C1</w:t>
@@ -1850,15 +1789,11 @@
         </w:tc>
         <w:tc>
           <w:tcPr>
-            <w:tcW w:type="dxa" w:w="3838"/>
-          </w:tcPr>
-          <w:p>
-            <w:pPr>
-              <w:jc w:val="left"/>
-            </w:pPr>
-            <w:r>
-              <w:rPr>
-                <w:rFonts w:ascii="Times New Roman" w:hAnsi="Times New Roman"/>
+            <w:tcW w:w="3838" w:type="dxa"/>
+          </w:tcPr>
+          <w:p>
+            <w:r>
+              <w:rPr>
                 <w:sz w:val="26"/>
               </w:rPr>
               <w:t>Tiết 0: Định hướng môn học</w:t>
@@ -1867,15 +1802,11 @@
         </w:tc>
         <w:tc>
           <w:tcPr>
-            <w:tcW w:type="dxa" w:w="1096"/>
-          </w:tcPr>
-          <w:p>
-            <w:pPr>
-              <w:jc w:val="left"/>
-            </w:pPr>
-            <w:r>
-              <w:rPr>
-                <w:rFonts w:ascii="Times New Roman" w:hAnsi="Times New Roman"/>
+            <w:tcW w:w="1096" w:type="dxa"/>
+          </w:tcPr>
+          <w:p>
+            <w:r>
+              <w:rPr>
                 <w:sz w:val="26"/>
               </w:rPr>
               <w:t>Bộ Kit Robotics</w:t>
@@ -1886,7 +1817,7 @@
       <w:tr>
         <w:tc>
           <w:tcPr>
-            <w:tcW w:type="dxa" w:w="1237"/>
+            <w:tcW w:w="1237" w:type="dxa"/>
             <w:vMerge w:val="restart"/>
           </w:tcPr>
           <w:p>
@@ -1895,7 +1826,6 @@
             </w:pPr>
             <w:r>
               <w:rPr>
-                <w:rFonts w:ascii="Times New Roman" w:hAnsi="Times New Roman"/>
                 <w:sz w:val="26"/>
               </w:rPr>
               <w:t>Sáu (07/08)</w:t>
@@ -1905,50 +1835,18 @@
             <w:pPr>
               <w:jc w:val="center"/>
             </w:pPr>
-            <w:r>
-              <w:rPr>
-                <w:rFonts w:ascii="Times New Roman" w:hAnsi="Times New Roman"/>
-                <w:sz w:val="26"/>
-              </w:rPr>
-              <w:t>Sáu (07/08)</w:t>
-            </w:r>
-          </w:p>
-          <w:p>
-            <w:pPr>
-              <w:jc w:val="center"/>
-            </w:pPr>
-            <w:r>
-              <w:rPr>
-                <w:rFonts w:ascii="Times New Roman" w:hAnsi="Times New Roman"/>
-                <w:sz w:val="26"/>
-              </w:rPr>
-              <w:t>Sáu (07/08)</w:t>
-            </w:r>
-          </w:p>
-          <w:p>
-            <w:pPr>
-              <w:jc w:val="center"/>
-            </w:pPr>
-            <w:r>
-              <w:rPr>
-                <w:rFonts w:ascii="Times New Roman" w:hAnsi="Times New Roman"/>
-                <w:sz w:val="26"/>
-              </w:rPr>
-              <w:t>Sáu (07/08)</w:t>
-            </w:r>
-          </w:p>
-        </w:tc>
-        <w:tc>
-          <w:tcPr>
-            <w:tcW w:type="dxa" w:w="846"/>
-          </w:tcPr>
-          <w:p>
-            <w:pPr>
-              <w:jc w:val="center"/>
-            </w:pPr>
-            <w:r>
-              <w:rPr>
-                <w:rFonts w:ascii="Times New Roman" w:hAnsi="Times New Roman"/>
+          </w:p>
+        </w:tc>
+        <w:tc>
+          <w:tcPr>
+            <w:tcW w:w="846" w:type="dxa"/>
+          </w:tcPr>
+          <w:p>
+            <w:pPr>
+              <w:jc w:val="center"/>
+            </w:pPr>
+            <w:r>
+              <w:rPr>
                 <w:sz w:val="26"/>
               </w:rPr>
               <w:t>2</w:t>
@@ -1957,15 +1855,14 @@
         </w:tc>
         <w:tc>
           <w:tcPr>
-            <w:tcW w:type="dxa" w:w="987"/>
-          </w:tcPr>
-          <w:p>
-            <w:pPr>
-              <w:jc w:val="center"/>
-            </w:pPr>
-            <w:r>
-              <w:rPr>
-                <w:rFonts w:ascii="Times New Roman" w:hAnsi="Times New Roman"/>
+            <w:tcW w:w="987" w:type="dxa"/>
+          </w:tcPr>
+          <w:p>
+            <w:pPr>
+              <w:jc w:val="center"/>
+            </w:pPr>
+            <w:r>
+              <w:rPr>
                 <w:sz w:val="26"/>
               </w:rPr>
               <w:t>1</w:t>
@@ -1974,15 +1871,14 @@
         </w:tc>
         <w:tc>
           <w:tcPr>
-            <w:tcW w:type="dxa" w:w="1394"/>
-          </w:tcPr>
-          <w:p>
-            <w:pPr>
-              <w:jc w:val="center"/>
-            </w:pPr>
-            <w:r>
-              <w:rPr>
-                <w:rFonts w:ascii="Times New Roman" w:hAnsi="Times New Roman"/>
+            <w:tcW w:w="1394" w:type="dxa"/>
+          </w:tcPr>
+          <w:p>
+            <w:pPr>
+              <w:jc w:val="center"/>
+            </w:pPr>
+            <w:r>
+              <w:rPr>
                 <w:sz w:val="26"/>
               </w:rPr>
               <w:t>Robotics</w:t>
@@ -1991,15 +1887,14 @@
         </w:tc>
         <w:tc>
           <w:tcPr>
-            <w:tcW w:type="dxa" w:w="752"/>
-          </w:tcPr>
-          <w:p>
-            <w:pPr>
-              <w:jc w:val="center"/>
-            </w:pPr>
-            <w:r>
-              <w:rPr>
-                <w:rFonts w:ascii="Times New Roman" w:hAnsi="Times New Roman"/>
+            <w:tcW w:w="752" w:type="dxa"/>
+          </w:tcPr>
+          <w:p>
+            <w:pPr>
+              <w:jc w:val="center"/>
+            </w:pPr>
+            <w:r>
+              <w:rPr>
                 <w:sz w:val="26"/>
               </w:rPr>
               <w:t>3C1</w:t>
@@ -2008,15 +1903,11 @@
         </w:tc>
         <w:tc>
           <w:tcPr>
-            <w:tcW w:type="dxa" w:w="3838"/>
-          </w:tcPr>
-          <w:p>
-            <w:pPr>
-              <w:jc w:val="left"/>
-            </w:pPr>
-            <w:r>
-              <w:rPr>
-                <w:rFonts w:ascii="Times New Roman" w:hAnsi="Times New Roman"/>
+            <w:tcW w:w="3838" w:type="dxa"/>
+          </w:tcPr>
+          <w:p>
+            <w:r>
+              <w:rPr>
                 <w:sz w:val="26"/>
               </w:rPr>
               <w:t>Tiết 0: Định hướng môn học</w:t>
@@ -2025,15 +1916,11 @@
         </w:tc>
         <w:tc>
           <w:tcPr>
-            <w:tcW w:type="dxa" w:w="1096"/>
-          </w:tcPr>
-          <w:p>
-            <w:pPr>
-              <w:jc w:val="left"/>
-            </w:pPr>
-            <w:r>
-              <w:rPr>
-                <w:rFonts w:ascii="Times New Roman" w:hAnsi="Times New Roman"/>
+            <w:tcW w:w="1096" w:type="dxa"/>
+          </w:tcPr>
+          <w:p>
+            <w:r>
+              <w:rPr>
                 <w:sz w:val="26"/>
               </w:rPr>
               <w:t>Bộ Kit Robotics</w:t>
@@ -2044,22 +1931,21 @@
       <w:tr>
         <w:tc>
           <w:tcPr>
-            <w:tcW w:type="dxa" w:w="1237"/>
+            <w:tcW w:w="1237" w:type="dxa"/>
             <w:vMerge/>
           </w:tcPr>
           <w:p/>
         </w:tc>
         <w:tc>
           <w:tcPr>
-            <w:tcW w:type="dxa" w:w="846"/>
-          </w:tcPr>
-          <w:p>
-            <w:pPr>
-              <w:jc w:val="center"/>
-            </w:pPr>
-            <w:r>
-              <w:rPr>
-                <w:rFonts w:ascii="Times New Roman" w:hAnsi="Times New Roman"/>
+            <w:tcW w:w="846" w:type="dxa"/>
+          </w:tcPr>
+          <w:p>
+            <w:pPr>
+              <w:jc w:val="center"/>
+            </w:pPr>
+            <w:r>
+              <w:rPr>
                 <w:sz w:val="26"/>
               </w:rPr>
               <w:t>3</w:t>
@@ -2068,15 +1954,14 @@
         </w:tc>
         <w:tc>
           <w:tcPr>
-            <w:tcW w:type="dxa" w:w="987"/>
-          </w:tcPr>
-          <w:p>
-            <w:pPr>
-              <w:jc w:val="center"/>
-            </w:pPr>
-            <w:r>
-              <w:rPr>
-                <w:rFonts w:ascii="Times New Roman" w:hAnsi="Times New Roman"/>
+            <w:tcW w:w="987" w:type="dxa"/>
+          </w:tcPr>
+          <w:p>
+            <w:pPr>
+              <w:jc w:val="center"/>
+            </w:pPr>
+            <w:r>
+              <w:rPr>
                 <w:sz w:val="26"/>
               </w:rPr>
               <w:t>1</w:t>
@@ -2085,15 +1970,14 @@
         </w:tc>
         <w:tc>
           <w:tcPr>
-            <w:tcW w:type="dxa" w:w="1394"/>
-          </w:tcPr>
-          <w:p>
-            <w:pPr>
-              <w:jc w:val="center"/>
-            </w:pPr>
-            <w:r>
-              <w:rPr>
-                <w:rFonts w:ascii="Times New Roman" w:hAnsi="Times New Roman"/>
+            <w:tcW w:w="1394" w:type="dxa"/>
+          </w:tcPr>
+          <w:p>
+            <w:pPr>
+              <w:jc w:val="center"/>
+            </w:pPr>
+            <w:r>
+              <w:rPr>
                 <w:sz w:val="26"/>
               </w:rPr>
               <w:t>Tin học</w:t>
@@ -2102,15 +1986,14 @@
         </w:tc>
         <w:tc>
           <w:tcPr>
-            <w:tcW w:type="dxa" w:w="752"/>
-          </w:tcPr>
-          <w:p>
-            <w:pPr>
-              <w:jc w:val="center"/>
-            </w:pPr>
-            <w:r>
-              <w:rPr>
-                <w:rFonts w:ascii="Times New Roman" w:hAnsi="Times New Roman"/>
+            <w:tcW w:w="752" w:type="dxa"/>
+          </w:tcPr>
+          <w:p>
+            <w:pPr>
+              <w:jc w:val="center"/>
+            </w:pPr>
+            <w:r>
+              <w:rPr>
                 <w:sz w:val="26"/>
               </w:rPr>
               <w:t>2C1</w:t>
@@ -2119,15 +2002,11 @@
         </w:tc>
         <w:tc>
           <w:tcPr>
-            <w:tcW w:type="dxa" w:w="3838"/>
-          </w:tcPr>
-          <w:p>
-            <w:pPr>
-              <w:jc w:val="left"/>
-            </w:pPr>
-            <w:r>
-              <w:rPr>
-                <w:rFonts w:ascii="Times New Roman" w:hAnsi="Times New Roman"/>
+            <w:tcW w:w="3838" w:type="dxa"/>
+          </w:tcPr>
+          <w:p>
+            <w:r>
+              <w:rPr>
                 <w:sz w:val="26"/>
               </w:rPr>
               <w:t>Tiết 0: Định hướng môn học</w:t>
@@ -2136,15 +2015,11 @@
         </w:tc>
         <w:tc>
           <w:tcPr>
-            <w:tcW w:type="dxa" w:w="1096"/>
-          </w:tcPr>
-          <w:p>
-            <w:pPr>
-              <w:jc w:val="left"/>
-            </w:pPr>
-            <w:r>
-              <w:rPr>
-                <w:rFonts w:ascii="Times New Roman" w:hAnsi="Times New Roman"/>
+            <w:tcW w:w="1096" w:type="dxa"/>
+          </w:tcPr>
+          <w:p>
+            <w:r>
+              <w:rPr>
                 <w:sz w:val="26"/>
               </w:rPr>
               <w:t>Phòng Tin học</w:t>
@@ -2155,22 +2030,21 @@
       <w:tr>
         <w:tc>
           <w:tcPr>
-            <w:tcW w:type="dxa" w:w="1237"/>
+            <w:tcW w:w="1237" w:type="dxa"/>
             <w:vMerge/>
           </w:tcPr>
           <w:p/>
         </w:tc>
         <w:tc>
           <w:tcPr>
-            <w:tcW w:type="dxa" w:w="846"/>
-          </w:tcPr>
-          <w:p>
-            <w:pPr>
-              <w:jc w:val="center"/>
-            </w:pPr>
-            <w:r>
-              <w:rPr>
-                <w:rFonts w:ascii="Times New Roman" w:hAnsi="Times New Roman"/>
+            <w:tcW w:w="846" w:type="dxa"/>
+          </w:tcPr>
+          <w:p>
+            <w:pPr>
+              <w:jc w:val="center"/>
+            </w:pPr>
+            <w:r>
+              <w:rPr>
                 <w:sz w:val="26"/>
               </w:rPr>
               <w:t>4</w:t>
@@ -2179,15 +2053,14 @@
         </w:tc>
         <w:tc>
           <w:tcPr>
-            <w:tcW w:type="dxa" w:w="987"/>
-          </w:tcPr>
-          <w:p>
-            <w:pPr>
-              <w:jc w:val="center"/>
-            </w:pPr>
-            <w:r>
-              <w:rPr>
-                <w:rFonts w:ascii="Times New Roman" w:hAnsi="Times New Roman"/>
+            <w:tcW w:w="987" w:type="dxa"/>
+          </w:tcPr>
+          <w:p>
+            <w:pPr>
+              <w:jc w:val="center"/>
+            </w:pPr>
+            <w:r>
+              <w:rPr>
                 <w:sz w:val="26"/>
               </w:rPr>
               <w:t>1</w:t>
@@ -2196,15 +2069,14 @@
         </w:tc>
         <w:tc>
           <w:tcPr>
-            <w:tcW w:type="dxa" w:w="1394"/>
-          </w:tcPr>
-          <w:p>
-            <w:pPr>
-              <w:jc w:val="center"/>
-            </w:pPr>
-            <w:r>
-              <w:rPr>
-                <w:rFonts w:ascii="Times New Roman" w:hAnsi="Times New Roman"/>
+            <w:tcW w:w="1394" w:type="dxa"/>
+          </w:tcPr>
+          <w:p>
+            <w:pPr>
+              <w:jc w:val="center"/>
+            </w:pPr>
+            <w:r>
+              <w:rPr>
                 <w:sz w:val="26"/>
               </w:rPr>
               <w:t>Tin học</w:t>
@@ -2213,15 +2085,14 @@
         </w:tc>
         <w:tc>
           <w:tcPr>
-            <w:tcW w:type="dxa" w:w="752"/>
-          </w:tcPr>
-          <w:p>
-            <w:pPr>
-              <w:jc w:val="center"/>
-            </w:pPr>
-            <w:r>
-              <w:rPr>
-                <w:rFonts w:ascii="Times New Roman" w:hAnsi="Times New Roman"/>
+            <w:tcW w:w="752" w:type="dxa"/>
+          </w:tcPr>
+          <w:p>
+            <w:pPr>
+              <w:jc w:val="center"/>
+            </w:pPr>
+            <w:r>
+              <w:rPr>
                 <w:sz w:val="26"/>
               </w:rPr>
               <w:t>6A1</w:t>
@@ -2230,15 +2101,11 @@
         </w:tc>
         <w:tc>
           <w:tcPr>
-            <w:tcW w:type="dxa" w:w="3838"/>
-          </w:tcPr>
-          <w:p>
-            <w:pPr>
-              <w:jc w:val="left"/>
-            </w:pPr>
-            <w:r>
-              <w:rPr>
-                <w:rFonts w:ascii="Times New Roman" w:hAnsi="Times New Roman"/>
+            <w:tcW w:w="3838" w:type="dxa"/>
+          </w:tcPr>
+          <w:p>
+            <w:r>
+              <w:rPr>
                 <w:sz w:val="26"/>
               </w:rPr>
               <w:t>Tiết 0: Định hướng môn học</w:t>
@@ -2247,15 +2114,11 @@
         </w:tc>
         <w:tc>
           <w:tcPr>
-            <w:tcW w:type="dxa" w:w="1096"/>
-          </w:tcPr>
-          <w:p>
-            <w:pPr>
-              <w:jc w:val="left"/>
-            </w:pPr>
-            <w:r>
-              <w:rPr>
-                <w:rFonts w:ascii="Times New Roman" w:hAnsi="Times New Roman"/>
+            <w:tcW w:w="1096" w:type="dxa"/>
+          </w:tcPr>
+          <w:p>
+            <w:r>
+              <w:rPr>
                 <w:sz w:val="26"/>
               </w:rPr>
               <w:t>Phòng Tin học</w:t>
@@ -2266,22 +2129,21 @@
       <w:tr>
         <w:tc>
           <w:tcPr>
-            <w:tcW w:type="dxa" w:w="1237"/>
+            <w:tcW w:w="1237" w:type="dxa"/>
             <w:vMerge/>
           </w:tcPr>
           <w:p/>
         </w:tc>
         <w:tc>
           <w:tcPr>
-            <w:tcW w:type="dxa" w:w="846"/>
-          </w:tcPr>
-          <w:p>
-            <w:pPr>
-              <w:jc w:val="center"/>
-            </w:pPr>
-            <w:r>
-              <w:rPr>
-                <w:rFonts w:ascii="Times New Roman" w:hAnsi="Times New Roman"/>
+            <w:tcW w:w="846" w:type="dxa"/>
+          </w:tcPr>
+          <w:p>
+            <w:pPr>
+              <w:jc w:val="center"/>
+            </w:pPr>
+            <w:r>
+              <w:rPr>
                 <w:sz w:val="26"/>
               </w:rPr>
               <w:t>5</w:t>
@@ -2290,15 +2152,14 @@
         </w:tc>
         <w:tc>
           <w:tcPr>
-            <w:tcW w:type="dxa" w:w="987"/>
-          </w:tcPr>
-          <w:p>
-            <w:pPr>
-              <w:jc w:val="center"/>
-            </w:pPr>
-            <w:r>
-              <w:rPr>
-                <w:rFonts w:ascii="Times New Roman" w:hAnsi="Times New Roman"/>
+            <w:tcW w:w="987" w:type="dxa"/>
+          </w:tcPr>
+          <w:p>
+            <w:pPr>
+              <w:jc w:val="center"/>
+            </w:pPr>
+            <w:r>
+              <w:rPr>
                 <w:sz w:val="26"/>
               </w:rPr>
               <w:t>1</w:t>
@@ -2307,15 +2168,14 @@
         </w:tc>
         <w:tc>
           <w:tcPr>
-            <w:tcW w:type="dxa" w:w="1394"/>
-          </w:tcPr>
-          <w:p>
-            <w:pPr>
-              <w:jc w:val="center"/>
-            </w:pPr>
-            <w:r>
-              <w:rPr>
-                <w:rFonts w:ascii="Times New Roman" w:hAnsi="Times New Roman"/>
+            <w:tcW w:w="1394" w:type="dxa"/>
+          </w:tcPr>
+          <w:p>
+            <w:pPr>
+              <w:jc w:val="center"/>
+            </w:pPr>
+            <w:r>
+              <w:rPr>
                 <w:sz w:val="26"/>
               </w:rPr>
               <w:t>Robotics</w:t>
@@ -2324,15 +2184,14 @@
         </w:tc>
         <w:tc>
           <w:tcPr>
-            <w:tcW w:type="dxa" w:w="752"/>
-          </w:tcPr>
-          <w:p>
-            <w:pPr>
-              <w:jc w:val="center"/>
-            </w:pPr>
-            <w:r>
-              <w:rPr>
-                <w:rFonts w:ascii="Times New Roman" w:hAnsi="Times New Roman"/>
+            <w:tcW w:w="752" w:type="dxa"/>
+          </w:tcPr>
+          <w:p>
+            <w:pPr>
+              <w:jc w:val="center"/>
+            </w:pPr>
+            <w:r>
+              <w:rPr>
                 <w:sz w:val="26"/>
               </w:rPr>
               <w:t>6A1</w:t>
@@ -2341,15 +2200,11 @@
         </w:tc>
         <w:tc>
           <w:tcPr>
-            <w:tcW w:type="dxa" w:w="3838"/>
-          </w:tcPr>
-          <w:p>
-            <w:pPr>
-              <w:jc w:val="left"/>
-            </w:pPr>
-            <w:r>
-              <w:rPr>
-                <w:rFonts w:ascii="Times New Roman" w:hAnsi="Times New Roman"/>
+            <w:tcW w:w="3838" w:type="dxa"/>
+          </w:tcPr>
+          <w:p>
+            <w:r>
+              <w:rPr>
                 <w:sz w:val="26"/>
               </w:rPr>
               <w:t>Tiết 0: Định hướng môn học</w:t>
@@ -2358,15 +2213,11 @@
         </w:tc>
         <w:tc>
           <w:tcPr>
-            <w:tcW w:type="dxa" w:w="1096"/>
-          </w:tcPr>
-          <w:p>
-            <w:pPr>
-              <w:jc w:val="left"/>
-            </w:pPr>
-            <w:r>
-              <w:rPr>
-                <w:rFonts w:ascii="Times New Roman" w:hAnsi="Times New Roman"/>
+            <w:tcW w:w="1096" w:type="dxa"/>
+          </w:tcPr>
+          <w:p>
+            <w:r>
+              <w:rPr>
                 <w:sz w:val="26"/>
               </w:rPr>
               <w:t>Bộ Kit Robotics</w:t>
@@ -2385,7 +2236,6 @@
       </w:pPr>
       <w:r>
         <w:rPr>
-          <w:rFonts w:ascii="Times New Roman" w:hAnsi="Times New Roman"/>
           <w:i/>
         </w:rPr>
         <w:t xml:space="preserve"> </w:t>
@@ -2402,9 +2252,8 @@
     </w:p>
     <w:tbl>
       <w:tblPr>
-        <w:tblStyle w:val="LiBang"/>
+        <w:tblStyle w:val="TableGrid"/>
         <w:tblW w:w="0" w:type="auto"/>
-        <w:tblLook w:val="04A0" w:firstRow="1" w:lastRow="0" w:firstColumn="1" w:lastColumn="0" w:noHBand="0" w:noVBand="1"/>
         <w:tblBorders>
           <w:top w:val="single" w:sz="4" w:space="0" w:color="000000"/>
           <w:left w:val="single" w:sz="4" w:space="0" w:color="000000"/>
@@ -2413,10 +2262,11 @@
           <w:insideH w:val="single" w:sz="4" w:space="0" w:color="000000"/>
           <w:insideV w:val="single" w:sz="4" w:space="0" w:color="000000"/>
         </w:tblBorders>
+        <w:tblLook w:val="04A0" w:firstRow="1" w:lastRow="0" w:firstColumn="1" w:lastColumn="0" w:noHBand="0" w:noVBand="1"/>
       </w:tblPr>
       <w:tblGrid>
         <w:gridCol w:w="6716"/>
-        <w:gridCol w:w="3294"/>
+        <w:gridCol w:w="3284"/>
       </w:tblGrid>
       <w:tr>
         <w:tc>
@@ -2426,15 +2276,15 @@
           <w:p>
             <w:pPr>
               <w:rPr>
-                <w:rFonts w:ascii="Times New Roman" w:hAnsi="Times New Roman" w:cs="Times New Roman"/>
-                <w:color w:val="000000"/>
-                <w:sz w:val="26"/>
-                <w:szCs w:val="26"/>
-              </w:rPr>
-            </w:pPr>
-            <w:r>
-              <w:rPr>
-                <w:rFonts w:ascii="Times New Roman" w:hAnsi="Times New Roman" w:cs="Times New Roman"/>
+                <w:rFonts w:cs="Times New Roman"/>
+                <w:color w:val="000000"/>
+                <w:sz w:val="26"/>
+                <w:szCs w:val="26"/>
+              </w:rPr>
+            </w:pPr>
+            <w:r>
+              <w:rPr>
+                <w:rFonts w:cs="Times New Roman"/>
                 <w:color w:val="000000"/>
                 <w:sz w:val="26"/>
                 <w:szCs w:val="26"/>
@@ -2445,15 +2295,15 @@
           <w:p>
             <w:pPr>
               <w:rPr>
-                <w:rFonts w:ascii="Times New Roman" w:hAnsi="Times New Roman" w:cs="Times New Roman"/>
-                <w:color w:val="000000"/>
-                <w:sz w:val="26"/>
-                <w:szCs w:val="26"/>
-              </w:rPr>
-            </w:pPr>
-            <w:r>
-              <w:rPr>
-                <w:rFonts w:ascii="Times New Roman" w:hAnsi="Times New Roman" w:cs="Times New Roman"/>
+                <w:rFonts w:cs="Times New Roman"/>
+                <w:color w:val="000000"/>
+                <w:sz w:val="26"/>
+                <w:szCs w:val="26"/>
+              </w:rPr>
+            </w:pPr>
+            <w:r>
+              <w:rPr>
+                <w:rFonts w:cs="Times New Roman"/>
                 <w:color w:val="000000"/>
                 <w:sz w:val="26"/>
                 <w:szCs w:val="26"/>
@@ -2464,15 +2314,15 @@
           <w:p>
             <w:pPr>
               <w:rPr>
-                <w:rFonts w:ascii="Times New Roman" w:hAnsi="Times New Roman" w:cs="Times New Roman"/>
-                <w:color w:val="000000"/>
-                <w:sz w:val="26"/>
-                <w:szCs w:val="26"/>
-              </w:rPr>
-            </w:pPr>
-            <w:r>
-              <w:rPr>
-                <w:rFonts w:ascii="Times New Roman" w:hAnsi="Times New Roman" w:cs="Times New Roman"/>
+                <w:rFonts w:cs="Times New Roman"/>
+                <w:color w:val="000000"/>
+                <w:sz w:val="26"/>
+                <w:szCs w:val="26"/>
+              </w:rPr>
+            </w:pPr>
+            <w:r>
+              <w:rPr>
+                <w:rFonts w:cs="Times New Roman"/>
                 <w:color w:val="000000"/>
                 <w:sz w:val="26"/>
                 <w:szCs w:val="26"/>
@@ -2483,15 +2333,15 @@
           <w:p>
             <w:pPr>
               <w:rPr>
-                <w:rFonts w:ascii="Times New Roman" w:hAnsi="Times New Roman" w:cs="Times New Roman"/>
-                <w:color w:val="000000"/>
-                <w:sz w:val="26"/>
-                <w:szCs w:val="26"/>
-              </w:rPr>
-            </w:pPr>
-            <w:r>
-              <w:rPr>
-                <w:rFonts w:ascii="Times New Roman" w:hAnsi="Times New Roman" w:cs="Times New Roman"/>
+                <w:rFonts w:cs="Times New Roman"/>
+                <w:color w:val="000000"/>
+                <w:sz w:val="26"/>
+                <w:szCs w:val="26"/>
+              </w:rPr>
+            </w:pPr>
+            <w:r>
+              <w:rPr>
+                <w:rFonts w:cs="Times New Roman"/>
                 <w:color w:val="000000"/>
                 <w:sz w:val="26"/>
                 <w:szCs w:val="26"/>
@@ -2502,15 +2352,15 @@
           <w:p>
             <w:pPr>
               <w:rPr>
-                <w:rFonts w:ascii="Times New Roman" w:hAnsi="Times New Roman" w:cs="Times New Roman"/>
-                <w:color w:val="000000"/>
-                <w:sz w:val="26"/>
-                <w:szCs w:val="26"/>
-              </w:rPr>
-            </w:pPr>
-            <w:r>
-              <w:rPr>
-                <w:rFonts w:ascii="Times New Roman" w:hAnsi="Times New Roman" w:cs="Times New Roman"/>
+                <w:rFonts w:cs="Times New Roman"/>
+                <w:color w:val="000000"/>
+                <w:sz w:val="26"/>
+                <w:szCs w:val="26"/>
+              </w:rPr>
+            </w:pPr>
+            <w:r>
+              <w:rPr>
+                <w:rFonts w:cs="Times New Roman"/>
                 <w:color w:val="000000"/>
                 <w:sz w:val="26"/>
                 <w:szCs w:val="26"/>
@@ -2521,15 +2371,15 @@
           <w:p>
             <w:pPr>
               <w:rPr>
-                <w:rFonts w:ascii="Times New Roman" w:hAnsi="Times New Roman" w:cs="Times New Roman"/>
-                <w:color w:val="000000"/>
-                <w:sz w:val="26"/>
-                <w:szCs w:val="26"/>
-              </w:rPr>
-            </w:pPr>
-            <w:r>
-              <w:rPr>
-                <w:rFonts w:ascii="Times New Roman" w:hAnsi="Times New Roman" w:cs="Times New Roman"/>
+                <w:rFonts w:cs="Times New Roman"/>
+                <w:color w:val="000000"/>
+                <w:sz w:val="26"/>
+                <w:szCs w:val="26"/>
+              </w:rPr>
+            </w:pPr>
+            <w:r>
+              <w:rPr>
+                <w:rFonts w:cs="Times New Roman"/>
                 <w:color w:val="000000"/>
                 <w:sz w:val="26"/>
                 <w:szCs w:val="26"/>
@@ -2540,15 +2390,15 @@
           <w:p>
             <w:pPr>
               <w:rPr>
-                <w:rFonts w:ascii="Times New Roman" w:hAnsi="Times New Roman" w:cs="Times New Roman"/>
-                <w:color w:val="000000"/>
-                <w:sz w:val="26"/>
-                <w:szCs w:val="26"/>
-              </w:rPr>
-            </w:pPr>
-            <w:r>
-              <w:rPr>
-                <w:rFonts w:ascii="Times New Roman" w:hAnsi="Times New Roman" w:cs="Times New Roman"/>
+                <w:rFonts w:cs="Times New Roman"/>
+                <w:color w:val="000000"/>
+                <w:sz w:val="26"/>
+                <w:szCs w:val="26"/>
+              </w:rPr>
+            </w:pPr>
+            <w:r>
+              <w:rPr>
+                <w:rFonts w:cs="Times New Roman"/>
                 <w:color w:val="000000"/>
                 <w:sz w:val="26"/>
                 <w:szCs w:val="26"/>
@@ -2559,15 +2409,15 @@
           <w:p>
             <w:pPr>
               <w:rPr>
-                <w:rFonts w:ascii="Times New Roman" w:hAnsi="Times New Roman" w:cs="Times New Roman"/>
-                <w:color w:val="000000"/>
-                <w:sz w:val="26"/>
-                <w:szCs w:val="26"/>
-              </w:rPr>
-            </w:pPr>
-            <w:r>
-              <w:rPr>
-                <w:rFonts w:ascii="Times New Roman" w:hAnsi="Times New Roman" w:cs="Times New Roman"/>
+                <w:rFonts w:cs="Times New Roman"/>
+                <w:color w:val="000000"/>
+                <w:sz w:val="26"/>
+                <w:szCs w:val="26"/>
+              </w:rPr>
+            </w:pPr>
+            <w:r>
+              <w:rPr>
+                <w:rFonts w:cs="Times New Roman"/>
                 <w:color w:val="000000"/>
                 <w:sz w:val="26"/>
                 <w:szCs w:val="26"/>
@@ -2578,7 +2428,7 @@
           <w:p>
             <w:pPr>
               <w:rPr>
-                <w:rFonts w:ascii="Times New Roman" w:hAnsi="Times New Roman" w:cs="Times New Roman"/>
+                <w:rFonts w:cs="Times New Roman"/>
                 <w:color w:val="000000"/>
                 <w:sz w:val="26"/>
                 <w:szCs w:val="26"/>
@@ -2594,7 +2444,7 @@
             <w:pPr>
               <w:jc w:val="center"/>
               <w:rPr>
-                <w:rFonts w:ascii="Times New Roman" w:hAnsi="Times New Roman" w:cs="Times New Roman"/>
+                <w:rFonts w:cs="Times New Roman"/>
                 <w:i/>
                 <w:iCs/>
                 <w:color w:val="000000"/>
@@ -2604,7 +2454,7 @@
             </w:pPr>
             <w:r>
               <w:rPr>
-                <w:rFonts w:ascii="Times New Roman" w:hAnsi="Times New Roman" w:cs="Times New Roman"/>
+                <w:rFonts w:cs="Times New Roman"/>
                 <w:i/>
                 <w:iCs/>
                 <w:color w:val="000000"/>
@@ -2618,15 +2468,15 @@
             <w:pPr>
               <w:jc w:val="center"/>
               <w:rPr>
-                <w:rFonts w:ascii="Times New Roman" w:hAnsi="Times New Roman" w:cs="Times New Roman"/>
-                <w:color w:val="000000"/>
-                <w:sz w:val="26"/>
-                <w:szCs w:val="26"/>
-              </w:rPr>
-            </w:pPr>
-            <w:r>
-              <w:rPr>
-                <w:rFonts w:ascii="Times New Roman" w:hAnsi="Times New Roman" w:cs="Times New Roman"/>
+                <w:rFonts w:cs="Times New Roman"/>
+                <w:color w:val="000000"/>
+                <w:sz w:val="26"/>
+                <w:szCs w:val="26"/>
+              </w:rPr>
+            </w:pPr>
+            <w:r>
+              <w:rPr>
+                <w:rFonts w:cs="Times New Roman"/>
                 <w:color w:val="000000"/>
                 <w:sz w:val="26"/>
                 <w:szCs w:val="26"/>
@@ -2638,15 +2488,15 @@
             <w:pPr>
               <w:jc w:val="center"/>
               <w:rPr>
-                <w:rFonts w:ascii="Times New Roman" w:hAnsi="Times New Roman" w:cs="Times New Roman"/>
-                <w:color w:val="000000"/>
-                <w:sz w:val="26"/>
-                <w:szCs w:val="26"/>
-              </w:rPr>
-            </w:pPr>
-            <w:r>
-              <w:rPr>
-                <w:rFonts w:ascii="Times New Roman" w:hAnsi="Times New Roman" w:cs="Times New Roman"/>
+                <w:rFonts w:cs="Times New Roman"/>
+                <w:color w:val="000000"/>
+                <w:sz w:val="26"/>
+                <w:szCs w:val="26"/>
+              </w:rPr>
+            </w:pPr>
+            <w:r>
+              <w:rPr>
+                <w:rFonts w:cs="Times New Roman"/>
                 <w:color w:val="000000"/>
                 <w:sz w:val="26"/>
                 <w:szCs w:val="26"/>
@@ -2696,11 +2546,21 @@
       </w:pPr>
       <w:r>
         <w:rPr>
-          <w:rFonts w:ascii="Times New Roman" w:hAnsi="Times New Roman"/>
           <w:i/>
         </w:rPr>
-        <w:lastRenderedPageBreak/>
-        <w:t xml:space="preserve">Buổi…………………..Tuần……(Từ ngày……đến ngày:……….)                                                                                           </w:t>
+        <w:t>Buổi………</w:t>
+      </w:r>
+      <w:r>
+        <w:rPr>
+          <w:i/>
+        </w:rPr>
+        <w:t>chiều</w:t>
+      </w:r>
+      <w:r>
+        <w:rPr>
+          <w:i/>
+        </w:rPr>
+        <w:t xml:space="preserve">………..Tuần……(Từ ngày……đến ngày:……….)                                                                                           </w:t>
       </w:r>
     </w:p>
     <w:tbl>
@@ -2708,8 +2568,6 @@
         <w:tblStyle w:val="Style14"/>
         <w:tblW w:w="10150" w:type="dxa"/>
         <w:tblInd w:w="-108" w:type="dxa"/>
-        <w:tblLayout w:type="fixed"/>
-        <w:tblLook w:val="04A0" w:firstRow="1" w:lastRow="0" w:firstColumn="1" w:lastColumn="0" w:noHBand="0" w:noVBand="1"/>
         <w:tblBorders>
           <w:top w:val="single" w:sz="4" w:space="0" w:color="000000"/>
           <w:left w:val="single" w:sz="4" w:space="0" w:color="000000"/>
@@ -2718,6 +2576,8 @@
           <w:insideH w:val="single" w:sz="4" w:space="0" w:color="000000"/>
           <w:insideV w:val="single" w:sz="4" w:space="0" w:color="000000"/>
         </w:tblBorders>
+        <w:tblLayout w:type="fixed"/>
+        <w:tblLook w:val="04A0" w:firstRow="1" w:lastRow="0" w:firstColumn="1" w:lastColumn="0" w:noHBand="0" w:noVBand="1"/>
       </w:tblPr>
       <w:tblGrid>
         <w:gridCol w:w="1237"/>
@@ -2747,15 +2607,15 @@
             <w:pPr>
               <w:jc w:val="center"/>
               <w:rPr>
-                <w:rFonts w:ascii="Times New Roman" w:eastAsia="Times New Roman" w:hAnsi="Times New Roman" w:cs="Times New Roman"/>
-                <w:b/>
-                <w:sz w:val="26"/>
-                <w:szCs w:val="26"/>
-              </w:rPr>
-            </w:pPr>
-            <w:r>
-              <w:rPr>
-                <w:rFonts w:ascii="Times New Roman" w:eastAsia="Times New Roman" w:hAnsi="Times New Roman" w:cs="Times New Roman"/>
+                <w:rFonts w:eastAsia="Times New Roman" w:cs="Times New Roman"/>
+                <w:b/>
+                <w:sz w:val="26"/>
+                <w:szCs w:val="26"/>
+              </w:rPr>
+            </w:pPr>
+            <w:r>
+              <w:rPr>
+                <w:rFonts w:eastAsia="Times New Roman" w:cs="Times New Roman"/>
                 <w:b/>
                 <w:sz w:val="26"/>
                 <w:szCs w:val="26"/>
@@ -2767,15 +2627,15 @@
             <w:pPr>
               <w:jc w:val="center"/>
               <w:rPr>
-                <w:rFonts w:ascii="Times New Roman" w:eastAsia="Times New Roman" w:hAnsi="Times New Roman" w:cs="Times New Roman"/>
-                <w:b/>
-                <w:sz w:val="26"/>
-                <w:szCs w:val="26"/>
-              </w:rPr>
-            </w:pPr>
-            <w:r>
-              <w:rPr>
-                <w:rFonts w:ascii="Times New Roman" w:eastAsia="Times New Roman" w:hAnsi="Times New Roman" w:cs="Times New Roman"/>
+                <w:rFonts w:eastAsia="Times New Roman" w:cs="Times New Roman"/>
+                <w:b/>
+                <w:sz w:val="26"/>
+                <w:szCs w:val="26"/>
+              </w:rPr>
+            </w:pPr>
+            <w:r>
+              <w:rPr>
+                <w:rFonts w:eastAsia="Times New Roman" w:cs="Times New Roman"/>
                 <w:b/>
                 <w:sz w:val="26"/>
                 <w:szCs w:val="26"/>
@@ -2799,15 +2659,15 @@
             <w:pPr>
               <w:jc w:val="center"/>
               <w:rPr>
-                <w:rFonts w:ascii="Times New Roman" w:eastAsia="Times New Roman" w:hAnsi="Times New Roman" w:cs="Times New Roman"/>
-                <w:b/>
-                <w:sz w:val="26"/>
-                <w:szCs w:val="26"/>
-              </w:rPr>
-            </w:pPr>
-            <w:r>
-              <w:rPr>
-                <w:rFonts w:ascii="Times New Roman" w:eastAsia="Times New Roman" w:hAnsi="Times New Roman" w:cs="Times New Roman"/>
+                <w:rFonts w:eastAsia="Times New Roman" w:cs="Times New Roman"/>
+                <w:b/>
+                <w:sz w:val="26"/>
+                <w:szCs w:val="26"/>
+              </w:rPr>
+            </w:pPr>
+            <w:r>
+              <w:rPr>
+                <w:rFonts w:eastAsia="Times New Roman" w:cs="Times New Roman"/>
                 <w:b/>
                 <w:sz w:val="26"/>
                 <w:szCs w:val="26"/>
@@ -2831,15 +2691,15 @@
             <w:pPr>
               <w:jc w:val="center"/>
               <w:rPr>
-                <w:rFonts w:ascii="Times New Roman" w:eastAsia="Times New Roman" w:hAnsi="Times New Roman" w:cs="Times New Roman"/>
-                <w:b/>
-                <w:sz w:val="26"/>
-                <w:szCs w:val="26"/>
-              </w:rPr>
-            </w:pPr>
-            <w:r>
-              <w:rPr>
-                <w:rFonts w:ascii="Times New Roman" w:eastAsia="Times New Roman" w:hAnsi="Times New Roman" w:cs="Times New Roman"/>
+                <w:rFonts w:eastAsia="Times New Roman" w:cs="Times New Roman"/>
+                <w:b/>
+                <w:sz w:val="26"/>
+                <w:szCs w:val="26"/>
+              </w:rPr>
+            </w:pPr>
+            <w:r>
+              <w:rPr>
+                <w:rFonts w:eastAsia="Times New Roman" w:cs="Times New Roman"/>
                 <w:b/>
                 <w:sz w:val="26"/>
                 <w:szCs w:val="26"/>
@@ -2863,15 +2723,15 @@
             <w:pPr>
               <w:jc w:val="center"/>
               <w:rPr>
-                <w:rFonts w:ascii="Times New Roman" w:eastAsia="Times New Roman" w:hAnsi="Times New Roman" w:cs="Times New Roman"/>
-                <w:b/>
-                <w:sz w:val="26"/>
-                <w:szCs w:val="26"/>
-              </w:rPr>
-            </w:pPr>
-            <w:r>
-              <w:rPr>
-                <w:rFonts w:ascii="Times New Roman" w:eastAsia="Times New Roman" w:hAnsi="Times New Roman" w:cs="Times New Roman"/>
+                <w:rFonts w:eastAsia="Times New Roman" w:cs="Times New Roman"/>
+                <w:b/>
+                <w:sz w:val="26"/>
+                <w:szCs w:val="26"/>
+              </w:rPr>
+            </w:pPr>
+            <w:r>
+              <w:rPr>
+                <w:rFonts w:eastAsia="Times New Roman" w:cs="Times New Roman"/>
                 <w:b/>
                 <w:sz w:val="26"/>
                 <w:szCs w:val="26"/>
@@ -2895,15 +2755,15 @@
             <w:pPr>
               <w:jc w:val="center"/>
               <w:rPr>
-                <w:rFonts w:ascii="Times New Roman" w:eastAsia="Times New Roman" w:hAnsi="Times New Roman" w:cs="Times New Roman"/>
-                <w:b/>
-                <w:sz w:val="26"/>
-                <w:szCs w:val="26"/>
-              </w:rPr>
-            </w:pPr>
-            <w:r>
-              <w:rPr>
-                <w:rFonts w:ascii="Times New Roman" w:eastAsia="Times New Roman" w:hAnsi="Times New Roman" w:cs="Times New Roman"/>
+                <w:rFonts w:eastAsia="Times New Roman" w:cs="Times New Roman"/>
+                <w:b/>
+                <w:sz w:val="26"/>
+                <w:szCs w:val="26"/>
+              </w:rPr>
+            </w:pPr>
+            <w:r>
+              <w:rPr>
+                <w:rFonts w:eastAsia="Times New Roman" w:cs="Times New Roman"/>
                 <w:b/>
                 <w:sz w:val="26"/>
                 <w:szCs w:val="26"/>
@@ -2927,15 +2787,15 @@
             <w:pPr>
               <w:jc w:val="center"/>
               <w:rPr>
-                <w:rFonts w:ascii="Times New Roman" w:eastAsia="Times New Roman" w:hAnsi="Times New Roman" w:cs="Times New Roman"/>
-                <w:b/>
-                <w:sz w:val="26"/>
-                <w:szCs w:val="26"/>
-              </w:rPr>
-            </w:pPr>
-            <w:r>
-              <w:rPr>
-                <w:rFonts w:ascii="Times New Roman" w:eastAsia="Times New Roman" w:hAnsi="Times New Roman" w:cs="Times New Roman"/>
+                <w:rFonts w:eastAsia="Times New Roman" w:cs="Times New Roman"/>
+                <w:b/>
+                <w:sz w:val="26"/>
+                <w:szCs w:val="26"/>
+              </w:rPr>
+            </w:pPr>
+            <w:r>
+              <w:rPr>
+                <w:rFonts w:eastAsia="Times New Roman" w:cs="Times New Roman"/>
                 <w:b/>
                 <w:sz w:val="26"/>
                 <w:szCs w:val="26"/>
@@ -2959,15 +2819,15 @@
             <w:pPr>
               <w:jc w:val="center"/>
               <w:rPr>
-                <w:rFonts w:ascii="Times New Roman" w:eastAsia="Times New Roman" w:hAnsi="Times New Roman" w:cs="Times New Roman"/>
-                <w:b/>
-                <w:sz w:val="26"/>
-                <w:szCs w:val="26"/>
-              </w:rPr>
-            </w:pPr>
-            <w:r>
-              <w:rPr>
-                <w:rFonts w:ascii="Times New Roman" w:eastAsia="Times New Roman" w:hAnsi="Times New Roman" w:cs="Times New Roman"/>
+                <w:rFonts w:eastAsia="Times New Roman" w:cs="Times New Roman"/>
+                <w:b/>
+                <w:sz w:val="26"/>
+                <w:szCs w:val="26"/>
+              </w:rPr>
+            </w:pPr>
+            <w:r>
+              <w:rPr>
+                <w:rFonts w:eastAsia="Times New Roman" w:cs="Times New Roman"/>
                 <w:b/>
                 <w:sz w:val="26"/>
                 <w:szCs w:val="26"/>
@@ -2980,32 +2840,36 @@
       <w:tr>
         <w:tc>
           <w:tcPr>
-            <w:tcW w:type="dxa" w:w="1237"/>
-          </w:tcPr>
-          <w:p>
-            <w:pPr>
-              <w:jc w:val="center"/>
-            </w:pPr>
-            <w:r>
-              <w:rPr>
-                <w:rFonts w:ascii="Times New Roman" w:hAnsi="Times New Roman"/>
-                <w:sz w:val="26"/>
-              </w:rPr>
-              <w:t>Hai (03/08)</w:t>
-            </w:r>
-          </w:p>
-        </w:tc>
-        <w:tc>
-          <w:tcPr>
-            <w:tcW w:type="dxa" w:w="846"/>
-          </w:tcPr>
-          <w:p>
-            <w:pPr>
-              <w:jc w:val="center"/>
-            </w:pPr>
-            <w:r>
-              <w:rPr>
-                <w:rFonts w:ascii="Times New Roman" w:hAnsi="Times New Roman"/>
+            <w:tcW w:w="1237" w:type="dxa"/>
+            <w:vMerge w:val="restart"/>
+          </w:tcPr>
+          <w:p>
+            <w:pPr>
+              <w:jc w:val="center"/>
+            </w:pPr>
+            <w:r>
+              <w:rPr>
+                <w:sz w:val="26"/>
+              </w:rPr>
+              <w:t>Ba (04/08)</w:t>
+            </w:r>
+          </w:p>
+          <w:p>
+            <w:pPr>
+              <w:jc w:val="center"/>
+            </w:pPr>
+          </w:p>
+        </w:tc>
+        <w:tc>
+          <w:tcPr>
+            <w:tcW w:w="846" w:type="dxa"/>
+          </w:tcPr>
+          <w:p>
+            <w:pPr>
+              <w:jc w:val="center"/>
+            </w:pPr>
+            <w:r>
+              <w:rPr>
                 <w:sz w:val="26"/>
               </w:rPr>
               <w:t>1</w:t>
@@ -3014,15 +2878,14 @@
         </w:tc>
         <w:tc>
           <w:tcPr>
-            <w:tcW w:type="dxa" w:w="987"/>
-          </w:tcPr>
-          <w:p>
-            <w:pPr>
-              <w:jc w:val="center"/>
-            </w:pPr>
-            <w:r>
-              <w:rPr>
-                <w:rFonts w:ascii="Times New Roman" w:hAnsi="Times New Roman"/>
+            <w:tcW w:w="987" w:type="dxa"/>
+          </w:tcPr>
+          <w:p>
+            <w:pPr>
+              <w:jc w:val="center"/>
+            </w:pPr>
+            <w:r>
+              <w:rPr>
                 <w:sz w:val="26"/>
               </w:rPr>
               <w:t>1</w:t>
@@ -3031,15 +2894,14 @@
         </w:tc>
         <w:tc>
           <w:tcPr>
-            <w:tcW w:type="dxa" w:w="1394"/>
-          </w:tcPr>
-          <w:p>
-            <w:pPr>
-              <w:jc w:val="center"/>
-            </w:pPr>
-            <w:r>
-              <w:rPr>
-                <w:rFonts w:ascii="Times New Roman" w:hAnsi="Times New Roman"/>
+            <w:tcW w:w="1394" w:type="dxa"/>
+          </w:tcPr>
+          <w:p>
+            <w:pPr>
+              <w:jc w:val="center"/>
+            </w:pPr>
+            <w:r>
+              <w:rPr>
                 <w:sz w:val="26"/>
               </w:rPr>
               <w:t>Tin học</w:t>
@@ -3048,32 +2910,27 @@
         </w:tc>
         <w:tc>
           <w:tcPr>
-            <w:tcW w:type="dxa" w:w="752"/>
-          </w:tcPr>
-          <w:p>
-            <w:pPr>
-              <w:jc w:val="center"/>
-            </w:pPr>
-            <w:r>
-              <w:rPr>
-                <w:rFonts w:ascii="Times New Roman" w:hAnsi="Times New Roman"/>
-                <w:sz w:val="26"/>
-              </w:rPr>
-              <w:t>7A1</w:t>
-            </w:r>
-          </w:p>
-        </w:tc>
-        <w:tc>
-          <w:tcPr>
-            <w:tcW w:type="dxa" w:w="3838"/>
-          </w:tcPr>
-          <w:p>
-            <w:pPr>
-              <w:jc w:val="left"/>
-            </w:pPr>
-            <w:r>
-              <w:rPr>
-                <w:rFonts w:ascii="Times New Roman" w:hAnsi="Times New Roman"/>
+            <w:tcW w:w="752" w:type="dxa"/>
+          </w:tcPr>
+          <w:p>
+            <w:pPr>
+              <w:jc w:val="center"/>
+            </w:pPr>
+            <w:r>
+              <w:rPr>
+                <w:sz w:val="26"/>
+              </w:rPr>
+              <w:t>2A1</w:t>
+            </w:r>
+          </w:p>
+        </w:tc>
+        <w:tc>
+          <w:tcPr>
+            <w:tcW w:w="3838" w:type="dxa"/>
+          </w:tcPr>
+          <w:p>
+            <w:r>
+              <w:rPr>
                 <w:sz w:val="26"/>
               </w:rPr>
               <w:t>Tiết 0: Định hướng môn học</w:t>
@@ -3082,15 +2939,11 @@
         </w:tc>
         <w:tc>
           <w:tcPr>
-            <w:tcW w:type="dxa" w:w="1096"/>
-          </w:tcPr>
-          <w:p>
-            <w:pPr>
-              <w:jc w:val="left"/>
-            </w:pPr>
-            <w:r>
-              <w:rPr>
-                <w:rFonts w:ascii="Times New Roman" w:hAnsi="Times New Roman"/>
+            <w:tcW w:w="1096" w:type="dxa"/>
+          </w:tcPr>
+          <w:p>
+            <w:r>
+              <w:rPr>
                 <w:sz w:val="26"/>
               </w:rPr>
               <w:t>Phòng Tin học</w:t>
@@ -3101,69 +2954,37 @@
       <w:tr>
         <w:tc>
           <w:tcPr>
-            <w:tcW w:type="dxa" w:w="1237"/>
-            <w:vMerge w:val="restart"/>
-          </w:tcPr>
-          <w:p>
-            <w:pPr>
-              <w:jc w:val="center"/>
-            </w:pPr>
-            <w:r>
-              <w:rPr>
-                <w:rFonts w:ascii="Times New Roman" w:hAnsi="Times New Roman"/>
-                <w:sz w:val="26"/>
-              </w:rPr>
-              <w:t>Ba (04/08)</w:t>
-            </w:r>
-          </w:p>
-          <w:p>
-            <w:pPr>
-              <w:jc w:val="center"/>
-            </w:pPr>
-            <w:r>
-              <w:rPr>
-                <w:rFonts w:ascii="Times New Roman" w:hAnsi="Times New Roman"/>
-                <w:sz w:val="26"/>
-              </w:rPr>
-              <w:t>Ba (04/08)</w:t>
-            </w:r>
-          </w:p>
-          <w:p>
-            <w:pPr>
-              <w:jc w:val="center"/>
-            </w:pPr>
-            <w:r>
-              <w:rPr>
-                <w:rFonts w:ascii="Times New Roman" w:hAnsi="Times New Roman"/>
-                <w:sz w:val="26"/>
-              </w:rPr>
-              <w:t>Ba (04/08)</w:t>
-            </w:r>
-          </w:p>
-          <w:p>
-            <w:pPr>
-              <w:jc w:val="center"/>
-            </w:pPr>
-            <w:r>
-              <w:rPr>
-                <w:rFonts w:ascii="Times New Roman" w:hAnsi="Times New Roman"/>
-                <w:sz w:val="26"/>
-              </w:rPr>
-              <w:t>Ba (04/08)</w:t>
-            </w:r>
-          </w:p>
-        </w:tc>
-        <w:tc>
-          <w:tcPr>
-            <w:tcW w:type="dxa" w:w="846"/>
-          </w:tcPr>
-          <w:p>
-            <w:pPr>
-              <w:jc w:val="center"/>
-            </w:pPr>
-            <w:r>
-              <w:rPr>
-                <w:rFonts w:ascii="Times New Roman" w:hAnsi="Times New Roman"/>
+            <w:tcW w:w="1237" w:type="dxa"/>
+            <w:vMerge/>
+          </w:tcPr>
+          <w:p/>
+        </w:tc>
+        <w:tc>
+          <w:tcPr>
+            <w:tcW w:w="846" w:type="dxa"/>
+          </w:tcPr>
+          <w:p>
+            <w:pPr>
+              <w:jc w:val="center"/>
+            </w:pPr>
+            <w:r>
+              <w:rPr>
+                <w:sz w:val="26"/>
+              </w:rPr>
+              <w:t>2</w:t>
+            </w:r>
+          </w:p>
+        </w:tc>
+        <w:tc>
+          <w:tcPr>
+            <w:tcW w:w="987" w:type="dxa"/>
+          </w:tcPr>
+          <w:p>
+            <w:pPr>
+              <w:jc w:val="center"/>
+            </w:pPr>
+            <w:r>
+              <w:rPr>
                 <w:sz w:val="26"/>
               </w:rPr>
               <w:t>1</w:t>
@@ -3172,32 +2993,14 @@
         </w:tc>
         <w:tc>
           <w:tcPr>
-            <w:tcW w:type="dxa" w:w="987"/>
-          </w:tcPr>
-          <w:p>
-            <w:pPr>
-              <w:jc w:val="center"/>
-            </w:pPr>
-            <w:r>
-              <w:rPr>
-                <w:rFonts w:ascii="Times New Roman" w:hAnsi="Times New Roman"/>
-                <w:sz w:val="26"/>
-              </w:rPr>
-              <w:t>1</w:t>
-            </w:r>
-          </w:p>
-        </w:tc>
-        <w:tc>
-          <w:tcPr>
-            <w:tcW w:type="dxa" w:w="1394"/>
-          </w:tcPr>
-          <w:p>
-            <w:pPr>
-              <w:jc w:val="center"/>
-            </w:pPr>
-            <w:r>
-              <w:rPr>
-                <w:rFonts w:ascii="Times New Roman" w:hAnsi="Times New Roman"/>
+            <w:tcW w:w="1394" w:type="dxa"/>
+          </w:tcPr>
+          <w:p>
+            <w:pPr>
+              <w:jc w:val="center"/>
+            </w:pPr>
+            <w:r>
+              <w:rPr>
                 <w:sz w:val="26"/>
               </w:rPr>
               <w:t>Tin học</w:t>
@@ -3206,32 +3009,27 @@
         </w:tc>
         <w:tc>
           <w:tcPr>
-            <w:tcW w:type="dxa" w:w="752"/>
-          </w:tcPr>
-          <w:p>
-            <w:pPr>
-              <w:jc w:val="center"/>
-            </w:pPr>
-            <w:r>
-              <w:rPr>
-                <w:rFonts w:ascii="Times New Roman" w:hAnsi="Times New Roman"/>
-                <w:sz w:val="26"/>
-              </w:rPr>
-              <w:t>2A1</w:t>
-            </w:r>
-          </w:p>
-        </w:tc>
-        <w:tc>
-          <w:tcPr>
-            <w:tcW w:type="dxa" w:w="3838"/>
-          </w:tcPr>
-          <w:p>
-            <w:pPr>
-              <w:jc w:val="left"/>
-            </w:pPr>
-            <w:r>
-              <w:rPr>
-                <w:rFonts w:ascii="Times New Roman" w:hAnsi="Times New Roman"/>
+            <w:tcW w:w="752" w:type="dxa"/>
+          </w:tcPr>
+          <w:p>
+            <w:pPr>
+              <w:jc w:val="center"/>
+            </w:pPr>
+            <w:r>
+              <w:rPr>
+                <w:sz w:val="26"/>
+              </w:rPr>
+              <w:t>1C1</w:t>
+            </w:r>
+          </w:p>
+        </w:tc>
+        <w:tc>
+          <w:tcPr>
+            <w:tcW w:w="3838" w:type="dxa"/>
+          </w:tcPr>
+          <w:p>
+            <w:r>
+              <w:rPr>
                 <w:sz w:val="26"/>
               </w:rPr>
               <w:t>Tiết 0: Định hướng môn học</w:t>
@@ -3240,15 +3038,11 @@
         </w:tc>
         <w:tc>
           <w:tcPr>
-            <w:tcW w:type="dxa" w:w="1096"/>
-          </w:tcPr>
-          <w:p>
-            <w:pPr>
-              <w:jc w:val="left"/>
-            </w:pPr>
-            <w:r>
-              <w:rPr>
-                <w:rFonts w:ascii="Times New Roman" w:hAnsi="Times New Roman"/>
+            <w:tcW w:w="1096" w:type="dxa"/>
+          </w:tcPr>
+          <w:p>
+            <w:r>
+              <w:rPr>
                 <w:sz w:val="26"/>
               </w:rPr>
               <w:t>Phòng Tin học</w:t>
@@ -3259,22 +3053,37 @@
       <w:tr>
         <w:tc>
           <w:tcPr>
-            <w:tcW w:type="dxa" w:w="1237"/>
+            <w:tcW w:w="1237" w:type="dxa"/>
             <w:vMerge/>
           </w:tcPr>
           <w:p/>
         </w:tc>
         <w:tc>
           <w:tcPr>
-            <w:tcW w:type="dxa" w:w="846"/>
-          </w:tcPr>
-          <w:p>
-            <w:pPr>
-              <w:jc w:val="center"/>
-            </w:pPr>
-            <w:r>
-              <w:rPr>
-                <w:rFonts w:ascii="Times New Roman" w:hAnsi="Times New Roman"/>
+            <w:tcW w:w="846" w:type="dxa"/>
+          </w:tcPr>
+          <w:p>
+            <w:pPr>
+              <w:jc w:val="center"/>
+            </w:pPr>
+            <w:r>
+              <w:rPr>
+                <w:sz w:val="26"/>
+              </w:rPr>
+              <w:t>3</w:t>
+            </w:r>
+          </w:p>
+        </w:tc>
+        <w:tc>
+          <w:tcPr>
+            <w:tcW w:w="987" w:type="dxa"/>
+          </w:tcPr>
+          <w:p>
+            <w:pPr>
+              <w:jc w:val="center"/>
+            </w:pPr>
+            <w:r>
+              <w:rPr>
                 <w:sz w:val="26"/>
               </w:rPr>
               <w:t>2</w:t>
@@ -3283,32 +3092,14 @@
         </w:tc>
         <w:tc>
           <w:tcPr>
-            <w:tcW w:type="dxa" w:w="987"/>
-          </w:tcPr>
-          <w:p>
-            <w:pPr>
-              <w:jc w:val="center"/>
-            </w:pPr>
-            <w:r>
-              <w:rPr>
-                <w:rFonts w:ascii="Times New Roman" w:hAnsi="Times New Roman"/>
-                <w:sz w:val="26"/>
-              </w:rPr>
-              <w:t>1</w:t>
-            </w:r>
-          </w:p>
-        </w:tc>
-        <w:tc>
-          <w:tcPr>
-            <w:tcW w:type="dxa" w:w="1394"/>
-          </w:tcPr>
-          <w:p>
-            <w:pPr>
-              <w:jc w:val="center"/>
-            </w:pPr>
-            <w:r>
-              <w:rPr>
-                <w:rFonts w:ascii="Times New Roman" w:hAnsi="Times New Roman"/>
+            <w:tcW w:w="1394" w:type="dxa"/>
+          </w:tcPr>
+          <w:p>
+            <w:pPr>
+              <w:jc w:val="center"/>
+            </w:pPr>
+            <w:r>
+              <w:rPr>
                 <w:sz w:val="26"/>
               </w:rPr>
               <w:t>Tin học</w:t>
@@ -3317,32 +3108,27 @@
         </w:tc>
         <w:tc>
           <w:tcPr>
-            <w:tcW w:type="dxa" w:w="752"/>
-          </w:tcPr>
-          <w:p>
-            <w:pPr>
-              <w:jc w:val="center"/>
-            </w:pPr>
-            <w:r>
-              <w:rPr>
-                <w:rFonts w:ascii="Times New Roman" w:hAnsi="Times New Roman"/>
-                <w:sz w:val="26"/>
-              </w:rPr>
-              <w:t>1C1</w:t>
-            </w:r>
-          </w:p>
-        </w:tc>
-        <w:tc>
-          <w:tcPr>
-            <w:tcW w:type="dxa" w:w="3838"/>
-          </w:tcPr>
-          <w:p>
-            <w:pPr>
-              <w:jc w:val="left"/>
-            </w:pPr>
-            <w:r>
-              <w:rPr>
-                <w:rFonts w:ascii="Times New Roman" w:hAnsi="Times New Roman"/>
+            <w:tcW w:w="752" w:type="dxa"/>
+          </w:tcPr>
+          <w:p>
+            <w:pPr>
+              <w:jc w:val="center"/>
+            </w:pPr>
+            <w:r>
+              <w:rPr>
+                <w:sz w:val="26"/>
+              </w:rPr>
+              <w:t>7A1</w:t>
+            </w:r>
+          </w:p>
+        </w:tc>
+        <w:tc>
+          <w:tcPr>
+            <w:tcW w:w="3838" w:type="dxa"/>
+          </w:tcPr>
+          <w:p>
+            <w:r>
+              <w:rPr>
                 <w:sz w:val="26"/>
               </w:rPr>
               <w:t>Tiết 0: Định hướng môn học</w:t>
@@ -3351,15 +3137,11 @@
         </w:tc>
         <w:tc>
           <w:tcPr>
-            <w:tcW w:type="dxa" w:w="1096"/>
-          </w:tcPr>
-          <w:p>
-            <w:pPr>
-              <w:jc w:val="left"/>
-            </w:pPr>
-            <w:r>
-              <w:rPr>
-                <w:rFonts w:ascii="Times New Roman" w:hAnsi="Times New Roman"/>
+            <w:tcW w:w="1096" w:type="dxa"/>
+          </w:tcPr>
+          <w:p>
+            <w:r>
+              <w:rPr>
                 <w:sz w:val="26"/>
               </w:rPr>
               <w:t>Phòng Tin học</w:t>
@@ -3370,73 +3152,69 @@
       <w:tr>
         <w:tc>
           <w:tcPr>
-            <w:tcW w:type="dxa" w:w="1237"/>
+            <w:tcW w:w="1237" w:type="dxa"/>
             <w:vMerge/>
           </w:tcPr>
           <w:p/>
         </w:tc>
         <w:tc>
           <w:tcPr>
-            <w:tcW w:type="dxa" w:w="846"/>
-          </w:tcPr>
-          <w:p>
-            <w:pPr>
-              <w:jc w:val="center"/>
-            </w:pPr>
-            <w:r>
-              <w:rPr>
-                <w:rFonts w:ascii="Times New Roman" w:hAnsi="Times New Roman"/>
-                <w:sz w:val="26"/>
-              </w:rPr>
-              <w:t>3</w:t>
-            </w:r>
-          </w:p>
-        </w:tc>
-        <w:tc>
-          <w:tcPr>
-            <w:tcW w:type="dxa" w:w="987"/>
-          </w:tcPr>
-          <w:p>
-            <w:pPr>
-              <w:jc w:val="center"/>
-            </w:pPr>
-            <w:r>
-              <w:rPr>
-                <w:rFonts w:ascii="Times New Roman" w:hAnsi="Times New Roman"/>
-                <w:sz w:val="26"/>
-              </w:rPr>
-              <w:t>2</w:t>
-            </w:r>
-          </w:p>
-        </w:tc>
-        <w:tc>
-          <w:tcPr>
-            <w:tcW w:type="dxa" w:w="1394"/>
-          </w:tcPr>
-          <w:p>
-            <w:pPr>
-              <w:jc w:val="center"/>
-            </w:pPr>
-            <w:r>
-              <w:rPr>
-                <w:rFonts w:ascii="Times New Roman" w:hAnsi="Times New Roman"/>
-                <w:sz w:val="26"/>
-              </w:rPr>
-              <w:t>Tin học</w:t>
-            </w:r>
-          </w:p>
-        </w:tc>
-        <w:tc>
-          <w:tcPr>
-            <w:tcW w:type="dxa" w:w="752"/>
-          </w:tcPr>
-          <w:p>
-            <w:pPr>
-              <w:jc w:val="center"/>
-            </w:pPr>
-            <w:r>
-              <w:rPr>
-                <w:rFonts w:ascii="Times New Roman" w:hAnsi="Times New Roman"/>
+            <w:tcW w:w="846" w:type="dxa"/>
+          </w:tcPr>
+          <w:p>
+            <w:pPr>
+              <w:jc w:val="center"/>
+            </w:pPr>
+            <w:r>
+              <w:rPr>
+                <w:sz w:val="26"/>
+              </w:rPr>
+              <w:t>4</w:t>
+            </w:r>
+          </w:p>
+        </w:tc>
+        <w:tc>
+          <w:tcPr>
+            <w:tcW w:w="987" w:type="dxa"/>
+          </w:tcPr>
+          <w:p>
+            <w:pPr>
+              <w:jc w:val="center"/>
+            </w:pPr>
+            <w:r>
+              <w:rPr>
+                <w:sz w:val="26"/>
+              </w:rPr>
+              <w:t>1</w:t>
+            </w:r>
+          </w:p>
+        </w:tc>
+        <w:tc>
+          <w:tcPr>
+            <w:tcW w:w="1394" w:type="dxa"/>
+          </w:tcPr>
+          <w:p>
+            <w:pPr>
+              <w:jc w:val="center"/>
+            </w:pPr>
+            <w:r>
+              <w:rPr>
+                <w:sz w:val="26"/>
+              </w:rPr>
+              <w:t>Robotics</w:t>
+            </w:r>
+          </w:p>
+        </w:tc>
+        <w:tc>
+          <w:tcPr>
+            <w:tcW w:w="752" w:type="dxa"/>
+          </w:tcPr>
+          <w:p>
+            <w:pPr>
+              <w:jc w:val="center"/>
+            </w:pPr>
+            <w:r>
+              <w:rPr>
                 <w:sz w:val="26"/>
               </w:rPr>
               <w:t>7A1</w:t>
@@ -3445,35 +3223,27 @@
         </w:tc>
         <w:tc>
           <w:tcPr>
-            <w:tcW w:type="dxa" w:w="3838"/>
-          </w:tcPr>
-          <w:p>
-            <w:pPr>
-              <w:jc w:val="left"/>
-            </w:pPr>
-            <w:r>
-              <w:rPr>
-                <w:rFonts w:ascii="Times New Roman" w:hAnsi="Times New Roman"/>
-                <w:sz w:val="26"/>
-              </w:rPr>
-              <w:t>Bài 1. Thiết bị vào - ra</w:t>
-            </w:r>
-          </w:p>
-        </w:tc>
-        <w:tc>
-          <w:tcPr>
-            <w:tcW w:type="dxa" w:w="1096"/>
-          </w:tcPr>
-          <w:p>
-            <w:pPr>
-              <w:jc w:val="left"/>
-            </w:pPr>
-            <w:r>
-              <w:rPr>
-                <w:rFonts w:ascii="Times New Roman" w:hAnsi="Times New Roman"/>
-                <w:sz w:val="26"/>
-              </w:rPr>
-              <w:t>Phòng Tin học</w:t>
+            <w:tcW w:w="3838" w:type="dxa"/>
+          </w:tcPr>
+          <w:p>
+            <w:r>
+              <w:rPr>
+                <w:sz w:val="26"/>
+              </w:rPr>
+              <w:t>Tiết 0: Định hướng môn học</w:t>
+            </w:r>
+          </w:p>
+        </w:tc>
+        <w:tc>
+          <w:tcPr>
+            <w:tcW w:w="1096" w:type="dxa"/>
+          </w:tcPr>
+          <w:p>
+            <w:r>
+              <w:rPr>
+                <w:sz w:val="26"/>
+              </w:rPr>
+              <w:t>Bộ Kit Robotics</w:t>
             </w:r>
           </w:p>
         </w:tc>
@@ -3481,39 +3251,52 @@
       <w:tr>
         <w:tc>
           <w:tcPr>
-            <w:tcW w:type="dxa" w:w="1237"/>
-            <w:vMerge/>
-          </w:tcPr>
-          <w:p/>
-        </w:tc>
-        <w:tc>
-          <w:tcPr>
-            <w:tcW w:type="dxa" w:w="846"/>
-          </w:tcPr>
-          <w:p>
-            <w:pPr>
-              <w:jc w:val="center"/>
-            </w:pPr>
-            <w:r>
-              <w:rPr>
-                <w:rFonts w:ascii="Times New Roman" w:hAnsi="Times New Roman"/>
-                <w:sz w:val="26"/>
-              </w:rPr>
-              <w:t>4</w:t>
-            </w:r>
-          </w:p>
-        </w:tc>
-        <w:tc>
-          <w:tcPr>
-            <w:tcW w:type="dxa" w:w="987"/>
-          </w:tcPr>
-          <w:p>
-            <w:pPr>
-              <w:jc w:val="center"/>
-            </w:pPr>
-            <w:r>
-              <w:rPr>
-                <w:rFonts w:ascii="Times New Roman" w:hAnsi="Times New Roman"/>
+            <w:tcW w:w="1237" w:type="dxa"/>
+            <w:vMerge w:val="restart"/>
+          </w:tcPr>
+          <w:p>
+            <w:pPr>
+              <w:jc w:val="center"/>
+            </w:pPr>
+            <w:r>
+              <w:rPr>
+                <w:sz w:val="26"/>
+              </w:rPr>
+              <w:t>Tư (05/08)</w:t>
+            </w:r>
+          </w:p>
+          <w:p>
+            <w:pPr>
+              <w:jc w:val="center"/>
+            </w:pPr>
+          </w:p>
+        </w:tc>
+        <w:tc>
+          <w:tcPr>
+            <w:tcW w:w="846" w:type="dxa"/>
+          </w:tcPr>
+          <w:p>
+            <w:pPr>
+              <w:jc w:val="center"/>
+            </w:pPr>
+            <w:r>
+              <w:rPr>
+                <w:sz w:val="26"/>
+              </w:rPr>
+              <w:t>3</w:t>
+            </w:r>
+          </w:p>
+        </w:tc>
+        <w:tc>
+          <w:tcPr>
+            <w:tcW w:w="987" w:type="dxa"/>
+          </w:tcPr>
+          <w:p>
+            <w:pPr>
+              <w:jc w:val="center"/>
+            </w:pPr>
+            <w:r>
+              <w:rPr>
                 <w:sz w:val="26"/>
               </w:rPr>
               <w:t>1</w:t>
@@ -3522,49 +3305,43 @@
         </w:tc>
         <w:tc>
           <w:tcPr>
-            <w:tcW w:type="dxa" w:w="1394"/>
-          </w:tcPr>
-          <w:p>
-            <w:pPr>
-              <w:jc w:val="center"/>
-            </w:pPr>
-            <w:r>
-              <w:rPr>
-                <w:rFonts w:ascii="Times New Roman" w:hAnsi="Times New Roman"/>
-                <w:sz w:val="26"/>
-              </w:rPr>
-              <w:t>Robotics</w:t>
-            </w:r>
-          </w:p>
-        </w:tc>
-        <w:tc>
-          <w:tcPr>
-            <w:tcW w:type="dxa" w:w="752"/>
-          </w:tcPr>
-          <w:p>
-            <w:pPr>
-              <w:jc w:val="center"/>
-            </w:pPr>
-            <w:r>
-              <w:rPr>
-                <w:rFonts w:ascii="Times New Roman" w:hAnsi="Times New Roman"/>
-                <w:sz w:val="26"/>
-              </w:rPr>
-              <w:t>7A1</w:t>
-            </w:r>
-          </w:p>
-        </w:tc>
-        <w:tc>
-          <w:tcPr>
-            <w:tcW w:type="dxa" w:w="3838"/>
-          </w:tcPr>
-          <w:p>
-            <w:pPr>
-              <w:jc w:val="left"/>
-            </w:pPr>
-            <w:r>
-              <w:rPr>
-                <w:rFonts w:ascii="Times New Roman" w:hAnsi="Times New Roman"/>
+            <w:tcW w:w="1394" w:type="dxa"/>
+          </w:tcPr>
+          <w:p>
+            <w:pPr>
+              <w:jc w:val="center"/>
+            </w:pPr>
+            <w:r>
+              <w:rPr>
+                <w:sz w:val="26"/>
+              </w:rPr>
+              <w:t>Tin học</w:t>
+            </w:r>
+          </w:p>
+        </w:tc>
+        <w:tc>
+          <w:tcPr>
+            <w:tcW w:w="752" w:type="dxa"/>
+          </w:tcPr>
+          <w:p>
+            <w:pPr>
+              <w:jc w:val="center"/>
+            </w:pPr>
+            <w:r>
+              <w:rPr>
+                <w:sz w:val="26"/>
+              </w:rPr>
+              <w:t>4C1</w:t>
+            </w:r>
+          </w:p>
+        </w:tc>
+        <w:tc>
+          <w:tcPr>
+            <w:tcW w:w="3838" w:type="dxa"/>
+          </w:tcPr>
+          <w:p>
+            <w:r>
+              <w:rPr>
                 <w:sz w:val="26"/>
               </w:rPr>
               <w:t>Tiết 0: Định hướng môn học</w:t>
@@ -3573,18 +3350,14 @@
         </w:tc>
         <w:tc>
           <w:tcPr>
-            <w:tcW w:type="dxa" w:w="1096"/>
-          </w:tcPr>
-          <w:p>
-            <w:pPr>
-              <w:jc w:val="left"/>
-            </w:pPr>
-            <w:r>
-              <w:rPr>
-                <w:rFonts w:ascii="Times New Roman" w:hAnsi="Times New Roman"/>
-                <w:sz w:val="26"/>
-              </w:rPr>
-              <w:t>Bộ Kit Robotics</w:t>
+            <w:tcW w:w="1096" w:type="dxa"/>
+          </w:tcPr>
+          <w:p>
+            <w:r>
+              <w:rPr>
+                <w:sz w:val="26"/>
+              </w:rPr>
+              <w:t>Phòng Tin học</w:t>
             </w:r>
           </w:p>
         </w:tc>
@@ -3592,62 +3365,37 @@
       <w:tr>
         <w:tc>
           <w:tcPr>
-            <w:tcW w:type="dxa" w:w="1237"/>
-            <w:vMerge w:val="restart"/>
-          </w:tcPr>
-          <w:p>
-            <w:pPr>
-              <w:jc w:val="center"/>
-            </w:pPr>
-            <w:r>
-              <w:rPr>
-                <w:rFonts w:ascii="Times New Roman" w:hAnsi="Times New Roman"/>
-                <w:sz w:val="26"/>
-              </w:rPr>
-              <w:t>Tư (05/08)</w:t>
-            </w:r>
-          </w:p>
-          <w:p>
-            <w:pPr>
-              <w:jc w:val="center"/>
-            </w:pPr>
-            <w:r>
-              <w:rPr>
-                <w:rFonts w:ascii="Times New Roman" w:hAnsi="Times New Roman"/>
-                <w:sz w:val="26"/>
-              </w:rPr>
-              <w:t>Tư (05/08)</w:t>
-            </w:r>
-          </w:p>
-        </w:tc>
-        <w:tc>
-          <w:tcPr>
-            <w:tcW w:type="dxa" w:w="846"/>
-          </w:tcPr>
-          <w:p>
-            <w:pPr>
-              <w:jc w:val="center"/>
-            </w:pPr>
-            <w:r>
-              <w:rPr>
-                <w:rFonts w:ascii="Times New Roman" w:hAnsi="Times New Roman"/>
-                <w:sz w:val="26"/>
-              </w:rPr>
-              <w:t>3</w:t>
-            </w:r>
-          </w:p>
-        </w:tc>
-        <w:tc>
-          <w:tcPr>
-            <w:tcW w:type="dxa" w:w="987"/>
-          </w:tcPr>
-          <w:p>
-            <w:pPr>
-              <w:jc w:val="center"/>
-            </w:pPr>
-            <w:r>
-              <w:rPr>
-                <w:rFonts w:ascii="Times New Roman" w:hAnsi="Times New Roman"/>
+            <w:tcW w:w="1237" w:type="dxa"/>
+            <w:vMerge/>
+          </w:tcPr>
+          <w:p/>
+        </w:tc>
+        <w:tc>
+          <w:tcPr>
+            <w:tcW w:w="846" w:type="dxa"/>
+          </w:tcPr>
+          <w:p>
+            <w:pPr>
+              <w:jc w:val="center"/>
+            </w:pPr>
+            <w:r>
+              <w:rPr>
+                <w:sz w:val="26"/>
+              </w:rPr>
+              <w:t>4</w:t>
+            </w:r>
+          </w:p>
+        </w:tc>
+        <w:tc>
+          <w:tcPr>
+            <w:tcW w:w="987" w:type="dxa"/>
+          </w:tcPr>
+          <w:p>
+            <w:pPr>
+              <w:jc w:val="center"/>
+            </w:pPr>
+            <w:r>
+              <w:rPr>
                 <w:sz w:val="26"/>
               </w:rPr>
               <w:t>1</w:t>
@@ -3656,49 +3404,43 @@
         </w:tc>
         <w:tc>
           <w:tcPr>
-            <w:tcW w:type="dxa" w:w="1394"/>
-          </w:tcPr>
-          <w:p>
-            <w:pPr>
-              <w:jc w:val="center"/>
-            </w:pPr>
-            <w:r>
-              <w:rPr>
-                <w:rFonts w:ascii="Times New Roman" w:hAnsi="Times New Roman"/>
-                <w:sz w:val="26"/>
-              </w:rPr>
-              <w:t>Tin học</w:t>
-            </w:r>
-          </w:p>
-        </w:tc>
-        <w:tc>
-          <w:tcPr>
-            <w:tcW w:type="dxa" w:w="752"/>
-          </w:tcPr>
-          <w:p>
-            <w:pPr>
-              <w:jc w:val="center"/>
-            </w:pPr>
-            <w:r>
-              <w:rPr>
-                <w:rFonts w:ascii="Times New Roman" w:hAnsi="Times New Roman"/>
-                <w:sz w:val="26"/>
-              </w:rPr>
-              <w:t>4C1</w:t>
-            </w:r>
-          </w:p>
-        </w:tc>
-        <w:tc>
-          <w:tcPr>
-            <w:tcW w:type="dxa" w:w="3838"/>
-          </w:tcPr>
-          <w:p>
-            <w:pPr>
-              <w:jc w:val="left"/>
-            </w:pPr>
-            <w:r>
-              <w:rPr>
-                <w:rFonts w:ascii="Times New Roman" w:hAnsi="Times New Roman"/>
+            <w:tcW w:w="1394" w:type="dxa"/>
+          </w:tcPr>
+          <w:p>
+            <w:pPr>
+              <w:jc w:val="center"/>
+            </w:pPr>
+            <w:r>
+              <w:rPr>
+                <w:sz w:val="26"/>
+              </w:rPr>
+              <w:t>Robotics</w:t>
+            </w:r>
+          </w:p>
+        </w:tc>
+        <w:tc>
+          <w:tcPr>
+            <w:tcW w:w="752" w:type="dxa"/>
+          </w:tcPr>
+          <w:p>
+            <w:pPr>
+              <w:jc w:val="center"/>
+            </w:pPr>
+            <w:r>
+              <w:rPr>
+                <w:sz w:val="26"/>
+              </w:rPr>
+              <w:t>2A1</w:t>
+            </w:r>
+          </w:p>
+        </w:tc>
+        <w:tc>
+          <w:tcPr>
+            <w:tcW w:w="3838" w:type="dxa"/>
+          </w:tcPr>
+          <w:p>
+            <w:r>
+              <w:rPr>
                 <w:sz w:val="26"/>
               </w:rPr>
               <w:t>Tiết 0: Định hướng môn học</w:t>
@@ -3707,18 +3449,14 @@
         </w:tc>
         <w:tc>
           <w:tcPr>
-            <w:tcW w:type="dxa" w:w="1096"/>
-          </w:tcPr>
-          <w:p>
-            <w:pPr>
-              <w:jc w:val="left"/>
-            </w:pPr>
-            <w:r>
-              <w:rPr>
-                <w:rFonts w:ascii="Times New Roman" w:hAnsi="Times New Roman"/>
-                <w:sz w:val="26"/>
-              </w:rPr>
-              <w:t>Phòng Tin học</w:t>
+            <w:tcW w:w="1096" w:type="dxa"/>
+          </w:tcPr>
+          <w:p>
+            <w:r>
+              <w:rPr>
+                <w:sz w:val="26"/>
+              </w:rPr>
+              <w:t>Bộ Kit Robotics</w:t>
             </w:r>
           </w:p>
         </w:tc>
@@ -3726,39 +3464,36 @@
       <w:tr>
         <w:tc>
           <w:tcPr>
-            <w:tcW w:type="dxa" w:w="1237"/>
-            <w:vMerge/>
-          </w:tcPr>
-          <w:p/>
-        </w:tc>
-        <w:tc>
-          <w:tcPr>
-            <w:tcW w:type="dxa" w:w="846"/>
-          </w:tcPr>
-          <w:p>
-            <w:pPr>
-              <w:jc w:val="center"/>
-            </w:pPr>
-            <w:r>
-              <w:rPr>
-                <w:rFonts w:ascii="Times New Roman" w:hAnsi="Times New Roman"/>
-                <w:sz w:val="26"/>
-              </w:rPr>
-              <w:t>4</w:t>
-            </w:r>
-          </w:p>
-        </w:tc>
-        <w:tc>
-          <w:tcPr>
-            <w:tcW w:type="dxa" w:w="987"/>
-          </w:tcPr>
-          <w:p>
-            <w:pPr>
-              <w:jc w:val="center"/>
-            </w:pPr>
-            <w:r>
-              <w:rPr>
-                <w:rFonts w:ascii="Times New Roman" w:hAnsi="Times New Roman"/>
+            <w:tcW w:w="1237" w:type="dxa"/>
+            <w:vMerge w:val="restart"/>
+          </w:tcPr>
+          <w:p>
+            <w:pPr>
+              <w:jc w:val="center"/>
+            </w:pPr>
+            <w:r>
+              <w:rPr>
+                <w:sz w:val="26"/>
+              </w:rPr>
+              <w:t>Năm (06/08)</w:t>
+            </w:r>
+          </w:p>
+          <w:p>
+            <w:pPr>
+              <w:jc w:val="center"/>
+            </w:pPr>
+          </w:p>
+        </w:tc>
+        <w:tc>
+          <w:tcPr>
+            <w:tcW w:w="846" w:type="dxa"/>
+          </w:tcPr>
+          <w:p>
+            <w:pPr>
+              <w:jc w:val="center"/>
+            </w:pPr>
+            <w:r>
+              <w:rPr>
                 <w:sz w:val="26"/>
               </w:rPr>
               <w:t>1</w:t>
@@ -3767,49 +3502,59 @@
         </w:tc>
         <w:tc>
           <w:tcPr>
-            <w:tcW w:type="dxa" w:w="1394"/>
-          </w:tcPr>
-          <w:p>
-            <w:pPr>
-              <w:jc w:val="center"/>
-            </w:pPr>
-            <w:r>
-              <w:rPr>
-                <w:rFonts w:ascii="Times New Roman" w:hAnsi="Times New Roman"/>
-                <w:sz w:val="26"/>
-              </w:rPr>
-              <w:t>Robotics</w:t>
-            </w:r>
-          </w:p>
-        </w:tc>
-        <w:tc>
-          <w:tcPr>
-            <w:tcW w:type="dxa" w:w="752"/>
-          </w:tcPr>
-          <w:p>
-            <w:pPr>
-              <w:jc w:val="center"/>
-            </w:pPr>
-            <w:r>
-              <w:rPr>
-                <w:rFonts w:ascii="Times New Roman" w:hAnsi="Times New Roman"/>
-                <w:sz w:val="26"/>
-              </w:rPr>
-              <w:t>2A1</w:t>
-            </w:r>
-          </w:p>
-        </w:tc>
-        <w:tc>
-          <w:tcPr>
-            <w:tcW w:type="dxa" w:w="3838"/>
-          </w:tcPr>
-          <w:p>
-            <w:pPr>
-              <w:jc w:val="left"/>
-            </w:pPr>
-            <w:r>
-              <w:rPr>
-                <w:rFonts w:ascii="Times New Roman" w:hAnsi="Times New Roman"/>
+            <w:tcW w:w="987" w:type="dxa"/>
+          </w:tcPr>
+          <w:p>
+            <w:pPr>
+              <w:jc w:val="center"/>
+            </w:pPr>
+            <w:r>
+              <w:rPr>
+                <w:sz w:val="26"/>
+              </w:rPr>
+              <w:t>1</w:t>
+            </w:r>
+          </w:p>
+        </w:tc>
+        <w:tc>
+          <w:tcPr>
+            <w:tcW w:w="1394" w:type="dxa"/>
+          </w:tcPr>
+          <w:p>
+            <w:pPr>
+              <w:jc w:val="center"/>
+            </w:pPr>
+            <w:r>
+              <w:rPr>
+                <w:sz w:val="26"/>
+              </w:rPr>
+              <w:t>Tin học</w:t>
+            </w:r>
+          </w:p>
+        </w:tc>
+        <w:tc>
+          <w:tcPr>
+            <w:tcW w:w="752" w:type="dxa"/>
+          </w:tcPr>
+          <w:p>
+            <w:pPr>
+              <w:jc w:val="center"/>
+            </w:pPr>
+            <w:r>
+              <w:rPr>
+                <w:sz w:val="26"/>
+              </w:rPr>
+              <w:t>3A1</w:t>
+            </w:r>
+          </w:p>
+        </w:tc>
+        <w:tc>
+          <w:tcPr>
+            <w:tcW w:w="3838" w:type="dxa"/>
+          </w:tcPr>
+          <w:p>
+            <w:r>
+              <w:rPr>
                 <w:sz w:val="26"/>
               </w:rPr>
               <w:t>Tiết 0: Định hướng môn học</w:t>
@@ -3818,18 +3563,14 @@
         </w:tc>
         <w:tc>
           <w:tcPr>
-            <w:tcW w:type="dxa" w:w="1096"/>
-          </w:tcPr>
-          <w:p>
-            <w:pPr>
-              <w:jc w:val="left"/>
-            </w:pPr>
-            <w:r>
-              <w:rPr>
-                <w:rFonts w:ascii="Times New Roman" w:hAnsi="Times New Roman"/>
-                <w:sz w:val="26"/>
-              </w:rPr>
-              <w:t>Bộ Kit Robotics</w:t>
+            <w:tcW w:w="1096" w:type="dxa"/>
+          </w:tcPr>
+          <w:p>
+            <w:r>
+              <w:rPr>
+                <w:sz w:val="26"/>
+              </w:rPr>
+              <w:t>Phòng Tin học</w:t>
             </w:r>
           </w:p>
         </w:tc>
@@ -3837,69 +3578,37 @@
       <w:tr>
         <w:tc>
           <w:tcPr>
-            <w:tcW w:type="dxa" w:w="1237"/>
-            <w:vMerge w:val="restart"/>
-          </w:tcPr>
-          <w:p>
-            <w:pPr>
-              <w:jc w:val="center"/>
-            </w:pPr>
-            <w:r>
-              <w:rPr>
-                <w:rFonts w:ascii="Times New Roman" w:hAnsi="Times New Roman"/>
-                <w:sz w:val="26"/>
-              </w:rPr>
-              <w:t>Năm (06/08)</w:t>
-            </w:r>
-          </w:p>
-          <w:p>
-            <w:pPr>
-              <w:jc w:val="center"/>
-            </w:pPr>
-            <w:r>
-              <w:rPr>
-                <w:rFonts w:ascii="Times New Roman" w:hAnsi="Times New Roman"/>
-                <w:sz w:val="26"/>
-              </w:rPr>
-              <w:t>Năm (06/08)</w:t>
-            </w:r>
-          </w:p>
-          <w:p>
-            <w:pPr>
-              <w:jc w:val="center"/>
-            </w:pPr>
-            <w:r>
-              <w:rPr>
-                <w:rFonts w:ascii="Times New Roman" w:hAnsi="Times New Roman"/>
-                <w:sz w:val="26"/>
-              </w:rPr>
-              <w:t>Năm (06/08)</w:t>
-            </w:r>
-          </w:p>
-          <w:p>
-            <w:pPr>
-              <w:jc w:val="center"/>
-            </w:pPr>
-            <w:r>
-              <w:rPr>
-                <w:rFonts w:ascii="Times New Roman" w:hAnsi="Times New Roman"/>
-                <w:sz w:val="26"/>
-              </w:rPr>
-              <w:t>Năm (06/08)</w:t>
-            </w:r>
-          </w:p>
-        </w:tc>
-        <w:tc>
-          <w:tcPr>
-            <w:tcW w:type="dxa" w:w="846"/>
-          </w:tcPr>
-          <w:p>
-            <w:pPr>
-              <w:jc w:val="center"/>
-            </w:pPr>
-            <w:r>
-              <w:rPr>
-                <w:rFonts w:ascii="Times New Roman" w:hAnsi="Times New Roman"/>
+            <w:tcW w:w="1237" w:type="dxa"/>
+            <w:vMerge/>
+          </w:tcPr>
+          <w:p/>
+        </w:tc>
+        <w:tc>
+          <w:tcPr>
+            <w:tcW w:w="846" w:type="dxa"/>
+          </w:tcPr>
+          <w:p>
+            <w:pPr>
+              <w:jc w:val="center"/>
+            </w:pPr>
+            <w:r>
+              <w:rPr>
+                <w:sz w:val="26"/>
+              </w:rPr>
+              <w:t>2</w:t>
+            </w:r>
+          </w:p>
+        </w:tc>
+        <w:tc>
+          <w:tcPr>
+            <w:tcW w:w="987" w:type="dxa"/>
+          </w:tcPr>
+          <w:p>
+            <w:pPr>
+              <w:jc w:val="center"/>
+            </w:pPr>
+            <w:r>
+              <w:rPr>
                 <w:sz w:val="26"/>
               </w:rPr>
               <w:t>1</w:t>
@@ -3908,32 +3617,14 @@
         </w:tc>
         <w:tc>
           <w:tcPr>
-            <w:tcW w:type="dxa" w:w="987"/>
-          </w:tcPr>
-          <w:p>
-            <w:pPr>
-              <w:jc w:val="center"/>
-            </w:pPr>
-            <w:r>
-              <w:rPr>
-                <w:rFonts w:ascii="Times New Roman" w:hAnsi="Times New Roman"/>
-                <w:sz w:val="26"/>
-              </w:rPr>
-              <w:t>1</w:t>
-            </w:r>
-          </w:p>
-        </w:tc>
-        <w:tc>
-          <w:tcPr>
-            <w:tcW w:type="dxa" w:w="1394"/>
-          </w:tcPr>
-          <w:p>
-            <w:pPr>
-              <w:jc w:val="center"/>
-            </w:pPr>
-            <w:r>
-              <w:rPr>
-                <w:rFonts w:ascii="Times New Roman" w:hAnsi="Times New Roman"/>
+            <w:tcW w:w="1394" w:type="dxa"/>
+          </w:tcPr>
+          <w:p>
+            <w:pPr>
+              <w:jc w:val="center"/>
+            </w:pPr>
+            <w:r>
+              <w:rPr>
                 <w:sz w:val="26"/>
               </w:rPr>
               <w:t>Tin học</w:t>
@@ -3942,32 +3633,27 @@
         </w:tc>
         <w:tc>
           <w:tcPr>
-            <w:tcW w:type="dxa" w:w="752"/>
-          </w:tcPr>
-          <w:p>
-            <w:pPr>
-              <w:jc w:val="center"/>
-            </w:pPr>
-            <w:r>
-              <w:rPr>
-                <w:rFonts w:ascii="Times New Roman" w:hAnsi="Times New Roman"/>
-                <w:sz w:val="26"/>
-              </w:rPr>
-              <w:t>3A1</w:t>
-            </w:r>
-          </w:p>
-        </w:tc>
-        <w:tc>
-          <w:tcPr>
-            <w:tcW w:type="dxa" w:w="3838"/>
-          </w:tcPr>
-          <w:p>
-            <w:pPr>
-              <w:jc w:val="left"/>
-            </w:pPr>
-            <w:r>
-              <w:rPr>
-                <w:rFonts w:ascii="Times New Roman" w:hAnsi="Times New Roman"/>
+            <w:tcW w:w="752" w:type="dxa"/>
+          </w:tcPr>
+          <w:p>
+            <w:pPr>
+              <w:jc w:val="center"/>
+            </w:pPr>
+            <w:r>
+              <w:rPr>
+                <w:sz w:val="26"/>
+              </w:rPr>
+              <w:t>TTH 1</w:t>
+            </w:r>
+          </w:p>
+        </w:tc>
+        <w:tc>
+          <w:tcPr>
+            <w:tcW w:w="3838" w:type="dxa"/>
+          </w:tcPr>
+          <w:p>
+            <w:r>
+              <w:rPr>
                 <w:sz w:val="26"/>
               </w:rPr>
               <w:t>Tiết 0: Định hướng môn học</w:t>
@@ -3976,15 +3662,11 @@
         </w:tc>
         <w:tc>
           <w:tcPr>
-            <w:tcW w:type="dxa" w:w="1096"/>
-          </w:tcPr>
-          <w:p>
-            <w:pPr>
-              <w:jc w:val="left"/>
-            </w:pPr>
-            <w:r>
-              <w:rPr>
-                <w:rFonts w:ascii="Times New Roman" w:hAnsi="Times New Roman"/>
+            <w:tcW w:w="1096" w:type="dxa"/>
+          </w:tcPr>
+          <w:p>
+            <w:r>
+              <w:rPr>
                 <w:sz w:val="26"/>
               </w:rPr>
               <w:t>Phòng Tin học</w:t>
@@ -3995,39 +3677,37 @@
       <w:tr>
         <w:tc>
           <w:tcPr>
-            <w:tcW w:type="dxa" w:w="1237"/>
+            <w:tcW w:w="1237" w:type="dxa"/>
             <w:vMerge/>
           </w:tcPr>
           <w:p/>
         </w:tc>
         <w:tc>
           <w:tcPr>
-            <w:tcW w:type="dxa" w:w="846"/>
-          </w:tcPr>
-          <w:p>
-            <w:pPr>
-              <w:jc w:val="center"/>
-            </w:pPr>
-            <w:r>
-              <w:rPr>
-                <w:rFonts w:ascii="Times New Roman" w:hAnsi="Times New Roman"/>
-                <w:sz w:val="26"/>
-              </w:rPr>
-              <w:t>2</w:t>
-            </w:r>
-          </w:p>
-        </w:tc>
-        <w:tc>
-          <w:tcPr>
-            <w:tcW w:type="dxa" w:w="987"/>
-          </w:tcPr>
-          <w:p>
-            <w:pPr>
-              <w:jc w:val="center"/>
-            </w:pPr>
-            <w:r>
-              <w:rPr>
-                <w:rFonts w:ascii="Times New Roman" w:hAnsi="Times New Roman"/>
+            <w:tcW w:w="846" w:type="dxa"/>
+          </w:tcPr>
+          <w:p>
+            <w:pPr>
+              <w:jc w:val="center"/>
+            </w:pPr>
+            <w:r>
+              <w:rPr>
+                <w:sz w:val="26"/>
+              </w:rPr>
+              <w:t>3</w:t>
+            </w:r>
+          </w:p>
+        </w:tc>
+        <w:tc>
+          <w:tcPr>
+            <w:tcW w:w="987" w:type="dxa"/>
+          </w:tcPr>
+          <w:p>
+            <w:pPr>
+              <w:jc w:val="center"/>
+            </w:pPr>
+            <w:r>
+              <w:rPr>
                 <w:sz w:val="26"/>
               </w:rPr>
               <w:t>1</w:t>
@@ -4036,15 +3716,14 @@
         </w:tc>
         <w:tc>
           <w:tcPr>
-            <w:tcW w:type="dxa" w:w="1394"/>
-          </w:tcPr>
-          <w:p>
-            <w:pPr>
-              <w:jc w:val="center"/>
-            </w:pPr>
-            <w:r>
-              <w:rPr>
-                <w:rFonts w:ascii="Times New Roman" w:hAnsi="Times New Roman"/>
+            <w:tcW w:w="1394" w:type="dxa"/>
+          </w:tcPr>
+          <w:p>
+            <w:pPr>
+              <w:jc w:val="center"/>
+            </w:pPr>
+            <w:r>
+              <w:rPr>
                 <w:sz w:val="26"/>
               </w:rPr>
               <w:t>Tin học</w:t>
@@ -4053,32 +3732,27 @@
         </w:tc>
         <w:tc>
           <w:tcPr>
-            <w:tcW w:type="dxa" w:w="752"/>
-          </w:tcPr>
-          <w:p>
-            <w:pPr>
-              <w:jc w:val="center"/>
-            </w:pPr>
-            <w:r>
-              <w:rPr>
-                <w:rFonts w:ascii="Times New Roman" w:hAnsi="Times New Roman"/>
-                <w:sz w:val="26"/>
-              </w:rPr>
-              <w:t>TTH 1</w:t>
-            </w:r>
-          </w:p>
-        </w:tc>
-        <w:tc>
-          <w:tcPr>
-            <w:tcW w:type="dxa" w:w="3838"/>
-          </w:tcPr>
-          <w:p>
-            <w:pPr>
-              <w:jc w:val="left"/>
-            </w:pPr>
-            <w:r>
-              <w:rPr>
-                <w:rFonts w:ascii="Times New Roman" w:hAnsi="Times New Roman"/>
+            <w:tcW w:w="752" w:type="dxa"/>
+          </w:tcPr>
+          <w:p>
+            <w:pPr>
+              <w:jc w:val="center"/>
+            </w:pPr>
+            <w:r>
+              <w:rPr>
+                <w:sz w:val="26"/>
+              </w:rPr>
+              <w:t>TTH2</w:t>
+            </w:r>
+          </w:p>
+        </w:tc>
+        <w:tc>
+          <w:tcPr>
+            <w:tcW w:w="3838" w:type="dxa"/>
+          </w:tcPr>
+          <w:p>
+            <w:r>
+              <w:rPr>
                 <w:sz w:val="26"/>
               </w:rPr>
               <w:t>Tiết 0: Định hướng môn học</w:t>
@@ -4087,15 +3761,11 @@
         </w:tc>
         <w:tc>
           <w:tcPr>
-            <w:tcW w:type="dxa" w:w="1096"/>
-          </w:tcPr>
-          <w:p>
-            <w:pPr>
-              <w:jc w:val="left"/>
-            </w:pPr>
-            <w:r>
-              <w:rPr>
-                <w:rFonts w:ascii="Times New Roman" w:hAnsi="Times New Roman"/>
+            <w:tcW w:w="1096" w:type="dxa"/>
+          </w:tcPr>
+          <w:p>
+            <w:r>
+              <w:rPr>
                 <w:sz w:val="26"/>
               </w:rPr>
               <w:t>Phòng Tin học</w:t>
@@ -4106,39 +3776,37 @@
       <w:tr>
         <w:tc>
           <w:tcPr>
-            <w:tcW w:type="dxa" w:w="1237"/>
+            <w:tcW w:w="1237" w:type="dxa"/>
             <w:vMerge/>
           </w:tcPr>
           <w:p/>
         </w:tc>
         <w:tc>
           <w:tcPr>
-            <w:tcW w:type="dxa" w:w="846"/>
-          </w:tcPr>
-          <w:p>
-            <w:pPr>
-              <w:jc w:val="center"/>
-            </w:pPr>
-            <w:r>
-              <w:rPr>
-                <w:rFonts w:ascii="Times New Roman" w:hAnsi="Times New Roman"/>
-                <w:sz w:val="26"/>
-              </w:rPr>
-              <w:t>3</w:t>
-            </w:r>
-          </w:p>
-        </w:tc>
-        <w:tc>
-          <w:tcPr>
-            <w:tcW w:type="dxa" w:w="987"/>
-          </w:tcPr>
-          <w:p>
-            <w:pPr>
-              <w:jc w:val="center"/>
-            </w:pPr>
-            <w:r>
-              <w:rPr>
-                <w:rFonts w:ascii="Times New Roman" w:hAnsi="Times New Roman"/>
+            <w:tcW w:w="846" w:type="dxa"/>
+          </w:tcPr>
+          <w:p>
+            <w:pPr>
+              <w:jc w:val="center"/>
+            </w:pPr>
+            <w:r>
+              <w:rPr>
+                <w:sz w:val="26"/>
+              </w:rPr>
+              <w:t>4</w:t>
+            </w:r>
+          </w:p>
+        </w:tc>
+        <w:tc>
+          <w:tcPr>
+            <w:tcW w:w="987" w:type="dxa"/>
+          </w:tcPr>
+          <w:p>
+            <w:pPr>
+              <w:jc w:val="center"/>
+            </w:pPr>
+            <w:r>
+              <w:rPr>
                 <w:sz w:val="26"/>
               </w:rPr>
               <w:t>1</w:t>
@@ -4147,49 +3815,43 @@
         </w:tc>
         <w:tc>
           <w:tcPr>
-            <w:tcW w:type="dxa" w:w="1394"/>
-          </w:tcPr>
-          <w:p>
-            <w:pPr>
-              <w:jc w:val="center"/>
-            </w:pPr>
-            <w:r>
-              <w:rPr>
-                <w:rFonts w:ascii="Times New Roman" w:hAnsi="Times New Roman"/>
-                <w:sz w:val="26"/>
-              </w:rPr>
-              <w:t>Tin học</w:t>
-            </w:r>
-          </w:p>
-        </w:tc>
-        <w:tc>
-          <w:tcPr>
-            <w:tcW w:type="dxa" w:w="752"/>
-          </w:tcPr>
-          <w:p>
-            <w:pPr>
-              <w:jc w:val="center"/>
-            </w:pPr>
-            <w:r>
-              <w:rPr>
-                <w:rFonts w:ascii="Times New Roman" w:hAnsi="Times New Roman"/>
-                <w:sz w:val="26"/>
-              </w:rPr>
-              <w:t>TTH2</w:t>
-            </w:r>
-          </w:p>
-        </w:tc>
-        <w:tc>
-          <w:tcPr>
-            <w:tcW w:type="dxa" w:w="3838"/>
-          </w:tcPr>
-          <w:p>
-            <w:pPr>
-              <w:jc w:val="left"/>
-            </w:pPr>
-            <w:r>
-              <w:rPr>
-                <w:rFonts w:ascii="Times New Roman" w:hAnsi="Times New Roman"/>
+            <w:tcW w:w="1394" w:type="dxa"/>
+          </w:tcPr>
+          <w:p>
+            <w:pPr>
+              <w:jc w:val="center"/>
+            </w:pPr>
+            <w:r>
+              <w:rPr>
+                <w:sz w:val="26"/>
+              </w:rPr>
+              <w:t>Robotics</w:t>
+            </w:r>
+          </w:p>
+        </w:tc>
+        <w:tc>
+          <w:tcPr>
+            <w:tcW w:w="752" w:type="dxa"/>
+          </w:tcPr>
+          <w:p>
+            <w:pPr>
+              <w:jc w:val="center"/>
+            </w:pPr>
+            <w:r>
+              <w:rPr>
+                <w:sz w:val="26"/>
+              </w:rPr>
+              <w:t>1C1</w:t>
+            </w:r>
+          </w:p>
+        </w:tc>
+        <w:tc>
+          <w:tcPr>
+            <w:tcW w:w="3838" w:type="dxa"/>
+          </w:tcPr>
+          <w:p>
+            <w:r>
+              <w:rPr>
                 <w:sz w:val="26"/>
               </w:rPr>
               <w:t>Tiết 0: Định hướng môn học</w:t>
@@ -4198,18 +3860,14 @@
         </w:tc>
         <w:tc>
           <w:tcPr>
-            <w:tcW w:type="dxa" w:w="1096"/>
-          </w:tcPr>
-          <w:p>
-            <w:pPr>
-              <w:jc w:val="left"/>
-            </w:pPr>
-            <w:r>
-              <w:rPr>
-                <w:rFonts w:ascii="Times New Roman" w:hAnsi="Times New Roman"/>
-                <w:sz w:val="26"/>
-              </w:rPr>
-              <w:t>Phòng Tin học</w:t>
+            <w:tcW w:w="1096" w:type="dxa"/>
+          </w:tcPr>
+          <w:p>
+            <w:r>
+              <w:rPr>
+                <w:sz w:val="26"/>
+              </w:rPr>
+              <w:t>Bộ Kit Robotics</w:t>
             </w:r>
           </w:p>
         </w:tc>
@@ -4217,39 +3875,36 @@
       <w:tr>
         <w:tc>
           <w:tcPr>
-            <w:tcW w:type="dxa" w:w="1237"/>
-            <w:vMerge/>
-          </w:tcPr>
-          <w:p/>
-        </w:tc>
-        <w:tc>
-          <w:tcPr>
-            <w:tcW w:type="dxa" w:w="846"/>
-          </w:tcPr>
-          <w:p>
-            <w:pPr>
-              <w:jc w:val="center"/>
-            </w:pPr>
-            <w:r>
-              <w:rPr>
-                <w:rFonts w:ascii="Times New Roman" w:hAnsi="Times New Roman"/>
-                <w:sz w:val="26"/>
-              </w:rPr>
-              <w:t>4</w:t>
-            </w:r>
-          </w:p>
-        </w:tc>
-        <w:tc>
-          <w:tcPr>
-            <w:tcW w:type="dxa" w:w="987"/>
-          </w:tcPr>
-          <w:p>
-            <w:pPr>
-              <w:jc w:val="center"/>
-            </w:pPr>
-            <w:r>
-              <w:rPr>
-                <w:rFonts w:ascii="Times New Roman" w:hAnsi="Times New Roman"/>
+            <w:tcW w:w="1237" w:type="dxa"/>
+            <w:vMerge w:val="restart"/>
+          </w:tcPr>
+          <w:p>
+            <w:pPr>
+              <w:jc w:val="center"/>
+            </w:pPr>
+            <w:r>
+              <w:rPr>
+                <w:sz w:val="26"/>
+              </w:rPr>
+              <w:t>Sáu (07/08)</w:t>
+            </w:r>
+          </w:p>
+          <w:p>
+            <w:pPr>
+              <w:jc w:val="center"/>
+            </w:pPr>
+          </w:p>
+        </w:tc>
+        <w:tc>
+          <w:tcPr>
+            <w:tcW w:w="846" w:type="dxa"/>
+          </w:tcPr>
+          <w:p>
+            <w:pPr>
+              <w:jc w:val="center"/>
+            </w:pPr>
+            <w:r>
+              <w:rPr>
                 <w:sz w:val="26"/>
               </w:rPr>
               <w:t>1</w:t>
@@ -4258,49 +3913,59 @@
         </w:tc>
         <w:tc>
           <w:tcPr>
-            <w:tcW w:type="dxa" w:w="1394"/>
-          </w:tcPr>
-          <w:p>
-            <w:pPr>
-              <w:jc w:val="center"/>
-            </w:pPr>
-            <w:r>
-              <w:rPr>
-                <w:rFonts w:ascii="Times New Roman" w:hAnsi="Times New Roman"/>
-                <w:sz w:val="26"/>
-              </w:rPr>
-              <w:t>Robotics</w:t>
-            </w:r>
-          </w:p>
-        </w:tc>
-        <w:tc>
-          <w:tcPr>
-            <w:tcW w:type="dxa" w:w="752"/>
-          </w:tcPr>
-          <w:p>
-            <w:pPr>
-              <w:jc w:val="center"/>
-            </w:pPr>
-            <w:r>
-              <w:rPr>
-                <w:rFonts w:ascii="Times New Roman" w:hAnsi="Times New Roman"/>
-                <w:sz w:val="26"/>
-              </w:rPr>
-              <w:t>1C1</w:t>
-            </w:r>
-          </w:p>
-        </w:tc>
-        <w:tc>
-          <w:tcPr>
-            <w:tcW w:type="dxa" w:w="3838"/>
-          </w:tcPr>
-          <w:p>
-            <w:pPr>
-              <w:jc w:val="left"/>
-            </w:pPr>
-            <w:r>
-              <w:rPr>
-                <w:rFonts w:ascii="Times New Roman" w:hAnsi="Times New Roman"/>
+            <w:tcW w:w="987" w:type="dxa"/>
+          </w:tcPr>
+          <w:p>
+            <w:pPr>
+              <w:jc w:val="center"/>
+            </w:pPr>
+            <w:r>
+              <w:rPr>
+                <w:sz w:val="26"/>
+              </w:rPr>
+              <w:t>1</w:t>
+            </w:r>
+          </w:p>
+        </w:tc>
+        <w:tc>
+          <w:tcPr>
+            <w:tcW w:w="1394" w:type="dxa"/>
+          </w:tcPr>
+          <w:p>
+            <w:pPr>
+              <w:jc w:val="center"/>
+            </w:pPr>
+            <w:r>
+              <w:rPr>
+                <w:sz w:val="26"/>
+              </w:rPr>
+              <w:t>Tin học</w:t>
+            </w:r>
+          </w:p>
+        </w:tc>
+        <w:tc>
+          <w:tcPr>
+            <w:tcW w:w="752" w:type="dxa"/>
+          </w:tcPr>
+          <w:p>
+            <w:pPr>
+              <w:jc w:val="center"/>
+            </w:pPr>
+            <w:r>
+              <w:rPr>
+                <w:sz w:val="26"/>
+              </w:rPr>
+              <w:t>8A1</w:t>
+            </w:r>
+          </w:p>
+        </w:tc>
+        <w:tc>
+          <w:tcPr>
+            <w:tcW w:w="3838" w:type="dxa"/>
+          </w:tcPr>
+          <w:p>
+            <w:r>
+              <w:rPr>
                 <w:sz w:val="26"/>
               </w:rPr>
               <w:t>Tiết 0: Định hướng môn học</w:t>
@@ -4309,18 +3974,14 @@
         </w:tc>
         <w:tc>
           <w:tcPr>
-            <w:tcW w:type="dxa" w:w="1096"/>
-          </w:tcPr>
-          <w:p>
-            <w:pPr>
-              <w:jc w:val="left"/>
-            </w:pPr>
-            <w:r>
-              <w:rPr>
-                <w:rFonts w:ascii="Times New Roman" w:hAnsi="Times New Roman"/>
-                <w:sz w:val="26"/>
-              </w:rPr>
-              <w:t>Bộ Kit Robotics</w:t>
+            <w:tcW w:w="1096" w:type="dxa"/>
+          </w:tcPr>
+          <w:p>
+            <w:r>
+              <w:rPr>
+                <w:sz w:val="26"/>
+              </w:rPr>
+              <w:t>Phòng Tin học</w:t>
             </w:r>
           </w:p>
         </w:tc>
@@ -4328,57 +3989,37 @@
       <w:tr>
         <w:tc>
           <w:tcPr>
-            <w:tcW w:type="dxa" w:w="1237"/>
-            <w:vMerge w:val="restart"/>
-          </w:tcPr>
-          <w:p>
-            <w:pPr>
-              <w:jc w:val="center"/>
-            </w:pPr>
-            <w:r>
-              <w:rPr>
-                <w:rFonts w:ascii="Times New Roman" w:hAnsi="Times New Roman"/>
-                <w:sz w:val="26"/>
-              </w:rPr>
-              <w:t>Sáu (07/08)</w:t>
-            </w:r>
-          </w:p>
-          <w:p>
-            <w:pPr>
-              <w:jc w:val="center"/>
-            </w:pPr>
-            <w:r>
-              <w:rPr>
-                <w:rFonts w:ascii="Times New Roman" w:hAnsi="Times New Roman"/>
-                <w:sz w:val="26"/>
-              </w:rPr>
-              <w:t>Sáu (07/08)</w:t>
-            </w:r>
-          </w:p>
-          <w:p>
-            <w:pPr>
-              <w:jc w:val="center"/>
-            </w:pPr>
-            <w:r>
-              <w:rPr>
-                <w:rFonts w:ascii="Times New Roman" w:hAnsi="Times New Roman"/>
-                <w:sz w:val="26"/>
-              </w:rPr>
-              <w:t>Sáu (07/08)</w:t>
-            </w:r>
-          </w:p>
-        </w:tc>
-        <w:tc>
-          <w:tcPr>
-            <w:tcW w:type="dxa" w:w="846"/>
-          </w:tcPr>
-          <w:p>
-            <w:pPr>
-              <w:jc w:val="center"/>
-            </w:pPr>
-            <w:r>
-              <w:rPr>
-                <w:rFonts w:ascii="Times New Roman" w:hAnsi="Times New Roman"/>
+            <w:tcW w:w="1237" w:type="dxa"/>
+            <w:vMerge/>
+          </w:tcPr>
+          <w:p/>
+        </w:tc>
+        <w:tc>
+          <w:tcPr>
+            <w:tcW w:w="846" w:type="dxa"/>
+          </w:tcPr>
+          <w:p>
+            <w:pPr>
+              <w:jc w:val="center"/>
+            </w:pPr>
+            <w:r>
+              <w:rPr>
+                <w:sz w:val="26"/>
+              </w:rPr>
+              <w:t>2</w:t>
+            </w:r>
+          </w:p>
+        </w:tc>
+        <w:tc>
+          <w:tcPr>
+            <w:tcW w:w="987" w:type="dxa"/>
+          </w:tcPr>
+          <w:p>
+            <w:pPr>
+              <w:jc w:val="center"/>
+            </w:pPr>
+            <w:r>
+              <w:rPr>
                 <w:sz w:val="26"/>
               </w:rPr>
               <w:t>1</w:t>
@@ -4387,49 +4028,30 @@
         </w:tc>
         <w:tc>
           <w:tcPr>
-            <w:tcW w:type="dxa" w:w="987"/>
-          </w:tcPr>
-          <w:p>
-            <w:pPr>
-              <w:jc w:val="center"/>
-            </w:pPr>
-            <w:r>
-              <w:rPr>
-                <w:rFonts w:ascii="Times New Roman" w:hAnsi="Times New Roman"/>
-                <w:sz w:val="26"/>
-              </w:rPr>
-              <w:t>1</w:t>
-            </w:r>
-          </w:p>
-        </w:tc>
-        <w:tc>
-          <w:tcPr>
-            <w:tcW w:type="dxa" w:w="1394"/>
-          </w:tcPr>
-          <w:p>
-            <w:pPr>
-              <w:jc w:val="center"/>
-            </w:pPr>
-            <w:r>
-              <w:rPr>
-                <w:rFonts w:ascii="Times New Roman" w:hAnsi="Times New Roman"/>
-                <w:sz w:val="26"/>
-              </w:rPr>
-              <w:t>Tin học</w:t>
-            </w:r>
-          </w:p>
-        </w:tc>
-        <w:tc>
-          <w:tcPr>
-            <w:tcW w:type="dxa" w:w="752"/>
-          </w:tcPr>
-          <w:p>
-            <w:pPr>
-              <w:jc w:val="center"/>
-            </w:pPr>
-            <w:r>
-              <w:rPr>
-                <w:rFonts w:ascii="Times New Roman" w:hAnsi="Times New Roman"/>
+            <w:tcW w:w="1394" w:type="dxa"/>
+          </w:tcPr>
+          <w:p>
+            <w:pPr>
+              <w:jc w:val="center"/>
+            </w:pPr>
+            <w:r>
+              <w:rPr>
+                <w:sz w:val="26"/>
+              </w:rPr>
+              <w:t>Robotics</w:t>
+            </w:r>
+          </w:p>
+        </w:tc>
+        <w:tc>
+          <w:tcPr>
+            <w:tcW w:w="752" w:type="dxa"/>
+          </w:tcPr>
+          <w:p>
+            <w:pPr>
+              <w:jc w:val="center"/>
+            </w:pPr>
+            <w:r>
+              <w:rPr>
                 <w:sz w:val="26"/>
               </w:rPr>
               <w:t>8A1</w:t>
@@ -4438,15 +4060,11 @@
         </w:tc>
         <w:tc>
           <w:tcPr>
-            <w:tcW w:type="dxa" w:w="3838"/>
-          </w:tcPr>
-          <w:p>
-            <w:pPr>
-              <w:jc w:val="left"/>
-            </w:pPr>
-            <w:r>
-              <w:rPr>
-                <w:rFonts w:ascii="Times New Roman" w:hAnsi="Times New Roman"/>
+            <w:tcW w:w="3838" w:type="dxa"/>
+          </w:tcPr>
+          <w:p>
+            <w:r>
+              <w:rPr>
                 <w:sz w:val="26"/>
               </w:rPr>
               <w:t>Tiết 0: Định hướng môn học</w:t>
@@ -4455,18 +4073,14 @@
         </w:tc>
         <w:tc>
           <w:tcPr>
-            <w:tcW w:type="dxa" w:w="1096"/>
-          </w:tcPr>
-          <w:p>
-            <w:pPr>
-              <w:jc w:val="left"/>
-            </w:pPr>
-            <w:r>
-              <w:rPr>
-                <w:rFonts w:ascii="Times New Roman" w:hAnsi="Times New Roman"/>
-                <w:sz w:val="26"/>
-              </w:rPr>
-              <w:t>Phòng Tin học</w:t>
+            <w:tcW w:w="1096" w:type="dxa"/>
+          </w:tcPr>
+          <w:p>
+            <w:r>
+              <w:rPr>
+                <w:sz w:val="26"/>
+              </w:rPr>
+              <w:t>Bộ Kit Robotics</w:t>
             </w:r>
           </w:p>
         </w:tc>
@@ -4474,39 +4088,37 @@
       <w:tr>
         <w:tc>
           <w:tcPr>
-            <w:tcW w:type="dxa" w:w="1237"/>
+            <w:tcW w:w="1237" w:type="dxa"/>
             <w:vMerge/>
           </w:tcPr>
           <w:p/>
         </w:tc>
         <w:tc>
           <w:tcPr>
-            <w:tcW w:type="dxa" w:w="846"/>
-          </w:tcPr>
-          <w:p>
-            <w:pPr>
-              <w:jc w:val="center"/>
-            </w:pPr>
-            <w:r>
-              <w:rPr>
-                <w:rFonts w:ascii="Times New Roman" w:hAnsi="Times New Roman"/>
-                <w:sz w:val="26"/>
-              </w:rPr>
-              <w:t>2</w:t>
-            </w:r>
-          </w:p>
-        </w:tc>
-        <w:tc>
-          <w:tcPr>
-            <w:tcW w:type="dxa" w:w="987"/>
-          </w:tcPr>
-          <w:p>
-            <w:pPr>
-              <w:jc w:val="center"/>
-            </w:pPr>
-            <w:r>
-              <w:rPr>
-                <w:rFonts w:ascii="Times New Roman" w:hAnsi="Times New Roman"/>
+            <w:tcW w:w="846" w:type="dxa"/>
+          </w:tcPr>
+          <w:p>
+            <w:pPr>
+              <w:jc w:val="center"/>
+            </w:pPr>
+            <w:r>
+              <w:rPr>
+                <w:sz w:val="26"/>
+              </w:rPr>
+              <w:t>3</w:t>
+            </w:r>
+          </w:p>
+        </w:tc>
+        <w:tc>
+          <w:tcPr>
+            <w:tcW w:w="987" w:type="dxa"/>
+          </w:tcPr>
+          <w:p>
+            <w:pPr>
+              <w:jc w:val="center"/>
+            </w:pPr>
+            <w:r>
+              <w:rPr>
                 <w:sz w:val="26"/>
               </w:rPr>
               <w:t>1</w:t>
@@ -4515,15 +4127,14 @@
         </w:tc>
         <w:tc>
           <w:tcPr>
-            <w:tcW w:type="dxa" w:w="1394"/>
-          </w:tcPr>
-          <w:p>
-            <w:pPr>
-              <w:jc w:val="center"/>
-            </w:pPr>
-            <w:r>
-              <w:rPr>
-                <w:rFonts w:ascii="Times New Roman" w:hAnsi="Times New Roman"/>
+            <w:tcW w:w="1394" w:type="dxa"/>
+          </w:tcPr>
+          <w:p>
+            <w:pPr>
+              <w:jc w:val="center"/>
+            </w:pPr>
+            <w:r>
+              <w:rPr>
                 <w:sz w:val="26"/>
               </w:rPr>
               <w:t>Robotics</w:t>
@@ -4532,32 +4143,27 @@
         </w:tc>
         <w:tc>
           <w:tcPr>
-            <w:tcW w:type="dxa" w:w="752"/>
-          </w:tcPr>
-          <w:p>
-            <w:pPr>
-              <w:jc w:val="center"/>
-            </w:pPr>
-            <w:r>
-              <w:rPr>
-                <w:rFonts w:ascii="Times New Roman" w:hAnsi="Times New Roman"/>
-                <w:sz w:val="26"/>
-              </w:rPr>
-              <w:t>8A1</w:t>
-            </w:r>
-          </w:p>
-        </w:tc>
-        <w:tc>
-          <w:tcPr>
-            <w:tcW w:type="dxa" w:w="3838"/>
-          </w:tcPr>
-          <w:p>
-            <w:pPr>
-              <w:jc w:val="left"/>
-            </w:pPr>
-            <w:r>
-              <w:rPr>
-                <w:rFonts w:ascii="Times New Roman" w:hAnsi="Times New Roman"/>
+            <w:tcW w:w="752" w:type="dxa"/>
+          </w:tcPr>
+          <w:p>
+            <w:pPr>
+              <w:jc w:val="center"/>
+            </w:pPr>
+            <w:r>
+              <w:rPr>
+                <w:sz w:val="26"/>
+              </w:rPr>
+              <w:t>4C1</w:t>
+            </w:r>
+          </w:p>
+        </w:tc>
+        <w:tc>
+          <w:tcPr>
+            <w:tcW w:w="3838" w:type="dxa"/>
+          </w:tcPr>
+          <w:p>
+            <w:r>
+              <w:rPr>
                 <w:sz w:val="26"/>
               </w:rPr>
               <w:t>Tiết 0: Định hướng môn học</w:t>
@@ -4566,126 +4172,11 @@
         </w:tc>
         <w:tc>
           <w:tcPr>
-            <w:tcW w:type="dxa" w:w="1096"/>
-          </w:tcPr>
-          <w:p>
-            <w:pPr>
-              <w:jc w:val="left"/>
-            </w:pPr>
-            <w:r>
-              <w:rPr>
-                <w:rFonts w:ascii="Times New Roman" w:hAnsi="Times New Roman"/>
-                <w:sz w:val="26"/>
-              </w:rPr>
-              <w:t>Bộ Kit Robotics</w:t>
-            </w:r>
-          </w:p>
-        </w:tc>
-      </w:tr>
-      <w:tr>
-        <w:tc>
-          <w:tcPr>
-            <w:tcW w:type="dxa" w:w="1237"/>
-            <w:vMerge/>
-          </w:tcPr>
-          <w:p/>
-        </w:tc>
-        <w:tc>
-          <w:tcPr>
-            <w:tcW w:type="dxa" w:w="846"/>
-          </w:tcPr>
-          <w:p>
-            <w:pPr>
-              <w:jc w:val="center"/>
-            </w:pPr>
-            <w:r>
-              <w:rPr>
-                <w:rFonts w:ascii="Times New Roman" w:hAnsi="Times New Roman"/>
-                <w:sz w:val="26"/>
-              </w:rPr>
-              <w:t>3</w:t>
-            </w:r>
-          </w:p>
-        </w:tc>
-        <w:tc>
-          <w:tcPr>
-            <w:tcW w:type="dxa" w:w="987"/>
-          </w:tcPr>
-          <w:p>
-            <w:pPr>
-              <w:jc w:val="center"/>
-            </w:pPr>
-            <w:r>
-              <w:rPr>
-                <w:rFonts w:ascii="Times New Roman" w:hAnsi="Times New Roman"/>
-                <w:sz w:val="26"/>
-              </w:rPr>
-              <w:t>1</w:t>
-            </w:r>
-          </w:p>
-        </w:tc>
-        <w:tc>
-          <w:tcPr>
-            <w:tcW w:type="dxa" w:w="1394"/>
-          </w:tcPr>
-          <w:p>
-            <w:pPr>
-              <w:jc w:val="center"/>
-            </w:pPr>
-            <w:r>
-              <w:rPr>
-                <w:rFonts w:ascii="Times New Roman" w:hAnsi="Times New Roman"/>
-                <w:sz w:val="26"/>
-              </w:rPr>
-              <w:t>Robotics</w:t>
-            </w:r>
-          </w:p>
-        </w:tc>
-        <w:tc>
-          <w:tcPr>
-            <w:tcW w:type="dxa" w:w="752"/>
-          </w:tcPr>
-          <w:p>
-            <w:pPr>
-              <w:jc w:val="center"/>
-            </w:pPr>
-            <w:r>
-              <w:rPr>
-                <w:rFonts w:ascii="Times New Roman" w:hAnsi="Times New Roman"/>
-                <w:sz w:val="26"/>
-              </w:rPr>
-              <w:t>4C1</w:t>
-            </w:r>
-          </w:p>
-        </w:tc>
-        <w:tc>
-          <w:tcPr>
-            <w:tcW w:type="dxa" w:w="3838"/>
-          </w:tcPr>
-          <w:p>
-            <w:pPr>
-              <w:jc w:val="left"/>
-            </w:pPr>
-            <w:r>
-              <w:rPr>
-                <w:rFonts w:ascii="Times New Roman" w:hAnsi="Times New Roman"/>
-                <w:sz w:val="26"/>
-              </w:rPr>
-              <w:t>Tiết 0: Định hướng môn học</w:t>
-            </w:r>
-          </w:p>
-        </w:tc>
-        <w:tc>
-          <w:tcPr>
-            <w:tcW w:type="dxa" w:w="1096"/>
-          </w:tcPr>
-          <w:p>
-            <w:pPr>
-              <w:jc w:val="left"/>
-            </w:pPr>
-            <w:r>
-              <w:rPr>
-                <w:rFonts w:ascii="Times New Roman" w:hAnsi="Times New Roman"/>
+            <w:tcW w:w="1096" w:type="dxa"/>
+          </w:tcPr>
+          <w:p>
+            <w:r>
+              <w:rPr>
                 <w:sz w:val="26"/>
               </w:rPr>
               <w:t>Bộ Kit Robotics</w:t>
@@ -4704,7 +4195,6 @@
       </w:pPr>
       <w:r>
         <w:rPr>
-          <w:rFonts w:ascii="Times New Roman" w:hAnsi="Times New Roman"/>
           <w:i/>
         </w:rPr>
         <w:t xml:space="preserve"> </w:t>
@@ -4712,9 +4202,8 @@
     </w:p>
     <w:tbl>
       <w:tblPr>
-        <w:tblStyle w:val="LiBang"/>
+        <w:tblStyle w:val="TableGrid"/>
         <w:tblW w:w="0" w:type="auto"/>
-        <w:tblLook w:val="04A0" w:firstRow="1" w:lastRow="0" w:firstColumn="1" w:lastColumn="0" w:noHBand="0" w:noVBand="1"/>
         <w:tblBorders>
           <w:top w:val="single" w:sz="4" w:space="0" w:color="000000"/>
           <w:left w:val="single" w:sz="4" w:space="0" w:color="000000"/>
@@ -4723,10 +4212,11 @@
           <w:insideH w:val="single" w:sz="4" w:space="0" w:color="000000"/>
           <w:insideV w:val="single" w:sz="4" w:space="0" w:color="000000"/>
         </w:tblBorders>
+        <w:tblLook w:val="04A0" w:firstRow="1" w:lastRow="0" w:firstColumn="1" w:lastColumn="0" w:noHBand="0" w:noVBand="1"/>
       </w:tblPr>
       <w:tblGrid>
         <w:gridCol w:w="6716"/>
-        <w:gridCol w:w="3294"/>
+        <w:gridCol w:w="3284"/>
       </w:tblGrid>
       <w:tr>
         <w:tc>
@@ -4736,15 +4226,15 @@
           <w:p>
             <w:pPr>
               <w:rPr>
-                <w:rFonts w:ascii="Times New Roman" w:hAnsi="Times New Roman" w:cs="Times New Roman"/>
-                <w:color w:val="000000"/>
-                <w:sz w:val="26"/>
-                <w:szCs w:val="26"/>
-              </w:rPr>
-            </w:pPr>
-            <w:r>
-              <w:rPr>
-                <w:rFonts w:ascii="Times New Roman" w:hAnsi="Times New Roman" w:cs="Times New Roman"/>
+                <w:rFonts w:cs="Times New Roman"/>
+                <w:color w:val="000000"/>
+                <w:sz w:val="26"/>
+                <w:szCs w:val="26"/>
+              </w:rPr>
+            </w:pPr>
+            <w:r>
+              <w:rPr>
+                <w:rFonts w:cs="Times New Roman"/>
                 <w:color w:val="000000"/>
                 <w:sz w:val="26"/>
                 <w:szCs w:val="26"/>
@@ -4755,15 +4245,15 @@
           <w:p>
             <w:pPr>
               <w:rPr>
-                <w:rFonts w:ascii="Times New Roman" w:hAnsi="Times New Roman" w:cs="Times New Roman"/>
-                <w:color w:val="000000"/>
-                <w:sz w:val="26"/>
-                <w:szCs w:val="26"/>
-              </w:rPr>
-            </w:pPr>
-            <w:r>
-              <w:rPr>
-                <w:rFonts w:ascii="Times New Roman" w:hAnsi="Times New Roman" w:cs="Times New Roman"/>
+                <w:rFonts w:cs="Times New Roman"/>
+                <w:color w:val="000000"/>
+                <w:sz w:val="26"/>
+                <w:szCs w:val="26"/>
+              </w:rPr>
+            </w:pPr>
+            <w:r>
+              <w:rPr>
+                <w:rFonts w:cs="Times New Roman"/>
                 <w:color w:val="000000"/>
                 <w:sz w:val="26"/>
                 <w:szCs w:val="26"/>
@@ -4774,15 +4264,15 @@
           <w:p>
             <w:pPr>
               <w:rPr>
-                <w:rFonts w:ascii="Times New Roman" w:hAnsi="Times New Roman" w:cs="Times New Roman"/>
-                <w:color w:val="000000"/>
-                <w:sz w:val="26"/>
-                <w:szCs w:val="26"/>
-              </w:rPr>
-            </w:pPr>
-            <w:r>
-              <w:rPr>
-                <w:rFonts w:ascii="Times New Roman" w:hAnsi="Times New Roman" w:cs="Times New Roman"/>
+                <w:rFonts w:cs="Times New Roman"/>
+                <w:color w:val="000000"/>
+                <w:sz w:val="26"/>
+                <w:szCs w:val="26"/>
+              </w:rPr>
+            </w:pPr>
+            <w:r>
+              <w:rPr>
+                <w:rFonts w:cs="Times New Roman"/>
                 <w:color w:val="000000"/>
                 <w:sz w:val="26"/>
                 <w:szCs w:val="26"/>
@@ -4793,15 +4283,15 @@
           <w:p>
             <w:pPr>
               <w:rPr>
-                <w:rFonts w:ascii="Times New Roman" w:hAnsi="Times New Roman" w:cs="Times New Roman"/>
-                <w:color w:val="000000"/>
-                <w:sz w:val="26"/>
-                <w:szCs w:val="26"/>
-              </w:rPr>
-            </w:pPr>
-            <w:r>
-              <w:rPr>
-                <w:rFonts w:ascii="Times New Roman" w:hAnsi="Times New Roman" w:cs="Times New Roman"/>
+                <w:rFonts w:cs="Times New Roman"/>
+                <w:color w:val="000000"/>
+                <w:sz w:val="26"/>
+                <w:szCs w:val="26"/>
+              </w:rPr>
+            </w:pPr>
+            <w:r>
+              <w:rPr>
+                <w:rFonts w:cs="Times New Roman"/>
                 <w:color w:val="000000"/>
                 <w:sz w:val="26"/>
                 <w:szCs w:val="26"/>
@@ -4812,34 +4302,35 @@
           <w:p>
             <w:pPr>
               <w:rPr>
-                <w:rFonts w:ascii="Times New Roman" w:hAnsi="Times New Roman" w:cs="Times New Roman"/>
-                <w:color w:val="000000"/>
-                <w:sz w:val="26"/>
-                <w:szCs w:val="26"/>
-              </w:rPr>
-            </w:pPr>
-            <w:r>
-              <w:rPr>
-                <w:rFonts w:ascii="Times New Roman" w:hAnsi="Times New Roman" w:cs="Times New Roman"/>
-                <w:color w:val="000000"/>
-                <w:sz w:val="26"/>
-                <w:szCs w:val="26"/>
-              </w:rPr>
+                <w:rFonts w:cs="Times New Roman"/>
+                <w:color w:val="000000"/>
+                <w:sz w:val="26"/>
+                <w:szCs w:val="26"/>
+              </w:rPr>
+            </w:pPr>
+            <w:r>
+              <w:rPr>
+                <w:rFonts w:cs="Times New Roman"/>
+                <w:color w:val="000000"/>
+                <w:sz w:val="26"/>
+                <w:szCs w:val="26"/>
+              </w:rPr>
+              <w:lastRenderedPageBreak/>
               <w:t>…………………………………………………………………</w:t>
             </w:r>
           </w:p>
           <w:p>
             <w:pPr>
               <w:rPr>
-                <w:rFonts w:ascii="Times New Roman" w:hAnsi="Times New Roman" w:cs="Times New Roman"/>
-                <w:color w:val="000000"/>
-                <w:sz w:val="26"/>
-                <w:szCs w:val="26"/>
-              </w:rPr>
-            </w:pPr>
-            <w:r>
-              <w:rPr>
-                <w:rFonts w:ascii="Times New Roman" w:hAnsi="Times New Roman" w:cs="Times New Roman"/>
+                <w:rFonts w:cs="Times New Roman"/>
+                <w:color w:val="000000"/>
+                <w:sz w:val="26"/>
+                <w:szCs w:val="26"/>
+              </w:rPr>
+            </w:pPr>
+            <w:r>
+              <w:rPr>
+                <w:rFonts w:cs="Times New Roman"/>
                 <w:color w:val="000000"/>
                 <w:sz w:val="26"/>
                 <w:szCs w:val="26"/>
@@ -4850,15 +4341,15 @@
           <w:p>
             <w:pPr>
               <w:rPr>
-                <w:rFonts w:ascii="Times New Roman" w:hAnsi="Times New Roman" w:cs="Times New Roman"/>
-                <w:color w:val="000000"/>
-                <w:sz w:val="26"/>
-                <w:szCs w:val="26"/>
-              </w:rPr>
-            </w:pPr>
-            <w:r>
-              <w:rPr>
-                <w:rFonts w:ascii="Times New Roman" w:hAnsi="Times New Roman" w:cs="Times New Roman"/>
+                <w:rFonts w:cs="Times New Roman"/>
+                <w:color w:val="000000"/>
+                <w:sz w:val="26"/>
+                <w:szCs w:val="26"/>
+              </w:rPr>
+            </w:pPr>
+            <w:r>
+              <w:rPr>
+                <w:rFonts w:cs="Times New Roman"/>
                 <w:color w:val="000000"/>
                 <w:sz w:val="26"/>
                 <w:szCs w:val="26"/>
@@ -4869,15 +4360,15 @@
           <w:p>
             <w:pPr>
               <w:rPr>
-                <w:rFonts w:ascii="Times New Roman" w:hAnsi="Times New Roman" w:cs="Times New Roman"/>
-                <w:color w:val="000000"/>
-                <w:sz w:val="26"/>
-                <w:szCs w:val="26"/>
-              </w:rPr>
-            </w:pPr>
-            <w:r>
-              <w:rPr>
-                <w:rFonts w:ascii="Times New Roman" w:hAnsi="Times New Roman" w:cs="Times New Roman"/>
+                <w:rFonts w:cs="Times New Roman"/>
+                <w:color w:val="000000"/>
+                <w:sz w:val="26"/>
+                <w:szCs w:val="26"/>
+              </w:rPr>
+            </w:pPr>
+            <w:r>
+              <w:rPr>
+                <w:rFonts w:cs="Times New Roman"/>
                 <w:color w:val="000000"/>
                 <w:sz w:val="26"/>
                 <w:szCs w:val="26"/>
@@ -4888,7 +4379,7 @@
           <w:p>
             <w:pPr>
               <w:rPr>
-                <w:rFonts w:ascii="Times New Roman" w:hAnsi="Times New Roman" w:cs="Times New Roman"/>
+                <w:rFonts w:cs="Times New Roman"/>
                 <w:color w:val="000000"/>
                 <w:sz w:val="26"/>
                 <w:szCs w:val="26"/>
@@ -4904,7 +4395,7 @@
             <w:pPr>
               <w:jc w:val="center"/>
               <w:rPr>
-                <w:rFonts w:ascii="Times New Roman" w:hAnsi="Times New Roman" w:cs="Times New Roman"/>
+                <w:rFonts w:cs="Times New Roman"/>
                 <w:i/>
                 <w:iCs/>
                 <w:color w:val="000000"/>
@@ -4914,13 +4405,14 @@
             </w:pPr>
             <w:r>
               <w:rPr>
-                <w:rFonts w:ascii="Times New Roman" w:hAnsi="Times New Roman" w:cs="Times New Roman"/>
+                <w:rFonts w:cs="Times New Roman"/>
                 <w:i/>
                 <w:iCs/>
                 <w:color w:val="000000"/>
                 <w:sz w:val="26"/>
                 <w:szCs w:val="26"/>
               </w:rPr>
+              <w:lastRenderedPageBreak/>
               <w:t>Ngày   tháng  năm 202</w:t>
             </w:r>
           </w:p>
@@ -4928,15 +4420,15 @@
             <w:pPr>
               <w:jc w:val="center"/>
               <w:rPr>
-                <w:rFonts w:ascii="Times New Roman" w:hAnsi="Times New Roman" w:cs="Times New Roman"/>
-                <w:color w:val="000000"/>
-                <w:sz w:val="26"/>
-                <w:szCs w:val="26"/>
-              </w:rPr>
-            </w:pPr>
-            <w:r>
-              <w:rPr>
-                <w:rFonts w:ascii="Times New Roman" w:hAnsi="Times New Roman" w:cs="Times New Roman"/>
+                <w:rFonts w:cs="Times New Roman"/>
+                <w:color w:val="000000"/>
+                <w:sz w:val="26"/>
+                <w:szCs w:val="26"/>
+              </w:rPr>
+            </w:pPr>
+            <w:r>
+              <w:rPr>
+                <w:rFonts w:cs="Times New Roman"/>
                 <w:color w:val="000000"/>
                 <w:sz w:val="26"/>
                 <w:szCs w:val="26"/>
@@ -4948,15 +4440,15 @@
             <w:pPr>
               <w:jc w:val="center"/>
               <w:rPr>
-                <w:rFonts w:ascii="Times New Roman" w:hAnsi="Times New Roman" w:cs="Times New Roman"/>
-                <w:color w:val="000000"/>
-                <w:sz w:val="26"/>
-                <w:szCs w:val="26"/>
-              </w:rPr>
-            </w:pPr>
-            <w:r>
-              <w:rPr>
-                <w:rFonts w:ascii="Times New Roman" w:hAnsi="Times New Roman" w:cs="Times New Roman"/>
+                <w:rFonts w:cs="Times New Roman"/>
+                <w:color w:val="000000"/>
+                <w:sz w:val="26"/>
+                <w:szCs w:val="26"/>
+              </w:rPr>
+            </w:pPr>
+            <w:r>
+              <w:rPr>
+                <w:rFonts w:cs="Times New Roman"/>
                 <w:color w:val="000000"/>
                 <w:sz w:val="26"/>
                 <w:szCs w:val="26"/>
@@ -5029,7 +4521,6 @@
       </w:pPr>
       <w:r>
         <w:rPr>
-          <w:rFonts w:ascii="Times New Roman" w:hAnsi="Times New Roman"/>
           <w:b/>
           <w:bCs/>
           <w:color w:val="000000"/>
@@ -5053,9 +4544,8 @@
     </w:p>
     <w:tbl>
       <w:tblPr>
-        <w:tblStyle w:val="LiBang"/>
+        <w:tblStyle w:val="TableGrid"/>
         <w:tblW w:w="0" w:type="auto"/>
-        <w:tblLook w:val="04A0" w:firstRow="1" w:lastRow="0" w:firstColumn="1" w:lastColumn="0" w:noHBand="0" w:noVBand="1"/>
         <w:tblBorders>
           <w:top w:val="single" w:sz="4" w:space="0" w:color="000000"/>
           <w:left w:val="single" w:sz="4" w:space="0" w:color="000000"/>
@@ -5064,6 +4554,7 @@
           <w:insideH w:val="single" w:sz="4" w:space="0" w:color="000000"/>
           <w:insideV w:val="single" w:sz="4" w:space="0" w:color="000000"/>
         </w:tblBorders>
+        <w:tblLook w:val="04A0" w:firstRow="1" w:lastRow="0" w:firstColumn="1" w:lastColumn="0" w:noHBand="0" w:noVBand="1"/>
       </w:tblPr>
       <w:tblGrid>
         <w:gridCol w:w="1555"/>
@@ -5080,17 +4571,17 @@
               <w:spacing w:line="276" w:lineRule="auto"/>
               <w:jc w:val="center"/>
               <w:rPr>
-                <w:rFonts w:ascii="Times New Roman" w:hAnsi="Times New Roman" w:cs="Times New Roman"/>
-                <w:b/>
-                <w:bCs/>
-                <w:color w:val="000000"/>
-                <w:sz w:val="26"/>
-                <w:szCs w:val="26"/>
-              </w:rPr>
-            </w:pPr>
-            <w:r>
-              <w:rPr>
-                <w:rFonts w:ascii="Times New Roman" w:hAnsi="Times New Roman" w:cs="Times New Roman"/>
+                <w:rFonts w:cs="Times New Roman"/>
+                <w:b/>
+                <w:bCs/>
+                <w:color w:val="000000"/>
+                <w:sz w:val="26"/>
+                <w:szCs w:val="26"/>
+              </w:rPr>
+            </w:pPr>
+            <w:r>
+              <w:rPr>
+                <w:rFonts w:cs="Times New Roman"/>
                 <w:b/>
                 <w:bCs/>
                 <w:color w:val="000000"/>
@@ -5110,17 +4601,17 @@
               <w:spacing w:line="276" w:lineRule="auto"/>
               <w:jc w:val="center"/>
               <w:rPr>
-                <w:rFonts w:ascii="Times New Roman" w:hAnsi="Times New Roman" w:cs="Times New Roman"/>
-                <w:b/>
-                <w:bCs/>
-                <w:color w:val="000000"/>
-                <w:sz w:val="26"/>
-                <w:szCs w:val="26"/>
-              </w:rPr>
-            </w:pPr>
-            <w:r>
-              <w:rPr>
-                <w:rFonts w:ascii="Times New Roman" w:hAnsi="Times New Roman" w:cs="Times New Roman"/>
+                <w:rFonts w:cs="Times New Roman"/>
+                <w:b/>
+                <w:bCs/>
+                <w:color w:val="000000"/>
+                <w:sz w:val="26"/>
+                <w:szCs w:val="26"/>
+              </w:rPr>
+            </w:pPr>
+            <w:r>
+              <w:rPr>
+                <w:rFonts w:cs="Times New Roman"/>
                 <w:b/>
                 <w:bCs/>
                 <w:color w:val="000000"/>
@@ -5140,17 +4631,17 @@
               <w:spacing w:line="276" w:lineRule="auto"/>
               <w:jc w:val="center"/>
               <w:rPr>
-                <w:rFonts w:ascii="Times New Roman" w:hAnsi="Times New Roman" w:cs="Times New Roman"/>
-                <w:b/>
-                <w:bCs/>
-                <w:color w:val="000000"/>
-                <w:sz w:val="26"/>
-                <w:szCs w:val="26"/>
-              </w:rPr>
-            </w:pPr>
-            <w:r>
-              <w:rPr>
-                <w:rFonts w:ascii="Times New Roman" w:hAnsi="Times New Roman" w:cs="Times New Roman"/>
+                <w:rFonts w:cs="Times New Roman"/>
+                <w:b/>
+                <w:bCs/>
+                <w:color w:val="000000"/>
+                <w:sz w:val="26"/>
+                <w:szCs w:val="26"/>
+              </w:rPr>
+            </w:pPr>
+            <w:r>
+              <w:rPr>
+                <w:rFonts w:cs="Times New Roman"/>
                 <w:b/>
                 <w:bCs/>
                 <w:color w:val="000000"/>
@@ -5171,7 +4662,7 @@
             <w:pPr>
               <w:spacing w:line="276" w:lineRule="auto"/>
               <w:rPr>
-                <w:rFonts w:ascii="Times New Roman" w:hAnsi="Times New Roman" w:cs="Times New Roman"/>
+                <w:rFonts w:cs="Times New Roman"/>
                 <w:b/>
                 <w:bCs/>
                 <w:color w:val="000000"/>
@@ -5189,7 +4680,7 @@
             <w:pPr>
               <w:spacing w:line="276" w:lineRule="auto"/>
               <w:rPr>
-                <w:rFonts w:ascii="Times New Roman" w:hAnsi="Times New Roman" w:cs="Times New Roman"/>
+                <w:rFonts w:cs="Times New Roman"/>
                 <w:b/>
                 <w:bCs/>
                 <w:color w:val="000000"/>
@@ -5207,7 +4698,7 @@
             <w:pPr>
               <w:spacing w:line="276" w:lineRule="auto"/>
               <w:rPr>
-                <w:rFonts w:ascii="Times New Roman" w:hAnsi="Times New Roman" w:cs="Times New Roman"/>
+                <w:rFonts w:cs="Times New Roman"/>
                 <w:b/>
                 <w:bCs/>
                 <w:color w:val="000000"/>
@@ -7125,7 +6616,7 @@
 </file>
 
 <file path=word/endnotes.xml><?xml version="1.0" encoding="utf-8"?>
-<w:endnotes xmlns:wpc="http://schemas.microsoft.com/office/word/2010/wordprocessingCanvas" xmlns:cx="http://schemas.microsoft.com/office/drawing/2014/chartex" xmlns:cx1="http://schemas.microsoft.com/office/drawing/2015/9/8/chartex" xmlns:cx2="http://schemas.microsoft.com/office/drawing/2015/10/21/chartex" xmlns:cx3="http://schemas.microsoft.com/office/drawing/2016/5/9/chartex" xmlns:cx4="http://schemas.microsoft.com/office/drawing/2016/5/10/chartex" xmlns:cx5="http://schemas.microsoft.com/office/drawing/2016/5/11/chartex" xmlns:cx6="http://schemas.microsoft.com/office/drawing/2016/5/12/chartex" xmlns:cx7="http://schemas.microsoft.com/office/drawing/2016/5/13/chartex" xmlns:cx8="http://schemas.microsoft.com/office/drawing/2016/5/14/chartex" xmlns:mc="http://schemas.openxmlformats.org/markup-compatibility/2006" xmlns:aink="http://schemas.microsoft.com/office/drawing/2016/ink" xmlns:am3d="http://schemas.microsoft.com/office/drawing/2017/model3d" xmlns:o="urn:schemas-microsoft-com:office:office" xmlns:oel="http://schemas.microsoft.com/office/2019/extlst" xmlns:r="http://schemas.openxmlformats.org/officeDocument/2006/relationships" xmlns:m="http://schemas.openxmlformats.org/officeDocument/2006/math" xmlns:v="urn:schemas-microsoft-com:vml" xmlns:wp14="http://schemas.microsoft.com/office/word/2010/wordprocessingDrawing" xmlns:wp="http://schemas.openxmlformats.org/drawingml/2006/wordprocessingDrawing" xmlns:w10="urn:schemas-microsoft-com:office:word" xmlns:w="http://schemas.openxmlformats.org/wordprocessingml/2006/main" xmlns:w14="http://schemas.microsoft.com/office/word/2010/wordml" xmlns:w15="http://schemas.microsoft.com/office/word/2012/wordml" xmlns:w16cex="http://schemas.microsoft.com/office/word/2018/wordml/cex" xmlns:w16cid="http://schemas.microsoft.com/office/word/2016/wordml/cid" xmlns:w16="http://schemas.microsoft.com/office/word/2018/wordml" xmlns:w16du="http://schemas.microsoft.com/office/word/2023/wordml/word16du" xmlns:w16sdtdh="http://schemas.microsoft.com/office/word/2020/wordml/sdtdatahash" xmlns:w16se="http://schemas.microsoft.com/office/word/2015/wordml/symex" xmlns:wpg="http://schemas.microsoft.com/office/word/2010/wordprocessingGroup" xmlns:wpi="http://schemas.microsoft.com/office/word/2010/wordprocessingInk" xmlns:wne="http://schemas.microsoft.com/office/word/2006/wordml" xmlns:wps="http://schemas.microsoft.com/office/word/2010/wordprocessingShape" mc:Ignorable="w14 w15 w16se w16cid w16 w16cex w16sdtdh w16du wp14">
+<w:endnotes xmlns:wpc="http://schemas.microsoft.com/office/word/2010/wordprocessingCanvas" xmlns:cx="http://schemas.microsoft.com/office/drawing/2014/chartex" xmlns:cx1="http://schemas.microsoft.com/office/drawing/2015/9/8/chartex" xmlns:cx2="http://schemas.microsoft.com/office/drawing/2015/10/21/chartex" xmlns:cx3="http://schemas.microsoft.com/office/drawing/2016/5/9/chartex" xmlns:cx4="http://schemas.microsoft.com/office/drawing/2016/5/10/chartex" xmlns:cx5="http://schemas.microsoft.com/office/drawing/2016/5/11/chartex" xmlns:cx6="http://schemas.microsoft.com/office/drawing/2016/5/12/chartex" xmlns:cx7="http://schemas.microsoft.com/office/drawing/2016/5/13/chartex" xmlns:cx8="http://schemas.microsoft.com/office/drawing/2016/5/14/chartex" xmlns:mc="http://schemas.openxmlformats.org/markup-compatibility/2006" xmlns:aink="http://schemas.microsoft.com/office/drawing/2016/ink" xmlns:am3d="http://schemas.microsoft.com/office/drawing/2017/model3d" xmlns:o="urn:schemas-microsoft-com:office:office" xmlns:oel="http://schemas.microsoft.com/office/2019/extlst" xmlns:r="http://schemas.openxmlformats.org/officeDocument/2006/relationships" xmlns:m="http://schemas.openxmlformats.org/officeDocument/2006/math" xmlns:v="urn:schemas-microsoft-com:vml" xmlns:wp14="http://schemas.microsoft.com/office/word/2010/wordprocessingDrawing" xmlns:wp="http://schemas.openxmlformats.org/drawingml/2006/wordprocessingDrawing" xmlns:w10="urn:schemas-microsoft-com:office:word" xmlns:w="http://schemas.openxmlformats.org/wordprocessingml/2006/main" xmlns:w14="http://schemas.microsoft.com/office/word/2010/wordml" xmlns:w15="http://schemas.microsoft.com/office/word/2012/wordml" xmlns:w16cei="http://schemas.microsoft.com/office/word/2026/wordml/cei" xmlns:w16cex="http://schemas.microsoft.com/office/word/2018/wordml/cex" xmlns:w16cid="http://schemas.microsoft.com/office/word/2016/wordml/cid" xmlns:w16="http://schemas.microsoft.com/office/word/2018/wordml" xmlns:w16du="http://schemas.microsoft.com/office/word/2023/wordml/word16du" xmlns:w16sdtdh="http://schemas.microsoft.com/office/word/2020/wordml/sdtdatahash" xmlns:w16sdtfl="http://schemas.microsoft.com/office/word/2024/wordml/sdtformatlock" xmlns:w16se="http://schemas.microsoft.com/office/word/2015/wordml/symex" xmlns:wpg="http://schemas.microsoft.com/office/word/2010/wordprocessingGroup" xmlns:wpi="http://schemas.microsoft.com/office/word/2010/wordprocessingInk" xmlns:wne="http://schemas.microsoft.com/office/word/2006/wordml" xmlns:wps="http://schemas.microsoft.com/office/word/2010/wordprocessingShape" mc:Ignorable="w14 w15 w16se w16cid w16 w16cex w16sdtdh w16sdtfl w16du wp14">
   <w:endnote w:type="separator" w:id="-1">
     <w:p>
       <w:pPr>
@@ -7150,7 +6641,7 @@
 </file>
 
 <file path=word/footer1.xml><?xml version="1.0" encoding="utf-8"?>
-<w:ftr xmlns:wpc="http://schemas.microsoft.com/office/word/2010/wordprocessingCanvas" xmlns:cx="http://schemas.microsoft.com/office/drawing/2014/chartex" xmlns:cx1="http://schemas.microsoft.com/office/drawing/2015/9/8/chartex" xmlns:cx2="http://schemas.microsoft.com/office/drawing/2015/10/21/chartex" xmlns:cx3="http://schemas.microsoft.com/office/drawing/2016/5/9/chartex" xmlns:cx4="http://schemas.microsoft.com/office/drawing/2016/5/10/chartex" xmlns:cx5="http://schemas.microsoft.com/office/drawing/2016/5/11/chartex" xmlns:cx6="http://schemas.microsoft.com/office/drawing/2016/5/12/chartex" xmlns:cx7="http://schemas.microsoft.com/office/drawing/2016/5/13/chartex" xmlns:cx8="http://schemas.microsoft.com/office/drawing/2016/5/14/chartex" xmlns:mc="http://schemas.openxmlformats.org/markup-compatibility/2006" xmlns:aink="http://schemas.microsoft.com/office/drawing/2016/ink" xmlns:am3d="http://schemas.microsoft.com/office/drawing/2017/model3d" xmlns:o="urn:schemas-microsoft-com:office:office" xmlns:oel="http://schemas.microsoft.com/office/2019/extlst" xmlns:r="http://schemas.openxmlformats.org/officeDocument/2006/relationships" xmlns:m="http://schemas.openxmlformats.org/officeDocument/2006/math" xmlns:v="urn:schemas-microsoft-com:vml" xmlns:wp14="http://schemas.microsoft.com/office/word/2010/wordprocessingDrawing" xmlns:wp="http://schemas.openxmlformats.org/drawingml/2006/wordprocessingDrawing" xmlns:w10="urn:schemas-microsoft-com:office:word" xmlns:w="http://schemas.openxmlformats.org/wordprocessingml/2006/main" xmlns:w14="http://schemas.microsoft.com/office/word/2010/wordml" xmlns:w15="http://schemas.microsoft.com/office/word/2012/wordml" xmlns:w16cex="http://schemas.microsoft.com/office/word/2018/wordml/cex" xmlns:w16cid="http://schemas.microsoft.com/office/word/2016/wordml/cid" xmlns:w16="http://schemas.microsoft.com/office/word/2018/wordml" xmlns:w16du="http://schemas.microsoft.com/office/word/2023/wordml/word16du" xmlns:w16sdtdh="http://schemas.microsoft.com/office/word/2020/wordml/sdtdatahash" xmlns:w16se="http://schemas.microsoft.com/office/word/2015/wordml/symex" xmlns:wpg="http://schemas.microsoft.com/office/word/2010/wordprocessingGroup" xmlns:wpi="http://schemas.microsoft.com/office/word/2010/wordprocessingInk" xmlns:wne="http://schemas.microsoft.com/office/word/2006/wordml" xmlns:wps="http://schemas.microsoft.com/office/word/2010/wordprocessingShape" mc:Ignorable="w14 w15 w16se w16cid w16 w16cex w16sdtdh w16du wp14">
+<w:ftr xmlns:wpc="http://schemas.microsoft.com/office/word/2010/wordprocessingCanvas" xmlns:cx="http://schemas.microsoft.com/office/drawing/2014/chartex" xmlns:cx1="http://schemas.microsoft.com/office/drawing/2015/9/8/chartex" xmlns:cx2="http://schemas.microsoft.com/office/drawing/2015/10/21/chartex" xmlns:cx3="http://schemas.microsoft.com/office/drawing/2016/5/9/chartex" xmlns:cx4="http://schemas.microsoft.com/office/drawing/2016/5/10/chartex" xmlns:cx5="http://schemas.microsoft.com/office/drawing/2016/5/11/chartex" xmlns:cx6="http://schemas.microsoft.com/office/drawing/2016/5/12/chartex" xmlns:cx7="http://schemas.microsoft.com/office/drawing/2016/5/13/chartex" xmlns:cx8="http://schemas.microsoft.com/office/drawing/2016/5/14/chartex" xmlns:mc="http://schemas.openxmlformats.org/markup-compatibility/2006" xmlns:aink="http://schemas.microsoft.com/office/drawing/2016/ink" xmlns:am3d="http://schemas.microsoft.com/office/drawing/2017/model3d" xmlns:o="urn:schemas-microsoft-com:office:office" xmlns:oel="http://schemas.microsoft.com/office/2019/extlst" xmlns:r="http://schemas.openxmlformats.org/officeDocument/2006/relationships" xmlns:m="http://schemas.openxmlformats.org/officeDocument/2006/math" xmlns:v="urn:schemas-microsoft-com:vml" xmlns:wp14="http://schemas.microsoft.com/office/word/2010/wordprocessingDrawing" xmlns:wp="http://schemas.openxmlformats.org/drawingml/2006/wordprocessingDrawing" xmlns:w10="urn:schemas-microsoft-com:office:word" xmlns:w="http://schemas.openxmlformats.org/wordprocessingml/2006/main" xmlns:w14="http://schemas.microsoft.com/office/word/2010/wordml" xmlns:w15="http://schemas.microsoft.com/office/word/2012/wordml" xmlns:w16cei="http://schemas.microsoft.com/office/word/2026/wordml/cei" xmlns:w16cex="http://schemas.microsoft.com/office/word/2018/wordml/cex" xmlns:w16cid="http://schemas.microsoft.com/office/word/2016/wordml/cid" xmlns:w16="http://schemas.microsoft.com/office/word/2018/wordml" xmlns:w16du="http://schemas.microsoft.com/office/word/2023/wordml/word16du" xmlns:w16sdtdh="http://schemas.microsoft.com/office/word/2020/wordml/sdtdatahash" xmlns:w16sdtfl="http://schemas.microsoft.com/office/word/2024/wordml/sdtformatlock" xmlns:w16se="http://schemas.microsoft.com/office/word/2015/wordml/symex" xmlns:wpg="http://schemas.microsoft.com/office/word/2010/wordprocessingGroup" xmlns:wpi="http://schemas.microsoft.com/office/word/2010/wordprocessingInk" xmlns:wne="http://schemas.microsoft.com/office/word/2006/wordml" xmlns:wps="http://schemas.microsoft.com/office/word/2010/wordprocessingShape" mc:Ignorable="w14 w15 w16se w16cid w16 w16cex w16sdtdh w16sdtfl w16du wp14">
   <w:p>
     <w:pPr>
       <w:pBdr>
@@ -7229,7 +6720,7 @@
 </file>
 
 <file path=word/footnotes.xml><?xml version="1.0" encoding="utf-8"?>
-<w:footnotes xmlns:wpc="http://schemas.microsoft.com/office/word/2010/wordprocessingCanvas" xmlns:cx="http://schemas.microsoft.com/office/drawing/2014/chartex" xmlns:cx1="http://schemas.microsoft.com/office/drawing/2015/9/8/chartex" xmlns:cx2="http://schemas.microsoft.com/office/drawing/2015/10/21/chartex" xmlns:cx3="http://schemas.microsoft.com/office/drawing/2016/5/9/chartex" xmlns:cx4="http://schemas.microsoft.com/office/drawing/2016/5/10/chartex" xmlns:cx5="http://schemas.microsoft.com/office/drawing/2016/5/11/chartex" xmlns:cx6="http://schemas.microsoft.com/office/drawing/2016/5/12/chartex" xmlns:cx7="http://schemas.microsoft.com/office/drawing/2016/5/13/chartex" xmlns:cx8="http://schemas.microsoft.com/office/drawing/2016/5/14/chartex" xmlns:mc="http://schemas.openxmlformats.org/markup-compatibility/2006" xmlns:aink="http://schemas.microsoft.com/office/drawing/2016/ink" xmlns:am3d="http://schemas.microsoft.com/office/drawing/2017/model3d" xmlns:o="urn:schemas-microsoft-com:office:office" xmlns:oel="http://schemas.microsoft.com/office/2019/extlst" xmlns:r="http://schemas.openxmlformats.org/officeDocument/2006/relationships" xmlns:m="http://schemas.openxmlformats.org/officeDocument/2006/math" xmlns:v="urn:schemas-microsoft-com:vml" xmlns:wp14="http://schemas.microsoft.com/office/word/2010/wordprocessingDrawing" xmlns:wp="http://schemas.openxmlformats.org/drawingml/2006/wordprocessingDrawing" xmlns:w10="urn:schemas-microsoft-com:office:word" xmlns:w="http://schemas.openxmlformats.org/wordprocessingml/2006/main" xmlns:w14="http://schemas.microsoft.com/office/word/2010/wordml" xmlns:w15="http://schemas.microsoft.com/office/word/2012/wordml" xmlns:w16cex="http://schemas.microsoft.com/office/word/2018/wordml/cex" xmlns:w16cid="http://schemas.microsoft.com/office/word/2016/wordml/cid" xmlns:w16="http://schemas.microsoft.com/office/word/2018/wordml" xmlns:w16du="http://schemas.microsoft.com/office/word/2023/wordml/word16du" xmlns:w16sdtdh="http://schemas.microsoft.com/office/word/2020/wordml/sdtdatahash" xmlns:w16se="http://schemas.microsoft.com/office/word/2015/wordml/symex" xmlns:wpg="http://schemas.microsoft.com/office/word/2010/wordprocessingGroup" xmlns:wpi="http://schemas.microsoft.com/office/word/2010/wordprocessingInk" xmlns:wne="http://schemas.microsoft.com/office/word/2006/wordml" xmlns:wps="http://schemas.microsoft.com/office/word/2010/wordprocessingShape" mc:Ignorable="w14 w15 w16se w16cid w16 w16cex w16sdtdh w16du wp14">
+<w:footnotes xmlns:wpc="http://schemas.microsoft.com/office/word/2010/wordprocessingCanvas" xmlns:cx="http://schemas.microsoft.com/office/drawing/2014/chartex" xmlns:cx1="http://schemas.microsoft.com/office/drawing/2015/9/8/chartex" xmlns:cx2="http://schemas.microsoft.com/office/drawing/2015/10/21/chartex" xmlns:cx3="http://schemas.microsoft.com/office/drawing/2016/5/9/chartex" xmlns:cx4="http://schemas.microsoft.com/office/drawing/2016/5/10/chartex" xmlns:cx5="http://schemas.microsoft.com/office/drawing/2016/5/11/chartex" xmlns:cx6="http://schemas.microsoft.com/office/drawing/2016/5/12/chartex" xmlns:cx7="http://schemas.microsoft.com/office/drawing/2016/5/13/chartex" xmlns:cx8="http://schemas.microsoft.com/office/drawing/2016/5/14/chartex" xmlns:mc="http://schemas.openxmlformats.org/markup-compatibility/2006" xmlns:aink="http://schemas.microsoft.com/office/drawing/2016/ink" xmlns:am3d="http://schemas.microsoft.com/office/drawing/2017/model3d" xmlns:o="urn:schemas-microsoft-com:office:office" xmlns:oel="http://schemas.microsoft.com/office/2019/extlst" xmlns:r="http://schemas.openxmlformats.org/officeDocument/2006/relationships" xmlns:m="http://schemas.openxmlformats.org/officeDocument/2006/math" xmlns:v="urn:schemas-microsoft-com:vml" xmlns:wp14="http://schemas.microsoft.com/office/word/2010/wordprocessingDrawing" xmlns:wp="http://schemas.openxmlformats.org/drawingml/2006/wordprocessingDrawing" xmlns:w10="urn:schemas-microsoft-com:office:word" xmlns:w="http://schemas.openxmlformats.org/wordprocessingml/2006/main" xmlns:w14="http://schemas.microsoft.com/office/word/2010/wordml" xmlns:w15="http://schemas.microsoft.com/office/word/2012/wordml" xmlns:w16cei="http://schemas.microsoft.com/office/word/2026/wordml/cei" xmlns:w16cex="http://schemas.microsoft.com/office/word/2018/wordml/cex" xmlns:w16cid="http://schemas.microsoft.com/office/word/2016/wordml/cid" xmlns:w16="http://schemas.microsoft.com/office/word/2018/wordml" xmlns:w16du="http://schemas.microsoft.com/office/word/2023/wordml/word16du" xmlns:w16sdtdh="http://schemas.microsoft.com/office/word/2020/wordml/sdtdatahash" xmlns:w16sdtfl="http://schemas.microsoft.com/office/word/2024/wordml/sdtformatlock" xmlns:w16se="http://schemas.microsoft.com/office/word/2015/wordml/symex" xmlns:wpg="http://schemas.microsoft.com/office/word/2010/wordprocessingGroup" xmlns:wpi="http://schemas.microsoft.com/office/word/2010/wordprocessingInk" xmlns:wne="http://schemas.microsoft.com/office/word/2006/wordml" xmlns:wps="http://schemas.microsoft.com/office/word/2010/wordprocessingShape" mc:Ignorable="w14 w15 w16se w16cid w16 w16cex w16sdtdh w16sdtfl w16du wp14">
   <w:footnote w:type="separator" w:id="-1">
     <w:p>
       <w:pPr>
@@ -7254,10 +6745,10 @@
 </file>
 
 <file path=word/header1.xml><?xml version="1.0" encoding="utf-8"?>
-<w:hdr xmlns:wpc="http://schemas.microsoft.com/office/word/2010/wordprocessingCanvas" xmlns:cx="http://schemas.microsoft.com/office/drawing/2014/chartex" xmlns:cx1="http://schemas.microsoft.com/office/drawing/2015/9/8/chartex" xmlns:cx2="http://schemas.microsoft.com/office/drawing/2015/10/21/chartex" xmlns:cx3="http://schemas.microsoft.com/office/drawing/2016/5/9/chartex" xmlns:cx4="http://schemas.microsoft.com/office/drawing/2016/5/10/chartex" xmlns:cx5="http://schemas.microsoft.com/office/drawing/2016/5/11/chartex" xmlns:cx6="http://schemas.microsoft.com/office/drawing/2016/5/12/chartex" xmlns:cx7="http://schemas.microsoft.com/office/drawing/2016/5/13/chartex" xmlns:cx8="http://schemas.microsoft.com/office/drawing/2016/5/14/chartex" xmlns:mc="http://schemas.openxmlformats.org/markup-compatibility/2006" xmlns:aink="http://schemas.microsoft.com/office/drawing/2016/ink" xmlns:am3d="http://schemas.microsoft.com/office/drawing/2017/model3d" xmlns:o="urn:schemas-microsoft-com:office:office" xmlns:oel="http://schemas.microsoft.com/office/2019/extlst" xmlns:r="http://schemas.openxmlformats.org/officeDocument/2006/relationships" xmlns:m="http://schemas.openxmlformats.org/officeDocument/2006/math" xmlns:v="urn:schemas-microsoft-com:vml" xmlns:wp14="http://schemas.microsoft.com/office/word/2010/wordprocessingDrawing" xmlns:wp="http://schemas.openxmlformats.org/drawingml/2006/wordprocessingDrawing" xmlns:w10="urn:schemas-microsoft-com:office:word" xmlns:w="http://schemas.openxmlformats.org/wordprocessingml/2006/main" xmlns:w14="http://schemas.microsoft.com/office/word/2010/wordml" xmlns:w15="http://schemas.microsoft.com/office/word/2012/wordml" xmlns:w16cex="http://schemas.microsoft.com/office/word/2018/wordml/cex" xmlns:w16cid="http://schemas.microsoft.com/office/word/2016/wordml/cid" xmlns:w16="http://schemas.microsoft.com/office/word/2018/wordml" xmlns:w16du="http://schemas.microsoft.com/office/word/2023/wordml/word16du" xmlns:w16sdtdh="http://schemas.microsoft.com/office/word/2020/wordml/sdtdatahash" xmlns:w16se="http://schemas.microsoft.com/office/word/2015/wordml/symex" xmlns:wpg="http://schemas.microsoft.com/office/word/2010/wordprocessingGroup" xmlns:wpi="http://schemas.microsoft.com/office/word/2010/wordprocessingInk" xmlns:wne="http://schemas.microsoft.com/office/word/2006/wordml" xmlns:wps="http://schemas.microsoft.com/office/word/2010/wordprocessingShape" mc:Ignorable="w14 w15 w16se w16cid w16 w16cex w16sdtdh w16du wp14">
+<w:hdr xmlns:wpc="http://schemas.microsoft.com/office/word/2010/wordprocessingCanvas" xmlns:cx="http://schemas.microsoft.com/office/drawing/2014/chartex" xmlns:cx1="http://schemas.microsoft.com/office/drawing/2015/9/8/chartex" xmlns:cx2="http://schemas.microsoft.com/office/drawing/2015/10/21/chartex" xmlns:cx3="http://schemas.microsoft.com/office/drawing/2016/5/9/chartex" xmlns:cx4="http://schemas.microsoft.com/office/drawing/2016/5/10/chartex" xmlns:cx5="http://schemas.microsoft.com/office/drawing/2016/5/11/chartex" xmlns:cx6="http://schemas.microsoft.com/office/drawing/2016/5/12/chartex" xmlns:cx7="http://schemas.microsoft.com/office/drawing/2016/5/13/chartex" xmlns:cx8="http://schemas.microsoft.com/office/drawing/2016/5/14/chartex" xmlns:mc="http://schemas.openxmlformats.org/markup-compatibility/2006" xmlns:aink="http://schemas.microsoft.com/office/drawing/2016/ink" xmlns:am3d="http://schemas.microsoft.com/office/drawing/2017/model3d" xmlns:o="urn:schemas-microsoft-com:office:office" xmlns:oel="http://schemas.microsoft.com/office/2019/extlst" xmlns:r="http://schemas.openxmlformats.org/officeDocument/2006/relationships" xmlns:m="http://schemas.openxmlformats.org/officeDocument/2006/math" xmlns:v="urn:schemas-microsoft-com:vml" xmlns:wp14="http://schemas.microsoft.com/office/word/2010/wordprocessingDrawing" xmlns:wp="http://schemas.openxmlformats.org/drawingml/2006/wordprocessingDrawing" xmlns:w10="urn:schemas-microsoft-com:office:word" xmlns:w="http://schemas.openxmlformats.org/wordprocessingml/2006/main" xmlns:w14="http://schemas.microsoft.com/office/word/2010/wordml" xmlns:w15="http://schemas.microsoft.com/office/word/2012/wordml" xmlns:w16cei="http://schemas.microsoft.com/office/word/2026/wordml/cei" xmlns:w16cex="http://schemas.microsoft.com/office/word/2018/wordml/cex" xmlns:w16cid="http://schemas.microsoft.com/office/word/2016/wordml/cid" xmlns:w16="http://schemas.microsoft.com/office/word/2018/wordml" xmlns:w16du="http://schemas.microsoft.com/office/word/2023/wordml/word16du" xmlns:w16sdtdh="http://schemas.microsoft.com/office/word/2020/wordml/sdtdatahash" xmlns:w16sdtfl="http://schemas.microsoft.com/office/word/2024/wordml/sdtformatlock" xmlns:w16se="http://schemas.microsoft.com/office/word/2015/wordml/symex" xmlns:wpg="http://schemas.microsoft.com/office/word/2010/wordprocessingGroup" xmlns:wpi="http://schemas.microsoft.com/office/word/2010/wordprocessingInk" xmlns:wne="http://schemas.microsoft.com/office/word/2006/wordml" xmlns:wps="http://schemas.microsoft.com/office/word/2010/wordprocessingShape" mc:Ignorable="w14 w15 w16se w16cid w16 w16cex w16sdtdh w16sdtfl w16du wp14">
   <w:p>
     <w:pPr>
-      <w:pStyle w:val="utrang"/>
+      <w:pStyle w:val="Header"/>
     </w:pPr>
     <w:r>
       <w:rPr>
@@ -7321,7 +6812,7 @@
 </file>
 
 <file path=word/styles.xml><?xml version="1.0" encoding="utf-8"?>
-<w:styles xmlns:mc="http://schemas.openxmlformats.org/markup-compatibility/2006" xmlns:r="http://schemas.openxmlformats.org/officeDocument/2006/relationships" xmlns:w="http://schemas.openxmlformats.org/wordprocessingml/2006/main" xmlns:w14="http://schemas.microsoft.com/office/word/2010/wordml" xmlns:w15="http://schemas.microsoft.com/office/word/2012/wordml" xmlns:w16cex="http://schemas.microsoft.com/office/word/2018/wordml/cex" xmlns:w16cid="http://schemas.microsoft.com/office/word/2016/wordml/cid" xmlns:w16="http://schemas.microsoft.com/office/word/2018/wordml" xmlns:w16du="http://schemas.microsoft.com/office/word/2023/wordml/word16du" xmlns:w16sdtdh="http://schemas.microsoft.com/office/word/2020/wordml/sdtdatahash" xmlns:w16se="http://schemas.microsoft.com/office/word/2015/wordml/symex" mc:Ignorable="w14 w15 w16se w16cid w16 w16cex w16sdtdh w16du">
+<w:styles xmlns:mc="http://schemas.openxmlformats.org/markup-compatibility/2006" xmlns:r="http://schemas.openxmlformats.org/officeDocument/2006/relationships" xmlns:w="http://schemas.openxmlformats.org/wordprocessingml/2006/main" xmlns:w14="http://schemas.microsoft.com/office/word/2010/wordml" xmlns:w15="http://schemas.microsoft.com/office/word/2012/wordml" xmlns:w16cex="http://schemas.microsoft.com/office/word/2018/wordml/cex" xmlns:w16cid="http://schemas.microsoft.com/office/word/2016/wordml/cid" xmlns:w16="http://schemas.microsoft.com/office/word/2018/wordml" xmlns:w16du="http://schemas.microsoft.com/office/word/2023/wordml/word16du" xmlns:w16sdtdh="http://schemas.microsoft.com/office/word/2020/wordml/sdtdatahash" xmlns:w16sdtfl="http://schemas.microsoft.com/office/word/2024/wordml/sdtformatlock" xmlns:w16se="http://schemas.microsoft.com/office/word/2015/wordml/symex" mc:Ignorable="w14 w15 w16se w16cid w16 w16cex w16sdtdh w16sdtfl w16du">
   <w:docDefaults>
     <w:rPrDefault>
       <w:rPr>
@@ -7716,16 +7207,13 @@
     <w:lsdException w:name="Unresolved Mention" w:semiHidden="1" w:unhideWhenUsed="1"/>
     <w:lsdException w:name="Smart Link" w:semiHidden="1" w:unhideWhenUsed="1"/>
   </w:latentStyles>
-  <w:style w:type="paragraph" w:default="1" w:styleId="Binhthng">
+  <w:style w:type="paragraph" w:default="1" w:styleId="Normal">
     <w:name w:val="Normal"/>
-    <w:rPr>
-      <w:rFonts w:ascii="Times New Roman" w:hAnsi="Times New Roman"/>
-    </w:rPr>
   </w:style>
-  <w:style w:type="paragraph" w:styleId="u1">
+  <w:style w:type="paragraph" w:styleId="Heading1">
     <w:name w:val="heading 1"/>
-    <w:basedOn w:val="Binhthng"/>
-    <w:next w:val="Binhthng"/>
+    <w:basedOn w:val="Normal"/>
+    <w:next w:val="Normal"/>
     <w:pPr>
       <w:keepNext/>
       <w:keepLines/>
@@ -7737,10 +7225,10 @@
       <w:b/>
     </w:rPr>
   </w:style>
-  <w:style w:type="paragraph" w:styleId="u2">
+  <w:style w:type="paragraph" w:styleId="Heading2">
     <w:name w:val="heading 2"/>
-    <w:basedOn w:val="Binhthng"/>
-    <w:next w:val="Binhthng"/>
+    <w:basedOn w:val="Normal"/>
+    <w:next w:val="Normal"/>
     <w:pPr>
       <w:keepNext/>
       <w:keepLines/>
@@ -7752,10 +7240,10 @@
       <w:b/>
     </w:rPr>
   </w:style>
-  <w:style w:type="paragraph" w:styleId="u3">
+  <w:style w:type="paragraph" w:styleId="Heading3">
     <w:name w:val="heading 3"/>
-    <w:basedOn w:val="Binhthng"/>
-    <w:next w:val="Binhthng"/>
+    <w:basedOn w:val="Normal"/>
+    <w:next w:val="Normal"/>
     <w:pPr>
       <w:keepNext/>
       <w:keepLines/>
@@ -7768,10 +7256,10 @@
       <w:i/>
     </w:rPr>
   </w:style>
-  <w:style w:type="paragraph" w:styleId="u4">
+  <w:style w:type="paragraph" w:styleId="Heading4">
     <w:name w:val="heading 4"/>
-    <w:basedOn w:val="Binhthng"/>
-    <w:next w:val="Binhthng"/>
+    <w:basedOn w:val="Normal"/>
+    <w:next w:val="Normal"/>
     <w:pPr>
       <w:keepNext/>
       <w:keepLines/>
@@ -7782,10 +7270,10 @@
       <w:i/>
     </w:rPr>
   </w:style>
-  <w:style w:type="paragraph" w:styleId="u5">
+  <w:style w:type="paragraph" w:styleId="Heading5">
     <w:name w:val="heading 5"/>
-    <w:basedOn w:val="Binhthng"/>
-    <w:next w:val="Binhthng"/>
+    <w:basedOn w:val="Normal"/>
+    <w:next w:val="Normal"/>
     <w:pPr>
       <w:keepNext/>
       <w:keepLines/>
@@ -7798,10 +7286,10 @@
       <w:szCs w:val="22"/>
     </w:rPr>
   </w:style>
-  <w:style w:type="paragraph" w:styleId="u6">
+  <w:style w:type="paragraph" w:styleId="Heading6">
     <w:name w:val="heading 6"/>
-    <w:basedOn w:val="Binhthng"/>
-    <w:next w:val="Binhthng"/>
+    <w:basedOn w:val="Normal"/>
+    <w:next w:val="Normal"/>
     <w:pPr>
       <w:keepNext/>
       <w:keepLines/>
@@ -7814,13 +7302,13 @@
       <w:szCs w:val="20"/>
     </w:rPr>
   </w:style>
-  <w:style w:type="character" w:default="1" w:styleId="Phngmcinhcuaoanvn">
+  <w:style w:type="character" w:default="1" w:styleId="DefaultParagraphFont">
     <w:name w:val="Default Paragraph Font"/>
     <w:uiPriority w:val="1"/>
     <w:semiHidden/>
     <w:unhideWhenUsed/>
   </w:style>
-  <w:style w:type="table" w:default="1" w:styleId="BangThngthng">
+  <w:style w:type="table" w:default="1" w:styleId="TableNormal">
     <w:name w:val="Normal Table"/>
     <w:uiPriority w:val="99"/>
     <w:semiHidden/>
@@ -7835,37 +7323,11 @@
       </w:tblCellMar>
     </w:tblPr>
   </w:style>
-  <w:style w:type="numbering" w:default="1" w:styleId="Khngco">
+  <w:style w:type="numbering" w:default="1" w:styleId="NoList">
     <w:name w:val="No List"/>
     <w:uiPriority w:val="99"/>
     <w:semiHidden/>
     <w:unhideWhenUsed/>
-  </w:style>
-  <w:style w:type="table" w:customStyle="1" w:styleId="TableNormal">
-    <w:name w:val="TableNormal"/>
-    <w:tblPr>
-      <w:tblCellMar>
-        <w:top w:w="0" w:type="dxa"/>
-        <w:left w:w="0" w:type="dxa"/>
-        <w:bottom w:w="0" w:type="dxa"/>
-        <w:right w:w="0" w:type="dxa"/>
-      </w:tblCellMar>
-    </w:tblPr>
-  </w:style>
-  <w:style w:type="paragraph" w:styleId="Tiu">
-    <w:name w:val="Title"/>
-    <w:basedOn w:val="Binhthng"/>
-    <w:next w:val="Binhthng"/>
-    <w:pPr>
-      <w:keepNext/>
-      <w:keepLines/>
-      <w:spacing w:before="480"/>
-    </w:pPr>
-    <w:rPr>
-      <w:b/>
-      <w:sz w:val="72"/>
-      <w:szCs w:val="72"/>
-    </w:rPr>
   </w:style>
   <w:style w:type="table" w:customStyle="1" w:styleId="TableNormal0">
     <w:name w:val="TableNormal"/>
@@ -7877,6 +7339,21 @@
         <w:right w:w="0" w:type="dxa"/>
       </w:tblCellMar>
     </w:tblPr>
+  </w:style>
+  <w:style w:type="paragraph" w:styleId="Title">
+    <w:name w:val="Title"/>
+    <w:basedOn w:val="Normal"/>
+    <w:next w:val="Normal"/>
+    <w:pPr>
+      <w:keepNext/>
+      <w:keepLines/>
+      <w:spacing w:before="480"/>
+    </w:pPr>
+    <w:rPr>
+      <w:b/>
+      <w:sz w:val="72"/>
+      <w:szCs w:val="72"/>
+    </w:rPr>
   </w:style>
   <w:style w:type="table" w:customStyle="1" w:styleId="TableNormal1">
     <w:name w:val="TableNormal"/>
@@ -7922,8 +7399,19 @@
       </w:tblCellMar>
     </w:tblPr>
   </w:style>
+  <w:style w:type="table" w:customStyle="1" w:styleId="TableNormal5">
+    <w:name w:val="TableNormal"/>
+    <w:tblPr>
+      <w:tblCellMar>
+        <w:top w:w="0" w:type="dxa"/>
+        <w:left w:w="0" w:type="dxa"/>
+        <w:bottom w:w="0" w:type="dxa"/>
+        <w:right w:w="0" w:type="dxa"/>
+      </w:tblCellMar>
+    </w:tblPr>
+  </w:style>
   <w:style w:type="table" w:customStyle="1" w:styleId="a">
-    <w:basedOn w:val="BangThngthng"/>
+    <w:basedOn w:val="TableNormal"/>
     <w:tblPr>
       <w:tblStyleRowBandSize w:val="1"/>
       <w:tblStyleColBandSize w:val="1"/>
@@ -7933,10 +7421,10 @@
       </w:tblCellMar>
     </w:tblPr>
   </w:style>
-  <w:style w:type="paragraph" w:styleId="Bongchuthich">
+  <w:style w:type="paragraph" w:styleId="BalloonText">
     <w:name w:val="Balloon Text"/>
-    <w:basedOn w:val="Binhthng"/>
-    <w:link w:val="BongchuthichChar"/>
+    <w:basedOn w:val="Normal"/>
+    <w:link w:val="BalloonTextChar"/>
     <w:uiPriority w:val="99"/>
     <w:semiHidden/>
     <w:unhideWhenUsed/>
@@ -7950,10 +7438,10 @@
       <w:szCs w:val="16"/>
     </w:rPr>
   </w:style>
-  <w:style w:type="character" w:customStyle="1" w:styleId="BongchuthichChar">
-    <w:name w:val="Bóng chú thích Char"/>
-    <w:basedOn w:val="Phngmcinhcuaoanvn"/>
-    <w:link w:val="Bongchuthich"/>
+  <w:style w:type="character" w:customStyle="1" w:styleId="BalloonTextChar">
+    <w:name w:val="Balloon Text Char"/>
+    <w:basedOn w:val="DefaultParagraphFont"/>
+    <w:link w:val="BalloonText"/>
     <w:uiPriority w:val="99"/>
     <w:semiHidden/>
     <w:rsid w:val="00BB7ABB"/>
@@ -7963,9 +7451,9 @@
       <w:szCs w:val="16"/>
     </w:rPr>
   </w:style>
-  <w:style w:type="paragraph" w:styleId="ThngthngWeb">
+  <w:style w:type="paragraph" w:styleId="NormalWeb">
     <w:name w:val="Normal (Web)"/>
-    <w:basedOn w:val="Binhthng"/>
+    <w:basedOn w:val="Normal"/>
     <w:uiPriority w:val="99"/>
     <w:unhideWhenUsed/>
     <w:rsid w:val="00035C16"/>
@@ -7980,7 +7468,7 @@
     </w:rPr>
   </w:style>
   <w:style w:type="table" w:customStyle="1" w:styleId="a0">
-    <w:basedOn w:val="BangThngthng"/>
+    <w:basedOn w:val="TableNormal"/>
     <w:tblPr>
       <w:tblStyleRowBandSize w:val="1"/>
       <w:tblStyleColBandSize w:val="1"/>
@@ -7991,7 +7479,7 @@
     </w:tblPr>
   </w:style>
   <w:style w:type="table" w:customStyle="1" w:styleId="a1">
-    <w:basedOn w:val="BangThngthng"/>
+    <w:basedOn w:val="TableNormal"/>
     <w:tblPr>
       <w:tblStyleRowBandSize w:val="1"/>
       <w:tblStyleColBandSize w:val="1"/>
@@ -8002,7 +7490,7 @@
     </w:tblPr>
   </w:style>
   <w:style w:type="table" w:customStyle="1" w:styleId="a2">
-    <w:basedOn w:val="BangThngthng"/>
+    <w:basedOn w:val="TableNormal"/>
     <w:tblPr>
       <w:tblStyleRowBandSize w:val="1"/>
       <w:tblStyleColBandSize w:val="1"/>
@@ -8013,7 +7501,7 @@
     </w:tblPr>
   </w:style>
   <w:style w:type="table" w:customStyle="1" w:styleId="a3">
-    <w:basedOn w:val="BangThngthng"/>
+    <w:basedOn w:val="TableNormal"/>
     <w:tblPr>
       <w:tblStyleRowBandSize w:val="1"/>
       <w:tblStyleColBandSize w:val="1"/>
@@ -8024,7 +7512,7 @@
     </w:tblPr>
   </w:style>
   <w:style w:type="table" w:customStyle="1" w:styleId="a4">
-    <w:basedOn w:val="BangThngthng"/>
+    <w:basedOn w:val="TableNormal"/>
     <w:tblPr>
       <w:tblStyleRowBandSize w:val="1"/>
       <w:tblStyleColBandSize w:val="1"/>
@@ -8035,7 +7523,7 @@
     </w:tblPr>
   </w:style>
   <w:style w:type="table" w:customStyle="1" w:styleId="a5">
-    <w:basedOn w:val="BangThngthng"/>
+    <w:basedOn w:val="TableNormal"/>
     <w:tblPr>
       <w:tblStyleRowBandSize w:val="1"/>
       <w:tblStyleColBandSize w:val="1"/>
@@ -8046,7 +7534,7 @@
     </w:tblPr>
   </w:style>
   <w:style w:type="table" w:customStyle="1" w:styleId="a6">
-    <w:basedOn w:val="BangThngthng"/>
+    <w:basedOn w:val="TableNormal"/>
     <w:tblPr>
       <w:tblStyleRowBandSize w:val="1"/>
       <w:tblStyleColBandSize w:val="1"/>
@@ -8057,7 +7545,7 @@
     </w:tblPr>
   </w:style>
   <w:style w:type="table" w:customStyle="1" w:styleId="a7">
-    <w:basedOn w:val="BangThngthng"/>
+    <w:basedOn w:val="TableNormal"/>
     <w:tblPr>
       <w:tblStyleRowBandSize w:val="1"/>
       <w:tblStyleColBandSize w:val="1"/>
@@ -8068,7 +7556,7 @@
     </w:tblPr>
   </w:style>
   <w:style w:type="table" w:customStyle="1" w:styleId="a8">
-    <w:basedOn w:val="BangThngthng"/>
+    <w:basedOn w:val="TableNormal"/>
     <w:tblPr>
       <w:tblStyleRowBandSize w:val="1"/>
       <w:tblStyleColBandSize w:val="1"/>
@@ -8079,7 +7567,7 @@
     </w:tblPr>
   </w:style>
   <w:style w:type="table" w:customStyle="1" w:styleId="a9">
-    <w:basedOn w:val="BangThngthng"/>
+    <w:basedOn w:val="TableNormal"/>
     <w:tblPr>
       <w:tblStyleRowBandSize w:val="1"/>
       <w:tblStyleColBandSize w:val="1"/>
@@ -8090,7 +7578,7 @@
     </w:tblPr>
   </w:style>
   <w:style w:type="table" w:customStyle="1" w:styleId="aa">
-    <w:basedOn w:val="BangThngthng"/>
+    <w:basedOn w:val="TableNormal"/>
     <w:tblPr>
       <w:tblStyleRowBandSize w:val="1"/>
       <w:tblStyleColBandSize w:val="1"/>
@@ -8101,7 +7589,7 @@
     </w:tblPr>
   </w:style>
   <w:style w:type="table" w:customStyle="1" w:styleId="ab">
-    <w:basedOn w:val="BangThngthng"/>
+    <w:basedOn w:val="TableNormal"/>
     <w:tblPr>
       <w:tblStyleRowBandSize w:val="1"/>
       <w:tblStyleColBandSize w:val="1"/>
@@ -8112,7 +7600,7 @@
     </w:tblPr>
   </w:style>
   <w:style w:type="table" w:customStyle="1" w:styleId="ac">
-    <w:basedOn w:val="BangThngthng"/>
+    <w:basedOn w:val="TableNormal"/>
     <w:tblPr>
       <w:tblStyleRowBandSize w:val="1"/>
       <w:tblStyleColBandSize w:val="1"/>
@@ -8123,7 +7611,7 @@
     </w:tblPr>
   </w:style>
   <w:style w:type="table" w:customStyle="1" w:styleId="ad">
-    <w:basedOn w:val="BangThngthng"/>
+    <w:basedOn w:val="TableNormal"/>
     <w:tblPr>
       <w:tblStyleRowBandSize w:val="1"/>
       <w:tblStyleColBandSize w:val="1"/>
@@ -8134,7 +7622,7 @@
     </w:tblPr>
   </w:style>
   <w:style w:type="table" w:customStyle="1" w:styleId="ae">
-    <w:basedOn w:val="BangThngthng"/>
+    <w:basedOn w:val="TableNormal"/>
     <w:tblPr>
       <w:tblStyleRowBandSize w:val="1"/>
       <w:tblStyleColBandSize w:val="1"/>
@@ -8145,7 +7633,7 @@
     </w:tblPr>
   </w:style>
   <w:style w:type="table" w:customStyle="1" w:styleId="af">
-    <w:basedOn w:val="BangThngthng"/>
+    <w:basedOn w:val="TableNormal"/>
     <w:tblPr>
       <w:tblStyleRowBandSize w:val="1"/>
       <w:tblStyleColBandSize w:val="1"/>
@@ -8156,7 +7644,7 @@
     </w:tblPr>
   </w:style>
   <w:style w:type="table" w:customStyle="1" w:styleId="af0">
-    <w:basedOn w:val="BangThngthng"/>
+    <w:basedOn w:val="TableNormal"/>
     <w:tblPr>
       <w:tblStyleRowBandSize w:val="1"/>
       <w:tblStyleColBandSize w:val="1"/>
@@ -8167,7 +7655,7 @@
     </w:tblPr>
   </w:style>
   <w:style w:type="table" w:customStyle="1" w:styleId="af1">
-    <w:basedOn w:val="BangThngthng"/>
+    <w:basedOn w:val="TableNormal"/>
     <w:tblPr>
       <w:tblStyleRowBandSize w:val="1"/>
       <w:tblStyleColBandSize w:val="1"/>
@@ -8178,7 +7666,7 @@
     </w:tblPr>
   </w:style>
   <w:style w:type="table" w:customStyle="1" w:styleId="af2">
-    <w:basedOn w:val="BangThngthng"/>
+    <w:basedOn w:val="TableNormal"/>
     <w:tblPr>
       <w:tblStyleRowBandSize w:val="1"/>
       <w:tblStyleColBandSize w:val="1"/>
@@ -8189,7 +7677,7 @@
     </w:tblPr>
   </w:style>
   <w:style w:type="table" w:customStyle="1" w:styleId="af3">
-    <w:basedOn w:val="BangThngthng"/>
+    <w:basedOn w:val="TableNormal"/>
     <w:tblPr>
       <w:tblStyleRowBandSize w:val="1"/>
       <w:tblStyleColBandSize w:val="1"/>
@@ -8200,7 +7688,7 @@
     </w:tblPr>
   </w:style>
   <w:style w:type="table" w:customStyle="1" w:styleId="af4">
-    <w:basedOn w:val="BangThngthng"/>
+    <w:basedOn w:val="TableNormal"/>
     <w:tblPr>
       <w:tblStyleRowBandSize w:val="1"/>
       <w:tblStyleColBandSize w:val="1"/>
@@ -8211,7 +7699,7 @@
     </w:tblPr>
   </w:style>
   <w:style w:type="table" w:customStyle="1" w:styleId="af5">
-    <w:basedOn w:val="BangThngthng"/>
+    <w:basedOn w:val="TableNormal"/>
     <w:tblPr>
       <w:tblStyleRowBandSize w:val="1"/>
       <w:tblStyleColBandSize w:val="1"/>
@@ -8222,7 +7710,7 @@
     </w:tblPr>
   </w:style>
   <w:style w:type="table" w:customStyle="1" w:styleId="af6">
-    <w:basedOn w:val="BangThngthng"/>
+    <w:basedOn w:val="TableNormal"/>
     <w:tblPr>
       <w:tblStyleRowBandSize w:val="1"/>
       <w:tblStyleColBandSize w:val="1"/>
@@ -8233,7 +7721,7 @@
     </w:tblPr>
   </w:style>
   <w:style w:type="table" w:customStyle="1" w:styleId="af7">
-    <w:basedOn w:val="BangThngthng"/>
+    <w:basedOn w:val="TableNormal"/>
     <w:tblPr>
       <w:tblStyleRowBandSize w:val="1"/>
       <w:tblStyleColBandSize w:val="1"/>
@@ -8244,7 +7732,7 @@
     </w:tblPr>
   </w:style>
   <w:style w:type="table" w:customStyle="1" w:styleId="af8">
-    <w:basedOn w:val="BangThngthng"/>
+    <w:basedOn w:val="TableNormal"/>
     <w:tblPr>
       <w:tblStyleRowBandSize w:val="1"/>
       <w:tblStyleColBandSize w:val="1"/>
@@ -8255,7 +7743,7 @@
     </w:tblPr>
   </w:style>
   <w:style w:type="table" w:customStyle="1" w:styleId="af9">
-    <w:basedOn w:val="BangThngthng"/>
+    <w:basedOn w:val="TableNormal"/>
     <w:tblPr>
       <w:tblStyleRowBandSize w:val="1"/>
       <w:tblStyleColBandSize w:val="1"/>
@@ -8266,7 +7754,7 @@
     </w:tblPr>
   </w:style>
   <w:style w:type="table" w:customStyle="1" w:styleId="afa">
-    <w:basedOn w:val="BangThngthng"/>
+    <w:basedOn w:val="TableNormal"/>
     <w:tblPr>
       <w:tblStyleRowBandSize w:val="1"/>
       <w:tblStyleColBandSize w:val="1"/>
@@ -8277,7 +7765,7 @@
     </w:tblPr>
   </w:style>
   <w:style w:type="table" w:customStyle="1" w:styleId="afb">
-    <w:basedOn w:val="BangThngthng"/>
+    <w:basedOn w:val="TableNormal"/>
     <w:tblPr>
       <w:tblStyleRowBandSize w:val="1"/>
       <w:tblStyleColBandSize w:val="1"/>
@@ -8288,7 +7776,7 @@
     </w:tblPr>
   </w:style>
   <w:style w:type="table" w:customStyle="1" w:styleId="afc">
-    <w:basedOn w:val="BangThngthng"/>
+    <w:basedOn w:val="TableNormal"/>
     <w:tblPr>
       <w:tblStyleRowBandSize w:val="1"/>
       <w:tblStyleColBandSize w:val="1"/>
@@ -8299,7 +7787,7 @@
     </w:tblPr>
   </w:style>
   <w:style w:type="table" w:customStyle="1" w:styleId="afd">
-    <w:basedOn w:val="BangThngthng"/>
+    <w:basedOn w:val="TableNormal"/>
     <w:tblPr>
       <w:tblStyleRowBandSize w:val="1"/>
       <w:tblStyleColBandSize w:val="1"/>
@@ -8310,7 +7798,7 @@
     </w:tblPr>
   </w:style>
   <w:style w:type="table" w:customStyle="1" w:styleId="afe">
-    <w:basedOn w:val="BangThngthng"/>
+    <w:basedOn w:val="TableNormal"/>
     <w:tblPr>
       <w:tblStyleRowBandSize w:val="1"/>
       <w:tblStyleColBandSize w:val="1"/>
@@ -8321,7 +7809,7 @@
     </w:tblPr>
   </w:style>
   <w:style w:type="table" w:customStyle="1" w:styleId="aff">
-    <w:basedOn w:val="BangThngthng"/>
+    <w:basedOn w:val="TableNormal"/>
     <w:tblPr>
       <w:tblStyleRowBandSize w:val="1"/>
       <w:tblStyleColBandSize w:val="1"/>
@@ -8332,7 +7820,7 @@
     </w:tblPr>
   </w:style>
   <w:style w:type="table" w:customStyle="1" w:styleId="aff0">
-    <w:basedOn w:val="BangThngthng"/>
+    <w:basedOn w:val="TableNormal"/>
     <w:tblPr>
       <w:tblStyleRowBandSize w:val="1"/>
       <w:tblStyleColBandSize w:val="1"/>
@@ -8343,7 +7831,7 @@
     </w:tblPr>
   </w:style>
   <w:style w:type="table" w:customStyle="1" w:styleId="aff1">
-    <w:basedOn w:val="BangThngthng"/>
+    <w:basedOn w:val="TableNormal"/>
     <w:tblPr>
       <w:tblStyleRowBandSize w:val="1"/>
       <w:tblStyleColBandSize w:val="1"/>
@@ -8354,7 +7842,7 @@
     </w:tblPr>
   </w:style>
   <w:style w:type="table" w:customStyle="1" w:styleId="aff2">
-    <w:basedOn w:val="BangThngthng"/>
+    <w:basedOn w:val="TableNormal"/>
     <w:tblPr>
       <w:tblStyleRowBandSize w:val="1"/>
       <w:tblStyleColBandSize w:val="1"/>
@@ -8365,7 +7853,7 @@
     </w:tblPr>
   </w:style>
   <w:style w:type="table" w:customStyle="1" w:styleId="aff3">
-    <w:basedOn w:val="BangThngthng"/>
+    <w:basedOn w:val="TableNormal"/>
     <w:tblPr>
       <w:tblStyleRowBandSize w:val="1"/>
       <w:tblStyleColBandSize w:val="1"/>
@@ -8376,7 +7864,7 @@
     </w:tblPr>
   </w:style>
   <w:style w:type="table" w:customStyle="1" w:styleId="aff4">
-    <w:basedOn w:val="BangThngthng"/>
+    <w:basedOn w:val="TableNormal"/>
     <w:tblPr>
       <w:tblStyleRowBandSize w:val="1"/>
       <w:tblStyleColBandSize w:val="1"/>
@@ -8387,7 +7875,7 @@
     </w:tblPr>
   </w:style>
   <w:style w:type="table" w:customStyle="1" w:styleId="aff5">
-    <w:basedOn w:val="BangThngthng"/>
+    <w:basedOn w:val="TableNormal"/>
     <w:tblPr>
       <w:tblStyleRowBandSize w:val="1"/>
       <w:tblStyleColBandSize w:val="1"/>
@@ -8398,7 +7886,7 @@
     </w:tblPr>
   </w:style>
   <w:style w:type="table" w:customStyle="1" w:styleId="aff6">
-    <w:basedOn w:val="BangThngthng"/>
+    <w:basedOn w:val="TableNormal"/>
     <w:tblPr>
       <w:tblStyleRowBandSize w:val="1"/>
       <w:tblStyleColBandSize w:val="1"/>
@@ -8409,7 +7897,7 @@
     </w:tblPr>
   </w:style>
   <w:style w:type="table" w:customStyle="1" w:styleId="aff7">
-    <w:basedOn w:val="BangThngthng"/>
+    <w:basedOn w:val="TableNormal"/>
     <w:tblPr>
       <w:tblStyleRowBandSize w:val="1"/>
       <w:tblStyleColBandSize w:val="1"/>
@@ -8420,7 +7908,7 @@
     </w:tblPr>
   </w:style>
   <w:style w:type="table" w:customStyle="1" w:styleId="aff8">
-    <w:basedOn w:val="BangThngthng"/>
+    <w:basedOn w:val="TableNormal"/>
     <w:tblPr>
       <w:tblStyleRowBandSize w:val="1"/>
       <w:tblStyleColBandSize w:val="1"/>
@@ -8431,7 +7919,7 @@
     </w:tblPr>
   </w:style>
   <w:style w:type="table" w:customStyle="1" w:styleId="aff9">
-    <w:basedOn w:val="BangThngthng"/>
+    <w:basedOn w:val="TableNormal"/>
     <w:tblPr>
       <w:tblStyleRowBandSize w:val="1"/>
       <w:tblStyleColBandSize w:val="1"/>
@@ -8442,7 +7930,7 @@
     </w:tblPr>
   </w:style>
   <w:style w:type="table" w:customStyle="1" w:styleId="affa">
-    <w:basedOn w:val="BangThngthng"/>
+    <w:basedOn w:val="TableNormal"/>
     <w:tblPr>
       <w:tblStyleRowBandSize w:val="1"/>
       <w:tblStyleColBandSize w:val="1"/>
@@ -8452,10 +7940,10 @@
       </w:tblCellMar>
     </w:tblPr>
   </w:style>
-  <w:style w:type="paragraph" w:styleId="Tiuphu">
+  <w:style w:type="paragraph" w:styleId="Subtitle">
     <w:name w:val="Subtitle"/>
-    <w:basedOn w:val="Binhthng"/>
-    <w:next w:val="Binhthng"/>
+    <w:basedOn w:val="Normal"/>
+    <w:next w:val="Normal"/>
     <w:pPr>
       <w:keepNext/>
       <w:keepLines/>
@@ -8470,7 +7958,7 @@
     </w:rPr>
   </w:style>
   <w:style w:type="table" w:customStyle="1" w:styleId="affb">
-    <w:basedOn w:val="BangThngthng"/>
+    <w:basedOn w:val="TableNormal"/>
     <w:tblPr>
       <w:tblStyleRowBandSize w:val="1"/>
       <w:tblStyleColBandSize w:val="1"/>
@@ -8480,10 +7968,10 @@
       </w:tblCellMar>
     </w:tblPr>
   </w:style>
-  <w:style w:type="paragraph" w:styleId="utrang">
+  <w:style w:type="paragraph" w:styleId="Header">
     <w:name w:val="header"/>
-    <w:basedOn w:val="Binhthng"/>
-    <w:link w:val="utrangChar"/>
+    <w:basedOn w:val="Normal"/>
+    <w:link w:val="HeaderChar"/>
     <w:uiPriority w:val="99"/>
     <w:unhideWhenUsed/>
     <w:rsid w:val="003B4F6F"/>
@@ -8495,17 +7983,17 @@
       <w:spacing w:after="0" w:line="240" w:lineRule="auto"/>
     </w:pPr>
   </w:style>
-  <w:style w:type="character" w:customStyle="1" w:styleId="utrangChar">
-    <w:name w:val="Đầu trang Char"/>
-    <w:basedOn w:val="Phngmcinhcuaoanvn"/>
-    <w:link w:val="utrang"/>
+  <w:style w:type="character" w:customStyle="1" w:styleId="HeaderChar">
+    <w:name w:val="Header Char"/>
+    <w:basedOn w:val="DefaultParagraphFont"/>
+    <w:link w:val="Header"/>
     <w:uiPriority w:val="99"/>
     <w:rsid w:val="003B4F6F"/>
   </w:style>
-  <w:style w:type="paragraph" w:styleId="Chntrang">
+  <w:style w:type="paragraph" w:styleId="Footer">
     <w:name w:val="footer"/>
-    <w:basedOn w:val="Binhthng"/>
-    <w:link w:val="ChntrangChar"/>
+    <w:basedOn w:val="Normal"/>
+    <w:link w:val="FooterChar"/>
     <w:uiPriority w:val="99"/>
     <w:unhideWhenUsed/>
     <w:rsid w:val="003B4F6F"/>
@@ -8517,16 +8005,16 @@
       <w:spacing w:after="0" w:line="240" w:lineRule="auto"/>
     </w:pPr>
   </w:style>
-  <w:style w:type="character" w:customStyle="1" w:styleId="ChntrangChar">
-    <w:name w:val="Chân trang Char"/>
-    <w:basedOn w:val="Phngmcinhcuaoanvn"/>
-    <w:link w:val="Chntrang"/>
+  <w:style w:type="character" w:customStyle="1" w:styleId="FooterChar">
+    <w:name w:val="Footer Char"/>
+    <w:basedOn w:val="DefaultParagraphFont"/>
+    <w:link w:val="Footer"/>
     <w:uiPriority w:val="99"/>
     <w:rsid w:val="003B4F6F"/>
   </w:style>
   <w:style w:type="table" w:customStyle="1" w:styleId="7">
     <w:name w:val="7"/>
-    <w:basedOn w:val="BangThngthng"/>
+    <w:basedOn w:val="TableNormal"/>
     <w:rsid w:val="00C13AAE"/>
     <w:pPr>
       <w:spacing w:after="0" w:line="240" w:lineRule="auto"/>
@@ -8548,9 +8036,9 @@
       </w:tblCellMar>
     </w:tblPr>
   </w:style>
-  <w:style w:type="table" w:styleId="LiBang">
+  <w:style w:type="table" w:styleId="TableGrid">
     <w:name w:val="Table Grid"/>
-    <w:basedOn w:val="BangThngthng"/>
+    <w:basedOn w:val="TableNormal"/>
     <w:uiPriority w:val="39"/>
     <w:rsid w:val="00C13AAE"/>
     <w:pPr>
@@ -8575,7 +8063,7 @@
   </w:style>
   <w:style w:type="table" w:customStyle="1" w:styleId="Style14">
     <w:name w:val="_Style 14"/>
-    <w:basedOn w:val="TableNormal4"/>
+    <w:basedOn w:val="TableNormal5"/>
     <w:qFormat/>
     <w:rsid w:val="00021AD7"/>
     <w:pPr>

--- a/Hệ thống mẫu văn bản/Nguyên đã làm/Lịch báo giảng/Lịch báo giảng - Tuần 01.docx
+++ b/Hệ thống mẫu văn bản/Nguyên đã làm/Lịch báo giảng/Lịch báo giảng - Tuần 01.docx
@@ -10,17 +10,21 @@
         <w:tblLook w:val="04A0" w:firstRow="1" w:lastRow="0" w:firstColumn="1" w:lastColumn="0" w:noHBand="0" w:noVBand="1"/>
       </w:tblPr>
       <w:tblGrid>
-        <w:gridCol w:w="8788"/>
+        <w:gridCol w:w="9388"/>
       </w:tblGrid>
       <w:tr>
-        <w:tc>
-          <w:tcPr>
-            <w:tcW w:w="8788" w:type="dxa"/>
+        <w:trPr>
+          <w:trHeight w:val="13942"/>
+        </w:trPr>
+        <w:tc>
+          <w:tcPr>
+            <w:tcW w:w="9388" w:type="dxa"/>
           </w:tcPr>
           <w:p>
             <w:pPr>
               <w:ind w:firstLine="608"/>
               <w:rPr>
+                <w:rFonts w:ascii="Times New Roman" w:hAnsi="Times New Roman" w:cs="Times New Roman"/>
                 <w:color w:val="000000"/>
                 <w:sz w:val="28"/>
                 <w:szCs w:val="28"/>
@@ -28,17 +32,18 @@
             </w:pPr>
             <w:r>
               <w:rPr>
+                <w:rFonts w:ascii="Times New Roman" w:hAnsi="Times New Roman" w:cs="Times New Roman"/>
                 <w:sz w:val="28"/>
                 <w:szCs w:val="28"/>
               </w:rPr>
-              <w:t>Họ và tên giáo viên  : Đậu Đình Nguyên</w:t>
+              <w:t>Họ và tên giáo viên: Đậu Đình Nguyên</w:t>
             </w:r>
           </w:p>
           <w:p>
             <w:pPr>
               <w:ind w:firstLine="608"/>
               <w:rPr>
-                <w:rFonts w:eastAsia="Times New Roman" w:cs="Times New Roman"/>
+                <w:rFonts w:ascii="Times New Roman" w:eastAsia="Times New Roman" w:hAnsi="Times New Roman" w:cs="Times New Roman"/>
                 <w:color w:val="000000"/>
                 <w:sz w:val="32"/>
                 <w:szCs w:val="32"/>
@@ -46,7 +51,7 @@
             </w:pPr>
             <w:r>
               <w:rPr>
-                <w:rFonts w:eastAsia="Times New Roman" w:cs="Times New Roman"/>
+                <w:rFonts w:ascii="Times New Roman" w:eastAsia="Times New Roman" w:hAnsi="Times New Roman" w:cs="Times New Roman"/>
                 <w:color w:val="000000"/>
                 <w:sz w:val="32"/>
                 <w:szCs w:val="32"/>
@@ -55,7 +60,7 @@
             </w:r>
             <w:r>
               <w:rPr>
-                <w:rFonts w:eastAsia="Times New Roman" w:cs="Times New Roman"/>
+                <w:rFonts w:ascii="Times New Roman" w:eastAsia="Times New Roman" w:hAnsi="Times New Roman" w:cs="Times New Roman"/>
                 <w:color w:val="000000"/>
                 <w:sz w:val="32"/>
                 <w:szCs w:val="32"/>
@@ -64,7 +69,7 @@
             </w:r>
             <w:r>
               <w:rPr>
-                <w:rFonts w:eastAsia="Times New Roman" w:cs="Times New Roman"/>
+                <w:rFonts w:ascii="Times New Roman" w:eastAsia="Times New Roman" w:hAnsi="Times New Roman" w:cs="Times New Roman"/>
                 <w:color w:val="000000"/>
                 <w:sz w:val="32"/>
                 <w:szCs w:val="32"/>
@@ -76,7 +81,7 @@
             <w:pPr>
               <w:ind w:firstLine="608"/>
               <w:rPr>
-                <w:rFonts w:eastAsia="Times New Roman" w:cs="Times New Roman"/>
+                <w:rFonts w:ascii="Times New Roman" w:eastAsia="Times New Roman" w:hAnsi="Times New Roman" w:cs="Times New Roman"/>
                 <w:color w:val="000000"/>
                 <w:sz w:val="32"/>
                 <w:szCs w:val="32"/>
@@ -84,7 +89,7 @@
             </w:pPr>
             <w:r>
               <w:rPr>
-                <w:rFonts w:eastAsia="Times New Roman" w:cs="Times New Roman"/>
+                <w:rFonts w:ascii="Times New Roman" w:eastAsia="Times New Roman" w:hAnsi="Times New Roman" w:cs="Times New Roman"/>
                 <w:color w:val="000000"/>
                 <w:sz w:val="32"/>
                 <w:szCs w:val="32"/>
@@ -93,7 +98,7 @@
             </w:r>
             <w:r>
               <w:rPr>
-                <w:rFonts w:eastAsia="Times New Roman" w:cs="Times New Roman"/>
+                <w:rFonts w:ascii="Times New Roman" w:eastAsia="Times New Roman" w:hAnsi="Times New Roman" w:cs="Times New Roman"/>
                 <w:color w:val="000000"/>
                 <w:sz w:val="32"/>
                 <w:szCs w:val="32"/>
@@ -102,7 +107,7 @@
             </w:r>
             <w:r>
               <w:rPr>
-                <w:rFonts w:eastAsia="Times New Roman" w:cs="Times New Roman"/>
+                <w:rFonts w:ascii="Times New Roman" w:eastAsia="Times New Roman" w:hAnsi="Times New Roman" w:cs="Times New Roman"/>
                 <w:color w:val="000000"/>
                 <w:sz w:val="32"/>
                 <w:szCs w:val="32"/>
@@ -114,6 +119,7 @@
             <w:pPr>
               <w:ind w:firstLine="608"/>
               <w:rPr>
+                <w:rFonts w:ascii="Times New Roman" w:hAnsi="Times New Roman" w:cs="Times New Roman"/>
                 <w:color w:val="000000"/>
                 <w:sz w:val="32"/>
                 <w:szCs w:val="32"/>
@@ -121,7 +127,7 @@
             </w:pPr>
             <w:r>
               <w:rPr>
-                <w:rFonts w:eastAsia="Times New Roman" w:cs="Times New Roman"/>
+                <w:rFonts w:ascii="Times New Roman" w:eastAsia="Times New Roman" w:hAnsi="Times New Roman" w:cs="Times New Roman"/>
                 <w:color w:val="000000"/>
                 <w:sz w:val="32"/>
                 <w:szCs w:val="32"/>
@@ -130,7 +136,7 @@
             </w:r>
             <w:r>
               <w:rPr>
-                <w:rFonts w:eastAsia="Times New Roman" w:cs="Times New Roman"/>
+                <w:rFonts w:ascii="Times New Roman" w:eastAsia="Times New Roman" w:hAnsi="Times New Roman" w:cs="Times New Roman"/>
                 <w:color w:val="000000"/>
                 <w:sz w:val="32"/>
                 <w:szCs w:val="32"/>
@@ -139,7 +145,7 @@
             </w:r>
             <w:r>
               <w:rPr>
-                <w:rFonts w:eastAsia="Times New Roman" w:cs="Times New Roman"/>
+                <w:rFonts w:ascii="Times New Roman" w:eastAsia="Times New Roman" w:hAnsi="Times New Roman" w:cs="Times New Roman"/>
                 <w:color w:val="000000"/>
                 <w:sz w:val="32"/>
                 <w:szCs w:val="32"/>
@@ -151,7 +157,7 @@
             <w:pPr>
               <w:ind w:firstLine="608"/>
               <w:rPr>
-                <w:rFonts w:eastAsia="Times New Roman" w:cs="Times New Roman"/>
+                <w:rFonts w:ascii="Times New Roman" w:eastAsia="Times New Roman" w:hAnsi="Times New Roman" w:cs="Times New Roman"/>
                 <w:color w:val="000000"/>
                 <w:sz w:val="32"/>
                 <w:szCs w:val="32"/>
@@ -159,16 +165,16 @@
             </w:pPr>
             <w:r>
               <w:rPr>
-                <w:rFonts w:eastAsia="Times New Roman" w:cs="Times New Roman"/>
+                <w:rFonts w:ascii="Times New Roman" w:eastAsia="Times New Roman" w:hAnsi="Times New Roman" w:cs="Times New Roman"/>
                 <w:color w:val="000000"/>
                 <w:sz w:val="32"/>
                 <w:szCs w:val="32"/>
               </w:rPr>
-              <w:t xml:space="preserve">Chức vụ hiện nay                  : </w:t>
-            </w:r>
-            <w:r>
-              <w:rPr>
-                <w:rFonts w:eastAsia="Times New Roman" w:cs="Times New Roman"/>
+              <w:t xml:space="preserve">Chức vụ hiện nay: </w:t>
+            </w:r>
+            <w:r>
+              <w:rPr>
+                <w:rFonts w:ascii="Times New Roman" w:eastAsia="Times New Roman" w:hAnsi="Times New Roman" w:cs="Times New Roman"/>
                 <w:sz w:val="32"/>
                 <w:szCs w:val="32"/>
               </w:rPr>
@@ -176,7 +182,7 @@
             </w:r>
             <w:r>
               <w:rPr>
-                <w:rFonts w:eastAsia="Times New Roman" w:cs="Times New Roman"/>
+                <w:rFonts w:ascii="Times New Roman" w:eastAsia="Times New Roman" w:hAnsi="Times New Roman" w:cs="Times New Roman"/>
                 <w:sz w:val="32"/>
                 <w:szCs w:val="32"/>
               </w:rPr>
@@ -189,7 +195,7 @@
               <w:ind w:firstLine="608"/>
               <w:jc w:val="center"/>
               <w:rPr>
-                <w:rFonts w:eastAsia="Times New Roman" w:cs="Times New Roman"/>
+                <w:rFonts w:ascii="Times New Roman" w:eastAsia="Times New Roman" w:hAnsi="Times New Roman" w:cs="Times New Roman"/>
                 <w:color w:val="000000"/>
                 <w:sz w:val="26"/>
                 <w:szCs w:val="26"/>
@@ -202,17 +208,18 @@
               <w:ind w:firstLine="608"/>
               <w:jc w:val="center"/>
               <w:rPr>
-                <w:rFonts w:eastAsia="Times New Roman" w:cs="Times New Roman"/>
-                <w:color w:val="000000"/>
-                <w:sz w:val="26"/>
-                <w:szCs w:val="26"/>
-              </w:rPr>
-            </w:pPr>
-          </w:p>
-          <w:p>
-            <w:pPr>
-              <w:jc w:val="center"/>
-              <w:rPr>
+                <w:rFonts w:ascii="Times New Roman" w:eastAsia="Times New Roman" w:hAnsi="Times New Roman" w:cs="Times New Roman"/>
+                <w:color w:val="000000"/>
+                <w:sz w:val="26"/>
+                <w:szCs w:val="26"/>
+              </w:rPr>
+            </w:pPr>
+          </w:p>
+          <w:p>
+            <w:pPr>
+              <w:jc w:val="center"/>
+              <w:rPr>
+                <w:rFonts w:ascii="Times New Roman" w:hAnsi="Times New Roman" w:cs="Times New Roman"/>
                 <w:b/>
                 <w:color w:val="000000"/>
                 <w:sz w:val="32"/>
@@ -224,7 +231,7 @@
             <w:pPr>
               <w:jc w:val="center"/>
               <w:rPr>
-                <w:rFonts w:eastAsia="Times New Roman" w:cs="Times New Roman"/>
+                <w:rFonts w:ascii="Times New Roman" w:eastAsia="Times New Roman" w:hAnsi="Times New Roman" w:cs="Times New Roman"/>
                 <w:b/>
                 <w:color w:val="000000"/>
                 <w:sz w:val="32"/>
@@ -233,7 +240,7 @@
             </w:pPr>
             <w:r>
               <w:rPr>
-                <w:rFonts w:eastAsia="Times New Roman" w:cs="Times New Roman"/>
+                <w:rFonts w:ascii="Times New Roman" w:eastAsia="Times New Roman" w:hAnsi="Times New Roman" w:cs="Times New Roman"/>
                 <w:b/>
                 <w:color w:val="000000"/>
                 <w:sz w:val="32"/>
@@ -246,21 +253,38 @@
             <w:pPr>
               <w:jc w:val="center"/>
               <w:rPr>
-                <w:rFonts w:eastAsia="Times New Roman" w:cs="Times New Roman"/>
+                <w:rFonts w:ascii="Times New Roman" w:eastAsia="Times New Roman" w:hAnsi="Times New Roman" w:cs="Times New Roman"/>
+                <w:color w:val="000000"/>
+                <w:sz w:val="26"/>
+                <w:szCs w:val="26"/>
+              </w:rPr>
+            </w:pPr>
+            <w:r>
+              <w:rPr>
+                <w:rFonts w:ascii="Times New Roman" w:hAnsi="Times New Roman" w:cs="Times New Roman"/>
+                <w:sz w:val="26"/>
+                <w:szCs w:val="26"/>
+              </w:rPr>
+              <w:t>Lớp: Tiền tiểu học, Lớp 1, 2, 3, 4, 5, 6, 7, 8</w:t>
+            </w:r>
+          </w:p>
+          <w:p>
+            <w:pPr>
+              <w:spacing w:line="360" w:lineRule="auto"/>
+              <w:rPr>
+                <w:rFonts w:ascii="Times New Roman" w:eastAsia="Times New Roman" w:hAnsi="Times New Roman" w:cs="Times New Roman"/>
                 <w:color w:val="000000"/>
                 <w:sz w:val="32"/>
                 <w:szCs w:val="32"/>
               </w:rPr>
             </w:pPr>
-            <w:r>
-              <w:t>Lớp: Tiền tiểu học, Lớp 1, 2, 3, 4, 5, 6, 7, 8</w:t>
-            </w:r>
-          </w:p>
-          <w:p>
-            <w:pPr>
-              <w:spacing w:line="360" w:lineRule="auto"/>
-              <w:rPr>
-                <w:rFonts w:eastAsia="Times New Roman" w:cs="Times New Roman"/>
+          </w:p>
+          <w:p>
+            <w:pPr>
+              <w:jc w:val="center"/>
+              <w:rPr>
+                <w:rFonts w:ascii="Times New Roman" w:hAnsi="Times New Roman" w:cs="Times New Roman"/>
+                <w:b/>
                 <w:color w:val="000000"/>
                 <w:sz w:val="32"/>
                 <w:szCs w:val="32"/>
@@ -271,396 +295,360 @@
             <w:pPr>
               <w:jc w:val="center"/>
               <w:rPr>
+                <w:rFonts w:ascii="Times New Roman" w:eastAsia="Times New Roman" w:hAnsi="Times New Roman" w:cs="Times New Roman"/>
                 <w:b/>
                 <w:color w:val="000000"/>
                 <w:sz w:val="32"/>
                 <w:szCs w:val="32"/>
               </w:rPr>
             </w:pPr>
-          </w:p>
-          <w:p>
-            <w:pPr>
-              <w:jc w:val="center"/>
-              <w:rPr>
-                <w:rFonts w:eastAsia="Times New Roman" w:cs="Times New Roman"/>
+            <w:r>
+              <w:rPr>
+                <w:rFonts w:ascii="Times New Roman" w:eastAsia="Times New Roman" w:hAnsi="Times New Roman" w:cs="Times New Roman"/>
                 <w:b/>
                 <w:color w:val="000000"/>
                 <w:sz w:val="32"/>
                 <w:szCs w:val="32"/>
               </w:rPr>
-            </w:pPr>
-            <w:r>
-              <w:rPr>
-                <w:rFonts w:eastAsia="Times New Roman" w:cs="Times New Roman"/>
-                <w:b/>
-                <w:color w:val="000000"/>
+              <w:t>CÔNG TÁC KHÁC</w:t>
+            </w:r>
+          </w:p>
+          <w:p>
+            <w:pPr>
+              <w:rPr>
+                <w:rFonts w:ascii="Times New Roman" w:eastAsia="Times New Roman" w:hAnsi="Times New Roman" w:cs="Times New Roman"/>
                 <w:sz w:val="32"/>
                 <w:szCs w:val="32"/>
               </w:rPr>
-              <w:t>CÔNG TÁC KHÁC</w:t>
-            </w:r>
-          </w:p>
-          <w:p>
-            <w:pPr>
-              <w:rPr>
-                <w:rFonts w:eastAsia="Times New Roman" w:cs="Times New Roman"/>
+            </w:pPr>
+            <w:r>
+              <w:rPr>
+                <w:rFonts w:ascii="Times New Roman" w:eastAsia="Times New Roman" w:hAnsi="Times New Roman" w:cs="Times New Roman"/>
                 <w:sz w:val="32"/>
                 <w:szCs w:val="32"/>
               </w:rPr>
-            </w:pPr>
-            <w:r>
-              <w:rPr>
-                <w:rFonts w:eastAsia="Times New Roman" w:cs="Times New Roman"/>
+              <w:t xml:space="preserve">- Công tác chủ nhiệm </w:t>
+            </w:r>
+          </w:p>
+          <w:p>
+            <w:pPr>
+              <w:rPr>
+                <w:rFonts w:ascii="Times New Roman" w:eastAsia="Times New Roman" w:hAnsi="Times New Roman" w:cs="Times New Roman"/>
                 <w:sz w:val="32"/>
                 <w:szCs w:val="32"/>
               </w:rPr>
-              <w:t xml:space="preserve">- Công tác chủ nhiệm </w:t>
-            </w:r>
-          </w:p>
-          <w:p>
-            <w:pPr>
-              <w:rPr>
-                <w:rFonts w:eastAsia="Times New Roman" w:cs="Times New Roman"/>
+            </w:pPr>
+            <w:r>
+              <w:rPr>
+                <w:rFonts w:ascii="Times New Roman" w:eastAsia="Times New Roman" w:hAnsi="Times New Roman" w:cs="Times New Roman"/>
                 <w:sz w:val="32"/>
                 <w:szCs w:val="32"/>
               </w:rPr>
-            </w:pPr>
-            <w:r>
-              <w:rPr>
-                <w:rFonts w:eastAsia="Times New Roman" w:cs="Times New Roman"/>
+              <w:t>- Công tác bán trú</w:t>
+            </w:r>
+          </w:p>
+          <w:p>
+            <w:pPr>
+              <w:rPr>
+                <w:rFonts w:ascii="Times New Roman" w:eastAsia="Times New Roman" w:hAnsi="Times New Roman" w:cs="Times New Roman"/>
                 <w:sz w:val="32"/>
                 <w:szCs w:val="32"/>
               </w:rPr>
-              <w:t>- Công tác bán trú</w:t>
-            </w:r>
-          </w:p>
-          <w:p>
-            <w:pPr>
-              <w:rPr>
-                <w:rFonts w:eastAsia="Times New Roman" w:cs="Times New Roman"/>
+            </w:pPr>
+            <w:r>
+              <w:rPr>
+                <w:rFonts w:ascii="Times New Roman" w:eastAsia="Times New Roman" w:hAnsi="Times New Roman" w:cs="Times New Roman"/>
                 <w:sz w:val="32"/>
                 <w:szCs w:val="32"/>
               </w:rPr>
-            </w:pPr>
-            <w:r>
-              <w:rPr>
-                <w:rFonts w:eastAsia="Times New Roman" w:cs="Times New Roman"/>
+              <w:t>- Hoạt động sự kiện của lớp trong năm</w:t>
+            </w:r>
+          </w:p>
+          <w:p>
+            <w:pPr>
+              <w:spacing w:line="360" w:lineRule="auto"/>
+              <w:jc w:val="center"/>
+              <w:rPr>
+                <w:rFonts w:ascii="Times New Roman" w:eastAsia="Times New Roman" w:hAnsi="Times New Roman" w:cs="Times New Roman"/>
+                <w:color w:val="000000"/>
+                <w:sz w:val="26"/>
+                <w:szCs w:val="26"/>
+              </w:rPr>
+            </w:pPr>
+          </w:p>
+          <w:p>
+            <w:pPr>
+              <w:spacing w:line="360" w:lineRule="auto"/>
+              <w:jc w:val="center"/>
+              <w:rPr>
+                <w:rFonts w:ascii="Times New Roman" w:eastAsia="Times New Roman" w:hAnsi="Times New Roman" w:cs="Times New Roman"/>
+                <w:color w:val="000000"/>
+                <w:sz w:val="26"/>
+                <w:szCs w:val="26"/>
+              </w:rPr>
+            </w:pPr>
+          </w:p>
+          <w:p>
+            <w:pPr>
+              <w:rPr>
+                <w:rFonts w:ascii="Times New Roman" w:eastAsia="Times New Roman" w:hAnsi="Times New Roman" w:cs="Times New Roman"/>
+                <w:b/>
+                <w:i/>
+                <w:color w:val="000000"/>
+                <w:sz w:val="26"/>
+                <w:szCs w:val="26"/>
+              </w:rPr>
+            </w:pPr>
+          </w:p>
+          <w:p>
+            <w:pPr>
+              <w:jc w:val="center"/>
+              <w:rPr>
+                <w:rFonts w:ascii="Times New Roman" w:eastAsia="Times New Roman" w:hAnsi="Times New Roman" w:cs="Times New Roman"/>
+                <w:b/>
+                <w:i/>
+                <w:color w:val="000000"/>
+                <w:sz w:val="28"/>
+                <w:szCs w:val="28"/>
+              </w:rPr>
+            </w:pPr>
+            <w:r>
+              <w:rPr>
+                <w:rFonts w:ascii="Times New Roman" w:eastAsia="Times New Roman" w:hAnsi="Times New Roman" w:cs="Times New Roman"/>
+                <w:b/>
+                <w:i/>
+                <w:color w:val="000000"/>
+                <w:sz w:val="28"/>
+                <w:szCs w:val="28"/>
+              </w:rPr>
+              <w:t xml:space="preserve">         </w:t>
+            </w:r>
+          </w:p>
+          <w:p>
+            <w:pPr>
+              <w:jc w:val="center"/>
+              <w:rPr>
+                <w:rFonts w:ascii="Times New Roman" w:eastAsia="Times New Roman" w:hAnsi="Times New Roman" w:cs="Times New Roman"/>
+                <w:b/>
+                <w:i/>
+                <w:color w:val="000000"/>
+                <w:sz w:val="28"/>
+                <w:szCs w:val="28"/>
+              </w:rPr>
+            </w:pPr>
+          </w:p>
+          <w:p>
+            <w:pPr>
+              <w:jc w:val="center"/>
+              <w:rPr>
+                <w:rFonts w:ascii="Times New Roman" w:eastAsia="Times New Roman" w:hAnsi="Times New Roman" w:cs="Times New Roman"/>
+                <w:b/>
+                <w:i/>
+                <w:color w:val="000000"/>
+                <w:sz w:val="28"/>
+                <w:szCs w:val="28"/>
+              </w:rPr>
+            </w:pPr>
+          </w:p>
+          <w:p>
+            <w:pPr>
+              <w:jc w:val="center"/>
+              <w:rPr>
+                <w:rFonts w:ascii="Times New Roman" w:eastAsia="Times New Roman" w:hAnsi="Times New Roman" w:cs="Times New Roman"/>
+                <w:b/>
+                <w:i/>
+                <w:color w:val="000000"/>
+                <w:sz w:val="28"/>
+                <w:szCs w:val="28"/>
+              </w:rPr>
+            </w:pPr>
+          </w:p>
+          <w:p>
+            <w:pPr>
+              <w:jc w:val="center"/>
+              <w:rPr>
+                <w:rFonts w:ascii="Times New Roman" w:eastAsia="Times New Roman" w:hAnsi="Times New Roman" w:cs="Times New Roman"/>
+                <w:b/>
+                <w:i/>
+                <w:color w:val="000000"/>
+                <w:sz w:val="28"/>
+                <w:szCs w:val="28"/>
+              </w:rPr>
+            </w:pPr>
+          </w:p>
+          <w:p>
+            <w:pPr>
+              <w:jc w:val="center"/>
+              <w:rPr>
+                <w:rFonts w:ascii="Times New Roman" w:eastAsia="Times New Roman" w:hAnsi="Times New Roman" w:cs="Times New Roman"/>
+                <w:b/>
+                <w:i/>
+                <w:color w:val="000000"/>
+                <w:sz w:val="28"/>
+                <w:szCs w:val="28"/>
+              </w:rPr>
+            </w:pPr>
+          </w:p>
+          <w:p>
+            <w:pPr>
+              <w:jc w:val="center"/>
+              <w:rPr>
+                <w:rFonts w:ascii="Times New Roman" w:hAnsi="Times New Roman" w:cs="Times New Roman"/>
+                <w:b/>
+                <w:i/>
+                <w:color w:val="000000"/>
+                <w:sz w:val="28"/>
+                <w:szCs w:val="28"/>
+              </w:rPr>
+            </w:pPr>
+            <w:r>
+              <w:rPr>
+                <w:rFonts w:ascii="Times New Roman" w:eastAsia="Times New Roman" w:hAnsi="Times New Roman" w:cs="Times New Roman"/>
+                <w:b/>
+                <w:i/>
+                <w:color w:val="000000"/>
+                <w:sz w:val="28"/>
+                <w:szCs w:val="28"/>
+              </w:rPr>
+              <w:t xml:space="preserve">                                                           </w:t>
+            </w:r>
+          </w:p>
+          <w:p>
+            <w:pPr>
+              <w:jc w:val="right"/>
+              <w:rPr>
+                <w:rFonts w:ascii="Times New Roman" w:eastAsia="Times New Roman" w:hAnsi="Times New Roman" w:cs="Times New Roman"/>
+                <w:b/>
+                <w:i/>
+                <w:color w:val="000000"/>
+                <w:sz w:val="28"/>
+                <w:szCs w:val="28"/>
+              </w:rPr>
+            </w:pPr>
+            <w:r>
+              <w:rPr>
+                <w:rFonts w:ascii="Times New Roman" w:eastAsia="Times New Roman" w:hAnsi="Times New Roman" w:cs="Times New Roman"/>
+                <w:b/>
+                <w:i/>
+                <w:color w:val="000000"/>
+                <w:sz w:val="28"/>
+                <w:szCs w:val="28"/>
+              </w:rPr>
+              <w:t xml:space="preserve">  Hà Nội, ngày..... tháng..... năm …..</w:t>
+            </w:r>
+          </w:p>
+          <w:p>
+            <w:pPr>
+              <w:jc w:val="center"/>
+              <w:rPr>
+                <w:rFonts w:ascii="Times New Roman" w:eastAsia="Times New Roman" w:hAnsi="Times New Roman" w:cs="Times New Roman"/>
+                <w:b/>
+                <w:color w:val="000000"/>
+                <w:sz w:val="28"/>
+                <w:szCs w:val="28"/>
+              </w:rPr>
+            </w:pPr>
+            <w:r>
+              <w:rPr>
+                <w:rFonts w:ascii="Times New Roman" w:eastAsia="Times New Roman" w:hAnsi="Times New Roman" w:cs="Times New Roman"/>
+                <w:b/>
+                <w:color w:val="000000"/>
+                <w:sz w:val="28"/>
+                <w:szCs w:val="28"/>
+              </w:rPr>
+              <w:t xml:space="preserve">                                                                           Hiệu trưởng</w:t>
+            </w:r>
+          </w:p>
+          <w:p>
+            <w:pPr>
+              <w:jc w:val="center"/>
+              <w:rPr>
+                <w:rFonts w:ascii="Times New Roman" w:eastAsia="Times New Roman" w:hAnsi="Times New Roman" w:cs="Times New Roman"/>
+                <w:i/>
+                <w:color w:val="000000"/>
+                <w:sz w:val="28"/>
+                <w:szCs w:val="28"/>
+              </w:rPr>
+            </w:pPr>
+            <w:r>
+              <w:rPr>
+                <w:rFonts w:ascii="Times New Roman" w:eastAsia="Times New Roman" w:hAnsi="Times New Roman" w:cs="Times New Roman"/>
+                <w:i/>
+                <w:color w:val="000000"/>
+                <w:sz w:val="28"/>
+                <w:szCs w:val="28"/>
+              </w:rPr>
+              <w:t xml:space="preserve">                                                                         (ký tên, đóng dấu)</w:t>
+            </w:r>
+          </w:p>
+          <w:p>
+            <w:pPr>
+              <w:jc w:val="center"/>
+              <w:rPr>
+                <w:rFonts w:ascii="Times New Roman" w:eastAsia="Times New Roman" w:hAnsi="Times New Roman" w:cs="Times New Roman"/>
+                <w:i/>
+                <w:color w:val="000000"/>
+                <w:sz w:val="28"/>
+                <w:szCs w:val="28"/>
+              </w:rPr>
+            </w:pPr>
+          </w:p>
+          <w:p>
+            <w:pPr>
+              <w:jc w:val="center"/>
+              <w:rPr>
+                <w:rFonts w:ascii="Times New Roman" w:eastAsia="Times New Roman" w:hAnsi="Times New Roman" w:cs="Times New Roman"/>
+                <w:i/>
+                <w:color w:val="000000"/>
+                <w:sz w:val="28"/>
+                <w:szCs w:val="28"/>
+              </w:rPr>
+            </w:pPr>
+          </w:p>
+          <w:p>
+            <w:pPr>
+              <w:jc w:val="center"/>
+              <w:rPr>
+                <w:rFonts w:ascii="Times New Roman" w:eastAsia="Times New Roman" w:hAnsi="Times New Roman" w:cs="Times New Roman"/>
+                <w:i/>
+                <w:color w:val="000000"/>
+                <w:sz w:val="28"/>
+                <w:szCs w:val="28"/>
+              </w:rPr>
+            </w:pPr>
+          </w:p>
+          <w:p>
+            <w:pPr>
+              <w:jc w:val="center"/>
+              <w:rPr>
+                <w:rFonts w:ascii="Times New Roman" w:eastAsia="Times New Roman" w:hAnsi="Times New Roman" w:cs="Times New Roman"/>
+                <w:i/>
+                <w:color w:val="000000"/>
+                <w:sz w:val="26"/>
+                <w:szCs w:val="26"/>
+              </w:rPr>
+            </w:pPr>
+          </w:p>
+          <w:p>
+            <w:pPr>
+              <w:rPr>
+                <w:rFonts w:ascii="Times New Roman" w:hAnsi="Times New Roman" w:cs="Times New Roman"/>
+              </w:rPr>
+            </w:pPr>
+          </w:p>
+          <w:p>
+            <w:pPr>
+              <w:rPr>
+                <w:rFonts w:ascii="Times New Roman" w:hAnsi="Times New Roman" w:cs="Times New Roman"/>
+                <w:color w:val="000000"/>
                 <w:sz w:val="32"/>
                 <w:szCs w:val="32"/>
               </w:rPr>
-              <w:t>- Hoạt động sự kiện của lớp trong năm</w:t>
-            </w:r>
-          </w:p>
-          <w:p>
-            <w:pPr>
-              <w:spacing w:line="360" w:lineRule="auto"/>
-              <w:jc w:val="center"/>
-              <w:rPr>
-                <w:rFonts w:eastAsia="Times New Roman" w:cs="Times New Roman"/>
-                <w:color w:val="000000"/>
-                <w:sz w:val="26"/>
-                <w:szCs w:val="26"/>
-              </w:rPr>
-            </w:pPr>
-          </w:p>
-          <w:p>
-            <w:pPr>
-              <w:spacing w:line="360" w:lineRule="auto"/>
-              <w:jc w:val="center"/>
-              <w:rPr>
-                <w:rFonts w:eastAsia="Times New Roman" w:cs="Times New Roman"/>
-                <w:color w:val="000000"/>
-                <w:sz w:val="26"/>
-                <w:szCs w:val="26"/>
-              </w:rPr>
-            </w:pPr>
-          </w:p>
-          <w:p>
-            <w:pPr>
-              <w:rPr>
-                <w:rFonts w:eastAsia="Times New Roman" w:cs="Times New Roman"/>
-                <w:b/>
-                <w:i/>
-                <w:color w:val="000000"/>
-                <w:sz w:val="26"/>
-                <w:szCs w:val="26"/>
-              </w:rPr>
-            </w:pPr>
-          </w:p>
-          <w:p>
-            <w:pPr>
-              <w:jc w:val="center"/>
-              <w:rPr>
-                <w:rFonts w:eastAsia="Times New Roman" w:cs="Times New Roman"/>
-                <w:b/>
-                <w:i/>
-                <w:color w:val="000000"/>
-                <w:sz w:val="28"/>
-                <w:szCs w:val="28"/>
-              </w:rPr>
-            </w:pPr>
-            <w:r>
-              <w:rPr>
-                <w:rFonts w:eastAsia="Times New Roman" w:cs="Times New Roman"/>
-                <w:b/>
-                <w:i/>
-                <w:color w:val="000000"/>
-                <w:sz w:val="28"/>
-                <w:szCs w:val="28"/>
-              </w:rPr>
-              <w:t xml:space="preserve">         </w:t>
-            </w:r>
-          </w:p>
-          <w:p>
-            <w:pPr>
-              <w:jc w:val="center"/>
-              <w:rPr>
-                <w:rFonts w:eastAsia="Times New Roman" w:cs="Times New Roman"/>
-                <w:b/>
-                <w:i/>
-                <w:color w:val="000000"/>
-                <w:sz w:val="28"/>
-                <w:szCs w:val="28"/>
-              </w:rPr>
-            </w:pPr>
-          </w:p>
-          <w:p>
-            <w:pPr>
-              <w:jc w:val="center"/>
-              <w:rPr>
-                <w:rFonts w:eastAsia="Times New Roman" w:cs="Times New Roman"/>
-                <w:b/>
-                <w:i/>
-                <w:color w:val="000000"/>
-                <w:sz w:val="28"/>
-                <w:szCs w:val="28"/>
-              </w:rPr>
-            </w:pPr>
-          </w:p>
-          <w:p>
-            <w:pPr>
-              <w:jc w:val="center"/>
-              <w:rPr>
-                <w:rFonts w:eastAsia="Times New Roman" w:cs="Times New Roman"/>
-                <w:b/>
-                <w:i/>
-                <w:color w:val="000000"/>
-                <w:sz w:val="28"/>
-                <w:szCs w:val="28"/>
-              </w:rPr>
-            </w:pPr>
-          </w:p>
-          <w:p>
-            <w:pPr>
-              <w:jc w:val="center"/>
-              <w:rPr>
-                <w:rFonts w:eastAsia="Times New Roman" w:cs="Times New Roman"/>
-                <w:b/>
-                <w:i/>
-                <w:color w:val="000000"/>
-                <w:sz w:val="28"/>
-                <w:szCs w:val="28"/>
-              </w:rPr>
-            </w:pPr>
-          </w:p>
-          <w:p>
-            <w:pPr>
-              <w:jc w:val="center"/>
-              <w:rPr>
-                <w:rFonts w:eastAsia="Times New Roman" w:cs="Times New Roman"/>
-                <w:b/>
-                <w:i/>
-                <w:color w:val="000000"/>
-                <w:sz w:val="28"/>
-                <w:szCs w:val="28"/>
-              </w:rPr>
-            </w:pPr>
-          </w:p>
-          <w:p>
-            <w:pPr>
-              <w:jc w:val="center"/>
-              <w:rPr>
-                <w:b/>
-                <w:i/>
-                <w:color w:val="000000"/>
-                <w:sz w:val="28"/>
-                <w:szCs w:val="28"/>
-              </w:rPr>
-            </w:pPr>
-            <w:r>
-              <w:rPr>
-                <w:rFonts w:eastAsia="Times New Roman" w:cs="Times New Roman"/>
-                <w:b/>
-                <w:i/>
-                <w:color w:val="000000"/>
-                <w:sz w:val="28"/>
-                <w:szCs w:val="28"/>
-              </w:rPr>
-              <w:t xml:space="preserve">                                                           </w:t>
-            </w:r>
-          </w:p>
-          <w:p>
-            <w:pPr>
-              <w:jc w:val="right"/>
-              <w:rPr>
-                <w:rFonts w:eastAsia="Times New Roman" w:cs="Times New Roman"/>
-                <w:b/>
-                <w:i/>
-                <w:color w:val="000000"/>
-                <w:sz w:val="28"/>
-                <w:szCs w:val="28"/>
-              </w:rPr>
-            </w:pPr>
-            <w:r>
-              <w:rPr>
-                <w:rFonts w:eastAsia="Times New Roman" w:cs="Times New Roman"/>
-                <w:b/>
-                <w:i/>
-                <w:color w:val="000000"/>
-                <w:sz w:val="28"/>
-                <w:szCs w:val="28"/>
-              </w:rPr>
-              <w:t xml:space="preserve">  Hà Nội, ngày..... tháng..... năm …..</w:t>
-            </w:r>
-          </w:p>
-          <w:p>
-            <w:pPr>
-              <w:jc w:val="center"/>
-              <w:rPr>
-                <w:rFonts w:eastAsia="Times New Roman" w:cs="Times New Roman"/>
-                <w:b/>
-                <w:color w:val="000000"/>
-                <w:sz w:val="28"/>
-                <w:szCs w:val="28"/>
-              </w:rPr>
-            </w:pPr>
-            <w:r>
-              <w:rPr>
-                <w:rFonts w:eastAsia="Times New Roman" w:cs="Times New Roman"/>
-                <w:b/>
-                <w:color w:val="000000"/>
-                <w:sz w:val="28"/>
-                <w:szCs w:val="28"/>
-              </w:rPr>
-              <w:t xml:space="preserve">                                                                           Hiệu trưởng</w:t>
-            </w:r>
-          </w:p>
-          <w:p>
-            <w:pPr>
-              <w:jc w:val="center"/>
-              <w:rPr>
-                <w:rFonts w:eastAsia="Times New Roman" w:cs="Times New Roman"/>
-                <w:i/>
-                <w:color w:val="000000"/>
-                <w:sz w:val="28"/>
-                <w:szCs w:val="28"/>
-              </w:rPr>
-            </w:pPr>
-            <w:r>
-              <w:rPr>
-                <w:rFonts w:eastAsia="Times New Roman" w:cs="Times New Roman"/>
-                <w:i/>
-                <w:color w:val="000000"/>
-                <w:sz w:val="28"/>
-                <w:szCs w:val="28"/>
-              </w:rPr>
-              <w:t xml:space="preserve">                                                                         (ký tên, đóng dấu)</w:t>
-            </w:r>
-          </w:p>
-          <w:p>
-            <w:pPr>
-              <w:jc w:val="center"/>
-              <w:rPr>
-                <w:rFonts w:eastAsia="Times New Roman" w:cs="Times New Roman"/>
-                <w:i/>
-                <w:color w:val="000000"/>
-                <w:sz w:val="28"/>
-                <w:szCs w:val="28"/>
-              </w:rPr>
-            </w:pPr>
-          </w:p>
-          <w:p>
-            <w:pPr>
-              <w:jc w:val="center"/>
-              <w:rPr>
-                <w:rFonts w:eastAsia="Times New Roman" w:cs="Times New Roman"/>
-                <w:i/>
-                <w:color w:val="000000"/>
-                <w:sz w:val="28"/>
-                <w:szCs w:val="28"/>
-              </w:rPr>
-            </w:pPr>
-          </w:p>
-          <w:p>
-            <w:pPr>
-              <w:jc w:val="center"/>
-              <w:rPr>
-                <w:rFonts w:eastAsia="Times New Roman" w:cs="Times New Roman"/>
-                <w:i/>
-                <w:color w:val="000000"/>
-                <w:sz w:val="28"/>
-                <w:szCs w:val="28"/>
-              </w:rPr>
-            </w:pPr>
-          </w:p>
-          <w:p>
-            <w:pPr>
-              <w:jc w:val="center"/>
-              <w:rPr>
-                <w:rFonts w:eastAsia="Times New Roman" w:cs="Times New Roman"/>
-                <w:i/>
-                <w:color w:val="000000"/>
-                <w:sz w:val="26"/>
-                <w:szCs w:val="26"/>
-              </w:rPr>
-            </w:pPr>
-          </w:p>
-          <w:p/>
-          <w:p>
-            <w:pPr>
-              <w:rPr>
-                <w:color w:val="000000"/>
-                <w:sz w:val="32"/>
-                <w:szCs w:val="32"/>
-              </w:rPr>
             </w:pPr>
           </w:p>
         </w:tc>
       </w:tr>
     </w:tbl>
-    <w:p>
-      <w:pPr>
-        <w:spacing w:after="0" w:line="240" w:lineRule="auto"/>
-        <w:rPr>
-          <w:color w:val="000000"/>
-          <w:sz w:val="32"/>
-          <w:szCs w:val="32"/>
-        </w:rPr>
-      </w:pPr>
-    </w:p>
-    <w:p>
-      <w:pPr>
-        <w:spacing w:after="0"/>
-        <w:rPr>
-          <w:i/>
-        </w:rPr>
-      </w:pPr>
-      <w:r>
-        <w:t>TUẦN 01 (từ ngày 03/08/2026 đến ngày 07/08/2026)</w:t>
-      </w:r>
-    </w:p>
-    <w:p>
-      <w:pPr>
-        <w:spacing w:after="0" w:line="240" w:lineRule="auto"/>
-        <w:jc w:val="right"/>
-        <w:rPr>
-          <w:i/>
-        </w:rPr>
-      </w:pPr>
-      <w:r>
-        <w:t>Ngày 01 tháng 08 năm 2026</w:t>
-      </w:r>
-    </w:p>
     <w:p>
       <w:pPr>
         <w:spacing w:after="0" w:line="240" w:lineRule="auto"/>
@@ -672,6 +660,7 @@
         <w:rPr>
           <w:i/>
         </w:rPr>
+        <w:lastRenderedPageBreak/>
         <w:t>Buổi……</w:t>
       </w:r>
       <w:r>
@@ -684,7 +673,34 @@
         <w:rPr>
           <w:i/>
         </w:rPr>
-        <w:t>……..Tuần……(Từ ngày……đến ngày:……….)</w:t>
+        <w:t>…..Tuần…</w:t>
+      </w:r>
+      <w:r>
+        <w:t>01</w:t>
+      </w:r>
+      <w:r>
+        <w:rPr>
+          <w:i/>
+        </w:rPr>
+        <w:t>…(Từ ngày…</w:t>
+      </w:r>
+      <w:r>
+        <w:t xml:space="preserve">03/08/2026 </w:t>
+      </w:r>
+      <w:r>
+        <w:rPr>
+          <w:i/>
+        </w:rPr>
+        <w:t>…đến ngày:…</w:t>
+      </w:r>
+      <w:r>
+        <w:t>07/08/2026</w:t>
+      </w:r>
+      <w:r>
+        <w:rPr>
+          <w:i/>
+        </w:rPr>
+        <w:t>….)</w:t>
       </w:r>
       <w:r>
         <w:rPr>
@@ -715,8 +731,8 @@
         <w:gridCol w:w="987"/>
         <w:gridCol w:w="1394"/>
         <w:gridCol w:w="752"/>
-        <w:gridCol w:w="3838"/>
-        <w:gridCol w:w="1096"/>
+        <w:gridCol w:w="3676"/>
+        <w:gridCol w:w="1258"/>
       </w:tblGrid>
       <w:tr>
         <w:trPr>
@@ -737,20 +753,19 @@
             <w:pPr>
               <w:jc w:val="center"/>
               <w:rPr>
-                <w:rFonts w:eastAsia="Times New Roman" w:cs="Times New Roman"/>
-                <w:b/>
-                <w:sz w:val="26"/>
-                <w:szCs w:val="26"/>
-              </w:rPr>
-            </w:pPr>
-            <w:r>
-              <w:rPr>
-                <w:rFonts w:eastAsia="Times New Roman" w:cs="Times New Roman"/>
-                <w:b/>
-                <w:sz w:val="26"/>
-                <w:szCs w:val="26"/>
-              </w:rPr>
-              <w:lastRenderedPageBreak/>
+                <w:rFonts w:ascii="Times New Roman" w:eastAsia="Times New Roman" w:hAnsi="Times New Roman" w:cs="Times New Roman"/>
+                <w:b/>
+                <w:sz w:val="26"/>
+                <w:szCs w:val="26"/>
+              </w:rPr>
+            </w:pPr>
+            <w:r>
+              <w:rPr>
+                <w:rFonts w:ascii="Times New Roman" w:eastAsia="Times New Roman" w:hAnsi="Times New Roman" w:cs="Times New Roman"/>
+                <w:b/>
+                <w:sz w:val="26"/>
+                <w:szCs w:val="26"/>
+              </w:rPr>
               <w:t>Thứ/</w:t>
             </w:r>
           </w:p>
@@ -758,15 +773,15 @@
             <w:pPr>
               <w:jc w:val="center"/>
               <w:rPr>
-                <w:rFonts w:eastAsia="Times New Roman" w:cs="Times New Roman"/>
-                <w:b/>
-                <w:sz w:val="26"/>
-                <w:szCs w:val="26"/>
-              </w:rPr>
-            </w:pPr>
-            <w:r>
-              <w:rPr>
-                <w:rFonts w:eastAsia="Times New Roman" w:cs="Times New Roman"/>
+                <w:rFonts w:ascii="Times New Roman" w:eastAsia="Times New Roman" w:hAnsi="Times New Roman" w:cs="Times New Roman"/>
+                <w:b/>
+                <w:sz w:val="26"/>
+                <w:szCs w:val="26"/>
+              </w:rPr>
+            </w:pPr>
+            <w:r>
+              <w:rPr>
+                <w:rFonts w:ascii="Times New Roman" w:eastAsia="Times New Roman" w:hAnsi="Times New Roman" w:cs="Times New Roman"/>
                 <w:b/>
                 <w:sz w:val="26"/>
                 <w:szCs w:val="26"/>
@@ -790,15 +805,15 @@
             <w:pPr>
               <w:jc w:val="center"/>
               <w:rPr>
-                <w:rFonts w:eastAsia="Times New Roman" w:cs="Times New Roman"/>
-                <w:b/>
-                <w:sz w:val="26"/>
-                <w:szCs w:val="26"/>
-              </w:rPr>
-            </w:pPr>
-            <w:r>
-              <w:rPr>
-                <w:rFonts w:eastAsia="Times New Roman" w:cs="Times New Roman"/>
+                <w:rFonts w:ascii="Times New Roman" w:eastAsia="Times New Roman" w:hAnsi="Times New Roman" w:cs="Times New Roman"/>
+                <w:b/>
+                <w:sz w:val="26"/>
+                <w:szCs w:val="26"/>
+              </w:rPr>
+            </w:pPr>
+            <w:r>
+              <w:rPr>
+                <w:rFonts w:ascii="Times New Roman" w:eastAsia="Times New Roman" w:hAnsi="Times New Roman" w:cs="Times New Roman"/>
                 <w:b/>
                 <w:sz w:val="26"/>
                 <w:szCs w:val="26"/>
@@ -822,15 +837,15 @@
             <w:pPr>
               <w:jc w:val="center"/>
               <w:rPr>
-                <w:rFonts w:eastAsia="Times New Roman" w:cs="Times New Roman"/>
-                <w:b/>
-                <w:sz w:val="26"/>
-                <w:szCs w:val="26"/>
-              </w:rPr>
-            </w:pPr>
-            <w:r>
-              <w:rPr>
-                <w:rFonts w:eastAsia="Times New Roman" w:cs="Times New Roman"/>
+                <w:rFonts w:ascii="Times New Roman" w:eastAsia="Times New Roman" w:hAnsi="Times New Roman" w:cs="Times New Roman"/>
+                <w:b/>
+                <w:sz w:val="26"/>
+                <w:szCs w:val="26"/>
+              </w:rPr>
+            </w:pPr>
+            <w:r>
+              <w:rPr>
+                <w:rFonts w:ascii="Times New Roman" w:eastAsia="Times New Roman" w:hAnsi="Times New Roman" w:cs="Times New Roman"/>
                 <w:b/>
                 <w:sz w:val="26"/>
                 <w:szCs w:val="26"/>
@@ -854,15 +869,15 @@
             <w:pPr>
               <w:jc w:val="center"/>
               <w:rPr>
-                <w:rFonts w:eastAsia="Times New Roman" w:cs="Times New Roman"/>
-                <w:b/>
-                <w:sz w:val="26"/>
-                <w:szCs w:val="26"/>
-              </w:rPr>
-            </w:pPr>
-            <w:r>
-              <w:rPr>
-                <w:rFonts w:eastAsia="Times New Roman" w:cs="Times New Roman"/>
+                <w:rFonts w:ascii="Times New Roman" w:eastAsia="Times New Roman" w:hAnsi="Times New Roman" w:cs="Times New Roman"/>
+                <w:b/>
+                <w:sz w:val="26"/>
+                <w:szCs w:val="26"/>
+              </w:rPr>
+            </w:pPr>
+            <w:r>
+              <w:rPr>
+                <w:rFonts w:ascii="Times New Roman" w:eastAsia="Times New Roman" w:hAnsi="Times New Roman" w:cs="Times New Roman"/>
                 <w:b/>
                 <w:sz w:val="26"/>
                 <w:szCs w:val="26"/>
@@ -886,15 +901,15 @@
             <w:pPr>
               <w:jc w:val="center"/>
               <w:rPr>
-                <w:rFonts w:eastAsia="Times New Roman" w:cs="Times New Roman"/>
-                <w:b/>
-                <w:sz w:val="26"/>
-                <w:szCs w:val="26"/>
-              </w:rPr>
-            </w:pPr>
-            <w:r>
-              <w:rPr>
-                <w:rFonts w:eastAsia="Times New Roman" w:cs="Times New Roman"/>
+                <w:rFonts w:ascii="Times New Roman" w:eastAsia="Times New Roman" w:hAnsi="Times New Roman" w:cs="Times New Roman"/>
+                <w:b/>
+                <w:sz w:val="26"/>
+                <w:szCs w:val="26"/>
+              </w:rPr>
+            </w:pPr>
+            <w:r>
+              <w:rPr>
+                <w:rFonts w:ascii="Times New Roman" w:eastAsia="Times New Roman" w:hAnsi="Times New Roman" w:cs="Times New Roman"/>
                 <w:b/>
                 <w:sz w:val="26"/>
                 <w:szCs w:val="26"/>
@@ -905,7 +920,7 @@
         </w:tc>
         <w:tc>
           <w:tcPr>
-            <w:tcW w:w="3838" w:type="dxa"/>
+            <w:tcW w:w="3676" w:type="dxa"/>
             <w:tcBorders>
               <w:top w:val="single" w:sz="4" w:space="0" w:color="000000"/>
               <w:left w:val="single" w:sz="4" w:space="0" w:color="000000"/>
@@ -918,15 +933,15 @@
             <w:pPr>
               <w:jc w:val="center"/>
               <w:rPr>
-                <w:rFonts w:eastAsia="Times New Roman" w:cs="Times New Roman"/>
-                <w:b/>
-                <w:sz w:val="26"/>
-                <w:szCs w:val="26"/>
-              </w:rPr>
-            </w:pPr>
-            <w:r>
-              <w:rPr>
-                <w:rFonts w:eastAsia="Times New Roman" w:cs="Times New Roman"/>
+                <w:rFonts w:ascii="Times New Roman" w:eastAsia="Times New Roman" w:hAnsi="Times New Roman" w:cs="Times New Roman"/>
+                <w:b/>
+                <w:sz w:val="26"/>
+                <w:szCs w:val="26"/>
+              </w:rPr>
+            </w:pPr>
+            <w:r>
+              <w:rPr>
+                <w:rFonts w:ascii="Times New Roman" w:eastAsia="Times New Roman" w:hAnsi="Times New Roman" w:cs="Times New Roman"/>
                 <w:b/>
                 <w:sz w:val="26"/>
                 <w:szCs w:val="26"/>
@@ -937,7 +952,7 @@
         </w:tc>
         <w:tc>
           <w:tcPr>
-            <w:tcW w:w="1096" w:type="dxa"/>
+            <w:tcW w:w="1258" w:type="dxa"/>
             <w:tcBorders>
               <w:top w:val="single" w:sz="4" w:space="0" w:color="000000"/>
               <w:left w:val="single" w:sz="4" w:space="0" w:color="000000"/>
@@ -950,15 +965,15 @@
             <w:pPr>
               <w:jc w:val="center"/>
               <w:rPr>
-                <w:rFonts w:eastAsia="Times New Roman" w:cs="Times New Roman"/>
-                <w:b/>
-                <w:sz w:val="26"/>
-                <w:szCs w:val="26"/>
-              </w:rPr>
-            </w:pPr>
-            <w:r>
-              <w:rPr>
-                <w:rFonts w:eastAsia="Times New Roman" w:cs="Times New Roman"/>
+                <w:rFonts w:ascii="Times New Roman" w:eastAsia="Times New Roman" w:hAnsi="Times New Roman" w:cs="Times New Roman"/>
+                <w:b/>
+                <w:sz w:val="26"/>
+                <w:szCs w:val="26"/>
+              </w:rPr>
+            </w:pPr>
+            <w:r>
+              <w:rPr>
+                <w:rFonts w:ascii="Times New Roman" w:eastAsia="Times New Roman" w:hAnsi="Times New Roman" w:cs="Times New Roman"/>
                 <w:b/>
                 <w:sz w:val="26"/>
                 <w:szCs w:val="26"/>
@@ -976,10 +991,17 @@
           <w:p>
             <w:pPr>
               <w:jc w:val="center"/>
-            </w:pPr>
-            <w:r>
-              <w:rPr>
-                <w:sz w:val="26"/>
+              <w:rPr>
+                <w:rFonts w:ascii="Times New Roman" w:hAnsi="Times New Roman" w:cs="Times New Roman"/>
+                <w:sz w:val="26"/>
+                <w:szCs w:val="26"/>
+              </w:rPr>
+            </w:pPr>
+            <w:r>
+              <w:rPr>
+                <w:rFonts w:ascii="Times New Roman" w:hAnsi="Times New Roman" w:cs="Times New Roman"/>
+                <w:sz w:val="26"/>
+                <w:szCs w:val="26"/>
               </w:rPr>
               <w:t>Hai (03/08)</w:t>
             </w:r>
@@ -992,10 +1014,17 @@
           <w:p>
             <w:pPr>
               <w:jc w:val="center"/>
-            </w:pPr>
-            <w:r>
-              <w:rPr>
-                <w:sz w:val="26"/>
+              <w:rPr>
+                <w:rFonts w:ascii="Times New Roman" w:hAnsi="Times New Roman" w:cs="Times New Roman"/>
+                <w:sz w:val="26"/>
+                <w:szCs w:val="26"/>
+              </w:rPr>
+            </w:pPr>
+            <w:r>
+              <w:rPr>
+                <w:rFonts w:ascii="Times New Roman" w:hAnsi="Times New Roman" w:cs="Times New Roman"/>
+                <w:sz w:val="26"/>
+                <w:szCs w:val="26"/>
               </w:rPr>
               <w:t>4</w:t>
             </w:r>
@@ -1008,10 +1037,17 @@
           <w:p>
             <w:pPr>
               <w:jc w:val="center"/>
-            </w:pPr>
-            <w:r>
-              <w:rPr>
-                <w:sz w:val="26"/>
+              <w:rPr>
+                <w:rFonts w:ascii="Times New Roman" w:hAnsi="Times New Roman" w:cs="Times New Roman"/>
+                <w:sz w:val="26"/>
+                <w:szCs w:val="26"/>
+              </w:rPr>
+            </w:pPr>
+            <w:r>
+              <w:rPr>
+                <w:rFonts w:ascii="Times New Roman" w:hAnsi="Times New Roman" w:cs="Times New Roman"/>
+                <w:sz w:val="26"/>
+                <w:szCs w:val="26"/>
               </w:rPr>
               <w:t>1</w:t>
             </w:r>
@@ -1024,10 +1060,17 @@
           <w:p>
             <w:pPr>
               <w:jc w:val="center"/>
-            </w:pPr>
-            <w:r>
-              <w:rPr>
-                <w:sz w:val="26"/>
+              <w:rPr>
+                <w:rFonts w:ascii="Times New Roman" w:hAnsi="Times New Roman" w:cs="Times New Roman"/>
+                <w:sz w:val="26"/>
+                <w:szCs w:val="26"/>
+              </w:rPr>
+            </w:pPr>
+            <w:r>
+              <w:rPr>
+                <w:rFonts w:ascii="Times New Roman" w:hAnsi="Times New Roman" w:cs="Times New Roman"/>
+                <w:sz w:val="26"/>
+                <w:szCs w:val="26"/>
               </w:rPr>
               <w:t>Tin học</w:t>
             </w:r>
@@ -1040,10 +1083,17 @@
           <w:p>
             <w:pPr>
               <w:jc w:val="center"/>
-            </w:pPr>
-            <w:r>
-              <w:rPr>
-                <w:sz w:val="26"/>
+              <w:rPr>
+                <w:rFonts w:ascii="Times New Roman" w:hAnsi="Times New Roman" w:cs="Times New Roman"/>
+                <w:sz w:val="26"/>
+                <w:szCs w:val="26"/>
+              </w:rPr>
+            </w:pPr>
+            <w:r>
+              <w:rPr>
+                <w:rFonts w:ascii="Times New Roman" w:hAnsi="Times New Roman" w:cs="Times New Roman"/>
+                <w:sz w:val="26"/>
+                <w:szCs w:val="26"/>
               </w:rPr>
               <w:t>1A1</w:t>
             </w:r>
@@ -1051,12 +1101,21 @@
         </w:tc>
         <w:tc>
           <w:tcPr>
-            <w:tcW w:w="3838" w:type="dxa"/>
-          </w:tcPr>
-          <w:p>
-            <w:r>
-              <w:rPr>
-                <w:sz w:val="26"/>
+            <w:tcW w:w="3676" w:type="dxa"/>
+          </w:tcPr>
+          <w:p>
+            <w:pPr>
+              <w:rPr>
+                <w:rFonts w:ascii="Times New Roman" w:hAnsi="Times New Roman" w:cs="Times New Roman"/>
+                <w:sz w:val="26"/>
+                <w:szCs w:val="26"/>
+              </w:rPr>
+            </w:pPr>
+            <w:r>
+              <w:rPr>
+                <w:rFonts w:ascii="Times New Roman" w:hAnsi="Times New Roman" w:cs="Times New Roman"/>
+                <w:sz w:val="26"/>
+                <w:szCs w:val="26"/>
               </w:rPr>
               <w:t>Tiết 0: Định hướng môn học</w:t>
             </w:r>
@@ -1064,12 +1123,21 @@
         </w:tc>
         <w:tc>
           <w:tcPr>
-            <w:tcW w:w="1096" w:type="dxa"/>
-          </w:tcPr>
-          <w:p>
-            <w:r>
-              <w:rPr>
-                <w:sz w:val="26"/>
+            <w:tcW w:w="1258" w:type="dxa"/>
+          </w:tcPr>
+          <w:p>
+            <w:pPr>
+              <w:rPr>
+                <w:rFonts w:ascii="Times New Roman" w:hAnsi="Times New Roman" w:cs="Times New Roman"/>
+                <w:sz w:val="26"/>
+                <w:szCs w:val="26"/>
+              </w:rPr>
+            </w:pPr>
+            <w:r>
+              <w:rPr>
+                <w:rFonts w:ascii="Times New Roman" w:hAnsi="Times New Roman" w:cs="Times New Roman"/>
+                <w:sz w:val="26"/>
+                <w:szCs w:val="26"/>
               </w:rPr>
               <w:t>Phòng Tin học</w:t>
             </w:r>
@@ -1085,10 +1153,17 @@
           <w:p>
             <w:pPr>
               <w:jc w:val="center"/>
-            </w:pPr>
-            <w:r>
-              <w:rPr>
-                <w:sz w:val="26"/>
+              <w:rPr>
+                <w:rFonts w:ascii="Times New Roman" w:hAnsi="Times New Roman" w:cs="Times New Roman"/>
+                <w:sz w:val="26"/>
+                <w:szCs w:val="26"/>
+              </w:rPr>
+            </w:pPr>
+            <w:r>
+              <w:rPr>
+                <w:rFonts w:ascii="Times New Roman" w:hAnsi="Times New Roman" w:cs="Times New Roman"/>
+                <w:sz w:val="26"/>
+                <w:szCs w:val="26"/>
               </w:rPr>
               <w:t>Ba (04/08)</w:t>
             </w:r>
@@ -1096,6 +1171,11 @@
           <w:p>
             <w:pPr>
               <w:jc w:val="center"/>
+              <w:rPr>
+                <w:rFonts w:ascii="Times New Roman" w:hAnsi="Times New Roman" w:cs="Times New Roman"/>
+                <w:sz w:val="26"/>
+                <w:szCs w:val="26"/>
+              </w:rPr>
             </w:pPr>
           </w:p>
         </w:tc>
@@ -1106,10 +1186,17 @@
           <w:p>
             <w:pPr>
               <w:jc w:val="center"/>
-            </w:pPr>
-            <w:r>
-              <w:rPr>
-                <w:sz w:val="26"/>
+              <w:rPr>
+                <w:rFonts w:ascii="Times New Roman" w:hAnsi="Times New Roman" w:cs="Times New Roman"/>
+                <w:sz w:val="26"/>
+                <w:szCs w:val="26"/>
+              </w:rPr>
+            </w:pPr>
+            <w:r>
+              <w:rPr>
+                <w:rFonts w:ascii="Times New Roman" w:hAnsi="Times New Roman" w:cs="Times New Roman"/>
+                <w:sz w:val="26"/>
+                <w:szCs w:val="26"/>
               </w:rPr>
               <w:t>3</w:t>
             </w:r>
@@ -1122,10 +1209,17 @@
           <w:p>
             <w:pPr>
               <w:jc w:val="center"/>
-            </w:pPr>
-            <w:r>
-              <w:rPr>
-                <w:sz w:val="26"/>
+              <w:rPr>
+                <w:rFonts w:ascii="Times New Roman" w:hAnsi="Times New Roman" w:cs="Times New Roman"/>
+                <w:sz w:val="26"/>
+                <w:szCs w:val="26"/>
+              </w:rPr>
+            </w:pPr>
+            <w:r>
+              <w:rPr>
+                <w:rFonts w:ascii="Times New Roman" w:hAnsi="Times New Roman" w:cs="Times New Roman"/>
+                <w:sz w:val="26"/>
+                <w:szCs w:val="26"/>
               </w:rPr>
               <w:t>1</w:t>
             </w:r>
@@ -1138,10 +1232,17 @@
           <w:p>
             <w:pPr>
               <w:jc w:val="center"/>
-            </w:pPr>
-            <w:r>
-              <w:rPr>
-                <w:sz w:val="26"/>
+              <w:rPr>
+                <w:rFonts w:ascii="Times New Roman" w:hAnsi="Times New Roman" w:cs="Times New Roman"/>
+                <w:sz w:val="26"/>
+                <w:szCs w:val="26"/>
+              </w:rPr>
+            </w:pPr>
+            <w:r>
+              <w:rPr>
+                <w:rFonts w:ascii="Times New Roman" w:hAnsi="Times New Roman" w:cs="Times New Roman"/>
+                <w:sz w:val="26"/>
+                <w:szCs w:val="26"/>
               </w:rPr>
               <w:t>Tin học</w:t>
             </w:r>
@@ -1154,10 +1255,17 @@
           <w:p>
             <w:pPr>
               <w:jc w:val="center"/>
-            </w:pPr>
-            <w:r>
-              <w:rPr>
-                <w:sz w:val="26"/>
+              <w:rPr>
+                <w:rFonts w:ascii="Times New Roman" w:hAnsi="Times New Roman" w:cs="Times New Roman"/>
+                <w:sz w:val="26"/>
+                <w:szCs w:val="26"/>
+              </w:rPr>
+            </w:pPr>
+            <w:r>
+              <w:rPr>
+                <w:rFonts w:ascii="Times New Roman" w:hAnsi="Times New Roman" w:cs="Times New Roman"/>
+                <w:sz w:val="26"/>
+                <w:szCs w:val="26"/>
               </w:rPr>
               <w:t>5C1</w:t>
             </w:r>
@@ -1165,12 +1273,21 @@
         </w:tc>
         <w:tc>
           <w:tcPr>
-            <w:tcW w:w="3838" w:type="dxa"/>
-          </w:tcPr>
-          <w:p>
-            <w:r>
-              <w:rPr>
-                <w:sz w:val="26"/>
+            <w:tcW w:w="3676" w:type="dxa"/>
+          </w:tcPr>
+          <w:p>
+            <w:pPr>
+              <w:rPr>
+                <w:rFonts w:ascii="Times New Roman" w:hAnsi="Times New Roman" w:cs="Times New Roman"/>
+                <w:sz w:val="26"/>
+                <w:szCs w:val="26"/>
+              </w:rPr>
+            </w:pPr>
+            <w:r>
+              <w:rPr>
+                <w:rFonts w:ascii="Times New Roman" w:hAnsi="Times New Roman" w:cs="Times New Roman"/>
+                <w:sz w:val="26"/>
+                <w:szCs w:val="26"/>
               </w:rPr>
               <w:t>Tiết 0: Định hướng môn học</w:t>
             </w:r>
@@ -1178,12 +1295,21 @@
         </w:tc>
         <w:tc>
           <w:tcPr>
-            <w:tcW w:w="1096" w:type="dxa"/>
-          </w:tcPr>
-          <w:p>
-            <w:r>
-              <w:rPr>
-                <w:sz w:val="26"/>
+            <w:tcW w:w="1258" w:type="dxa"/>
+          </w:tcPr>
+          <w:p>
+            <w:pPr>
+              <w:rPr>
+                <w:rFonts w:ascii="Times New Roman" w:hAnsi="Times New Roman" w:cs="Times New Roman"/>
+                <w:sz w:val="26"/>
+                <w:szCs w:val="26"/>
+              </w:rPr>
+            </w:pPr>
+            <w:r>
+              <w:rPr>
+                <w:rFonts w:ascii="Times New Roman" w:hAnsi="Times New Roman" w:cs="Times New Roman"/>
+                <w:sz w:val="26"/>
+                <w:szCs w:val="26"/>
               </w:rPr>
               <w:t>Phòng Tin học</w:t>
             </w:r>
@@ -1196,7 +1322,15 @@
             <w:tcW w:w="1237" w:type="dxa"/>
             <w:vMerge/>
           </w:tcPr>
-          <w:p/>
+          <w:p>
+            <w:pPr>
+              <w:rPr>
+                <w:rFonts w:ascii="Times New Roman" w:hAnsi="Times New Roman" w:cs="Times New Roman"/>
+                <w:sz w:val="26"/>
+                <w:szCs w:val="26"/>
+              </w:rPr>
+            </w:pPr>
+          </w:p>
         </w:tc>
         <w:tc>
           <w:tcPr>
@@ -1205,10 +1339,17 @@
           <w:p>
             <w:pPr>
               <w:jc w:val="center"/>
-            </w:pPr>
-            <w:r>
-              <w:rPr>
-                <w:sz w:val="26"/>
+              <w:rPr>
+                <w:rFonts w:ascii="Times New Roman" w:hAnsi="Times New Roman" w:cs="Times New Roman"/>
+                <w:sz w:val="26"/>
+                <w:szCs w:val="26"/>
+              </w:rPr>
+            </w:pPr>
+            <w:r>
+              <w:rPr>
+                <w:rFonts w:ascii="Times New Roman" w:hAnsi="Times New Roman" w:cs="Times New Roman"/>
+                <w:sz w:val="26"/>
+                <w:szCs w:val="26"/>
               </w:rPr>
               <w:t>4</w:t>
             </w:r>
@@ -1221,10 +1362,17 @@
           <w:p>
             <w:pPr>
               <w:jc w:val="center"/>
-            </w:pPr>
-            <w:r>
-              <w:rPr>
-                <w:sz w:val="26"/>
+              <w:rPr>
+                <w:rFonts w:ascii="Times New Roman" w:hAnsi="Times New Roman" w:cs="Times New Roman"/>
+                <w:sz w:val="26"/>
+                <w:szCs w:val="26"/>
+              </w:rPr>
+            </w:pPr>
+            <w:r>
+              <w:rPr>
+                <w:rFonts w:ascii="Times New Roman" w:hAnsi="Times New Roman" w:cs="Times New Roman"/>
+                <w:sz w:val="26"/>
+                <w:szCs w:val="26"/>
               </w:rPr>
               <w:t>1</w:t>
             </w:r>
@@ -1237,10 +1385,17 @@
           <w:p>
             <w:pPr>
               <w:jc w:val="center"/>
-            </w:pPr>
-            <w:r>
-              <w:rPr>
-                <w:sz w:val="26"/>
+              <w:rPr>
+                <w:rFonts w:ascii="Times New Roman" w:hAnsi="Times New Roman" w:cs="Times New Roman"/>
+                <w:sz w:val="26"/>
+                <w:szCs w:val="26"/>
+              </w:rPr>
+            </w:pPr>
+            <w:r>
+              <w:rPr>
+                <w:rFonts w:ascii="Times New Roman" w:hAnsi="Times New Roman" w:cs="Times New Roman"/>
+                <w:sz w:val="26"/>
+                <w:szCs w:val="26"/>
               </w:rPr>
               <w:t>Robotics</w:t>
             </w:r>
@@ -1253,10 +1408,17 @@
           <w:p>
             <w:pPr>
               <w:jc w:val="center"/>
-            </w:pPr>
-            <w:r>
-              <w:rPr>
-                <w:sz w:val="26"/>
+              <w:rPr>
+                <w:rFonts w:ascii="Times New Roman" w:hAnsi="Times New Roman" w:cs="Times New Roman"/>
+                <w:sz w:val="26"/>
+                <w:szCs w:val="26"/>
+              </w:rPr>
+            </w:pPr>
+            <w:r>
+              <w:rPr>
+                <w:rFonts w:ascii="Times New Roman" w:hAnsi="Times New Roman" w:cs="Times New Roman"/>
+                <w:sz w:val="26"/>
+                <w:szCs w:val="26"/>
               </w:rPr>
               <w:t>5C1</w:t>
             </w:r>
@@ -1264,12 +1426,21 @@
         </w:tc>
         <w:tc>
           <w:tcPr>
-            <w:tcW w:w="3838" w:type="dxa"/>
-          </w:tcPr>
-          <w:p>
-            <w:r>
-              <w:rPr>
-                <w:sz w:val="26"/>
+            <w:tcW w:w="3676" w:type="dxa"/>
+          </w:tcPr>
+          <w:p>
+            <w:pPr>
+              <w:rPr>
+                <w:rFonts w:ascii="Times New Roman" w:hAnsi="Times New Roman" w:cs="Times New Roman"/>
+                <w:sz w:val="26"/>
+                <w:szCs w:val="26"/>
+              </w:rPr>
+            </w:pPr>
+            <w:r>
+              <w:rPr>
+                <w:rFonts w:ascii="Times New Roman" w:hAnsi="Times New Roman" w:cs="Times New Roman"/>
+                <w:sz w:val="26"/>
+                <w:szCs w:val="26"/>
               </w:rPr>
               <w:t>Tiết 0: Định hướng môn học</w:t>
             </w:r>
@@ -1277,12 +1448,21 @@
         </w:tc>
         <w:tc>
           <w:tcPr>
-            <w:tcW w:w="1096" w:type="dxa"/>
-          </w:tcPr>
-          <w:p>
-            <w:r>
-              <w:rPr>
-                <w:sz w:val="26"/>
+            <w:tcW w:w="1258" w:type="dxa"/>
+          </w:tcPr>
+          <w:p>
+            <w:pPr>
+              <w:rPr>
+                <w:rFonts w:ascii="Times New Roman" w:hAnsi="Times New Roman" w:cs="Times New Roman"/>
+                <w:sz w:val="26"/>
+                <w:szCs w:val="26"/>
+              </w:rPr>
+            </w:pPr>
+            <w:r>
+              <w:rPr>
+                <w:rFonts w:ascii="Times New Roman" w:hAnsi="Times New Roman" w:cs="Times New Roman"/>
+                <w:sz w:val="26"/>
+                <w:szCs w:val="26"/>
               </w:rPr>
               <w:t>Bộ Kit Robotics</w:t>
             </w:r>
@@ -1298,10 +1478,17 @@
           <w:p>
             <w:pPr>
               <w:jc w:val="center"/>
-            </w:pPr>
-            <w:r>
-              <w:rPr>
-                <w:sz w:val="26"/>
+              <w:rPr>
+                <w:rFonts w:ascii="Times New Roman" w:hAnsi="Times New Roman" w:cs="Times New Roman"/>
+                <w:sz w:val="26"/>
+                <w:szCs w:val="26"/>
+              </w:rPr>
+            </w:pPr>
+            <w:r>
+              <w:rPr>
+                <w:rFonts w:ascii="Times New Roman" w:hAnsi="Times New Roman" w:cs="Times New Roman"/>
+                <w:sz w:val="26"/>
+                <w:szCs w:val="26"/>
               </w:rPr>
               <w:t>Tư (05/08)</w:t>
             </w:r>
@@ -1309,6 +1496,11 @@
           <w:p>
             <w:pPr>
               <w:jc w:val="center"/>
+              <w:rPr>
+                <w:rFonts w:ascii="Times New Roman" w:hAnsi="Times New Roman" w:cs="Times New Roman"/>
+                <w:sz w:val="26"/>
+                <w:szCs w:val="26"/>
+              </w:rPr>
             </w:pPr>
           </w:p>
         </w:tc>
@@ -1319,10 +1511,17 @@
           <w:p>
             <w:pPr>
               <w:jc w:val="center"/>
-            </w:pPr>
-            <w:r>
-              <w:rPr>
-                <w:sz w:val="26"/>
+              <w:rPr>
+                <w:rFonts w:ascii="Times New Roman" w:hAnsi="Times New Roman" w:cs="Times New Roman"/>
+                <w:sz w:val="26"/>
+                <w:szCs w:val="26"/>
+              </w:rPr>
+            </w:pPr>
+            <w:r>
+              <w:rPr>
+                <w:rFonts w:ascii="Times New Roman" w:hAnsi="Times New Roman" w:cs="Times New Roman"/>
+                <w:sz w:val="26"/>
+                <w:szCs w:val="26"/>
               </w:rPr>
               <w:t>2</w:t>
             </w:r>
@@ -1335,10 +1534,17 @@
           <w:p>
             <w:pPr>
               <w:jc w:val="center"/>
-            </w:pPr>
-            <w:r>
-              <w:rPr>
-                <w:sz w:val="26"/>
+              <w:rPr>
+                <w:rFonts w:ascii="Times New Roman" w:hAnsi="Times New Roman" w:cs="Times New Roman"/>
+                <w:sz w:val="26"/>
+                <w:szCs w:val="26"/>
+              </w:rPr>
+            </w:pPr>
+            <w:r>
+              <w:rPr>
+                <w:rFonts w:ascii="Times New Roman" w:hAnsi="Times New Roman" w:cs="Times New Roman"/>
+                <w:sz w:val="26"/>
+                <w:szCs w:val="26"/>
               </w:rPr>
               <w:t>1</w:t>
             </w:r>
@@ -1351,10 +1557,17 @@
           <w:p>
             <w:pPr>
               <w:jc w:val="center"/>
-            </w:pPr>
-            <w:r>
-              <w:rPr>
-                <w:sz w:val="26"/>
+              <w:rPr>
+                <w:rFonts w:ascii="Times New Roman" w:hAnsi="Times New Roman" w:cs="Times New Roman"/>
+                <w:sz w:val="26"/>
+                <w:szCs w:val="26"/>
+              </w:rPr>
+            </w:pPr>
+            <w:r>
+              <w:rPr>
+                <w:rFonts w:ascii="Times New Roman" w:hAnsi="Times New Roman" w:cs="Times New Roman"/>
+                <w:sz w:val="26"/>
+                <w:szCs w:val="26"/>
               </w:rPr>
               <w:t>Robotics</w:t>
             </w:r>
@@ -1367,10 +1580,17 @@
           <w:p>
             <w:pPr>
               <w:jc w:val="center"/>
-            </w:pPr>
-            <w:r>
-              <w:rPr>
-                <w:sz w:val="26"/>
+              <w:rPr>
+                <w:rFonts w:ascii="Times New Roman" w:hAnsi="Times New Roman" w:cs="Times New Roman"/>
+                <w:sz w:val="26"/>
+                <w:szCs w:val="26"/>
+              </w:rPr>
+            </w:pPr>
+            <w:r>
+              <w:rPr>
+                <w:rFonts w:ascii="Times New Roman" w:hAnsi="Times New Roman" w:cs="Times New Roman"/>
+                <w:sz w:val="26"/>
+                <w:szCs w:val="26"/>
               </w:rPr>
               <w:t>3A1</w:t>
             </w:r>
@@ -1378,12 +1598,21 @@
         </w:tc>
         <w:tc>
           <w:tcPr>
-            <w:tcW w:w="3838" w:type="dxa"/>
-          </w:tcPr>
-          <w:p>
-            <w:r>
-              <w:rPr>
-                <w:sz w:val="26"/>
+            <w:tcW w:w="3676" w:type="dxa"/>
+          </w:tcPr>
+          <w:p>
+            <w:pPr>
+              <w:rPr>
+                <w:rFonts w:ascii="Times New Roman" w:hAnsi="Times New Roman" w:cs="Times New Roman"/>
+                <w:sz w:val="26"/>
+                <w:szCs w:val="26"/>
+              </w:rPr>
+            </w:pPr>
+            <w:r>
+              <w:rPr>
+                <w:rFonts w:ascii="Times New Roman" w:hAnsi="Times New Roman" w:cs="Times New Roman"/>
+                <w:sz w:val="26"/>
+                <w:szCs w:val="26"/>
               </w:rPr>
               <w:t>Tiết 0: Định hướng môn học</w:t>
             </w:r>
@@ -1391,12 +1620,21 @@
         </w:tc>
         <w:tc>
           <w:tcPr>
-            <w:tcW w:w="1096" w:type="dxa"/>
-          </w:tcPr>
-          <w:p>
-            <w:r>
-              <w:rPr>
-                <w:sz w:val="26"/>
+            <w:tcW w:w="1258" w:type="dxa"/>
+          </w:tcPr>
+          <w:p>
+            <w:pPr>
+              <w:rPr>
+                <w:rFonts w:ascii="Times New Roman" w:hAnsi="Times New Roman" w:cs="Times New Roman"/>
+                <w:sz w:val="26"/>
+                <w:szCs w:val="26"/>
+              </w:rPr>
+            </w:pPr>
+            <w:r>
+              <w:rPr>
+                <w:rFonts w:ascii="Times New Roman" w:hAnsi="Times New Roman" w:cs="Times New Roman"/>
+                <w:sz w:val="26"/>
+                <w:szCs w:val="26"/>
               </w:rPr>
               <w:t>Bộ Kit Robotics</w:t>
             </w:r>
@@ -1409,7 +1647,15 @@
             <w:tcW w:w="1237" w:type="dxa"/>
             <w:vMerge/>
           </w:tcPr>
-          <w:p/>
+          <w:p>
+            <w:pPr>
+              <w:rPr>
+                <w:rFonts w:ascii="Times New Roman" w:hAnsi="Times New Roman" w:cs="Times New Roman"/>
+                <w:sz w:val="26"/>
+                <w:szCs w:val="26"/>
+              </w:rPr>
+            </w:pPr>
+          </w:p>
         </w:tc>
         <w:tc>
           <w:tcPr>
@@ -1418,10 +1664,17 @@
           <w:p>
             <w:pPr>
               <w:jc w:val="center"/>
-            </w:pPr>
-            <w:r>
-              <w:rPr>
-                <w:sz w:val="26"/>
+              <w:rPr>
+                <w:rFonts w:ascii="Times New Roman" w:hAnsi="Times New Roman" w:cs="Times New Roman"/>
+                <w:sz w:val="26"/>
+                <w:szCs w:val="26"/>
+              </w:rPr>
+            </w:pPr>
+            <w:r>
+              <w:rPr>
+                <w:rFonts w:ascii="Times New Roman" w:hAnsi="Times New Roman" w:cs="Times New Roman"/>
+                <w:sz w:val="26"/>
+                <w:szCs w:val="26"/>
               </w:rPr>
               <w:t>4</w:t>
             </w:r>
@@ -1434,10 +1687,17 @@
           <w:p>
             <w:pPr>
               <w:jc w:val="center"/>
-            </w:pPr>
-            <w:r>
-              <w:rPr>
-                <w:sz w:val="26"/>
+              <w:rPr>
+                <w:rFonts w:ascii="Times New Roman" w:hAnsi="Times New Roman" w:cs="Times New Roman"/>
+                <w:sz w:val="26"/>
+                <w:szCs w:val="26"/>
+              </w:rPr>
+            </w:pPr>
+            <w:r>
+              <w:rPr>
+                <w:rFonts w:ascii="Times New Roman" w:hAnsi="Times New Roman" w:cs="Times New Roman"/>
+                <w:sz w:val="26"/>
+                <w:szCs w:val="26"/>
               </w:rPr>
               <w:t>1</w:t>
             </w:r>
@@ -1450,10 +1710,17 @@
           <w:p>
             <w:pPr>
               <w:jc w:val="center"/>
-            </w:pPr>
-            <w:r>
-              <w:rPr>
-                <w:sz w:val="26"/>
+              <w:rPr>
+                <w:rFonts w:ascii="Times New Roman" w:hAnsi="Times New Roman" w:cs="Times New Roman"/>
+                <w:sz w:val="26"/>
+                <w:szCs w:val="26"/>
+              </w:rPr>
+            </w:pPr>
+            <w:r>
+              <w:rPr>
+                <w:rFonts w:ascii="Times New Roman" w:hAnsi="Times New Roman" w:cs="Times New Roman"/>
+                <w:sz w:val="26"/>
+                <w:szCs w:val="26"/>
               </w:rPr>
               <w:t>Tin học</w:t>
             </w:r>
@@ -1466,10 +1733,17 @@
           <w:p>
             <w:pPr>
               <w:jc w:val="center"/>
-            </w:pPr>
-            <w:r>
-              <w:rPr>
-                <w:sz w:val="26"/>
+              <w:rPr>
+                <w:rFonts w:ascii="Times New Roman" w:hAnsi="Times New Roman" w:cs="Times New Roman"/>
+                <w:sz w:val="26"/>
+                <w:szCs w:val="26"/>
+              </w:rPr>
+            </w:pPr>
+            <w:r>
+              <w:rPr>
+                <w:rFonts w:ascii="Times New Roman" w:hAnsi="Times New Roman" w:cs="Times New Roman"/>
+                <w:sz w:val="26"/>
+                <w:szCs w:val="26"/>
               </w:rPr>
               <w:t>3C1</w:t>
             </w:r>
@@ -1477,12 +1751,21 @@
         </w:tc>
         <w:tc>
           <w:tcPr>
-            <w:tcW w:w="3838" w:type="dxa"/>
-          </w:tcPr>
-          <w:p>
-            <w:r>
-              <w:rPr>
-                <w:sz w:val="26"/>
+            <w:tcW w:w="3676" w:type="dxa"/>
+          </w:tcPr>
+          <w:p>
+            <w:pPr>
+              <w:rPr>
+                <w:rFonts w:ascii="Times New Roman" w:hAnsi="Times New Roman" w:cs="Times New Roman"/>
+                <w:sz w:val="26"/>
+                <w:szCs w:val="26"/>
+              </w:rPr>
+            </w:pPr>
+            <w:r>
+              <w:rPr>
+                <w:rFonts w:ascii="Times New Roman" w:hAnsi="Times New Roman" w:cs="Times New Roman"/>
+                <w:sz w:val="26"/>
+                <w:szCs w:val="26"/>
               </w:rPr>
               <w:t>Tiết 0: Định hướng môn học</w:t>
             </w:r>
@@ -1490,12 +1773,21 @@
         </w:tc>
         <w:tc>
           <w:tcPr>
-            <w:tcW w:w="1096" w:type="dxa"/>
-          </w:tcPr>
-          <w:p>
-            <w:r>
-              <w:rPr>
-                <w:sz w:val="26"/>
+            <w:tcW w:w="1258" w:type="dxa"/>
+          </w:tcPr>
+          <w:p>
+            <w:pPr>
+              <w:rPr>
+                <w:rFonts w:ascii="Times New Roman" w:hAnsi="Times New Roman" w:cs="Times New Roman"/>
+                <w:sz w:val="26"/>
+                <w:szCs w:val="26"/>
+              </w:rPr>
+            </w:pPr>
+            <w:r>
+              <w:rPr>
+                <w:rFonts w:ascii="Times New Roman" w:hAnsi="Times New Roman" w:cs="Times New Roman"/>
+                <w:sz w:val="26"/>
+                <w:szCs w:val="26"/>
               </w:rPr>
               <w:t>Phòng Tin học</w:t>
             </w:r>
@@ -1511,10 +1803,17 @@
           <w:p>
             <w:pPr>
               <w:jc w:val="center"/>
-            </w:pPr>
-            <w:r>
-              <w:rPr>
-                <w:sz w:val="26"/>
+              <w:rPr>
+                <w:rFonts w:ascii="Times New Roman" w:hAnsi="Times New Roman" w:cs="Times New Roman"/>
+                <w:sz w:val="26"/>
+                <w:szCs w:val="26"/>
+              </w:rPr>
+            </w:pPr>
+            <w:r>
+              <w:rPr>
+                <w:rFonts w:ascii="Times New Roman" w:hAnsi="Times New Roman" w:cs="Times New Roman"/>
+                <w:sz w:val="26"/>
+                <w:szCs w:val="26"/>
               </w:rPr>
               <w:t>Năm (06/08)</w:t>
             </w:r>
@@ -1522,6 +1821,11 @@
           <w:p>
             <w:pPr>
               <w:jc w:val="center"/>
+              <w:rPr>
+                <w:rFonts w:ascii="Times New Roman" w:hAnsi="Times New Roman" w:cs="Times New Roman"/>
+                <w:sz w:val="26"/>
+                <w:szCs w:val="26"/>
+              </w:rPr>
             </w:pPr>
           </w:p>
         </w:tc>
@@ -1532,10 +1836,17 @@
           <w:p>
             <w:pPr>
               <w:jc w:val="center"/>
-            </w:pPr>
-            <w:r>
-              <w:rPr>
-                <w:sz w:val="26"/>
+              <w:rPr>
+                <w:rFonts w:ascii="Times New Roman" w:hAnsi="Times New Roman" w:cs="Times New Roman"/>
+                <w:sz w:val="26"/>
+                <w:szCs w:val="26"/>
+              </w:rPr>
+            </w:pPr>
+            <w:r>
+              <w:rPr>
+                <w:rFonts w:ascii="Times New Roman" w:hAnsi="Times New Roman" w:cs="Times New Roman"/>
+                <w:sz w:val="26"/>
+                <w:szCs w:val="26"/>
               </w:rPr>
               <w:t>1</w:t>
             </w:r>
@@ -1548,10 +1859,17 @@
           <w:p>
             <w:pPr>
               <w:jc w:val="center"/>
-            </w:pPr>
-            <w:r>
-              <w:rPr>
-                <w:sz w:val="26"/>
+              <w:rPr>
+                <w:rFonts w:ascii="Times New Roman" w:hAnsi="Times New Roman" w:cs="Times New Roman"/>
+                <w:sz w:val="26"/>
+                <w:szCs w:val="26"/>
+              </w:rPr>
+            </w:pPr>
+            <w:r>
+              <w:rPr>
+                <w:rFonts w:ascii="Times New Roman" w:hAnsi="Times New Roman" w:cs="Times New Roman"/>
+                <w:sz w:val="26"/>
+                <w:szCs w:val="26"/>
               </w:rPr>
               <w:t>1</w:t>
             </w:r>
@@ -1564,10 +1882,17 @@
           <w:p>
             <w:pPr>
               <w:jc w:val="center"/>
-            </w:pPr>
-            <w:r>
-              <w:rPr>
-                <w:sz w:val="26"/>
+              <w:rPr>
+                <w:rFonts w:ascii="Times New Roman" w:hAnsi="Times New Roman" w:cs="Times New Roman"/>
+                <w:sz w:val="26"/>
+                <w:szCs w:val="26"/>
+              </w:rPr>
+            </w:pPr>
+            <w:r>
+              <w:rPr>
+                <w:rFonts w:ascii="Times New Roman" w:hAnsi="Times New Roman" w:cs="Times New Roman"/>
+                <w:sz w:val="26"/>
+                <w:szCs w:val="26"/>
               </w:rPr>
               <w:t>Tin học</w:t>
             </w:r>
@@ -1580,10 +1905,17 @@
           <w:p>
             <w:pPr>
               <w:jc w:val="center"/>
-            </w:pPr>
-            <w:r>
-              <w:rPr>
-                <w:sz w:val="26"/>
+              <w:rPr>
+                <w:rFonts w:ascii="Times New Roman" w:hAnsi="Times New Roman" w:cs="Times New Roman"/>
+                <w:sz w:val="26"/>
+                <w:szCs w:val="26"/>
+              </w:rPr>
+            </w:pPr>
+            <w:r>
+              <w:rPr>
+                <w:rFonts w:ascii="Times New Roman" w:hAnsi="Times New Roman" w:cs="Times New Roman"/>
+                <w:sz w:val="26"/>
+                <w:szCs w:val="26"/>
               </w:rPr>
               <w:t>TT3</w:t>
             </w:r>
@@ -1591,12 +1923,21 @@
         </w:tc>
         <w:tc>
           <w:tcPr>
-            <w:tcW w:w="3838" w:type="dxa"/>
-          </w:tcPr>
-          <w:p>
-            <w:r>
-              <w:rPr>
-                <w:sz w:val="26"/>
+            <w:tcW w:w="3676" w:type="dxa"/>
+          </w:tcPr>
+          <w:p>
+            <w:pPr>
+              <w:rPr>
+                <w:rFonts w:ascii="Times New Roman" w:hAnsi="Times New Roman" w:cs="Times New Roman"/>
+                <w:sz w:val="26"/>
+                <w:szCs w:val="26"/>
+              </w:rPr>
+            </w:pPr>
+            <w:r>
+              <w:rPr>
+                <w:rFonts w:ascii="Times New Roman" w:hAnsi="Times New Roman" w:cs="Times New Roman"/>
+                <w:sz w:val="26"/>
+                <w:szCs w:val="26"/>
               </w:rPr>
               <w:t>Tiết 0: Định hướng môn học</w:t>
             </w:r>
@@ -1604,12 +1945,21 @@
         </w:tc>
         <w:tc>
           <w:tcPr>
-            <w:tcW w:w="1096" w:type="dxa"/>
-          </w:tcPr>
-          <w:p>
-            <w:r>
-              <w:rPr>
-                <w:sz w:val="26"/>
+            <w:tcW w:w="1258" w:type="dxa"/>
+          </w:tcPr>
+          <w:p>
+            <w:pPr>
+              <w:rPr>
+                <w:rFonts w:ascii="Times New Roman" w:hAnsi="Times New Roman" w:cs="Times New Roman"/>
+                <w:sz w:val="26"/>
+                <w:szCs w:val="26"/>
+              </w:rPr>
+            </w:pPr>
+            <w:r>
+              <w:rPr>
+                <w:rFonts w:ascii="Times New Roman" w:hAnsi="Times New Roman" w:cs="Times New Roman"/>
+                <w:sz w:val="26"/>
+                <w:szCs w:val="26"/>
               </w:rPr>
               <w:t>Phòng Tin học</w:t>
             </w:r>
@@ -1622,7 +1972,15 @@
             <w:tcW w:w="1237" w:type="dxa"/>
             <w:vMerge/>
           </w:tcPr>
-          <w:p/>
+          <w:p>
+            <w:pPr>
+              <w:rPr>
+                <w:rFonts w:ascii="Times New Roman" w:hAnsi="Times New Roman" w:cs="Times New Roman"/>
+                <w:sz w:val="26"/>
+                <w:szCs w:val="26"/>
+              </w:rPr>
+            </w:pPr>
+          </w:p>
         </w:tc>
         <w:tc>
           <w:tcPr>
@@ -1631,10 +1989,17 @@
           <w:p>
             <w:pPr>
               <w:jc w:val="center"/>
-            </w:pPr>
-            <w:r>
-              <w:rPr>
-                <w:sz w:val="26"/>
+              <w:rPr>
+                <w:rFonts w:ascii="Times New Roman" w:hAnsi="Times New Roman" w:cs="Times New Roman"/>
+                <w:sz w:val="26"/>
+                <w:szCs w:val="26"/>
+              </w:rPr>
+            </w:pPr>
+            <w:r>
+              <w:rPr>
+                <w:rFonts w:ascii="Times New Roman" w:hAnsi="Times New Roman" w:cs="Times New Roman"/>
+                <w:sz w:val="26"/>
+                <w:szCs w:val="26"/>
               </w:rPr>
               <w:t>2</w:t>
             </w:r>
@@ -1647,10 +2012,17 @@
           <w:p>
             <w:pPr>
               <w:jc w:val="center"/>
-            </w:pPr>
-            <w:r>
-              <w:rPr>
-                <w:sz w:val="26"/>
+              <w:rPr>
+                <w:rFonts w:ascii="Times New Roman" w:hAnsi="Times New Roman" w:cs="Times New Roman"/>
+                <w:sz w:val="26"/>
+                <w:szCs w:val="26"/>
+              </w:rPr>
+            </w:pPr>
+            <w:r>
+              <w:rPr>
+                <w:rFonts w:ascii="Times New Roman" w:hAnsi="Times New Roman" w:cs="Times New Roman"/>
+                <w:sz w:val="26"/>
+                <w:szCs w:val="26"/>
               </w:rPr>
               <w:t>1</w:t>
             </w:r>
@@ -1663,10 +2035,17 @@
           <w:p>
             <w:pPr>
               <w:jc w:val="center"/>
-            </w:pPr>
-            <w:r>
-              <w:rPr>
-                <w:sz w:val="26"/>
+              <w:rPr>
+                <w:rFonts w:ascii="Times New Roman" w:hAnsi="Times New Roman" w:cs="Times New Roman"/>
+                <w:sz w:val="26"/>
+                <w:szCs w:val="26"/>
+              </w:rPr>
+            </w:pPr>
+            <w:r>
+              <w:rPr>
+                <w:rFonts w:ascii="Times New Roman" w:hAnsi="Times New Roman" w:cs="Times New Roman"/>
+                <w:sz w:val="26"/>
+                <w:szCs w:val="26"/>
               </w:rPr>
               <w:t>Robotics</w:t>
             </w:r>
@@ -1679,10 +2058,17 @@
           <w:p>
             <w:pPr>
               <w:jc w:val="center"/>
-            </w:pPr>
-            <w:r>
-              <w:rPr>
-                <w:sz w:val="26"/>
+              <w:rPr>
+                <w:rFonts w:ascii="Times New Roman" w:hAnsi="Times New Roman" w:cs="Times New Roman"/>
+                <w:sz w:val="26"/>
+                <w:szCs w:val="26"/>
+              </w:rPr>
+            </w:pPr>
+            <w:r>
+              <w:rPr>
+                <w:rFonts w:ascii="Times New Roman" w:hAnsi="Times New Roman" w:cs="Times New Roman"/>
+                <w:sz w:val="26"/>
+                <w:szCs w:val="26"/>
               </w:rPr>
               <w:t>1A1</w:t>
             </w:r>
@@ -1690,12 +2076,21 @@
         </w:tc>
         <w:tc>
           <w:tcPr>
-            <w:tcW w:w="3838" w:type="dxa"/>
-          </w:tcPr>
-          <w:p>
-            <w:r>
-              <w:rPr>
-                <w:sz w:val="26"/>
+            <w:tcW w:w="3676" w:type="dxa"/>
+          </w:tcPr>
+          <w:p>
+            <w:pPr>
+              <w:rPr>
+                <w:rFonts w:ascii="Times New Roman" w:hAnsi="Times New Roman" w:cs="Times New Roman"/>
+                <w:sz w:val="26"/>
+                <w:szCs w:val="26"/>
+              </w:rPr>
+            </w:pPr>
+            <w:r>
+              <w:rPr>
+                <w:rFonts w:ascii="Times New Roman" w:hAnsi="Times New Roman" w:cs="Times New Roman"/>
+                <w:sz w:val="26"/>
+                <w:szCs w:val="26"/>
               </w:rPr>
               <w:t>Tiết 0: Định hướng môn học</w:t>
             </w:r>
@@ -1703,12 +2098,21 @@
         </w:tc>
         <w:tc>
           <w:tcPr>
-            <w:tcW w:w="1096" w:type="dxa"/>
-          </w:tcPr>
-          <w:p>
-            <w:r>
-              <w:rPr>
-                <w:sz w:val="26"/>
+            <w:tcW w:w="1258" w:type="dxa"/>
+          </w:tcPr>
+          <w:p>
+            <w:pPr>
+              <w:rPr>
+                <w:rFonts w:ascii="Times New Roman" w:hAnsi="Times New Roman" w:cs="Times New Roman"/>
+                <w:sz w:val="26"/>
+                <w:szCs w:val="26"/>
+              </w:rPr>
+            </w:pPr>
+            <w:r>
+              <w:rPr>
+                <w:rFonts w:ascii="Times New Roman" w:hAnsi="Times New Roman" w:cs="Times New Roman"/>
+                <w:sz w:val="26"/>
+                <w:szCs w:val="26"/>
               </w:rPr>
               <w:t>Bộ Kit Robotics</w:t>
             </w:r>
@@ -1721,7 +2125,15 @@
             <w:tcW w:w="1237" w:type="dxa"/>
             <w:vMerge/>
           </w:tcPr>
-          <w:p/>
+          <w:p>
+            <w:pPr>
+              <w:rPr>
+                <w:rFonts w:ascii="Times New Roman" w:hAnsi="Times New Roman" w:cs="Times New Roman"/>
+                <w:sz w:val="26"/>
+                <w:szCs w:val="26"/>
+              </w:rPr>
+            </w:pPr>
+          </w:p>
         </w:tc>
         <w:tc>
           <w:tcPr>
@@ -1730,10 +2142,17 @@
           <w:p>
             <w:pPr>
               <w:jc w:val="center"/>
-            </w:pPr>
-            <w:r>
-              <w:rPr>
-                <w:sz w:val="26"/>
+              <w:rPr>
+                <w:rFonts w:ascii="Times New Roman" w:hAnsi="Times New Roman" w:cs="Times New Roman"/>
+                <w:sz w:val="26"/>
+                <w:szCs w:val="26"/>
+              </w:rPr>
+            </w:pPr>
+            <w:r>
+              <w:rPr>
+                <w:rFonts w:ascii="Times New Roman" w:hAnsi="Times New Roman" w:cs="Times New Roman"/>
+                <w:sz w:val="26"/>
+                <w:szCs w:val="26"/>
               </w:rPr>
               <w:t>4</w:t>
             </w:r>
@@ -1746,10 +2165,17 @@
           <w:p>
             <w:pPr>
               <w:jc w:val="center"/>
-            </w:pPr>
-            <w:r>
-              <w:rPr>
-                <w:sz w:val="26"/>
+              <w:rPr>
+                <w:rFonts w:ascii="Times New Roman" w:hAnsi="Times New Roman" w:cs="Times New Roman"/>
+                <w:sz w:val="26"/>
+                <w:szCs w:val="26"/>
+              </w:rPr>
+            </w:pPr>
+            <w:r>
+              <w:rPr>
+                <w:rFonts w:ascii="Times New Roman" w:hAnsi="Times New Roman" w:cs="Times New Roman"/>
+                <w:sz w:val="26"/>
+                <w:szCs w:val="26"/>
               </w:rPr>
               <w:t>1</w:t>
             </w:r>
@@ -1762,10 +2188,17 @@
           <w:p>
             <w:pPr>
               <w:jc w:val="center"/>
-            </w:pPr>
-            <w:r>
-              <w:rPr>
-                <w:sz w:val="26"/>
+              <w:rPr>
+                <w:rFonts w:ascii="Times New Roman" w:hAnsi="Times New Roman" w:cs="Times New Roman"/>
+                <w:sz w:val="26"/>
+                <w:szCs w:val="26"/>
+              </w:rPr>
+            </w:pPr>
+            <w:r>
+              <w:rPr>
+                <w:rFonts w:ascii="Times New Roman" w:hAnsi="Times New Roman" w:cs="Times New Roman"/>
+                <w:sz w:val="26"/>
+                <w:szCs w:val="26"/>
               </w:rPr>
               <w:t>Robotics</w:t>
             </w:r>
@@ -1778,10 +2211,17 @@
           <w:p>
             <w:pPr>
               <w:jc w:val="center"/>
-            </w:pPr>
-            <w:r>
-              <w:rPr>
-                <w:sz w:val="26"/>
+              <w:rPr>
+                <w:rFonts w:ascii="Times New Roman" w:hAnsi="Times New Roman" w:cs="Times New Roman"/>
+                <w:sz w:val="26"/>
+                <w:szCs w:val="26"/>
+              </w:rPr>
+            </w:pPr>
+            <w:r>
+              <w:rPr>
+                <w:rFonts w:ascii="Times New Roman" w:hAnsi="Times New Roman" w:cs="Times New Roman"/>
+                <w:sz w:val="26"/>
+                <w:szCs w:val="26"/>
               </w:rPr>
               <w:t>2C1</w:t>
             </w:r>
@@ -1789,12 +2229,21 @@
         </w:tc>
         <w:tc>
           <w:tcPr>
-            <w:tcW w:w="3838" w:type="dxa"/>
-          </w:tcPr>
-          <w:p>
-            <w:r>
-              <w:rPr>
-                <w:sz w:val="26"/>
+            <w:tcW w:w="3676" w:type="dxa"/>
+          </w:tcPr>
+          <w:p>
+            <w:pPr>
+              <w:rPr>
+                <w:rFonts w:ascii="Times New Roman" w:hAnsi="Times New Roman" w:cs="Times New Roman"/>
+                <w:sz w:val="26"/>
+                <w:szCs w:val="26"/>
+              </w:rPr>
+            </w:pPr>
+            <w:r>
+              <w:rPr>
+                <w:rFonts w:ascii="Times New Roman" w:hAnsi="Times New Roman" w:cs="Times New Roman"/>
+                <w:sz w:val="26"/>
+                <w:szCs w:val="26"/>
               </w:rPr>
               <w:t>Tiết 0: Định hướng môn học</w:t>
             </w:r>
@@ -1802,12 +2251,21 @@
         </w:tc>
         <w:tc>
           <w:tcPr>
-            <w:tcW w:w="1096" w:type="dxa"/>
-          </w:tcPr>
-          <w:p>
-            <w:r>
-              <w:rPr>
-                <w:sz w:val="26"/>
+            <w:tcW w:w="1258" w:type="dxa"/>
+          </w:tcPr>
+          <w:p>
+            <w:pPr>
+              <w:rPr>
+                <w:rFonts w:ascii="Times New Roman" w:hAnsi="Times New Roman" w:cs="Times New Roman"/>
+                <w:sz w:val="26"/>
+                <w:szCs w:val="26"/>
+              </w:rPr>
+            </w:pPr>
+            <w:r>
+              <w:rPr>
+                <w:rFonts w:ascii="Times New Roman" w:hAnsi="Times New Roman" w:cs="Times New Roman"/>
+                <w:sz w:val="26"/>
+                <w:szCs w:val="26"/>
               </w:rPr>
               <w:t>Bộ Kit Robotics</w:t>
             </w:r>
@@ -1823,10 +2281,17 @@
           <w:p>
             <w:pPr>
               <w:jc w:val="center"/>
-            </w:pPr>
-            <w:r>
-              <w:rPr>
-                <w:sz w:val="26"/>
+              <w:rPr>
+                <w:rFonts w:ascii="Times New Roman" w:hAnsi="Times New Roman" w:cs="Times New Roman"/>
+                <w:sz w:val="26"/>
+                <w:szCs w:val="26"/>
+              </w:rPr>
+            </w:pPr>
+            <w:r>
+              <w:rPr>
+                <w:rFonts w:ascii="Times New Roman" w:hAnsi="Times New Roman" w:cs="Times New Roman"/>
+                <w:sz w:val="26"/>
+                <w:szCs w:val="26"/>
               </w:rPr>
               <w:t>Sáu (07/08)</w:t>
             </w:r>
@@ -1834,6 +2299,11 @@
           <w:p>
             <w:pPr>
               <w:jc w:val="center"/>
+              <w:rPr>
+                <w:rFonts w:ascii="Times New Roman" w:hAnsi="Times New Roman" w:cs="Times New Roman"/>
+                <w:sz w:val="26"/>
+                <w:szCs w:val="26"/>
+              </w:rPr>
             </w:pPr>
           </w:p>
         </w:tc>
@@ -1844,10 +2314,17 @@
           <w:p>
             <w:pPr>
               <w:jc w:val="center"/>
-            </w:pPr>
-            <w:r>
-              <w:rPr>
-                <w:sz w:val="26"/>
+              <w:rPr>
+                <w:rFonts w:ascii="Times New Roman" w:hAnsi="Times New Roman" w:cs="Times New Roman"/>
+                <w:sz w:val="26"/>
+                <w:szCs w:val="26"/>
+              </w:rPr>
+            </w:pPr>
+            <w:r>
+              <w:rPr>
+                <w:rFonts w:ascii="Times New Roman" w:hAnsi="Times New Roman" w:cs="Times New Roman"/>
+                <w:sz w:val="26"/>
+                <w:szCs w:val="26"/>
               </w:rPr>
               <w:t>2</w:t>
             </w:r>
@@ -1860,10 +2337,17 @@
           <w:p>
             <w:pPr>
               <w:jc w:val="center"/>
-            </w:pPr>
-            <w:r>
-              <w:rPr>
-                <w:sz w:val="26"/>
+              <w:rPr>
+                <w:rFonts w:ascii="Times New Roman" w:hAnsi="Times New Roman" w:cs="Times New Roman"/>
+                <w:sz w:val="26"/>
+                <w:szCs w:val="26"/>
+              </w:rPr>
+            </w:pPr>
+            <w:r>
+              <w:rPr>
+                <w:rFonts w:ascii="Times New Roman" w:hAnsi="Times New Roman" w:cs="Times New Roman"/>
+                <w:sz w:val="26"/>
+                <w:szCs w:val="26"/>
               </w:rPr>
               <w:t>1</w:t>
             </w:r>
@@ -1876,10 +2360,17 @@
           <w:p>
             <w:pPr>
               <w:jc w:val="center"/>
-            </w:pPr>
-            <w:r>
-              <w:rPr>
-                <w:sz w:val="26"/>
+              <w:rPr>
+                <w:rFonts w:ascii="Times New Roman" w:hAnsi="Times New Roman" w:cs="Times New Roman"/>
+                <w:sz w:val="26"/>
+                <w:szCs w:val="26"/>
+              </w:rPr>
+            </w:pPr>
+            <w:r>
+              <w:rPr>
+                <w:rFonts w:ascii="Times New Roman" w:hAnsi="Times New Roman" w:cs="Times New Roman"/>
+                <w:sz w:val="26"/>
+                <w:szCs w:val="26"/>
               </w:rPr>
               <w:t>Robotics</w:t>
             </w:r>
@@ -1892,10 +2383,17 @@
           <w:p>
             <w:pPr>
               <w:jc w:val="center"/>
-            </w:pPr>
-            <w:r>
-              <w:rPr>
-                <w:sz w:val="26"/>
+              <w:rPr>
+                <w:rFonts w:ascii="Times New Roman" w:hAnsi="Times New Roman" w:cs="Times New Roman"/>
+                <w:sz w:val="26"/>
+                <w:szCs w:val="26"/>
+              </w:rPr>
+            </w:pPr>
+            <w:r>
+              <w:rPr>
+                <w:rFonts w:ascii="Times New Roman" w:hAnsi="Times New Roman" w:cs="Times New Roman"/>
+                <w:sz w:val="26"/>
+                <w:szCs w:val="26"/>
               </w:rPr>
               <w:t>3C1</w:t>
             </w:r>
@@ -1903,12 +2401,21 @@
         </w:tc>
         <w:tc>
           <w:tcPr>
-            <w:tcW w:w="3838" w:type="dxa"/>
-          </w:tcPr>
-          <w:p>
-            <w:r>
-              <w:rPr>
-                <w:sz w:val="26"/>
+            <w:tcW w:w="3676" w:type="dxa"/>
+          </w:tcPr>
+          <w:p>
+            <w:pPr>
+              <w:rPr>
+                <w:rFonts w:ascii="Times New Roman" w:hAnsi="Times New Roman" w:cs="Times New Roman"/>
+                <w:sz w:val="26"/>
+                <w:szCs w:val="26"/>
+              </w:rPr>
+            </w:pPr>
+            <w:r>
+              <w:rPr>
+                <w:rFonts w:ascii="Times New Roman" w:hAnsi="Times New Roman" w:cs="Times New Roman"/>
+                <w:sz w:val="26"/>
+                <w:szCs w:val="26"/>
               </w:rPr>
               <w:t>Tiết 0: Định hướng môn học</w:t>
             </w:r>
@@ -1916,12 +2423,21 @@
         </w:tc>
         <w:tc>
           <w:tcPr>
-            <w:tcW w:w="1096" w:type="dxa"/>
-          </w:tcPr>
-          <w:p>
-            <w:r>
-              <w:rPr>
-                <w:sz w:val="26"/>
+            <w:tcW w:w="1258" w:type="dxa"/>
+          </w:tcPr>
+          <w:p>
+            <w:pPr>
+              <w:rPr>
+                <w:rFonts w:ascii="Times New Roman" w:hAnsi="Times New Roman" w:cs="Times New Roman"/>
+                <w:sz w:val="26"/>
+                <w:szCs w:val="26"/>
+              </w:rPr>
+            </w:pPr>
+            <w:r>
+              <w:rPr>
+                <w:rFonts w:ascii="Times New Roman" w:hAnsi="Times New Roman" w:cs="Times New Roman"/>
+                <w:sz w:val="26"/>
+                <w:szCs w:val="26"/>
               </w:rPr>
               <w:t>Bộ Kit Robotics</w:t>
             </w:r>
@@ -1934,7 +2450,15 @@
             <w:tcW w:w="1237" w:type="dxa"/>
             <w:vMerge/>
           </w:tcPr>
-          <w:p/>
+          <w:p>
+            <w:pPr>
+              <w:rPr>
+                <w:rFonts w:ascii="Times New Roman" w:hAnsi="Times New Roman" w:cs="Times New Roman"/>
+                <w:sz w:val="26"/>
+                <w:szCs w:val="26"/>
+              </w:rPr>
+            </w:pPr>
+          </w:p>
         </w:tc>
         <w:tc>
           <w:tcPr>
@@ -1943,10 +2467,17 @@
           <w:p>
             <w:pPr>
               <w:jc w:val="center"/>
-            </w:pPr>
-            <w:r>
-              <w:rPr>
-                <w:sz w:val="26"/>
+              <w:rPr>
+                <w:rFonts w:ascii="Times New Roman" w:hAnsi="Times New Roman" w:cs="Times New Roman"/>
+                <w:sz w:val="26"/>
+                <w:szCs w:val="26"/>
+              </w:rPr>
+            </w:pPr>
+            <w:r>
+              <w:rPr>
+                <w:rFonts w:ascii="Times New Roman" w:hAnsi="Times New Roman" w:cs="Times New Roman"/>
+                <w:sz w:val="26"/>
+                <w:szCs w:val="26"/>
               </w:rPr>
               <w:t>3</w:t>
             </w:r>
@@ -1959,10 +2490,17 @@
           <w:p>
             <w:pPr>
               <w:jc w:val="center"/>
-            </w:pPr>
-            <w:r>
-              <w:rPr>
-                <w:sz w:val="26"/>
+              <w:rPr>
+                <w:rFonts w:ascii="Times New Roman" w:hAnsi="Times New Roman" w:cs="Times New Roman"/>
+                <w:sz w:val="26"/>
+                <w:szCs w:val="26"/>
+              </w:rPr>
+            </w:pPr>
+            <w:r>
+              <w:rPr>
+                <w:rFonts w:ascii="Times New Roman" w:hAnsi="Times New Roman" w:cs="Times New Roman"/>
+                <w:sz w:val="26"/>
+                <w:szCs w:val="26"/>
               </w:rPr>
               <w:t>1</w:t>
             </w:r>
@@ -1975,10 +2513,17 @@
           <w:p>
             <w:pPr>
               <w:jc w:val="center"/>
-            </w:pPr>
-            <w:r>
-              <w:rPr>
-                <w:sz w:val="26"/>
+              <w:rPr>
+                <w:rFonts w:ascii="Times New Roman" w:hAnsi="Times New Roman" w:cs="Times New Roman"/>
+                <w:sz w:val="26"/>
+                <w:szCs w:val="26"/>
+              </w:rPr>
+            </w:pPr>
+            <w:r>
+              <w:rPr>
+                <w:rFonts w:ascii="Times New Roman" w:hAnsi="Times New Roman" w:cs="Times New Roman"/>
+                <w:sz w:val="26"/>
+                <w:szCs w:val="26"/>
               </w:rPr>
               <w:t>Tin học</w:t>
             </w:r>
@@ -1991,10 +2536,17 @@
           <w:p>
             <w:pPr>
               <w:jc w:val="center"/>
-            </w:pPr>
-            <w:r>
-              <w:rPr>
-                <w:sz w:val="26"/>
+              <w:rPr>
+                <w:rFonts w:ascii="Times New Roman" w:hAnsi="Times New Roman" w:cs="Times New Roman"/>
+                <w:sz w:val="26"/>
+                <w:szCs w:val="26"/>
+              </w:rPr>
+            </w:pPr>
+            <w:r>
+              <w:rPr>
+                <w:rFonts w:ascii="Times New Roman" w:hAnsi="Times New Roman" w:cs="Times New Roman"/>
+                <w:sz w:val="26"/>
+                <w:szCs w:val="26"/>
               </w:rPr>
               <w:t>2C1</w:t>
             </w:r>
@@ -2002,12 +2554,21 @@
         </w:tc>
         <w:tc>
           <w:tcPr>
-            <w:tcW w:w="3838" w:type="dxa"/>
-          </w:tcPr>
-          <w:p>
-            <w:r>
-              <w:rPr>
-                <w:sz w:val="26"/>
+            <w:tcW w:w="3676" w:type="dxa"/>
+          </w:tcPr>
+          <w:p>
+            <w:pPr>
+              <w:rPr>
+                <w:rFonts w:ascii="Times New Roman" w:hAnsi="Times New Roman" w:cs="Times New Roman"/>
+                <w:sz w:val="26"/>
+                <w:szCs w:val="26"/>
+              </w:rPr>
+            </w:pPr>
+            <w:r>
+              <w:rPr>
+                <w:rFonts w:ascii="Times New Roman" w:hAnsi="Times New Roman" w:cs="Times New Roman"/>
+                <w:sz w:val="26"/>
+                <w:szCs w:val="26"/>
               </w:rPr>
               <w:t>Tiết 0: Định hướng môn học</w:t>
             </w:r>
@@ -2015,12 +2576,21 @@
         </w:tc>
         <w:tc>
           <w:tcPr>
-            <w:tcW w:w="1096" w:type="dxa"/>
-          </w:tcPr>
-          <w:p>
-            <w:r>
-              <w:rPr>
-                <w:sz w:val="26"/>
+            <w:tcW w:w="1258" w:type="dxa"/>
+          </w:tcPr>
+          <w:p>
+            <w:pPr>
+              <w:rPr>
+                <w:rFonts w:ascii="Times New Roman" w:hAnsi="Times New Roman" w:cs="Times New Roman"/>
+                <w:sz w:val="26"/>
+                <w:szCs w:val="26"/>
+              </w:rPr>
+            </w:pPr>
+            <w:r>
+              <w:rPr>
+                <w:rFonts w:ascii="Times New Roman" w:hAnsi="Times New Roman" w:cs="Times New Roman"/>
+                <w:sz w:val="26"/>
+                <w:szCs w:val="26"/>
               </w:rPr>
               <w:t>Phòng Tin học</w:t>
             </w:r>
@@ -2033,7 +2603,15 @@
             <w:tcW w:w="1237" w:type="dxa"/>
             <w:vMerge/>
           </w:tcPr>
-          <w:p/>
+          <w:p>
+            <w:pPr>
+              <w:rPr>
+                <w:rFonts w:ascii="Times New Roman" w:hAnsi="Times New Roman" w:cs="Times New Roman"/>
+                <w:sz w:val="26"/>
+                <w:szCs w:val="26"/>
+              </w:rPr>
+            </w:pPr>
+          </w:p>
         </w:tc>
         <w:tc>
           <w:tcPr>
@@ -2042,10 +2620,17 @@
           <w:p>
             <w:pPr>
               <w:jc w:val="center"/>
-            </w:pPr>
-            <w:r>
-              <w:rPr>
-                <w:sz w:val="26"/>
+              <w:rPr>
+                <w:rFonts w:ascii="Times New Roman" w:hAnsi="Times New Roman" w:cs="Times New Roman"/>
+                <w:sz w:val="26"/>
+                <w:szCs w:val="26"/>
+              </w:rPr>
+            </w:pPr>
+            <w:r>
+              <w:rPr>
+                <w:rFonts w:ascii="Times New Roman" w:hAnsi="Times New Roman" w:cs="Times New Roman"/>
+                <w:sz w:val="26"/>
+                <w:szCs w:val="26"/>
               </w:rPr>
               <w:t>4</w:t>
             </w:r>
@@ -2058,10 +2643,17 @@
           <w:p>
             <w:pPr>
               <w:jc w:val="center"/>
-            </w:pPr>
-            <w:r>
-              <w:rPr>
-                <w:sz w:val="26"/>
+              <w:rPr>
+                <w:rFonts w:ascii="Times New Roman" w:hAnsi="Times New Roman" w:cs="Times New Roman"/>
+                <w:sz w:val="26"/>
+                <w:szCs w:val="26"/>
+              </w:rPr>
+            </w:pPr>
+            <w:r>
+              <w:rPr>
+                <w:rFonts w:ascii="Times New Roman" w:hAnsi="Times New Roman" w:cs="Times New Roman"/>
+                <w:sz w:val="26"/>
+                <w:szCs w:val="26"/>
               </w:rPr>
               <w:t>1</w:t>
             </w:r>
@@ -2074,10 +2666,17 @@
           <w:p>
             <w:pPr>
               <w:jc w:val="center"/>
-            </w:pPr>
-            <w:r>
-              <w:rPr>
-                <w:sz w:val="26"/>
+              <w:rPr>
+                <w:rFonts w:ascii="Times New Roman" w:hAnsi="Times New Roman" w:cs="Times New Roman"/>
+                <w:sz w:val="26"/>
+                <w:szCs w:val="26"/>
+              </w:rPr>
+            </w:pPr>
+            <w:r>
+              <w:rPr>
+                <w:rFonts w:ascii="Times New Roman" w:hAnsi="Times New Roman" w:cs="Times New Roman"/>
+                <w:sz w:val="26"/>
+                <w:szCs w:val="26"/>
               </w:rPr>
               <w:t>Tin học</w:t>
             </w:r>
@@ -2090,10 +2689,17 @@
           <w:p>
             <w:pPr>
               <w:jc w:val="center"/>
-            </w:pPr>
-            <w:r>
-              <w:rPr>
-                <w:sz w:val="26"/>
+              <w:rPr>
+                <w:rFonts w:ascii="Times New Roman" w:hAnsi="Times New Roman" w:cs="Times New Roman"/>
+                <w:sz w:val="26"/>
+                <w:szCs w:val="26"/>
+              </w:rPr>
+            </w:pPr>
+            <w:r>
+              <w:rPr>
+                <w:rFonts w:ascii="Times New Roman" w:hAnsi="Times New Roman" w:cs="Times New Roman"/>
+                <w:sz w:val="26"/>
+                <w:szCs w:val="26"/>
               </w:rPr>
               <w:t>6A1</w:t>
             </w:r>
@@ -2101,12 +2707,21 @@
         </w:tc>
         <w:tc>
           <w:tcPr>
-            <w:tcW w:w="3838" w:type="dxa"/>
-          </w:tcPr>
-          <w:p>
-            <w:r>
-              <w:rPr>
-                <w:sz w:val="26"/>
+            <w:tcW w:w="3676" w:type="dxa"/>
+          </w:tcPr>
+          <w:p>
+            <w:pPr>
+              <w:rPr>
+                <w:rFonts w:ascii="Times New Roman" w:hAnsi="Times New Roman" w:cs="Times New Roman"/>
+                <w:sz w:val="26"/>
+                <w:szCs w:val="26"/>
+              </w:rPr>
+            </w:pPr>
+            <w:r>
+              <w:rPr>
+                <w:rFonts w:ascii="Times New Roman" w:hAnsi="Times New Roman" w:cs="Times New Roman"/>
+                <w:sz w:val="26"/>
+                <w:szCs w:val="26"/>
               </w:rPr>
               <w:t>Tiết 0: Định hướng môn học</w:t>
             </w:r>
@@ -2114,12 +2729,21 @@
         </w:tc>
         <w:tc>
           <w:tcPr>
-            <w:tcW w:w="1096" w:type="dxa"/>
-          </w:tcPr>
-          <w:p>
-            <w:r>
-              <w:rPr>
-                <w:sz w:val="26"/>
+            <w:tcW w:w="1258" w:type="dxa"/>
+          </w:tcPr>
+          <w:p>
+            <w:pPr>
+              <w:rPr>
+                <w:rFonts w:ascii="Times New Roman" w:hAnsi="Times New Roman" w:cs="Times New Roman"/>
+                <w:sz w:val="26"/>
+                <w:szCs w:val="26"/>
+              </w:rPr>
+            </w:pPr>
+            <w:r>
+              <w:rPr>
+                <w:rFonts w:ascii="Times New Roman" w:hAnsi="Times New Roman" w:cs="Times New Roman"/>
+                <w:sz w:val="26"/>
+                <w:szCs w:val="26"/>
               </w:rPr>
               <w:t>Phòng Tin học</w:t>
             </w:r>
@@ -2132,7 +2756,15 @@
             <w:tcW w:w="1237" w:type="dxa"/>
             <w:vMerge/>
           </w:tcPr>
-          <w:p/>
+          <w:p>
+            <w:pPr>
+              <w:rPr>
+                <w:rFonts w:ascii="Times New Roman" w:hAnsi="Times New Roman" w:cs="Times New Roman"/>
+                <w:sz w:val="26"/>
+                <w:szCs w:val="26"/>
+              </w:rPr>
+            </w:pPr>
+          </w:p>
         </w:tc>
         <w:tc>
           <w:tcPr>
@@ -2141,10 +2773,17 @@
           <w:p>
             <w:pPr>
               <w:jc w:val="center"/>
-            </w:pPr>
-            <w:r>
-              <w:rPr>
-                <w:sz w:val="26"/>
+              <w:rPr>
+                <w:rFonts w:ascii="Times New Roman" w:hAnsi="Times New Roman" w:cs="Times New Roman"/>
+                <w:sz w:val="26"/>
+                <w:szCs w:val="26"/>
+              </w:rPr>
+            </w:pPr>
+            <w:r>
+              <w:rPr>
+                <w:rFonts w:ascii="Times New Roman" w:hAnsi="Times New Roman" w:cs="Times New Roman"/>
+                <w:sz w:val="26"/>
+                <w:szCs w:val="26"/>
               </w:rPr>
               <w:t>5</w:t>
             </w:r>
@@ -2157,10 +2796,17 @@
           <w:p>
             <w:pPr>
               <w:jc w:val="center"/>
-            </w:pPr>
-            <w:r>
-              <w:rPr>
-                <w:sz w:val="26"/>
+              <w:rPr>
+                <w:rFonts w:ascii="Times New Roman" w:hAnsi="Times New Roman" w:cs="Times New Roman"/>
+                <w:sz w:val="26"/>
+                <w:szCs w:val="26"/>
+              </w:rPr>
+            </w:pPr>
+            <w:r>
+              <w:rPr>
+                <w:rFonts w:ascii="Times New Roman" w:hAnsi="Times New Roman" w:cs="Times New Roman"/>
+                <w:sz w:val="26"/>
+                <w:szCs w:val="26"/>
               </w:rPr>
               <w:t>1</w:t>
             </w:r>
@@ -2173,10 +2819,17 @@
           <w:p>
             <w:pPr>
               <w:jc w:val="center"/>
-            </w:pPr>
-            <w:r>
-              <w:rPr>
-                <w:sz w:val="26"/>
+              <w:rPr>
+                <w:rFonts w:ascii="Times New Roman" w:hAnsi="Times New Roman" w:cs="Times New Roman"/>
+                <w:sz w:val="26"/>
+                <w:szCs w:val="26"/>
+              </w:rPr>
+            </w:pPr>
+            <w:r>
+              <w:rPr>
+                <w:rFonts w:ascii="Times New Roman" w:hAnsi="Times New Roman" w:cs="Times New Roman"/>
+                <w:sz w:val="26"/>
+                <w:szCs w:val="26"/>
               </w:rPr>
               <w:t>Robotics</w:t>
             </w:r>
@@ -2189,10 +2842,17 @@
           <w:p>
             <w:pPr>
               <w:jc w:val="center"/>
-            </w:pPr>
-            <w:r>
-              <w:rPr>
-                <w:sz w:val="26"/>
+              <w:rPr>
+                <w:rFonts w:ascii="Times New Roman" w:hAnsi="Times New Roman" w:cs="Times New Roman"/>
+                <w:sz w:val="26"/>
+                <w:szCs w:val="26"/>
+              </w:rPr>
+            </w:pPr>
+            <w:r>
+              <w:rPr>
+                <w:rFonts w:ascii="Times New Roman" w:hAnsi="Times New Roman" w:cs="Times New Roman"/>
+                <w:sz w:val="26"/>
+                <w:szCs w:val="26"/>
               </w:rPr>
               <w:t>6A1</w:t>
             </w:r>
@@ -2200,12 +2860,21 @@
         </w:tc>
         <w:tc>
           <w:tcPr>
-            <w:tcW w:w="3838" w:type="dxa"/>
-          </w:tcPr>
-          <w:p>
-            <w:r>
-              <w:rPr>
-                <w:sz w:val="26"/>
+            <w:tcW w:w="3676" w:type="dxa"/>
+          </w:tcPr>
+          <w:p>
+            <w:pPr>
+              <w:rPr>
+                <w:rFonts w:ascii="Times New Roman" w:hAnsi="Times New Roman" w:cs="Times New Roman"/>
+                <w:sz w:val="26"/>
+                <w:szCs w:val="26"/>
+              </w:rPr>
+            </w:pPr>
+            <w:r>
+              <w:rPr>
+                <w:rFonts w:ascii="Times New Roman" w:hAnsi="Times New Roman" w:cs="Times New Roman"/>
+                <w:sz w:val="26"/>
+                <w:szCs w:val="26"/>
               </w:rPr>
               <w:t>Tiết 0: Định hướng môn học</w:t>
             </w:r>
@@ -2213,12 +2882,21 @@
         </w:tc>
         <w:tc>
           <w:tcPr>
-            <w:tcW w:w="1096" w:type="dxa"/>
-          </w:tcPr>
-          <w:p>
-            <w:r>
-              <w:rPr>
-                <w:sz w:val="26"/>
+            <w:tcW w:w="1258" w:type="dxa"/>
+          </w:tcPr>
+          <w:p>
+            <w:pPr>
+              <w:rPr>
+                <w:rFonts w:ascii="Times New Roman" w:hAnsi="Times New Roman" w:cs="Times New Roman"/>
+                <w:sz w:val="26"/>
+                <w:szCs w:val="26"/>
+              </w:rPr>
+            </w:pPr>
+            <w:r>
+              <w:rPr>
+                <w:rFonts w:ascii="Times New Roman" w:hAnsi="Times New Roman" w:cs="Times New Roman"/>
+                <w:sz w:val="26"/>
+                <w:szCs w:val="26"/>
               </w:rPr>
               <w:t>Bộ Kit Robotics</w:t>
             </w:r>
@@ -2241,26 +2919,17 @@
         <w:t xml:space="preserve"> </w:t>
       </w:r>
     </w:p>
-    <w:p>
-      <w:pPr>
-        <w:spacing w:after="0" w:line="240" w:lineRule="auto"/>
-        <w:jc w:val="center"/>
-        <w:rPr>
-          <w:i/>
-        </w:rPr>
-      </w:pPr>
-    </w:p>
     <w:tbl>
       <w:tblPr>
         <w:tblStyle w:val="TableGrid"/>
         <w:tblW w:w="0" w:type="auto"/>
         <w:tblBorders>
-          <w:top w:val="single" w:sz="4" w:space="0" w:color="000000"/>
-          <w:left w:val="single" w:sz="4" w:space="0" w:color="000000"/>
-          <w:bottom w:val="single" w:sz="4" w:space="0" w:color="000000"/>
-          <w:right w:val="single" w:sz="4" w:space="0" w:color="000000"/>
-          <w:insideH w:val="single" w:sz="4" w:space="0" w:color="000000"/>
-          <w:insideV w:val="single" w:sz="4" w:space="0" w:color="000000"/>
+          <w:top w:val="none" w:sz="0" w:space="0" w:color="auto"/>
+          <w:left w:val="none" w:sz="0" w:space="0" w:color="auto"/>
+          <w:bottom w:val="none" w:sz="0" w:space="0" w:color="auto"/>
+          <w:right w:val="none" w:sz="0" w:space="0" w:color="auto"/>
+          <w:insideH w:val="none" w:sz="0" w:space="0" w:color="auto"/>
+          <w:insideV w:val="none" w:sz="0" w:space="0" w:color="auto"/>
         </w:tblBorders>
         <w:tblLook w:val="04A0" w:firstRow="1" w:lastRow="0" w:firstColumn="1" w:lastColumn="0" w:noHBand="0" w:noVBand="1"/>
       </w:tblPr>
@@ -2271,20 +2940,20 @@
       <w:tr>
         <w:tc>
           <w:tcPr>
-            <w:tcW w:w="6091" w:type="dxa"/>
-          </w:tcPr>
-          <w:p>
-            <w:pPr>
-              <w:rPr>
-                <w:rFonts w:cs="Times New Roman"/>
-                <w:color w:val="000000"/>
-                <w:sz w:val="26"/>
-                <w:szCs w:val="26"/>
-              </w:rPr>
-            </w:pPr>
-            <w:r>
-              <w:rPr>
-                <w:rFonts w:cs="Times New Roman"/>
+            <w:tcW w:w="6716" w:type="dxa"/>
+          </w:tcPr>
+          <w:p>
+            <w:pPr>
+              <w:rPr>
+                <w:rFonts w:ascii="Times New Roman" w:hAnsi="Times New Roman" w:cs="Times New Roman"/>
+                <w:color w:val="000000"/>
+                <w:sz w:val="26"/>
+                <w:szCs w:val="26"/>
+              </w:rPr>
+            </w:pPr>
+            <w:r>
+              <w:rPr>
+                <w:rFonts w:ascii="Times New Roman" w:hAnsi="Times New Roman" w:cs="Times New Roman"/>
                 <w:color w:val="000000"/>
                 <w:sz w:val="26"/>
                 <w:szCs w:val="26"/>
@@ -2295,15 +2964,15 @@
           <w:p>
             <w:pPr>
               <w:rPr>
-                <w:rFonts w:cs="Times New Roman"/>
-                <w:color w:val="000000"/>
-                <w:sz w:val="26"/>
-                <w:szCs w:val="26"/>
-              </w:rPr>
-            </w:pPr>
-            <w:r>
-              <w:rPr>
-                <w:rFonts w:cs="Times New Roman"/>
+                <w:rFonts w:ascii="Times New Roman" w:hAnsi="Times New Roman" w:cs="Times New Roman"/>
+                <w:color w:val="000000"/>
+                <w:sz w:val="26"/>
+                <w:szCs w:val="26"/>
+              </w:rPr>
+            </w:pPr>
+            <w:r>
+              <w:rPr>
+                <w:rFonts w:ascii="Times New Roman" w:hAnsi="Times New Roman" w:cs="Times New Roman"/>
                 <w:color w:val="000000"/>
                 <w:sz w:val="26"/>
                 <w:szCs w:val="26"/>
@@ -2314,15 +2983,15 @@
           <w:p>
             <w:pPr>
               <w:rPr>
-                <w:rFonts w:cs="Times New Roman"/>
-                <w:color w:val="000000"/>
-                <w:sz w:val="26"/>
-                <w:szCs w:val="26"/>
-              </w:rPr>
-            </w:pPr>
-            <w:r>
-              <w:rPr>
-                <w:rFonts w:cs="Times New Roman"/>
+                <w:rFonts w:ascii="Times New Roman" w:hAnsi="Times New Roman" w:cs="Times New Roman"/>
+                <w:color w:val="000000"/>
+                <w:sz w:val="26"/>
+                <w:szCs w:val="26"/>
+              </w:rPr>
+            </w:pPr>
+            <w:r>
+              <w:rPr>
+                <w:rFonts w:ascii="Times New Roman" w:hAnsi="Times New Roman" w:cs="Times New Roman"/>
                 <w:color w:val="000000"/>
                 <w:sz w:val="26"/>
                 <w:szCs w:val="26"/>
@@ -2333,15 +3002,15 @@
           <w:p>
             <w:pPr>
               <w:rPr>
-                <w:rFonts w:cs="Times New Roman"/>
-                <w:color w:val="000000"/>
-                <w:sz w:val="26"/>
-                <w:szCs w:val="26"/>
-              </w:rPr>
-            </w:pPr>
-            <w:r>
-              <w:rPr>
-                <w:rFonts w:cs="Times New Roman"/>
+                <w:rFonts w:ascii="Times New Roman" w:hAnsi="Times New Roman" w:cs="Times New Roman"/>
+                <w:color w:val="000000"/>
+                <w:sz w:val="26"/>
+                <w:szCs w:val="26"/>
+              </w:rPr>
+            </w:pPr>
+            <w:r>
+              <w:rPr>
+                <w:rFonts w:ascii="Times New Roman" w:hAnsi="Times New Roman" w:cs="Times New Roman"/>
                 <w:color w:val="000000"/>
                 <w:sz w:val="26"/>
                 <w:szCs w:val="26"/>
@@ -2352,15 +3021,15 @@
           <w:p>
             <w:pPr>
               <w:rPr>
-                <w:rFonts w:cs="Times New Roman"/>
-                <w:color w:val="000000"/>
-                <w:sz w:val="26"/>
-                <w:szCs w:val="26"/>
-              </w:rPr>
-            </w:pPr>
-            <w:r>
-              <w:rPr>
-                <w:rFonts w:cs="Times New Roman"/>
+                <w:rFonts w:ascii="Times New Roman" w:hAnsi="Times New Roman" w:cs="Times New Roman"/>
+                <w:color w:val="000000"/>
+                <w:sz w:val="26"/>
+                <w:szCs w:val="26"/>
+              </w:rPr>
+            </w:pPr>
+            <w:r>
+              <w:rPr>
+                <w:rFonts w:ascii="Times New Roman" w:hAnsi="Times New Roman" w:cs="Times New Roman"/>
                 <w:color w:val="000000"/>
                 <w:sz w:val="26"/>
                 <w:szCs w:val="26"/>
@@ -2368,83 +3037,16 @@
               <w:t>…………………………………………………………………</w:t>
             </w:r>
           </w:p>
-          <w:p>
-            <w:pPr>
-              <w:rPr>
-                <w:rFonts w:cs="Times New Roman"/>
-                <w:color w:val="000000"/>
-                <w:sz w:val="26"/>
-                <w:szCs w:val="26"/>
-              </w:rPr>
-            </w:pPr>
-            <w:r>
-              <w:rPr>
-                <w:rFonts w:cs="Times New Roman"/>
-                <w:color w:val="000000"/>
-                <w:sz w:val="26"/>
-                <w:szCs w:val="26"/>
-              </w:rPr>
-              <w:t>…………………………………………………………………</w:t>
-            </w:r>
-          </w:p>
-          <w:p>
-            <w:pPr>
-              <w:rPr>
-                <w:rFonts w:cs="Times New Roman"/>
-                <w:color w:val="000000"/>
-                <w:sz w:val="26"/>
-                <w:szCs w:val="26"/>
-              </w:rPr>
-            </w:pPr>
-            <w:r>
-              <w:rPr>
-                <w:rFonts w:cs="Times New Roman"/>
-                <w:color w:val="000000"/>
-                <w:sz w:val="26"/>
-                <w:szCs w:val="26"/>
-              </w:rPr>
-              <w:t>…………………………………………………………………</w:t>
-            </w:r>
-          </w:p>
-          <w:p>
-            <w:pPr>
-              <w:rPr>
-                <w:rFonts w:cs="Times New Roman"/>
-                <w:color w:val="000000"/>
-                <w:sz w:val="26"/>
-                <w:szCs w:val="26"/>
-              </w:rPr>
-            </w:pPr>
-            <w:r>
-              <w:rPr>
-                <w:rFonts w:cs="Times New Roman"/>
-                <w:color w:val="000000"/>
-                <w:sz w:val="26"/>
-                <w:szCs w:val="26"/>
-              </w:rPr>
-              <w:t>…………………………………………………………………</w:t>
-            </w:r>
-          </w:p>
-          <w:p>
-            <w:pPr>
-              <w:rPr>
-                <w:rFonts w:cs="Times New Roman"/>
-                <w:color w:val="000000"/>
-                <w:sz w:val="26"/>
-                <w:szCs w:val="26"/>
-              </w:rPr>
-            </w:pPr>
-          </w:p>
-        </w:tc>
-        <w:tc>
-          <w:tcPr>
-            <w:tcW w:w="3909" w:type="dxa"/>
-          </w:tcPr>
-          <w:p>
-            <w:pPr>
-              <w:jc w:val="center"/>
-              <w:rPr>
-                <w:rFonts w:cs="Times New Roman"/>
+        </w:tc>
+        <w:tc>
+          <w:tcPr>
+            <w:tcW w:w="3284" w:type="dxa"/>
+          </w:tcPr>
+          <w:p>
+            <w:pPr>
+              <w:jc w:val="center"/>
+              <w:rPr>
+                <w:rFonts w:ascii="Times New Roman" w:hAnsi="Times New Roman" w:cs="Times New Roman"/>
                 <w:i/>
                 <w:iCs/>
                 <w:color w:val="000000"/>
@@ -2454,89 +3056,238 @@
             </w:pPr>
             <w:r>
               <w:rPr>
-                <w:rFonts w:cs="Times New Roman"/>
+                <w:rFonts w:ascii="Times New Roman" w:hAnsi="Times New Roman" w:cs="Times New Roman"/>
                 <w:i/>
                 <w:iCs/>
                 <w:color w:val="000000"/>
                 <w:sz w:val="26"/>
                 <w:szCs w:val="26"/>
               </w:rPr>
-              <w:t>Ngày   tháng  năm 202</w:t>
-            </w:r>
-          </w:p>
-          <w:p>
-            <w:pPr>
-              <w:jc w:val="center"/>
-              <w:rPr>
-                <w:rFonts w:cs="Times New Roman"/>
-                <w:color w:val="000000"/>
-                <w:sz w:val="26"/>
-                <w:szCs w:val="26"/>
-              </w:rPr>
-            </w:pPr>
-            <w:r>
-              <w:rPr>
-                <w:rFonts w:cs="Times New Roman"/>
-                <w:color w:val="000000"/>
-                <w:sz w:val="26"/>
-                <w:szCs w:val="26"/>
-              </w:rPr>
-              <w:t>Ban giám hiệu</w:t>
-            </w:r>
-          </w:p>
-          <w:p>
-            <w:pPr>
-              <w:jc w:val="center"/>
-              <w:rPr>
-                <w:rFonts w:cs="Times New Roman"/>
-                <w:color w:val="000000"/>
-                <w:sz w:val="26"/>
-                <w:szCs w:val="26"/>
-              </w:rPr>
-            </w:pPr>
-            <w:r>
-              <w:rPr>
-                <w:rFonts w:cs="Times New Roman"/>
+              <w:t xml:space="preserve">Ngày </w:t>
+            </w:r>
+            <w:r>
+              <w:rPr>
+                <w:rFonts w:ascii="Times New Roman" w:hAnsi="Times New Roman" w:cs="Times New Roman"/>
+                <w:i/>
+                <w:iCs/>
+                <w:color w:val="000000"/>
+                <w:sz w:val="26"/>
+                <w:szCs w:val="26"/>
+              </w:rPr>
+              <w:t>31</w:t>
+            </w:r>
+            <w:r>
+              <w:rPr>
+                <w:rFonts w:ascii="Times New Roman" w:hAnsi="Times New Roman" w:cs="Times New Roman"/>
+                <w:i/>
+                <w:iCs/>
+                <w:color w:val="000000"/>
+                <w:sz w:val="26"/>
+                <w:szCs w:val="26"/>
+              </w:rPr>
+              <w:t xml:space="preserve"> tháng </w:t>
+            </w:r>
+            <w:r>
+              <w:rPr>
+                <w:rFonts w:ascii="Times New Roman" w:hAnsi="Times New Roman" w:cs="Times New Roman"/>
+                <w:i/>
+                <w:iCs/>
+                <w:color w:val="000000"/>
+                <w:sz w:val="26"/>
+                <w:szCs w:val="26"/>
+              </w:rPr>
+              <w:t>7</w:t>
+            </w:r>
+            <w:r>
+              <w:rPr>
+                <w:rFonts w:ascii="Times New Roman" w:hAnsi="Times New Roman" w:cs="Times New Roman"/>
+                <w:i/>
+                <w:iCs/>
+                <w:color w:val="000000"/>
+                <w:sz w:val="26"/>
+                <w:szCs w:val="26"/>
+              </w:rPr>
+              <w:t xml:space="preserve"> năm 202</w:t>
+            </w:r>
+            <w:r>
+              <w:rPr>
+                <w:rFonts w:ascii="Times New Roman" w:hAnsi="Times New Roman" w:cs="Times New Roman"/>
+                <w:i/>
+                <w:iCs/>
+                <w:color w:val="000000"/>
+                <w:sz w:val="26"/>
+                <w:szCs w:val="26"/>
+              </w:rPr>
+              <w:t>6</w:t>
+            </w:r>
+          </w:p>
+          <w:p>
+            <w:pPr>
+              <w:jc w:val="center"/>
+              <w:rPr>
+                <w:rFonts w:ascii="Times New Roman" w:hAnsi="Times New Roman" w:cs="Times New Roman"/>
+                <w:color w:val="000000"/>
+                <w:sz w:val="26"/>
+                <w:szCs w:val="26"/>
+              </w:rPr>
+            </w:pPr>
+            <w:r>
+              <w:rPr>
+                <w:rFonts w:ascii="Times New Roman" w:hAnsi="Times New Roman" w:cs="Times New Roman"/>
+                <w:color w:val="000000"/>
+                <w:sz w:val="26"/>
+                <w:szCs w:val="26"/>
+              </w:rPr>
+              <w:t>Tổ trưởng</w:t>
+            </w:r>
+          </w:p>
+          <w:p>
+            <w:pPr>
+              <w:jc w:val="center"/>
+              <w:rPr>
+                <w:rFonts w:ascii="Times New Roman" w:hAnsi="Times New Roman" w:cs="Times New Roman"/>
+                <w:color w:val="000000"/>
+                <w:sz w:val="26"/>
+                <w:szCs w:val="26"/>
+              </w:rPr>
+            </w:pPr>
+            <w:r>
+              <w:rPr>
+                <w:rFonts w:ascii="Times New Roman" w:hAnsi="Times New Roman" w:cs="Times New Roman"/>
                 <w:color w:val="000000"/>
                 <w:sz w:val="26"/>
                 <w:szCs w:val="26"/>
               </w:rPr>
               <w:t>(Ký tên, đóng dấu)</w:t>
             </w:r>
+          </w:p>
+        </w:tc>
+      </w:tr>
+      <w:tr>
+        <w:tc>
+          <w:tcPr>
+            <w:tcW w:w="6716" w:type="dxa"/>
+          </w:tcPr>
+          <w:p>
+            <w:pPr>
+              <w:rPr>
+                <w:color w:val="000000"/>
+              </w:rPr>
+            </w:pPr>
+            <w:r>
+              <w:rPr>
+                <w:rFonts w:ascii="Times New Roman" w:hAnsi="Times New Roman" w:cs="Times New Roman"/>
+                <w:color w:val="000000"/>
+                <w:sz w:val="26"/>
+                <w:szCs w:val="26"/>
+              </w:rPr>
+              <w:t>…………………………………………………………………</w:t>
+            </w:r>
+          </w:p>
+          <w:p>
+            <w:pPr>
+              <w:rPr>
+                <w:color w:val="000000"/>
+              </w:rPr>
+            </w:pPr>
+            <w:r>
+              <w:rPr>
+                <w:rFonts w:ascii="Times New Roman" w:hAnsi="Times New Roman" w:cs="Times New Roman"/>
+                <w:color w:val="000000"/>
+                <w:sz w:val="26"/>
+                <w:szCs w:val="26"/>
+              </w:rPr>
+              <w:t>…………………………………………………………………</w:t>
+            </w:r>
+          </w:p>
+          <w:p>
+            <w:pPr>
+              <w:rPr>
+                <w:color w:val="000000"/>
+              </w:rPr>
+            </w:pPr>
+          </w:p>
+          <w:p>
+            <w:pPr>
+              <w:rPr>
+                <w:color w:val="000000"/>
+              </w:rPr>
+            </w:pPr>
+          </w:p>
+          <w:p>
+            <w:pPr>
+              <w:rPr>
+                <w:color w:val="000000"/>
+              </w:rPr>
+            </w:pPr>
+          </w:p>
+          <w:p>
+            <w:pPr>
+              <w:rPr>
+                <w:color w:val="000000"/>
+              </w:rPr>
+            </w:pPr>
+          </w:p>
+          <w:p>
+            <w:pPr>
+              <w:rPr>
+                <w:color w:val="000000"/>
+              </w:rPr>
+            </w:pPr>
+          </w:p>
+          <w:p>
+            <w:pPr>
+              <w:rPr>
+                <w:color w:val="000000"/>
+              </w:rPr>
+            </w:pPr>
+          </w:p>
+          <w:p>
+            <w:pPr>
+              <w:rPr>
+                <w:color w:val="000000"/>
+              </w:rPr>
+            </w:pPr>
+          </w:p>
+          <w:p>
+            <w:pPr>
+              <w:rPr>
+                <w:color w:val="000000"/>
+              </w:rPr>
+            </w:pPr>
+          </w:p>
+          <w:p>
+            <w:pPr>
+              <w:rPr>
+                <w:color w:val="000000"/>
+              </w:rPr>
+            </w:pPr>
+          </w:p>
+          <w:p>
+            <w:pPr>
+              <w:rPr>
+                <w:color w:val="000000"/>
+              </w:rPr>
+            </w:pPr>
+          </w:p>
+        </w:tc>
+        <w:tc>
+          <w:tcPr>
+            <w:tcW w:w="3284" w:type="dxa"/>
+          </w:tcPr>
+          <w:p>
+            <w:pPr>
+              <w:jc w:val="center"/>
+              <w:rPr>
+                <w:i/>
+                <w:iCs/>
+                <w:color w:val="000000"/>
+              </w:rPr>
+            </w:pPr>
           </w:p>
         </w:tc>
       </w:tr>
     </w:tbl>
-    <w:p>
-      <w:pPr>
-        <w:spacing w:after="0" w:line="240" w:lineRule="auto"/>
-        <w:rPr>
-          <w:color w:val="000000"/>
-          <w:sz w:val="32"/>
-          <w:szCs w:val="32"/>
-        </w:rPr>
-      </w:pPr>
-    </w:p>
-    <w:p>
-      <w:pPr>
-        <w:spacing w:after="0" w:line="240" w:lineRule="auto"/>
-        <w:rPr>
-          <w:color w:val="000000"/>
-          <w:sz w:val="32"/>
-          <w:szCs w:val="32"/>
-        </w:rPr>
-      </w:pPr>
-    </w:p>
-    <w:p>
-      <w:pPr>
-        <w:spacing w:after="0" w:line="240" w:lineRule="auto"/>
-        <w:rPr>
-          <w:color w:val="000000"/>
-          <w:sz w:val="32"/>
-          <w:szCs w:val="32"/>
-        </w:rPr>
-      </w:pPr>
-    </w:p>
     <w:p>
       <w:pPr>
         <w:spacing w:after="0" w:line="240" w:lineRule="auto"/>
@@ -2548,7 +3299,8 @@
         <w:rPr>
           <w:i/>
         </w:rPr>
-        <w:t>Buổi………</w:t>
+        <w:lastRenderedPageBreak/>
+        <w:t>Buổi……</w:t>
       </w:r>
       <w:r>
         <w:rPr>
@@ -2560,7 +3312,40 @@
         <w:rPr>
           <w:i/>
         </w:rPr>
-        <w:t xml:space="preserve">………..Tuần……(Từ ngày……đến ngày:……….)                                                                                           </w:t>
+        <w:t>…..Tuần…</w:t>
+      </w:r>
+      <w:r>
+        <w:rPr>
+          <w:iCs/>
+        </w:rPr>
+        <w:t>01</w:t>
+      </w:r>
+      <w:r>
+        <w:rPr>
+          <w:i/>
+        </w:rPr>
+        <w:t>…(Từ ngày…</w:t>
+      </w:r>
+      <w:r>
+        <w:t xml:space="preserve">03/08/2026 </w:t>
+      </w:r>
+      <w:r>
+        <w:rPr>
+          <w:i/>
+        </w:rPr>
+        <w:t>…đến ngày:…</w:t>
+      </w:r>
+      <w:r>
+        <w:t xml:space="preserve"> </w:t>
+      </w:r>
+      <w:r>
+        <w:t>07/08/2026</w:t>
+      </w:r>
+      <w:r>
+        <w:rPr>
+          <w:i/>
+        </w:rPr>
+        <w:t xml:space="preserve">….)                                                                                           </w:t>
       </w:r>
     </w:p>
     <w:tbl>
@@ -2585,8 +3370,8 @@
         <w:gridCol w:w="987"/>
         <w:gridCol w:w="1394"/>
         <w:gridCol w:w="752"/>
-        <w:gridCol w:w="3838"/>
-        <w:gridCol w:w="1096"/>
+        <w:gridCol w:w="3676"/>
+        <w:gridCol w:w="1258"/>
       </w:tblGrid>
       <w:tr>
         <w:trPr>
@@ -2607,15 +3392,15 @@
             <w:pPr>
               <w:jc w:val="center"/>
               <w:rPr>
-                <w:rFonts w:eastAsia="Times New Roman" w:cs="Times New Roman"/>
-                <w:b/>
-                <w:sz w:val="26"/>
-                <w:szCs w:val="26"/>
-              </w:rPr>
-            </w:pPr>
-            <w:r>
-              <w:rPr>
-                <w:rFonts w:eastAsia="Times New Roman" w:cs="Times New Roman"/>
+                <w:rFonts w:ascii="Times New Roman" w:eastAsia="Times New Roman" w:hAnsi="Times New Roman" w:cs="Times New Roman"/>
+                <w:b/>
+                <w:sz w:val="26"/>
+                <w:szCs w:val="26"/>
+              </w:rPr>
+            </w:pPr>
+            <w:r>
+              <w:rPr>
+                <w:rFonts w:ascii="Times New Roman" w:eastAsia="Times New Roman" w:hAnsi="Times New Roman" w:cs="Times New Roman"/>
                 <w:b/>
                 <w:sz w:val="26"/>
                 <w:szCs w:val="26"/>
@@ -2627,15 +3412,15 @@
             <w:pPr>
               <w:jc w:val="center"/>
               <w:rPr>
-                <w:rFonts w:eastAsia="Times New Roman" w:cs="Times New Roman"/>
-                <w:b/>
-                <w:sz w:val="26"/>
-                <w:szCs w:val="26"/>
-              </w:rPr>
-            </w:pPr>
-            <w:r>
-              <w:rPr>
-                <w:rFonts w:eastAsia="Times New Roman" w:cs="Times New Roman"/>
+                <w:rFonts w:ascii="Times New Roman" w:eastAsia="Times New Roman" w:hAnsi="Times New Roman" w:cs="Times New Roman"/>
+                <w:b/>
+                <w:sz w:val="26"/>
+                <w:szCs w:val="26"/>
+              </w:rPr>
+            </w:pPr>
+            <w:r>
+              <w:rPr>
+                <w:rFonts w:ascii="Times New Roman" w:eastAsia="Times New Roman" w:hAnsi="Times New Roman" w:cs="Times New Roman"/>
                 <w:b/>
                 <w:sz w:val="26"/>
                 <w:szCs w:val="26"/>
@@ -2659,15 +3444,15 @@
             <w:pPr>
               <w:jc w:val="center"/>
               <w:rPr>
-                <w:rFonts w:eastAsia="Times New Roman" w:cs="Times New Roman"/>
-                <w:b/>
-                <w:sz w:val="26"/>
-                <w:szCs w:val="26"/>
-              </w:rPr>
-            </w:pPr>
-            <w:r>
-              <w:rPr>
-                <w:rFonts w:eastAsia="Times New Roman" w:cs="Times New Roman"/>
+                <w:rFonts w:ascii="Times New Roman" w:eastAsia="Times New Roman" w:hAnsi="Times New Roman" w:cs="Times New Roman"/>
+                <w:b/>
+                <w:sz w:val="26"/>
+                <w:szCs w:val="26"/>
+              </w:rPr>
+            </w:pPr>
+            <w:r>
+              <w:rPr>
+                <w:rFonts w:ascii="Times New Roman" w:eastAsia="Times New Roman" w:hAnsi="Times New Roman" w:cs="Times New Roman"/>
                 <w:b/>
                 <w:sz w:val="26"/>
                 <w:szCs w:val="26"/>
@@ -2691,15 +3476,15 @@
             <w:pPr>
               <w:jc w:val="center"/>
               <w:rPr>
-                <w:rFonts w:eastAsia="Times New Roman" w:cs="Times New Roman"/>
-                <w:b/>
-                <w:sz w:val="26"/>
-                <w:szCs w:val="26"/>
-              </w:rPr>
-            </w:pPr>
-            <w:r>
-              <w:rPr>
-                <w:rFonts w:eastAsia="Times New Roman" w:cs="Times New Roman"/>
+                <w:rFonts w:ascii="Times New Roman" w:eastAsia="Times New Roman" w:hAnsi="Times New Roman" w:cs="Times New Roman"/>
+                <w:b/>
+                <w:sz w:val="26"/>
+                <w:szCs w:val="26"/>
+              </w:rPr>
+            </w:pPr>
+            <w:r>
+              <w:rPr>
+                <w:rFonts w:ascii="Times New Roman" w:eastAsia="Times New Roman" w:hAnsi="Times New Roman" w:cs="Times New Roman"/>
                 <w:b/>
                 <w:sz w:val="26"/>
                 <w:szCs w:val="26"/>
@@ -2723,15 +3508,15 @@
             <w:pPr>
               <w:jc w:val="center"/>
               <w:rPr>
-                <w:rFonts w:eastAsia="Times New Roman" w:cs="Times New Roman"/>
-                <w:b/>
-                <w:sz w:val="26"/>
-                <w:szCs w:val="26"/>
-              </w:rPr>
-            </w:pPr>
-            <w:r>
-              <w:rPr>
-                <w:rFonts w:eastAsia="Times New Roman" w:cs="Times New Roman"/>
+                <w:rFonts w:ascii="Times New Roman" w:eastAsia="Times New Roman" w:hAnsi="Times New Roman" w:cs="Times New Roman"/>
+                <w:b/>
+                <w:sz w:val="26"/>
+                <w:szCs w:val="26"/>
+              </w:rPr>
+            </w:pPr>
+            <w:r>
+              <w:rPr>
+                <w:rFonts w:ascii="Times New Roman" w:eastAsia="Times New Roman" w:hAnsi="Times New Roman" w:cs="Times New Roman"/>
                 <w:b/>
                 <w:sz w:val="26"/>
                 <w:szCs w:val="26"/>
@@ -2755,15 +3540,15 @@
             <w:pPr>
               <w:jc w:val="center"/>
               <w:rPr>
-                <w:rFonts w:eastAsia="Times New Roman" w:cs="Times New Roman"/>
-                <w:b/>
-                <w:sz w:val="26"/>
-                <w:szCs w:val="26"/>
-              </w:rPr>
-            </w:pPr>
-            <w:r>
-              <w:rPr>
-                <w:rFonts w:eastAsia="Times New Roman" w:cs="Times New Roman"/>
+                <w:rFonts w:ascii="Times New Roman" w:eastAsia="Times New Roman" w:hAnsi="Times New Roman" w:cs="Times New Roman"/>
+                <w:b/>
+                <w:sz w:val="26"/>
+                <w:szCs w:val="26"/>
+              </w:rPr>
+            </w:pPr>
+            <w:r>
+              <w:rPr>
+                <w:rFonts w:ascii="Times New Roman" w:eastAsia="Times New Roman" w:hAnsi="Times New Roman" w:cs="Times New Roman"/>
                 <w:b/>
                 <w:sz w:val="26"/>
                 <w:szCs w:val="26"/>
@@ -2774,7 +3559,7 @@
         </w:tc>
         <w:tc>
           <w:tcPr>
-            <w:tcW w:w="3838" w:type="dxa"/>
+            <w:tcW w:w="3676" w:type="dxa"/>
             <w:tcBorders>
               <w:top w:val="single" w:sz="4" w:space="0" w:color="000000"/>
               <w:left w:val="single" w:sz="4" w:space="0" w:color="000000"/>
@@ -2787,15 +3572,15 @@
             <w:pPr>
               <w:jc w:val="center"/>
               <w:rPr>
-                <w:rFonts w:eastAsia="Times New Roman" w:cs="Times New Roman"/>
-                <w:b/>
-                <w:sz w:val="26"/>
-                <w:szCs w:val="26"/>
-              </w:rPr>
-            </w:pPr>
-            <w:r>
-              <w:rPr>
-                <w:rFonts w:eastAsia="Times New Roman" w:cs="Times New Roman"/>
+                <w:rFonts w:ascii="Times New Roman" w:eastAsia="Times New Roman" w:hAnsi="Times New Roman" w:cs="Times New Roman"/>
+                <w:b/>
+                <w:sz w:val="26"/>
+                <w:szCs w:val="26"/>
+              </w:rPr>
+            </w:pPr>
+            <w:r>
+              <w:rPr>
+                <w:rFonts w:ascii="Times New Roman" w:eastAsia="Times New Roman" w:hAnsi="Times New Roman" w:cs="Times New Roman"/>
                 <w:b/>
                 <w:sz w:val="26"/>
                 <w:szCs w:val="26"/>
@@ -2806,7 +3591,7 @@
         </w:tc>
         <w:tc>
           <w:tcPr>
-            <w:tcW w:w="1096" w:type="dxa"/>
+            <w:tcW w:w="1258" w:type="dxa"/>
             <w:tcBorders>
               <w:top w:val="single" w:sz="4" w:space="0" w:color="000000"/>
               <w:left w:val="single" w:sz="4" w:space="0" w:color="000000"/>
@@ -2819,15 +3604,15 @@
             <w:pPr>
               <w:jc w:val="center"/>
               <w:rPr>
-                <w:rFonts w:eastAsia="Times New Roman" w:cs="Times New Roman"/>
-                <w:b/>
-                <w:sz w:val="26"/>
-                <w:szCs w:val="26"/>
-              </w:rPr>
-            </w:pPr>
-            <w:r>
-              <w:rPr>
-                <w:rFonts w:eastAsia="Times New Roman" w:cs="Times New Roman"/>
+                <w:rFonts w:ascii="Times New Roman" w:eastAsia="Times New Roman" w:hAnsi="Times New Roman" w:cs="Times New Roman"/>
+                <w:b/>
+                <w:sz w:val="26"/>
+                <w:szCs w:val="26"/>
+              </w:rPr>
+            </w:pPr>
+            <w:r>
+              <w:rPr>
+                <w:rFonts w:ascii="Times New Roman" w:eastAsia="Times New Roman" w:hAnsi="Times New Roman" w:cs="Times New Roman"/>
                 <w:b/>
                 <w:sz w:val="26"/>
                 <w:szCs w:val="26"/>
@@ -2846,10 +3631,17 @@
           <w:p>
             <w:pPr>
               <w:jc w:val="center"/>
-            </w:pPr>
-            <w:r>
-              <w:rPr>
-                <w:sz w:val="26"/>
+              <w:rPr>
+                <w:rFonts w:ascii="Times New Roman" w:hAnsi="Times New Roman" w:cs="Times New Roman"/>
+                <w:sz w:val="26"/>
+                <w:szCs w:val="26"/>
+              </w:rPr>
+            </w:pPr>
+            <w:r>
+              <w:rPr>
+                <w:rFonts w:ascii="Times New Roman" w:hAnsi="Times New Roman" w:cs="Times New Roman"/>
+                <w:sz w:val="26"/>
+                <w:szCs w:val="26"/>
               </w:rPr>
               <w:t>Ba (04/08)</w:t>
             </w:r>
@@ -2857,6 +3649,11 @@
           <w:p>
             <w:pPr>
               <w:jc w:val="center"/>
+              <w:rPr>
+                <w:rFonts w:ascii="Times New Roman" w:hAnsi="Times New Roman" w:cs="Times New Roman"/>
+                <w:sz w:val="26"/>
+                <w:szCs w:val="26"/>
+              </w:rPr>
             </w:pPr>
           </w:p>
         </w:tc>
@@ -2867,10 +3664,17 @@
           <w:p>
             <w:pPr>
               <w:jc w:val="center"/>
-            </w:pPr>
-            <w:r>
-              <w:rPr>
-                <w:sz w:val="26"/>
+              <w:rPr>
+                <w:rFonts w:ascii="Times New Roman" w:hAnsi="Times New Roman" w:cs="Times New Roman"/>
+                <w:sz w:val="26"/>
+                <w:szCs w:val="26"/>
+              </w:rPr>
+            </w:pPr>
+            <w:r>
+              <w:rPr>
+                <w:rFonts w:ascii="Times New Roman" w:hAnsi="Times New Roman" w:cs="Times New Roman"/>
+                <w:sz w:val="26"/>
+                <w:szCs w:val="26"/>
               </w:rPr>
               <w:t>1</w:t>
             </w:r>
@@ -2883,10 +3687,17 @@
           <w:p>
             <w:pPr>
               <w:jc w:val="center"/>
-            </w:pPr>
-            <w:r>
-              <w:rPr>
-                <w:sz w:val="26"/>
+              <w:rPr>
+                <w:rFonts w:ascii="Times New Roman" w:hAnsi="Times New Roman" w:cs="Times New Roman"/>
+                <w:sz w:val="26"/>
+                <w:szCs w:val="26"/>
+              </w:rPr>
+            </w:pPr>
+            <w:r>
+              <w:rPr>
+                <w:rFonts w:ascii="Times New Roman" w:hAnsi="Times New Roman" w:cs="Times New Roman"/>
+                <w:sz w:val="26"/>
+                <w:szCs w:val="26"/>
               </w:rPr>
               <w:t>1</w:t>
             </w:r>
@@ -2899,10 +3710,17 @@
           <w:p>
             <w:pPr>
               <w:jc w:val="center"/>
-            </w:pPr>
-            <w:r>
-              <w:rPr>
-                <w:sz w:val="26"/>
+              <w:rPr>
+                <w:rFonts w:ascii="Times New Roman" w:hAnsi="Times New Roman" w:cs="Times New Roman"/>
+                <w:sz w:val="26"/>
+                <w:szCs w:val="26"/>
+              </w:rPr>
+            </w:pPr>
+            <w:r>
+              <w:rPr>
+                <w:rFonts w:ascii="Times New Roman" w:hAnsi="Times New Roman" w:cs="Times New Roman"/>
+                <w:sz w:val="26"/>
+                <w:szCs w:val="26"/>
               </w:rPr>
               <w:t>Tin học</w:t>
             </w:r>
@@ -2915,10 +3733,17 @@
           <w:p>
             <w:pPr>
               <w:jc w:val="center"/>
-            </w:pPr>
-            <w:r>
-              <w:rPr>
-                <w:sz w:val="26"/>
+              <w:rPr>
+                <w:rFonts w:ascii="Times New Roman" w:hAnsi="Times New Roman" w:cs="Times New Roman"/>
+                <w:sz w:val="26"/>
+                <w:szCs w:val="26"/>
+              </w:rPr>
+            </w:pPr>
+            <w:r>
+              <w:rPr>
+                <w:rFonts w:ascii="Times New Roman" w:hAnsi="Times New Roman" w:cs="Times New Roman"/>
+                <w:sz w:val="26"/>
+                <w:szCs w:val="26"/>
               </w:rPr>
               <w:t>2A1</w:t>
             </w:r>
@@ -2926,12 +3751,21 @@
         </w:tc>
         <w:tc>
           <w:tcPr>
-            <w:tcW w:w="3838" w:type="dxa"/>
-          </w:tcPr>
-          <w:p>
-            <w:r>
-              <w:rPr>
-                <w:sz w:val="26"/>
+            <w:tcW w:w="3676" w:type="dxa"/>
+          </w:tcPr>
+          <w:p>
+            <w:pPr>
+              <w:rPr>
+                <w:rFonts w:ascii="Times New Roman" w:hAnsi="Times New Roman" w:cs="Times New Roman"/>
+                <w:sz w:val="26"/>
+                <w:szCs w:val="26"/>
+              </w:rPr>
+            </w:pPr>
+            <w:r>
+              <w:rPr>
+                <w:rFonts w:ascii="Times New Roman" w:hAnsi="Times New Roman" w:cs="Times New Roman"/>
+                <w:sz w:val="26"/>
+                <w:szCs w:val="26"/>
               </w:rPr>
               <w:t>Tiết 0: Định hướng môn học</w:t>
             </w:r>
@@ -2939,12 +3773,21 @@
         </w:tc>
         <w:tc>
           <w:tcPr>
-            <w:tcW w:w="1096" w:type="dxa"/>
-          </w:tcPr>
-          <w:p>
-            <w:r>
-              <w:rPr>
-                <w:sz w:val="26"/>
+            <w:tcW w:w="1258" w:type="dxa"/>
+          </w:tcPr>
+          <w:p>
+            <w:pPr>
+              <w:rPr>
+                <w:rFonts w:ascii="Times New Roman" w:hAnsi="Times New Roman" w:cs="Times New Roman"/>
+                <w:sz w:val="26"/>
+                <w:szCs w:val="26"/>
+              </w:rPr>
+            </w:pPr>
+            <w:r>
+              <w:rPr>
+                <w:rFonts w:ascii="Times New Roman" w:hAnsi="Times New Roman" w:cs="Times New Roman"/>
+                <w:sz w:val="26"/>
+                <w:szCs w:val="26"/>
               </w:rPr>
               <w:t>Phòng Tin học</w:t>
             </w:r>
@@ -2957,7 +3800,15 @@
             <w:tcW w:w="1237" w:type="dxa"/>
             <w:vMerge/>
           </w:tcPr>
-          <w:p/>
+          <w:p>
+            <w:pPr>
+              <w:rPr>
+                <w:rFonts w:ascii="Times New Roman" w:hAnsi="Times New Roman" w:cs="Times New Roman"/>
+                <w:sz w:val="26"/>
+                <w:szCs w:val="26"/>
+              </w:rPr>
+            </w:pPr>
+          </w:p>
         </w:tc>
         <w:tc>
           <w:tcPr>
@@ -2966,10 +3817,17 @@
           <w:p>
             <w:pPr>
               <w:jc w:val="center"/>
-            </w:pPr>
-            <w:r>
-              <w:rPr>
-                <w:sz w:val="26"/>
+              <w:rPr>
+                <w:rFonts w:ascii="Times New Roman" w:hAnsi="Times New Roman" w:cs="Times New Roman"/>
+                <w:sz w:val="26"/>
+                <w:szCs w:val="26"/>
+              </w:rPr>
+            </w:pPr>
+            <w:r>
+              <w:rPr>
+                <w:rFonts w:ascii="Times New Roman" w:hAnsi="Times New Roman" w:cs="Times New Roman"/>
+                <w:sz w:val="26"/>
+                <w:szCs w:val="26"/>
               </w:rPr>
               <w:t>2</w:t>
             </w:r>
@@ -2982,10 +3840,17 @@
           <w:p>
             <w:pPr>
               <w:jc w:val="center"/>
-            </w:pPr>
-            <w:r>
-              <w:rPr>
-                <w:sz w:val="26"/>
+              <w:rPr>
+                <w:rFonts w:ascii="Times New Roman" w:hAnsi="Times New Roman" w:cs="Times New Roman"/>
+                <w:sz w:val="26"/>
+                <w:szCs w:val="26"/>
+              </w:rPr>
+            </w:pPr>
+            <w:r>
+              <w:rPr>
+                <w:rFonts w:ascii="Times New Roman" w:hAnsi="Times New Roman" w:cs="Times New Roman"/>
+                <w:sz w:val="26"/>
+                <w:szCs w:val="26"/>
               </w:rPr>
               <w:t>1</w:t>
             </w:r>
@@ -2998,10 +3863,17 @@
           <w:p>
             <w:pPr>
               <w:jc w:val="center"/>
-            </w:pPr>
-            <w:r>
-              <w:rPr>
-                <w:sz w:val="26"/>
+              <w:rPr>
+                <w:rFonts w:ascii="Times New Roman" w:hAnsi="Times New Roman" w:cs="Times New Roman"/>
+                <w:sz w:val="26"/>
+                <w:szCs w:val="26"/>
+              </w:rPr>
+            </w:pPr>
+            <w:r>
+              <w:rPr>
+                <w:rFonts w:ascii="Times New Roman" w:hAnsi="Times New Roman" w:cs="Times New Roman"/>
+                <w:sz w:val="26"/>
+                <w:szCs w:val="26"/>
               </w:rPr>
               <w:t>Tin học</w:t>
             </w:r>
@@ -3014,10 +3886,17 @@
           <w:p>
             <w:pPr>
               <w:jc w:val="center"/>
-            </w:pPr>
-            <w:r>
-              <w:rPr>
-                <w:sz w:val="26"/>
+              <w:rPr>
+                <w:rFonts w:ascii="Times New Roman" w:hAnsi="Times New Roman" w:cs="Times New Roman"/>
+                <w:sz w:val="26"/>
+                <w:szCs w:val="26"/>
+              </w:rPr>
+            </w:pPr>
+            <w:r>
+              <w:rPr>
+                <w:rFonts w:ascii="Times New Roman" w:hAnsi="Times New Roman" w:cs="Times New Roman"/>
+                <w:sz w:val="26"/>
+                <w:szCs w:val="26"/>
               </w:rPr>
               <w:t>1C1</w:t>
             </w:r>
@@ -3025,12 +3904,21 @@
         </w:tc>
         <w:tc>
           <w:tcPr>
-            <w:tcW w:w="3838" w:type="dxa"/>
-          </w:tcPr>
-          <w:p>
-            <w:r>
-              <w:rPr>
-                <w:sz w:val="26"/>
+            <w:tcW w:w="3676" w:type="dxa"/>
+          </w:tcPr>
+          <w:p>
+            <w:pPr>
+              <w:rPr>
+                <w:rFonts w:ascii="Times New Roman" w:hAnsi="Times New Roman" w:cs="Times New Roman"/>
+                <w:sz w:val="26"/>
+                <w:szCs w:val="26"/>
+              </w:rPr>
+            </w:pPr>
+            <w:r>
+              <w:rPr>
+                <w:rFonts w:ascii="Times New Roman" w:hAnsi="Times New Roman" w:cs="Times New Roman"/>
+                <w:sz w:val="26"/>
+                <w:szCs w:val="26"/>
               </w:rPr>
               <w:t>Tiết 0: Định hướng môn học</w:t>
             </w:r>
@@ -3038,12 +3926,21 @@
         </w:tc>
         <w:tc>
           <w:tcPr>
-            <w:tcW w:w="1096" w:type="dxa"/>
-          </w:tcPr>
-          <w:p>
-            <w:r>
-              <w:rPr>
-                <w:sz w:val="26"/>
+            <w:tcW w:w="1258" w:type="dxa"/>
+          </w:tcPr>
+          <w:p>
+            <w:pPr>
+              <w:rPr>
+                <w:rFonts w:ascii="Times New Roman" w:hAnsi="Times New Roman" w:cs="Times New Roman"/>
+                <w:sz w:val="26"/>
+                <w:szCs w:val="26"/>
+              </w:rPr>
+            </w:pPr>
+            <w:r>
+              <w:rPr>
+                <w:rFonts w:ascii="Times New Roman" w:hAnsi="Times New Roman" w:cs="Times New Roman"/>
+                <w:sz w:val="26"/>
+                <w:szCs w:val="26"/>
               </w:rPr>
               <w:t>Phòng Tin học</w:t>
             </w:r>
@@ -3056,7 +3953,15 @@
             <w:tcW w:w="1237" w:type="dxa"/>
             <w:vMerge/>
           </w:tcPr>
-          <w:p/>
+          <w:p>
+            <w:pPr>
+              <w:rPr>
+                <w:rFonts w:ascii="Times New Roman" w:hAnsi="Times New Roman" w:cs="Times New Roman"/>
+                <w:sz w:val="26"/>
+                <w:szCs w:val="26"/>
+              </w:rPr>
+            </w:pPr>
+          </w:p>
         </w:tc>
         <w:tc>
           <w:tcPr>
@@ -3065,10 +3970,17 @@
           <w:p>
             <w:pPr>
               <w:jc w:val="center"/>
-            </w:pPr>
-            <w:r>
-              <w:rPr>
-                <w:sz w:val="26"/>
+              <w:rPr>
+                <w:rFonts w:ascii="Times New Roman" w:hAnsi="Times New Roman" w:cs="Times New Roman"/>
+                <w:sz w:val="26"/>
+                <w:szCs w:val="26"/>
+              </w:rPr>
+            </w:pPr>
+            <w:r>
+              <w:rPr>
+                <w:rFonts w:ascii="Times New Roman" w:hAnsi="Times New Roman" w:cs="Times New Roman"/>
+                <w:sz w:val="26"/>
+                <w:szCs w:val="26"/>
               </w:rPr>
               <w:t>3</w:t>
             </w:r>
@@ -3081,10 +3993,17 @@
           <w:p>
             <w:pPr>
               <w:jc w:val="center"/>
-            </w:pPr>
-            <w:r>
-              <w:rPr>
-                <w:sz w:val="26"/>
+              <w:rPr>
+                <w:rFonts w:ascii="Times New Roman" w:hAnsi="Times New Roman" w:cs="Times New Roman"/>
+                <w:sz w:val="26"/>
+                <w:szCs w:val="26"/>
+              </w:rPr>
+            </w:pPr>
+            <w:r>
+              <w:rPr>
+                <w:rFonts w:ascii="Times New Roman" w:hAnsi="Times New Roman" w:cs="Times New Roman"/>
+                <w:sz w:val="26"/>
+                <w:szCs w:val="26"/>
               </w:rPr>
               <w:t>2</w:t>
             </w:r>
@@ -3097,10 +4016,17 @@
           <w:p>
             <w:pPr>
               <w:jc w:val="center"/>
-            </w:pPr>
-            <w:r>
-              <w:rPr>
-                <w:sz w:val="26"/>
+              <w:rPr>
+                <w:rFonts w:ascii="Times New Roman" w:hAnsi="Times New Roman" w:cs="Times New Roman"/>
+                <w:sz w:val="26"/>
+                <w:szCs w:val="26"/>
+              </w:rPr>
+            </w:pPr>
+            <w:r>
+              <w:rPr>
+                <w:rFonts w:ascii="Times New Roman" w:hAnsi="Times New Roman" w:cs="Times New Roman"/>
+                <w:sz w:val="26"/>
+                <w:szCs w:val="26"/>
               </w:rPr>
               <w:t>Tin học</w:t>
             </w:r>
@@ -3113,10 +4039,17 @@
           <w:p>
             <w:pPr>
               <w:jc w:val="center"/>
-            </w:pPr>
-            <w:r>
-              <w:rPr>
-                <w:sz w:val="26"/>
+              <w:rPr>
+                <w:rFonts w:ascii="Times New Roman" w:hAnsi="Times New Roman" w:cs="Times New Roman"/>
+                <w:sz w:val="26"/>
+                <w:szCs w:val="26"/>
+              </w:rPr>
+            </w:pPr>
+            <w:r>
+              <w:rPr>
+                <w:rFonts w:ascii="Times New Roman" w:hAnsi="Times New Roman" w:cs="Times New Roman"/>
+                <w:sz w:val="26"/>
+                <w:szCs w:val="26"/>
               </w:rPr>
               <w:t>7A1</w:t>
             </w:r>
@@ -3124,12 +4057,21 @@
         </w:tc>
         <w:tc>
           <w:tcPr>
-            <w:tcW w:w="3838" w:type="dxa"/>
-          </w:tcPr>
-          <w:p>
-            <w:r>
-              <w:rPr>
-                <w:sz w:val="26"/>
+            <w:tcW w:w="3676" w:type="dxa"/>
+          </w:tcPr>
+          <w:p>
+            <w:pPr>
+              <w:rPr>
+                <w:rFonts w:ascii="Times New Roman" w:hAnsi="Times New Roman" w:cs="Times New Roman"/>
+                <w:sz w:val="26"/>
+                <w:szCs w:val="26"/>
+              </w:rPr>
+            </w:pPr>
+            <w:r>
+              <w:rPr>
+                <w:rFonts w:ascii="Times New Roman" w:hAnsi="Times New Roman" w:cs="Times New Roman"/>
+                <w:sz w:val="26"/>
+                <w:szCs w:val="26"/>
               </w:rPr>
               <w:t>Tiết 0: Định hướng môn học</w:t>
             </w:r>
@@ -3137,12 +4079,21 @@
         </w:tc>
         <w:tc>
           <w:tcPr>
-            <w:tcW w:w="1096" w:type="dxa"/>
-          </w:tcPr>
-          <w:p>
-            <w:r>
-              <w:rPr>
-                <w:sz w:val="26"/>
+            <w:tcW w:w="1258" w:type="dxa"/>
+          </w:tcPr>
+          <w:p>
+            <w:pPr>
+              <w:rPr>
+                <w:rFonts w:ascii="Times New Roman" w:hAnsi="Times New Roman" w:cs="Times New Roman"/>
+                <w:sz w:val="26"/>
+                <w:szCs w:val="26"/>
+              </w:rPr>
+            </w:pPr>
+            <w:r>
+              <w:rPr>
+                <w:rFonts w:ascii="Times New Roman" w:hAnsi="Times New Roman" w:cs="Times New Roman"/>
+                <w:sz w:val="26"/>
+                <w:szCs w:val="26"/>
               </w:rPr>
               <w:t>Phòng Tin học</w:t>
             </w:r>
@@ -3155,7 +4106,15 @@
             <w:tcW w:w="1237" w:type="dxa"/>
             <w:vMerge/>
           </w:tcPr>
-          <w:p/>
+          <w:p>
+            <w:pPr>
+              <w:rPr>
+                <w:rFonts w:ascii="Times New Roman" w:hAnsi="Times New Roman" w:cs="Times New Roman"/>
+                <w:sz w:val="26"/>
+                <w:szCs w:val="26"/>
+              </w:rPr>
+            </w:pPr>
+          </w:p>
         </w:tc>
         <w:tc>
           <w:tcPr>
@@ -3164,10 +4123,17 @@
           <w:p>
             <w:pPr>
               <w:jc w:val="center"/>
-            </w:pPr>
-            <w:r>
-              <w:rPr>
-                <w:sz w:val="26"/>
+              <w:rPr>
+                <w:rFonts w:ascii="Times New Roman" w:hAnsi="Times New Roman" w:cs="Times New Roman"/>
+                <w:sz w:val="26"/>
+                <w:szCs w:val="26"/>
+              </w:rPr>
+            </w:pPr>
+            <w:r>
+              <w:rPr>
+                <w:rFonts w:ascii="Times New Roman" w:hAnsi="Times New Roman" w:cs="Times New Roman"/>
+                <w:sz w:val="26"/>
+                <w:szCs w:val="26"/>
               </w:rPr>
               <w:t>4</w:t>
             </w:r>
@@ -3180,10 +4146,17 @@
           <w:p>
             <w:pPr>
               <w:jc w:val="center"/>
-            </w:pPr>
-            <w:r>
-              <w:rPr>
-                <w:sz w:val="26"/>
+              <w:rPr>
+                <w:rFonts w:ascii="Times New Roman" w:hAnsi="Times New Roman" w:cs="Times New Roman"/>
+                <w:sz w:val="26"/>
+                <w:szCs w:val="26"/>
+              </w:rPr>
+            </w:pPr>
+            <w:r>
+              <w:rPr>
+                <w:rFonts w:ascii="Times New Roman" w:hAnsi="Times New Roman" w:cs="Times New Roman"/>
+                <w:sz w:val="26"/>
+                <w:szCs w:val="26"/>
               </w:rPr>
               <w:t>1</w:t>
             </w:r>
@@ -3196,10 +4169,17 @@
           <w:p>
             <w:pPr>
               <w:jc w:val="center"/>
-            </w:pPr>
-            <w:r>
-              <w:rPr>
-                <w:sz w:val="26"/>
+              <w:rPr>
+                <w:rFonts w:ascii="Times New Roman" w:hAnsi="Times New Roman" w:cs="Times New Roman"/>
+                <w:sz w:val="26"/>
+                <w:szCs w:val="26"/>
+              </w:rPr>
+            </w:pPr>
+            <w:r>
+              <w:rPr>
+                <w:rFonts w:ascii="Times New Roman" w:hAnsi="Times New Roman" w:cs="Times New Roman"/>
+                <w:sz w:val="26"/>
+                <w:szCs w:val="26"/>
               </w:rPr>
               <w:t>Robotics</w:t>
             </w:r>
@@ -3212,10 +4192,17 @@
           <w:p>
             <w:pPr>
               <w:jc w:val="center"/>
-            </w:pPr>
-            <w:r>
-              <w:rPr>
-                <w:sz w:val="26"/>
+              <w:rPr>
+                <w:rFonts w:ascii="Times New Roman" w:hAnsi="Times New Roman" w:cs="Times New Roman"/>
+                <w:sz w:val="26"/>
+                <w:szCs w:val="26"/>
+              </w:rPr>
+            </w:pPr>
+            <w:r>
+              <w:rPr>
+                <w:rFonts w:ascii="Times New Roman" w:hAnsi="Times New Roman" w:cs="Times New Roman"/>
+                <w:sz w:val="26"/>
+                <w:szCs w:val="26"/>
               </w:rPr>
               <w:t>7A1</w:t>
             </w:r>
@@ -3223,12 +4210,21 @@
         </w:tc>
         <w:tc>
           <w:tcPr>
-            <w:tcW w:w="3838" w:type="dxa"/>
-          </w:tcPr>
-          <w:p>
-            <w:r>
-              <w:rPr>
-                <w:sz w:val="26"/>
+            <w:tcW w:w="3676" w:type="dxa"/>
+          </w:tcPr>
+          <w:p>
+            <w:pPr>
+              <w:rPr>
+                <w:rFonts w:ascii="Times New Roman" w:hAnsi="Times New Roman" w:cs="Times New Roman"/>
+                <w:sz w:val="26"/>
+                <w:szCs w:val="26"/>
+              </w:rPr>
+            </w:pPr>
+            <w:r>
+              <w:rPr>
+                <w:rFonts w:ascii="Times New Roman" w:hAnsi="Times New Roman" w:cs="Times New Roman"/>
+                <w:sz w:val="26"/>
+                <w:szCs w:val="26"/>
               </w:rPr>
               <w:t>Tiết 0: Định hướng môn học</w:t>
             </w:r>
@@ -3236,12 +4232,21 @@
         </w:tc>
         <w:tc>
           <w:tcPr>
-            <w:tcW w:w="1096" w:type="dxa"/>
-          </w:tcPr>
-          <w:p>
-            <w:r>
-              <w:rPr>
-                <w:sz w:val="26"/>
+            <w:tcW w:w="1258" w:type="dxa"/>
+          </w:tcPr>
+          <w:p>
+            <w:pPr>
+              <w:rPr>
+                <w:rFonts w:ascii="Times New Roman" w:hAnsi="Times New Roman" w:cs="Times New Roman"/>
+                <w:sz w:val="26"/>
+                <w:szCs w:val="26"/>
+              </w:rPr>
+            </w:pPr>
+            <w:r>
+              <w:rPr>
+                <w:rFonts w:ascii="Times New Roman" w:hAnsi="Times New Roman" w:cs="Times New Roman"/>
+                <w:sz w:val="26"/>
+                <w:szCs w:val="26"/>
               </w:rPr>
               <w:t>Bộ Kit Robotics</w:t>
             </w:r>
@@ -3257,10 +4262,17 @@
           <w:p>
             <w:pPr>
               <w:jc w:val="center"/>
-            </w:pPr>
-            <w:r>
-              <w:rPr>
-                <w:sz w:val="26"/>
+              <w:rPr>
+                <w:rFonts w:ascii="Times New Roman" w:hAnsi="Times New Roman" w:cs="Times New Roman"/>
+                <w:sz w:val="26"/>
+                <w:szCs w:val="26"/>
+              </w:rPr>
+            </w:pPr>
+            <w:r>
+              <w:rPr>
+                <w:rFonts w:ascii="Times New Roman" w:hAnsi="Times New Roman" w:cs="Times New Roman"/>
+                <w:sz w:val="26"/>
+                <w:szCs w:val="26"/>
               </w:rPr>
               <w:t>Tư (05/08)</w:t>
             </w:r>
@@ -3268,6 +4280,11 @@
           <w:p>
             <w:pPr>
               <w:jc w:val="center"/>
+              <w:rPr>
+                <w:rFonts w:ascii="Times New Roman" w:hAnsi="Times New Roman" w:cs="Times New Roman"/>
+                <w:sz w:val="26"/>
+                <w:szCs w:val="26"/>
+              </w:rPr>
             </w:pPr>
           </w:p>
         </w:tc>
@@ -3278,10 +4295,17 @@
           <w:p>
             <w:pPr>
               <w:jc w:val="center"/>
-            </w:pPr>
-            <w:r>
-              <w:rPr>
-                <w:sz w:val="26"/>
+              <w:rPr>
+                <w:rFonts w:ascii="Times New Roman" w:hAnsi="Times New Roman" w:cs="Times New Roman"/>
+                <w:sz w:val="26"/>
+                <w:szCs w:val="26"/>
+              </w:rPr>
+            </w:pPr>
+            <w:r>
+              <w:rPr>
+                <w:rFonts w:ascii="Times New Roman" w:hAnsi="Times New Roman" w:cs="Times New Roman"/>
+                <w:sz w:val="26"/>
+                <w:szCs w:val="26"/>
               </w:rPr>
               <w:t>3</w:t>
             </w:r>
@@ -3294,10 +4318,17 @@
           <w:p>
             <w:pPr>
               <w:jc w:val="center"/>
-            </w:pPr>
-            <w:r>
-              <w:rPr>
-                <w:sz w:val="26"/>
+              <w:rPr>
+                <w:rFonts w:ascii="Times New Roman" w:hAnsi="Times New Roman" w:cs="Times New Roman"/>
+                <w:sz w:val="26"/>
+                <w:szCs w:val="26"/>
+              </w:rPr>
+            </w:pPr>
+            <w:r>
+              <w:rPr>
+                <w:rFonts w:ascii="Times New Roman" w:hAnsi="Times New Roman" w:cs="Times New Roman"/>
+                <w:sz w:val="26"/>
+                <w:szCs w:val="26"/>
               </w:rPr>
               <w:t>1</w:t>
             </w:r>
@@ -3310,10 +4341,17 @@
           <w:p>
             <w:pPr>
               <w:jc w:val="center"/>
-            </w:pPr>
-            <w:r>
-              <w:rPr>
-                <w:sz w:val="26"/>
+              <w:rPr>
+                <w:rFonts w:ascii="Times New Roman" w:hAnsi="Times New Roman" w:cs="Times New Roman"/>
+                <w:sz w:val="26"/>
+                <w:szCs w:val="26"/>
+              </w:rPr>
+            </w:pPr>
+            <w:r>
+              <w:rPr>
+                <w:rFonts w:ascii="Times New Roman" w:hAnsi="Times New Roman" w:cs="Times New Roman"/>
+                <w:sz w:val="26"/>
+                <w:szCs w:val="26"/>
               </w:rPr>
               <w:t>Tin học</w:t>
             </w:r>
@@ -3326,10 +4364,17 @@
           <w:p>
             <w:pPr>
               <w:jc w:val="center"/>
-            </w:pPr>
-            <w:r>
-              <w:rPr>
-                <w:sz w:val="26"/>
+              <w:rPr>
+                <w:rFonts w:ascii="Times New Roman" w:hAnsi="Times New Roman" w:cs="Times New Roman"/>
+                <w:sz w:val="26"/>
+                <w:szCs w:val="26"/>
+              </w:rPr>
+            </w:pPr>
+            <w:r>
+              <w:rPr>
+                <w:rFonts w:ascii="Times New Roman" w:hAnsi="Times New Roman" w:cs="Times New Roman"/>
+                <w:sz w:val="26"/>
+                <w:szCs w:val="26"/>
               </w:rPr>
               <w:t>4C1</w:t>
             </w:r>
@@ -3337,12 +4382,21 @@
         </w:tc>
         <w:tc>
           <w:tcPr>
-            <w:tcW w:w="3838" w:type="dxa"/>
-          </w:tcPr>
-          <w:p>
-            <w:r>
-              <w:rPr>
-                <w:sz w:val="26"/>
+            <w:tcW w:w="3676" w:type="dxa"/>
+          </w:tcPr>
+          <w:p>
+            <w:pPr>
+              <w:rPr>
+                <w:rFonts w:ascii="Times New Roman" w:hAnsi="Times New Roman" w:cs="Times New Roman"/>
+                <w:sz w:val="26"/>
+                <w:szCs w:val="26"/>
+              </w:rPr>
+            </w:pPr>
+            <w:r>
+              <w:rPr>
+                <w:rFonts w:ascii="Times New Roman" w:hAnsi="Times New Roman" w:cs="Times New Roman"/>
+                <w:sz w:val="26"/>
+                <w:szCs w:val="26"/>
               </w:rPr>
               <w:t>Tiết 0: Định hướng môn học</w:t>
             </w:r>
@@ -3350,12 +4404,21 @@
         </w:tc>
         <w:tc>
           <w:tcPr>
-            <w:tcW w:w="1096" w:type="dxa"/>
-          </w:tcPr>
-          <w:p>
-            <w:r>
-              <w:rPr>
-                <w:sz w:val="26"/>
+            <w:tcW w:w="1258" w:type="dxa"/>
+          </w:tcPr>
+          <w:p>
+            <w:pPr>
+              <w:rPr>
+                <w:rFonts w:ascii="Times New Roman" w:hAnsi="Times New Roman" w:cs="Times New Roman"/>
+                <w:sz w:val="26"/>
+                <w:szCs w:val="26"/>
+              </w:rPr>
+            </w:pPr>
+            <w:r>
+              <w:rPr>
+                <w:rFonts w:ascii="Times New Roman" w:hAnsi="Times New Roman" w:cs="Times New Roman"/>
+                <w:sz w:val="26"/>
+                <w:szCs w:val="26"/>
               </w:rPr>
               <w:t>Phòng Tin học</w:t>
             </w:r>
@@ -3368,7 +4431,15 @@
             <w:tcW w:w="1237" w:type="dxa"/>
             <w:vMerge/>
           </w:tcPr>
-          <w:p/>
+          <w:p>
+            <w:pPr>
+              <w:rPr>
+                <w:rFonts w:ascii="Times New Roman" w:hAnsi="Times New Roman" w:cs="Times New Roman"/>
+                <w:sz w:val="26"/>
+                <w:szCs w:val="26"/>
+              </w:rPr>
+            </w:pPr>
+          </w:p>
         </w:tc>
         <w:tc>
           <w:tcPr>
@@ -3377,10 +4448,17 @@
           <w:p>
             <w:pPr>
               <w:jc w:val="center"/>
-            </w:pPr>
-            <w:r>
-              <w:rPr>
-                <w:sz w:val="26"/>
+              <w:rPr>
+                <w:rFonts w:ascii="Times New Roman" w:hAnsi="Times New Roman" w:cs="Times New Roman"/>
+                <w:sz w:val="26"/>
+                <w:szCs w:val="26"/>
+              </w:rPr>
+            </w:pPr>
+            <w:r>
+              <w:rPr>
+                <w:rFonts w:ascii="Times New Roman" w:hAnsi="Times New Roman" w:cs="Times New Roman"/>
+                <w:sz w:val="26"/>
+                <w:szCs w:val="26"/>
               </w:rPr>
               <w:t>4</w:t>
             </w:r>
@@ -3393,10 +4471,17 @@
           <w:p>
             <w:pPr>
               <w:jc w:val="center"/>
-            </w:pPr>
-            <w:r>
-              <w:rPr>
-                <w:sz w:val="26"/>
+              <w:rPr>
+                <w:rFonts w:ascii="Times New Roman" w:hAnsi="Times New Roman" w:cs="Times New Roman"/>
+                <w:sz w:val="26"/>
+                <w:szCs w:val="26"/>
+              </w:rPr>
+            </w:pPr>
+            <w:r>
+              <w:rPr>
+                <w:rFonts w:ascii="Times New Roman" w:hAnsi="Times New Roman" w:cs="Times New Roman"/>
+                <w:sz w:val="26"/>
+                <w:szCs w:val="26"/>
               </w:rPr>
               <w:t>1</w:t>
             </w:r>
@@ -3409,10 +4494,17 @@
           <w:p>
             <w:pPr>
               <w:jc w:val="center"/>
-            </w:pPr>
-            <w:r>
-              <w:rPr>
-                <w:sz w:val="26"/>
+              <w:rPr>
+                <w:rFonts w:ascii="Times New Roman" w:hAnsi="Times New Roman" w:cs="Times New Roman"/>
+                <w:sz w:val="26"/>
+                <w:szCs w:val="26"/>
+              </w:rPr>
+            </w:pPr>
+            <w:r>
+              <w:rPr>
+                <w:rFonts w:ascii="Times New Roman" w:hAnsi="Times New Roman" w:cs="Times New Roman"/>
+                <w:sz w:val="26"/>
+                <w:szCs w:val="26"/>
               </w:rPr>
               <w:t>Robotics</w:t>
             </w:r>
@@ -3425,10 +4517,17 @@
           <w:p>
             <w:pPr>
               <w:jc w:val="center"/>
-            </w:pPr>
-            <w:r>
-              <w:rPr>
-                <w:sz w:val="26"/>
+              <w:rPr>
+                <w:rFonts w:ascii="Times New Roman" w:hAnsi="Times New Roman" w:cs="Times New Roman"/>
+                <w:sz w:val="26"/>
+                <w:szCs w:val="26"/>
+              </w:rPr>
+            </w:pPr>
+            <w:r>
+              <w:rPr>
+                <w:rFonts w:ascii="Times New Roman" w:hAnsi="Times New Roman" w:cs="Times New Roman"/>
+                <w:sz w:val="26"/>
+                <w:szCs w:val="26"/>
               </w:rPr>
               <w:t>2A1</w:t>
             </w:r>
@@ -3436,12 +4535,21 @@
         </w:tc>
         <w:tc>
           <w:tcPr>
-            <w:tcW w:w="3838" w:type="dxa"/>
-          </w:tcPr>
-          <w:p>
-            <w:r>
-              <w:rPr>
-                <w:sz w:val="26"/>
+            <w:tcW w:w="3676" w:type="dxa"/>
+          </w:tcPr>
+          <w:p>
+            <w:pPr>
+              <w:rPr>
+                <w:rFonts w:ascii="Times New Roman" w:hAnsi="Times New Roman" w:cs="Times New Roman"/>
+                <w:sz w:val="26"/>
+                <w:szCs w:val="26"/>
+              </w:rPr>
+            </w:pPr>
+            <w:r>
+              <w:rPr>
+                <w:rFonts w:ascii="Times New Roman" w:hAnsi="Times New Roman" w:cs="Times New Roman"/>
+                <w:sz w:val="26"/>
+                <w:szCs w:val="26"/>
               </w:rPr>
               <w:t>Tiết 0: Định hướng môn học</w:t>
             </w:r>
@@ -3449,12 +4557,21 @@
         </w:tc>
         <w:tc>
           <w:tcPr>
-            <w:tcW w:w="1096" w:type="dxa"/>
-          </w:tcPr>
-          <w:p>
-            <w:r>
-              <w:rPr>
-                <w:sz w:val="26"/>
+            <w:tcW w:w="1258" w:type="dxa"/>
+          </w:tcPr>
+          <w:p>
+            <w:pPr>
+              <w:rPr>
+                <w:rFonts w:ascii="Times New Roman" w:hAnsi="Times New Roman" w:cs="Times New Roman"/>
+                <w:sz w:val="26"/>
+                <w:szCs w:val="26"/>
+              </w:rPr>
+            </w:pPr>
+            <w:r>
+              <w:rPr>
+                <w:rFonts w:ascii="Times New Roman" w:hAnsi="Times New Roman" w:cs="Times New Roman"/>
+                <w:sz w:val="26"/>
+                <w:szCs w:val="26"/>
               </w:rPr>
               <w:t>Bộ Kit Robotics</w:t>
             </w:r>
@@ -3470,10 +4587,17 @@
           <w:p>
             <w:pPr>
               <w:jc w:val="center"/>
-            </w:pPr>
-            <w:r>
-              <w:rPr>
-                <w:sz w:val="26"/>
+              <w:rPr>
+                <w:rFonts w:ascii="Times New Roman" w:hAnsi="Times New Roman" w:cs="Times New Roman"/>
+                <w:sz w:val="26"/>
+                <w:szCs w:val="26"/>
+              </w:rPr>
+            </w:pPr>
+            <w:r>
+              <w:rPr>
+                <w:rFonts w:ascii="Times New Roman" w:hAnsi="Times New Roman" w:cs="Times New Roman"/>
+                <w:sz w:val="26"/>
+                <w:szCs w:val="26"/>
               </w:rPr>
               <w:t>Năm (06/08)</w:t>
             </w:r>
@@ -3481,6 +4605,11 @@
           <w:p>
             <w:pPr>
               <w:jc w:val="center"/>
+              <w:rPr>
+                <w:rFonts w:ascii="Times New Roman" w:hAnsi="Times New Roman" w:cs="Times New Roman"/>
+                <w:sz w:val="26"/>
+                <w:szCs w:val="26"/>
+              </w:rPr>
             </w:pPr>
           </w:p>
         </w:tc>
@@ -3491,10 +4620,17 @@
           <w:p>
             <w:pPr>
               <w:jc w:val="center"/>
-            </w:pPr>
-            <w:r>
-              <w:rPr>
-                <w:sz w:val="26"/>
+              <w:rPr>
+                <w:rFonts w:ascii="Times New Roman" w:hAnsi="Times New Roman" w:cs="Times New Roman"/>
+                <w:sz w:val="26"/>
+                <w:szCs w:val="26"/>
+              </w:rPr>
+            </w:pPr>
+            <w:r>
+              <w:rPr>
+                <w:rFonts w:ascii="Times New Roman" w:hAnsi="Times New Roman" w:cs="Times New Roman"/>
+                <w:sz w:val="26"/>
+                <w:szCs w:val="26"/>
               </w:rPr>
               <w:t>1</w:t>
             </w:r>
@@ -3507,10 +4643,17 @@
           <w:p>
             <w:pPr>
               <w:jc w:val="center"/>
-            </w:pPr>
-            <w:r>
-              <w:rPr>
-                <w:sz w:val="26"/>
+              <w:rPr>
+                <w:rFonts w:ascii="Times New Roman" w:hAnsi="Times New Roman" w:cs="Times New Roman"/>
+                <w:sz w:val="26"/>
+                <w:szCs w:val="26"/>
+              </w:rPr>
+            </w:pPr>
+            <w:r>
+              <w:rPr>
+                <w:rFonts w:ascii="Times New Roman" w:hAnsi="Times New Roman" w:cs="Times New Roman"/>
+                <w:sz w:val="26"/>
+                <w:szCs w:val="26"/>
               </w:rPr>
               <w:t>1</w:t>
             </w:r>
@@ -3523,10 +4666,17 @@
           <w:p>
             <w:pPr>
               <w:jc w:val="center"/>
-            </w:pPr>
-            <w:r>
-              <w:rPr>
-                <w:sz w:val="26"/>
+              <w:rPr>
+                <w:rFonts w:ascii="Times New Roman" w:hAnsi="Times New Roman" w:cs="Times New Roman"/>
+                <w:sz w:val="26"/>
+                <w:szCs w:val="26"/>
+              </w:rPr>
+            </w:pPr>
+            <w:r>
+              <w:rPr>
+                <w:rFonts w:ascii="Times New Roman" w:hAnsi="Times New Roman" w:cs="Times New Roman"/>
+                <w:sz w:val="26"/>
+                <w:szCs w:val="26"/>
               </w:rPr>
               <w:t>Tin học</w:t>
             </w:r>
@@ -3539,10 +4689,17 @@
           <w:p>
             <w:pPr>
               <w:jc w:val="center"/>
-            </w:pPr>
-            <w:r>
-              <w:rPr>
-                <w:sz w:val="26"/>
+              <w:rPr>
+                <w:rFonts w:ascii="Times New Roman" w:hAnsi="Times New Roman" w:cs="Times New Roman"/>
+                <w:sz w:val="26"/>
+                <w:szCs w:val="26"/>
+              </w:rPr>
+            </w:pPr>
+            <w:r>
+              <w:rPr>
+                <w:rFonts w:ascii="Times New Roman" w:hAnsi="Times New Roman" w:cs="Times New Roman"/>
+                <w:sz w:val="26"/>
+                <w:szCs w:val="26"/>
               </w:rPr>
               <w:t>3A1</w:t>
             </w:r>
@@ -3550,12 +4707,21 @@
         </w:tc>
         <w:tc>
           <w:tcPr>
-            <w:tcW w:w="3838" w:type="dxa"/>
-          </w:tcPr>
-          <w:p>
-            <w:r>
-              <w:rPr>
-                <w:sz w:val="26"/>
+            <w:tcW w:w="3676" w:type="dxa"/>
+          </w:tcPr>
+          <w:p>
+            <w:pPr>
+              <w:rPr>
+                <w:rFonts w:ascii="Times New Roman" w:hAnsi="Times New Roman" w:cs="Times New Roman"/>
+                <w:sz w:val="26"/>
+                <w:szCs w:val="26"/>
+              </w:rPr>
+            </w:pPr>
+            <w:r>
+              <w:rPr>
+                <w:rFonts w:ascii="Times New Roman" w:hAnsi="Times New Roman" w:cs="Times New Roman"/>
+                <w:sz w:val="26"/>
+                <w:szCs w:val="26"/>
               </w:rPr>
               <w:t>Tiết 0: Định hướng môn học</w:t>
             </w:r>
@@ -3563,12 +4729,21 @@
         </w:tc>
         <w:tc>
           <w:tcPr>
-            <w:tcW w:w="1096" w:type="dxa"/>
-          </w:tcPr>
-          <w:p>
-            <w:r>
-              <w:rPr>
-                <w:sz w:val="26"/>
+            <w:tcW w:w="1258" w:type="dxa"/>
+          </w:tcPr>
+          <w:p>
+            <w:pPr>
+              <w:rPr>
+                <w:rFonts w:ascii="Times New Roman" w:hAnsi="Times New Roman" w:cs="Times New Roman"/>
+                <w:sz w:val="26"/>
+                <w:szCs w:val="26"/>
+              </w:rPr>
+            </w:pPr>
+            <w:r>
+              <w:rPr>
+                <w:rFonts w:ascii="Times New Roman" w:hAnsi="Times New Roman" w:cs="Times New Roman"/>
+                <w:sz w:val="26"/>
+                <w:szCs w:val="26"/>
               </w:rPr>
               <w:t>Phòng Tin học</w:t>
             </w:r>
@@ -3581,7 +4756,15 @@
             <w:tcW w:w="1237" w:type="dxa"/>
             <w:vMerge/>
           </w:tcPr>
-          <w:p/>
+          <w:p>
+            <w:pPr>
+              <w:rPr>
+                <w:rFonts w:ascii="Times New Roman" w:hAnsi="Times New Roman" w:cs="Times New Roman"/>
+                <w:sz w:val="26"/>
+                <w:szCs w:val="26"/>
+              </w:rPr>
+            </w:pPr>
+          </w:p>
         </w:tc>
         <w:tc>
           <w:tcPr>
@@ -3590,10 +4773,17 @@
           <w:p>
             <w:pPr>
               <w:jc w:val="center"/>
-            </w:pPr>
-            <w:r>
-              <w:rPr>
-                <w:sz w:val="26"/>
+              <w:rPr>
+                <w:rFonts w:ascii="Times New Roman" w:hAnsi="Times New Roman" w:cs="Times New Roman"/>
+                <w:sz w:val="26"/>
+                <w:szCs w:val="26"/>
+              </w:rPr>
+            </w:pPr>
+            <w:r>
+              <w:rPr>
+                <w:rFonts w:ascii="Times New Roman" w:hAnsi="Times New Roman" w:cs="Times New Roman"/>
+                <w:sz w:val="26"/>
+                <w:szCs w:val="26"/>
               </w:rPr>
               <w:t>2</w:t>
             </w:r>
@@ -3606,10 +4796,17 @@
           <w:p>
             <w:pPr>
               <w:jc w:val="center"/>
-            </w:pPr>
-            <w:r>
-              <w:rPr>
-                <w:sz w:val="26"/>
+              <w:rPr>
+                <w:rFonts w:ascii="Times New Roman" w:hAnsi="Times New Roman" w:cs="Times New Roman"/>
+                <w:sz w:val="26"/>
+                <w:szCs w:val="26"/>
+              </w:rPr>
+            </w:pPr>
+            <w:r>
+              <w:rPr>
+                <w:rFonts w:ascii="Times New Roman" w:hAnsi="Times New Roman" w:cs="Times New Roman"/>
+                <w:sz w:val="26"/>
+                <w:szCs w:val="26"/>
               </w:rPr>
               <w:t>1</w:t>
             </w:r>
@@ -3622,10 +4819,17 @@
           <w:p>
             <w:pPr>
               <w:jc w:val="center"/>
-            </w:pPr>
-            <w:r>
-              <w:rPr>
-                <w:sz w:val="26"/>
+              <w:rPr>
+                <w:rFonts w:ascii="Times New Roman" w:hAnsi="Times New Roman" w:cs="Times New Roman"/>
+                <w:sz w:val="26"/>
+                <w:szCs w:val="26"/>
+              </w:rPr>
+            </w:pPr>
+            <w:r>
+              <w:rPr>
+                <w:rFonts w:ascii="Times New Roman" w:hAnsi="Times New Roman" w:cs="Times New Roman"/>
+                <w:sz w:val="26"/>
+                <w:szCs w:val="26"/>
               </w:rPr>
               <w:t>Tin học</w:t>
             </w:r>
@@ -3638,10 +4842,17 @@
           <w:p>
             <w:pPr>
               <w:jc w:val="center"/>
-            </w:pPr>
-            <w:r>
-              <w:rPr>
-                <w:sz w:val="26"/>
+              <w:rPr>
+                <w:rFonts w:ascii="Times New Roman" w:hAnsi="Times New Roman" w:cs="Times New Roman"/>
+                <w:sz w:val="26"/>
+                <w:szCs w:val="26"/>
+              </w:rPr>
+            </w:pPr>
+            <w:r>
+              <w:rPr>
+                <w:rFonts w:ascii="Times New Roman" w:hAnsi="Times New Roman" w:cs="Times New Roman"/>
+                <w:sz w:val="26"/>
+                <w:szCs w:val="26"/>
               </w:rPr>
               <w:t>TTH 1</w:t>
             </w:r>
@@ -3649,12 +4860,21 @@
         </w:tc>
         <w:tc>
           <w:tcPr>
-            <w:tcW w:w="3838" w:type="dxa"/>
-          </w:tcPr>
-          <w:p>
-            <w:r>
-              <w:rPr>
-                <w:sz w:val="26"/>
+            <w:tcW w:w="3676" w:type="dxa"/>
+          </w:tcPr>
+          <w:p>
+            <w:pPr>
+              <w:rPr>
+                <w:rFonts w:ascii="Times New Roman" w:hAnsi="Times New Roman" w:cs="Times New Roman"/>
+                <w:sz w:val="26"/>
+                <w:szCs w:val="26"/>
+              </w:rPr>
+            </w:pPr>
+            <w:r>
+              <w:rPr>
+                <w:rFonts w:ascii="Times New Roman" w:hAnsi="Times New Roman" w:cs="Times New Roman"/>
+                <w:sz w:val="26"/>
+                <w:szCs w:val="26"/>
               </w:rPr>
               <w:t>Tiết 0: Định hướng môn học</w:t>
             </w:r>
@@ -3662,12 +4882,21 @@
         </w:tc>
         <w:tc>
           <w:tcPr>
-            <w:tcW w:w="1096" w:type="dxa"/>
-          </w:tcPr>
-          <w:p>
-            <w:r>
-              <w:rPr>
-                <w:sz w:val="26"/>
+            <w:tcW w:w="1258" w:type="dxa"/>
+          </w:tcPr>
+          <w:p>
+            <w:pPr>
+              <w:rPr>
+                <w:rFonts w:ascii="Times New Roman" w:hAnsi="Times New Roman" w:cs="Times New Roman"/>
+                <w:sz w:val="26"/>
+                <w:szCs w:val="26"/>
+              </w:rPr>
+            </w:pPr>
+            <w:r>
+              <w:rPr>
+                <w:rFonts w:ascii="Times New Roman" w:hAnsi="Times New Roman" w:cs="Times New Roman"/>
+                <w:sz w:val="26"/>
+                <w:szCs w:val="26"/>
               </w:rPr>
               <w:t>Phòng Tin học</w:t>
             </w:r>
@@ -3680,7 +4909,15 @@
             <w:tcW w:w="1237" w:type="dxa"/>
             <w:vMerge/>
           </w:tcPr>
-          <w:p/>
+          <w:p>
+            <w:pPr>
+              <w:rPr>
+                <w:rFonts w:ascii="Times New Roman" w:hAnsi="Times New Roman" w:cs="Times New Roman"/>
+                <w:sz w:val="26"/>
+                <w:szCs w:val="26"/>
+              </w:rPr>
+            </w:pPr>
+          </w:p>
         </w:tc>
         <w:tc>
           <w:tcPr>
@@ -3689,10 +4926,17 @@
           <w:p>
             <w:pPr>
               <w:jc w:val="center"/>
-            </w:pPr>
-            <w:r>
-              <w:rPr>
-                <w:sz w:val="26"/>
+              <w:rPr>
+                <w:rFonts w:ascii="Times New Roman" w:hAnsi="Times New Roman" w:cs="Times New Roman"/>
+                <w:sz w:val="26"/>
+                <w:szCs w:val="26"/>
+              </w:rPr>
+            </w:pPr>
+            <w:r>
+              <w:rPr>
+                <w:rFonts w:ascii="Times New Roman" w:hAnsi="Times New Roman" w:cs="Times New Roman"/>
+                <w:sz w:val="26"/>
+                <w:szCs w:val="26"/>
               </w:rPr>
               <w:t>3</w:t>
             </w:r>
@@ -3705,10 +4949,17 @@
           <w:p>
             <w:pPr>
               <w:jc w:val="center"/>
-            </w:pPr>
-            <w:r>
-              <w:rPr>
-                <w:sz w:val="26"/>
+              <w:rPr>
+                <w:rFonts w:ascii="Times New Roman" w:hAnsi="Times New Roman" w:cs="Times New Roman"/>
+                <w:sz w:val="26"/>
+                <w:szCs w:val="26"/>
+              </w:rPr>
+            </w:pPr>
+            <w:r>
+              <w:rPr>
+                <w:rFonts w:ascii="Times New Roman" w:hAnsi="Times New Roman" w:cs="Times New Roman"/>
+                <w:sz w:val="26"/>
+                <w:szCs w:val="26"/>
               </w:rPr>
               <w:t>1</w:t>
             </w:r>
@@ -3721,10 +4972,17 @@
           <w:p>
             <w:pPr>
               <w:jc w:val="center"/>
-            </w:pPr>
-            <w:r>
-              <w:rPr>
-                <w:sz w:val="26"/>
+              <w:rPr>
+                <w:rFonts w:ascii="Times New Roman" w:hAnsi="Times New Roman" w:cs="Times New Roman"/>
+                <w:sz w:val="26"/>
+                <w:szCs w:val="26"/>
+              </w:rPr>
+            </w:pPr>
+            <w:r>
+              <w:rPr>
+                <w:rFonts w:ascii="Times New Roman" w:hAnsi="Times New Roman" w:cs="Times New Roman"/>
+                <w:sz w:val="26"/>
+                <w:szCs w:val="26"/>
               </w:rPr>
               <w:t>Tin học</w:t>
             </w:r>
@@ -3737,10 +4995,17 @@
           <w:p>
             <w:pPr>
               <w:jc w:val="center"/>
-            </w:pPr>
-            <w:r>
-              <w:rPr>
-                <w:sz w:val="26"/>
+              <w:rPr>
+                <w:rFonts w:ascii="Times New Roman" w:hAnsi="Times New Roman" w:cs="Times New Roman"/>
+                <w:sz w:val="26"/>
+                <w:szCs w:val="26"/>
+              </w:rPr>
+            </w:pPr>
+            <w:r>
+              <w:rPr>
+                <w:rFonts w:ascii="Times New Roman" w:hAnsi="Times New Roman" w:cs="Times New Roman"/>
+                <w:sz w:val="26"/>
+                <w:szCs w:val="26"/>
               </w:rPr>
               <w:t>TTH2</w:t>
             </w:r>
@@ -3748,12 +5013,21 @@
         </w:tc>
         <w:tc>
           <w:tcPr>
-            <w:tcW w:w="3838" w:type="dxa"/>
-          </w:tcPr>
-          <w:p>
-            <w:r>
-              <w:rPr>
-                <w:sz w:val="26"/>
+            <w:tcW w:w="3676" w:type="dxa"/>
+          </w:tcPr>
+          <w:p>
+            <w:pPr>
+              <w:rPr>
+                <w:rFonts w:ascii="Times New Roman" w:hAnsi="Times New Roman" w:cs="Times New Roman"/>
+                <w:sz w:val="26"/>
+                <w:szCs w:val="26"/>
+              </w:rPr>
+            </w:pPr>
+            <w:r>
+              <w:rPr>
+                <w:rFonts w:ascii="Times New Roman" w:hAnsi="Times New Roman" w:cs="Times New Roman"/>
+                <w:sz w:val="26"/>
+                <w:szCs w:val="26"/>
               </w:rPr>
               <w:t>Tiết 0: Định hướng môn học</w:t>
             </w:r>
@@ -3761,12 +5035,21 @@
         </w:tc>
         <w:tc>
           <w:tcPr>
-            <w:tcW w:w="1096" w:type="dxa"/>
-          </w:tcPr>
-          <w:p>
-            <w:r>
-              <w:rPr>
-                <w:sz w:val="26"/>
+            <w:tcW w:w="1258" w:type="dxa"/>
+          </w:tcPr>
+          <w:p>
+            <w:pPr>
+              <w:rPr>
+                <w:rFonts w:ascii="Times New Roman" w:hAnsi="Times New Roman" w:cs="Times New Roman"/>
+                <w:sz w:val="26"/>
+                <w:szCs w:val="26"/>
+              </w:rPr>
+            </w:pPr>
+            <w:r>
+              <w:rPr>
+                <w:rFonts w:ascii="Times New Roman" w:hAnsi="Times New Roman" w:cs="Times New Roman"/>
+                <w:sz w:val="26"/>
+                <w:szCs w:val="26"/>
               </w:rPr>
               <w:t>Phòng Tin học</w:t>
             </w:r>
@@ -3779,7 +5062,15 @@
             <w:tcW w:w="1237" w:type="dxa"/>
             <w:vMerge/>
           </w:tcPr>
-          <w:p/>
+          <w:p>
+            <w:pPr>
+              <w:rPr>
+                <w:rFonts w:ascii="Times New Roman" w:hAnsi="Times New Roman" w:cs="Times New Roman"/>
+                <w:sz w:val="26"/>
+                <w:szCs w:val="26"/>
+              </w:rPr>
+            </w:pPr>
+          </w:p>
         </w:tc>
         <w:tc>
           <w:tcPr>
@@ -3788,10 +5079,17 @@
           <w:p>
             <w:pPr>
               <w:jc w:val="center"/>
-            </w:pPr>
-            <w:r>
-              <w:rPr>
-                <w:sz w:val="26"/>
+              <w:rPr>
+                <w:rFonts w:ascii="Times New Roman" w:hAnsi="Times New Roman" w:cs="Times New Roman"/>
+                <w:sz w:val="26"/>
+                <w:szCs w:val="26"/>
+              </w:rPr>
+            </w:pPr>
+            <w:r>
+              <w:rPr>
+                <w:rFonts w:ascii="Times New Roman" w:hAnsi="Times New Roman" w:cs="Times New Roman"/>
+                <w:sz w:val="26"/>
+                <w:szCs w:val="26"/>
               </w:rPr>
               <w:t>4</w:t>
             </w:r>
@@ -3804,10 +5102,17 @@
           <w:p>
             <w:pPr>
               <w:jc w:val="center"/>
-            </w:pPr>
-            <w:r>
-              <w:rPr>
-                <w:sz w:val="26"/>
+              <w:rPr>
+                <w:rFonts w:ascii="Times New Roman" w:hAnsi="Times New Roman" w:cs="Times New Roman"/>
+                <w:sz w:val="26"/>
+                <w:szCs w:val="26"/>
+              </w:rPr>
+            </w:pPr>
+            <w:r>
+              <w:rPr>
+                <w:rFonts w:ascii="Times New Roman" w:hAnsi="Times New Roman" w:cs="Times New Roman"/>
+                <w:sz w:val="26"/>
+                <w:szCs w:val="26"/>
               </w:rPr>
               <w:t>1</w:t>
             </w:r>
@@ -3820,10 +5125,17 @@
           <w:p>
             <w:pPr>
               <w:jc w:val="center"/>
-            </w:pPr>
-            <w:r>
-              <w:rPr>
-                <w:sz w:val="26"/>
+              <w:rPr>
+                <w:rFonts w:ascii="Times New Roman" w:hAnsi="Times New Roman" w:cs="Times New Roman"/>
+                <w:sz w:val="26"/>
+                <w:szCs w:val="26"/>
+              </w:rPr>
+            </w:pPr>
+            <w:r>
+              <w:rPr>
+                <w:rFonts w:ascii="Times New Roman" w:hAnsi="Times New Roman" w:cs="Times New Roman"/>
+                <w:sz w:val="26"/>
+                <w:szCs w:val="26"/>
               </w:rPr>
               <w:t>Robotics</w:t>
             </w:r>
@@ -3836,10 +5148,17 @@
           <w:p>
             <w:pPr>
               <w:jc w:val="center"/>
-            </w:pPr>
-            <w:r>
-              <w:rPr>
-                <w:sz w:val="26"/>
+              <w:rPr>
+                <w:rFonts w:ascii="Times New Roman" w:hAnsi="Times New Roman" w:cs="Times New Roman"/>
+                <w:sz w:val="26"/>
+                <w:szCs w:val="26"/>
+              </w:rPr>
+            </w:pPr>
+            <w:r>
+              <w:rPr>
+                <w:rFonts w:ascii="Times New Roman" w:hAnsi="Times New Roman" w:cs="Times New Roman"/>
+                <w:sz w:val="26"/>
+                <w:szCs w:val="26"/>
               </w:rPr>
               <w:t>1C1</w:t>
             </w:r>
@@ -3847,12 +5166,21 @@
         </w:tc>
         <w:tc>
           <w:tcPr>
-            <w:tcW w:w="3838" w:type="dxa"/>
-          </w:tcPr>
-          <w:p>
-            <w:r>
-              <w:rPr>
-                <w:sz w:val="26"/>
+            <w:tcW w:w="3676" w:type="dxa"/>
+          </w:tcPr>
+          <w:p>
+            <w:pPr>
+              <w:rPr>
+                <w:rFonts w:ascii="Times New Roman" w:hAnsi="Times New Roman" w:cs="Times New Roman"/>
+                <w:sz w:val="26"/>
+                <w:szCs w:val="26"/>
+              </w:rPr>
+            </w:pPr>
+            <w:r>
+              <w:rPr>
+                <w:rFonts w:ascii="Times New Roman" w:hAnsi="Times New Roman" w:cs="Times New Roman"/>
+                <w:sz w:val="26"/>
+                <w:szCs w:val="26"/>
               </w:rPr>
               <w:t>Tiết 0: Định hướng môn học</w:t>
             </w:r>
@@ -3860,12 +5188,21 @@
         </w:tc>
         <w:tc>
           <w:tcPr>
-            <w:tcW w:w="1096" w:type="dxa"/>
-          </w:tcPr>
-          <w:p>
-            <w:r>
-              <w:rPr>
-                <w:sz w:val="26"/>
+            <w:tcW w:w="1258" w:type="dxa"/>
+          </w:tcPr>
+          <w:p>
+            <w:pPr>
+              <w:rPr>
+                <w:rFonts w:ascii="Times New Roman" w:hAnsi="Times New Roman" w:cs="Times New Roman"/>
+                <w:sz w:val="26"/>
+                <w:szCs w:val="26"/>
+              </w:rPr>
+            </w:pPr>
+            <w:r>
+              <w:rPr>
+                <w:rFonts w:ascii="Times New Roman" w:hAnsi="Times New Roman" w:cs="Times New Roman"/>
+                <w:sz w:val="26"/>
+                <w:szCs w:val="26"/>
               </w:rPr>
               <w:t>Bộ Kit Robotics</w:t>
             </w:r>
@@ -3881,10 +5218,17 @@
           <w:p>
             <w:pPr>
               <w:jc w:val="center"/>
-            </w:pPr>
-            <w:r>
-              <w:rPr>
-                <w:sz w:val="26"/>
+              <w:rPr>
+                <w:rFonts w:ascii="Times New Roman" w:hAnsi="Times New Roman" w:cs="Times New Roman"/>
+                <w:sz w:val="26"/>
+                <w:szCs w:val="26"/>
+              </w:rPr>
+            </w:pPr>
+            <w:r>
+              <w:rPr>
+                <w:rFonts w:ascii="Times New Roman" w:hAnsi="Times New Roman" w:cs="Times New Roman"/>
+                <w:sz w:val="26"/>
+                <w:szCs w:val="26"/>
               </w:rPr>
               <w:t>Sáu (07/08)</w:t>
             </w:r>
@@ -3892,6 +5236,11 @@
           <w:p>
             <w:pPr>
               <w:jc w:val="center"/>
+              <w:rPr>
+                <w:rFonts w:ascii="Times New Roman" w:hAnsi="Times New Roman" w:cs="Times New Roman"/>
+                <w:sz w:val="26"/>
+                <w:szCs w:val="26"/>
+              </w:rPr>
             </w:pPr>
           </w:p>
         </w:tc>
@@ -3902,10 +5251,17 @@
           <w:p>
             <w:pPr>
               <w:jc w:val="center"/>
-            </w:pPr>
-            <w:r>
-              <w:rPr>
-                <w:sz w:val="26"/>
+              <w:rPr>
+                <w:rFonts w:ascii="Times New Roman" w:hAnsi="Times New Roman" w:cs="Times New Roman"/>
+                <w:sz w:val="26"/>
+                <w:szCs w:val="26"/>
+              </w:rPr>
+            </w:pPr>
+            <w:r>
+              <w:rPr>
+                <w:rFonts w:ascii="Times New Roman" w:hAnsi="Times New Roman" w:cs="Times New Roman"/>
+                <w:sz w:val="26"/>
+                <w:szCs w:val="26"/>
               </w:rPr>
               <w:t>1</w:t>
             </w:r>
@@ -3918,10 +5274,17 @@
           <w:p>
             <w:pPr>
               <w:jc w:val="center"/>
-            </w:pPr>
-            <w:r>
-              <w:rPr>
-                <w:sz w:val="26"/>
+              <w:rPr>
+                <w:rFonts w:ascii="Times New Roman" w:hAnsi="Times New Roman" w:cs="Times New Roman"/>
+                <w:sz w:val="26"/>
+                <w:szCs w:val="26"/>
+              </w:rPr>
+            </w:pPr>
+            <w:r>
+              <w:rPr>
+                <w:rFonts w:ascii="Times New Roman" w:hAnsi="Times New Roman" w:cs="Times New Roman"/>
+                <w:sz w:val="26"/>
+                <w:szCs w:val="26"/>
               </w:rPr>
               <w:t>1</w:t>
             </w:r>
@@ -3934,10 +5297,17 @@
           <w:p>
             <w:pPr>
               <w:jc w:val="center"/>
-            </w:pPr>
-            <w:r>
-              <w:rPr>
-                <w:sz w:val="26"/>
+              <w:rPr>
+                <w:rFonts w:ascii="Times New Roman" w:hAnsi="Times New Roman" w:cs="Times New Roman"/>
+                <w:sz w:val="26"/>
+                <w:szCs w:val="26"/>
+              </w:rPr>
+            </w:pPr>
+            <w:r>
+              <w:rPr>
+                <w:rFonts w:ascii="Times New Roman" w:hAnsi="Times New Roman" w:cs="Times New Roman"/>
+                <w:sz w:val="26"/>
+                <w:szCs w:val="26"/>
               </w:rPr>
               <w:t>Tin học</w:t>
             </w:r>
@@ -3950,10 +5320,17 @@
           <w:p>
             <w:pPr>
               <w:jc w:val="center"/>
-            </w:pPr>
-            <w:r>
-              <w:rPr>
-                <w:sz w:val="26"/>
+              <w:rPr>
+                <w:rFonts w:ascii="Times New Roman" w:hAnsi="Times New Roman" w:cs="Times New Roman"/>
+                <w:sz w:val="26"/>
+                <w:szCs w:val="26"/>
+              </w:rPr>
+            </w:pPr>
+            <w:r>
+              <w:rPr>
+                <w:rFonts w:ascii="Times New Roman" w:hAnsi="Times New Roman" w:cs="Times New Roman"/>
+                <w:sz w:val="26"/>
+                <w:szCs w:val="26"/>
               </w:rPr>
               <w:t>8A1</w:t>
             </w:r>
@@ -3961,12 +5338,21 @@
         </w:tc>
         <w:tc>
           <w:tcPr>
-            <w:tcW w:w="3838" w:type="dxa"/>
-          </w:tcPr>
-          <w:p>
-            <w:r>
-              <w:rPr>
-                <w:sz w:val="26"/>
+            <w:tcW w:w="3676" w:type="dxa"/>
+          </w:tcPr>
+          <w:p>
+            <w:pPr>
+              <w:rPr>
+                <w:rFonts w:ascii="Times New Roman" w:hAnsi="Times New Roman" w:cs="Times New Roman"/>
+                <w:sz w:val="26"/>
+                <w:szCs w:val="26"/>
+              </w:rPr>
+            </w:pPr>
+            <w:r>
+              <w:rPr>
+                <w:rFonts w:ascii="Times New Roman" w:hAnsi="Times New Roman" w:cs="Times New Roman"/>
+                <w:sz w:val="26"/>
+                <w:szCs w:val="26"/>
               </w:rPr>
               <w:t>Tiết 0: Định hướng môn học</w:t>
             </w:r>
@@ -3974,12 +5360,21 @@
         </w:tc>
         <w:tc>
           <w:tcPr>
-            <w:tcW w:w="1096" w:type="dxa"/>
-          </w:tcPr>
-          <w:p>
-            <w:r>
-              <w:rPr>
-                <w:sz w:val="26"/>
+            <w:tcW w:w="1258" w:type="dxa"/>
+          </w:tcPr>
+          <w:p>
+            <w:pPr>
+              <w:rPr>
+                <w:rFonts w:ascii="Times New Roman" w:hAnsi="Times New Roman" w:cs="Times New Roman"/>
+                <w:sz w:val="26"/>
+                <w:szCs w:val="26"/>
+              </w:rPr>
+            </w:pPr>
+            <w:r>
+              <w:rPr>
+                <w:rFonts w:ascii="Times New Roman" w:hAnsi="Times New Roman" w:cs="Times New Roman"/>
+                <w:sz w:val="26"/>
+                <w:szCs w:val="26"/>
               </w:rPr>
               <w:t>Phòng Tin học</w:t>
             </w:r>
@@ -3992,7 +5387,15 @@
             <w:tcW w:w="1237" w:type="dxa"/>
             <w:vMerge/>
           </w:tcPr>
-          <w:p/>
+          <w:p>
+            <w:pPr>
+              <w:rPr>
+                <w:rFonts w:ascii="Times New Roman" w:hAnsi="Times New Roman" w:cs="Times New Roman"/>
+                <w:sz w:val="26"/>
+                <w:szCs w:val="26"/>
+              </w:rPr>
+            </w:pPr>
+          </w:p>
         </w:tc>
         <w:tc>
           <w:tcPr>
@@ -4001,10 +5404,17 @@
           <w:p>
             <w:pPr>
               <w:jc w:val="center"/>
-            </w:pPr>
-            <w:r>
-              <w:rPr>
-                <w:sz w:val="26"/>
+              <w:rPr>
+                <w:rFonts w:ascii="Times New Roman" w:hAnsi="Times New Roman" w:cs="Times New Roman"/>
+                <w:sz w:val="26"/>
+                <w:szCs w:val="26"/>
+              </w:rPr>
+            </w:pPr>
+            <w:r>
+              <w:rPr>
+                <w:rFonts w:ascii="Times New Roman" w:hAnsi="Times New Roman" w:cs="Times New Roman"/>
+                <w:sz w:val="26"/>
+                <w:szCs w:val="26"/>
               </w:rPr>
               <w:t>2</w:t>
             </w:r>
@@ -4017,10 +5427,17 @@
           <w:p>
             <w:pPr>
               <w:jc w:val="center"/>
-            </w:pPr>
-            <w:r>
-              <w:rPr>
-                <w:sz w:val="26"/>
+              <w:rPr>
+                <w:rFonts w:ascii="Times New Roman" w:hAnsi="Times New Roman" w:cs="Times New Roman"/>
+                <w:sz w:val="26"/>
+                <w:szCs w:val="26"/>
+              </w:rPr>
+            </w:pPr>
+            <w:r>
+              <w:rPr>
+                <w:rFonts w:ascii="Times New Roman" w:hAnsi="Times New Roman" w:cs="Times New Roman"/>
+                <w:sz w:val="26"/>
+                <w:szCs w:val="26"/>
               </w:rPr>
               <w:t>1</w:t>
             </w:r>
@@ -4033,10 +5450,17 @@
           <w:p>
             <w:pPr>
               <w:jc w:val="center"/>
-            </w:pPr>
-            <w:r>
-              <w:rPr>
-                <w:sz w:val="26"/>
+              <w:rPr>
+                <w:rFonts w:ascii="Times New Roman" w:hAnsi="Times New Roman" w:cs="Times New Roman"/>
+                <w:sz w:val="26"/>
+                <w:szCs w:val="26"/>
+              </w:rPr>
+            </w:pPr>
+            <w:r>
+              <w:rPr>
+                <w:rFonts w:ascii="Times New Roman" w:hAnsi="Times New Roman" w:cs="Times New Roman"/>
+                <w:sz w:val="26"/>
+                <w:szCs w:val="26"/>
               </w:rPr>
               <w:t>Robotics</w:t>
             </w:r>
@@ -4049,10 +5473,17 @@
           <w:p>
             <w:pPr>
               <w:jc w:val="center"/>
-            </w:pPr>
-            <w:r>
-              <w:rPr>
-                <w:sz w:val="26"/>
+              <w:rPr>
+                <w:rFonts w:ascii="Times New Roman" w:hAnsi="Times New Roman" w:cs="Times New Roman"/>
+                <w:sz w:val="26"/>
+                <w:szCs w:val="26"/>
+              </w:rPr>
+            </w:pPr>
+            <w:r>
+              <w:rPr>
+                <w:rFonts w:ascii="Times New Roman" w:hAnsi="Times New Roman" w:cs="Times New Roman"/>
+                <w:sz w:val="26"/>
+                <w:szCs w:val="26"/>
               </w:rPr>
               <w:t>8A1</w:t>
             </w:r>
@@ -4060,12 +5491,21 @@
         </w:tc>
         <w:tc>
           <w:tcPr>
-            <w:tcW w:w="3838" w:type="dxa"/>
-          </w:tcPr>
-          <w:p>
-            <w:r>
-              <w:rPr>
-                <w:sz w:val="26"/>
+            <w:tcW w:w="3676" w:type="dxa"/>
+          </w:tcPr>
+          <w:p>
+            <w:pPr>
+              <w:rPr>
+                <w:rFonts w:ascii="Times New Roman" w:hAnsi="Times New Roman" w:cs="Times New Roman"/>
+                <w:sz w:val="26"/>
+                <w:szCs w:val="26"/>
+              </w:rPr>
+            </w:pPr>
+            <w:r>
+              <w:rPr>
+                <w:rFonts w:ascii="Times New Roman" w:hAnsi="Times New Roman" w:cs="Times New Roman"/>
+                <w:sz w:val="26"/>
+                <w:szCs w:val="26"/>
               </w:rPr>
               <w:t>Tiết 0: Định hướng môn học</w:t>
             </w:r>
@@ -4073,12 +5513,21 @@
         </w:tc>
         <w:tc>
           <w:tcPr>
-            <w:tcW w:w="1096" w:type="dxa"/>
-          </w:tcPr>
-          <w:p>
-            <w:r>
-              <w:rPr>
-                <w:sz w:val="26"/>
+            <w:tcW w:w="1258" w:type="dxa"/>
+          </w:tcPr>
+          <w:p>
+            <w:pPr>
+              <w:rPr>
+                <w:rFonts w:ascii="Times New Roman" w:hAnsi="Times New Roman" w:cs="Times New Roman"/>
+                <w:sz w:val="26"/>
+                <w:szCs w:val="26"/>
+              </w:rPr>
+            </w:pPr>
+            <w:r>
+              <w:rPr>
+                <w:rFonts w:ascii="Times New Roman" w:hAnsi="Times New Roman" w:cs="Times New Roman"/>
+                <w:sz w:val="26"/>
+                <w:szCs w:val="26"/>
               </w:rPr>
               <w:t>Bộ Kit Robotics</w:t>
             </w:r>
@@ -4091,7 +5540,15 @@
             <w:tcW w:w="1237" w:type="dxa"/>
             <w:vMerge/>
           </w:tcPr>
-          <w:p/>
+          <w:p>
+            <w:pPr>
+              <w:rPr>
+                <w:rFonts w:ascii="Times New Roman" w:hAnsi="Times New Roman" w:cs="Times New Roman"/>
+                <w:sz w:val="26"/>
+                <w:szCs w:val="26"/>
+              </w:rPr>
+            </w:pPr>
+          </w:p>
         </w:tc>
         <w:tc>
           <w:tcPr>
@@ -4100,10 +5557,17 @@
           <w:p>
             <w:pPr>
               <w:jc w:val="center"/>
-            </w:pPr>
-            <w:r>
-              <w:rPr>
-                <w:sz w:val="26"/>
+              <w:rPr>
+                <w:rFonts w:ascii="Times New Roman" w:hAnsi="Times New Roman" w:cs="Times New Roman"/>
+                <w:sz w:val="26"/>
+                <w:szCs w:val="26"/>
+              </w:rPr>
+            </w:pPr>
+            <w:r>
+              <w:rPr>
+                <w:rFonts w:ascii="Times New Roman" w:hAnsi="Times New Roman" w:cs="Times New Roman"/>
+                <w:sz w:val="26"/>
+                <w:szCs w:val="26"/>
               </w:rPr>
               <w:t>3</w:t>
             </w:r>
@@ -4116,10 +5580,17 @@
           <w:p>
             <w:pPr>
               <w:jc w:val="center"/>
-            </w:pPr>
-            <w:r>
-              <w:rPr>
-                <w:sz w:val="26"/>
+              <w:rPr>
+                <w:rFonts w:ascii="Times New Roman" w:hAnsi="Times New Roman" w:cs="Times New Roman"/>
+                <w:sz w:val="26"/>
+                <w:szCs w:val="26"/>
+              </w:rPr>
+            </w:pPr>
+            <w:r>
+              <w:rPr>
+                <w:rFonts w:ascii="Times New Roman" w:hAnsi="Times New Roman" w:cs="Times New Roman"/>
+                <w:sz w:val="26"/>
+                <w:szCs w:val="26"/>
               </w:rPr>
               <w:t>1</w:t>
             </w:r>
@@ -4132,10 +5603,17 @@
           <w:p>
             <w:pPr>
               <w:jc w:val="center"/>
-            </w:pPr>
-            <w:r>
-              <w:rPr>
-                <w:sz w:val="26"/>
+              <w:rPr>
+                <w:rFonts w:ascii="Times New Roman" w:hAnsi="Times New Roman" w:cs="Times New Roman"/>
+                <w:sz w:val="26"/>
+                <w:szCs w:val="26"/>
+              </w:rPr>
+            </w:pPr>
+            <w:r>
+              <w:rPr>
+                <w:rFonts w:ascii="Times New Roman" w:hAnsi="Times New Roman" w:cs="Times New Roman"/>
+                <w:sz w:val="26"/>
+                <w:szCs w:val="26"/>
               </w:rPr>
               <w:t>Robotics</w:t>
             </w:r>
@@ -4148,10 +5626,17 @@
           <w:p>
             <w:pPr>
               <w:jc w:val="center"/>
-            </w:pPr>
-            <w:r>
-              <w:rPr>
-                <w:sz w:val="26"/>
+              <w:rPr>
+                <w:rFonts w:ascii="Times New Roman" w:hAnsi="Times New Roman" w:cs="Times New Roman"/>
+                <w:sz w:val="26"/>
+                <w:szCs w:val="26"/>
+              </w:rPr>
+            </w:pPr>
+            <w:r>
+              <w:rPr>
+                <w:rFonts w:ascii="Times New Roman" w:hAnsi="Times New Roman" w:cs="Times New Roman"/>
+                <w:sz w:val="26"/>
+                <w:szCs w:val="26"/>
               </w:rPr>
               <w:t>4C1</w:t>
             </w:r>
@@ -4159,12 +5644,21 @@
         </w:tc>
         <w:tc>
           <w:tcPr>
-            <w:tcW w:w="3838" w:type="dxa"/>
-          </w:tcPr>
-          <w:p>
-            <w:r>
-              <w:rPr>
-                <w:sz w:val="26"/>
+            <w:tcW w:w="3676" w:type="dxa"/>
+          </w:tcPr>
+          <w:p>
+            <w:pPr>
+              <w:rPr>
+                <w:rFonts w:ascii="Times New Roman" w:hAnsi="Times New Roman" w:cs="Times New Roman"/>
+                <w:sz w:val="26"/>
+                <w:szCs w:val="26"/>
+              </w:rPr>
+            </w:pPr>
+            <w:r>
+              <w:rPr>
+                <w:rFonts w:ascii="Times New Roman" w:hAnsi="Times New Roman" w:cs="Times New Roman"/>
+                <w:sz w:val="26"/>
+                <w:szCs w:val="26"/>
               </w:rPr>
               <w:t>Tiết 0: Định hướng môn học</w:t>
             </w:r>
@@ -4172,12 +5666,21 @@
         </w:tc>
         <w:tc>
           <w:tcPr>
-            <w:tcW w:w="1096" w:type="dxa"/>
-          </w:tcPr>
-          <w:p>
-            <w:r>
-              <w:rPr>
-                <w:sz w:val="26"/>
+            <w:tcW w:w="1258" w:type="dxa"/>
+          </w:tcPr>
+          <w:p>
+            <w:pPr>
+              <w:rPr>
+                <w:rFonts w:ascii="Times New Roman" w:hAnsi="Times New Roman" w:cs="Times New Roman"/>
+                <w:sz w:val="26"/>
+                <w:szCs w:val="26"/>
+              </w:rPr>
+            </w:pPr>
+            <w:r>
+              <w:rPr>
+                <w:rFonts w:ascii="Times New Roman" w:hAnsi="Times New Roman" w:cs="Times New Roman"/>
+                <w:sz w:val="26"/>
+                <w:szCs w:val="26"/>
               </w:rPr>
               <w:t>Bộ Kit Robotics</w:t>
             </w:r>
@@ -4205,18 +5708,18 @@
         <w:tblStyle w:val="TableGrid"/>
         <w:tblW w:w="0" w:type="auto"/>
         <w:tblBorders>
-          <w:top w:val="single" w:sz="4" w:space="0" w:color="000000"/>
-          <w:left w:val="single" w:sz="4" w:space="0" w:color="000000"/>
-          <w:bottom w:val="single" w:sz="4" w:space="0" w:color="000000"/>
-          <w:right w:val="single" w:sz="4" w:space="0" w:color="000000"/>
-          <w:insideH w:val="single" w:sz="4" w:space="0" w:color="000000"/>
-          <w:insideV w:val="single" w:sz="4" w:space="0" w:color="000000"/>
+          <w:top w:val="none" w:sz="0" w:space="0" w:color="auto"/>
+          <w:left w:val="none" w:sz="0" w:space="0" w:color="auto"/>
+          <w:bottom w:val="none" w:sz="0" w:space="0" w:color="auto"/>
+          <w:right w:val="none" w:sz="0" w:space="0" w:color="auto"/>
+          <w:insideH w:val="none" w:sz="0" w:space="0" w:color="auto"/>
+          <w:insideV w:val="none" w:sz="0" w:space="0" w:color="auto"/>
         </w:tblBorders>
         <w:tblLook w:val="04A0" w:firstRow="1" w:lastRow="0" w:firstColumn="1" w:lastColumn="0" w:noHBand="0" w:noVBand="1"/>
       </w:tblPr>
       <w:tblGrid>
         <w:gridCol w:w="6716"/>
-        <w:gridCol w:w="3284"/>
+        <w:gridCol w:w="3294"/>
       </w:tblGrid>
       <w:tr>
         <w:tc>
@@ -4226,15 +5729,15 @@
           <w:p>
             <w:pPr>
               <w:rPr>
-                <w:rFonts w:cs="Times New Roman"/>
-                <w:color w:val="000000"/>
-                <w:sz w:val="26"/>
-                <w:szCs w:val="26"/>
-              </w:rPr>
-            </w:pPr>
-            <w:r>
-              <w:rPr>
-                <w:rFonts w:cs="Times New Roman"/>
+                <w:rFonts w:ascii="Times New Roman" w:hAnsi="Times New Roman" w:cs="Times New Roman"/>
+                <w:color w:val="000000"/>
+                <w:sz w:val="26"/>
+                <w:szCs w:val="26"/>
+              </w:rPr>
+            </w:pPr>
+            <w:r>
+              <w:rPr>
+                <w:rFonts w:ascii="Times New Roman" w:hAnsi="Times New Roman" w:cs="Times New Roman"/>
                 <w:color w:val="000000"/>
                 <w:sz w:val="26"/>
                 <w:szCs w:val="26"/>
@@ -4245,15 +5748,15 @@
           <w:p>
             <w:pPr>
               <w:rPr>
-                <w:rFonts w:cs="Times New Roman"/>
-                <w:color w:val="000000"/>
-                <w:sz w:val="26"/>
-                <w:szCs w:val="26"/>
-              </w:rPr>
-            </w:pPr>
-            <w:r>
-              <w:rPr>
-                <w:rFonts w:cs="Times New Roman"/>
+                <w:rFonts w:ascii="Times New Roman" w:hAnsi="Times New Roman" w:cs="Times New Roman"/>
+                <w:color w:val="000000"/>
+                <w:sz w:val="26"/>
+                <w:szCs w:val="26"/>
+              </w:rPr>
+            </w:pPr>
+            <w:r>
+              <w:rPr>
+                <w:rFonts w:ascii="Times New Roman" w:hAnsi="Times New Roman" w:cs="Times New Roman"/>
                 <w:color w:val="000000"/>
                 <w:sz w:val="26"/>
                 <w:szCs w:val="26"/>
@@ -4264,15 +5767,15 @@
           <w:p>
             <w:pPr>
               <w:rPr>
-                <w:rFonts w:cs="Times New Roman"/>
-                <w:color w:val="000000"/>
-                <w:sz w:val="26"/>
-                <w:szCs w:val="26"/>
-              </w:rPr>
-            </w:pPr>
-            <w:r>
-              <w:rPr>
-                <w:rFonts w:cs="Times New Roman"/>
+                <w:rFonts w:ascii="Times New Roman" w:hAnsi="Times New Roman" w:cs="Times New Roman"/>
+                <w:color w:val="000000"/>
+                <w:sz w:val="26"/>
+                <w:szCs w:val="26"/>
+              </w:rPr>
+            </w:pPr>
+            <w:r>
+              <w:rPr>
+                <w:rFonts w:ascii="Times New Roman" w:hAnsi="Times New Roman" w:cs="Times New Roman"/>
                 <w:color w:val="000000"/>
                 <w:sz w:val="26"/>
                 <w:szCs w:val="26"/>
@@ -4283,15 +5786,15 @@
           <w:p>
             <w:pPr>
               <w:rPr>
-                <w:rFonts w:cs="Times New Roman"/>
-                <w:color w:val="000000"/>
-                <w:sz w:val="26"/>
-                <w:szCs w:val="26"/>
-              </w:rPr>
-            </w:pPr>
-            <w:r>
-              <w:rPr>
-                <w:rFonts w:cs="Times New Roman"/>
+                <w:rFonts w:ascii="Times New Roman" w:hAnsi="Times New Roman" w:cs="Times New Roman"/>
+                <w:color w:val="000000"/>
+                <w:sz w:val="26"/>
+                <w:szCs w:val="26"/>
+              </w:rPr>
+            </w:pPr>
+            <w:r>
+              <w:rPr>
+                <w:rFonts w:ascii="Times New Roman" w:hAnsi="Times New Roman" w:cs="Times New Roman"/>
                 <w:color w:val="000000"/>
                 <w:sz w:val="26"/>
                 <w:szCs w:val="26"/>
@@ -4302,35 +5805,34 @@
           <w:p>
             <w:pPr>
               <w:rPr>
-                <w:rFonts w:cs="Times New Roman"/>
-                <w:color w:val="000000"/>
-                <w:sz w:val="26"/>
-                <w:szCs w:val="26"/>
-              </w:rPr>
-            </w:pPr>
-            <w:r>
-              <w:rPr>
-                <w:rFonts w:cs="Times New Roman"/>
-                <w:color w:val="000000"/>
-                <w:sz w:val="26"/>
-                <w:szCs w:val="26"/>
-              </w:rPr>
-              <w:lastRenderedPageBreak/>
+                <w:rFonts w:ascii="Times New Roman" w:hAnsi="Times New Roman" w:cs="Times New Roman"/>
+                <w:color w:val="000000"/>
+                <w:sz w:val="26"/>
+                <w:szCs w:val="26"/>
+              </w:rPr>
+            </w:pPr>
+            <w:r>
+              <w:rPr>
+                <w:rFonts w:ascii="Times New Roman" w:hAnsi="Times New Roman" w:cs="Times New Roman"/>
+                <w:color w:val="000000"/>
+                <w:sz w:val="26"/>
+                <w:szCs w:val="26"/>
+              </w:rPr>
               <w:t>…………………………………………………………………</w:t>
             </w:r>
           </w:p>
           <w:p>
             <w:pPr>
               <w:rPr>
-                <w:rFonts w:cs="Times New Roman"/>
-                <w:color w:val="000000"/>
-                <w:sz w:val="26"/>
-                <w:szCs w:val="26"/>
-              </w:rPr>
-            </w:pPr>
-            <w:r>
-              <w:rPr>
-                <w:rFonts w:cs="Times New Roman"/>
+                <w:rFonts w:ascii="Times New Roman" w:hAnsi="Times New Roman" w:cs="Times New Roman"/>
+                <w:color w:val="000000"/>
+                <w:sz w:val="26"/>
+                <w:szCs w:val="26"/>
+              </w:rPr>
+            </w:pPr>
+            <w:r>
+              <w:rPr>
+                <w:rFonts w:ascii="Times New Roman" w:hAnsi="Times New Roman" w:cs="Times New Roman"/>
                 <w:color w:val="000000"/>
                 <w:sz w:val="26"/>
                 <w:szCs w:val="26"/>
@@ -4341,15 +5843,15 @@
           <w:p>
             <w:pPr>
               <w:rPr>
-                <w:rFonts w:cs="Times New Roman"/>
-                <w:color w:val="000000"/>
-                <w:sz w:val="26"/>
-                <w:szCs w:val="26"/>
-              </w:rPr>
-            </w:pPr>
-            <w:r>
-              <w:rPr>
-                <w:rFonts w:cs="Times New Roman"/>
+                <w:rFonts w:ascii="Times New Roman" w:hAnsi="Times New Roman" w:cs="Times New Roman"/>
+                <w:color w:val="000000"/>
+                <w:sz w:val="26"/>
+                <w:szCs w:val="26"/>
+              </w:rPr>
+            </w:pPr>
+            <w:r>
+              <w:rPr>
+                <w:rFonts w:ascii="Times New Roman" w:hAnsi="Times New Roman" w:cs="Times New Roman"/>
                 <w:color w:val="000000"/>
                 <w:sz w:val="26"/>
                 <w:szCs w:val="26"/>
@@ -4360,15 +5862,15 @@
           <w:p>
             <w:pPr>
               <w:rPr>
-                <w:rFonts w:cs="Times New Roman"/>
-                <w:color w:val="000000"/>
-                <w:sz w:val="26"/>
-                <w:szCs w:val="26"/>
-              </w:rPr>
-            </w:pPr>
-            <w:r>
-              <w:rPr>
-                <w:rFonts w:cs="Times New Roman"/>
+                <w:rFonts w:ascii="Times New Roman" w:hAnsi="Times New Roman" w:cs="Times New Roman"/>
+                <w:color w:val="000000"/>
+                <w:sz w:val="26"/>
+                <w:szCs w:val="26"/>
+              </w:rPr>
+            </w:pPr>
+            <w:r>
+              <w:rPr>
+                <w:rFonts w:ascii="Times New Roman" w:hAnsi="Times New Roman" w:cs="Times New Roman"/>
                 <w:color w:val="000000"/>
                 <w:sz w:val="26"/>
                 <w:szCs w:val="26"/>
@@ -4376,16 +5878,6 @@
               <w:t>…………………………………………………………………</w:t>
             </w:r>
           </w:p>
-          <w:p>
-            <w:pPr>
-              <w:rPr>
-                <w:rFonts w:cs="Times New Roman"/>
-                <w:color w:val="000000"/>
-                <w:sz w:val="26"/>
-                <w:szCs w:val="26"/>
-              </w:rPr>
-            </w:pPr>
-          </w:p>
         </w:tc>
         <w:tc>
           <w:tcPr>
@@ -4395,7 +5887,7 @@
             <w:pPr>
               <w:jc w:val="center"/>
               <w:rPr>
-                <w:rFonts w:cs="Times New Roman"/>
+                <w:rFonts w:ascii="Times New Roman" w:hAnsi="Times New Roman" w:cs="Times New Roman"/>
                 <w:i/>
                 <w:iCs/>
                 <w:color w:val="000000"/>
@@ -4405,50 +5897,60 @@
             </w:pPr>
             <w:r>
               <w:rPr>
-                <w:rFonts w:cs="Times New Roman"/>
+                <w:rFonts w:ascii="Times New Roman" w:hAnsi="Times New Roman" w:cs="Times New Roman"/>
                 <w:i/>
                 <w:iCs/>
                 <w:color w:val="000000"/>
                 <w:sz w:val="26"/>
                 <w:szCs w:val="26"/>
               </w:rPr>
-              <w:lastRenderedPageBreak/>
               <w:t>Ngày   tháng  năm 202</w:t>
             </w:r>
-          </w:p>
-          <w:p>
-            <w:pPr>
-              <w:jc w:val="center"/>
-              <w:rPr>
-                <w:rFonts w:cs="Times New Roman"/>
-                <w:color w:val="000000"/>
-                <w:sz w:val="26"/>
-                <w:szCs w:val="26"/>
-              </w:rPr>
-            </w:pPr>
-            <w:r>
-              <w:rPr>
-                <w:rFonts w:cs="Times New Roman"/>
-                <w:color w:val="000000"/>
-                <w:sz w:val="26"/>
-                <w:szCs w:val="26"/>
-              </w:rPr>
-              <w:t>Ban giám hiệu</w:t>
-            </w:r>
-          </w:p>
-          <w:p>
-            <w:pPr>
-              <w:jc w:val="center"/>
-              <w:rPr>
-                <w:rFonts w:cs="Times New Roman"/>
-                <w:color w:val="000000"/>
-                <w:sz w:val="26"/>
-                <w:szCs w:val="26"/>
-              </w:rPr>
-            </w:pPr>
-            <w:r>
-              <w:rPr>
-                <w:rFonts w:cs="Times New Roman"/>
+            <w:r>
+              <w:rPr>
+                <w:rFonts w:ascii="Times New Roman" w:hAnsi="Times New Roman" w:cs="Times New Roman"/>
+                <w:i/>
+                <w:iCs/>
+                <w:color w:val="000000"/>
+                <w:sz w:val="26"/>
+                <w:szCs w:val="26"/>
+              </w:rPr>
+              <w:t>6</w:t>
+            </w:r>
+          </w:p>
+          <w:p>
+            <w:pPr>
+              <w:jc w:val="center"/>
+              <w:rPr>
+                <w:rFonts w:ascii="Times New Roman" w:hAnsi="Times New Roman" w:cs="Times New Roman"/>
+                <w:color w:val="000000"/>
+                <w:sz w:val="26"/>
+                <w:szCs w:val="26"/>
+              </w:rPr>
+            </w:pPr>
+            <w:r>
+              <w:rPr>
+                <w:rFonts w:ascii="Times New Roman" w:hAnsi="Times New Roman" w:cs="Times New Roman"/>
+                <w:color w:val="000000"/>
+                <w:sz w:val="26"/>
+                <w:szCs w:val="26"/>
+              </w:rPr>
+              <w:t>Tổ trưởng</w:t>
+            </w:r>
+          </w:p>
+          <w:p>
+            <w:pPr>
+              <w:jc w:val="center"/>
+              <w:rPr>
+                <w:rFonts w:ascii="Times New Roman" w:hAnsi="Times New Roman" w:cs="Times New Roman"/>
+                <w:color w:val="000000"/>
+                <w:sz w:val="26"/>
+                <w:szCs w:val="26"/>
+              </w:rPr>
+            </w:pPr>
+            <w:r>
+              <w:rPr>
+                <w:rFonts w:ascii="Times New Roman" w:hAnsi="Times New Roman" w:cs="Times New Roman"/>
                 <w:color w:val="000000"/>
                 <w:sz w:val="26"/>
                 <w:szCs w:val="26"/>
@@ -4462,9 +5964,12 @@
     <w:p>
       <w:pPr>
         <w:spacing w:after="0" w:line="240" w:lineRule="auto"/>
-        <w:jc w:val="center"/>
         <w:rPr>
-          <w:i/>
+          <w:b/>
+          <w:bCs/>
+          <w:color w:val="000000"/>
+          <w:sz w:val="28"/>
+          <w:szCs w:val="28"/>
         </w:rPr>
       </w:pPr>
     </w:p>
@@ -4472,9 +5977,11 @@
       <w:pPr>
         <w:spacing w:after="0" w:line="240" w:lineRule="auto"/>
         <w:rPr>
+          <w:b/>
+          <w:bCs/>
           <w:color w:val="000000"/>
-          <w:sz w:val="32"/>
-          <w:szCs w:val="32"/>
+          <w:sz w:val="28"/>
+          <w:szCs w:val="28"/>
         </w:rPr>
       </w:pPr>
     </w:p>
@@ -4482,9 +5989,11 @@
       <w:pPr>
         <w:spacing w:after="0" w:line="240" w:lineRule="auto"/>
         <w:rPr>
+          <w:b/>
+          <w:bCs/>
           <w:color w:val="000000"/>
-          <w:sz w:val="32"/>
-          <w:szCs w:val="32"/>
+          <w:sz w:val="28"/>
+          <w:szCs w:val="28"/>
         </w:rPr>
       </w:pPr>
     </w:p>
@@ -4492,9 +6001,11 @@
       <w:pPr>
         <w:spacing w:after="0" w:line="240" w:lineRule="auto"/>
         <w:rPr>
+          <w:b/>
+          <w:bCs/>
           <w:color w:val="000000"/>
-          <w:sz w:val="32"/>
-          <w:szCs w:val="32"/>
+          <w:sz w:val="28"/>
+          <w:szCs w:val="28"/>
         </w:rPr>
       </w:pPr>
     </w:p>
@@ -4502,9 +6013,11 @@
       <w:pPr>
         <w:spacing w:after="0" w:line="240" w:lineRule="auto"/>
         <w:rPr>
+          <w:b/>
+          <w:bCs/>
           <w:color w:val="000000"/>
-          <w:sz w:val="32"/>
-          <w:szCs w:val="32"/>
+          <w:sz w:val="28"/>
+          <w:szCs w:val="28"/>
         </w:rPr>
       </w:pPr>
     </w:p>
@@ -4527,6 +6040,7 @@
           <w:sz w:val="28"/>
           <w:szCs w:val="28"/>
         </w:rPr>
+        <w:lastRenderedPageBreak/>
         <w:t>Nhận xét của BGH hoặc tổ trưởng chuyên môn về tiến độ thực hiện chương trình</w:t>
       </w:r>
     </w:p>
@@ -4571,17 +6085,17 @@
               <w:spacing w:line="276" w:lineRule="auto"/>
               <w:jc w:val="center"/>
               <w:rPr>
-                <w:rFonts w:cs="Times New Roman"/>
-                <w:b/>
-                <w:bCs/>
-                <w:color w:val="000000"/>
-                <w:sz w:val="26"/>
-                <w:szCs w:val="26"/>
-              </w:rPr>
-            </w:pPr>
-            <w:r>
-              <w:rPr>
-                <w:rFonts w:cs="Times New Roman"/>
+                <w:rFonts w:ascii="Times New Roman" w:hAnsi="Times New Roman" w:cs="Times New Roman"/>
+                <w:b/>
+                <w:bCs/>
+                <w:color w:val="000000"/>
+                <w:sz w:val="26"/>
+                <w:szCs w:val="26"/>
+              </w:rPr>
+            </w:pPr>
+            <w:r>
+              <w:rPr>
+                <w:rFonts w:ascii="Times New Roman" w:hAnsi="Times New Roman" w:cs="Times New Roman"/>
                 <w:b/>
                 <w:bCs/>
                 <w:color w:val="000000"/>
@@ -4601,17 +6115,17 @@
               <w:spacing w:line="276" w:lineRule="auto"/>
               <w:jc w:val="center"/>
               <w:rPr>
-                <w:rFonts w:cs="Times New Roman"/>
-                <w:b/>
-                <w:bCs/>
-                <w:color w:val="000000"/>
-                <w:sz w:val="26"/>
-                <w:szCs w:val="26"/>
-              </w:rPr>
-            </w:pPr>
-            <w:r>
-              <w:rPr>
-                <w:rFonts w:cs="Times New Roman"/>
+                <w:rFonts w:ascii="Times New Roman" w:hAnsi="Times New Roman" w:cs="Times New Roman"/>
+                <w:b/>
+                <w:bCs/>
+                <w:color w:val="000000"/>
+                <w:sz w:val="26"/>
+                <w:szCs w:val="26"/>
+              </w:rPr>
+            </w:pPr>
+            <w:r>
+              <w:rPr>
+                <w:rFonts w:ascii="Times New Roman" w:hAnsi="Times New Roman" w:cs="Times New Roman"/>
                 <w:b/>
                 <w:bCs/>
                 <w:color w:val="000000"/>
@@ -4631,17 +6145,17 @@
               <w:spacing w:line="276" w:lineRule="auto"/>
               <w:jc w:val="center"/>
               <w:rPr>
-                <w:rFonts w:cs="Times New Roman"/>
-                <w:b/>
-                <w:bCs/>
-                <w:color w:val="000000"/>
-                <w:sz w:val="26"/>
-                <w:szCs w:val="26"/>
-              </w:rPr>
-            </w:pPr>
-            <w:r>
-              <w:rPr>
-                <w:rFonts w:cs="Times New Roman"/>
+                <w:rFonts w:ascii="Times New Roman" w:hAnsi="Times New Roman" w:cs="Times New Roman"/>
+                <w:b/>
+                <w:bCs/>
+                <w:color w:val="000000"/>
+                <w:sz w:val="26"/>
+                <w:szCs w:val="26"/>
+              </w:rPr>
+            </w:pPr>
+            <w:r>
+              <w:rPr>
+                <w:rFonts w:ascii="Times New Roman" w:hAnsi="Times New Roman" w:cs="Times New Roman"/>
                 <w:b/>
                 <w:bCs/>
                 <w:color w:val="000000"/>
@@ -4662,7 +6176,7 @@
             <w:pPr>
               <w:spacing w:line="276" w:lineRule="auto"/>
               <w:rPr>
-                <w:rFonts w:cs="Times New Roman"/>
+                <w:rFonts w:ascii="Times New Roman" w:hAnsi="Times New Roman" w:cs="Times New Roman"/>
                 <w:b/>
                 <w:bCs/>
                 <w:color w:val="000000"/>
@@ -4680,7 +6194,7 @@
             <w:pPr>
               <w:spacing w:line="276" w:lineRule="auto"/>
               <w:rPr>
-                <w:rFonts w:cs="Times New Roman"/>
+                <w:rFonts w:ascii="Times New Roman" w:hAnsi="Times New Roman" w:cs="Times New Roman"/>
                 <w:b/>
                 <w:bCs/>
                 <w:color w:val="000000"/>
@@ -4698,7 +6212,7 @@
             <w:pPr>
               <w:spacing w:line="276" w:lineRule="auto"/>
               <w:rPr>
-                <w:rFonts w:cs="Times New Roman"/>
+                <w:rFonts w:ascii="Times New Roman" w:hAnsi="Times New Roman" w:cs="Times New Roman"/>
                 <w:b/>
                 <w:bCs/>
                 <w:color w:val="000000"/>
@@ -4718,6 +6232,7 @@
             <w:pPr>
               <w:spacing w:line="276" w:lineRule="auto"/>
               <w:rPr>
+                <w:rFonts w:ascii="Times New Roman" w:hAnsi="Times New Roman" w:cs="Times New Roman"/>
                 <w:b/>
                 <w:bCs/>
                 <w:color w:val="000000"/>
@@ -4733,6 +6248,7 @@
             <w:pPr>
               <w:spacing w:line="276" w:lineRule="auto"/>
               <w:rPr>
+                <w:rFonts w:ascii="Times New Roman" w:hAnsi="Times New Roman" w:cs="Times New Roman"/>
                 <w:b/>
                 <w:bCs/>
                 <w:color w:val="000000"/>
@@ -4748,6 +6264,7 @@
             <w:pPr>
               <w:spacing w:line="276" w:lineRule="auto"/>
               <w:rPr>
+                <w:rFonts w:ascii="Times New Roman" w:hAnsi="Times New Roman" w:cs="Times New Roman"/>
                 <w:b/>
                 <w:bCs/>
                 <w:color w:val="000000"/>
@@ -4765,6 +6282,7 @@
             <w:pPr>
               <w:spacing w:line="276" w:lineRule="auto"/>
               <w:rPr>
+                <w:rFonts w:ascii="Times New Roman" w:hAnsi="Times New Roman" w:cs="Times New Roman"/>
                 <w:b/>
                 <w:bCs/>
                 <w:color w:val="000000"/>
@@ -4780,6 +6298,7 @@
             <w:pPr>
               <w:spacing w:line="276" w:lineRule="auto"/>
               <w:rPr>
+                <w:rFonts w:ascii="Times New Roman" w:hAnsi="Times New Roman" w:cs="Times New Roman"/>
                 <w:b/>
                 <w:bCs/>
                 <w:color w:val="000000"/>
@@ -4795,6 +6314,7 @@
             <w:pPr>
               <w:spacing w:line="276" w:lineRule="auto"/>
               <w:rPr>
+                <w:rFonts w:ascii="Times New Roman" w:hAnsi="Times New Roman" w:cs="Times New Roman"/>
                 <w:b/>
                 <w:bCs/>
                 <w:color w:val="000000"/>
@@ -4812,6 +6332,7 @@
             <w:pPr>
               <w:spacing w:line="276" w:lineRule="auto"/>
               <w:rPr>
+                <w:rFonts w:ascii="Times New Roman" w:hAnsi="Times New Roman" w:cs="Times New Roman"/>
                 <w:b/>
                 <w:bCs/>
                 <w:color w:val="000000"/>
@@ -4827,6 +6348,7 @@
             <w:pPr>
               <w:spacing w:line="276" w:lineRule="auto"/>
               <w:rPr>
+                <w:rFonts w:ascii="Times New Roman" w:hAnsi="Times New Roman" w:cs="Times New Roman"/>
                 <w:b/>
                 <w:bCs/>
                 <w:color w:val="000000"/>
@@ -4842,6 +6364,7 @@
             <w:pPr>
               <w:spacing w:line="276" w:lineRule="auto"/>
               <w:rPr>
+                <w:rFonts w:ascii="Times New Roman" w:hAnsi="Times New Roman" w:cs="Times New Roman"/>
                 <w:b/>
                 <w:bCs/>
                 <w:color w:val="000000"/>
@@ -4859,6 +6382,7 @@
             <w:pPr>
               <w:spacing w:line="276" w:lineRule="auto"/>
               <w:rPr>
+                <w:rFonts w:ascii="Times New Roman" w:hAnsi="Times New Roman" w:cs="Times New Roman"/>
                 <w:b/>
                 <w:bCs/>
                 <w:color w:val="000000"/>
@@ -4874,6 +6398,7 @@
             <w:pPr>
               <w:spacing w:line="276" w:lineRule="auto"/>
               <w:rPr>
+                <w:rFonts w:ascii="Times New Roman" w:hAnsi="Times New Roman" w:cs="Times New Roman"/>
                 <w:b/>
                 <w:bCs/>
                 <w:color w:val="000000"/>
@@ -4889,6 +6414,7 @@
             <w:pPr>
               <w:spacing w:line="276" w:lineRule="auto"/>
               <w:rPr>
+                <w:rFonts w:ascii="Times New Roman" w:hAnsi="Times New Roman" w:cs="Times New Roman"/>
                 <w:b/>
                 <w:bCs/>
                 <w:color w:val="000000"/>
@@ -4906,6 +6432,7 @@
             <w:pPr>
               <w:spacing w:line="276" w:lineRule="auto"/>
               <w:rPr>
+                <w:rFonts w:ascii="Times New Roman" w:hAnsi="Times New Roman" w:cs="Times New Roman"/>
                 <w:b/>
                 <w:bCs/>
                 <w:color w:val="000000"/>
@@ -4921,6 +6448,7 @@
             <w:pPr>
               <w:spacing w:line="276" w:lineRule="auto"/>
               <w:rPr>
+                <w:rFonts w:ascii="Times New Roman" w:hAnsi="Times New Roman" w:cs="Times New Roman"/>
                 <w:b/>
                 <w:bCs/>
                 <w:color w:val="000000"/>
@@ -4936,6 +6464,7 @@
             <w:pPr>
               <w:spacing w:line="276" w:lineRule="auto"/>
               <w:rPr>
+                <w:rFonts w:ascii="Times New Roman" w:hAnsi="Times New Roman" w:cs="Times New Roman"/>
                 <w:b/>
                 <w:bCs/>
                 <w:color w:val="000000"/>
@@ -4953,6 +6482,7 @@
             <w:pPr>
               <w:spacing w:line="276" w:lineRule="auto"/>
               <w:rPr>
+                <w:rFonts w:ascii="Times New Roman" w:hAnsi="Times New Roman" w:cs="Times New Roman"/>
                 <w:b/>
                 <w:bCs/>
                 <w:color w:val="000000"/>
@@ -4968,6 +6498,7 @@
             <w:pPr>
               <w:spacing w:line="276" w:lineRule="auto"/>
               <w:rPr>
+                <w:rFonts w:ascii="Times New Roman" w:hAnsi="Times New Roman" w:cs="Times New Roman"/>
                 <w:b/>
                 <w:bCs/>
                 <w:color w:val="000000"/>
@@ -4983,6 +6514,7 @@
             <w:pPr>
               <w:spacing w:line="276" w:lineRule="auto"/>
               <w:rPr>
+                <w:rFonts w:ascii="Times New Roman" w:hAnsi="Times New Roman" w:cs="Times New Roman"/>
                 <w:b/>
                 <w:bCs/>
                 <w:color w:val="000000"/>
@@ -5000,6 +6532,7 @@
             <w:pPr>
               <w:spacing w:line="276" w:lineRule="auto"/>
               <w:rPr>
+                <w:rFonts w:ascii="Times New Roman" w:hAnsi="Times New Roman" w:cs="Times New Roman"/>
                 <w:b/>
                 <w:bCs/>
                 <w:color w:val="000000"/>
@@ -5015,6 +6548,7 @@
             <w:pPr>
               <w:spacing w:line="276" w:lineRule="auto"/>
               <w:rPr>
+                <w:rFonts w:ascii="Times New Roman" w:hAnsi="Times New Roman" w:cs="Times New Roman"/>
                 <w:b/>
                 <w:bCs/>
                 <w:color w:val="000000"/>
@@ -5030,6 +6564,7 @@
             <w:pPr>
               <w:spacing w:line="276" w:lineRule="auto"/>
               <w:rPr>
+                <w:rFonts w:ascii="Times New Roman" w:hAnsi="Times New Roman" w:cs="Times New Roman"/>
                 <w:b/>
                 <w:bCs/>
                 <w:color w:val="000000"/>
@@ -5047,6 +6582,7 @@
             <w:pPr>
               <w:spacing w:line="276" w:lineRule="auto"/>
               <w:rPr>
+                <w:rFonts w:ascii="Times New Roman" w:hAnsi="Times New Roman" w:cs="Times New Roman"/>
                 <w:b/>
                 <w:bCs/>
                 <w:color w:val="000000"/>
@@ -5062,6 +6598,7 @@
             <w:pPr>
               <w:spacing w:line="276" w:lineRule="auto"/>
               <w:rPr>
+                <w:rFonts w:ascii="Times New Roman" w:hAnsi="Times New Roman" w:cs="Times New Roman"/>
                 <w:b/>
                 <w:bCs/>
                 <w:color w:val="000000"/>
@@ -5077,6 +6614,7 @@
             <w:pPr>
               <w:spacing w:line="276" w:lineRule="auto"/>
               <w:rPr>
+                <w:rFonts w:ascii="Times New Roman" w:hAnsi="Times New Roman" w:cs="Times New Roman"/>
                 <w:b/>
                 <w:bCs/>
                 <w:color w:val="000000"/>
@@ -5094,6 +6632,7 @@
             <w:pPr>
               <w:spacing w:line="276" w:lineRule="auto"/>
               <w:rPr>
+                <w:rFonts w:ascii="Times New Roman" w:hAnsi="Times New Roman" w:cs="Times New Roman"/>
                 <w:b/>
                 <w:bCs/>
                 <w:color w:val="000000"/>
@@ -5109,6 +6648,7 @@
             <w:pPr>
               <w:spacing w:line="276" w:lineRule="auto"/>
               <w:rPr>
+                <w:rFonts w:ascii="Times New Roman" w:hAnsi="Times New Roman" w:cs="Times New Roman"/>
                 <w:b/>
                 <w:bCs/>
                 <w:color w:val="000000"/>
@@ -5124,6 +6664,7 @@
             <w:pPr>
               <w:spacing w:line="276" w:lineRule="auto"/>
               <w:rPr>
+                <w:rFonts w:ascii="Times New Roman" w:hAnsi="Times New Roman" w:cs="Times New Roman"/>
                 <w:b/>
                 <w:bCs/>
                 <w:color w:val="000000"/>
@@ -5141,6 +6682,7 @@
             <w:pPr>
               <w:spacing w:line="276" w:lineRule="auto"/>
               <w:rPr>
+                <w:rFonts w:ascii="Times New Roman" w:hAnsi="Times New Roman" w:cs="Times New Roman"/>
                 <w:b/>
                 <w:bCs/>
                 <w:color w:val="000000"/>
@@ -5156,6 +6698,7 @@
             <w:pPr>
               <w:spacing w:line="276" w:lineRule="auto"/>
               <w:rPr>
+                <w:rFonts w:ascii="Times New Roman" w:hAnsi="Times New Roman" w:cs="Times New Roman"/>
                 <w:b/>
                 <w:bCs/>
                 <w:color w:val="000000"/>
@@ -5171,6 +6714,7 @@
             <w:pPr>
               <w:spacing w:line="276" w:lineRule="auto"/>
               <w:rPr>
+                <w:rFonts w:ascii="Times New Roman" w:hAnsi="Times New Roman" w:cs="Times New Roman"/>
                 <w:b/>
                 <w:bCs/>
                 <w:color w:val="000000"/>
@@ -5188,6 +6732,7 @@
             <w:pPr>
               <w:spacing w:line="276" w:lineRule="auto"/>
               <w:rPr>
+                <w:rFonts w:ascii="Times New Roman" w:hAnsi="Times New Roman" w:cs="Times New Roman"/>
                 <w:b/>
                 <w:bCs/>
                 <w:color w:val="000000"/>
@@ -5203,6 +6748,7 @@
             <w:pPr>
               <w:spacing w:line="276" w:lineRule="auto"/>
               <w:rPr>
+                <w:rFonts w:ascii="Times New Roman" w:hAnsi="Times New Roman" w:cs="Times New Roman"/>
                 <w:b/>
                 <w:bCs/>
                 <w:color w:val="000000"/>
@@ -5218,6 +6764,7 @@
             <w:pPr>
               <w:spacing w:line="276" w:lineRule="auto"/>
               <w:rPr>
+                <w:rFonts w:ascii="Times New Roman" w:hAnsi="Times New Roman" w:cs="Times New Roman"/>
                 <w:b/>
                 <w:bCs/>
                 <w:color w:val="000000"/>
@@ -5235,6 +6782,7 @@
             <w:pPr>
               <w:spacing w:line="276" w:lineRule="auto"/>
               <w:rPr>
+                <w:rFonts w:ascii="Times New Roman" w:hAnsi="Times New Roman" w:cs="Times New Roman"/>
                 <w:b/>
                 <w:bCs/>
                 <w:color w:val="000000"/>
@@ -5250,6 +6798,7 @@
             <w:pPr>
               <w:spacing w:line="276" w:lineRule="auto"/>
               <w:rPr>
+                <w:rFonts w:ascii="Times New Roman" w:hAnsi="Times New Roman" w:cs="Times New Roman"/>
                 <w:b/>
                 <w:bCs/>
                 <w:color w:val="000000"/>
@@ -5265,6 +6814,7 @@
             <w:pPr>
               <w:spacing w:line="276" w:lineRule="auto"/>
               <w:rPr>
+                <w:rFonts w:ascii="Times New Roman" w:hAnsi="Times New Roman" w:cs="Times New Roman"/>
                 <w:b/>
                 <w:bCs/>
                 <w:color w:val="000000"/>
@@ -5282,6 +6832,7 @@
             <w:pPr>
               <w:spacing w:line="276" w:lineRule="auto"/>
               <w:rPr>
+                <w:rFonts w:ascii="Times New Roman" w:hAnsi="Times New Roman" w:cs="Times New Roman"/>
                 <w:b/>
                 <w:bCs/>
                 <w:color w:val="000000"/>
@@ -5297,6 +6848,7 @@
             <w:pPr>
               <w:spacing w:line="276" w:lineRule="auto"/>
               <w:rPr>
+                <w:rFonts w:ascii="Times New Roman" w:hAnsi="Times New Roman" w:cs="Times New Roman"/>
                 <w:b/>
                 <w:bCs/>
                 <w:color w:val="000000"/>
@@ -5312,6 +6864,7 @@
             <w:pPr>
               <w:spacing w:line="276" w:lineRule="auto"/>
               <w:rPr>
+                <w:rFonts w:ascii="Times New Roman" w:hAnsi="Times New Roman" w:cs="Times New Roman"/>
                 <w:b/>
                 <w:bCs/>
                 <w:color w:val="000000"/>
@@ -5329,6 +6882,7 @@
             <w:pPr>
               <w:spacing w:line="276" w:lineRule="auto"/>
               <w:rPr>
+                <w:rFonts w:ascii="Times New Roman" w:hAnsi="Times New Roman" w:cs="Times New Roman"/>
                 <w:b/>
                 <w:bCs/>
                 <w:color w:val="000000"/>
@@ -5344,6 +6898,7 @@
             <w:pPr>
               <w:spacing w:line="276" w:lineRule="auto"/>
               <w:rPr>
+                <w:rFonts w:ascii="Times New Roman" w:hAnsi="Times New Roman" w:cs="Times New Roman"/>
                 <w:b/>
                 <w:bCs/>
                 <w:color w:val="000000"/>
@@ -5359,6 +6914,7 @@
             <w:pPr>
               <w:spacing w:line="276" w:lineRule="auto"/>
               <w:rPr>
+                <w:rFonts w:ascii="Times New Roman" w:hAnsi="Times New Roman" w:cs="Times New Roman"/>
                 <w:b/>
                 <w:bCs/>
                 <w:color w:val="000000"/>
@@ -5376,6 +6932,7 @@
             <w:pPr>
               <w:spacing w:line="276" w:lineRule="auto"/>
               <w:rPr>
+                <w:rFonts w:ascii="Times New Roman" w:hAnsi="Times New Roman" w:cs="Times New Roman"/>
                 <w:b/>
                 <w:bCs/>
                 <w:color w:val="000000"/>
@@ -5391,6 +6948,7 @@
             <w:pPr>
               <w:spacing w:line="276" w:lineRule="auto"/>
               <w:rPr>
+                <w:rFonts w:ascii="Times New Roman" w:hAnsi="Times New Roman" w:cs="Times New Roman"/>
                 <w:b/>
                 <w:bCs/>
                 <w:color w:val="000000"/>
@@ -5406,6 +6964,7 @@
             <w:pPr>
               <w:spacing w:line="276" w:lineRule="auto"/>
               <w:rPr>
+                <w:rFonts w:ascii="Times New Roman" w:hAnsi="Times New Roman" w:cs="Times New Roman"/>
                 <w:b/>
                 <w:bCs/>
                 <w:color w:val="000000"/>
@@ -5423,6 +6982,7 @@
             <w:pPr>
               <w:spacing w:line="276" w:lineRule="auto"/>
               <w:rPr>
+                <w:rFonts w:ascii="Times New Roman" w:hAnsi="Times New Roman" w:cs="Times New Roman"/>
                 <w:b/>
                 <w:bCs/>
                 <w:color w:val="000000"/>
@@ -5438,6 +6998,7 @@
             <w:pPr>
               <w:spacing w:line="276" w:lineRule="auto"/>
               <w:rPr>
+                <w:rFonts w:ascii="Times New Roman" w:hAnsi="Times New Roman" w:cs="Times New Roman"/>
                 <w:b/>
                 <w:bCs/>
                 <w:color w:val="000000"/>
@@ -5453,6 +7014,7 @@
             <w:pPr>
               <w:spacing w:line="276" w:lineRule="auto"/>
               <w:rPr>
+                <w:rFonts w:ascii="Times New Roman" w:hAnsi="Times New Roman" w:cs="Times New Roman"/>
                 <w:b/>
                 <w:bCs/>
                 <w:color w:val="000000"/>
@@ -5470,6 +7032,7 @@
             <w:pPr>
               <w:spacing w:line="276" w:lineRule="auto"/>
               <w:rPr>
+                <w:rFonts w:ascii="Times New Roman" w:hAnsi="Times New Roman" w:cs="Times New Roman"/>
                 <w:b/>
                 <w:bCs/>
                 <w:color w:val="000000"/>
@@ -5485,6 +7048,7 @@
             <w:pPr>
               <w:spacing w:line="276" w:lineRule="auto"/>
               <w:rPr>
+                <w:rFonts w:ascii="Times New Roman" w:hAnsi="Times New Roman" w:cs="Times New Roman"/>
                 <w:b/>
                 <w:bCs/>
                 <w:color w:val="000000"/>
@@ -5500,6 +7064,7 @@
             <w:pPr>
               <w:spacing w:line="276" w:lineRule="auto"/>
               <w:rPr>
+                <w:rFonts w:ascii="Times New Roman" w:hAnsi="Times New Roman" w:cs="Times New Roman"/>
                 <w:b/>
                 <w:bCs/>
                 <w:color w:val="000000"/>
@@ -5517,6 +7082,7 @@
             <w:pPr>
               <w:spacing w:line="276" w:lineRule="auto"/>
               <w:rPr>
+                <w:rFonts w:ascii="Times New Roman" w:hAnsi="Times New Roman" w:cs="Times New Roman"/>
                 <w:b/>
                 <w:bCs/>
                 <w:color w:val="000000"/>
@@ -5532,6 +7098,7 @@
             <w:pPr>
               <w:spacing w:line="276" w:lineRule="auto"/>
               <w:rPr>
+                <w:rFonts w:ascii="Times New Roman" w:hAnsi="Times New Roman" w:cs="Times New Roman"/>
                 <w:b/>
                 <w:bCs/>
                 <w:color w:val="000000"/>
@@ -5547,6 +7114,7 @@
             <w:pPr>
               <w:spacing w:line="276" w:lineRule="auto"/>
               <w:rPr>
+                <w:rFonts w:ascii="Times New Roman" w:hAnsi="Times New Roman" w:cs="Times New Roman"/>
                 <w:b/>
                 <w:bCs/>
                 <w:color w:val="000000"/>
@@ -5564,6 +7132,7 @@
             <w:pPr>
               <w:spacing w:line="276" w:lineRule="auto"/>
               <w:rPr>
+                <w:rFonts w:ascii="Times New Roman" w:hAnsi="Times New Roman" w:cs="Times New Roman"/>
                 <w:b/>
                 <w:bCs/>
                 <w:color w:val="000000"/>
@@ -5579,6 +7148,7 @@
             <w:pPr>
               <w:spacing w:line="276" w:lineRule="auto"/>
               <w:rPr>
+                <w:rFonts w:ascii="Times New Roman" w:hAnsi="Times New Roman" w:cs="Times New Roman"/>
                 <w:b/>
                 <w:bCs/>
                 <w:color w:val="000000"/>
@@ -5594,6 +7164,7 @@
             <w:pPr>
               <w:spacing w:line="276" w:lineRule="auto"/>
               <w:rPr>
+                <w:rFonts w:ascii="Times New Roman" w:hAnsi="Times New Roman" w:cs="Times New Roman"/>
                 <w:b/>
                 <w:bCs/>
                 <w:color w:val="000000"/>
@@ -5611,6 +7182,7 @@
             <w:pPr>
               <w:spacing w:line="276" w:lineRule="auto"/>
               <w:rPr>
+                <w:rFonts w:ascii="Times New Roman" w:hAnsi="Times New Roman" w:cs="Times New Roman"/>
                 <w:b/>
                 <w:bCs/>
                 <w:color w:val="000000"/>
@@ -5626,6 +7198,7 @@
             <w:pPr>
               <w:spacing w:line="276" w:lineRule="auto"/>
               <w:rPr>
+                <w:rFonts w:ascii="Times New Roman" w:hAnsi="Times New Roman" w:cs="Times New Roman"/>
                 <w:b/>
                 <w:bCs/>
                 <w:color w:val="000000"/>
@@ -5641,6 +7214,7 @@
             <w:pPr>
               <w:spacing w:line="276" w:lineRule="auto"/>
               <w:rPr>
+                <w:rFonts w:ascii="Times New Roman" w:hAnsi="Times New Roman" w:cs="Times New Roman"/>
                 <w:b/>
                 <w:bCs/>
                 <w:color w:val="000000"/>
@@ -5658,6 +7232,7 @@
             <w:pPr>
               <w:spacing w:line="276" w:lineRule="auto"/>
               <w:rPr>
+                <w:rFonts w:ascii="Times New Roman" w:hAnsi="Times New Roman" w:cs="Times New Roman"/>
                 <w:b/>
                 <w:bCs/>
                 <w:color w:val="000000"/>
@@ -5673,6 +7248,7 @@
             <w:pPr>
               <w:spacing w:line="276" w:lineRule="auto"/>
               <w:rPr>
+                <w:rFonts w:ascii="Times New Roman" w:hAnsi="Times New Roman" w:cs="Times New Roman"/>
                 <w:b/>
                 <w:bCs/>
                 <w:color w:val="000000"/>
@@ -5688,6 +7264,7 @@
             <w:pPr>
               <w:spacing w:line="276" w:lineRule="auto"/>
               <w:rPr>
+                <w:rFonts w:ascii="Times New Roman" w:hAnsi="Times New Roman" w:cs="Times New Roman"/>
                 <w:b/>
                 <w:bCs/>
                 <w:color w:val="000000"/>
@@ -5705,6 +7282,7 @@
             <w:pPr>
               <w:spacing w:line="276" w:lineRule="auto"/>
               <w:rPr>
+                <w:rFonts w:ascii="Times New Roman" w:hAnsi="Times New Roman" w:cs="Times New Roman"/>
                 <w:b/>
                 <w:bCs/>
                 <w:color w:val="000000"/>
@@ -5720,6 +7298,7 @@
             <w:pPr>
               <w:spacing w:line="276" w:lineRule="auto"/>
               <w:rPr>
+                <w:rFonts w:ascii="Times New Roman" w:hAnsi="Times New Roman" w:cs="Times New Roman"/>
                 <w:b/>
                 <w:bCs/>
                 <w:color w:val="000000"/>
@@ -5735,6 +7314,7 @@
             <w:pPr>
               <w:spacing w:line="276" w:lineRule="auto"/>
               <w:rPr>
+                <w:rFonts w:ascii="Times New Roman" w:hAnsi="Times New Roman" w:cs="Times New Roman"/>
                 <w:b/>
                 <w:bCs/>
                 <w:color w:val="000000"/>
@@ -5752,6 +7332,7 @@
             <w:pPr>
               <w:spacing w:line="276" w:lineRule="auto"/>
               <w:rPr>
+                <w:rFonts w:ascii="Times New Roman" w:hAnsi="Times New Roman" w:cs="Times New Roman"/>
                 <w:b/>
                 <w:bCs/>
                 <w:color w:val="000000"/>
@@ -5767,6 +7348,7 @@
             <w:pPr>
               <w:spacing w:line="276" w:lineRule="auto"/>
               <w:rPr>
+                <w:rFonts w:ascii="Times New Roman" w:hAnsi="Times New Roman" w:cs="Times New Roman"/>
                 <w:b/>
                 <w:bCs/>
                 <w:color w:val="000000"/>
@@ -5782,6 +7364,7 @@
             <w:pPr>
               <w:spacing w:line="276" w:lineRule="auto"/>
               <w:rPr>
+                <w:rFonts w:ascii="Times New Roman" w:hAnsi="Times New Roman" w:cs="Times New Roman"/>
                 <w:b/>
                 <w:bCs/>
                 <w:color w:val="000000"/>
@@ -5799,6 +7382,7 @@
             <w:pPr>
               <w:spacing w:line="276" w:lineRule="auto"/>
               <w:rPr>
+                <w:rFonts w:ascii="Times New Roman" w:hAnsi="Times New Roman" w:cs="Times New Roman"/>
                 <w:b/>
                 <w:bCs/>
                 <w:color w:val="000000"/>
@@ -5814,6 +7398,7 @@
             <w:pPr>
               <w:spacing w:line="276" w:lineRule="auto"/>
               <w:rPr>
+                <w:rFonts w:ascii="Times New Roman" w:hAnsi="Times New Roman" w:cs="Times New Roman"/>
                 <w:b/>
                 <w:bCs/>
                 <w:color w:val="000000"/>
@@ -5829,6 +7414,7 @@
             <w:pPr>
               <w:spacing w:line="276" w:lineRule="auto"/>
               <w:rPr>
+                <w:rFonts w:ascii="Times New Roman" w:hAnsi="Times New Roman" w:cs="Times New Roman"/>
                 <w:b/>
                 <w:bCs/>
                 <w:color w:val="000000"/>
@@ -5846,6 +7432,7 @@
             <w:pPr>
               <w:spacing w:line="276" w:lineRule="auto"/>
               <w:rPr>
+                <w:rFonts w:ascii="Times New Roman" w:hAnsi="Times New Roman" w:cs="Times New Roman"/>
                 <w:b/>
                 <w:bCs/>
                 <w:color w:val="000000"/>
@@ -5861,6 +7448,7 @@
             <w:pPr>
               <w:spacing w:line="276" w:lineRule="auto"/>
               <w:rPr>
+                <w:rFonts w:ascii="Times New Roman" w:hAnsi="Times New Roman" w:cs="Times New Roman"/>
                 <w:b/>
                 <w:bCs/>
                 <w:color w:val="000000"/>
@@ -5876,6 +7464,7 @@
             <w:pPr>
               <w:spacing w:line="276" w:lineRule="auto"/>
               <w:rPr>
+                <w:rFonts w:ascii="Times New Roman" w:hAnsi="Times New Roman" w:cs="Times New Roman"/>
                 <w:b/>
                 <w:bCs/>
                 <w:color w:val="000000"/>
@@ -5893,6 +7482,7 @@
             <w:pPr>
               <w:spacing w:line="276" w:lineRule="auto"/>
               <w:rPr>
+                <w:rFonts w:ascii="Times New Roman" w:hAnsi="Times New Roman" w:cs="Times New Roman"/>
                 <w:b/>
                 <w:bCs/>
                 <w:color w:val="000000"/>
@@ -5908,6 +7498,7 @@
             <w:pPr>
               <w:spacing w:line="276" w:lineRule="auto"/>
               <w:rPr>
+                <w:rFonts w:ascii="Times New Roman" w:hAnsi="Times New Roman" w:cs="Times New Roman"/>
                 <w:b/>
                 <w:bCs/>
                 <w:color w:val="000000"/>
@@ -5923,6 +7514,7 @@
             <w:pPr>
               <w:spacing w:line="276" w:lineRule="auto"/>
               <w:rPr>
+                <w:rFonts w:ascii="Times New Roman" w:hAnsi="Times New Roman" w:cs="Times New Roman"/>
                 <w:b/>
                 <w:bCs/>
                 <w:color w:val="000000"/>
@@ -5940,6 +7532,7 @@
             <w:pPr>
               <w:spacing w:line="276" w:lineRule="auto"/>
               <w:rPr>
+                <w:rFonts w:ascii="Times New Roman" w:hAnsi="Times New Roman" w:cs="Times New Roman"/>
                 <w:b/>
                 <w:bCs/>
                 <w:color w:val="000000"/>
@@ -5955,6 +7548,7 @@
             <w:pPr>
               <w:spacing w:line="276" w:lineRule="auto"/>
               <w:rPr>
+                <w:rFonts w:ascii="Times New Roman" w:hAnsi="Times New Roman" w:cs="Times New Roman"/>
                 <w:b/>
                 <w:bCs/>
                 <w:color w:val="000000"/>
@@ -5970,6 +7564,7 @@
             <w:pPr>
               <w:spacing w:line="276" w:lineRule="auto"/>
               <w:rPr>
+                <w:rFonts w:ascii="Times New Roman" w:hAnsi="Times New Roman" w:cs="Times New Roman"/>
                 <w:b/>
                 <w:bCs/>
                 <w:color w:val="000000"/>
@@ -5987,6 +7582,7 @@
             <w:pPr>
               <w:spacing w:line="276" w:lineRule="auto"/>
               <w:rPr>
+                <w:rFonts w:ascii="Times New Roman" w:hAnsi="Times New Roman" w:cs="Times New Roman"/>
                 <w:b/>
                 <w:bCs/>
                 <w:color w:val="000000"/>
@@ -6002,6 +7598,7 @@
             <w:pPr>
               <w:spacing w:line="276" w:lineRule="auto"/>
               <w:rPr>
+                <w:rFonts w:ascii="Times New Roman" w:hAnsi="Times New Roman" w:cs="Times New Roman"/>
                 <w:b/>
                 <w:bCs/>
                 <w:color w:val="000000"/>
@@ -6017,6 +7614,7 @@
             <w:pPr>
               <w:spacing w:line="276" w:lineRule="auto"/>
               <w:rPr>
+                <w:rFonts w:ascii="Times New Roman" w:hAnsi="Times New Roman" w:cs="Times New Roman"/>
                 <w:b/>
                 <w:bCs/>
                 <w:color w:val="000000"/>
@@ -6034,6 +7632,7 @@
             <w:pPr>
               <w:spacing w:line="276" w:lineRule="auto"/>
               <w:rPr>
+                <w:rFonts w:ascii="Times New Roman" w:hAnsi="Times New Roman" w:cs="Times New Roman"/>
                 <w:b/>
                 <w:bCs/>
                 <w:color w:val="000000"/>
@@ -6049,6 +7648,7 @@
             <w:pPr>
               <w:spacing w:line="276" w:lineRule="auto"/>
               <w:rPr>
+                <w:rFonts w:ascii="Times New Roman" w:hAnsi="Times New Roman" w:cs="Times New Roman"/>
                 <w:b/>
                 <w:bCs/>
                 <w:color w:val="000000"/>
@@ -6064,6 +7664,7 @@
             <w:pPr>
               <w:spacing w:line="276" w:lineRule="auto"/>
               <w:rPr>
+                <w:rFonts w:ascii="Times New Roman" w:hAnsi="Times New Roman" w:cs="Times New Roman"/>
                 <w:b/>
                 <w:bCs/>
                 <w:color w:val="000000"/>
@@ -6081,6 +7682,7 @@
             <w:pPr>
               <w:spacing w:line="276" w:lineRule="auto"/>
               <w:rPr>
+                <w:rFonts w:ascii="Times New Roman" w:hAnsi="Times New Roman" w:cs="Times New Roman"/>
                 <w:b/>
                 <w:bCs/>
                 <w:color w:val="000000"/>
@@ -6096,6 +7698,7 @@
             <w:pPr>
               <w:spacing w:line="276" w:lineRule="auto"/>
               <w:rPr>
+                <w:rFonts w:ascii="Times New Roman" w:hAnsi="Times New Roman" w:cs="Times New Roman"/>
                 <w:b/>
                 <w:bCs/>
                 <w:color w:val="000000"/>
@@ -6111,6 +7714,7 @@
             <w:pPr>
               <w:spacing w:line="276" w:lineRule="auto"/>
               <w:rPr>
+                <w:rFonts w:ascii="Times New Roman" w:hAnsi="Times New Roman" w:cs="Times New Roman"/>
                 <w:b/>
                 <w:bCs/>
                 <w:color w:val="000000"/>
@@ -6128,6 +7732,7 @@
             <w:pPr>
               <w:spacing w:line="276" w:lineRule="auto"/>
               <w:rPr>
+                <w:rFonts w:ascii="Times New Roman" w:hAnsi="Times New Roman" w:cs="Times New Roman"/>
                 <w:b/>
                 <w:bCs/>
                 <w:color w:val="000000"/>
@@ -6143,6 +7748,7 @@
             <w:pPr>
               <w:spacing w:line="276" w:lineRule="auto"/>
               <w:rPr>
+                <w:rFonts w:ascii="Times New Roman" w:hAnsi="Times New Roman" w:cs="Times New Roman"/>
                 <w:b/>
                 <w:bCs/>
                 <w:color w:val="000000"/>
@@ -6158,6 +7764,7 @@
             <w:pPr>
               <w:spacing w:line="276" w:lineRule="auto"/>
               <w:rPr>
+                <w:rFonts w:ascii="Times New Roman" w:hAnsi="Times New Roman" w:cs="Times New Roman"/>
                 <w:b/>
                 <w:bCs/>
                 <w:color w:val="000000"/>
@@ -6175,6 +7782,7 @@
             <w:pPr>
               <w:spacing w:line="276" w:lineRule="auto"/>
               <w:rPr>
+                <w:rFonts w:ascii="Times New Roman" w:hAnsi="Times New Roman" w:cs="Times New Roman"/>
                 <w:b/>
                 <w:bCs/>
                 <w:color w:val="000000"/>
@@ -6190,6 +7798,7 @@
             <w:pPr>
               <w:spacing w:line="276" w:lineRule="auto"/>
               <w:rPr>
+                <w:rFonts w:ascii="Times New Roman" w:hAnsi="Times New Roman" w:cs="Times New Roman"/>
                 <w:b/>
                 <w:bCs/>
                 <w:color w:val="000000"/>
@@ -6205,6 +7814,7 @@
             <w:pPr>
               <w:spacing w:line="276" w:lineRule="auto"/>
               <w:rPr>
+                <w:rFonts w:ascii="Times New Roman" w:hAnsi="Times New Roman" w:cs="Times New Roman"/>
                 <w:b/>
                 <w:bCs/>
                 <w:color w:val="000000"/>
@@ -6222,6 +7832,7 @@
             <w:pPr>
               <w:spacing w:line="276" w:lineRule="auto"/>
               <w:rPr>
+                <w:rFonts w:ascii="Times New Roman" w:hAnsi="Times New Roman" w:cs="Times New Roman"/>
                 <w:b/>
                 <w:bCs/>
                 <w:color w:val="000000"/>
@@ -6237,6 +7848,7 @@
             <w:pPr>
               <w:spacing w:line="276" w:lineRule="auto"/>
               <w:rPr>
+                <w:rFonts w:ascii="Times New Roman" w:hAnsi="Times New Roman" w:cs="Times New Roman"/>
                 <w:b/>
                 <w:bCs/>
                 <w:color w:val="000000"/>
@@ -6252,6 +7864,7 @@
             <w:pPr>
               <w:spacing w:line="276" w:lineRule="auto"/>
               <w:rPr>
+                <w:rFonts w:ascii="Times New Roman" w:hAnsi="Times New Roman" w:cs="Times New Roman"/>
                 <w:b/>
                 <w:bCs/>
                 <w:color w:val="000000"/>
@@ -6269,6 +7882,7 @@
             <w:pPr>
               <w:spacing w:line="276" w:lineRule="auto"/>
               <w:rPr>
+                <w:rFonts w:ascii="Times New Roman" w:hAnsi="Times New Roman" w:cs="Times New Roman"/>
                 <w:b/>
                 <w:bCs/>
                 <w:color w:val="000000"/>
@@ -6284,6 +7898,7 @@
             <w:pPr>
               <w:spacing w:line="276" w:lineRule="auto"/>
               <w:rPr>
+                <w:rFonts w:ascii="Times New Roman" w:hAnsi="Times New Roman" w:cs="Times New Roman"/>
                 <w:b/>
                 <w:bCs/>
                 <w:color w:val="000000"/>
@@ -6299,6 +7914,7 @@
             <w:pPr>
               <w:spacing w:line="276" w:lineRule="auto"/>
               <w:rPr>
+                <w:rFonts w:ascii="Times New Roman" w:hAnsi="Times New Roman" w:cs="Times New Roman"/>
                 <w:b/>
                 <w:bCs/>
                 <w:color w:val="000000"/>
@@ -6316,6 +7932,7 @@
             <w:pPr>
               <w:spacing w:line="276" w:lineRule="auto"/>
               <w:rPr>
+                <w:rFonts w:ascii="Times New Roman" w:hAnsi="Times New Roman" w:cs="Times New Roman"/>
                 <w:b/>
                 <w:bCs/>
                 <w:color w:val="000000"/>
@@ -6331,6 +7948,7 @@
             <w:pPr>
               <w:spacing w:line="276" w:lineRule="auto"/>
               <w:rPr>
+                <w:rFonts w:ascii="Times New Roman" w:hAnsi="Times New Roman" w:cs="Times New Roman"/>
                 <w:b/>
                 <w:bCs/>
                 <w:color w:val="000000"/>
@@ -6346,6 +7964,7 @@
             <w:pPr>
               <w:spacing w:line="276" w:lineRule="auto"/>
               <w:rPr>
+                <w:rFonts w:ascii="Times New Roman" w:hAnsi="Times New Roman" w:cs="Times New Roman"/>
                 <w:b/>
                 <w:bCs/>
                 <w:color w:val="000000"/>
@@ -6363,6 +7982,7 @@
             <w:pPr>
               <w:spacing w:line="276" w:lineRule="auto"/>
               <w:rPr>
+                <w:rFonts w:ascii="Times New Roman" w:hAnsi="Times New Roman" w:cs="Times New Roman"/>
                 <w:b/>
                 <w:bCs/>
                 <w:color w:val="000000"/>
@@ -6378,6 +7998,7 @@
             <w:pPr>
               <w:spacing w:line="276" w:lineRule="auto"/>
               <w:rPr>
+                <w:rFonts w:ascii="Times New Roman" w:hAnsi="Times New Roman" w:cs="Times New Roman"/>
                 <w:b/>
                 <w:bCs/>
                 <w:color w:val="000000"/>
@@ -6393,6 +8014,7 @@
             <w:pPr>
               <w:spacing w:line="276" w:lineRule="auto"/>
               <w:rPr>
+                <w:rFonts w:ascii="Times New Roman" w:hAnsi="Times New Roman" w:cs="Times New Roman"/>
                 <w:b/>
                 <w:bCs/>
                 <w:color w:val="000000"/>
@@ -6410,6 +8032,7 @@
             <w:pPr>
               <w:spacing w:line="276" w:lineRule="auto"/>
               <w:rPr>
+                <w:rFonts w:ascii="Times New Roman" w:hAnsi="Times New Roman" w:cs="Times New Roman"/>
                 <w:b/>
                 <w:bCs/>
                 <w:color w:val="000000"/>
@@ -6425,6 +8048,7 @@
             <w:pPr>
               <w:spacing w:line="276" w:lineRule="auto"/>
               <w:rPr>
+                <w:rFonts w:ascii="Times New Roman" w:hAnsi="Times New Roman" w:cs="Times New Roman"/>
                 <w:b/>
                 <w:bCs/>
                 <w:color w:val="000000"/>
@@ -6440,6 +8064,7 @@
             <w:pPr>
               <w:spacing w:line="276" w:lineRule="auto"/>
               <w:rPr>
+                <w:rFonts w:ascii="Times New Roman" w:hAnsi="Times New Roman" w:cs="Times New Roman"/>
                 <w:b/>
                 <w:bCs/>
                 <w:color w:val="000000"/>
@@ -6457,6 +8082,7 @@
             <w:pPr>
               <w:spacing w:line="276" w:lineRule="auto"/>
               <w:rPr>
+                <w:rFonts w:ascii="Times New Roman" w:hAnsi="Times New Roman" w:cs="Times New Roman"/>
                 <w:b/>
                 <w:bCs/>
                 <w:color w:val="000000"/>
@@ -6472,6 +8098,7 @@
             <w:pPr>
               <w:spacing w:line="276" w:lineRule="auto"/>
               <w:rPr>
+                <w:rFonts w:ascii="Times New Roman" w:hAnsi="Times New Roman" w:cs="Times New Roman"/>
                 <w:b/>
                 <w:bCs/>
                 <w:color w:val="000000"/>
@@ -6487,6 +8114,7 @@
             <w:pPr>
               <w:spacing w:line="276" w:lineRule="auto"/>
               <w:rPr>
+                <w:rFonts w:ascii="Times New Roman" w:hAnsi="Times New Roman" w:cs="Times New Roman"/>
                 <w:b/>
                 <w:bCs/>
                 <w:color w:val="000000"/>
@@ -6504,6 +8132,7 @@
             <w:pPr>
               <w:spacing w:line="276" w:lineRule="auto"/>
               <w:rPr>
+                <w:rFonts w:ascii="Times New Roman" w:hAnsi="Times New Roman" w:cs="Times New Roman"/>
                 <w:b/>
                 <w:bCs/>
                 <w:color w:val="000000"/>
@@ -6519,6 +8148,7 @@
             <w:pPr>
               <w:spacing w:line="276" w:lineRule="auto"/>
               <w:rPr>
+                <w:rFonts w:ascii="Times New Roman" w:hAnsi="Times New Roman" w:cs="Times New Roman"/>
                 <w:b/>
                 <w:bCs/>
                 <w:color w:val="000000"/>
@@ -6534,6 +8164,7 @@
             <w:pPr>
               <w:spacing w:line="276" w:lineRule="auto"/>
               <w:rPr>
+                <w:rFonts w:ascii="Times New Roman" w:hAnsi="Times New Roman" w:cs="Times New Roman"/>
                 <w:b/>
                 <w:bCs/>
                 <w:color w:val="000000"/>
@@ -6551,6 +8182,7 @@
             <w:pPr>
               <w:spacing w:line="276" w:lineRule="auto"/>
               <w:rPr>
+                <w:rFonts w:ascii="Times New Roman" w:hAnsi="Times New Roman" w:cs="Times New Roman"/>
                 <w:b/>
                 <w:bCs/>
                 <w:color w:val="000000"/>
@@ -6566,6 +8198,7 @@
             <w:pPr>
               <w:spacing w:line="276" w:lineRule="auto"/>
               <w:rPr>
+                <w:rFonts w:ascii="Times New Roman" w:hAnsi="Times New Roman" w:cs="Times New Roman"/>
                 <w:b/>
                 <w:bCs/>
                 <w:color w:val="000000"/>
@@ -6581,6 +8214,7 @@
             <w:pPr>
               <w:spacing w:line="276" w:lineRule="auto"/>
               <w:rPr>
+                <w:rFonts w:ascii="Times New Roman" w:hAnsi="Times New Roman" w:cs="Times New Roman"/>
                 <w:b/>
                 <w:bCs/>
                 <w:color w:val="000000"/>

--- a/Hệ thống mẫu văn bản/Nguyên đã làm/Lịch báo giảng/Lịch báo giảng - Tuần 01.docx
+++ b/Hệ thống mẫu văn bản/Nguyên đã làm/Lịch báo giảng/Lịch báo giảng - Tuần 01.docx
@@ -5594,11 +5594,11 @@
         <w:tblLook w:val="04A0" w:firstRow="1" w:lastRow="0" w:firstColumn="1" w:lastColumn="0" w:noHBand="0" w:noVBand="1"/>
       </w:tblPr>
       <w:tblGrid>
-        <w:gridCol w:w="1237"/>
-        <w:gridCol w:w="846"/>
-        <w:gridCol w:w="987"/>
-        <w:gridCol w:w="1144"/>
+        <w:gridCol w:w="1096"/>
+        <w:gridCol w:w="850"/>
         <w:gridCol w:w="709"/>
+        <w:gridCol w:w="1276"/>
+        <w:gridCol w:w="992"/>
         <w:gridCol w:w="3260"/>
         <w:gridCol w:w="1967"/>
       </w:tblGrid>
@@ -5608,7 +5608,7 @@
         </w:trPr>
         <w:tc>
           <w:tcPr>
-            <w:tcW w:w="1237" w:type="dxa"/>
+            <w:tcW w:w="1096" w:type="dxa"/>
             <w:tcBorders>
               <w:top w:val="single" w:sz="4" w:space="0" w:color="000000"/>
               <w:left w:val="single" w:sz="4" w:space="0" w:color="000000"/>
@@ -5660,7 +5660,7 @@
         </w:tc>
         <w:tc>
           <w:tcPr>
-            <w:tcW w:w="846" w:type="dxa"/>
+            <w:tcW w:w="850" w:type="dxa"/>
             <w:tcBorders>
               <w:top w:val="single" w:sz="4" w:space="0" w:color="000000"/>
               <w:left w:val="single" w:sz="4" w:space="0" w:color="000000"/>
@@ -5692,7 +5692,7 @@
         </w:tc>
         <w:tc>
           <w:tcPr>
-            <w:tcW w:w="987" w:type="dxa"/>
+            <w:tcW w:w="709" w:type="dxa"/>
             <w:tcBorders>
               <w:top w:val="single" w:sz="4" w:space="0" w:color="000000"/>
               <w:left w:val="single" w:sz="4" w:space="0" w:color="000000"/>
@@ -5724,7 +5724,7 @@
         </w:tc>
         <w:tc>
           <w:tcPr>
-            <w:tcW w:w="1144" w:type="dxa"/>
+            <w:tcW w:w="1276" w:type="dxa"/>
             <w:tcBorders>
               <w:top w:val="single" w:sz="4" w:space="0" w:color="000000"/>
               <w:left w:val="single" w:sz="4" w:space="0" w:color="000000"/>
@@ -5756,7 +5756,7 @@
         </w:tc>
         <w:tc>
           <w:tcPr>
-            <w:tcW w:w="709" w:type="dxa"/>
+            <w:tcW w:w="992" w:type="dxa"/>
             <w:tcBorders>
               <w:top w:val="single" w:sz="4" w:space="0" w:color="000000"/>
               <w:left w:val="single" w:sz="4" w:space="0" w:color="000000"/>
@@ -5857,7 +5857,7 @@
         </w:trPr>
         <w:tc>
           <w:tcPr>
-            <w:tcW w:w="1237" w:type="dxa"/>
+            <w:tcW w:w="1096" w:type="dxa"/>
             <w:vMerge w:val="restart"/>
             <w:tcBorders>
               <w:top w:val="single" w:sz="4" w:space="0" w:color="000000"/>
@@ -5886,7 +5886,7 @@
         </w:tc>
         <w:tc>
           <w:tcPr>
-            <w:tcW w:w="846" w:type="dxa"/>
+            <w:tcW w:w="850" w:type="dxa"/>
             <w:tcBorders>
               <w:top w:val="single" w:sz="4" w:space="0" w:color="000000"/>
               <w:left w:val="single" w:sz="4" w:space="0" w:color="000000"/>
@@ -5915,49 +5915,49 @@
         </w:tc>
         <w:tc>
           <w:tcPr>
-            <w:tcW w:w="987" w:type="dxa"/>
-            <w:tcBorders>
-              <w:top w:val="single" w:sz="4" w:space="0" w:color="000000"/>
-              <w:left w:val="single" w:sz="4" w:space="0" w:color="000000"/>
-              <w:bottom w:val="single" w:sz="4" w:space="0" w:color="000000"/>
-              <w:right w:val="single" w:sz="4" w:space="0" w:color="000000"/>
-            </w:tcBorders>
-            <w:vAlign w:val="center"/>
-          </w:tcPr>
-          <w:p>
-            <w:pPr>
-              <w:rPr>
-                <w:rFonts w:ascii="Times New Roman" w:hAnsi="Times New Roman" w:cs="Times New Roman"/>
-                <w:sz w:val="26"/>
-                <w:szCs w:val="26"/>
-              </w:rPr>
-            </w:pPr>
-          </w:p>
-        </w:tc>
-        <w:tc>
-          <w:tcPr>
-            <w:tcW w:w="1144" w:type="dxa"/>
-            <w:tcBorders>
-              <w:top w:val="single" w:sz="4" w:space="0" w:color="000000"/>
-              <w:left w:val="single" w:sz="4" w:space="0" w:color="000000"/>
-              <w:bottom w:val="single" w:sz="4" w:space="0" w:color="000000"/>
-              <w:right w:val="single" w:sz="4" w:space="0" w:color="000000"/>
-            </w:tcBorders>
-            <w:vAlign w:val="center"/>
-          </w:tcPr>
-          <w:p>
-            <w:pPr>
-              <w:rPr>
-                <w:rFonts w:ascii="Times New Roman" w:hAnsi="Times New Roman" w:cs="Times New Roman"/>
-                <w:sz w:val="26"/>
-                <w:szCs w:val="26"/>
-              </w:rPr>
-            </w:pPr>
-          </w:p>
-        </w:tc>
-        <w:tc>
-          <w:tcPr>
             <w:tcW w:w="709" w:type="dxa"/>
+            <w:tcBorders>
+              <w:top w:val="single" w:sz="4" w:space="0" w:color="000000"/>
+              <w:left w:val="single" w:sz="4" w:space="0" w:color="000000"/>
+              <w:bottom w:val="single" w:sz="4" w:space="0" w:color="000000"/>
+              <w:right w:val="single" w:sz="4" w:space="0" w:color="000000"/>
+            </w:tcBorders>
+            <w:vAlign w:val="center"/>
+          </w:tcPr>
+          <w:p>
+            <w:pPr>
+              <w:rPr>
+                <w:rFonts w:ascii="Times New Roman" w:hAnsi="Times New Roman" w:cs="Times New Roman"/>
+                <w:sz w:val="26"/>
+                <w:szCs w:val="26"/>
+              </w:rPr>
+            </w:pPr>
+          </w:p>
+        </w:tc>
+        <w:tc>
+          <w:tcPr>
+            <w:tcW w:w="1276" w:type="dxa"/>
+            <w:tcBorders>
+              <w:top w:val="single" w:sz="4" w:space="0" w:color="000000"/>
+              <w:left w:val="single" w:sz="4" w:space="0" w:color="000000"/>
+              <w:bottom w:val="single" w:sz="4" w:space="0" w:color="000000"/>
+              <w:right w:val="single" w:sz="4" w:space="0" w:color="000000"/>
+            </w:tcBorders>
+            <w:vAlign w:val="center"/>
+          </w:tcPr>
+          <w:p>
+            <w:pPr>
+              <w:rPr>
+                <w:rFonts w:ascii="Times New Roman" w:hAnsi="Times New Roman" w:cs="Times New Roman"/>
+                <w:sz w:val="26"/>
+                <w:szCs w:val="26"/>
+              </w:rPr>
+            </w:pPr>
+          </w:p>
+        </w:tc>
+        <w:tc>
+          <w:tcPr>
+            <w:tcW w:w="992" w:type="dxa"/>
             <w:tcBorders>
               <w:top w:val="single" w:sz="4" w:space="0" w:color="000000"/>
               <w:left w:val="single" w:sz="4" w:space="0" w:color="000000"/>
@@ -6025,7 +6025,7 @@
         </w:trPr>
         <w:tc>
           <w:tcPr>
-            <w:tcW w:w="1237" w:type="dxa"/>
+            <w:tcW w:w="1096" w:type="dxa"/>
             <w:vMerge/>
             <w:tcBorders>
               <w:left w:val="single" w:sz="4" w:space="0" w:color="000000"/>
@@ -6047,7 +6047,7 @@
         </w:tc>
         <w:tc>
           <w:tcPr>
-            <w:tcW w:w="846" w:type="dxa"/>
+            <w:tcW w:w="850" w:type="dxa"/>
             <w:tcBorders>
               <w:top w:val="single" w:sz="4" w:space="0" w:color="000000"/>
               <w:left w:val="single" w:sz="4" w:space="0" w:color="000000"/>
@@ -6076,49 +6076,49 @@
         </w:tc>
         <w:tc>
           <w:tcPr>
-            <w:tcW w:w="987" w:type="dxa"/>
-            <w:tcBorders>
-              <w:top w:val="single" w:sz="4" w:space="0" w:color="000000"/>
-              <w:left w:val="single" w:sz="4" w:space="0" w:color="000000"/>
-              <w:bottom w:val="single" w:sz="4" w:space="0" w:color="000000"/>
-              <w:right w:val="single" w:sz="4" w:space="0" w:color="000000"/>
-            </w:tcBorders>
-            <w:vAlign w:val="center"/>
-          </w:tcPr>
-          <w:p>
-            <w:pPr>
-              <w:rPr>
-                <w:rFonts w:ascii="Times New Roman" w:hAnsi="Times New Roman" w:cs="Times New Roman"/>
-                <w:sz w:val="26"/>
-                <w:szCs w:val="26"/>
-              </w:rPr>
-            </w:pPr>
-          </w:p>
-        </w:tc>
-        <w:tc>
-          <w:tcPr>
-            <w:tcW w:w="1144" w:type="dxa"/>
-            <w:tcBorders>
-              <w:top w:val="single" w:sz="4" w:space="0" w:color="000000"/>
-              <w:left w:val="single" w:sz="4" w:space="0" w:color="000000"/>
-              <w:bottom w:val="single" w:sz="4" w:space="0" w:color="000000"/>
-              <w:right w:val="single" w:sz="4" w:space="0" w:color="000000"/>
-            </w:tcBorders>
-            <w:vAlign w:val="center"/>
-          </w:tcPr>
-          <w:p>
-            <w:pPr>
-              <w:rPr>
-                <w:rFonts w:ascii="Times New Roman" w:hAnsi="Times New Roman" w:cs="Times New Roman"/>
-                <w:sz w:val="26"/>
-                <w:szCs w:val="26"/>
-              </w:rPr>
-            </w:pPr>
-          </w:p>
-        </w:tc>
-        <w:tc>
-          <w:tcPr>
             <w:tcW w:w="709" w:type="dxa"/>
+            <w:tcBorders>
+              <w:top w:val="single" w:sz="4" w:space="0" w:color="000000"/>
+              <w:left w:val="single" w:sz="4" w:space="0" w:color="000000"/>
+              <w:bottom w:val="single" w:sz="4" w:space="0" w:color="000000"/>
+              <w:right w:val="single" w:sz="4" w:space="0" w:color="000000"/>
+            </w:tcBorders>
+            <w:vAlign w:val="center"/>
+          </w:tcPr>
+          <w:p>
+            <w:pPr>
+              <w:rPr>
+                <w:rFonts w:ascii="Times New Roman" w:hAnsi="Times New Roman" w:cs="Times New Roman"/>
+                <w:sz w:val="26"/>
+                <w:szCs w:val="26"/>
+              </w:rPr>
+            </w:pPr>
+          </w:p>
+        </w:tc>
+        <w:tc>
+          <w:tcPr>
+            <w:tcW w:w="1276" w:type="dxa"/>
+            <w:tcBorders>
+              <w:top w:val="single" w:sz="4" w:space="0" w:color="000000"/>
+              <w:left w:val="single" w:sz="4" w:space="0" w:color="000000"/>
+              <w:bottom w:val="single" w:sz="4" w:space="0" w:color="000000"/>
+              <w:right w:val="single" w:sz="4" w:space="0" w:color="000000"/>
+            </w:tcBorders>
+            <w:vAlign w:val="center"/>
+          </w:tcPr>
+          <w:p>
+            <w:pPr>
+              <w:rPr>
+                <w:rFonts w:ascii="Times New Roman" w:hAnsi="Times New Roman" w:cs="Times New Roman"/>
+                <w:sz w:val="26"/>
+                <w:szCs w:val="26"/>
+              </w:rPr>
+            </w:pPr>
+          </w:p>
+        </w:tc>
+        <w:tc>
+          <w:tcPr>
+            <w:tcW w:w="992" w:type="dxa"/>
             <w:tcBorders>
               <w:top w:val="single" w:sz="4" w:space="0" w:color="000000"/>
               <w:left w:val="single" w:sz="4" w:space="0" w:color="000000"/>
@@ -6186,7 +6186,7 @@
         </w:trPr>
         <w:tc>
           <w:tcPr>
-            <w:tcW w:w="1237" w:type="dxa"/>
+            <w:tcW w:w="1096" w:type="dxa"/>
             <w:vMerge/>
             <w:tcBorders>
               <w:left w:val="single" w:sz="4" w:space="0" w:color="000000"/>
@@ -6208,7 +6208,7 @@
         </w:tc>
         <w:tc>
           <w:tcPr>
-            <w:tcW w:w="846" w:type="dxa"/>
+            <w:tcW w:w="850" w:type="dxa"/>
             <w:tcBorders>
               <w:top w:val="single" w:sz="4" w:space="0" w:color="000000"/>
               <w:left w:val="single" w:sz="4" w:space="0" w:color="000000"/>
@@ -6237,49 +6237,49 @@
         </w:tc>
         <w:tc>
           <w:tcPr>
-            <w:tcW w:w="987" w:type="dxa"/>
-            <w:tcBorders>
-              <w:top w:val="single" w:sz="4" w:space="0" w:color="000000"/>
-              <w:left w:val="single" w:sz="4" w:space="0" w:color="000000"/>
-              <w:bottom w:val="single" w:sz="4" w:space="0" w:color="000000"/>
-              <w:right w:val="single" w:sz="4" w:space="0" w:color="000000"/>
-            </w:tcBorders>
-            <w:vAlign w:val="center"/>
-          </w:tcPr>
-          <w:p>
-            <w:pPr>
-              <w:rPr>
-                <w:rFonts w:ascii="Times New Roman" w:hAnsi="Times New Roman" w:cs="Times New Roman"/>
-                <w:sz w:val="26"/>
-                <w:szCs w:val="26"/>
-              </w:rPr>
-            </w:pPr>
-          </w:p>
-        </w:tc>
-        <w:tc>
-          <w:tcPr>
-            <w:tcW w:w="1144" w:type="dxa"/>
-            <w:tcBorders>
-              <w:top w:val="single" w:sz="4" w:space="0" w:color="000000"/>
-              <w:left w:val="single" w:sz="4" w:space="0" w:color="000000"/>
-              <w:bottom w:val="single" w:sz="4" w:space="0" w:color="000000"/>
-              <w:right w:val="single" w:sz="4" w:space="0" w:color="000000"/>
-            </w:tcBorders>
-            <w:vAlign w:val="center"/>
-          </w:tcPr>
-          <w:p>
-            <w:pPr>
-              <w:rPr>
-                <w:rFonts w:ascii="Times New Roman" w:hAnsi="Times New Roman" w:cs="Times New Roman"/>
-                <w:sz w:val="26"/>
-                <w:szCs w:val="26"/>
-              </w:rPr>
-            </w:pPr>
-          </w:p>
-        </w:tc>
-        <w:tc>
-          <w:tcPr>
             <w:tcW w:w="709" w:type="dxa"/>
+            <w:tcBorders>
+              <w:top w:val="single" w:sz="4" w:space="0" w:color="000000"/>
+              <w:left w:val="single" w:sz="4" w:space="0" w:color="000000"/>
+              <w:bottom w:val="single" w:sz="4" w:space="0" w:color="000000"/>
+              <w:right w:val="single" w:sz="4" w:space="0" w:color="000000"/>
+            </w:tcBorders>
+            <w:vAlign w:val="center"/>
+          </w:tcPr>
+          <w:p>
+            <w:pPr>
+              <w:rPr>
+                <w:rFonts w:ascii="Times New Roman" w:hAnsi="Times New Roman" w:cs="Times New Roman"/>
+                <w:sz w:val="26"/>
+                <w:szCs w:val="26"/>
+              </w:rPr>
+            </w:pPr>
+          </w:p>
+        </w:tc>
+        <w:tc>
+          <w:tcPr>
+            <w:tcW w:w="1276" w:type="dxa"/>
+            <w:tcBorders>
+              <w:top w:val="single" w:sz="4" w:space="0" w:color="000000"/>
+              <w:left w:val="single" w:sz="4" w:space="0" w:color="000000"/>
+              <w:bottom w:val="single" w:sz="4" w:space="0" w:color="000000"/>
+              <w:right w:val="single" w:sz="4" w:space="0" w:color="000000"/>
+            </w:tcBorders>
+            <w:vAlign w:val="center"/>
+          </w:tcPr>
+          <w:p>
+            <w:pPr>
+              <w:rPr>
+                <w:rFonts w:ascii="Times New Roman" w:hAnsi="Times New Roman" w:cs="Times New Roman"/>
+                <w:sz w:val="26"/>
+                <w:szCs w:val="26"/>
+              </w:rPr>
+            </w:pPr>
+          </w:p>
+        </w:tc>
+        <w:tc>
+          <w:tcPr>
+            <w:tcW w:w="992" w:type="dxa"/>
             <w:tcBorders>
               <w:top w:val="single" w:sz="4" w:space="0" w:color="000000"/>
               <w:left w:val="single" w:sz="4" w:space="0" w:color="000000"/>
@@ -6347,7 +6347,7 @@
         </w:trPr>
         <w:tc>
           <w:tcPr>
-            <w:tcW w:w="1237" w:type="dxa"/>
+            <w:tcW w:w="1096" w:type="dxa"/>
             <w:vMerge/>
             <w:tcBorders>
               <w:left w:val="single" w:sz="4" w:space="0" w:color="000000"/>
@@ -6369,7 +6369,7 @@
         </w:tc>
         <w:tc>
           <w:tcPr>
-            <w:tcW w:w="846" w:type="dxa"/>
+            <w:tcW w:w="850" w:type="dxa"/>
             <w:tcBorders>
               <w:top w:val="single" w:sz="4" w:space="0" w:color="000000"/>
               <w:left w:val="single" w:sz="4" w:space="0" w:color="000000"/>
@@ -6398,49 +6398,49 @@
         </w:tc>
         <w:tc>
           <w:tcPr>
-            <w:tcW w:w="987" w:type="dxa"/>
-            <w:tcBorders>
-              <w:top w:val="single" w:sz="4" w:space="0" w:color="000000"/>
-              <w:left w:val="single" w:sz="4" w:space="0" w:color="000000"/>
-              <w:bottom w:val="single" w:sz="4" w:space="0" w:color="000000"/>
-              <w:right w:val="single" w:sz="4" w:space="0" w:color="000000"/>
-            </w:tcBorders>
-            <w:vAlign w:val="center"/>
-          </w:tcPr>
-          <w:p>
-            <w:pPr>
-              <w:rPr>
-                <w:rFonts w:ascii="Times New Roman" w:hAnsi="Times New Roman" w:cs="Times New Roman"/>
-                <w:sz w:val="26"/>
-                <w:szCs w:val="26"/>
-              </w:rPr>
-            </w:pPr>
-          </w:p>
-        </w:tc>
-        <w:tc>
-          <w:tcPr>
-            <w:tcW w:w="1144" w:type="dxa"/>
-            <w:tcBorders>
-              <w:top w:val="single" w:sz="4" w:space="0" w:color="000000"/>
-              <w:left w:val="single" w:sz="4" w:space="0" w:color="000000"/>
-              <w:bottom w:val="single" w:sz="4" w:space="0" w:color="000000"/>
-              <w:right w:val="single" w:sz="4" w:space="0" w:color="000000"/>
-            </w:tcBorders>
-            <w:vAlign w:val="center"/>
-          </w:tcPr>
-          <w:p>
-            <w:pPr>
-              <w:rPr>
-                <w:rFonts w:ascii="Times New Roman" w:hAnsi="Times New Roman" w:cs="Times New Roman"/>
-                <w:sz w:val="26"/>
-                <w:szCs w:val="26"/>
-              </w:rPr>
-            </w:pPr>
-          </w:p>
-        </w:tc>
-        <w:tc>
-          <w:tcPr>
             <w:tcW w:w="709" w:type="dxa"/>
+            <w:tcBorders>
+              <w:top w:val="single" w:sz="4" w:space="0" w:color="000000"/>
+              <w:left w:val="single" w:sz="4" w:space="0" w:color="000000"/>
+              <w:bottom w:val="single" w:sz="4" w:space="0" w:color="000000"/>
+              <w:right w:val="single" w:sz="4" w:space="0" w:color="000000"/>
+            </w:tcBorders>
+            <w:vAlign w:val="center"/>
+          </w:tcPr>
+          <w:p>
+            <w:pPr>
+              <w:rPr>
+                <w:rFonts w:ascii="Times New Roman" w:hAnsi="Times New Roman" w:cs="Times New Roman"/>
+                <w:sz w:val="26"/>
+                <w:szCs w:val="26"/>
+              </w:rPr>
+            </w:pPr>
+          </w:p>
+        </w:tc>
+        <w:tc>
+          <w:tcPr>
+            <w:tcW w:w="1276" w:type="dxa"/>
+            <w:tcBorders>
+              <w:top w:val="single" w:sz="4" w:space="0" w:color="000000"/>
+              <w:left w:val="single" w:sz="4" w:space="0" w:color="000000"/>
+              <w:bottom w:val="single" w:sz="4" w:space="0" w:color="000000"/>
+              <w:right w:val="single" w:sz="4" w:space="0" w:color="000000"/>
+            </w:tcBorders>
+            <w:vAlign w:val="center"/>
+          </w:tcPr>
+          <w:p>
+            <w:pPr>
+              <w:rPr>
+                <w:rFonts w:ascii="Times New Roman" w:hAnsi="Times New Roman" w:cs="Times New Roman"/>
+                <w:sz w:val="26"/>
+                <w:szCs w:val="26"/>
+              </w:rPr>
+            </w:pPr>
+          </w:p>
+        </w:tc>
+        <w:tc>
+          <w:tcPr>
+            <w:tcW w:w="992" w:type="dxa"/>
             <w:tcBorders>
               <w:top w:val="single" w:sz="4" w:space="0" w:color="000000"/>
               <w:left w:val="single" w:sz="4" w:space="0" w:color="000000"/>
@@ -6508,7 +6508,7 @@
         </w:trPr>
         <w:tc>
           <w:tcPr>
-            <w:tcW w:w="1237" w:type="dxa"/>
+            <w:tcW w:w="1096" w:type="dxa"/>
             <w:vMerge/>
             <w:tcBorders>
               <w:left w:val="single" w:sz="4" w:space="0" w:color="000000"/>
@@ -6530,7 +6530,7 @@
         </w:tc>
         <w:tc>
           <w:tcPr>
-            <w:tcW w:w="846" w:type="dxa"/>
+            <w:tcW w:w="850" w:type="dxa"/>
             <w:tcBorders>
               <w:top w:val="single" w:sz="4" w:space="0" w:color="000000"/>
               <w:left w:val="single" w:sz="4" w:space="0" w:color="000000"/>
@@ -6559,49 +6559,49 @@
         </w:tc>
         <w:tc>
           <w:tcPr>
-            <w:tcW w:w="987" w:type="dxa"/>
-            <w:tcBorders>
-              <w:top w:val="single" w:sz="4" w:space="0" w:color="000000"/>
-              <w:left w:val="single" w:sz="4" w:space="0" w:color="000000"/>
-              <w:bottom w:val="single" w:sz="4" w:space="0" w:color="000000"/>
-              <w:right w:val="single" w:sz="4" w:space="0" w:color="000000"/>
-            </w:tcBorders>
-            <w:vAlign w:val="center"/>
-          </w:tcPr>
-          <w:p>
-            <w:pPr>
-              <w:rPr>
-                <w:rFonts w:ascii="Times New Roman" w:hAnsi="Times New Roman" w:cs="Times New Roman"/>
-                <w:sz w:val="26"/>
-                <w:szCs w:val="26"/>
-              </w:rPr>
-            </w:pPr>
-          </w:p>
-        </w:tc>
-        <w:tc>
-          <w:tcPr>
-            <w:tcW w:w="1144" w:type="dxa"/>
-            <w:tcBorders>
-              <w:top w:val="single" w:sz="4" w:space="0" w:color="000000"/>
-              <w:left w:val="single" w:sz="4" w:space="0" w:color="000000"/>
-              <w:bottom w:val="single" w:sz="4" w:space="0" w:color="000000"/>
-              <w:right w:val="single" w:sz="4" w:space="0" w:color="000000"/>
-            </w:tcBorders>
-            <w:vAlign w:val="center"/>
-          </w:tcPr>
-          <w:p>
-            <w:pPr>
-              <w:rPr>
-                <w:rFonts w:ascii="Times New Roman" w:hAnsi="Times New Roman" w:cs="Times New Roman"/>
-                <w:sz w:val="26"/>
-                <w:szCs w:val="26"/>
-              </w:rPr>
-            </w:pPr>
-          </w:p>
-        </w:tc>
-        <w:tc>
-          <w:tcPr>
             <w:tcW w:w="709" w:type="dxa"/>
+            <w:tcBorders>
+              <w:top w:val="single" w:sz="4" w:space="0" w:color="000000"/>
+              <w:left w:val="single" w:sz="4" w:space="0" w:color="000000"/>
+              <w:bottom w:val="single" w:sz="4" w:space="0" w:color="000000"/>
+              <w:right w:val="single" w:sz="4" w:space="0" w:color="000000"/>
+            </w:tcBorders>
+            <w:vAlign w:val="center"/>
+          </w:tcPr>
+          <w:p>
+            <w:pPr>
+              <w:rPr>
+                <w:rFonts w:ascii="Times New Roman" w:hAnsi="Times New Roman" w:cs="Times New Roman"/>
+                <w:sz w:val="26"/>
+                <w:szCs w:val="26"/>
+              </w:rPr>
+            </w:pPr>
+          </w:p>
+        </w:tc>
+        <w:tc>
+          <w:tcPr>
+            <w:tcW w:w="1276" w:type="dxa"/>
+            <w:tcBorders>
+              <w:top w:val="single" w:sz="4" w:space="0" w:color="000000"/>
+              <w:left w:val="single" w:sz="4" w:space="0" w:color="000000"/>
+              <w:bottom w:val="single" w:sz="4" w:space="0" w:color="000000"/>
+              <w:right w:val="single" w:sz="4" w:space="0" w:color="000000"/>
+            </w:tcBorders>
+            <w:vAlign w:val="center"/>
+          </w:tcPr>
+          <w:p>
+            <w:pPr>
+              <w:rPr>
+                <w:rFonts w:ascii="Times New Roman" w:hAnsi="Times New Roman" w:cs="Times New Roman"/>
+                <w:sz w:val="26"/>
+                <w:szCs w:val="26"/>
+              </w:rPr>
+            </w:pPr>
+          </w:p>
+        </w:tc>
+        <w:tc>
+          <w:tcPr>
+            <w:tcW w:w="992" w:type="dxa"/>
             <w:tcBorders>
               <w:top w:val="single" w:sz="4" w:space="0" w:color="000000"/>
               <w:left w:val="single" w:sz="4" w:space="0" w:color="000000"/>
@@ -6669,7 +6669,7 @@
         </w:trPr>
         <w:tc>
           <w:tcPr>
-            <w:tcW w:w="1237" w:type="dxa"/>
+            <w:tcW w:w="1096" w:type="dxa"/>
             <w:vMerge w:val="restart"/>
             <w:tcBorders>
               <w:left w:val="single" w:sz="4" w:space="0" w:color="000000"/>
@@ -6697,7 +6697,7 @@
         </w:tc>
         <w:tc>
           <w:tcPr>
-            <w:tcW w:w="846" w:type="dxa"/>
+            <w:tcW w:w="850" w:type="dxa"/>
             <w:tcBorders>
               <w:top w:val="single" w:sz="4" w:space="0" w:color="000000"/>
               <w:left w:val="single" w:sz="4" w:space="0" w:color="000000"/>
@@ -6726,7 +6726,7 @@
         </w:tc>
         <w:tc>
           <w:tcPr>
-            <w:tcW w:w="987" w:type="dxa"/>
+            <w:tcW w:w="709" w:type="dxa"/>
             <w:tcBorders>
               <w:top w:val="single" w:sz="4" w:space="0" w:color="000000"/>
               <w:left w:val="single" w:sz="4" w:space="0" w:color="000000"/>
@@ -6755,7 +6755,7 @@
         </w:tc>
         <w:tc>
           <w:tcPr>
-            <w:tcW w:w="1144" w:type="dxa"/>
+            <w:tcW w:w="1276" w:type="dxa"/>
             <w:tcBorders>
               <w:top w:val="single" w:sz="4" w:space="0" w:color="000000"/>
               <w:left w:val="single" w:sz="4" w:space="0" w:color="000000"/>
@@ -6784,7 +6784,7 @@
         </w:tc>
         <w:tc>
           <w:tcPr>
-            <w:tcW w:w="709" w:type="dxa"/>
+            <w:tcW w:w="992" w:type="dxa"/>
             <w:tcBorders>
               <w:top w:val="single" w:sz="4" w:space="0" w:color="000000"/>
               <w:left w:val="single" w:sz="4" w:space="0" w:color="000000"/>
@@ -6876,7 +6876,7 @@
         </w:trPr>
         <w:tc>
           <w:tcPr>
-            <w:tcW w:w="1237" w:type="dxa"/>
+            <w:tcW w:w="1096" w:type="dxa"/>
             <w:vMerge/>
             <w:tcBorders>
               <w:left w:val="single" w:sz="4" w:space="0" w:color="000000"/>
@@ -6900,7 +6900,7 @@
         </w:tc>
         <w:tc>
           <w:tcPr>
-            <w:tcW w:w="846" w:type="dxa"/>
+            <w:tcW w:w="850" w:type="dxa"/>
             <w:tcBorders>
               <w:top w:val="single" w:sz="4" w:space="0" w:color="000000"/>
               <w:left w:val="single" w:sz="4" w:space="0" w:color="000000"/>
@@ -6929,7 +6929,7 @@
         </w:tc>
         <w:tc>
           <w:tcPr>
-            <w:tcW w:w="987" w:type="dxa"/>
+            <w:tcW w:w="709" w:type="dxa"/>
             <w:tcBorders>
               <w:top w:val="single" w:sz="4" w:space="0" w:color="000000"/>
               <w:left w:val="single" w:sz="4" w:space="0" w:color="000000"/>
@@ -6958,7 +6958,7 @@
         </w:tc>
         <w:tc>
           <w:tcPr>
-            <w:tcW w:w="1144" w:type="dxa"/>
+            <w:tcW w:w="1276" w:type="dxa"/>
             <w:tcBorders>
               <w:top w:val="single" w:sz="4" w:space="0" w:color="000000"/>
               <w:left w:val="single" w:sz="4" w:space="0" w:color="000000"/>
@@ -6987,7 +6987,7 @@
         </w:tc>
         <w:tc>
           <w:tcPr>
-            <w:tcW w:w="709" w:type="dxa"/>
+            <w:tcW w:w="992" w:type="dxa"/>
             <w:tcBorders>
               <w:top w:val="single" w:sz="4" w:space="0" w:color="000000"/>
               <w:left w:val="single" w:sz="4" w:space="0" w:color="000000"/>
@@ -7079,7 +7079,7 @@
         </w:trPr>
         <w:tc>
           <w:tcPr>
-            <w:tcW w:w="1237" w:type="dxa"/>
+            <w:tcW w:w="1096" w:type="dxa"/>
             <w:vMerge/>
             <w:tcBorders>
               <w:left w:val="single" w:sz="4" w:space="0" w:color="000000"/>
@@ -7103,7 +7103,7 @@
         </w:tc>
         <w:tc>
           <w:tcPr>
-            <w:tcW w:w="846" w:type="dxa"/>
+            <w:tcW w:w="850" w:type="dxa"/>
             <w:tcBorders>
               <w:top w:val="single" w:sz="4" w:space="0" w:color="000000"/>
               <w:left w:val="single" w:sz="4" w:space="0" w:color="000000"/>
@@ -7132,7 +7132,7 @@
         </w:tc>
         <w:tc>
           <w:tcPr>
-            <w:tcW w:w="987" w:type="dxa"/>
+            <w:tcW w:w="709" w:type="dxa"/>
             <w:tcBorders>
               <w:top w:val="single" w:sz="4" w:space="0" w:color="000000"/>
               <w:left w:val="single" w:sz="4" w:space="0" w:color="000000"/>
@@ -7161,7 +7161,7 @@
         </w:tc>
         <w:tc>
           <w:tcPr>
-            <w:tcW w:w="1144" w:type="dxa"/>
+            <w:tcW w:w="1276" w:type="dxa"/>
             <w:tcBorders>
               <w:top w:val="single" w:sz="4" w:space="0" w:color="000000"/>
               <w:left w:val="single" w:sz="4" w:space="0" w:color="000000"/>
@@ -7190,7 +7190,7 @@
         </w:tc>
         <w:tc>
           <w:tcPr>
-            <w:tcW w:w="709" w:type="dxa"/>
+            <w:tcW w:w="992" w:type="dxa"/>
             <w:tcBorders>
               <w:top w:val="single" w:sz="4" w:space="0" w:color="000000"/>
               <w:left w:val="single" w:sz="4" w:space="0" w:color="000000"/>
@@ -7282,7 +7282,7 @@
         </w:trPr>
         <w:tc>
           <w:tcPr>
-            <w:tcW w:w="1237" w:type="dxa"/>
+            <w:tcW w:w="1096" w:type="dxa"/>
             <w:vMerge/>
             <w:tcBorders>
               <w:left w:val="single" w:sz="4" w:space="0" w:color="000000"/>
@@ -7306,7 +7306,7 @@
         </w:tc>
         <w:tc>
           <w:tcPr>
-            <w:tcW w:w="846" w:type="dxa"/>
+            <w:tcW w:w="850" w:type="dxa"/>
             <w:tcBorders>
               <w:top w:val="single" w:sz="4" w:space="0" w:color="000000"/>
               <w:left w:val="single" w:sz="4" w:space="0" w:color="000000"/>
@@ -7335,7 +7335,7 @@
         </w:tc>
         <w:tc>
           <w:tcPr>
-            <w:tcW w:w="987" w:type="dxa"/>
+            <w:tcW w:w="709" w:type="dxa"/>
             <w:tcBorders>
               <w:top w:val="single" w:sz="4" w:space="0" w:color="000000"/>
               <w:left w:val="single" w:sz="4" w:space="0" w:color="000000"/>
@@ -7364,7 +7364,7 @@
         </w:tc>
         <w:tc>
           <w:tcPr>
-            <w:tcW w:w="1144" w:type="dxa"/>
+            <w:tcW w:w="1276" w:type="dxa"/>
             <w:tcBorders>
               <w:top w:val="single" w:sz="4" w:space="0" w:color="000000"/>
               <w:left w:val="single" w:sz="4" w:space="0" w:color="000000"/>
@@ -7393,7 +7393,7 @@
         </w:tc>
         <w:tc>
           <w:tcPr>
-            <w:tcW w:w="709" w:type="dxa"/>
+            <w:tcW w:w="992" w:type="dxa"/>
             <w:tcBorders>
               <w:top w:val="single" w:sz="4" w:space="0" w:color="000000"/>
               <w:left w:val="single" w:sz="4" w:space="0" w:color="000000"/>
@@ -7485,7 +7485,7 @@
         </w:trPr>
         <w:tc>
           <w:tcPr>
-            <w:tcW w:w="1237" w:type="dxa"/>
+            <w:tcW w:w="1096" w:type="dxa"/>
             <w:vMerge/>
             <w:tcBorders>
               <w:left w:val="single" w:sz="4" w:space="0" w:color="000000"/>
@@ -7509,7 +7509,7 @@
         </w:tc>
         <w:tc>
           <w:tcPr>
-            <w:tcW w:w="846" w:type="dxa"/>
+            <w:tcW w:w="850" w:type="dxa"/>
             <w:tcBorders>
               <w:top w:val="single" w:sz="4" w:space="0" w:color="000000"/>
               <w:left w:val="single" w:sz="4" w:space="0" w:color="000000"/>
@@ -7538,49 +7538,49 @@
         </w:tc>
         <w:tc>
           <w:tcPr>
-            <w:tcW w:w="987" w:type="dxa"/>
-            <w:tcBorders>
-              <w:top w:val="single" w:sz="4" w:space="0" w:color="000000"/>
-              <w:left w:val="single" w:sz="4" w:space="0" w:color="000000"/>
-              <w:bottom w:val="single" w:sz="4" w:space="0" w:color="000000"/>
-              <w:right w:val="single" w:sz="4" w:space="0" w:color="000000"/>
-            </w:tcBorders>
-            <w:vAlign w:val="center"/>
-          </w:tcPr>
-          <w:p>
-            <w:pPr>
-              <w:rPr>
-                <w:rFonts w:ascii="Times New Roman" w:hAnsi="Times New Roman" w:cs="Times New Roman"/>
-                <w:sz w:val="26"/>
-                <w:szCs w:val="26"/>
-              </w:rPr>
-            </w:pPr>
-          </w:p>
-        </w:tc>
-        <w:tc>
-          <w:tcPr>
-            <w:tcW w:w="1144" w:type="dxa"/>
-            <w:tcBorders>
-              <w:top w:val="single" w:sz="4" w:space="0" w:color="000000"/>
-              <w:left w:val="single" w:sz="4" w:space="0" w:color="000000"/>
-              <w:bottom w:val="single" w:sz="4" w:space="0" w:color="000000"/>
-              <w:right w:val="single" w:sz="4" w:space="0" w:color="000000"/>
-            </w:tcBorders>
-            <w:vAlign w:val="center"/>
-          </w:tcPr>
-          <w:p>
-            <w:pPr>
-              <w:rPr>
-                <w:rFonts w:ascii="Times New Roman" w:hAnsi="Times New Roman" w:cs="Times New Roman"/>
-                <w:sz w:val="26"/>
-                <w:szCs w:val="26"/>
-              </w:rPr>
-            </w:pPr>
-          </w:p>
-        </w:tc>
-        <w:tc>
-          <w:tcPr>
             <w:tcW w:w="709" w:type="dxa"/>
+            <w:tcBorders>
+              <w:top w:val="single" w:sz="4" w:space="0" w:color="000000"/>
+              <w:left w:val="single" w:sz="4" w:space="0" w:color="000000"/>
+              <w:bottom w:val="single" w:sz="4" w:space="0" w:color="000000"/>
+              <w:right w:val="single" w:sz="4" w:space="0" w:color="000000"/>
+            </w:tcBorders>
+            <w:vAlign w:val="center"/>
+          </w:tcPr>
+          <w:p>
+            <w:pPr>
+              <w:rPr>
+                <w:rFonts w:ascii="Times New Roman" w:hAnsi="Times New Roman" w:cs="Times New Roman"/>
+                <w:sz w:val="26"/>
+                <w:szCs w:val="26"/>
+              </w:rPr>
+            </w:pPr>
+          </w:p>
+        </w:tc>
+        <w:tc>
+          <w:tcPr>
+            <w:tcW w:w="1276" w:type="dxa"/>
+            <w:tcBorders>
+              <w:top w:val="single" w:sz="4" w:space="0" w:color="000000"/>
+              <w:left w:val="single" w:sz="4" w:space="0" w:color="000000"/>
+              <w:bottom w:val="single" w:sz="4" w:space="0" w:color="000000"/>
+              <w:right w:val="single" w:sz="4" w:space="0" w:color="000000"/>
+            </w:tcBorders>
+            <w:vAlign w:val="center"/>
+          </w:tcPr>
+          <w:p>
+            <w:pPr>
+              <w:rPr>
+                <w:rFonts w:ascii="Times New Roman" w:hAnsi="Times New Roman" w:cs="Times New Roman"/>
+                <w:sz w:val="26"/>
+                <w:szCs w:val="26"/>
+              </w:rPr>
+            </w:pPr>
+          </w:p>
+        </w:tc>
+        <w:tc>
+          <w:tcPr>
+            <w:tcW w:w="992" w:type="dxa"/>
             <w:tcBorders>
               <w:top w:val="single" w:sz="4" w:space="0" w:color="000000"/>
               <w:left w:val="single" w:sz="4" w:space="0" w:color="000000"/>
@@ -7648,7 +7648,7 @@
         </w:trPr>
         <w:tc>
           <w:tcPr>
-            <w:tcW w:w="1237" w:type="dxa"/>
+            <w:tcW w:w="1096" w:type="dxa"/>
             <w:vMerge w:val="restart"/>
             <w:tcBorders>
               <w:left w:val="single" w:sz="4" w:space="0" w:color="000000"/>
@@ -7676,7 +7676,7 @@
         </w:tc>
         <w:tc>
           <w:tcPr>
-            <w:tcW w:w="846" w:type="dxa"/>
+            <w:tcW w:w="850" w:type="dxa"/>
             <w:tcBorders>
               <w:top w:val="single" w:sz="4" w:space="0" w:color="000000"/>
               <w:left w:val="single" w:sz="4" w:space="0" w:color="000000"/>
@@ -7705,49 +7705,49 @@
         </w:tc>
         <w:tc>
           <w:tcPr>
-            <w:tcW w:w="987" w:type="dxa"/>
-            <w:tcBorders>
-              <w:top w:val="single" w:sz="4" w:space="0" w:color="000000"/>
-              <w:left w:val="single" w:sz="4" w:space="0" w:color="000000"/>
-              <w:bottom w:val="single" w:sz="4" w:space="0" w:color="000000"/>
-              <w:right w:val="single" w:sz="4" w:space="0" w:color="000000"/>
-            </w:tcBorders>
-            <w:vAlign w:val="center"/>
-          </w:tcPr>
-          <w:p>
-            <w:pPr>
-              <w:rPr>
-                <w:rFonts w:ascii="Times New Roman" w:hAnsi="Times New Roman" w:cs="Times New Roman"/>
-                <w:sz w:val="26"/>
-                <w:szCs w:val="26"/>
-              </w:rPr>
-            </w:pPr>
-          </w:p>
-        </w:tc>
-        <w:tc>
-          <w:tcPr>
-            <w:tcW w:w="1144" w:type="dxa"/>
-            <w:tcBorders>
-              <w:top w:val="single" w:sz="4" w:space="0" w:color="000000"/>
-              <w:left w:val="single" w:sz="4" w:space="0" w:color="000000"/>
-              <w:bottom w:val="single" w:sz="4" w:space="0" w:color="000000"/>
-              <w:right w:val="single" w:sz="4" w:space="0" w:color="000000"/>
-            </w:tcBorders>
-            <w:vAlign w:val="center"/>
-          </w:tcPr>
-          <w:p>
-            <w:pPr>
-              <w:rPr>
-                <w:rFonts w:ascii="Times New Roman" w:hAnsi="Times New Roman" w:cs="Times New Roman"/>
-                <w:sz w:val="26"/>
-                <w:szCs w:val="26"/>
-              </w:rPr>
-            </w:pPr>
-          </w:p>
-        </w:tc>
-        <w:tc>
-          <w:tcPr>
             <w:tcW w:w="709" w:type="dxa"/>
+            <w:tcBorders>
+              <w:top w:val="single" w:sz="4" w:space="0" w:color="000000"/>
+              <w:left w:val="single" w:sz="4" w:space="0" w:color="000000"/>
+              <w:bottom w:val="single" w:sz="4" w:space="0" w:color="000000"/>
+              <w:right w:val="single" w:sz="4" w:space="0" w:color="000000"/>
+            </w:tcBorders>
+            <w:vAlign w:val="center"/>
+          </w:tcPr>
+          <w:p>
+            <w:pPr>
+              <w:rPr>
+                <w:rFonts w:ascii="Times New Roman" w:hAnsi="Times New Roman" w:cs="Times New Roman"/>
+                <w:sz w:val="26"/>
+                <w:szCs w:val="26"/>
+              </w:rPr>
+            </w:pPr>
+          </w:p>
+        </w:tc>
+        <w:tc>
+          <w:tcPr>
+            <w:tcW w:w="1276" w:type="dxa"/>
+            <w:tcBorders>
+              <w:top w:val="single" w:sz="4" w:space="0" w:color="000000"/>
+              <w:left w:val="single" w:sz="4" w:space="0" w:color="000000"/>
+              <w:bottom w:val="single" w:sz="4" w:space="0" w:color="000000"/>
+              <w:right w:val="single" w:sz="4" w:space="0" w:color="000000"/>
+            </w:tcBorders>
+            <w:vAlign w:val="center"/>
+          </w:tcPr>
+          <w:p>
+            <w:pPr>
+              <w:rPr>
+                <w:rFonts w:ascii="Times New Roman" w:hAnsi="Times New Roman" w:cs="Times New Roman"/>
+                <w:sz w:val="26"/>
+                <w:szCs w:val="26"/>
+              </w:rPr>
+            </w:pPr>
+          </w:p>
+        </w:tc>
+        <w:tc>
+          <w:tcPr>
+            <w:tcW w:w="992" w:type="dxa"/>
             <w:tcBorders>
               <w:top w:val="single" w:sz="4" w:space="0" w:color="000000"/>
               <w:left w:val="single" w:sz="4" w:space="0" w:color="000000"/>
@@ -7815,7 +7815,7 @@
         </w:trPr>
         <w:tc>
           <w:tcPr>
-            <w:tcW w:w="1237" w:type="dxa"/>
+            <w:tcW w:w="1096" w:type="dxa"/>
             <w:vMerge/>
             <w:tcBorders>
               <w:left w:val="single" w:sz="4" w:space="0" w:color="000000"/>
@@ -7839,7 +7839,7 @@
         </w:tc>
         <w:tc>
           <w:tcPr>
-            <w:tcW w:w="846" w:type="dxa"/>
+            <w:tcW w:w="850" w:type="dxa"/>
             <w:tcBorders>
               <w:top w:val="single" w:sz="4" w:space="0" w:color="000000"/>
               <w:left w:val="single" w:sz="4" w:space="0" w:color="000000"/>
@@ -7868,49 +7868,49 @@
         </w:tc>
         <w:tc>
           <w:tcPr>
-            <w:tcW w:w="987" w:type="dxa"/>
-            <w:tcBorders>
-              <w:top w:val="single" w:sz="4" w:space="0" w:color="000000"/>
-              <w:left w:val="single" w:sz="4" w:space="0" w:color="000000"/>
-              <w:bottom w:val="single" w:sz="4" w:space="0" w:color="000000"/>
-              <w:right w:val="single" w:sz="4" w:space="0" w:color="000000"/>
-            </w:tcBorders>
-            <w:vAlign w:val="center"/>
-          </w:tcPr>
-          <w:p>
-            <w:pPr>
-              <w:rPr>
-                <w:rFonts w:ascii="Times New Roman" w:hAnsi="Times New Roman" w:cs="Times New Roman"/>
-                <w:sz w:val="26"/>
-                <w:szCs w:val="26"/>
-              </w:rPr>
-            </w:pPr>
-          </w:p>
-        </w:tc>
-        <w:tc>
-          <w:tcPr>
-            <w:tcW w:w="1144" w:type="dxa"/>
-            <w:tcBorders>
-              <w:top w:val="single" w:sz="4" w:space="0" w:color="000000"/>
-              <w:left w:val="single" w:sz="4" w:space="0" w:color="000000"/>
-              <w:bottom w:val="single" w:sz="4" w:space="0" w:color="000000"/>
-              <w:right w:val="single" w:sz="4" w:space="0" w:color="000000"/>
-            </w:tcBorders>
-            <w:vAlign w:val="center"/>
-          </w:tcPr>
-          <w:p>
-            <w:pPr>
-              <w:rPr>
-                <w:rFonts w:ascii="Times New Roman" w:hAnsi="Times New Roman" w:cs="Times New Roman"/>
-                <w:sz w:val="26"/>
-                <w:szCs w:val="26"/>
-              </w:rPr>
-            </w:pPr>
-          </w:p>
-        </w:tc>
-        <w:tc>
-          <w:tcPr>
             <w:tcW w:w="709" w:type="dxa"/>
+            <w:tcBorders>
+              <w:top w:val="single" w:sz="4" w:space="0" w:color="000000"/>
+              <w:left w:val="single" w:sz="4" w:space="0" w:color="000000"/>
+              <w:bottom w:val="single" w:sz="4" w:space="0" w:color="000000"/>
+              <w:right w:val="single" w:sz="4" w:space="0" w:color="000000"/>
+            </w:tcBorders>
+            <w:vAlign w:val="center"/>
+          </w:tcPr>
+          <w:p>
+            <w:pPr>
+              <w:rPr>
+                <w:rFonts w:ascii="Times New Roman" w:hAnsi="Times New Roman" w:cs="Times New Roman"/>
+                <w:sz w:val="26"/>
+                <w:szCs w:val="26"/>
+              </w:rPr>
+            </w:pPr>
+          </w:p>
+        </w:tc>
+        <w:tc>
+          <w:tcPr>
+            <w:tcW w:w="1276" w:type="dxa"/>
+            <w:tcBorders>
+              <w:top w:val="single" w:sz="4" w:space="0" w:color="000000"/>
+              <w:left w:val="single" w:sz="4" w:space="0" w:color="000000"/>
+              <w:bottom w:val="single" w:sz="4" w:space="0" w:color="000000"/>
+              <w:right w:val="single" w:sz="4" w:space="0" w:color="000000"/>
+            </w:tcBorders>
+            <w:vAlign w:val="center"/>
+          </w:tcPr>
+          <w:p>
+            <w:pPr>
+              <w:rPr>
+                <w:rFonts w:ascii="Times New Roman" w:hAnsi="Times New Roman" w:cs="Times New Roman"/>
+                <w:sz w:val="26"/>
+                <w:szCs w:val="26"/>
+              </w:rPr>
+            </w:pPr>
+          </w:p>
+        </w:tc>
+        <w:tc>
+          <w:tcPr>
+            <w:tcW w:w="992" w:type="dxa"/>
             <w:tcBorders>
               <w:top w:val="single" w:sz="4" w:space="0" w:color="000000"/>
               <w:left w:val="single" w:sz="4" w:space="0" w:color="000000"/>
@@ -7978,7 +7978,7 @@
         </w:trPr>
         <w:tc>
           <w:tcPr>
-            <w:tcW w:w="1237" w:type="dxa"/>
+            <w:tcW w:w="1096" w:type="dxa"/>
             <w:vMerge/>
             <w:tcBorders>
               <w:left w:val="single" w:sz="4" w:space="0" w:color="000000"/>
@@ -8002,7 +8002,7 @@
         </w:tc>
         <w:tc>
           <w:tcPr>
-            <w:tcW w:w="846" w:type="dxa"/>
+            <w:tcW w:w="850" w:type="dxa"/>
             <w:tcBorders>
               <w:top w:val="single" w:sz="4" w:space="0" w:color="000000"/>
               <w:left w:val="single" w:sz="4" w:space="0" w:color="000000"/>
@@ -8031,7 +8031,7 @@
         </w:tc>
         <w:tc>
           <w:tcPr>
-            <w:tcW w:w="987" w:type="dxa"/>
+            <w:tcW w:w="709" w:type="dxa"/>
             <w:tcBorders>
               <w:top w:val="single" w:sz="4" w:space="0" w:color="000000"/>
               <w:left w:val="single" w:sz="4" w:space="0" w:color="000000"/>
@@ -8060,7 +8060,7 @@
         </w:tc>
         <w:tc>
           <w:tcPr>
-            <w:tcW w:w="1144" w:type="dxa"/>
+            <w:tcW w:w="1276" w:type="dxa"/>
             <w:tcBorders>
               <w:top w:val="single" w:sz="4" w:space="0" w:color="000000"/>
               <w:left w:val="single" w:sz="4" w:space="0" w:color="000000"/>
@@ -8089,7 +8089,7 @@
         </w:tc>
         <w:tc>
           <w:tcPr>
-            <w:tcW w:w="709" w:type="dxa"/>
+            <w:tcW w:w="992" w:type="dxa"/>
             <w:tcBorders>
               <w:top w:val="single" w:sz="4" w:space="0" w:color="000000"/>
               <w:left w:val="single" w:sz="4" w:space="0" w:color="000000"/>
@@ -8181,7 +8181,7 @@
         </w:trPr>
         <w:tc>
           <w:tcPr>
-            <w:tcW w:w="1237" w:type="dxa"/>
+            <w:tcW w:w="1096" w:type="dxa"/>
             <w:vMerge/>
             <w:tcBorders>
               <w:left w:val="single" w:sz="4" w:space="0" w:color="000000"/>
@@ -8205,7 +8205,7 @@
         </w:tc>
         <w:tc>
           <w:tcPr>
-            <w:tcW w:w="846" w:type="dxa"/>
+            <w:tcW w:w="850" w:type="dxa"/>
             <w:tcBorders>
               <w:top w:val="single" w:sz="4" w:space="0" w:color="000000"/>
               <w:left w:val="single" w:sz="4" w:space="0" w:color="000000"/>
@@ -8234,7 +8234,7 @@
         </w:tc>
         <w:tc>
           <w:tcPr>
-            <w:tcW w:w="987" w:type="dxa"/>
+            <w:tcW w:w="709" w:type="dxa"/>
             <w:tcBorders>
               <w:top w:val="single" w:sz="4" w:space="0" w:color="000000"/>
               <w:left w:val="single" w:sz="4" w:space="0" w:color="000000"/>
@@ -8263,7 +8263,7 @@
         </w:tc>
         <w:tc>
           <w:tcPr>
-            <w:tcW w:w="1144" w:type="dxa"/>
+            <w:tcW w:w="1276" w:type="dxa"/>
             <w:tcBorders>
               <w:top w:val="single" w:sz="4" w:space="0" w:color="000000"/>
               <w:left w:val="single" w:sz="4" w:space="0" w:color="000000"/>
@@ -8292,7 +8292,7 @@
         </w:tc>
         <w:tc>
           <w:tcPr>
-            <w:tcW w:w="709" w:type="dxa"/>
+            <w:tcW w:w="992" w:type="dxa"/>
             <w:tcBorders>
               <w:top w:val="single" w:sz="4" w:space="0" w:color="000000"/>
               <w:left w:val="single" w:sz="4" w:space="0" w:color="000000"/>
@@ -8384,7 +8384,7 @@
         </w:trPr>
         <w:tc>
           <w:tcPr>
-            <w:tcW w:w="1237" w:type="dxa"/>
+            <w:tcW w:w="1096" w:type="dxa"/>
             <w:vMerge/>
             <w:tcBorders>
               <w:left w:val="single" w:sz="4" w:space="0" w:color="000000"/>
@@ -8408,7 +8408,7 @@
         </w:tc>
         <w:tc>
           <w:tcPr>
-            <w:tcW w:w="846" w:type="dxa"/>
+            <w:tcW w:w="850" w:type="dxa"/>
             <w:tcBorders>
               <w:top w:val="single" w:sz="4" w:space="0" w:color="000000"/>
               <w:left w:val="single" w:sz="4" w:space="0" w:color="000000"/>
@@ -8437,49 +8437,49 @@
         </w:tc>
         <w:tc>
           <w:tcPr>
-            <w:tcW w:w="987" w:type="dxa"/>
-            <w:tcBorders>
-              <w:top w:val="single" w:sz="4" w:space="0" w:color="000000"/>
-              <w:left w:val="single" w:sz="4" w:space="0" w:color="000000"/>
-              <w:bottom w:val="single" w:sz="4" w:space="0" w:color="000000"/>
-              <w:right w:val="single" w:sz="4" w:space="0" w:color="000000"/>
-            </w:tcBorders>
-            <w:vAlign w:val="center"/>
-          </w:tcPr>
-          <w:p>
-            <w:pPr>
-              <w:rPr>
-                <w:rFonts w:ascii="Times New Roman" w:hAnsi="Times New Roman" w:cs="Times New Roman"/>
-                <w:sz w:val="26"/>
-                <w:szCs w:val="26"/>
-              </w:rPr>
-            </w:pPr>
-          </w:p>
-        </w:tc>
-        <w:tc>
-          <w:tcPr>
-            <w:tcW w:w="1144" w:type="dxa"/>
-            <w:tcBorders>
-              <w:top w:val="single" w:sz="4" w:space="0" w:color="000000"/>
-              <w:left w:val="single" w:sz="4" w:space="0" w:color="000000"/>
-              <w:bottom w:val="single" w:sz="4" w:space="0" w:color="000000"/>
-              <w:right w:val="single" w:sz="4" w:space="0" w:color="000000"/>
-            </w:tcBorders>
-            <w:vAlign w:val="center"/>
-          </w:tcPr>
-          <w:p>
-            <w:pPr>
-              <w:rPr>
-                <w:rFonts w:ascii="Times New Roman" w:hAnsi="Times New Roman" w:cs="Times New Roman"/>
-                <w:sz w:val="26"/>
-                <w:szCs w:val="26"/>
-              </w:rPr>
-            </w:pPr>
-          </w:p>
-        </w:tc>
-        <w:tc>
-          <w:tcPr>
             <w:tcW w:w="709" w:type="dxa"/>
+            <w:tcBorders>
+              <w:top w:val="single" w:sz="4" w:space="0" w:color="000000"/>
+              <w:left w:val="single" w:sz="4" w:space="0" w:color="000000"/>
+              <w:bottom w:val="single" w:sz="4" w:space="0" w:color="000000"/>
+              <w:right w:val="single" w:sz="4" w:space="0" w:color="000000"/>
+            </w:tcBorders>
+            <w:vAlign w:val="center"/>
+          </w:tcPr>
+          <w:p>
+            <w:pPr>
+              <w:rPr>
+                <w:rFonts w:ascii="Times New Roman" w:hAnsi="Times New Roman" w:cs="Times New Roman"/>
+                <w:sz w:val="26"/>
+                <w:szCs w:val="26"/>
+              </w:rPr>
+            </w:pPr>
+          </w:p>
+        </w:tc>
+        <w:tc>
+          <w:tcPr>
+            <w:tcW w:w="1276" w:type="dxa"/>
+            <w:tcBorders>
+              <w:top w:val="single" w:sz="4" w:space="0" w:color="000000"/>
+              <w:left w:val="single" w:sz="4" w:space="0" w:color="000000"/>
+              <w:bottom w:val="single" w:sz="4" w:space="0" w:color="000000"/>
+              <w:right w:val="single" w:sz="4" w:space="0" w:color="000000"/>
+            </w:tcBorders>
+            <w:vAlign w:val="center"/>
+          </w:tcPr>
+          <w:p>
+            <w:pPr>
+              <w:rPr>
+                <w:rFonts w:ascii="Times New Roman" w:hAnsi="Times New Roman" w:cs="Times New Roman"/>
+                <w:sz w:val="26"/>
+                <w:szCs w:val="26"/>
+              </w:rPr>
+            </w:pPr>
+          </w:p>
+        </w:tc>
+        <w:tc>
+          <w:tcPr>
+            <w:tcW w:w="992" w:type="dxa"/>
             <w:tcBorders>
               <w:top w:val="single" w:sz="4" w:space="0" w:color="000000"/>
               <w:left w:val="single" w:sz="4" w:space="0" w:color="000000"/>
@@ -8547,7 +8547,7 @@
         </w:trPr>
         <w:tc>
           <w:tcPr>
-            <w:tcW w:w="1237" w:type="dxa"/>
+            <w:tcW w:w="1096" w:type="dxa"/>
             <w:vMerge w:val="restart"/>
             <w:tcBorders>
               <w:left w:val="single" w:sz="4" w:space="0" w:color="000000"/>
@@ -8575,7 +8575,7 @@
         </w:tc>
         <w:tc>
           <w:tcPr>
-            <w:tcW w:w="846" w:type="dxa"/>
+            <w:tcW w:w="850" w:type="dxa"/>
             <w:tcBorders>
               <w:top w:val="single" w:sz="4" w:space="0" w:color="000000"/>
               <w:left w:val="single" w:sz="4" w:space="0" w:color="000000"/>
@@ -8604,7 +8604,7 @@
         </w:tc>
         <w:tc>
           <w:tcPr>
-            <w:tcW w:w="987" w:type="dxa"/>
+            <w:tcW w:w="709" w:type="dxa"/>
             <w:tcBorders>
               <w:top w:val="single" w:sz="4" w:space="0" w:color="000000"/>
               <w:left w:val="single" w:sz="4" w:space="0" w:color="000000"/>
@@ -8633,7 +8633,7 @@
         </w:tc>
         <w:tc>
           <w:tcPr>
-            <w:tcW w:w="1144" w:type="dxa"/>
+            <w:tcW w:w="1276" w:type="dxa"/>
             <w:tcBorders>
               <w:top w:val="single" w:sz="4" w:space="0" w:color="000000"/>
               <w:left w:val="single" w:sz="4" w:space="0" w:color="000000"/>
@@ -8662,7 +8662,7 @@
         </w:tc>
         <w:tc>
           <w:tcPr>
-            <w:tcW w:w="709" w:type="dxa"/>
+            <w:tcW w:w="992" w:type="dxa"/>
             <w:tcBorders>
               <w:top w:val="single" w:sz="4" w:space="0" w:color="000000"/>
               <w:left w:val="single" w:sz="4" w:space="0" w:color="000000"/>
@@ -8754,7 +8754,7 @@
         </w:trPr>
         <w:tc>
           <w:tcPr>
-            <w:tcW w:w="1237" w:type="dxa"/>
+            <w:tcW w:w="1096" w:type="dxa"/>
             <w:vMerge/>
             <w:tcBorders>
               <w:left w:val="single" w:sz="4" w:space="0" w:color="000000"/>
@@ -8778,7 +8778,7 @@
         </w:tc>
         <w:tc>
           <w:tcPr>
-            <w:tcW w:w="846" w:type="dxa"/>
+            <w:tcW w:w="850" w:type="dxa"/>
             <w:tcBorders>
               <w:top w:val="single" w:sz="4" w:space="0" w:color="000000"/>
               <w:left w:val="single" w:sz="4" w:space="0" w:color="000000"/>
@@ -8807,7 +8807,7 @@
         </w:tc>
         <w:tc>
           <w:tcPr>
-            <w:tcW w:w="987" w:type="dxa"/>
+            <w:tcW w:w="709" w:type="dxa"/>
             <w:tcBorders>
               <w:top w:val="single" w:sz="4" w:space="0" w:color="000000"/>
               <w:left w:val="single" w:sz="4" w:space="0" w:color="000000"/>
@@ -8836,7 +8836,7 @@
         </w:tc>
         <w:tc>
           <w:tcPr>
-            <w:tcW w:w="1144" w:type="dxa"/>
+            <w:tcW w:w="1276" w:type="dxa"/>
             <w:tcBorders>
               <w:top w:val="single" w:sz="4" w:space="0" w:color="000000"/>
               <w:left w:val="single" w:sz="4" w:space="0" w:color="000000"/>
@@ -8865,7 +8865,7 @@
         </w:tc>
         <w:tc>
           <w:tcPr>
-            <w:tcW w:w="709" w:type="dxa"/>
+            <w:tcW w:w="992" w:type="dxa"/>
             <w:tcBorders>
               <w:top w:val="single" w:sz="4" w:space="0" w:color="000000"/>
               <w:left w:val="single" w:sz="4" w:space="0" w:color="000000"/>
@@ -8957,7 +8957,7 @@
         </w:trPr>
         <w:tc>
           <w:tcPr>
-            <w:tcW w:w="1237" w:type="dxa"/>
+            <w:tcW w:w="1096" w:type="dxa"/>
             <w:vMerge/>
             <w:tcBorders>
               <w:left w:val="single" w:sz="4" w:space="0" w:color="000000"/>
@@ -8981,7 +8981,7 @@
         </w:tc>
         <w:tc>
           <w:tcPr>
-            <w:tcW w:w="846" w:type="dxa"/>
+            <w:tcW w:w="850" w:type="dxa"/>
             <w:tcBorders>
               <w:top w:val="single" w:sz="4" w:space="0" w:color="000000"/>
               <w:left w:val="single" w:sz="4" w:space="0" w:color="000000"/>
@@ -9010,7 +9010,7 @@
         </w:tc>
         <w:tc>
           <w:tcPr>
-            <w:tcW w:w="987" w:type="dxa"/>
+            <w:tcW w:w="709" w:type="dxa"/>
             <w:tcBorders>
               <w:top w:val="single" w:sz="4" w:space="0" w:color="000000"/>
               <w:left w:val="single" w:sz="4" w:space="0" w:color="000000"/>
@@ -9039,7 +9039,7 @@
         </w:tc>
         <w:tc>
           <w:tcPr>
-            <w:tcW w:w="1144" w:type="dxa"/>
+            <w:tcW w:w="1276" w:type="dxa"/>
             <w:tcBorders>
               <w:top w:val="single" w:sz="4" w:space="0" w:color="000000"/>
               <w:left w:val="single" w:sz="4" w:space="0" w:color="000000"/>
@@ -9068,7 +9068,7 @@
         </w:tc>
         <w:tc>
           <w:tcPr>
-            <w:tcW w:w="709" w:type="dxa"/>
+            <w:tcW w:w="992" w:type="dxa"/>
             <w:tcBorders>
               <w:top w:val="single" w:sz="4" w:space="0" w:color="000000"/>
               <w:left w:val="single" w:sz="4" w:space="0" w:color="000000"/>
@@ -9160,7 +9160,7 @@
         </w:trPr>
         <w:tc>
           <w:tcPr>
-            <w:tcW w:w="1237" w:type="dxa"/>
+            <w:tcW w:w="1096" w:type="dxa"/>
             <w:vMerge/>
             <w:tcBorders>
               <w:left w:val="single" w:sz="4" w:space="0" w:color="000000"/>
@@ -9184,7 +9184,7 @@
         </w:tc>
         <w:tc>
           <w:tcPr>
-            <w:tcW w:w="846" w:type="dxa"/>
+            <w:tcW w:w="850" w:type="dxa"/>
             <w:tcBorders>
               <w:top w:val="single" w:sz="4" w:space="0" w:color="000000"/>
               <w:left w:val="single" w:sz="4" w:space="0" w:color="000000"/>
@@ -9213,7 +9213,7 @@
         </w:tc>
         <w:tc>
           <w:tcPr>
-            <w:tcW w:w="987" w:type="dxa"/>
+            <w:tcW w:w="709" w:type="dxa"/>
             <w:tcBorders>
               <w:top w:val="single" w:sz="4" w:space="0" w:color="000000"/>
               <w:left w:val="single" w:sz="4" w:space="0" w:color="000000"/>
@@ -9242,7 +9242,7 @@
         </w:tc>
         <w:tc>
           <w:tcPr>
-            <w:tcW w:w="1144" w:type="dxa"/>
+            <w:tcW w:w="1276" w:type="dxa"/>
             <w:tcBorders>
               <w:top w:val="single" w:sz="4" w:space="0" w:color="000000"/>
               <w:left w:val="single" w:sz="4" w:space="0" w:color="000000"/>
@@ -9271,7 +9271,7 @@
         </w:tc>
         <w:tc>
           <w:tcPr>
-            <w:tcW w:w="709" w:type="dxa"/>
+            <w:tcW w:w="992" w:type="dxa"/>
             <w:tcBorders>
               <w:top w:val="single" w:sz="4" w:space="0" w:color="000000"/>
               <w:left w:val="single" w:sz="4" w:space="0" w:color="000000"/>
@@ -9363,7 +9363,7 @@
         </w:trPr>
         <w:tc>
           <w:tcPr>
-            <w:tcW w:w="1237" w:type="dxa"/>
+            <w:tcW w:w="1096" w:type="dxa"/>
             <w:vMerge/>
             <w:tcBorders>
               <w:left w:val="single" w:sz="4" w:space="0" w:color="000000"/>
@@ -9387,7 +9387,7 @@
         </w:tc>
         <w:tc>
           <w:tcPr>
-            <w:tcW w:w="846" w:type="dxa"/>
+            <w:tcW w:w="850" w:type="dxa"/>
             <w:tcBorders>
               <w:top w:val="single" w:sz="4" w:space="0" w:color="000000"/>
               <w:left w:val="single" w:sz="4" w:space="0" w:color="000000"/>
@@ -9416,49 +9416,49 @@
         </w:tc>
         <w:tc>
           <w:tcPr>
-            <w:tcW w:w="987" w:type="dxa"/>
-            <w:tcBorders>
-              <w:top w:val="single" w:sz="4" w:space="0" w:color="000000"/>
-              <w:left w:val="single" w:sz="4" w:space="0" w:color="000000"/>
-              <w:bottom w:val="single" w:sz="4" w:space="0" w:color="000000"/>
-              <w:right w:val="single" w:sz="4" w:space="0" w:color="000000"/>
-            </w:tcBorders>
-            <w:vAlign w:val="center"/>
-          </w:tcPr>
-          <w:p>
-            <w:pPr>
-              <w:rPr>
-                <w:rFonts w:ascii="Times New Roman" w:hAnsi="Times New Roman" w:cs="Times New Roman"/>
-                <w:sz w:val="26"/>
-                <w:szCs w:val="26"/>
-              </w:rPr>
-            </w:pPr>
-          </w:p>
-        </w:tc>
-        <w:tc>
-          <w:tcPr>
-            <w:tcW w:w="1144" w:type="dxa"/>
-            <w:tcBorders>
-              <w:top w:val="single" w:sz="4" w:space="0" w:color="000000"/>
-              <w:left w:val="single" w:sz="4" w:space="0" w:color="000000"/>
-              <w:bottom w:val="single" w:sz="4" w:space="0" w:color="000000"/>
-              <w:right w:val="single" w:sz="4" w:space="0" w:color="000000"/>
-            </w:tcBorders>
-            <w:vAlign w:val="center"/>
-          </w:tcPr>
-          <w:p>
-            <w:pPr>
-              <w:rPr>
-                <w:rFonts w:ascii="Times New Roman" w:hAnsi="Times New Roman" w:cs="Times New Roman"/>
-                <w:sz w:val="26"/>
-                <w:szCs w:val="26"/>
-              </w:rPr>
-            </w:pPr>
-          </w:p>
-        </w:tc>
-        <w:tc>
-          <w:tcPr>
             <w:tcW w:w="709" w:type="dxa"/>
+            <w:tcBorders>
+              <w:top w:val="single" w:sz="4" w:space="0" w:color="000000"/>
+              <w:left w:val="single" w:sz="4" w:space="0" w:color="000000"/>
+              <w:bottom w:val="single" w:sz="4" w:space="0" w:color="000000"/>
+              <w:right w:val="single" w:sz="4" w:space="0" w:color="000000"/>
+            </w:tcBorders>
+            <w:vAlign w:val="center"/>
+          </w:tcPr>
+          <w:p>
+            <w:pPr>
+              <w:rPr>
+                <w:rFonts w:ascii="Times New Roman" w:hAnsi="Times New Roman" w:cs="Times New Roman"/>
+                <w:sz w:val="26"/>
+                <w:szCs w:val="26"/>
+              </w:rPr>
+            </w:pPr>
+          </w:p>
+        </w:tc>
+        <w:tc>
+          <w:tcPr>
+            <w:tcW w:w="1276" w:type="dxa"/>
+            <w:tcBorders>
+              <w:top w:val="single" w:sz="4" w:space="0" w:color="000000"/>
+              <w:left w:val="single" w:sz="4" w:space="0" w:color="000000"/>
+              <w:bottom w:val="single" w:sz="4" w:space="0" w:color="000000"/>
+              <w:right w:val="single" w:sz="4" w:space="0" w:color="000000"/>
+            </w:tcBorders>
+            <w:vAlign w:val="center"/>
+          </w:tcPr>
+          <w:p>
+            <w:pPr>
+              <w:rPr>
+                <w:rFonts w:ascii="Times New Roman" w:hAnsi="Times New Roman" w:cs="Times New Roman"/>
+                <w:sz w:val="26"/>
+                <w:szCs w:val="26"/>
+              </w:rPr>
+            </w:pPr>
+          </w:p>
+        </w:tc>
+        <w:tc>
+          <w:tcPr>
+            <w:tcW w:w="992" w:type="dxa"/>
             <w:tcBorders>
               <w:top w:val="single" w:sz="4" w:space="0" w:color="000000"/>
               <w:left w:val="single" w:sz="4" w:space="0" w:color="000000"/>
@@ -9526,7 +9526,7 @@
         </w:trPr>
         <w:tc>
           <w:tcPr>
-            <w:tcW w:w="1237" w:type="dxa"/>
+            <w:tcW w:w="1096" w:type="dxa"/>
             <w:vMerge w:val="restart"/>
             <w:tcBorders>
               <w:left w:val="single" w:sz="4" w:space="0" w:color="000000"/>
@@ -9554,7 +9554,7 @@
         </w:tc>
         <w:tc>
           <w:tcPr>
-            <w:tcW w:w="846" w:type="dxa"/>
+            <w:tcW w:w="850" w:type="dxa"/>
             <w:tcBorders>
               <w:top w:val="single" w:sz="4" w:space="0" w:color="000000"/>
               <w:left w:val="single" w:sz="4" w:space="0" w:color="000000"/>
@@ -9583,7 +9583,7 @@
         </w:tc>
         <w:tc>
           <w:tcPr>
-            <w:tcW w:w="987" w:type="dxa"/>
+            <w:tcW w:w="709" w:type="dxa"/>
             <w:tcBorders>
               <w:top w:val="single" w:sz="4" w:space="0" w:color="000000"/>
               <w:left w:val="single" w:sz="4" w:space="0" w:color="000000"/>
@@ -9612,7 +9612,7 @@
         </w:tc>
         <w:tc>
           <w:tcPr>
-            <w:tcW w:w="1144" w:type="dxa"/>
+            <w:tcW w:w="1276" w:type="dxa"/>
             <w:tcBorders>
               <w:top w:val="single" w:sz="4" w:space="0" w:color="000000"/>
               <w:left w:val="single" w:sz="4" w:space="0" w:color="000000"/>
@@ -9641,7 +9641,7 @@
         </w:tc>
         <w:tc>
           <w:tcPr>
-            <w:tcW w:w="709" w:type="dxa"/>
+            <w:tcW w:w="992" w:type="dxa"/>
             <w:tcBorders>
               <w:top w:val="single" w:sz="4" w:space="0" w:color="000000"/>
               <w:left w:val="single" w:sz="4" w:space="0" w:color="000000"/>
@@ -9733,7 +9733,7 @@
         </w:trPr>
         <w:tc>
           <w:tcPr>
-            <w:tcW w:w="1237" w:type="dxa"/>
+            <w:tcW w:w="1096" w:type="dxa"/>
             <w:vMerge/>
             <w:tcBorders>
               <w:left w:val="single" w:sz="4" w:space="0" w:color="000000"/>
@@ -9754,7 +9754,7 @@
         </w:tc>
         <w:tc>
           <w:tcPr>
-            <w:tcW w:w="846" w:type="dxa"/>
+            <w:tcW w:w="850" w:type="dxa"/>
             <w:tcBorders>
               <w:top w:val="single" w:sz="4" w:space="0" w:color="000000"/>
               <w:left w:val="single" w:sz="4" w:space="0" w:color="000000"/>
@@ -9783,7 +9783,7 @@
         </w:tc>
         <w:tc>
           <w:tcPr>
-            <w:tcW w:w="987" w:type="dxa"/>
+            <w:tcW w:w="709" w:type="dxa"/>
             <w:tcBorders>
               <w:top w:val="single" w:sz="4" w:space="0" w:color="000000"/>
               <w:left w:val="single" w:sz="4" w:space="0" w:color="000000"/>
@@ -9812,7 +9812,7 @@
         </w:tc>
         <w:tc>
           <w:tcPr>
-            <w:tcW w:w="1144" w:type="dxa"/>
+            <w:tcW w:w="1276" w:type="dxa"/>
             <w:tcBorders>
               <w:top w:val="single" w:sz="4" w:space="0" w:color="000000"/>
               <w:left w:val="single" w:sz="4" w:space="0" w:color="000000"/>
@@ -9841,7 +9841,7 @@
         </w:tc>
         <w:tc>
           <w:tcPr>
-            <w:tcW w:w="709" w:type="dxa"/>
+            <w:tcW w:w="992" w:type="dxa"/>
             <w:tcBorders>
               <w:top w:val="single" w:sz="4" w:space="0" w:color="000000"/>
               <w:left w:val="single" w:sz="4" w:space="0" w:color="000000"/>
@@ -9933,7 +9933,7 @@
         </w:trPr>
         <w:tc>
           <w:tcPr>
-            <w:tcW w:w="1237" w:type="dxa"/>
+            <w:tcW w:w="1096" w:type="dxa"/>
             <w:vMerge/>
             <w:tcBorders>
               <w:left w:val="single" w:sz="4" w:space="0" w:color="000000"/>
@@ -9954,7 +9954,7 @@
         </w:tc>
         <w:tc>
           <w:tcPr>
-            <w:tcW w:w="846" w:type="dxa"/>
+            <w:tcW w:w="850" w:type="dxa"/>
             <w:tcBorders>
               <w:top w:val="single" w:sz="4" w:space="0" w:color="000000"/>
               <w:left w:val="single" w:sz="4" w:space="0" w:color="000000"/>
@@ -9983,7 +9983,7 @@
         </w:tc>
         <w:tc>
           <w:tcPr>
-            <w:tcW w:w="987" w:type="dxa"/>
+            <w:tcW w:w="709" w:type="dxa"/>
             <w:tcBorders>
               <w:top w:val="single" w:sz="4" w:space="0" w:color="000000"/>
               <w:left w:val="single" w:sz="4" w:space="0" w:color="000000"/>
@@ -10012,7 +10012,7 @@
         </w:tc>
         <w:tc>
           <w:tcPr>
-            <w:tcW w:w="1144" w:type="dxa"/>
+            <w:tcW w:w="1276" w:type="dxa"/>
             <w:tcBorders>
               <w:top w:val="single" w:sz="4" w:space="0" w:color="000000"/>
               <w:left w:val="single" w:sz="4" w:space="0" w:color="000000"/>
@@ -10041,7 +10041,7 @@
         </w:tc>
         <w:tc>
           <w:tcPr>
-            <w:tcW w:w="709" w:type="dxa"/>
+            <w:tcW w:w="992" w:type="dxa"/>
             <w:tcBorders>
               <w:top w:val="single" w:sz="4" w:space="0" w:color="000000"/>
               <w:left w:val="single" w:sz="4" w:space="0" w:color="000000"/>
@@ -10133,7 +10133,7 @@
         </w:trPr>
         <w:tc>
           <w:tcPr>
-            <w:tcW w:w="1237" w:type="dxa"/>
+            <w:tcW w:w="1096" w:type="dxa"/>
             <w:vMerge/>
             <w:tcBorders>
               <w:left w:val="single" w:sz="4" w:space="0" w:color="000000"/>
@@ -10154,7 +10154,7 @@
         </w:tc>
         <w:tc>
           <w:tcPr>
-            <w:tcW w:w="846" w:type="dxa"/>
+            <w:tcW w:w="850" w:type="dxa"/>
             <w:tcBorders>
               <w:top w:val="single" w:sz="4" w:space="0" w:color="000000"/>
               <w:left w:val="single" w:sz="4" w:space="0" w:color="000000"/>
@@ -10183,49 +10183,49 @@
         </w:tc>
         <w:tc>
           <w:tcPr>
-            <w:tcW w:w="987" w:type="dxa"/>
-            <w:tcBorders>
-              <w:top w:val="single" w:sz="4" w:space="0" w:color="000000"/>
-              <w:left w:val="single" w:sz="4" w:space="0" w:color="000000"/>
-              <w:bottom w:val="single" w:sz="4" w:space="0" w:color="000000"/>
-              <w:right w:val="single" w:sz="4" w:space="0" w:color="000000"/>
-            </w:tcBorders>
-            <w:vAlign w:val="center"/>
-          </w:tcPr>
-          <w:p>
-            <w:pPr>
-              <w:rPr>
-                <w:rFonts w:ascii="Times New Roman" w:hAnsi="Times New Roman" w:cs="Times New Roman"/>
-                <w:sz w:val="26"/>
-                <w:szCs w:val="26"/>
-              </w:rPr>
-            </w:pPr>
-          </w:p>
-        </w:tc>
-        <w:tc>
-          <w:tcPr>
-            <w:tcW w:w="1144" w:type="dxa"/>
-            <w:tcBorders>
-              <w:top w:val="single" w:sz="4" w:space="0" w:color="000000"/>
-              <w:left w:val="single" w:sz="4" w:space="0" w:color="000000"/>
-              <w:bottom w:val="single" w:sz="4" w:space="0" w:color="000000"/>
-              <w:right w:val="single" w:sz="4" w:space="0" w:color="000000"/>
-            </w:tcBorders>
-            <w:vAlign w:val="center"/>
-          </w:tcPr>
-          <w:p>
-            <w:pPr>
-              <w:rPr>
-                <w:rFonts w:ascii="Times New Roman" w:hAnsi="Times New Roman" w:cs="Times New Roman"/>
-                <w:sz w:val="26"/>
-                <w:szCs w:val="26"/>
-              </w:rPr>
-            </w:pPr>
-          </w:p>
-        </w:tc>
-        <w:tc>
-          <w:tcPr>
             <w:tcW w:w="709" w:type="dxa"/>
+            <w:tcBorders>
+              <w:top w:val="single" w:sz="4" w:space="0" w:color="000000"/>
+              <w:left w:val="single" w:sz="4" w:space="0" w:color="000000"/>
+              <w:bottom w:val="single" w:sz="4" w:space="0" w:color="000000"/>
+              <w:right w:val="single" w:sz="4" w:space="0" w:color="000000"/>
+            </w:tcBorders>
+            <w:vAlign w:val="center"/>
+          </w:tcPr>
+          <w:p>
+            <w:pPr>
+              <w:rPr>
+                <w:rFonts w:ascii="Times New Roman" w:hAnsi="Times New Roman" w:cs="Times New Roman"/>
+                <w:sz w:val="26"/>
+                <w:szCs w:val="26"/>
+              </w:rPr>
+            </w:pPr>
+          </w:p>
+        </w:tc>
+        <w:tc>
+          <w:tcPr>
+            <w:tcW w:w="1276" w:type="dxa"/>
+            <w:tcBorders>
+              <w:top w:val="single" w:sz="4" w:space="0" w:color="000000"/>
+              <w:left w:val="single" w:sz="4" w:space="0" w:color="000000"/>
+              <w:bottom w:val="single" w:sz="4" w:space="0" w:color="000000"/>
+              <w:right w:val="single" w:sz="4" w:space="0" w:color="000000"/>
+            </w:tcBorders>
+            <w:vAlign w:val="center"/>
+          </w:tcPr>
+          <w:p>
+            <w:pPr>
+              <w:rPr>
+                <w:rFonts w:ascii="Times New Roman" w:hAnsi="Times New Roman" w:cs="Times New Roman"/>
+                <w:sz w:val="26"/>
+                <w:szCs w:val="26"/>
+              </w:rPr>
+            </w:pPr>
+          </w:p>
+        </w:tc>
+        <w:tc>
+          <w:tcPr>
+            <w:tcW w:w="992" w:type="dxa"/>
             <w:tcBorders>
               <w:top w:val="single" w:sz="4" w:space="0" w:color="000000"/>
               <w:left w:val="single" w:sz="4" w:space="0" w:color="000000"/>
@@ -10293,7 +10293,7 @@
         </w:trPr>
         <w:tc>
           <w:tcPr>
-            <w:tcW w:w="1237" w:type="dxa"/>
+            <w:tcW w:w="1096" w:type="dxa"/>
             <w:vMerge/>
             <w:tcBorders>
               <w:left w:val="single" w:sz="4" w:space="0" w:color="000000"/>
@@ -10314,7 +10314,7 @@
         </w:tc>
         <w:tc>
           <w:tcPr>
-            <w:tcW w:w="846" w:type="dxa"/>
+            <w:tcW w:w="850" w:type="dxa"/>
             <w:tcBorders>
               <w:top w:val="single" w:sz="4" w:space="0" w:color="000000"/>
               <w:left w:val="single" w:sz="4" w:space="0" w:color="000000"/>
@@ -10343,49 +10343,49 @@
         </w:tc>
         <w:tc>
           <w:tcPr>
-            <w:tcW w:w="987" w:type="dxa"/>
-            <w:tcBorders>
-              <w:top w:val="single" w:sz="4" w:space="0" w:color="000000"/>
-              <w:left w:val="single" w:sz="4" w:space="0" w:color="000000"/>
-              <w:bottom w:val="single" w:sz="4" w:space="0" w:color="000000"/>
-              <w:right w:val="single" w:sz="4" w:space="0" w:color="000000"/>
-            </w:tcBorders>
-            <w:vAlign w:val="center"/>
-          </w:tcPr>
-          <w:p>
-            <w:pPr>
-              <w:rPr>
-                <w:rFonts w:ascii="Times New Roman" w:hAnsi="Times New Roman" w:cs="Times New Roman"/>
-                <w:sz w:val="26"/>
-                <w:szCs w:val="26"/>
-              </w:rPr>
-            </w:pPr>
-          </w:p>
-        </w:tc>
-        <w:tc>
-          <w:tcPr>
-            <w:tcW w:w="1144" w:type="dxa"/>
-            <w:tcBorders>
-              <w:top w:val="single" w:sz="4" w:space="0" w:color="000000"/>
-              <w:left w:val="single" w:sz="4" w:space="0" w:color="000000"/>
-              <w:bottom w:val="single" w:sz="4" w:space="0" w:color="000000"/>
-              <w:right w:val="single" w:sz="4" w:space="0" w:color="000000"/>
-            </w:tcBorders>
-            <w:vAlign w:val="center"/>
-          </w:tcPr>
-          <w:p>
-            <w:pPr>
-              <w:rPr>
-                <w:rFonts w:ascii="Times New Roman" w:hAnsi="Times New Roman" w:cs="Times New Roman"/>
-                <w:sz w:val="26"/>
-                <w:szCs w:val="26"/>
-              </w:rPr>
-            </w:pPr>
-          </w:p>
-        </w:tc>
-        <w:tc>
-          <w:tcPr>
             <w:tcW w:w="709" w:type="dxa"/>
+            <w:tcBorders>
+              <w:top w:val="single" w:sz="4" w:space="0" w:color="000000"/>
+              <w:left w:val="single" w:sz="4" w:space="0" w:color="000000"/>
+              <w:bottom w:val="single" w:sz="4" w:space="0" w:color="000000"/>
+              <w:right w:val="single" w:sz="4" w:space="0" w:color="000000"/>
+            </w:tcBorders>
+            <w:vAlign w:val="center"/>
+          </w:tcPr>
+          <w:p>
+            <w:pPr>
+              <w:rPr>
+                <w:rFonts w:ascii="Times New Roman" w:hAnsi="Times New Roman" w:cs="Times New Roman"/>
+                <w:sz w:val="26"/>
+                <w:szCs w:val="26"/>
+              </w:rPr>
+            </w:pPr>
+          </w:p>
+        </w:tc>
+        <w:tc>
+          <w:tcPr>
+            <w:tcW w:w="1276" w:type="dxa"/>
+            <w:tcBorders>
+              <w:top w:val="single" w:sz="4" w:space="0" w:color="000000"/>
+              <w:left w:val="single" w:sz="4" w:space="0" w:color="000000"/>
+              <w:bottom w:val="single" w:sz="4" w:space="0" w:color="000000"/>
+              <w:right w:val="single" w:sz="4" w:space="0" w:color="000000"/>
+            </w:tcBorders>
+            <w:vAlign w:val="center"/>
+          </w:tcPr>
+          <w:p>
+            <w:pPr>
+              <w:rPr>
+                <w:rFonts w:ascii="Times New Roman" w:hAnsi="Times New Roman" w:cs="Times New Roman"/>
+                <w:sz w:val="26"/>
+                <w:szCs w:val="26"/>
+              </w:rPr>
+            </w:pPr>
+          </w:p>
+        </w:tc>
+        <w:tc>
+          <w:tcPr>
+            <w:tcW w:w="992" w:type="dxa"/>
             <w:tcBorders>
               <w:top w:val="single" w:sz="4" w:space="0" w:color="000000"/>
               <w:left w:val="single" w:sz="4" w:space="0" w:color="000000"/>
@@ -10647,7 +10647,6 @@
           <w:color w:val="000000"/>
           <w:szCs w:val="28"/>
         </w:rPr>
-        <w:lastRenderedPageBreak/>
         <w:t>Nhận xét của BGH hoặc tổ trưởng chuyên môn về tiến độ thực hiện chương trình</w:t>
       </w:r>
     </w:p>
@@ -10707,6 +10706,7 @@
                 <w:color w:val="000000"/>
                 <w:szCs w:val="26"/>
               </w:rPr>
+              <w:lastRenderedPageBreak/>
               <w:t>Ngày/tháng</w:t>
             </w:r>
           </w:p>

--- a/Hệ thống mẫu văn bản/Nguyên đã làm/Lịch báo giảng/Lịch báo giảng - Tuần 01.docx
+++ b/Hệ thống mẫu văn bản/Nguyên đã làm/Lịch báo giảng/Lịch báo giảng - Tuần 01.docx
@@ -424,7 +424,7 @@
         </w:rPr>
       </w:pPr>
       <w:r>
-        <w:t xml:space="preserve">                                                  TUẦN 01 (từ ngày 03/08/2026 đến ngày 07/08/2026)</w:t>
+        <w:t>TUẦN 01 (từ ngày 03/08/2026 đến ngày 07/08/2026)</w:t>
       </w:r>
     </w:p>
     <w:p>
@@ -450,58 +450,45 @@
         <w:rPr>
           <w:i/>
         </w:rPr>
-        <w:t>Buổi…</w:t>
+        <w:t>Buổi…sáng……..Tuần…01…(Từ ngày…03/08/2026 …đến ngày:… 07/08/2026….)</w:t>
       </w:r>
       <w:r>
         <w:rPr>
           <w:i/>
         </w:rPr>
-        <w:t>sáng</w:t>
       </w:r>
       <w:r>
         <w:rPr>
           <w:i/>
         </w:rPr>
-        <w:t>……..Tuần…</w:t>
       </w:r>
       <w:r>
         <w:rPr>
           <w:i/>
         </w:rPr>
-        <w:t>01</w:t>
       </w:r>
       <w:r>
         <w:rPr>
           <w:i/>
         </w:rPr>
-        <w:t>…(Từ ngày…</w:t>
       </w:r>
+      <w:r/>
       <w:r>
-        <w:t xml:space="preserve">03/08/2026 </w:t>
+        <w:rPr>
+          <w:i/>
+        </w:rPr>
+      </w:r>
+      <w:r/>
+      <w:r/>
+      <w:r>
+        <w:rPr>
+          <w:i/>
+        </w:rPr>
       </w:r>
       <w:r>
         <w:rPr>
           <w:i/>
         </w:rPr>
-        <w:t>…đến ngày:…</w:t>
-      </w:r>
-      <w:r>
-        <w:t xml:space="preserve"> </w:t>
-      </w:r>
-      <w:r>
-        <w:t>07/08/2026</w:t>
-      </w:r>
-      <w:r>
-        <w:rPr>
-          <w:i/>
-        </w:rPr>
-        <w:t>….)</w:t>
-      </w:r>
-      <w:r>
-        <w:rPr>
-          <w:i/>
-        </w:rPr>
-        <w:t xml:space="preserve">                                                                                           </w:t>
       </w:r>
     </w:p>
     <w:tbl>
@@ -5529,52 +5516,40 @@
         <w:rPr>
           <w:i/>
         </w:rPr>
-        <w:t>Buổi…</w:t>
+        <w:t>Buổi…chiều…..Tuần…01…(Từ ngày…03/08/2026…đến ngày:… 07/08/2026….)</w:t>
       </w:r>
       <w:r>
         <w:rPr>
           <w:i/>
         </w:rPr>
-        <w:t>chiều</w:t>
       </w:r>
       <w:r>
         <w:rPr>
           <w:i/>
         </w:rPr>
-        <w:t>…..Tuần…</w:t>
       </w:r>
       <w:r>
         <w:rPr>
           <w:i/>
         </w:rPr>
-        <w:t>01</w:t>
       </w:r>
       <w:r>
         <w:rPr>
           <w:i/>
         </w:rPr>
-        <w:t>…(Từ ngày…</w:t>
       </w:r>
-      <w:r>
-        <w:t>03/08/2026</w:t>
-      </w:r>
+      <w:r/>
       <w:r>
         <w:rPr>
           <w:i/>
         </w:rPr>
-        <w:t>…đến ngày:…</w:t>
       </w:r>
-      <w:r>
-        <w:t xml:space="preserve"> </w:t>
-      </w:r>
-      <w:r>
-        <w:t>07/08/2026</w:t>
-      </w:r>
+      <w:r/>
+      <w:r/>
       <w:r>
         <w:rPr>
           <w:i/>
         </w:rPr>
-        <w:t xml:space="preserve">….)                                                                                           </w:t>
       </w:r>
     </w:p>
     <w:tbl>

--- a/Hệ thống mẫu văn bản/Nguyên đã làm/Lịch báo giảng/Lịch báo giảng - Tuần 01.docx
+++ b/Hệ thống mẫu văn bản/Nguyên đã làm/Lịch báo giảng/Lịch báo giảng - Tuần 01.docx
@@ -808,6 +808,7 @@
                 <w:szCs w:val="26"/>
               </w:rPr>
             </w:pPr>
+            <w:r/>
           </w:p>
         </w:tc>
         <w:tc>
@@ -829,6 +830,7 @@
                 <w:szCs w:val="26"/>
               </w:rPr>
             </w:pPr>
+            <w:r/>
           </w:p>
         </w:tc>
         <w:tc>
@@ -850,6 +852,7 @@
                 <w:szCs w:val="26"/>
               </w:rPr>
             </w:pPr>
+            <w:r/>
           </w:p>
         </w:tc>
         <w:tc>
@@ -871,6 +874,7 @@
                 <w:szCs w:val="26"/>
               </w:rPr>
             </w:pPr>
+            <w:r/>
           </w:p>
         </w:tc>
         <w:tc>
@@ -892,6 +896,7 @@
                 <w:szCs w:val="26"/>
               </w:rPr>
             </w:pPr>
+            <w:r/>
           </w:p>
         </w:tc>
       </w:tr>
@@ -969,6 +974,7 @@
                 <w:szCs w:val="26"/>
               </w:rPr>
             </w:pPr>
+            <w:r/>
           </w:p>
         </w:tc>
         <w:tc>
@@ -990,6 +996,7 @@
                 <w:szCs w:val="26"/>
               </w:rPr>
             </w:pPr>
+            <w:r/>
           </w:p>
         </w:tc>
         <w:tc>
@@ -1011,6 +1018,7 @@
                 <w:szCs w:val="26"/>
               </w:rPr>
             </w:pPr>
+            <w:r/>
           </w:p>
         </w:tc>
         <w:tc>
@@ -1032,6 +1040,7 @@
                 <w:szCs w:val="26"/>
               </w:rPr>
             </w:pPr>
+            <w:r/>
           </w:p>
         </w:tc>
         <w:tc>
@@ -1053,6 +1062,7 @@
                 <w:szCs w:val="26"/>
               </w:rPr>
             </w:pPr>
+            <w:r/>
           </w:p>
         </w:tc>
       </w:tr>
@@ -1130,6 +1140,7 @@
                 <w:szCs w:val="26"/>
               </w:rPr>
             </w:pPr>
+            <w:r/>
           </w:p>
         </w:tc>
         <w:tc>
@@ -1151,6 +1162,7 @@
                 <w:szCs w:val="26"/>
               </w:rPr>
             </w:pPr>
+            <w:r/>
           </w:p>
         </w:tc>
         <w:tc>
@@ -1172,6 +1184,7 @@
                 <w:szCs w:val="26"/>
               </w:rPr>
             </w:pPr>
+            <w:r/>
           </w:p>
         </w:tc>
         <w:tc>
@@ -1193,6 +1206,7 @@
                 <w:szCs w:val="26"/>
               </w:rPr>
             </w:pPr>
+            <w:r/>
           </w:p>
         </w:tc>
         <w:tc>
@@ -1214,6 +1228,7 @@
                 <w:szCs w:val="26"/>
               </w:rPr>
             </w:pPr>
+            <w:r/>
           </w:p>
         </w:tc>
       </w:tr>
@@ -1492,6 +1507,7 @@
                 <w:szCs w:val="26"/>
               </w:rPr>
             </w:pPr>
+            <w:r/>
           </w:p>
         </w:tc>
         <w:tc>
@@ -1513,6 +1529,7 @@
                 <w:szCs w:val="26"/>
               </w:rPr>
             </w:pPr>
+            <w:r/>
           </w:p>
         </w:tc>
         <w:tc>
@@ -1534,6 +1551,7 @@
                 <w:szCs w:val="26"/>
               </w:rPr>
             </w:pPr>
+            <w:r/>
           </w:p>
         </w:tc>
         <w:tc>
@@ -1555,6 +1573,7 @@
                 <w:szCs w:val="26"/>
               </w:rPr>
             </w:pPr>
+            <w:r/>
           </w:p>
         </w:tc>
         <w:tc>
@@ -1576,6 +1595,7 @@
                 <w:szCs w:val="26"/>
               </w:rPr>
             </w:pPr>
+            <w:r/>
           </w:p>
         </w:tc>
       </w:tr>
@@ -1659,6 +1679,9 @@
                 <w:szCs w:val="26"/>
               </w:rPr>
             </w:pPr>
+            <w:r>
+              <w:t>1</w:t>
+            </w:r>
           </w:p>
         </w:tc>
         <w:tc>
@@ -1680,6 +1703,9 @@
                 <w:szCs w:val="26"/>
               </w:rPr>
             </w:pPr>
+            <w:r>
+              <w:t>Tin học</w:t>
+            </w:r>
           </w:p>
         </w:tc>
         <w:tc>
@@ -1701,6 +1727,9 @@
                 <w:szCs w:val="26"/>
               </w:rPr>
             </w:pPr>
+            <w:r>
+              <w:t>1C1</w:t>
+            </w:r>
           </w:p>
         </w:tc>
         <w:tc>
@@ -1722,6 +1751,9 @@
                 <w:szCs w:val="26"/>
               </w:rPr>
             </w:pPr>
+            <w:r>
+              <w:t>Tiết 0: Định hướng môn học</w:t>
+            </w:r>
           </w:p>
         </w:tc>
         <w:tc>
@@ -1743,6 +1775,9 @@
                 <w:szCs w:val="26"/>
               </w:rPr>
             </w:pPr>
+            <w:r>
+              <w:t>Phòng Tin học</w:t>
+            </w:r>
           </w:p>
         </w:tc>
       </w:tr>
@@ -1822,6 +1857,7 @@
                 <w:szCs w:val="26"/>
               </w:rPr>
             </w:pPr>
+            <w:r/>
           </w:p>
         </w:tc>
         <w:tc>
@@ -1843,6 +1879,7 @@
                 <w:szCs w:val="26"/>
               </w:rPr>
             </w:pPr>
+            <w:r/>
           </w:p>
         </w:tc>
         <w:tc>
@@ -1864,6 +1901,7 @@
                 <w:szCs w:val="26"/>
               </w:rPr>
             </w:pPr>
+            <w:r/>
           </w:p>
         </w:tc>
         <w:tc>
@@ -1885,6 +1923,7 @@
                 <w:szCs w:val="26"/>
               </w:rPr>
             </w:pPr>
+            <w:r/>
           </w:p>
         </w:tc>
         <w:tc>
@@ -1906,6 +1945,7 @@
                 <w:szCs w:val="26"/>
               </w:rPr>
             </w:pPr>
+            <w:r/>
           </w:p>
         </w:tc>
       </w:tr>
@@ -2107,7 +2147,7 @@
                 <w:sz w:val="26"/>
                 <w:szCs w:val="26"/>
               </w:rPr>
-              <w:t>Bộ Kit Robotics</w:t>
+              <w:t>Phòng Tin học</w:t>
             </w:r>
           </w:p>
         </w:tc>
@@ -2391,6 +2431,7 @@
                 <w:szCs w:val="26"/>
               </w:rPr>
             </w:pPr>
+            <w:r/>
           </w:p>
         </w:tc>
         <w:tc>
@@ -2412,6 +2453,7 @@
                 <w:szCs w:val="26"/>
               </w:rPr>
             </w:pPr>
+            <w:r/>
           </w:p>
         </w:tc>
         <w:tc>
@@ -2433,6 +2475,7 @@
                 <w:szCs w:val="26"/>
               </w:rPr>
             </w:pPr>
+            <w:r/>
           </w:p>
         </w:tc>
         <w:tc>
@@ -2454,6 +2497,7 @@
                 <w:szCs w:val="26"/>
               </w:rPr>
             </w:pPr>
+            <w:r/>
           </w:p>
         </w:tc>
         <w:tc>
@@ -2475,6 +2519,7 @@
                 <w:szCs w:val="26"/>
               </w:rPr>
             </w:pPr>
+            <w:r/>
           </w:p>
         </w:tc>
       </w:tr>
@@ -2558,6 +2603,7 @@
                 <w:szCs w:val="26"/>
               </w:rPr>
             </w:pPr>
+            <w:r/>
           </w:p>
         </w:tc>
         <w:tc>
@@ -2579,6 +2625,7 @@
                 <w:szCs w:val="26"/>
               </w:rPr>
             </w:pPr>
+            <w:r/>
           </w:p>
         </w:tc>
         <w:tc>
@@ -2600,6 +2647,7 @@
                 <w:szCs w:val="26"/>
               </w:rPr>
             </w:pPr>
+            <w:r/>
           </w:p>
         </w:tc>
         <w:tc>
@@ -2621,6 +2669,7 @@
                 <w:szCs w:val="26"/>
               </w:rPr>
             </w:pPr>
+            <w:r/>
           </w:p>
         </w:tc>
         <w:tc>
@@ -2642,6 +2691,7 @@
                 <w:szCs w:val="26"/>
               </w:rPr>
             </w:pPr>
+            <w:r/>
           </w:p>
         </w:tc>
       </w:tr>
@@ -2924,6 +2974,7 @@
                 <w:szCs w:val="26"/>
               </w:rPr>
             </w:pPr>
+            <w:r/>
           </w:p>
         </w:tc>
         <w:tc>
@@ -2945,6 +2996,7 @@
                 <w:szCs w:val="26"/>
               </w:rPr>
             </w:pPr>
+            <w:r/>
           </w:p>
         </w:tc>
         <w:tc>
@@ -2966,6 +3018,7 @@
                 <w:szCs w:val="26"/>
               </w:rPr>
             </w:pPr>
+            <w:r/>
           </w:p>
         </w:tc>
         <w:tc>
@@ -2987,6 +3040,7 @@
                 <w:szCs w:val="26"/>
               </w:rPr>
             </w:pPr>
+            <w:r/>
           </w:p>
         </w:tc>
         <w:tc>
@@ -3008,6 +3062,7 @@
                 <w:szCs w:val="26"/>
               </w:rPr>
             </w:pPr>
+            <w:r/>
           </w:p>
         </w:tc>
       </w:tr>
@@ -3290,6 +3345,7 @@
                 <w:szCs w:val="26"/>
               </w:rPr>
             </w:pPr>
+            <w:r/>
           </w:p>
         </w:tc>
         <w:tc>
@@ -3311,6 +3367,7 @@
                 <w:szCs w:val="26"/>
               </w:rPr>
             </w:pPr>
+            <w:r/>
           </w:p>
         </w:tc>
         <w:tc>
@@ -3332,6 +3389,7 @@
                 <w:szCs w:val="26"/>
               </w:rPr>
             </w:pPr>
+            <w:r/>
           </w:p>
         </w:tc>
         <w:tc>
@@ -3353,6 +3411,7 @@
                 <w:szCs w:val="26"/>
               </w:rPr>
             </w:pPr>
+            <w:r/>
           </w:p>
         </w:tc>
         <w:tc>
@@ -3374,6 +3433,7 @@
                 <w:szCs w:val="26"/>
               </w:rPr>
             </w:pPr>
+            <w:r/>
           </w:p>
         </w:tc>
       </w:tr>
@@ -3863,6 +3923,7 @@
                 <w:szCs w:val="26"/>
               </w:rPr>
             </w:pPr>
+            <w:r/>
           </w:p>
         </w:tc>
         <w:tc>
@@ -3884,6 +3945,7 @@
                 <w:szCs w:val="26"/>
               </w:rPr>
             </w:pPr>
+            <w:r/>
           </w:p>
         </w:tc>
         <w:tc>
@@ -3905,6 +3967,7 @@
                 <w:szCs w:val="26"/>
               </w:rPr>
             </w:pPr>
+            <w:r/>
           </w:p>
         </w:tc>
         <w:tc>
@@ -3926,6 +3989,7 @@
                 <w:szCs w:val="26"/>
               </w:rPr>
             </w:pPr>
+            <w:r/>
           </w:p>
         </w:tc>
         <w:tc>
@@ -3947,6 +4011,7 @@
                 <w:szCs w:val="26"/>
               </w:rPr>
             </w:pPr>
+            <w:r/>
           </w:p>
         </w:tc>
       </w:tr>
@@ -4229,6 +4294,7 @@
                 <w:szCs w:val="26"/>
               </w:rPr>
             </w:pPr>
+            <w:r/>
           </w:p>
         </w:tc>
         <w:tc>
@@ -4250,6 +4316,7 @@
                 <w:szCs w:val="26"/>
               </w:rPr>
             </w:pPr>
+            <w:r/>
           </w:p>
         </w:tc>
         <w:tc>
@@ -4271,6 +4338,7 @@
                 <w:szCs w:val="26"/>
               </w:rPr>
             </w:pPr>
+            <w:r/>
           </w:p>
         </w:tc>
         <w:tc>
@@ -4292,6 +4360,7 @@
                 <w:szCs w:val="26"/>
               </w:rPr>
             </w:pPr>
+            <w:r/>
           </w:p>
         </w:tc>
         <w:tc>
@@ -4313,6 +4382,7 @@
                 <w:szCs w:val="26"/>
               </w:rPr>
             </w:pPr>
+            <w:r/>
           </w:p>
         </w:tc>
       </w:tr>
@@ -4396,6 +4466,9 @@
                 <w:szCs w:val="26"/>
               </w:rPr>
             </w:pPr>
+            <w:r>
+              <w:t>1</w:t>
+            </w:r>
           </w:p>
         </w:tc>
         <w:tc>
@@ -4417,6 +4490,9 @@
                 <w:szCs w:val="26"/>
               </w:rPr>
             </w:pPr>
+            <w:r>
+              <w:t>Robotics</w:t>
+            </w:r>
           </w:p>
         </w:tc>
         <w:tc>
@@ -4438,6 +4514,9 @@
                 <w:szCs w:val="26"/>
               </w:rPr>
             </w:pPr>
+            <w:r>
+              <w:t>3C1</w:t>
+            </w:r>
           </w:p>
         </w:tc>
         <w:tc>
@@ -4459,6 +4538,9 @@
                 <w:szCs w:val="26"/>
               </w:rPr>
             </w:pPr>
+            <w:r>
+              <w:t>Tiết 0: Định hướng môn học</w:t>
+            </w:r>
           </w:p>
         </w:tc>
         <w:tc>
@@ -4480,6 +4562,9 @@
                 <w:szCs w:val="26"/>
               </w:rPr>
             </w:pPr>
+            <w:r>
+              <w:t>Bộ Kit Robotics</w:t>
+            </w:r>
           </w:p>
         </w:tc>
       </w:tr>
@@ -4562,7 +4647,6 @@
                 <w:sz w:val="26"/>
                 <w:szCs w:val="26"/>
               </w:rPr>
-              <w:t>1</w:t>
             </w:r>
           </w:p>
         </w:tc>
@@ -4591,7 +4675,6 @@
                 <w:sz w:val="26"/>
                 <w:szCs w:val="26"/>
               </w:rPr>
-              <w:t>Robotics</w:t>
             </w:r>
           </w:p>
         </w:tc>
@@ -4620,7 +4703,6 @@
                 <w:sz w:val="26"/>
                 <w:szCs w:val="26"/>
               </w:rPr>
-              <w:t>3C1</w:t>
             </w:r>
           </w:p>
         </w:tc>
@@ -4649,7 +4731,6 @@
                 <w:sz w:val="26"/>
                 <w:szCs w:val="26"/>
               </w:rPr>
-              <w:t>Tiết 0: Định hướng môn học</w:t>
             </w:r>
           </w:p>
         </w:tc>
@@ -4678,7 +4759,6 @@
                 <w:sz w:val="26"/>
                 <w:szCs w:val="26"/>
               </w:rPr>
-              <w:t>Bộ Kit Robotics</w:t>
             </w:r>
           </w:p>
         </w:tc>
@@ -4762,7 +4842,6 @@
                 <w:sz w:val="26"/>
                 <w:szCs w:val="26"/>
               </w:rPr>
-              <w:t>1</w:t>
             </w:r>
           </w:p>
         </w:tc>
@@ -4791,7 +4870,6 @@
                 <w:sz w:val="26"/>
                 <w:szCs w:val="26"/>
               </w:rPr>
-              <w:t>Tin học</w:t>
             </w:r>
           </w:p>
         </w:tc>
@@ -4820,7 +4898,6 @@
                 <w:sz w:val="26"/>
                 <w:szCs w:val="26"/>
               </w:rPr>
-              <w:t>2C1</w:t>
             </w:r>
           </w:p>
         </w:tc>
@@ -4849,7 +4926,6 @@
                 <w:sz w:val="26"/>
                 <w:szCs w:val="26"/>
               </w:rPr>
-              <w:t>Tiết 0: Định hướng môn học</w:t>
             </w:r>
           </w:p>
         </w:tc>
@@ -4878,7 +4954,6 @@
                 <w:sz w:val="26"/>
                 <w:szCs w:val="26"/>
               </w:rPr>
-              <w:t>Phòng Tin học</w:t>
             </w:r>
           </w:p>
         </w:tc>
@@ -5078,7 +5153,7 @@
                 <w:sz w:val="26"/>
                 <w:szCs w:val="26"/>
               </w:rPr>
-              <w:t>Bộ Kit Robotics</w:t>
+              <w:t>Phòng Tin học</w:t>
             </w:r>
           </w:p>
         </w:tc>
@@ -5836,6 +5911,7 @@
                 <w:szCs w:val="26"/>
               </w:rPr>
             </w:pPr>
+            <w:r/>
           </w:p>
         </w:tc>
         <w:tc>
@@ -5857,6 +5933,7 @@
                 <w:szCs w:val="26"/>
               </w:rPr>
             </w:pPr>
+            <w:r/>
           </w:p>
         </w:tc>
         <w:tc>
@@ -5878,6 +5955,7 @@
                 <w:szCs w:val="26"/>
               </w:rPr>
             </w:pPr>
+            <w:r/>
           </w:p>
         </w:tc>
         <w:tc>
@@ -5899,6 +5977,7 @@
                 <w:szCs w:val="26"/>
               </w:rPr>
             </w:pPr>
+            <w:r/>
           </w:p>
         </w:tc>
         <w:tc>
@@ -5920,6 +5999,7 @@
                 <w:szCs w:val="26"/>
               </w:rPr>
             </w:pPr>
+            <w:r/>
           </w:p>
         </w:tc>
       </w:tr>
@@ -5997,6 +6077,7 @@
                 <w:szCs w:val="26"/>
               </w:rPr>
             </w:pPr>
+            <w:r/>
           </w:p>
         </w:tc>
         <w:tc>
@@ -6018,6 +6099,7 @@
                 <w:szCs w:val="26"/>
               </w:rPr>
             </w:pPr>
+            <w:r/>
           </w:p>
         </w:tc>
         <w:tc>
@@ -6039,6 +6121,7 @@
                 <w:szCs w:val="26"/>
               </w:rPr>
             </w:pPr>
+            <w:r/>
           </w:p>
         </w:tc>
         <w:tc>
@@ -6060,6 +6143,7 @@
                 <w:szCs w:val="26"/>
               </w:rPr>
             </w:pPr>
+            <w:r/>
           </w:p>
         </w:tc>
         <w:tc>
@@ -6081,6 +6165,7 @@
                 <w:szCs w:val="26"/>
               </w:rPr>
             </w:pPr>
+            <w:r/>
           </w:p>
         </w:tc>
       </w:tr>
@@ -6158,6 +6243,9 @@
                 <w:szCs w:val="26"/>
               </w:rPr>
             </w:pPr>
+            <w:r>
+              <w:t>1</w:t>
+            </w:r>
           </w:p>
         </w:tc>
         <w:tc>
@@ -6179,6 +6267,9 @@
                 <w:szCs w:val="26"/>
               </w:rPr>
             </w:pPr>
+            <w:r>
+              <w:t>Tin học</w:t>
+            </w:r>
           </w:p>
         </w:tc>
         <w:tc>
@@ -6200,6 +6291,9 @@
                 <w:szCs w:val="26"/>
               </w:rPr>
             </w:pPr>
+            <w:r>
+              <w:t>2C1</w:t>
+            </w:r>
           </w:p>
         </w:tc>
         <w:tc>
@@ -6221,6 +6315,9 @@
                 <w:szCs w:val="26"/>
               </w:rPr>
             </w:pPr>
+            <w:r>
+              <w:t>Tiết 0: Định hướng môn học</w:t>
+            </w:r>
           </w:p>
         </w:tc>
         <w:tc>
@@ -6242,6 +6339,9 @@
                 <w:szCs w:val="26"/>
               </w:rPr>
             </w:pPr>
+            <w:r>
+              <w:t>Phòng Tin học</w:t>
+            </w:r>
           </w:p>
         </w:tc>
       </w:tr>
@@ -6319,6 +6419,7 @@
                 <w:szCs w:val="26"/>
               </w:rPr>
             </w:pPr>
+            <w:r/>
           </w:p>
         </w:tc>
         <w:tc>
@@ -6340,6 +6441,7 @@
                 <w:szCs w:val="26"/>
               </w:rPr>
             </w:pPr>
+            <w:r/>
           </w:p>
         </w:tc>
         <w:tc>
@@ -6361,6 +6463,7 @@
                 <w:szCs w:val="26"/>
               </w:rPr>
             </w:pPr>
+            <w:r/>
           </w:p>
         </w:tc>
         <w:tc>
@@ -6382,6 +6485,7 @@
                 <w:szCs w:val="26"/>
               </w:rPr>
             </w:pPr>
+            <w:r/>
           </w:p>
         </w:tc>
         <w:tc>
@@ -6403,6 +6507,7 @@
                 <w:szCs w:val="26"/>
               </w:rPr>
             </w:pPr>
+            <w:r/>
           </w:p>
         </w:tc>
       </w:tr>
@@ -6480,6 +6585,7 @@
                 <w:szCs w:val="26"/>
               </w:rPr>
             </w:pPr>
+            <w:r/>
           </w:p>
         </w:tc>
         <w:tc>
@@ -6501,6 +6607,7 @@
                 <w:szCs w:val="26"/>
               </w:rPr>
             </w:pPr>
+            <w:r/>
           </w:p>
         </w:tc>
         <w:tc>
@@ -6522,6 +6629,7 @@
                 <w:szCs w:val="26"/>
               </w:rPr>
             </w:pPr>
+            <w:r/>
           </w:p>
         </w:tc>
         <w:tc>
@@ -6543,6 +6651,7 @@
                 <w:szCs w:val="26"/>
               </w:rPr>
             </w:pPr>
+            <w:r/>
           </w:p>
         </w:tc>
         <w:tc>
@@ -6564,6 +6673,7 @@
                 <w:szCs w:val="26"/>
               </w:rPr>
             </w:pPr>
+            <w:r/>
           </w:p>
         </w:tc>
       </w:tr>
@@ -6856,7 +6966,6 @@
                 <w:sz w:val="26"/>
                 <w:szCs w:val="26"/>
               </w:rPr>
-              <w:t>1</w:t>
             </w:r>
           </w:p>
         </w:tc>
@@ -6885,7 +6994,6 @@
                 <w:sz w:val="26"/>
                 <w:szCs w:val="26"/>
               </w:rPr>
-              <w:t>Tin học</w:t>
             </w:r>
           </w:p>
         </w:tc>
@@ -6914,7 +7022,6 @@
                 <w:sz w:val="26"/>
                 <w:szCs w:val="26"/>
               </w:rPr>
-              <w:t>1C1</w:t>
             </w:r>
           </w:p>
         </w:tc>
@@ -6943,7 +7050,6 @@
                 <w:sz w:val="26"/>
                 <w:szCs w:val="26"/>
               </w:rPr>
-              <w:t>Tiết 0: Định hướng môn học</w:t>
             </w:r>
           </w:p>
         </w:tc>
@@ -6972,7 +7078,6 @@
                 <w:sz w:val="26"/>
                 <w:szCs w:val="26"/>
               </w:rPr>
-              <w:t>Phòng Tin học</w:t>
             </w:r>
           </w:p>
         </w:tc>
@@ -7059,7 +7164,7 @@
                 <w:sz w:val="26"/>
                 <w:szCs w:val="26"/>
               </w:rPr>
-              <w:t>2</w:t>
+              <w:t>1</w:t>
             </w:r>
           </w:p>
         </w:tc>
@@ -7175,7 +7280,7 @@
                 <w:sz w:val="26"/>
                 <w:szCs w:val="26"/>
               </w:rPr>
-              <w:t>Bộ Kit Robotics</w:t>
+              <w:t>Phòng Tin học</w:t>
             </w:r>
           </w:p>
         </w:tc>
@@ -7459,6 +7564,7 @@
                 <w:szCs w:val="26"/>
               </w:rPr>
             </w:pPr>
+            <w:r/>
           </w:p>
         </w:tc>
         <w:tc>
@@ -7480,6 +7586,7 @@
                 <w:szCs w:val="26"/>
               </w:rPr>
             </w:pPr>
+            <w:r/>
           </w:p>
         </w:tc>
         <w:tc>
@@ -7501,6 +7608,7 @@
                 <w:szCs w:val="26"/>
               </w:rPr>
             </w:pPr>
+            <w:r/>
           </w:p>
         </w:tc>
         <w:tc>
@@ -7522,6 +7630,7 @@
                 <w:szCs w:val="26"/>
               </w:rPr>
             </w:pPr>
+            <w:r/>
           </w:p>
         </w:tc>
         <w:tc>
@@ -7543,6 +7652,7 @@
                 <w:szCs w:val="26"/>
               </w:rPr>
             </w:pPr>
+            <w:r/>
           </w:p>
         </w:tc>
       </w:tr>
@@ -7626,6 +7736,7 @@
                 <w:szCs w:val="26"/>
               </w:rPr>
             </w:pPr>
+            <w:r/>
           </w:p>
         </w:tc>
         <w:tc>
@@ -7647,6 +7758,7 @@
                 <w:szCs w:val="26"/>
               </w:rPr>
             </w:pPr>
+            <w:r/>
           </w:p>
         </w:tc>
         <w:tc>
@@ -7668,6 +7780,7 @@
                 <w:szCs w:val="26"/>
               </w:rPr>
             </w:pPr>
+            <w:r/>
           </w:p>
         </w:tc>
         <w:tc>
@@ -7689,6 +7802,7 @@
                 <w:szCs w:val="26"/>
               </w:rPr>
             </w:pPr>
+            <w:r/>
           </w:p>
         </w:tc>
         <w:tc>
@@ -7710,6 +7824,7 @@
                 <w:szCs w:val="26"/>
               </w:rPr>
             </w:pPr>
+            <w:r/>
           </w:p>
         </w:tc>
       </w:tr>
@@ -7789,6 +7904,7 @@
                 <w:szCs w:val="26"/>
               </w:rPr>
             </w:pPr>
+            <w:r/>
           </w:p>
         </w:tc>
         <w:tc>
@@ -7810,6 +7926,7 @@
                 <w:szCs w:val="26"/>
               </w:rPr>
             </w:pPr>
+            <w:r/>
           </w:p>
         </w:tc>
         <w:tc>
@@ -7831,6 +7948,7 @@
                 <w:szCs w:val="26"/>
               </w:rPr>
             </w:pPr>
+            <w:r/>
           </w:p>
         </w:tc>
         <w:tc>
@@ -7852,6 +7970,7 @@
                 <w:szCs w:val="26"/>
               </w:rPr>
             </w:pPr>
+            <w:r/>
           </w:p>
         </w:tc>
         <w:tc>
@@ -7873,6 +7992,7 @@
                 <w:szCs w:val="26"/>
               </w:rPr>
             </w:pPr>
+            <w:r/>
           </w:p>
         </w:tc>
       </w:tr>
@@ -8358,6 +8478,7 @@
                 <w:szCs w:val="26"/>
               </w:rPr>
             </w:pPr>
+            <w:r/>
           </w:p>
         </w:tc>
         <w:tc>
@@ -8379,6 +8500,7 @@
                 <w:szCs w:val="26"/>
               </w:rPr>
             </w:pPr>
+            <w:r/>
           </w:p>
         </w:tc>
         <w:tc>
@@ -8400,6 +8522,7 @@
                 <w:szCs w:val="26"/>
               </w:rPr>
             </w:pPr>
+            <w:r/>
           </w:p>
         </w:tc>
         <w:tc>
@@ -8421,6 +8544,7 @@
                 <w:szCs w:val="26"/>
               </w:rPr>
             </w:pPr>
+            <w:r/>
           </w:p>
         </w:tc>
         <w:tc>
@@ -8442,6 +8566,7 @@
                 <w:szCs w:val="26"/>
               </w:rPr>
             </w:pPr>
+            <w:r/>
           </w:p>
         </w:tc>
       </w:tr>
@@ -9337,6 +9462,7 @@
                 <w:szCs w:val="26"/>
               </w:rPr>
             </w:pPr>
+            <w:r/>
           </w:p>
         </w:tc>
         <w:tc>
@@ -9358,6 +9484,7 @@
                 <w:szCs w:val="26"/>
               </w:rPr>
             </w:pPr>
+            <w:r/>
           </w:p>
         </w:tc>
         <w:tc>
@@ -9379,6 +9506,7 @@
                 <w:szCs w:val="26"/>
               </w:rPr>
             </w:pPr>
+            <w:r/>
           </w:p>
         </w:tc>
         <w:tc>
@@ -9400,6 +9528,7 @@
                 <w:szCs w:val="26"/>
               </w:rPr>
             </w:pPr>
+            <w:r/>
           </w:p>
         </w:tc>
         <w:tc>
@@ -9421,6 +9550,7 @@
                 <w:szCs w:val="26"/>
               </w:rPr>
             </w:pPr>
+            <w:r/>
           </w:p>
         </w:tc>
       </w:tr>
@@ -9626,7 +9756,7 @@
                 <w:sz w:val="26"/>
                 <w:szCs w:val="26"/>
               </w:rPr>
-              <w:t>Bộ Kit Robotics</w:t>
+              <w:t>Phòng Tin học</w:t>
             </w:r>
           </w:p>
         </w:tc>
@@ -10104,6 +10234,7 @@
                 <w:szCs w:val="26"/>
               </w:rPr>
             </w:pPr>
+            <w:r/>
           </w:p>
         </w:tc>
         <w:tc>
@@ -10125,6 +10256,7 @@
                 <w:szCs w:val="26"/>
               </w:rPr>
             </w:pPr>
+            <w:r/>
           </w:p>
         </w:tc>
         <w:tc>
@@ -10146,6 +10278,7 @@
                 <w:szCs w:val="26"/>
               </w:rPr>
             </w:pPr>
+            <w:r/>
           </w:p>
         </w:tc>
         <w:tc>
@@ -10167,6 +10300,7 @@
                 <w:szCs w:val="26"/>
               </w:rPr>
             </w:pPr>
+            <w:r/>
           </w:p>
         </w:tc>
         <w:tc>
@@ -10188,6 +10322,7 @@
                 <w:szCs w:val="26"/>
               </w:rPr>
             </w:pPr>
+            <w:r/>
           </w:p>
         </w:tc>
       </w:tr>
@@ -10264,6 +10399,7 @@
                 <w:szCs w:val="26"/>
               </w:rPr>
             </w:pPr>
+            <w:r/>
           </w:p>
         </w:tc>
         <w:tc>
@@ -10285,6 +10421,7 @@
                 <w:szCs w:val="26"/>
               </w:rPr>
             </w:pPr>
+            <w:r/>
           </w:p>
         </w:tc>
         <w:tc>
@@ -10306,6 +10443,7 @@
                 <w:szCs w:val="26"/>
               </w:rPr>
             </w:pPr>
+            <w:r/>
           </w:p>
         </w:tc>
         <w:tc>
@@ -10327,6 +10465,7 @@
                 <w:szCs w:val="26"/>
               </w:rPr>
             </w:pPr>
+            <w:r/>
           </w:p>
         </w:tc>
         <w:tc>
@@ -10348,6 +10487,7 @@
                 <w:szCs w:val="26"/>
               </w:rPr>
             </w:pPr>
+            <w:r/>
           </w:p>
         </w:tc>
       </w:tr>
@@ -10945,6 +11085,7 @@
                 <w:szCs w:val="26"/>
               </w:rPr>
             </w:pPr>
+            <w:r/>
           </w:p>
         </w:tc>
         <w:tc>
@@ -10966,6 +11107,7 @@
                 <w:szCs w:val="26"/>
               </w:rPr>
             </w:pPr>
+            <w:r/>
           </w:p>
         </w:tc>
         <w:tc>
@@ -10987,6 +11129,7 @@
                 <w:szCs w:val="26"/>
               </w:rPr>
             </w:pPr>
+            <w:r/>
           </w:p>
         </w:tc>
         <w:tc>
@@ -11008,6 +11151,7 @@
                 <w:szCs w:val="26"/>
               </w:rPr>
             </w:pPr>
+            <w:r/>
           </w:p>
         </w:tc>
         <w:tc>
@@ -11029,6 +11173,7 @@
                 <w:szCs w:val="26"/>
               </w:rPr>
             </w:pPr>
+            <w:r/>
           </w:p>
         </w:tc>
       </w:tr>
@@ -11106,6 +11251,7 @@
                 <w:szCs w:val="26"/>
               </w:rPr>
             </w:pPr>
+            <w:r/>
           </w:p>
         </w:tc>
         <w:tc>
@@ -11127,6 +11273,7 @@
                 <w:szCs w:val="26"/>
               </w:rPr>
             </w:pPr>
+            <w:r/>
           </w:p>
         </w:tc>
         <w:tc>
@@ -11148,6 +11295,7 @@
                 <w:szCs w:val="26"/>
               </w:rPr>
             </w:pPr>
+            <w:r/>
           </w:p>
         </w:tc>
         <w:tc>
@@ -11169,6 +11317,7 @@
                 <w:szCs w:val="26"/>
               </w:rPr>
             </w:pPr>
+            <w:r/>
           </w:p>
         </w:tc>
         <w:tc>
@@ -11190,6 +11339,7 @@
                 <w:szCs w:val="26"/>
               </w:rPr>
             </w:pPr>
+            <w:r/>
           </w:p>
         </w:tc>
       </w:tr>
@@ -11267,6 +11417,7 @@
                 <w:szCs w:val="26"/>
               </w:rPr>
             </w:pPr>
+            <w:r/>
           </w:p>
         </w:tc>
         <w:tc>
@@ -11288,6 +11439,7 @@
                 <w:szCs w:val="26"/>
               </w:rPr>
             </w:pPr>
+            <w:r/>
           </w:p>
         </w:tc>
         <w:tc>
@@ -11309,6 +11461,7 @@
                 <w:szCs w:val="26"/>
               </w:rPr>
             </w:pPr>
+            <w:r/>
           </w:p>
         </w:tc>
         <w:tc>
@@ -11330,6 +11483,7 @@
                 <w:szCs w:val="26"/>
               </w:rPr>
             </w:pPr>
+            <w:r/>
           </w:p>
         </w:tc>
         <w:tc>
@@ -11351,6 +11505,7 @@
                 <w:szCs w:val="26"/>
               </w:rPr>
             </w:pPr>
+            <w:r/>
           </w:p>
         </w:tc>
       </w:tr>
@@ -11434,7 +11589,6 @@
                 <w:sz w:val="26"/>
                 <w:szCs w:val="26"/>
               </w:rPr>
-              <w:t>1</w:t>
             </w:r>
           </w:p>
         </w:tc>
@@ -11521,7 +11675,6 @@
                 <w:sz w:val="26"/>
                 <w:szCs w:val="26"/>
               </w:rPr>
-              <w:t>Em làm quen với thế giới công nghệ</w:t>
             </w:r>
           </w:p>
         </w:tc>
@@ -11629,6 +11782,7 @@
                 <w:szCs w:val="26"/>
               </w:rPr>
             </w:pPr>
+            <w:r/>
           </w:p>
         </w:tc>
         <w:tc>
@@ -11650,6 +11804,7 @@
                 <w:szCs w:val="26"/>
               </w:rPr>
             </w:pPr>
+            <w:r/>
           </w:p>
         </w:tc>
         <w:tc>
@@ -11671,6 +11826,7 @@
                 <w:szCs w:val="26"/>
               </w:rPr>
             </w:pPr>
+            <w:r/>
           </w:p>
         </w:tc>
         <w:tc>
@@ -11692,6 +11848,7 @@
                 <w:szCs w:val="26"/>
               </w:rPr>
             </w:pPr>
+            <w:r/>
           </w:p>
         </w:tc>
         <w:tc>
@@ -11713,6 +11870,7 @@
                 <w:szCs w:val="26"/>
               </w:rPr>
             </w:pPr>
+            <w:r/>
           </w:p>
         </w:tc>
       </w:tr>
@@ -11796,6 +11954,7 @@
                 <w:szCs w:val="26"/>
               </w:rPr>
             </w:pPr>
+            <w:r/>
           </w:p>
         </w:tc>
         <w:tc>
@@ -11817,6 +11976,9 @@
                 <w:szCs w:val="26"/>
               </w:rPr>
             </w:pPr>
+            <w:r>
+              <w:t>Tin học</w:t>
+            </w:r>
           </w:p>
         </w:tc>
         <w:tc>
@@ -11838,6 +12000,9 @@
                 <w:szCs w:val="26"/>
               </w:rPr>
             </w:pPr>
+            <w:r>
+              <w:t>1C1</w:t>
+            </w:r>
           </w:p>
         </w:tc>
         <w:tc>
@@ -11859,6 +12024,7 @@
                 <w:szCs w:val="26"/>
               </w:rPr>
             </w:pPr>
+            <w:r/>
           </w:p>
         </w:tc>
         <w:tc>
@@ -11880,6 +12046,9 @@
                 <w:szCs w:val="26"/>
               </w:rPr>
             </w:pPr>
+            <w:r>
+              <w:t>Phòng Tin học</w:t>
+            </w:r>
           </w:p>
         </w:tc>
       </w:tr>
@@ -11959,6 +12128,7 @@
                 <w:szCs w:val="26"/>
               </w:rPr>
             </w:pPr>
+            <w:r/>
           </w:p>
         </w:tc>
         <w:tc>
@@ -11980,6 +12150,7 @@
                 <w:szCs w:val="26"/>
               </w:rPr>
             </w:pPr>
+            <w:r/>
           </w:p>
         </w:tc>
         <w:tc>
@@ -12001,6 +12172,7 @@
                 <w:szCs w:val="26"/>
               </w:rPr>
             </w:pPr>
+            <w:r/>
           </w:p>
         </w:tc>
         <w:tc>
@@ -12022,6 +12194,7 @@
                 <w:szCs w:val="26"/>
               </w:rPr>
             </w:pPr>
+            <w:r/>
           </w:p>
         </w:tc>
         <w:tc>
@@ -12043,6 +12216,7 @@
                 <w:szCs w:val="26"/>
               </w:rPr>
             </w:pPr>
+            <w:r/>
           </w:p>
         </w:tc>
       </w:tr>
@@ -12128,7 +12302,6 @@
                 <w:sz w:val="26"/>
                 <w:szCs w:val="26"/>
               </w:rPr>
-              <w:t>1</w:t>
             </w:r>
           </w:p>
         </w:tc>
@@ -12215,7 +12388,6 @@
                 <w:sz w:val="26"/>
                 <w:szCs w:val="26"/>
               </w:rPr>
-              <w:t>Bài 1: Em có thể làm gì với máy tính?</w:t>
             </w:r>
           </w:p>
         </w:tc>
@@ -12244,7 +12416,7 @@
                 <w:sz w:val="26"/>
                 <w:szCs w:val="26"/>
               </w:rPr>
-              <w:t>Bộ Kit Robotics</w:t>
+              <w:t>Phòng Tin học</w:t>
             </w:r>
           </w:p>
         </w:tc>
@@ -12331,7 +12503,6 @@
                 <w:sz w:val="26"/>
                 <w:szCs w:val="26"/>
               </w:rPr>
-              <w:t>2</w:t>
             </w:r>
           </w:p>
         </w:tc>
@@ -12418,7 +12589,6 @@
                 <w:sz w:val="26"/>
                 <w:szCs w:val="26"/>
               </w:rPr>
-              <w:t>Bài 2: Tìm kiếm thông tin trên website</w:t>
             </w:r>
           </w:p>
         </w:tc>
@@ -12528,6 +12698,7 @@
                 <w:szCs w:val="26"/>
               </w:rPr>
             </w:pPr>
+            <w:r/>
           </w:p>
         </w:tc>
         <w:tc>
@@ -12549,6 +12720,7 @@
                 <w:szCs w:val="26"/>
               </w:rPr>
             </w:pPr>
+            <w:r/>
           </w:p>
         </w:tc>
         <w:tc>
@@ -12570,6 +12742,7 @@
                 <w:szCs w:val="26"/>
               </w:rPr>
             </w:pPr>
+            <w:r/>
           </w:p>
         </w:tc>
         <w:tc>
@@ -12591,6 +12764,7 @@
                 <w:szCs w:val="26"/>
               </w:rPr>
             </w:pPr>
+            <w:r/>
           </w:p>
         </w:tc>
         <w:tc>
@@ -12612,6 +12786,7 @@
                 <w:szCs w:val="26"/>
               </w:rPr>
             </w:pPr>
+            <w:r/>
           </w:p>
         </w:tc>
       </w:tr>
@@ -12695,6 +12870,7 @@
                 <w:szCs w:val="26"/>
               </w:rPr>
             </w:pPr>
+            <w:r/>
           </w:p>
         </w:tc>
         <w:tc>
@@ -12716,6 +12892,7 @@
                 <w:szCs w:val="26"/>
               </w:rPr>
             </w:pPr>
+            <w:r/>
           </w:p>
         </w:tc>
         <w:tc>
@@ -12737,6 +12914,7 @@
                 <w:szCs w:val="26"/>
               </w:rPr>
             </w:pPr>
+            <w:r/>
           </w:p>
         </w:tc>
         <w:tc>
@@ -12758,6 +12936,7 @@
                 <w:szCs w:val="26"/>
               </w:rPr>
             </w:pPr>
+            <w:r/>
           </w:p>
         </w:tc>
         <w:tc>
@@ -12779,6 +12958,7 @@
                 <w:szCs w:val="26"/>
               </w:rPr>
             </w:pPr>
+            <w:r/>
           </w:p>
         </w:tc>
       </w:tr>
@@ -12864,7 +13044,6 @@
                 <w:sz w:val="26"/>
                 <w:szCs w:val="26"/>
               </w:rPr>
-              <w:t>1</w:t>
             </w:r>
           </w:p>
         </w:tc>
@@ -12951,7 +13130,6 @@
                 <w:sz w:val="26"/>
                 <w:szCs w:val="26"/>
               </w:rPr>
-              <w:t>Bài 1. Hãy nấu những món ăn ngon</w:t>
             </w:r>
           </w:p>
         </w:tc>
@@ -13061,6 +13239,7 @@
                 <w:szCs w:val="26"/>
               </w:rPr>
             </w:pPr>
+            <w:r/>
           </w:p>
         </w:tc>
         <w:tc>
@@ -13082,6 +13261,7 @@
                 <w:szCs w:val="26"/>
               </w:rPr>
             </w:pPr>
+            <w:r/>
           </w:p>
         </w:tc>
         <w:tc>
@@ -13103,6 +13283,7 @@
                 <w:szCs w:val="26"/>
               </w:rPr>
             </w:pPr>
+            <w:r/>
           </w:p>
         </w:tc>
         <w:tc>
@@ -13124,6 +13305,7 @@
                 <w:szCs w:val="26"/>
               </w:rPr>
             </w:pPr>
+            <w:r/>
           </w:p>
         </w:tc>
         <w:tc>
@@ -13145,6 +13327,7 @@
                 <w:szCs w:val="26"/>
               </w:rPr>
             </w:pPr>
+            <w:r/>
           </w:p>
         </w:tc>
       </w:tr>
@@ -13230,7 +13413,6 @@
                 <w:sz w:val="26"/>
                 <w:szCs w:val="26"/>
               </w:rPr>
-              <w:t>1</w:t>
             </w:r>
           </w:p>
         </w:tc>
@@ -13317,7 +13499,6 @@
                 <w:sz w:val="26"/>
                 <w:szCs w:val="26"/>
               </w:rPr>
-              <w:t>Bài 1: Thông tin và quyết định</w:t>
             </w:r>
           </w:p>
         </w:tc>
@@ -13427,6 +13608,7 @@
                 <w:szCs w:val="26"/>
               </w:rPr>
             </w:pPr>
+            <w:r/>
           </w:p>
         </w:tc>
         <w:tc>
@@ -13448,6 +13630,7 @@
                 <w:szCs w:val="26"/>
               </w:rPr>
             </w:pPr>
+            <w:r/>
           </w:p>
         </w:tc>
         <w:tc>
@@ -13469,6 +13652,7 @@
                 <w:szCs w:val="26"/>
               </w:rPr>
             </w:pPr>
+            <w:r/>
           </w:p>
         </w:tc>
         <w:tc>
@@ -13490,6 +13674,7 @@
                 <w:szCs w:val="26"/>
               </w:rPr>
             </w:pPr>
+            <w:r/>
           </w:p>
         </w:tc>
         <w:tc>
@@ -13511,6 +13696,7 @@
                 <w:szCs w:val="26"/>
               </w:rPr>
             </w:pPr>
+            <w:r/>
           </w:p>
         </w:tc>
       </w:tr>
@@ -13600,7 +13786,6 @@
                 <w:sz w:val="26"/>
                 <w:szCs w:val="26"/>
               </w:rPr>
-              <w:t>1</w:t>
             </w:r>
           </w:p>
         </w:tc>
@@ -13687,7 +13872,6 @@
                 <w:sz w:val="26"/>
                 <w:szCs w:val="26"/>
               </w:rPr>
-              <w:t>Em làm quen với thế giới công nghệ</w:t>
             </w:r>
           </w:p>
         </w:tc>
@@ -13803,7 +13987,6 @@
                 <w:sz w:val="26"/>
                 <w:szCs w:val="26"/>
               </w:rPr>
-              <w:t>1</w:t>
             </w:r>
           </w:p>
         </w:tc>
@@ -13890,7 +14073,6 @@
                 <w:sz w:val="26"/>
                 <w:szCs w:val="26"/>
               </w:rPr>
-              <w:t>Bài 1. Tập thể dục nào!</w:t>
             </w:r>
           </w:p>
         </w:tc>
@@ -14000,6 +14182,7 @@
                 <w:szCs w:val="26"/>
               </w:rPr>
             </w:pPr>
+            <w:r/>
           </w:p>
         </w:tc>
         <w:tc>
@@ -14021,6 +14204,7 @@
                 <w:szCs w:val="26"/>
               </w:rPr>
             </w:pPr>
+            <w:r/>
           </w:p>
         </w:tc>
         <w:tc>
@@ -14042,6 +14226,7 @@
                 <w:szCs w:val="26"/>
               </w:rPr>
             </w:pPr>
+            <w:r/>
           </w:p>
         </w:tc>
         <w:tc>
@@ -14063,6 +14248,7 @@
                 <w:szCs w:val="26"/>
               </w:rPr>
             </w:pPr>
+            <w:r/>
           </w:p>
         </w:tc>
         <w:tc>
@@ -14084,6 +14270,7 @@
                 <w:szCs w:val="26"/>
               </w:rPr>
             </w:pPr>
+            <w:r/>
           </w:p>
         </w:tc>
       </w:tr>
@@ -14169,7 +14356,6 @@
                 <w:sz w:val="26"/>
                 <w:szCs w:val="26"/>
               </w:rPr>
-              <w:t>1</w:t>
             </w:r>
           </w:p>
         </w:tc>
@@ -14256,7 +14442,6 @@
                 <w:sz w:val="26"/>
                 <w:szCs w:val="26"/>
               </w:rPr>
-              <w:t>Bài 1. Hãy nấu những món ăn ngon</w:t>
             </w:r>
           </w:p>
         </w:tc>
@@ -14366,6 +14551,7 @@
                 <w:szCs w:val="26"/>
               </w:rPr>
             </w:pPr>
+            <w:r/>
           </w:p>
         </w:tc>
         <w:tc>
@@ -14387,6 +14573,7 @@
                 <w:szCs w:val="26"/>
               </w:rPr>
             </w:pPr>
+            <w:r/>
           </w:p>
         </w:tc>
         <w:tc>
@@ -14408,6 +14595,7 @@
                 <w:szCs w:val="26"/>
               </w:rPr>
             </w:pPr>
+            <w:r/>
           </w:p>
         </w:tc>
         <w:tc>
@@ -14429,6 +14617,7 @@
                 <w:szCs w:val="26"/>
               </w:rPr>
             </w:pPr>
+            <w:r/>
           </w:p>
         </w:tc>
         <w:tc>
@@ -14450,6 +14639,7 @@
                 <w:szCs w:val="26"/>
               </w:rPr>
             </w:pPr>
+            <w:r/>
           </w:p>
         </w:tc>
       </w:tr>
@@ -14533,6 +14723,7 @@
                 <w:szCs w:val="26"/>
               </w:rPr>
             </w:pPr>
+            <w:r/>
           </w:p>
         </w:tc>
         <w:tc>
@@ -14554,6 +14745,9 @@
                 <w:szCs w:val="26"/>
               </w:rPr>
             </w:pPr>
+            <w:r>
+              <w:t>Robotics</w:t>
+            </w:r>
           </w:p>
         </w:tc>
         <w:tc>
@@ -14575,6 +14769,9 @@
                 <w:szCs w:val="26"/>
               </w:rPr>
             </w:pPr>
+            <w:r>
+              <w:t>3C1</w:t>
+            </w:r>
           </w:p>
         </w:tc>
         <w:tc>
@@ -14596,6 +14793,7 @@
                 <w:szCs w:val="26"/>
               </w:rPr>
             </w:pPr>
+            <w:r/>
           </w:p>
         </w:tc>
         <w:tc>
@@ -14617,6 +14815,9 @@
                 <w:szCs w:val="26"/>
               </w:rPr>
             </w:pPr>
+            <w:r>
+              <w:t>Bộ Kit Robotics</w:t>
+            </w:r>
           </w:p>
         </w:tc>
       </w:tr>
@@ -14699,7 +14900,6 @@
                 <w:sz w:val="26"/>
                 <w:szCs w:val="26"/>
               </w:rPr>
-              <w:t>1</w:t>
             </w:r>
           </w:p>
         </w:tc>
@@ -14728,7 +14928,6 @@
                 <w:sz w:val="26"/>
                 <w:szCs w:val="26"/>
               </w:rPr>
-              <w:t>Robotics</w:t>
             </w:r>
           </w:p>
         </w:tc>
@@ -14757,7 +14956,6 @@
                 <w:sz w:val="26"/>
                 <w:szCs w:val="26"/>
               </w:rPr>
-              <w:t>3C1</w:t>
             </w:r>
           </w:p>
         </w:tc>
@@ -14786,7 +14984,6 @@
                 <w:sz w:val="26"/>
                 <w:szCs w:val="26"/>
               </w:rPr>
-              <w:t>Bài 1. Hãy nấu những món ăn ngon</w:t>
             </w:r>
           </w:p>
         </w:tc>
@@ -14815,7 +15012,6 @@
                 <w:sz w:val="26"/>
                 <w:szCs w:val="26"/>
               </w:rPr>
-              <w:t>Bộ Kit Robotics</w:t>
             </w:r>
           </w:p>
         </w:tc>
@@ -14899,7 +15095,6 @@
                 <w:sz w:val="26"/>
                 <w:szCs w:val="26"/>
               </w:rPr>
-              <w:t>1</w:t>
             </w:r>
           </w:p>
         </w:tc>
@@ -14928,7 +15123,6 @@
                 <w:sz w:val="26"/>
                 <w:szCs w:val="26"/>
               </w:rPr>
-              <w:t>Tin học</w:t>
             </w:r>
           </w:p>
         </w:tc>
@@ -14957,7 +15151,6 @@
                 <w:sz w:val="26"/>
                 <w:szCs w:val="26"/>
               </w:rPr>
-              <w:t>2C1</w:t>
             </w:r>
           </w:p>
         </w:tc>
@@ -14986,7 +15179,6 @@
                 <w:sz w:val="26"/>
                 <w:szCs w:val="26"/>
               </w:rPr>
-              <w:t>Em trở thành nhà sáng tạo số</w:t>
             </w:r>
           </w:p>
         </w:tc>
@@ -15015,7 +15207,6 @@
                 <w:sz w:val="26"/>
                 <w:szCs w:val="26"/>
               </w:rPr>
-              <w:t>Phòng Tin học</w:t>
             </w:r>
           </w:p>
         </w:tc>
@@ -15099,7 +15290,6 @@
                 <w:sz w:val="26"/>
                 <w:szCs w:val="26"/>
               </w:rPr>
-              <w:t>1</w:t>
             </w:r>
           </w:p>
         </w:tc>
@@ -15186,7 +15376,6 @@
                 <w:sz w:val="26"/>
                 <w:szCs w:val="26"/>
               </w:rPr>
-              <w:t>Bài 1. Thông tin và dữ liệu</w:t>
             </w:r>
           </w:p>
         </w:tc>
@@ -15215,7 +15404,7 @@
                 <w:sz w:val="26"/>
                 <w:szCs w:val="26"/>
               </w:rPr>
-              <w:t>Bộ Kit Robotics</w:t>
+              <w:t>Phòng Tin học</w:t>
             </w:r>
           </w:p>
         </w:tc>
@@ -15299,7 +15488,6 @@
                 <w:sz w:val="26"/>
                 <w:szCs w:val="26"/>
               </w:rPr>
-              <w:t>2</w:t>
             </w:r>
           </w:p>
         </w:tc>
@@ -15386,7 +15574,6 @@
                 <w:sz w:val="26"/>
                 <w:szCs w:val="26"/>
               </w:rPr>
-              <w:t>Bài 2. Xử lí thông tin</w:t>
             </w:r>
           </w:p>
         </w:tc>
@@ -15967,6 +16154,7 @@
                 <w:szCs w:val="26"/>
               </w:rPr>
             </w:pPr>
+            <w:r/>
           </w:p>
         </w:tc>
         <w:tc>
@@ -15988,6 +16176,7 @@
                 <w:szCs w:val="26"/>
               </w:rPr>
             </w:pPr>
+            <w:r/>
           </w:p>
         </w:tc>
         <w:tc>
@@ -16009,6 +16198,7 @@
                 <w:szCs w:val="26"/>
               </w:rPr>
             </w:pPr>
+            <w:r/>
           </w:p>
         </w:tc>
         <w:tc>
@@ -16030,6 +16220,7 @@
                 <w:szCs w:val="26"/>
               </w:rPr>
             </w:pPr>
+            <w:r/>
           </w:p>
         </w:tc>
         <w:tc>
@@ -16051,6 +16242,7 @@
                 <w:szCs w:val="26"/>
               </w:rPr>
             </w:pPr>
+            <w:r/>
           </w:p>
         </w:tc>
       </w:tr>
@@ -16128,6 +16320,7 @@
                 <w:szCs w:val="26"/>
               </w:rPr>
             </w:pPr>
+            <w:r/>
           </w:p>
         </w:tc>
         <w:tc>
@@ -16149,6 +16342,7 @@
                 <w:szCs w:val="26"/>
               </w:rPr>
             </w:pPr>
+            <w:r/>
           </w:p>
         </w:tc>
         <w:tc>
@@ -16170,6 +16364,7 @@
                 <w:szCs w:val="26"/>
               </w:rPr>
             </w:pPr>
+            <w:r/>
           </w:p>
         </w:tc>
         <w:tc>
@@ -16191,6 +16386,7 @@
                 <w:szCs w:val="26"/>
               </w:rPr>
             </w:pPr>
+            <w:r/>
           </w:p>
         </w:tc>
         <w:tc>
@@ -16212,6 +16408,7 @@
                 <w:szCs w:val="26"/>
               </w:rPr>
             </w:pPr>
+            <w:r/>
           </w:p>
         </w:tc>
       </w:tr>
@@ -16289,6 +16486,7 @@
                 <w:szCs w:val="26"/>
               </w:rPr>
             </w:pPr>
+            <w:r/>
           </w:p>
         </w:tc>
         <w:tc>
@@ -16310,6 +16508,9 @@
                 <w:szCs w:val="26"/>
               </w:rPr>
             </w:pPr>
+            <w:r>
+              <w:t>Tin học</w:t>
+            </w:r>
           </w:p>
         </w:tc>
         <w:tc>
@@ -16331,6 +16532,9 @@
                 <w:szCs w:val="26"/>
               </w:rPr>
             </w:pPr>
+            <w:r>
+              <w:t>2C1</w:t>
+            </w:r>
           </w:p>
         </w:tc>
         <w:tc>
@@ -16352,6 +16556,7 @@
                 <w:szCs w:val="26"/>
               </w:rPr>
             </w:pPr>
+            <w:r/>
           </w:p>
         </w:tc>
         <w:tc>
@@ -16373,6 +16578,9 @@
                 <w:szCs w:val="26"/>
               </w:rPr>
             </w:pPr>
+            <w:r>
+              <w:t>Phòng Tin học</w:t>
+            </w:r>
           </w:p>
         </w:tc>
       </w:tr>
@@ -16450,6 +16658,7 @@
                 <w:szCs w:val="26"/>
               </w:rPr>
             </w:pPr>
+            <w:r/>
           </w:p>
         </w:tc>
         <w:tc>
@@ -16471,6 +16680,7 @@
                 <w:szCs w:val="26"/>
               </w:rPr>
             </w:pPr>
+            <w:r/>
           </w:p>
         </w:tc>
         <w:tc>
@@ -16492,6 +16702,7 @@
                 <w:szCs w:val="26"/>
               </w:rPr>
             </w:pPr>
+            <w:r/>
           </w:p>
         </w:tc>
         <w:tc>
@@ -16513,6 +16724,7 @@
                 <w:szCs w:val="26"/>
               </w:rPr>
             </w:pPr>
+            <w:r/>
           </w:p>
         </w:tc>
         <w:tc>
@@ -16534,6 +16746,7 @@
                 <w:szCs w:val="26"/>
               </w:rPr>
             </w:pPr>
+            <w:r/>
           </w:p>
         </w:tc>
       </w:tr>
@@ -16611,6 +16824,7 @@
                 <w:szCs w:val="26"/>
               </w:rPr>
             </w:pPr>
+            <w:r/>
           </w:p>
         </w:tc>
         <w:tc>
@@ -16632,6 +16846,7 @@
                 <w:szCs w:val="26"/>
               </w:rPr>
             </w:pPr>
+            <w:r/>
           </w:p>
         </w:tc>
         <w:tc>
@@ -16653,6 +16868,7 @@
                 <w:szCs w:val="26"/>
               </w:rPr>
             </w:pPr>
+            <w:r/>
           </w:p>
         </w:tc>
         <w:tc>
@@ -16674,6 +16890,7 @@
                 <w:szCs w:val="26"/>
               </w:rPr>
             </w:pPr>
+            <w:r/>
           </w:p>
         </w:tc>
         <w:tc>
@@ -16695,6 +16912,7 @@
                 <w:szCs w:val="26"/>
               </w:rPr>
             </w:pPr>
+            <w:r/>
           </w:p>
         </w:tc>
       </w:tr>
@@ -16784,7 +17002,6 @@
                 <w:sz w:val="26"/>
                 <w:szCs w:val="26"/>
               </w:rPr>
-              <w:t>1</w:t>
             </w:r>
           </w:p>
         </w:tc>
@@ -16871,7 +17088,6 @@
                 <w:sz w:val="26"/>
                 <w:szCs w:val="26"/>
               </w:rPr>
-              <w:t>Em trở thành nhà sáng tạo số</w:t>
             </w:r>
           </w:p>
         </w:tc>
@@ -16987,7 +17203,6 @@
                 <w:sz w:val="26"/>
                 <w:szCs w:val="26"/>
               </w:rPr>
-              <w:t>1</w:t>
             </w:r>
           </w:p>
         </w:tc>
@@ -17016,7 +17231,6 @@
                 <w:sz w:val="26"/>
                 <w:szCs w:val="26"/>
               </w:rPr>
-              <w:t>Tin học</w:t>
             </w:r>
           </w:p>
         </w:tc>
@@ -17045,7 +17259,6 @@
                 <w:sz w:val="26"/>
                 <w:szCs w:val="26"/>
               </w:rPr>
-              <w:t>1C1</w:t>
             </w:r>
           </w:p>
         </w:tc>
@@ -17074,7 +17287,6 @@
                 <w:sz w:val="26"/>
                 <w:szCs w:val="26"/>
               </w:rPr>
-              <w:t>Em làm quen với thế giới công nghệ</w:t>
             </w:r>
           </w:p>
         </w:tc>
@@ -17103,7 +17315,6 @@
                 <w:sz w:val="26"/>
                 <w:szCs w:val="26"/>
               </w:rPr>
-              <w:t>Phòng Tin học</w:t>
             </w:r>
           </w:p>
         </w:tc>
@@ -17190,7 +17401,6 @@
                 <w:sz w:val="26"/>
                 <w:szCs w:val="26"/>
               </w:rPr>
-              <w:t>1</w:t>
             </w:r>
           </w:p>
         </w:tc>
@@ -17277,7 +17487,6 @@
                 <w:sz w:val="26"/>
                 <w:szCs w:val="26"/>
               </w:rPr>
-              <w:t>Bài 1. Thiết bị vào - ra</w:t>
             </w:r>
           </w:p>
         </w:tc>
@@ -17306,7 +17515,7 @@
                 <w:sz w:val="26"/>
                 <w:szCs w:val="26"/>
               </w:rPr>
-              <w:t>Bộ Kit Robotics</w:t>
+              <w:t>Phòng Tin học</w:t>
             </w:r>
           </w:p>
         </w:tc>
@@ -17393,7 +17602,6 @@
                 <w:sz w:val="26"/>
                 <w:szCs w:val="26"/>
               </w:rPr>
-              <w:t>2</w:t>
             </w:r>
           </w:p>
         </w:tc>
@@ -17480,7 +17688,6 @@
                 <w:sz w:val="26"/>
                 <w:szCs w:val="26"/>
               </w:rPr>
-              <w:t>Bài 2. Phần mềm máy tính</w:t>
             </w:r>
           </w:p>
         </w:tc>
@@ -17590,6 +17797,7 @@
                 <w:szCs w:val="26"/>
               </w:rPr>
             </w:pPr>
+            <w:r/>
           </w:p>
         </w:tc>
         <w:tc>
@@ -17611,6 +17819,7 @@
                 <w:szCs w:val="26"/>
               </w:rPr>
             </w:pPr>
+            <w:r/>
           </w:p>
         </w:tc>
         <w:tc>
@@ -17632,6 +17841,7 @@
                 <w:szCs w:val="26"/>
               </w:rPr>
             </w:pPr>
+            <w:r/>
           </w:p>
         </w:tc>
         <w:tc>
@@ -17653,6 +17863,7 @@
                 <w:szCs w:val="26"/>
               </w:rPr>
             </w:pPr>
+            <w:r/>
           </w:p>
         </w:tc>
         <w:tc>
@@ -17674,6 +17885,7 @@
                 <w:szCs w:val="26"/>
               </w:rPr>
             </w:pPr>
+            <w:r/>
           </w:p>
         </w:tc>
       </w:tr>
@@ -17757,6 +17969,7 @@
                 <w:szCs w:val="26"/>
               </w:rPr>
             </w:pPr>
+            <w:r/>
           </w:p>
         </w:tc>
         <w:tc>
@@ -17778,6 +17991,7 @@
                 <w:szCs w:val="26"/>
               </w:rPr>
             </w:pPr>
+            <w:r/>
           </w:p>
         </w:tc>
         <w:tc>
@@ -17799,6 +18013,7 @@
                 <w:szCs w:val="26"/>
               </w:rPr>
             </w:pPr>
+            <w:r/>
           </w:p>
         </w:tc>
         <w:tc>
@@ -17820,6 +18035,7 @@
                 <w:szCs w:val="26"/>
               </w:rPr>
             </w:pPr>
+            <w:r/>
           </w:p>
         </w:tc>
         <w:tc>
@@ -17841,6 +18057,7 @@
                 <w:szCs w:val="26"/>
               </w:rPr>
             </w:pPr>
+            <w:r/>
           </w:p>
         </w:tc>
       </w:tr>
@@ -17920,6 +18137,7 @@
                 <w:szCs w:val="26"/>
               </w:rPr>
             </w:pPr>
+            <w:r/>
           </w:p>
         </w:tc>
         <w:tc>
@@ -17941,6 +18159,7 @@
                 <w:szCs w:val="26"/>
               </w:rPr>
             </w:pPr>
+            <w:r/>
           </w:p>
         </w:tc>
         <w:tc>
@@ -17962,6 +18181,7 @@
                 <w:szCs w:val="26"/>
               </w:rPr>
             </w:pPr>
+            <w:r/>
           </w:p>
         </w:tc>
         <w:tc>
@@ -17983,6 +18203,7 @@
                 <w:szCs w:val="26"/>
               </w:rPr>
             </w:pPr>
+            <w:r/>
           </w:p>
         </w:tc>
         <w:tc>
@@ -18004,6 +18225,7 @@
                 <w:szCs w:val="26"/>
               </w:rPr>
             </w:pPr>
+            <w:r/>
           </w:p>
         </w:tc>
       </w:tr>
@@ -18089,7 +18311,6 @@
                 <w:sz w:val="26"/>
                 <w:szCs w:val="26"/>
               </w:rPr>
-              <w:t>1</w:t>
             </w:r>
           </w:p>
         </w:tc>
@@ -18176,7 +18397,6 @@
                 <w:sz w:val="26"/>
                 <w:szCs w:val="26"/>
               </w:rPr>
-              <w:t>Bài 1: Phần cứng và phần mềm máy tính</w:t>
             </w:r>
           </w:p>
         </w:tc>
@@ -18292,7 +18512,6 @@
                 <w:sz w:val="26"/>
                 <w:szCs w:val="26"/>
               </w:rPr>
-              <w:t>1</w:t>
             </w:r>
           </w:p>
         </w:tc>
@@ -18379,7 +18598,6 @@
                 <w:sz w:val="26"/>
                 <w:szCs w:val="26"/>
               </w:rPr>
-              <w:t>Bài 1. Hãy nấu những món ăn ngon</w:t>
             </w:r>
           </w:p>
         </w:tc>
@@ -18489,6 +18707,7 @@
                 <w:szCs w:val="26"/>
               </w:rPr>
             </w:pPr>
+            <w:r/>
           </w:p>
         </w:tc>
         <w:tc>
@@ -18510,6 +18729,7 @@
                 <w:szCs w:val="26"/>
               </w:rPr>
             </w:pPr>
+            <w:r/>
           </w:p>
         </w:tc>
         <w:tc>
@@ -18531,6 +18751,7 @@
                 <w:szCs w:val="26"/>
               </w:rPr>
             </w:pPr>
+            <w:r/>
           </w:p>
         </w:tc>
         <w:tc>
@@ -18552,6 +18773,7 @@
                 <w:szCs w:val="26"/>
               </w:rPr>
             </w:pPr>
+            <w:r/>
           </w:p>
         </w:tc>
         <w:tc>
@@ -18573,6 +18795,7 @@
                 <w:szCs w:val="26"/>
               </w:rPr>
             </w:pPr>
+            <w:r/>
           </w:p>
         </w:tc>
       </w:tr>
@@ -18662,7 +18885,6 @@
                 <w:sz w:val="26"/>
                 <w:szCs w:val="26"/>
               </w:rPr>
-              <w:t>1</w:t>
             </w:r>
           </w:p>
         </w:tc>
@@ -18749,7 +18971,6 @@
                 <w:sz w:val="26"/>
                 <w:szCs w:val="26"/>
               </w:rPr>
-              <w:t>Bài 1: Thông tin và quyết định</w:t>
             </w:r>
           </w:p>
         </w:tc>
@@ -18865,7 +19086,6 @@
                 <w:sz w:val="26"/>
                 <w:szCs w:val="26"/>
               </w:rPr>
-              <w:t>1</w:t>
             </w:r>
           </w:p>
         </w:tc>
@@ -18952,7 +19172,6 @@
                 <w:sz w:val="26"/>
                 <w:szCs w:val="26"/>
               </w:rPr>
-              <w:t>Em làm quen với thế giới công nghệ</w:t>
             </w:r>
           </w:p>
         </w:tc>
@@ -19068,7 +19287,6 @@
                 <w:sz w:val="26"/>
                 <w:szCs w:val="26"/>
               </w:rPr>
-              <w:t>1</w:t>
             </w:r>
           </w:p>
         </w:tc>
@@ -19155,7 +19373,6 @@
                 <w:sz w:val="26"/>
                 <w:szCs w:val="26"/>
               </w:rPr>
-              <w:t>Em làm quen với thế giới công nghệ</w:t>
             </w:r>
           </w:p>
         </w:tc>
@@ -19271,7 +19488,6 @@
                 <w:sz w:val="26"/>
                 <w:szCs w:val="26"/>
               </w:rPr>
-              <w:t>1</w:t>
             </w:r>
           </w:p>
         </w:tc>
@@ -19358,7 +19574,6 @@
                 <w:sz w:val="26"/>
                 <w:szCs w:val="26"/>
               </w:rPr>
-              <w:t>Bài 1. Tập thể dục nào!</w:t>
             </w:r>
           </w:p>
         </w:tc>
@@ -19468,6 +19683,7 @@
                 <w:szCs w:val="26"/>
               </w:rPr>
             </w:pPr>
+            <w:r/>
           </w:p>
         </w:tc>
         <w:tc>
@@ -19489,6 +19705,7 @@
                 <w:szCs w:val="26"/>
               </w:rPr>
             </w:pPr>
+            <w:r/>
           </w:p>
         </w:tc>
         <w:tc>
@@ -19510,6 +19727,7 @@
                 <w:szCs w:val="26"/>
               </w:rPr>
             </w:pPr>
+            <w:r/>
           </w:p>
         </w:tc>
         <w:tc>
@@ -19531,6 +19749,7 @@
                 <w:szCs w:val="26"/>
               </w:rPr>
             </w:pPr>
+            <w:r/>
           </w:p>
         </w:tc>
         <w:tc>
@@ -19552,6 +19771,7 @@
                 <w:szCs w:val="26"/>
               </w:rPr>
             </w:pPr>
+            <w:r/>
           </w:p>
         </w:tc>
       </w:tr>
@@ -19641,7 +19861,6 @@
                 <w:sz w:val="26"/>
                 <w:szCs w:val="26"/>
               </w:rPr>
-              <w:t>1</w:t>
             </w:r>
           </w:p>
         </w:tc>
@@ -19728,7 +19947,6 @@
                 <w:sz w:val="26"/>
                 <w:szCs w:val="26"/>
               </w:rPr>
-              <w:t>Bài 1. Lược sử công cụ tính toán</w:t>
             </w:r>
           </w:p>
         </w:tc>
@@ -19757,7 +19975,7 @@
                 <w:sz w:val="26"/>
                 <w:szCs w:val="26"/>
               </w:rPr>
-              <w:t>Bộ Kit Robotics</w:t>
+              <w:t>Phòng Tin học</w:t>
             </w:r>
           </w:p>
         </w:tc>
@@ -19841,7 +20059,6 @@
                 <w:sz w:val="26"/>
                 <w:szCs w:val="26"/>
               </w:rPr>
-              <w:t>2</w:t>
             </w:r>
           </w:p>
         </w:tc>
@@ -19928,7 +20145,6 @@
                 <w:sz w:val="26"/>
                 <w:szCs w:val="26"/>
               </w:rPr>
-              <w:t>Bài 2. Thông tin trong môi trường số</w:t>
             </w:r>
           </w:p>
         </w:tc>
@@ -20041,7 +20257,6 @@
                 <w:sz w:val="26"/>
                 <w:szCs w:val="26"/>
               </w:rPr>
-              <w:t>1</w:t>
             </w:r>
           </w:p>
         </w:tc>
@@ -20128,7 +20343,6 @@
                 <w:sz w:val="26"/>
                 <w:szCs w:val="26"/>
               </w:rPr>
-              <w:t>Bài 1. Hãy nấu những món ăn ngon</w:t>
             </w:r>
           </w:p>
         </w:tc>
@@ -20235,6 +20449,7 @@
                 <w:szCs w:val="26"/>
               </w:rPr>
             </w:pPr>
+            <w:r/>
           </w:p>
         </w:tc>
         <w:tc>
@@ -20256,6 +20471,7 @@
                 <w:szCs w:val="26"/>
               </w:rPr>
             </w:pPr>
+            <w:r/>
           </w:p>
         </w:tc>
         <w:tc>
@@ -20277,6 +20493,7 @@
                 <w:szCs w:val="26"/>
               </w:rPr>
             </w:pPr>
+            <w:r/>
           </w:p>
         </w:tc>
         <w:tc>
@@ -20298,6 +20515,7 @@
                 <w:szCs w:val="26"/>
               </w:rPr>
             </w:pPr>
+            <w:r/>
           </w:p>
         </w:tc>
         <w:tc>
@@ -20319,6 +20537,7 @@
                 <w:szCs w:val="26"/>
               </w:rPr>
             </w:pPr>
+            <w:r/>
           </w:p>
         </w:tc>
       </w:tr>
@@ -20395,6 +20614,7 @@
                 <w:szCs w:val="26"/>
               </w:rPr>
             </w:pPr>
+            <w:r/>
           </w:p>
         </w:tc>
         <w:tc>
@@ -20416,6 +20636,7 @@
                 <w:szCs w:val="26"/>
               </w:rPr>
             </w:pPr>
+            <w:r/>
           </w:p>
         </w:tc>
         <w:tc>
@@ -20437,6 +20658,7 @@
                 <w:szCs w:val="26"/>
               </w:rPr>
             </w:pPr>
+            <w:r/>
           </w:p>
         </w:tc>
         <w:tc>
@@ -20458,6 +20680,7 @@
                 <w:szCs w:val="26"/>
               </w:rPr>
             </w:pPr>
+            <w:r/>
           </w:p>
         </w:tc>
         <w:tc>
@@ -20479,6 +20702,7 @@
                 <w:szCs w:val="26"/>
               </w:rPr>
             </w:pPr>
+            <w:r/>
           </w:p>
         </w:tc>
       </w:tr>

--- a/Hệ thống mẫu văn bản/Nguyên đã làm/Lịch báo giảng/Lịch báo giảng - Tuần 01.docx
+++ b/Hệ thống mẫu văn bản/Nguyên đã làm/Lịch báo giảng/Lịch báo giảng - Tuần 01.docx
@@ -2,420 +2,6 @@
 <file path=word/document.xml><?xml version="1.0" encoding="utf-8"?>
 <w:document xmlns:wpc="http://schemas.microsoft.com/office/word/2010/wordprocessingCanvas" xmlns:cx="http://schemas.microsoft.com/office/drawing/2014/chartex" xmlns:cx1="http://schemas.microsoft.com/office/drawing/2015/9/8/chartex" xmlns:cx2="http://schemas.microsoft.com/office/drawing/2015/10/21/chartex" xmlns:cx3="http://schemas.microsoft.com/office/drawing/2016/5/9/chartex" xmlns:cx4="http://schemas.microsoft.com/office/drawing/2016/5/10/chartex" xmlns:cx5="http://schemas.microsoft.com/office/drawing/2016/5/11/chartex" xmlns:cx6="http://schemas.microsoft.com/office/drawing/2016/5/12/chartex" xmlns:cx7="http://schemas.microsoft.com/office/drawing/2016/5/13/chartex" xmlns:cx8="http://schemas.microsoft.com/office/drawing/2016/5/14/chartex" xmlns:mc="http://schemas.openxmlformats.org/markup-compatibility/2006" xmlns:aink="http://schemas.microsoft.com/office/drawing/2016/ink" xmlns:am3d="http://schemas.microsoft.com/office/drawing/2017/model3d" xmlns:o="urn:schemas-microsoft-com:office:office" xmlns:oel="http://schemas.microsoft.com/office/2019/extlst" xmlns:r="http://schemas.openxmlformats.org/officeDocument/2006/relationships" xmlns:m="http://schemas.openxmlformats.org/officeDocument/2006/math" xmlns:v="urn:schemas-microsoft-com:vml" xmlns:wp14="http://schemas.microsoft.com/office/word/2010/wordprocessingDrawing" xmlns:wp="http://schemas.openxmlformats.org/drawingml/2006/wordprocessingDrawing" xmlns:w10="urn:schemas-microsoft-com:office:word" xmlns:w="http://schemas.openxmlformats.org/wordprocessingml/2006/main" xmlns:w14="http://schemas.microsoft.com/office/word/2010/wordml" xmlns:w15="http://schemas.microsoft.com/office/word/2012/wordml" xmlns:w16cei="http://schemas.microsoft.com/office/word/2026/wordml/cei" xmlns:w16cex="http://schemas.microsoft.com/office/word/2018/wordml/cex" xmlns:w16cid="http://schemas.microsoft.com/office/word/2016/wordml/cid" xmlns:w16="http://schemas.microsoft.com/office/word/2018/wordml" xmlns:w16du="http://schemas.microsoft.com/office/word/2023/wordml/word16du" xmlns:w16sdtdh="http://schemas.microsoft.com/office/word/2020/wordml/sdtdatahash" xmlns:w16sdtfl="http://schemas.microsoft.com/office/word/2024/wordml/sdtformatlock" xmlns:w16se="http://schemas.microsoft.com/office/word/2015/wordml/symex" xmlns:wpg="http://schemas.microsoft.com/office/word/2010/wordprocessingGroup" xmlns:wpi="http://schemas.microsoft.com/office/word/2010/wordprocessingInk" xmlns:wne="http://schemas.microsoft.com/office/word/2006/wordml" xmlns:wps="http://schemas.microsoft.com/office/word/2010/wordprocessingShape" mc:Ignorable="w14 w15 w16se w16cid w16 w16cex w16sdtdh w16sdtfl w16du wp14">
   <w:body>
-    <w:tbl>
-      <w:tblPr>
-        <w:tblStyle w:val="TableGrid"/>
-        <w:tblW w:w="0" w:type="auto"/>
-        <w:tblInd w:w="279" w:type="dxa"/>
-        <w:tblBorders>
-          <w:top w:val="single" w:sz="4" w:space="0" w:color="000000"/>
-          <w:left w:val="single" w:sz="4" w:space="0" w:color="000000"/>
-          <w:bottom w:val="single" w:sz="4" w:space="0" w:color="000000"/>
-          <w:right w:val="single" w:sz="4" w:space="0" w:color="000000"/>
-          <w:insideH w:val="single" w:sz="4" w:space="0" w:color="000000"/>
-          <w:insideV w:val="single" w:sz="4" w:space="0" w:color="000000"/>
-        </w:tblBorders>
-        <w:tblLook w:val="04A0" w:firstRow="1" w:lastRow="0" w:firstColumn="1" w:lastColumn="0" w:noHBand="0" w:noVBand="1"/>
-      </w:tblPr>
-      <w:tblGrid>
-        <w:gridCol w:w="9072"/>
-      </w:tblGrid>
-      <w:tr>
-        <w:trPr>
-          <w:trHeight w:val="13555"/>
-        </w:trPr>
-        <w:tc>
-          <w:tcPr>
-            <w:tcW w:w="9072" w:type="dxa"/>
-          </w:tcPr>
-          <w:p>
-            <w:pPr>
-              <w:jc w:val="center"/>
-              <w:rPr>
-                <w:rFonts w:ascii="Times New Roman" w:hAnsi="Times New Roman" w:cs="Times New Roman"/>
-                <w:sz w:val="26"/>
-                <w:szCs w:val="26"/>
-              </w:rPr>
-            </w:pPr>
-            <w:r>
-              <w:rPr>
-                <w:rFonts w:ascii="Times New Roman" w:hAnsi="Times New Roman" w:cs="Times New Roman"/>
-                <w:sz w:val="26"/>
-                <w:szCs w:val="26"/>
-              </w:rPr>
-              <w:t>Họ và tên giáo viên: Đậu Đình Nguyên</w:t>
-            </w:r>
-            <w:r>
-              <w:rPr>
-                <w:rFonts w:ascii="Times New Roman" w:hAnsi="Times New Roman" w:cs="Times New Roman"/>
-                <w:sz w:val="26"/>
-                <w:szCs w:val="26"/>
-              </w:rPr>
-              <w:br/>
-              <w:t xml:space="preserve">Ngày/tháng/năm sinh: 20/03/2004             </w:t>
-            </w:r>
-            <w:r>
-              <w:rPr>
-                <w:rFonts w:ascii="Times New Roman" w:hAnsi="Times New Roman" w:cs="Times New Roman"/>
-                <w:sz w:val="26"/>
-                <w:szCs w:val="26"/>
-              </w:rPr>
-              <w:br/>
-              <w:t xml:space="preserve">Ngày/tháng/năm vào ngành:   </w:t>
-            </w:r>
-            <w:r>
-              <w:rPr>
-                <w:rFonts w:ascii="Times New Roman" w:hAnsi="Times New Roman" w:cs="Times New Roman"/>
-                <w:sz w:val="26"/>
-                <w:szCs w:val="26"/>
-              </w:rPr>
-              <w:br/>
-              <w:t xml:space="preserve">Hệ đào tạo: Sư phạm Tin học(dạy Tin bằng Tiếng Anh)                             </w:t>
-            </w:r>
-            <w:r>
-              <w:rPr>
-                <w:rFonts w:ascii="Times New Roman" w:hAnsi="Times New Roman" w:cs="Times New Roman"/>
-                <w:sz w:val="26"/>
-                <w:szCs w:val="26"/>
-              </w:rPr>
-              <w:br/>
-              <w:t>Chức vụ hiện nay: Giáo viên Tin học</w:t>
-            </w:r>
-            <w:r>
-              <w:rPr>
-                <w:rFonts w:ascii="Times New Roman" w:hAnsi="Times New Roman" w:cs="Times New Roman"/>
-                <w:sz w:val="26"/>
-                <w:szCs w:val="26"/>
-              </w:rPr>
-              <w:br/>
-            </w:r>
-            <w:r>
-              <w:rPr>
-                <w:rFonts w:ascii="Times New Roman" w:hAnsi="Times New Roman" w:cs="Times New Roman"/>
-                <w:sz w:val="26"/>
-                <w:szCs w:val="26"/>
-              </w:rPr>
-              <w:br/>
-            </w:r>
-            <w:r>
-              <w:rPr>
-                <w:rFonts w:ascii="Times New Roman" w:hAnsi="Times New Roman" w:cs="Times New Roman"/>
-                <w:sz w:val="26"/>
-                <w:szCs w:val="26"/>
-              </w:rPr>
-              <w:br/>
-            </w:r>
-          </w:p>
-          <w:p>
-            <w:pPr>
-              <w:jc w:val="center"/>
-              <w:rPr>
-                <w:rFonts w:ascii="Times New Roman" w:hAnsi="Times New Roman" w:cs="Times New Roman"/>
-              </w:rPr>
-            </w:pPr>
-            <w:r>
-              <w:rPr>
-                <w:rFonts w:ascii="Times New Roman" w:hAnsi="Times New Roman" w:cs="Times New Roman"/>
-              </w:rPr>
-              <w:br/>
-            </w:r>
-            <w:r>
-              <w:rPr>
-                <w:rFonts w:ascii="Times New Roman" w:hAnsi="Times New Roman" w:cs="Times New Roman"/>
-                <w:b/>
-                <w:bCs/>
-                <w:sz w:val="40"/>
-                <w:szCs w:val="40"/>
-              </w:rPr>
-              <w:t>CÔNG TÁC GIẢNG DẠY</w:t>
-            </w:r>
-            <w:r>
-              <w:rPr>
-                <w:rFonts w:ascii="Times New Roman" w:hAnsi="Times New Roman" w:cs="Times New Roman"/>
-                <w:b/>
-                <w:bCs/>
-                <w:sz w:val="40"/>
-                <w:szCs w:val="40"/>
-              </w:rPr>
-              <w:br/>
-            </w:r>
-            <w:r>
-              <w:rPr>
-                <w:rFonts w:ascii="Times New Roman" w:hAnsi="Times New Roman" w:cs="Times New Roman"/>
-                <w:sz w:val="26"/>
-                <w:szCs w:val="26"/>
-              </w:rPr>
-              <w:t>Lớp: Tiền tiểu học, Lớp 1, 2, 3, 4, 5, 6, 7, 8</w:t>
-            </w:r>
-            <w:r>
-              <w:rPr>
-                <w:rFonts w:ascii="Times New Roman" w:hAnsi="Times New Roman" w:cs="Times New Roman"/>
-              </w:rPr>
-              <w:br/>
-            </w:r>
-            <w:r>
-              <w:rPr>
-                <w:rFonts w:ascii="Times New Roman" w:hAnsi="Times New Roman" w:cs="Times New Roman"/>
-              </w:rPr>
-              <w:br/>
-            </w:r>
-          </w:p>
-          <w:p>
-            <w:pPr>
-              <w:jc w:val="center"/>
-              <w:rPr>
-                <w:rFonts w:ascii="Times New Roman" w:hAnsi="Times New Roman" w:cs="Times New Roman"/>
-              </w:rPr>
-            </w:pPr>
-          </w:p>
-          <w:p>
-            <w:pPr>
-              <w:jc w:val="center"/>
-              <w:rPr>
-                <w:rFonts w:ascii="Times New Roman" w:hAnsi="Times New Roman" w:cs="Times New Roman"/>
-              </w:rPr>
-            </w:pPr>
-          </w:p>
-          <w:p>
-            <w:pPr>
-              <w:jc w:val="center"/>
-              <w:rPr>
-                <w:rFonts w:ascii="Times New Roman" w:hAnsi="Times New Roman" w:cs="Times New Roman"/>
-              </w:rPr>
-            </w:pPr>
-            <w:r>
-              <w:rPr>
-                <w:rFonts w:ascii="Times New Roman" w:hAnsi="Times New Roman" w:cs="Times New Roman"/>
-              </w:rPr>
-              <w:br/>
-            </w:r>
-            <w:r>
-              <w:rPr>
-                <w:rFonts w:ascii="Times New Roman" w:hAnsi="Times New Roman" w:cs="Times New Roman"/>
-                <w:b/>
-                <w:bCs/>
-                <w:sz w:val="40"/>
-                <w:szCs w:val="40"/>
-              </w:rPr>
-              <w:t>CÔNG TÁC KHÁC</w:t>
-            </w:r>
-            <w:r>
-              <w:rPr>
-                <w:rFonts w:ascii="Times New Roman" w:hAnsi="Times New Roman" w:cs="Times New Roman"/>
-              </w:rPr>
-              <w:br/>
-            </w:r>
-            <w:r>
-              <w:rPr>
-                <w:rFonts w:ascii="Times New Roman" w:hAnsi="Times New Roman" w:cs="Times New Roman"/>
-                <w:sz w:val="26"/>
-                <w:szCs w:val="26"/>
-              </w:rPr>
-              <w:t xml:space="preserve">- Công tác chủ nhiệm </w:t>
-            </w:r>
-            <w:r>
-              <w:rPr>
-                <w:rFonts w:ascii="Times New Roman" w:hAnsi="Times New Roman" w:cs="Times New Roman"/>
-                <w:sz w:val="26"/>
-                <w:szCs w:val="26"/>
-              </w:rPr>
-              <w:br/>
-              <w:t>- Công tác bán trú</w:t>
-            </w:r>
-            <w:r>
-              <w:rPr>
-                <w:rFonts w:ascii="Times New Roman" w:hAnsi="Times New Roman" w:cs="Times New Roman"/>
-                <w:sz w:val="26"/>
-                <w:szCs w:val="26"/>
-              </w:rPr>
-              <w:br/>
-              <w:t>- Hoạt động sự kiện của lớp trong năm</w:t>
-            </w:r>
-            <w:r>
-              <w:rPr>
-                <w:rFonts w:ascii="Times New Roman" w:hAnsi="Times New Roman" w:cs="Times New Roman"/>
-                <w:sz w:val="26"/>
-                <w:szCs w:val="26"/>
-              </w:rPr>
-              <w:br/>
-            </w:r>
-            <w:r>
-              <w:rPr>
-                <w:rFonts w:ascii="Times New Roman" w:hAnsi="Times New Roman" w:cs="Times New Roman"/>
-                <w:sz w:val="26"/>
-                <w:szCs w:val="26"/>
-              </w:rPr>
-              <w:br/>
-            </w:r>
-            <w:r>
-              <w:rPr>
-                <w:rFonts w:ascii="Times New Roman" w:hAnsi="Times New Roman" w:cs="Times New Roman"/>
-                <w:sz w:val="26"/>
-                <w:szCs w:val="26"/>
-              </w:rPr>
-              <w:br/>
-            </w:r>
-            <w:r>
-              <w:rPr>
-                <w:rFonts w:ascii="Times New Roman" w:hAnsi="Times New Roman" w:cs="Times New Roman"/>
-                <w:sz w:val="26"/>
-                <w:szCs w:val="26"/>
-              </w:rPr>
-              <w:br/>
-              <w:t xml:space="preserve">         </w:t>
-            </w:r>
-            <w:r>
-              <w:rPr>
-                <w:rFonts w:ascii="Times New Roman" w:hAnsi="Times New Roman" w:cs="Times New Roman"/>
-                <w:sz w:val="26"/>
-                <w:szCs w:val="26"/>
-              </w:rPr>
-              <w:br/>
-            </w:r>
-            <w:r>
-              <w:rPr>
-                <w:rFonts w:ascii="Times New Roman" w:hAnsi="Times New Roman" w:cs="Times New Roman"/>
-                <w:sz w:val="26"/>
-                <w:szCs w:val="26"/>
-              </w:rPr>
-              <w:br/>
-            </w:r>
-            <w:r>
-              <w:rPr>
-                <w:rFonts w:ascii="Times New Roman" w:hAnsi="Times New Roman" w:cs="Times New Roman"/>
-                <w:sz w:val="26"/>
-                <w:szCs w:val="26"/>
-              </w:rPr>
-              <w:br/>
-            </w:r>
-            <w:r>
-              <w:rPr>
-                <w:rFonts w:ascii="Times New Roman" w:hAnsi="Times New Roman" w:cs="Times New Roman"/>
-                <w:sz w:val="26"/>
-                <w:szCs w:val="26"/>
-              </w:rPr>
-              <w:br/>
-            </w:r>
-            <w:r>
-              <w:rPr>
-                <w:rFonts w:ascii="Times New Roman" w:hAnsi="Times New Roman" w:cs="Times New Roman"/>
-                <w:sz w:val="26"/>
-                <w:szCs w:val="26"/>
-              </w:rPr>
-              <w:br/>
-            </w:r>
-            <w:r>
-              <w:rPr>
-                <w:rFonts w:ascii="Times New Roman" w:hAnsi="Times New Roman" w:cs="Times New Roman"/>
-                <w:sz w:val="26"/>
-                <w:szCs w:val="26"/>
-              </w:rPr>
-              <w:br/>
-              <w:t xml:space="preserve">                                                           </w:t>
-            </w:r>
-            <w:r>
-              <w:rPr>
-                <w:rFonts w:ascii="Times New Roman" w:hAnsi="Times New Roman" w:cs="Times New Roman"/>
-                <w:sz w:val="26"/>
-                <w:szCs w:val="26"/>
-              </w:rPr>
-              <w:br/>
-              <w:t xml:space="preserve"> </w:t>
-            </w:r>
-            <w:r>
-              <w:rPr>
-                <w:rFonts w:ascii="Times New Roman" w:hAnsi="Times New Roman" w:cs="Times New Roman"/>
-                <w:sz w:val="26"/>
-                <w:szCs w:val="26"/>
-              </w:rPr>
-              <w:t xml:space="preserve">                                                                 </w:t>
-            </w:r>
-            <w:r>
-              <w:rPr>
-                <w:rFonts w:ascii="Times New Roman" w:hAnsi="Times New Roman" w:cs="Times New Roman"/>
-                <w:sz w:val="26"/>
-                <w:szCs w:val="26"/>
-              </w:rPr>
-              <w:t xml:space="preserve"> Hà Nội, ngày..... tháng..... năm </w:t>
-            </w:r>
-            <w:r>
-              <w:rPr>
-                <w:rFonts w:ascii="Times New Roman" w:hAnsi="Times New Roman" w:cs="Times New Roman"/>
-                <w:sz w:val="26"/>
-                <w:szCs w:val="26"/>
-              </w:rPr>
-              <w:t>2026</w:t>
-            </w:r>
-            <w:r>
-              <w:rPr>
-                <w:rFonts w:ascii="Times New Roman" w:hAnsi="Times New Roman" w:cs="Times New Roman"/>
-                <w:sz w:val="26"/>
-                <w:szCs w:val="26"/>
-              </w:rPr>
-              <w:br/>
-              <w:t xml:space="preserve">                                                                           Hiệu trưởng</w:t>
-            </w:r>
-            <w:r>
-              <w:rPr>
-                <w:rFonts w:ascii="Times New Roman" w:hAnsi="Times New Roman" w:cs="Times New Roman"/>
-                <w:sz w:val="26"/>
-                <w:szCs w:val="26"/>
-              </w:rPr>
-              <w:br/>
-              <w:t xml:space="preserve">                                                                         (ký tên, đóng dấu)</w:t>
-            </w:r>
-            <w:r>
-              <w:rPr>
-                <w:rFonts w:ascii="Times New Roman" w:hAnsi="Times New Roman" w:cs="Times New Roman"/>
-                <w:sz w:val="26"/>
-                <w:szCs w:val="26"/>
-              </w:rPr>
-              <w:br/>
-            </w:r>
-            <w:r>
-              <w:rPr>
-                <w:rFonts w:ascii="Times New Roman" w:hAnsi="Times New Roman" w:cs="Times New Roman"/>
-              </w:rPr>
-              <w:br/>
-            </w:r>
-            <w:r>
-              <w:rPr>
-                <w:rFonts w:ascii="Times New Roman" w:hAnsi="Times New Roman" w:cs="Times New Roman"/>
-              </w:rPr>
-              <w:br/>
-            </w:r>
-            <w:r>
-              <w:rPr>
-                <w:rFonts w:ascii="Times New Roman" w:hAnsi="Times New Roman" w:cs="Times New Roman"/>
-              </w:rPr>
-              <w:br/>
-            </w:r>
-            <w:r>
-              <w:rPr>
-                <w:rFonts w:ascii="Times New Roman" w:hAnsi="Times New Roman" w:cs="Times New Roman"/>
-              </w:rPr>
-              <w:br/>
-            </w:r>
-            <w:r>
-              <w:rPr>
-                <w:rFonts w:ascii="Times New Roman" w:hAnsi="Times New Roman" w:cs="Times New Roman"/>
-              </w:rPr>
-              <w:br/>
-            </w:r>
-          </w:p>
-        </w:tc>
-      </w:tr>
-    </w:tbl>
-    <w:p>
-      <w:pPr>
-        <w:spacing w:after="0" w:line="240" w:lineRule="auto"/>
-        <w:rPr>
-          <w:color w:val="000000"/>
-          <w:sz w:val="32"/>
-          <w:szCs w:val="32"/>
-        </w:rPr>
-      </w:pPr>
-    </w:p>
     <w:p>
       <w:pPr>
         <w:spacing w:after="0"/>
@@ -4799,7 +4385,7 @@
                 <w:rFonts w:ascii="Times New Roman" w:hAnsi="Times New Roman"/>
                 <w:sz w:val="26"/>
               </w:rPr>
-              <w:t>Robotics</w:t>
+              <w:t>Tin học</w:t>
             </w:r>
           </w:p>
         </w:tc>
@@ -4827,7 +4413,7 @@
                 <w:rFonts w:ascii="Times New Roman" w:hAnsi="Times New Roman"/>
                 <w:sz w:val="26"/>
               </w:rPr>
-              <w:t>3C1</w:t>
+              <w:t>2A1</w:t>
             </w:r>
           </w:p>
         </w:tc>
@@ -4883,7 +4469,7 @@
                 <w:rFonts w:ascii="Times New Roman" w:hAnsi="Times New Roman"/>
                 <w:sz w:val="26"/>
               </w:rPr>
-              <w:t>Bộ Kit Robotics</w:t>
+              <w:t>Phòng Tin học</w:t>
             </w:r>
           </w:p>
         </w:tc>
@@ -4967,6 +4553,7 @@
                 <w:sz w:val="26"/>
                 <w:szCs w:val="26"/>
               </w:rPr>
+              <w:t>1</w:t>
             </w:r>
           </w:p>
         </w:tc>
@@ -4995,6 +4582,7 @@
                 <w:sz w:val="26"/>
                 <w:szCs w:val="26"/>
               </w:rPr>
+              <w:t>Robotics</w:t>
             </w:r>
           </w:p>
         </w:tc>
@@ -5023,6 +4611,7 @@
                 <w:sz w:val="26"/>
                 <w:szCs w:val="26"/>
               </w:rPr>
+              <w:t>3C1</w:t>
             </w:r>
           </w:p>
         </w:tc>
@@ -5051,6 +4640,7 @@
                 <w:sz w:val="26"/>
                 <w:szCs w:val="26"/>
               </w:rPr>
+              <w:t>Tiết 0: Định hướng môn học</w:t>
             </w:r>
           </w:p>
         </w:tc>
@@ -5079,6 +4669,7 @@
                 <w:sz w:val="26"/>
                 <w:szCs w:val="26"/>
               </w:rPr>
+              <w:t>Bộ Kit Robotics</w:t>
             </w:r>
           </w:p>
         </w:tc>
@@ -5795,33 +5386,31 @@
             </w:pPr>
             <w:r>
               <w:rPr>
-                <w:rFonts w:ascii="Times New Roman" w:hAnsi="Times New Roman" w:cs="Times New Roman"/>
-                <w:sz w:val="26"/>
-                <w:szCs w:val="26"/>
+                <w:rFonts w:ascii="Times New Roman" w:hAnsi="Times New Roman"/>
+                <w:sz w:val="26"/>
               </w:rPr>
               <w:t>Ngày 31 tháng 7 năm 2026</w:t>
-            </w:r>
-            <w:r>
-              <w:rPr>
-                <w:rFonts w:ascii="Times New Roman" w:hAnsi="Times New Roman" w:cs="Times New Roman"/>
-                <w:sz w:val="26"/>
-                <w:szCs w:val="26"/>
-              </w:rPr>
               <w:br/>
+            </w:r>
+            <w:r>
+              <w:rPr>
+                <w:rFonts w:ascii="Times New Roman" w:hAnsi="Times New Roman"/>
+                <w:sz w:val="26"/>
+              </w:rPr>
               <w:t>Tổ trưởng</w:t>
-            </w:r>
-            <w:r>
-              <w:rPr>
-                <w:rFonts w:ascii="Times New Roman" w:hAnsi="Times New Roman" w:cs="Times New Roman"/>
-                <w:sz w:val="26"/>
-                <w:szCs w:val="26"/>
-              </w:rPr>
+              <w:br/>
+              <w:br/>
               <w:br/>
             </w:r>
           </w:p>
         </w:tc>
       </w:tr>
     </w:tbl>
+    <w:p>
+      <w:r>
+        <w:br w:type="page"/>
+      </w:r>
+    </w:p>
     <w:p>
       <w:pPr>
         <w:spacing w:after="0" w:line="240" w:lineRule="auto"/>
@@ -7163,7 +6752,6 @@
                 <w:sz w:val="26"/>
                 <w:szCs w:val="26"/>
               </w:rPr>
-              <w:t>1</w:t>
             </w:r>
           </w:p>
         </w:tc>
@@ -7192,7 +6780,6 @@
                 <w:sz w:val="26"/>
                 <w:szCs w:val="26"/>
               </w:rPr>
-              <w:t>Tin học</w:t>
             </w:r>
           </w:p>
         </w:tc>
@@ -7221,7 +6808,6 @@
                 <w:sz w:val="26"/>
                 <w:szCs w:val="26"/>
               </w:rPr>
-              <w:t>2A1</w:t>
             </w:r>
           </w:p>
         </w:tc>
@@ -7250,7 +6836,6 @@
                 <w:sz w:val="26"/>
                 <w:szCs w:val="26"/>
               </w:rPr>
-              <w:t>Tiết 0: Định hướng môn học</w:t>
             </w:r>
           </w:p>
         </w:tc>
@@ -7279,7 +6864,6 @@
                 <w:sz w:val="26"/>
                 <w:szCs w:val="26"/>
               </w:rPr>
-              <w:t>Phòng Tin học</w:t>
             </w:r>
           </w:p>
         </w:tc>
@@ -11190,2118 +10774,26 @@
             </w:pPr>
             <w:r>
               <w:rPr>
-                <w:rFonts w:ascii="Times New Roman" w:hAnsi="Times New Roman" w:cs="Times New Roman"/>
-                <w:sz w:val="26"/>
-                <w:szCs w:val="26"/>
-              </w:rPr>
-              <w:t>Ngày   tháng  năm 2026</w:t>
-            </w:r>
-            <w:r>
-              <w:rPr>
-                <w:rFonts w:ascii="Times New Roman" w:hAnsi="Times New Roman" w:cs="Times New Roman"/>
-                <w:sz w:val="26"/>
-                <w:szCs w:val="26"/>
-              </w:rPr>
+                <w:rFonts w:ascii="Times New Roman" w:hAnsi="Times New Roman"/>
+                <w:sz w:val="26"/>
+              </w:rPr>
+              <w:t>Ngày 31 tháng 7 năm 2026</w:t>
               <w:br/>
+            </w:r>
+            <w:r>
+              <w:rPr>
+                <w:rFonts w:ascii="Times New Roman" w:hAnsi="Times New Roman"/>
+                <w:sz w:val="26"/>
+              </w:rPr>
               <w:t>Tổ trưởng</w:t>
-            </w:r>
-            <w:r>
-              <w:rPr>
-                <w:rFonts w:ascii="Times New Roman" w:hAnsi="Times New Roman" w:cs="Times New Roman"/>
-                <w:sz w:val="26"/>
-                <w:szCs w:val="26"/>
-              </w:rPr>
               <w:br/>
-              <w:t>(Ký tên, đóng dấu)</w:t>
+              <w:br/>
+              <w:br/>
             </w:r>
           </w:p>
         </w:tc>
       </w:tr>
     </w:tbl>
-    <w:p>
-      <w:pPr>
-        <w:spacing w:after="0" w:line="240" w:lineRule="auto"/>
-        <w:rPr>
-          <w:b/>
-          <w:bCs/>
-          <w:color w:val="000000"/>
-          <w:sz w:val="28"/>
-          <w:szCs w:val="28"/>
-        </w:rPr>
-      </w:pPr>
-      <w:r>
-        <w:rPr>
-          <w:b/>
-          <w:bCs/>
-          <w:color w:val="000000"/>
-          <w:szCs w:val="28"/>
-        </w:rPr>
-        <w:t>Nhận xét của BGH hoặc tổ trưởng chuyên môn về tiến độ thực hiện chương trình</w:t>
-      </w:r>
-    </w:p>
-    <w:p>
-      <w:pPr>
-        <w:spacing w:after="0" w:line="240" w:lineRule="auto"/>
-        <w:rPr>
-          <w:b/>
-          <w:bCs/>
-          <w:color w:val="000000"/>
-          <w:sz w:val="28"/>
-          <w:szCs w:val="28"/>
-        </w:rPr>
-      </w:pPr>
-    </w:p>
-    <w:tbl>
-      <w:tblPr>
-        <w:tblStyle w:val="TableGrid"/>
-        <w:tblW w:w="0" w:type="auto"/>
-        <w:tblBorders>
-          <w:top w:val="single" w:sz="4" w:space="0" w:color="000000"/>
-          <w:left w:val="single" w:sz="4" w:space="0" w:color="000000"/>
-          <w:bottom w:val="single" w:sz="4" w:space="0" w:color="000000"/>
-          <w:right w:val="single" w:sz="4" w:space="0" w:color="000000"/>
-          <w:insideH w:val="single" w:sz="4" w:space="0" w:color="000000"/>
-          <w:insideV w:val="single" w:sz="4" w:space="0" w:color="000000"/>
-        </w:tblBorders>
-        <w:tblLook w:val="04A0" w:firstRow="1" w:lastRow="0" w:firstColumn="1" w:lastColumn="0" w:noHBand="0" w:noVBand="1"/>
-      </w:tblPr>
-      <w:tblGrid>
-        <w:gridCol w:w="1555"/>
-        <w:gridCol w:w="6237"/>
-        <w:gridCol w:w="2208"/>
-      </w:tblGrid>
-      <w:tr>
-        <w:tc>
-          <w:tcPr>
-            <w:tcW w:w="1555" w:type="dxa"/>
-          </w:tcPr>
-          <w:p>
-            <w:pPr>
-              <w:spacing w:line="276" w:lineRule="auto"/>
-              <w:jc w:val="center"/>
-              <w:rPr>
-                <w:rFonts w:cs="Times New Roman"/>
-                <w:b/>
-                <w:bCs/>
-                <w:color w:val="000000"/>
-                <w:szCs w:val="26"/>
-              </w:rPr>
-            </w:pPr>
-            <w:r>
-              <w:rPr>
-                <w:rFonts w:cs="Times New Roman"/>
-                <w:b/>
-                <w:bCs/>
-                <w:color w:val="000000"/>
-                <w:szCs w:val="26"/>
-              </w:rPr>
-              <w:t>Ngày/tháng</w:t>
-            </w:r>
-          </w:p>
-        </w:tc>
-        <w:tc>
-          <w:tcPr>
-            <w:tcW w:w="6237" w:type="dxa"/>
-          </w:tcPr>
-          <w:p>
-            <w:pPr>
-              <w:spacing w:line="276" w:lineRule="auto"/>
-              <w:jc w:val="center"/>
-              <w:rPr>
-                <w:rFonts w:cs="Times New Roman"/>
-                <w:b/>
-                <w:bCs/>
-                <w:color w:val="000000"/>
-                <w:szCs w:val="26"/>
-              </w:rPr>
-            </w:pPr>
-            <w:r>
-              <w:rPr>
-                <w:rFonts w:cs="Times New Roman"/>
-                <w:b/>
-                <w:bCs/>
-                <w:color w:val="000000"/>
-                <w:szCs w:val="26"/>
-              </w:rPr>
-              <w:t>Nhận xét</w:t>
-            </w:r>
-          </w:p>
-        </w:tc>
-        <w:tc>
-          <w:tcPr>
-            <w:tcW w:w="2208" w:type="dxa"/>
-          </w:tcPr>
-          <w:p>
-            <w:pPr>
-              <w:spacing w:line="276" w:lineRule="auto"/>
-              <w:jc w:val="center"/>
-              <w:rPr>
-                <w:rFonts w:cs="Times New Roman"/>
-                <w:b/>
-                <w:bCs/>
-                <w:color w:val="000000"/>
-                <w:szCs w:val="26"/>
-              </w:rPr>
-            </w:pPr>
-            <w:r>
-              <w:rPr>
-                <w:rFonts w:cs="Times New Roman"/>
-                <w:b/>
-                <w:bCs/>
-                <w:color w:val="000000"/>
-                <w:szCs w:val="26"/>
-              </w:rPr>
-              <w:t>Chữ ký</w:t>
-            </w:r>
-          </w:p>
-        </w:tc>
-      </w:tr>
-      <w:tr>
-        <w:tc>
-          <w:tcPr>
-            <w:tcW w:w="1555" w:type="dxa"/>
-          </w:tcPr>
-          <w:p>
-            <w:pPr>
-              <w:spacing w:line="276" w:lineRule="auto"/>
-              <w:rPr>
-                <w:rFonts w:cs="Times New Roman"/>
-                <w:b/>
-                <w:bCs/>
-                <w:color w:val="000000"/>
-                <w:szCs w:val="26"/>
-              </w:rPr>
-            </w:pPr>
-          </w:p>
-        </w:tc>
-        <w:tc>
-          <w:tcPr>
-            <w:tcW w:w="6237" w:type="dxa"/>
-          </w:tcPr>
-          <w:p>
-            <w:pPr>
-              <w:spacing w:line="276" w:lineRule="auto"/>
-              <w:rPr>
-                <w:rFonts w:cs="Times New Roman"/>
-                <w:b/>
-                <w:bCs/>
-                <w:color w:val="000000"/>
-                <w:szCs w:val="26"/>
-              </w:rPr>
-            </w:pPr>
-          </w:p>
-        </w:tc>
-        <w:tc>
-          <w:tcPr>
-            <w:tcW w:w="2208" w:type="dxa"/>
-          </w:tcPr>
-          <w:p>
-            <w:pPr>
-              <w:spacing w:line="276" w:lineRule="auto"/>
-              <w:rPr>
-                <w:rFonts w:cs="Times New Roman"/>
-                <w:b/>
-                <w:bCs/>
-                <w:color w:val="000000"/>
-                <w:szCs w:val="26"/>
-              </w:rPr>
-            </w:pPr>
-          </w:p>
-        </w:tc>
-      </w:tr>
-      <w:tr>
-        <w:tc>
-          <w:tcPr>
-            <w:tcW w:w="1555" w:type="dxa"/>
-          </w:tcPr>
-          <w:p>
-            <w:pPr>
-              <w:spacing w:line="276" w:lineRule="auto"/>
-              <w:rPr>
-                <w:b/>
-                <w:bCs/>
-                <w:color w:val="000000"/>
-              </w:rPr>
-            </w:pPr>
-          </w:p>
-        </w:tc>
-        <w:tc>
-          <w:tcPr>
-            <w:tcW w:w="6237" w:type="dxa"/>
-          </w:tcPr>
-          <w:p>
-            <w:pPr>
-              <w:spacing w:line="276" w:lineRule="auto"/>
-              <w:rPr>
-                <w:b/>
-                <w:bCs/>
-                <w:color w:val="000000"/>
-              </w:rPr>
-            </w:pPr>
-          </w:p>
-        </w:tc>
-        <w:tc>
-          <w:tcPr>
-            <w:tcW w:w="2208" w:type="dxa"/>
-          </w:tcPr>
-          <w:p>
-            <w:pPr>
-              <w:spacing w:line="276" w:lineRule="auto"/>
-              <w:rPr>
-                <w:b/>
-                <w:bCs/>
-                <w:color w:val="000000"/>
-              </w:rPr>
-            </w:pPr>
-          </w:p>
-        </w:tc>
-      </w:tr>
-      <w:tr>
-        <w:tc>
-          <w:tcPr>
-            <w:tcW w:w="1555" w:type="dxa"/>
-          </w:tcPr>
-          <w:p>
-            <w:pPr>
-              <w:spacing w:line="276" w:lineRule="auto"/>
-              <w:rPr>
-                <w:b/>
-                <w:bCs/>
-                <w:color w:val="000000"/>
-              </w:rPr>
-            </w:pPr>
-          </w:p>
-        </w:tc>
-        <w:tc>
-          <w:tcPr>
-            <w:tcW w:w="6237" w:type="dxa"/>
-          </w:tcPr>
-          <w:p>
-            <w:pPr>
-              <w:spacing w:line="276" w:lineRule="auto"/>
-              <w:rPr>
-                <w:b/>
-                <w:bCs/>
-                <w:color w:val="000000"/>
-              </w:rPr>
-            </w:pPr>
-          </w:p>
-        </w:tc>
-        <w:tc>
-          <w:tcPr>
-            <w:tcW w:w="2208" w:type="dxa"/>
-          </w:tcPr>
-          <w:p>
-            <w:pPr>
-              <w:spacing w:line="276" w:lineRule="auto"/>
-              <w:rPr>
-                <w:b/>
-                <w:bCs/>
-                <w:color w:val="000000"/>
-              </w:rPr>
-            </w:pPr>
-          </w:p>
-        </w:tc>
-      </w:tr>
-      <w:tr>
-        <w:tc>
-          <w:tcPr>
-            <w:tcW w:w="1555" w:type="dxa"/>
-          </w:tcPr>
-          <w:p>
-            <w:pPr>
-              <w:spacing w:line="276" w:lineRule="auto"/>
-              <w:rPr>
-                <w:b/>
-                <w:bCs/>
-                <w:color w:val="000000"/>
-              </w:rPr>
-            </w:pPr>
-          </w:p>
-        </w:tc>
-        <w:tc>
-          <w:tcPr>
-            <w:tcW w:w="6237" w:type="dxa"/>
-          </w:tcPr>
-          <w:p>
-            <w:pPr>
-              <w:spacing w:line="276" w:lineRule="auto"/>
-              <w:rPr>
-                <w:b/>
-                <w:bCs/>
-                <w:color w:val="000000"/>
-              </w:rPr>
-            </w:pPr>
-          </w:p>
-        </w:tc>
-        <w:tc>
-          <w:tcPr>
-            <w:tcW w:w="2208" w:type="dxa"/>
-          </w:tcPr>
-          <w:p>
-            <w:pPr>
-              <w:spacing w:line="276" w:lineRule="auto"/>
-              <w:rPr>
-                <w:b/>
-                <w:bCs/>
-                <w:color w:val="000000"/>
-              </w:rPr>
-            </w:pPr>
-          </w:p>
-        </w:tc>
-      </w:tr>
-      <w:tr>
-        <w:tc>
-          <w:tcPr>
-            <w:tcW w:w="1555" w:type="dxa"/>
-          </w:tcPr>
-          <w:p>
-            <w:pPr>
-              <w:spacing w:line="276" w:lineRule="auto"/>
-              <w:rPr>
-                <w:b/>
-                <w:bCs/>
-                <w:color w:val="000000"/>
-              </w:rPr>
-            </w:pPr>
-          </w:p>
-        </w:tc>
-        <w:tc>
-          <w:tcPr>
-            <w:tcW w:w="6237" w:type="dxa"/>
-          </w:tcPr>
-          <w:p>
-            <w:pPr>
-              <w:spacing w:line="276" w:lineRule="auto"/>
-              <w:rPr>
-                <w:b/>
-                <w:bCs/>
-                <w:color w:val="000000"/>
-              </w:rPr>
-            </w:pPr>
-          </w:p>
-        </w:tc>
-        <w:tc>
-          <w:tcPr>
-            <w:tcW w:w="2208" w:type="dxa"/>
-          </w:tcPr>
-          <w:p>
-            <w:pPr>
-              <w:spacing w:line="276" w:lineRule="auto"/>
-              <w:rPr>
-                <w:b/>
-                <w:bCs/>
-                <w:color w:val="000000"/>
-              </w:rPr>
-            </w:pPr>
-          </w:p>
-        </w:tc>
-      </w:tr>
-      <w:tr>
-        <w:tc>
-          <w:tcPr>
-            <w:tcW w:w="1555" w:type="dxa"/>
-          </w:tcPr>
-          <w:p>
-            <w:pPr>
-              <w:spacing w:line="276" w:lineRule="auto"/>
-              <w:rPr>
-                <w:b/>
-                <w:bCs/>
-                <w:color w:val="000000"/>
-              </w:rPr>
-            </w:pPr>
-          </w:p>
-        </w:tc>
-        <w:tc>
-          <w:tcPr>
-            <w:tcW w:w="6237" w:type="dxa"/>
-          </w:tcPr>
-          <w:p>
-            <w:pPr>
-              <w:spacing w:line="276" w:lineRule="auto"/>
-              <w:rPr>
-                <w:b/>
-                <w:bCs/>
-                <w:color w:val="000000"/>
-              </w:rPr>
-            </w:pPr>
-          </w:p>
-        </w:tc>
-        <w:tc>
-          <w:tcPr>
-            <w:tcW w:w="2208" w:type="dxa"/>
-          </w:tcPr>
-          <w:p>
-            <w:pPr>
-              <w:spacing w:line="276" w:lineRule="auto"/>
-              <w:rPr>
-                <w:b/>
-                <w:bCs/>
-                <w:color w:val="000000"/>
-              </w:rPr>
-            </w:pPr>
-          </w:p>
-        </w:tc>
-      </w:tr>
-      <w:tr>
-        <w:tc>
-          <w:tcPr>
-            <w:tcW w:w="1555" w:type="dxa"/>
-          </w:tcPr>
-          <w:p>
-            <w:pPr>
-              <w:spacing w:line="276" w:lineRule="auto"/>
-              <w:rPr>
-                <w:b/>
-                <w:bCs/>
-                <w:color w:val="000000"/>
-              </w:rPr>
-            </w:pPr>
-          </w:p>
-        </w:tc>
-        <w:tc>
-          <w:tcPr>
-            <w:tcW w:w="6237" w:type="dxa"/>
-          </w:tcPr>
-          <w:p>
-            <w:pPr>
-              <w:spacing w:line="276" w:lineRule="auto"/>
-              <w:rPr>
-                <w:b/>
-                <w:bCs/>
-                <w:color w:val="000000"/>
-              </w:rPr>
-            </w:pPr>
-          </w:p>
-        </w:tc>
-        <w:tc>
-          <w:tcPr>
-            <w:tcW w:w="2208" w:type="dxa"/>
-          </w:tcPr>
-          <w:p>
-            <w:pPr>
-              <w:spacing w:line="276" w:lineRule="auto"/>
-              <w:rPr>
-                <w:b/>
-                <w:bCs/>
-                <w:color w:val="000000"/>
-              </w:rPr>
-            </w:pPr>
-          </w:p>
-        </w:tc>
-      </w:tr>
-      <w:tr>
-        <w:tc>
-          <w:tcPr>
-            <w:tcW w:w="1555" w:type="dxa"/>
-          </w:tcPr>
-          <w:p>
-            <w:pPr>
-              <w:spacing w:line="276" w:lineRule="auto"/>
-              <w:rPr>
-                <w:b/>
-                <w:bCs/>
-                <w:color w:val="000000"/>
-              </w:rPr>
-            </w:pPr>
-          </w:p>
-        </w:tc>
-        <w:tc>
-          <w:tcPr>
-            <w:tcW w:w="6237" w:type="dxa"/>
-          </w:tcPr>
-          <w:p>
-            <w:pPr>
-              <w:spacing w:line="276" w:lineRule="auto"/>
-              <w:rPr>
-                <w:b/>
-                <w:bCs/>
-                <w:color w:val="000000"/>
-              </w:rPr>
-            </w:pPr>
-          </w:p>
-        </w:tc>
-        <w:tc>
-          <w:tcPr>
-            <w:tcW w:w="2208" w:type="dxa"/>
-          </w:tcPr>
-          <w:p>
-            <w:pPr>
-              <w:spacing w:line="276" w:lineRule="auto"/>
-              <w:rPr>
-                <w:b/>
-                <w:bCs/>
-                <w:color w:val="000000"/>
-              </w:rPr>
-            </w:pPr>
-          </w:p>
-        </w:tc>
-      </w:tr>
-      <w:tr>
-        <w:tc>
-          <w:tcPr>
-            <w:tcW w:w="1555" w:type="dxa"/>
-          </w:tcPr>
-          <w:p>
-            <w:pPr>
-              <w:spacing w:line="276" w:lineRule="auto"/>
-              <w:rPr>
-                <w:b/>
-                <w:bCs/>
-                <w:color w:val="000000"/>
-              </w:rPr>
-            </w:pPr>
-          </w:p>
-        </w:tc>
-        <w:tc>
-          <w:tcPr>
-            <w:tcW w:w="6237" w:type="dxa"/>
-          </w:tcPr>
-          <w:p>
-            <w:pPr>
-              <w:spacing w:line="276" w:lineRule="auto"/>
-              <w:rPr>
-                <w:b/>
-                <w:bCs/>
-                <w:color w:val="000000"/>
-              </w:rPr>
-            </w:pPr>
-          </w:p>
-        </w:tc>
-        <w:tc>
-          <w:tcPr>
-            <w:tcW w:w="2208" w:type="dxa"/>
-          </w:tcPr>
-          <w:p>
-            <w:pPr>
-              <w:spacing w:line="276" w:lineRule="auto"/>
-              <w:rPr>
-                <w:b/>
-                <w:bCs/>
-                <w:color w:val="000000"/>
-              </w:rPr>
-            </w:pPr>
-          </w:p>
-        </w:tc>
-      </w:tr>
-      <w:tr>
-        <w:tc>
-          <w:tcPr>
-            <w:tcW w:w="1555" w:type="dxa"/>
-          </w:tcPr>
-          <w:p>
-            <w:pPr>
-              <w:spacing w:line="276" w:lineRule="auto"/>
-              <w:rPr>
-                <w:b/>
-                <w:bCs/>
-                <w:color w:val="000000"/>
-              </w:rPr>
-            </w:pPr>
-          </w:p>
-        </w:tc>
-        <w:tc>
-          <w:tcPr>
-            <w:tcW w:w="6237" w:type="dxa"/>
-          </w:tcPr>
-          <w:p>
-            <w:pPr>
-              <w:spacing w:line="276" w:lineRule="auto"/>
-              <w:rPr>
-                <w:b/>
-                <w:bCs/>
-                <w:color w:val="000000"/>
-              </w:rPr>
-            </w:pPr>
-          </w:p>
-        </w:tc>
-        <w:tc>
-          <w:tcPr>
-            <w:tcW w:w="2208" w:type="dxa"/>
-          </w:tcPr>
-          <w:p>
-            <w:pPr>
-              <w:spacing w:line="276" w:lineRule="auto"/>
-              <w:rPr>
-                <w:b/>
-                <w:bCs/>
-                <w:color w:val="000000"/>
-              </w:rPr>
-            </w:pPr>
-          </w:p>
-        </w:tc>
-      </w:tr>
-      <w:tr>
-        <w:tc>
-          <w:tcPr>
-            <w:tcW w:w="1555" w:type="dxa"/>
-          </w:tcPr>
-          <w:p>
-            <w:pPr>
-              <w:spacing w:line="276" w:lineRule="auto"/>
-              <w:rPr>
-                <w:b/>
-                <w:bCs/>
-                <w:color w:val="000000"/>
-              </w:rPr>
-            </w:pPr>
-          </w:p>
-        </w:tc>
-        <w:tc>
-          <w:tcPr>
-            <w:tcW w:w="6237" w:type="dxa"/>
-          </w:tcPr>
-          <w:p>
-            <w:pPr>
-              <w:spacing w:line="276" w:lineRule="auto"/>
-              <w:rPr>
-                <w:b/>
-                <w:bCs/>
-                <w:color w:val="000000"/>
-              </w:rPr>
-            </w:pPr>
-          </w:p>
-        </w:tc>
-        <w:tc>
-          <w:tcPr>
-            <w:tcW w:w="2208" w:type="dxa"/>
-          </w:tcPr>
-          <w:p>
-            <w:pPr>
-              <w:spacing w:line="276" w:lineRule="auto"/>
-              <w:rPr>
-                <w:b/>
-                <w:bCs/>
-                <w:color w:val="000000"/>
-              </w:rPr>
-            </w:pPr>
-          </w:p>
-        </w:tc>
-      </w:tr>
-      <w:tr>
-        <w:tc>
-          <w:tcPr>
-            <w:tcW w:w="1555" w:type="dxa"/>
-          </w:tcPr>
-          <w:p>
-            <w:pPr>
-              <w:spacing w:line="276" w:lineRule="auto"/>
-              <w:rPr>
-                <w:b/>
-                <w:bCs/>
-                <w:color w:val="000000"/>
-              </w:rPr>
-            </w:pPr>
-          </w:p>
-        </w:tc>
-        <w:tc>
-          <w:tcPr>
-            <w:tcW w:w="6237" w:type="dxa"/>
-          </w:tcPr>
-          <w:p>
-            <w:pPr>
-              <w:spacing w:line="276" w:lineRule="auto"/>
-              <w:rPr>
-                <w:b/>
-                <w:bCs/>
-                <w:color w:val="000000"/>
-              </w:rPr>
-            </w:pPr>
-          </w:p>
-        </w:tc>
-        <w:tc>
-          <w:tcPr>
-            <w:tcW w:w="2208" w:type="dxa"/>
-          </w:tcPr>
-          <w:p>
-            <w:pPr>
-              <w:spacing w:line="276" w:lineRule="auto"/>
-              <w:rPr>
-                <w:b/>
-                <w:bCs/>
-                <w:color w:val="000000"/>
-              </w:rPr>
-            </w:pPr>
-          </w:p>
-        </w:tc>
-      </w:tr>
-      <w:tr>
-        <w:tc>
-          <w:tcPr>
-            <w:tcW w:w="1555" w:type="dxa"/>
-          </w:tcPr>
-          <w:p>
-            <w:pPr>
-              <w:spacing w:line="276" w:lineRule="auto"/>
-              <w:rPr>
-                <w:b/>
-                <w:bCs/>
-                <w:color w:val="000000"/>
-              </w:rPr>
-            </w:pPr>
-          </w:p>
-        </w:tc>
-        <w:tc>
-          <w:tcPr>
-            <w:tcW w:w="6237" w:type="dxa"/>
-          </w:tcPr>
-          <w:p>
-            <w:pPr>
-              <w:spacing w:line="276" w:lineRule="auto"/>
-              <w:rPr>
-                <w:b/>
-                <w:bCs/>
-                <w:color w:val="000000"/>
-              </w:rPr>
-            </w:pPr>
-          </w:p>
-        </w:tc>
-        <w:tc>
-          <w:tcPr>
-            <w:tcW w:w="2208" w:type="dxa"/>
-          </w:tcPr>
-          <w:p>
-            <w:pPr>
-              <w:spacing w:line="276" w:lineRule="auto"/>
-              <w:rPr>
-                <w:b/>
-                <w:bCs/>
-                <w:color w:val="000000"/>
-              </w:rPr>
-            </w:pPr>
-          </w:p>
-        </w:tc>
-      </w:tr>
-      <w:tr>
-        <w:tc>
-          <w:tcPr>
-            <w:tcW w:w="1555" w:type="dxa"/>
-          </w:tcPr>
-          <w:p>
-            <w:pPr>
-              <w:spacing w:line="276" w:lineRule="auto"/>
-              <w:rPr>
-                <w:b/>
-                <w:bCs/>
-                <w:color w:val="000000"/>
-              </w:rPr>
-            </w:pPr>
-          </w:p>
-        </w:tc>
-        <w:tc>
-          <w:tcPr>
-            <w:tcW w:w="6237" w:type="dxa"/>
-          </w:tcPr>
-          <w:p>
-            <w:pPr>
-              <w:spacing w:line="276" w:lineRule="auto"/>
-              <w:rPr>
-                <w:b/>
-                <w:bCs/>
-                <w:color w:val="000000"/>
-              </w:rPr>
-            </w:pPr>
-          </w:p>
-        </w:tc>
-        <w:tc>
-          <w:tcPr>
-            <w:tcW w:w="2208" w:type="dxa"/>
-          </w:tcPr>
-          <w:p>
-            <w:pPr>
-              <w:spacing w:line="276" w:lineRule="auto"/>
-              <w:rPr>
-                <w:b/>
-                <w:bCs/>
-                <w:color w:val="000000"/>
-              </w:rPr>
-            </w:pPr>
-          </w:p>
-        </w:tc>
-      </w:tr>
-      <w:tr>
-        <w:tc>
-          <w:tcPr>
-            <w:tcW w:w="1555" w:type="dxa"/>
-          </w:tcPr>
-          <w:p>
-            <w:pPr>
-              <w:spacing w:line="276" w:lineRule="auto"/>
-              <w:rPr>
-                <w:b/>
-                <w:bCs/>
-                <w:color w:val="000000"/>
-              </w:rPr>
-            </w:pPr>
-          </w:p>
-        </w:tc>
-        <w:tc>
-          <w:tcPr>
-            <w:tcW w:w="6237" w:type="dxa"/>
-          </w:tcPr>
-          <w:p>
-            <w:pPr>
-              <w:spacing w:line="276" w:lineRule="auto"/>
-              <w:rPr>
-                <w:b/>
-                <w:bCs/>
-                <w:color w:val="000000"/>
-              </w:rPr>
-            </w:pPr>
-          </w:p>
-        </w:tc>
-        <w:tc>
-          <w:tcPr>
-            <w:tcW w:w="2208" w:type="dxa"/>
-          </w:tcPr>
-          <w:p>
-            <w:pPr>
-              <w:spacing w:line="276" w:lineRule="auto"/>
-              <w:rPr>
-                <w:b/>
-                <w:bCs/>
-                <w:color w:val="000000"/>
-              </w:rPr>
-            </w:pPr>
-          </w:p>
-        </w:tc>
-      </w:tr>
-      <w:tr>
-        <w:tc>
-          <w:tcPr>
-            <w:tcW w:w="1555" w:type="dxa"/>
-          </w:tcPr>
-          <w:p>
-            <w:pPr>
-              <w:spacing w:line="276" w:lineRule="auto"/>
-              <w:rPr>
-                <w:b/>
-                <w:bCs/>
-                <w:color w:val="000000"/>
-              </w:rPr>
-            </w:pPr>
-          </w:p>
-        </w:tc>
-        <w:tc>
-          <w:tcPr>
-            <w:tcW w:w="6237" w:type="dxa"/>
-          </w:tcPr>
-          <w:p>
-            <w:pPr>
-              <w:spacing w:line="276" w:lineRule="auto"/>
-              <w:rPr>
-                <w:b/>
-                <w:bCs/>
-                <w:color w:val="000000"/>
-              </w:rPr>
-            </w:pPr>
-          </w:p>
-        </w:tc>
-        <w:tc>
-          <w:tcPr>
-            <w:tcW w:w="2208" w:type="dxa"/>
-          </w:tcPr>
-          <w:p>
-            <w:pPr>
-              <w:spacing w:line="276" w:lineRule="auto"/>
-              <w:rPr>
-                <w:b/>
-                <w:bCs/>
-                <w:color w:val="000000"/>
-              </w:rPr>
-            </w:pPr>
-          </w:p>
-        </w:tc>
-      </w:tr>
-      <w:tr>
-        <w:tc>
-          <w:tcPr>
-            <w:tcW w:w="1555" w:type="dxa"/>
-          </w:tcPr>
-          <w:p>
-            <w:pPr>
-              <w:spacing w:line="276" w:lineRule="auto"/>
-              <w:rPr>
-                <w:b/>
-                <w:bCs/>
-                <w:color w:val="000000"/>
-              </w:rPr>
-            </w:pPr>
-          </w:p>
-        </w:tc>
-        <w:tc>
-          <w:tcPr>
-            <w:tcW w:w="6237" w:type="dxa"/>
-          </w:tcPr>
-          <w:p>
-            <w:pPr>
-              <w:spacing w:line="276" w:lineRule="auto"/>
-              <w:rPr>
-                <w:b/>
-                <w:bCs/>
-                <w:color w:val="000000"/>
-              </w:rPr>
-            </w:pPr>
-          </w:p>
-        </w:tc>
-        <w:tc>
-          <w:tcPr>
-            <w:tcW w:w="2208" w:type="dxa"/>
-          </w:tcPr>
-          <w:p>
-            <w:pPr>
-              <w:spacing w:line="276" w:lineRule="auto"/>
-              <w:rPr>
-                <w:b/>
-                <w:bCs/>
-                <w:color w:val="000000"/>
-              </w:rPr>
-            </w:pPr>
-          </w:p>
-        </w:tc>
-      </w:tr>
-      <w:tr>
-        <w:tc>
-          <w:tcPr>
-            <w:tcW w:w="1555" w:type="dxa"/>
-          </w:tcPr>
-          <w:p>
-            <w:pPr>
-              <w:spacing w:line="276" w:lineRule="auto"/>
-              <w:rPr>
-                <w:b/>
-                <w:bCs/>
-                <w:color w:val="000000"/>
-              </w:rPr>
-            </w:pPr>
-          </w:p>
-        </w:tc>
-        <w:tc>
-          <w:tcPr>
-            <w:tcW w:w="6237" w:type="dxa"/>
-          </w:tcPr>
-          <w:p>
-            <w:pPr>
-              <w:spacing w:line="276" w:lineRule="auto"/>
-              <w:rPr>
-                <w:b/>
-                <w:bCs/>
-                <w:color w:val="000000"/>
-              </w:rPr>
-            </w:pPr>
-          </w:p>
-        </w:tc>
-        <w:tc>
-          <w:tcPr>
-            <w:tcW w:w="2208" w:type="dxa"/>
-          </w:tcPr>
-          <w:p>
-            <w:pPr>
-              <w:spacing w:line="276" w:lineRule="auto"/>
-              <w:rPr>
-                <w:b/>
-                <w:bCs/>
-                <w:color w:val="000000"/>
-              </w:rPr>
-            </w:pPr>
-          </w:p>
-        </w:tc>
-      </w:tr>
-      <w:tr>
-        <w:tc>
-          <w:tcPr>
-            <w:tcW w:w="1555" w:type="dxa"/>
-          </w:tcPr>
-          <w:p>
-            <w:pPr>
-              <w:spacing w:line="276" w:lineRule="auto"/>
-              <w:rPr>
-                <w:b/>
-                <w:bCs/>
-                <w:color w:val="000000"/>
-              </w:rPr>
-            </w:pPr>
-          </w:p>
-        </w:tc>
-        <w:tc>
-          <w:tcPr>
-            <w:tcW w:w="6237" w:type="dxa"/>
-          </w:tcPr>
-          <w:p>
-            <w:pPr>
-              <w:spacing w:line="276" w:lineRule="auto"/>
-              <w:rPr>
-                <w:b/>
-                <w:bCs/>
-                <w:color w:val="000000"/>
-              </w:rPr>
-            </w:pPr>
-          </w:p>
-        </w:tc>
-        <w:tc>
-          <w:tcPr>
-            <w:tcW w:w="2208" w:type="dxa"/>
-          </w:tcPr>
-          <w:p>
-            <w:pPr>
-              <w:spacing w:line="276" w:lineRule="auto"/>
-              <w:rPr>
-                <w:b/>
-                <w:bCs/>
-                <w:color w:val="000000"/>
-              </w:rPr>
-            </w:pPr>
-          </w:p>
-        </w:tc>
-      </w:tr>
-      <w:tr>
-        <w:tc>
-          <w:tcPr>
-            <w:tcW w:w="1555" w:type="dxa"/>
-          </w:tcPr>
-          <w:p>
-            <w:pPr>
-              <w:spacing w:line="276" w:lineRule="auto"/>
-              <w:rPr>
-                <w:b/>
-                <w:bCs/>
-                <w:color w:val="000000"/>
-              </w:rPr>
-            </w:pPr>
-          </w:p>
-        </w:tc>
-        <w:tc>
-          <w:tcPr>
-            <w:tcW w:w="6237" w:type="dxa"/>
-          </w:tcPr>
-          <w:p>
-            <w:pPr>
-              <w:spacing w:line="276" w:lineRule="auto"/>
-              <w:rPr>
-                <w:b/>
-                <w:bCs/>
-                <w:color w:val="000000"/>
-              </w:rPr>
-            </w:pPr>
-          </w:p>
-        </w:tc>
-        <w:tc>
-          <w:tcPr>
-            <w:tcW w:w="2208" w:type="dxa"/>
-          </w:tcPr>
-          <w:p>
-            <w:pPr>
-              <w:spacing w:line="276" w:lineRule="auto"/>
-              <w:rPr>
-                <w:b/>
-                <w:bCs/>
-                <w:color w:val="000000"/>
-              </w:rPr>
-            </w:pPr>
-          </w:p>
-        </w:tc>
-      </w:tr>
-      <w:tr>
-        <w:tc>
-          <w:tcPr>
-            <w:tcW w:w="1555" w:type="dxa"/>
-          </w:tcPr>
-          <w:p>
-            <w:pPr>
-              <w:spacing w:line="276" w:lineRule="auto"/>
-              <w:rPr>
-                <w:b/>
-                <w:bCs/>
-                <w:color w:val="000000"/>
-              </w:rPr>
-            </w:pPr>
-          </w:p>
-        </w:tc>
-        <w:tc>
-          <w:tcPr>
-            <w:tcW w:w="6237" w:type="dxa"/>
-          </w:tcPr>
-          <w:p>
-            <w:pPr>
-              <w:spacing w:line="276" w:lineRule="auto"/>
-              <w:rPr>
-                <w:b/>
-                <w:bCs/>
-                <w:color w:val="000000"/>
-              </w:rPr>
-            </w:pPr>
-          </w:p>
-        </w:tc>
-        <w:tc>
-          <w:tcPr>
-            <w:tcW w:w="2208" w:type="dxa"/>
-          </w:tcPr>
-          <w:p>
-            <w:pPr>
-              <w:spacing w:line="276" w:lineRule="auto"/>
-              <w:rPr>
-                <w:b/>
-                <w:bCs/>
-                <w:color w:val="000000"/>
-              </w:rPr>
-            </w:pPr>
-          </w:p>
-        </w:tc>
-      </w:tr>
-      <w:tr>
-        <w:tc>
-          <w:tcPr>
-            <w:tcW w:w="1555" w:type="dxa"/>
-          </w:tcPr>
-          <w:p>
-            <w:pPr>
-              <w:spacing w:line="276" w:lineRule="auto"/>
-              <w:rPr>
-                <w:b/>
-                <w:bCs/>
-                <w:color w:val="000000"/>
-              </w:rPr>
-            </w:pPr>
-          </w:p>
-        </w:tc>
-        <w:tc>
-          <w:tcPr>
-            <w:tcW w:w="6237" w:type="dxa"/>
-          </w:tcPr>
-          <w:p>
-            <w:pPr>
-              <w:spacing w:line="276" w:lineRule="auto"/>
-              <w:rPr>
-                <w:b/>
-                <w:bCs/>
-                <w:color w:val="000000"/>
-              </w:rPr>
-            </w:pPr>
-          </w:p>
-        </w:tc>
-        <w:tc>
-          <w:tcPr>
-            <w:tcW w:w="2208" w:type="dxa"/>
-          </w:tcPr>
-          <w:p>
-            <w:pPr>
-              <w:spacing w:line="276" w:lineRule="auto"/>
-              <w:rPr>
-                <w:b/>
-                <w:bCs/>
-                <w:color w:val="000000"/>
-              </w:rPr>
-            </w:pPr>
-          </w:p>
-        </w:tc>
-      </w:tr>
-      <w:tr>
-        <w:tc>
-          <w:tcPr>
-            <w:tcW w:w="1555" w:type="dxa"/>
-          </w:tcPr>
-          <w:p>
-            <w:pPr>
-              <w:spacing w:line="276" w:lineRule="auto"/>
-              <w:rPr>
-                <w:b/>
-                <w:bCs/>
-                <w:color w:val="000000"/>
-              </w:rPr>
-            </w:pPr>
-          </w:p>
-        </w:tc>
-        <w:tc>
-          <w:tcPr>
-            <w:tcW w:w="6237" w:type="dxa"/>
-          </w:tcPr>
-          <w:p>
-            <w:pPr>
-              <w:spacing w:line="276" w:lineRule="auto"/>
-              <w:rPr>
-                <w:b/>
-                <w:bCs/>
-                <w:color w:val="000000"/>
-              </w:rPr>
-            </w:pPr>
-          </w:p>
-        </w:tc>
-        <w:tc>
-          <w:tcPr>
-            <w:tcW w:w="2208" w:type="dxa"/>
-          </w:tcPr>
-          <w:p>
-            <w:pPr>
-              <w:spacing w:line="276" w:lineRule="auto"/>
-              <w:rPr>
-                <w:b/>
-                <w:bCs/>
-                <w:color w:val="000000"/>
-              </w:rPr>
-            </w:pPr>
-          </w:p>
-        </w:tc>
-      </w:tr>
-      <w:tr>
-        <w:tc>
-          <w:tcPr>
-            <w:tcW w:w="1555" w:type="dxa"/>
-          </w:tcPr>
-          <w:p>
-            <w:pPr>
-              <w:spacing w:line="276" w:lineRule="auto"/>
-              <w:rPr>
-                <w:b/>
-                <w:bCs/>
-                <w:color w:val="000000"/>
-              </w:rPr>
-            </w:pPr>
-          </w:p>
-        </w:tc>
-        <w:tc>
-          <w:tcPr>
-            <w:tcW w:w="6237" w:type="dxa"/>
-          </w:tcPr>
-          <w:p>
-            <w:pPr>
-              <w:spacing w:line="276" w:lineRule="auto"/>
-              <w:rPr>
-                <w:b/>
-                <w:bCs/>
-                <w:color w:val="000000"/>
-              </w:rPr>
-            </w:pPr>
-          </w:p>
-        </w:tc>
-        <w:tc>
-          <w:tcPr>
-            <w:tcW w:w="2208" w:type="dxa"/>
-          </w:tcPr>
-          <w:p>
-            <w:pPr>
-              <w:spacing w:line="276" w:lineRule="auto"/>
-              <w:rPr>
-                <w:b/>
-                <w:bCs/>
-                <w:color w:val="000000"/>
-              </w:rPr>
-            </w:pPr>
-          </w:p>
-        </w:tc>
-      </w:tr>
-      <w:tr>
-        <w:tc>
-          <w:tcPr>
-            <w:tcW w:w="1555" w:type="dxa"/>
-          </w:tcPr>
-          <w:p>
-            <w:pPr>
-              <w:spacing w:line="276" w:lineRule="auto"/>
-              <w:rPr>
-                <w:b/>
-                <w:bCs/>
-                <w:color w:val="000000"/>
-              </w:rPr>
-            </w:pPr>
-          </w:p>
-        </w:tc>
-        <w:tc>
-          <w:tcPr>
-            <w:tcW w:w="6237" w:type="dxa"/>
-          </w:tcPr>
-          <w:p>
-            <w:pPr>
-              <w:spacing w:line="276" w:lineRule="auto"/>
-              <w:rPr>
-                <w:b/>
-                <w:bCs/>
-                <w:color w:val="000000"/>
-              </w:rPr>
-            </w:pPr>
-          </w:p>
-        </w:tc>
-        <w:tc>
-          <w:tcPr>
-            <w:tcW w:w="2208" w:type="dxa"/>
-          </w:tcPr>
-          <w:p>
-            <w:pPr>
-              <w:spacing w:line="276" w:lineRule="auto"/>
-              <w:rPr>
-                <w:b/>
-                <w:bCs/>
-                <w:color w:val="000000"/>
-              </w:rPr>
-            </w:pPr>
-          </w:p>
-        </w:tc>
-      </w:tr>
-      <w:tr>
-        <w:tc>
-          <w:tcPr>
-            <w:tcW w:w="1555" w:type="dxa"/>
-          </w:tcPr>
-          <w:p>
-            <w:pPr>
-              <w:spacing w:line="276" w:lineRule="auto"/>
-              <w:rPr>
-                <w:b/>
-                <w:bCs/>
-                <w:color w:val="000000"/>
-              </w:rPr>
-            </w:pPr>
-          </w:p>
-        </w:tc>
-        <w:tc>
-          <w:tcPr>
-            <w:tcW w:w="6237" w:type="dxa"/>
-          </w:tcPr>
-          <w:p>
-            <w:pPr>
-              <w:spacing w:line="276" w:lineRule="auto"/>
-              <w:rPr>
-                <w:b/>
-                <w:bCs/>
-                <w:color w:val="000000"/>
-              </w:rPr>
-            </w:pPr>
-          </w:p>
-        </w:tc>
-        <w:tc>
-          <w:tcPr>
-            <w:tcW w:w="2208" w:type="dxa"/>
-          </w:tcPr>
-          <w:p>
-            <w:pPr>
-              <w:spacing w:line="276" w:lineRule="auto"/>
-              <w:rPr>
-                <w:b/>
-                <w:bCs/>
-                <w:color w:val="000000"/>
-              </w:rPr>
-            </w:pPr>
-          </w:p>
-        </w:tc>
-      </w:tr>
-      <w:tr>
-        <w:tc>
-          <w:tcPr>
-            <w:tcW w:w="1555" w:type="dxa"/>
-          </w:tcPr>
-          <w:p>
-            <w:pPr>
-              <w:spacing w:line="276" w:lineRule="auto"/>
-              <w:rPr>
-                <w:b/>
-                <w:bCs/>
-                <w:color w:val="000000"/>
-              </w:rPr>
-            </w:pPr>
-          </w:p>
-        </w:tc>
-        <w:tc>
-          <w:tcPr>
-            <w:tcW w:w="6237" w:type="dxa"/>
-          </w:tcPr>
-          <w:p>
-            <w:pPr>
-              <w:spacing w:line="276" w:lineRule="auto"/>
-              <w:rPr>
-                <w:b/>
-                <w:bCs/>
-                <w:color w:val="000000"/>
-              </w:rPr>
-            </w:pPr>
-          </w:p>
-        </w:tc>
-        <w:tc>
-          <w:tcPr>
-            <w:tcW w:w="2208" w:type="dxa"/>
-          </w:tcPr>
-          <w:p>
-            <w:pPr>
-              <w:spacing w:line="276" w:lineRule="auto"/>
-              <w:rPr>
-                <w:b/>
-                <w:bCs/>
-                <w:color w:val="000000"/>
-              </w:rPr>
-            </w:pPr>
-          </w:p>
-        </w:tc>
-      </w:tr>
-      <w:tr>
-        <w:tc>
-          <w:tcPr>
-            <w:tcW w:w="1555" w:type="dxa"/>
-          </w:tcPr>
-          <w:p>
-            <w:pPr>
-              <w:spacing w:line="276" w:lineRule="auto"/>
-              <w:rPr>
-                <w:b/>
-                <w:bCs/>
-                <w:color w:val="000000"/>
-              </w:rPr>
-            </w:pPr>
-          </w:p>
-        </w:tc>
-        <w:tc>
-          <w:tcPr>
-            <w:tcW w:w="6237" w:type="dxa"/>
-          </w:tcPr>
-          <w:p>
-            <w:pPr>
-              <w:spacing w:line="276" w:lineRule="auto"/>
-              <w:rPr>
-                <w:b/>
-                <w:bCs/>
-                <w:color w:val="000000"/>
-              </w:rPr>
-            </w:pPr>
-          </w:p>
-        </w:tc>
-        <w:tc>
-          <w:tcPr>
-            <w:tcW w:w="2208" w:type="dxa"/>
-          </w:tcPr>
-          <w:p>
-            <w:pPr>
-              <w:spacing w:line="276" w:lineRule="auto"/>
-              <w:rPr>
-                <w:b/>
-                <w:bCs/>
-                <w:color w:val="000000"/>
-              </w:rPr>
-            </w:pPr>
-          </w:p>
-        </w:tc>
-      </w:tr>
-      <w:tr>
-        <w:tc>
-          <w:tcPr>
-            <w:tcW w:w="1555" w:type="dxa"/>
-          </w:tcPr>
-          <w:p>
-            <w:pPr>
-              <w:spacing w:line="276" w:lineRule="auto"/>
-              <w:rPr>
-                <w:b/>
-                <w:bCs/>
-                <w:color w:val="000000"/>
-              </w:rPr>
-            </w:pPr>
-          </w:p>
-        </w:tc>
-        <w:tc>
-          <w:tcPr>
-            <w:tcW w:w="6237" w:type="dxa"/>
-          </w:tcPr>
-          <w:p>
-            <w:pPr>
-              <w:spacing w:line="276" w:lineRule="auto"/>
-              <w:rPr>
-                <w:b/>
-                <w:bCs/>
-                <w:color w:val="000000"/>
-              </w:rPr>
-            </w:pPr>
-          </w:p>
-        </w:tc>
-        <w:tc>
-          <w:tcPr>
-            <w:tcW w:w="2208" w:type="dxa"/>
-          </w:tcPr>
-          <w:p>
-            <w:pPr>
-              <w:spacing w:line="276" w:lineRule="auto"/>
-              <w:rPr>
-                <w:b/>
-                <w:bCs/>
-                <w:color w:val="000000"/>
-              </w:rPr>
-            </w:pPr>
-          </w:p>
-        </w:tc>
-      </w:tr>
-      <w:tr>
-        <w:tc>
-          <w:tcPr>
-            <w:tcW w:w="1555" w:type="dxa"/>
-          </w:tcPr>
-          <w:p>
-            <w:pPr>
-              <w:spacing w:line="276" w:lineRule="auto"/>
-              <w:rPr>
-                <w:b/>
-                <w:bCs/>
-                <w:color w:val="000000"/>
-              </w:rPr>
-            </w:pPr>
-          </w:p>
-        </w:tc>
-        <w:tc>
-          <w:tcPr>
-            <w:tcW w:w="6237" w:type="dxa"/>
-          </w:tcPr>
-          <w:p>
-            <w:pPr>
-              <w:spacing w:line="276" w:lineRule="auto"/>
-              <w:rPr>
-                <w:b/>
-                <w:bCs/>
-                <w:color w:val="000000"/>
-              </w:rPr>
-            </w:pPr>
-          </w:p>
-        </w:tc>
-        <w:tc>
-          <w:tcPr>
-            <w:tcW w:w="2208" w:type="dxa"/>
-          </w:tcPr>
-          <w:p>
-            <w:pPr>
-              <w:spacing w:line="276" w:lineRule="auto"/>
-              <w:rPr>
-                <w:b/>
-                <w:bCs/>
-                <w:color w:val="000000"/>
-              </w:rPr>
-            </w:pPr>
-          </w:p>
-        </w:tc>
-      </w:tr>
-      <w:tr>
-        <w:tc>
-          <w:tcPr>
-            <w:tcW w:w="1555" w:type="dxa"/>
-          </w:tcPr>
-          <w:p>
-            <w:pPr>
-              <w:spacing w:line="276" w:lineRule="auto"/>
-              <w:rPr>
-                <w:b/>
-                <w:bCs/>
-                <w:color w:val="000000"/>
-              </w:rPr>
-            </w:pPr>
-          </w:p>
-        </w:tc>
-        <w:tc>
-          <w:tcPr>
-            <w:tcW w:w="6237" w:type="dxa"/>
-          </w:tcPr>
-          <w:p>
-            <w:pPr>
-              <w:spacing w:line="276" w:lineRule="auto"/>
-              <w:rPr>
-                <w:b/>
-                <w:bCs/>
-                <w:color w:val="000000"/>
-              </w:rPr>
-            </w:pPr>
-          </w:p>
-        </w:tc>
-        <w:tc>
-          <w:tcPr>
-            <w:tcW w:w="2208" w:type="dxa"/>
-          </w:tcPr>
-          <w:p>
-            <w:pPr>
-              <w:spacing w:line="276" w:lineRule="auto"/>
-              <w:rPr>
-                <w:b/>
-                <w:bCs/>
-                <w:color w:val="000000"/>
-              </w:rPr>
-            </w:pPr>
-          </w:p>
-        </w:tc>
-      </w:tr>
-      <w:tr>
-        <w:tc>
-          <w:tcPr>
-            <w:tcW w:w="1555" w:type="dxa"/>
-          </w:tcPr>
-          <w:p>
-            <w:pPr>
-              <w:spacing w:line="276" w:lineRule="auto"/>
-              <w:rPr>
-                <w:b/>
-                <w:bCs/>
-                <w:color w:val="000000"/>
-              </w:rPr>
-            </w:pPr>
-          </w:p>
-        </w:tc>
-        <w:tc>
-          <w:tcPr>
-            <w:tcW w:w="6237" w:type="dxa"/>
-          </w:tcPr>
-          <w:p>
-            <w:pPr>
-              <w:spacing w:line="276" w:lineRule="auto"/>
-              <w:rPr>
-                <w:b/>
-                <w:bCs/>
-                <w:color w:val="000000"/>
-              </w:rPr>
-            </w:pPr>
-          </w:p>
-        </w:tc>
-        <w:tc>
-          <w:tcPr>
-            <w:tcW w:w="2208" w:type="dxa"/>
-          </w:tcPr>
-          <w:p>
-            <w:pPr>
-              <w:spacing w:line="276" w:lineRule="auto"/>
-              <w:rPr>
-                <w:b/>
-                <w:bCs/>
-                <w:color w:val="000000"/>
-              </w:rPr>
-            </w:pPr>
-          </w:p>
-        </w:tc>
-      </w:tr>
-      <w:tr>
-        <w:tc>
-          <w:tcPr>
-            <w:tcW w:w="1555" w:type="dxa"/>
-          </w:tcPr>
-          <w:p>
-            <w:pPr>
-              <w:spacing w:line="276" w:lineRule="auto"/>
-              <w:rPr>
-                <w:b/>
-                <w:bCs/>
-                <w:color w:val="000000"/>
-              </w:rPr>
-            </w:pPr>
-          </w:p>
-        </w:tc>
-        <w:tc>
-          <w:tcPr>
-            <w:tcW w:w="6237" w:type="dxa"/>
-          </w:tcPr>
-          <w:p>
-            <w:pPr>
-              <w:spacing w:line="276" w:lineRule="auto"/>
-              <w:rPr>
-                <w:b/>
-                <w:bCs/>
-                <w:color w:val="000000"/>
-              </w:rPr>
-            </w:pPr>
-          </w:p>
-        </w:tc>
-        <w:tc>
-          <w:tcPr>
-            <w:tcW w:w="2208" w:type="dxa"/>
-          </w:tcPr>
-          <w:p>
-            <w:pPr>
-              <w:spacing w:line="276" w:lineRule="auto"/>
-              <w:rPr>
-                <w:b/>
-                <w:bCs/>
-                <w:color w:val="000000"/>
-              </w:rPr>
-            </w:pPr>
-          </w:p>
-        </w:tc>
-      </w:tr>
-      <w:tr>
-        <w:tc>
-          <w:tcPr>
-            <w:tcW w:w="1555" w:type="dxa"/>
-          </w:tcPr>
-          <w:p>
-            <w:pPr>
-              <w:spacing w:line="276" w:lineRule="auto"/>
-              <w:rPr>
-                <w:b/>
-                <w:bCs/>
-                <w:color w:val="000000"/>
-              </w:rPr>
-            </w:pPr>
-          </w:p>
-        </w:tc>
-        <w:tc>
-          <w:tcPr>
-            <w:tcW w:w="6237" w:type="dxa"/>
-          </w:tcPr>
-          <w:p>
-            <w:pPr>
-              <w:spacing w:line="276" w:lineRule="auto"/>
-              <w:rPr>
-                <w:b/>
-                <w:bCs/>
-                <w:color w:val="000000"/>
-              </w:rPr>
-            </w:pPr>
-          </w:p>
-        </w:tc>
-        <w:tc>
-          <w:tcPr>
-            <w:tcW w:w="2208" w:type="dxa"/>
-          </w:tcPr>
-          <w:p>
-            <w:pPr>
-              <w:spacing w:line="276" w:lineRule="auto"/>
-              <w:rPr>
-                <w:b/>
-                <w:bCs/>
-                <w:color w:val="000000"/>
-              </w:rPr>
-            </w:pPr>
-          </w:p>
-        </w:tc>
-      </w:tr>
-      <w:tr>
-        <w:tc>
-          <w:tcPr>
-            <w:tcW w:w="1555" w:type="dxa"/>
-          </w:tcPr>
-          <w:p>
-            <w:pPr>
-              <w:spacing w:line="276" w:lineRule="auto"/>
-              <w:rPr>
-                <w:b/>
-                <w:bCs/>
-                <w:color w:val="000000"/>
-              </w:rPr>
-            </w:pPr>
-          </w:p>
-        </w:tc>
-        <w:tc>
-          <w:tcPr>
-            <w:tcW w:w="6237" w:type="dxa"/>
-          </w:tcPr>
-          <w:p>
-            <w:pPr>
-              <w:spacing w:line="276" w:lineRule="auto"/>
-              <w:rPr>
-                <w:b/>
-                <w:bCs/>
-                <w:color w:val="000000"/>
-              </w:rPr>
-            </w:pPr>
-          </w:p>
-        </w:tc>
-        <w:tc>
-          <w:tcPr>
-            <w:tcW w:w="2208" w:type="dxa"/>
-          </w:tcPr>
-          <w:p>
-            <w:pPr>
-              <w:spacing w:line="276" w:lineRule="auto"/>
-              <w:rPr>
-                <w:b/>
-                <w:bCs/>
-                <w:color w:val="000000"/>
-              </w:rPr>
-            </w:pPr>
-          </w:p>
-        </w:tc>
-      </w:tr>
-      <w:tr>
-        <w:tc>
-          <w:tcPr>
-            <w:tcW w:w="1555" w:type="dxa"/>
-          </w:tcPr>
-          <w:p>
-            <w:pPr>
-              <w:spacing w:line="276" w:lineRule="auto"/>
-              <w:rPr>
-                <w:b/>
-                <w:bCs/>
-                <w:color w:val="000000"/>
-              </w:rPr>
-            </w:pPr>
-          </w:p>
-        </w:tc>
-        <w:tc>
-          <w:tcPr>
-            <w:tcW w:w="6237" w:type="dxa"/>
-          </w:tcPr>
-          <w:p>
-            <w:pPr>
-              <w:spacing w:line="276" w:lineRule="auto"/>
-              <w:rPr>
-                <w:b/>
-                <w:bCs/>
-                <w:color w:val="000000"/>
-              </w:rPr>
-            </w:pPr>
-          </w:p>
-        </w:tc>
-        <w:tc>
-          <w:tcPr>
-            <w:tcW w:w="2208" w:type="dxa"/>
-          </w:tcPr>
-          <w:p>
-            <w:pPr>
-              <w:spacing w:line="276" w:lineRule="auto"/>
-              <w:rPr>
-                <w:b/>
-                <w:bCs/>
-                <w:color w:val="000000"/>
-              </w:rPr>
-            </w:pPr>
-          </w:p>
-        </w:tc>
-      </w:tr>
-      <w:tr>
-        <w:tc>
-          <w:tcPr>
-            <w:tcW w:w="1555" w:type="dxa"/>
-          </w:tcPr>
-          <w:p>
-            <w:pPr>
-              <w:spacing w:line="276" w:lineRule="auto"/>
-              <w:rPr>
-                <w:b/>
-                <w:bCs/>
-                <w:color w:val="000000"/>
-              </w:rPr>
-            </w:pPr>
-          </w:p>
-        </w:tc>
-        <w:tc>
-          <w:tcPr>
-            <w:tcW w:w="6237" w:type="dxa"/>
-          </w:tcPr>
-          <w:p>
-            <w:pPr>
-              <w:spacing w:line="276" w:lineRule="auto"/>
-              <w:rPr>
-                <w:b/>
-                <w:bCs/>
-                <w:color w:val="000000"/>
-              </w:rPr>
-            </w:pPr>
-          </w:p>
-        </w:tc>
-        <w:tc>
-          <w:tcPr>
-            <w:tcW w:w="2208" w:type="dxa"/>
-          </w:tcPr>
-          <w:p>
-            <w:pPr>
-              <w:spacing w:line="276" w:lineRule="auto"/>
-              <w:rPr>
-                <w:b/>
-                <w:bCs/>
-                <w:color w:val="000000"/>
-              </w:rPr>
-            </w:pPr>
-          </w:p>
-        </w:tc>
-      </w:tr>
-      <w:tr>
-        <w:tc>
-          <w:tcPr>
-            <w:tcW w:w="1555" w:type="dxa"/>
-          </w:tcPr>
-          <w:p>
-            <w:pPr>
-              <w:spacing w:line="276" w:lineRule="auto"/>
-              <w:rPr>
-                <w:b/>
-                <w:bCs/>
-                <w:color w:val="000000"/>
-              </w:rPr>
-            </w:pPr>
-          </w:p>
-        </w:tc>
-        <w:tc>
-          <w:tcPr>
-            <w:tcW w:w="6237" w:type="dxa"/>
-          </w:tcPr>
-          <w:p>
-            <w:pPr>
-              <w:spacing w:line="276" w:lineRule="auto"/>
-              <w:rPr>
-                <w:b/>
-                <w:bCs/>
-                <w:color w:val="000000"/>
-              </w:rPr>
-            </w:pPr>
-          </w:p>
-        </w:tc>
-        <w:tc>
-          <w:tcPr>
-            <w:tcW w:w="2208" w:type="dxa"/>
-          </w:tcPr>
-          <w:p>
-            <w:pPr>
-              <w:spacing w:line="276" w:lineRule="auto"/>
-              <w:rPr>
-                <w:b/>
-                <w:bCs/>
-                <w:color w:val="000000"/>
-              </w:rPr>
-            </w:pPr>
-          </w:p>
-        </w:tc>
-      </w:tr>
-      <w:tr>
-        <w:tc>
-          <w:tcPr>
-            <w:tcW w:w="1555" w:type="dxa"/>
-          </w:tcPr>
-          <w:p>
-            <w:pPr>
-              <w:spacing w:line="276" w:lineRule="auto"/>
-              <w:rPr>
-                <w:b/>
-                <w:bCs/>
-                <w:color w:val="000000"/>
-              </w:rPr>
-            </w:pPr>
-          </w:p>
-        </w:tc>
-        <w:tc>
-          <w:tcPr>
-            <w:tcW w:w="6237" w:type="dxa"/>
-          </w:tcPr>
-          <w:p>
-            <w:pPr>
-              <w:spacing w:line="276" w:lineRule="auto"/>
-              <w:rPr>
-                <w:b/>
-                <w:bCs/>
-                <w:color w:val="000000"/>
-              </w:rPr>
-            </w:pPr>
-          </w:p>
-        </w:tc>
-        <w:tc>
-          <w:tcPr>
-            <w:tcW w:w="2208" w:type="dxa"/>
-          </w:tcPr>
-          <w:p>
-            <w:pPr>
-              <w:spacing w:line="276" w:lineRule="auto"/>
-              <w:rPr>
-                <w:b/>
-                <w:bCs/>
-                <w:color w:val="000000"/>
-              </w:rPr>
-            </w:pPr>
-          </w:p>
-        </w:tc>
-      </w:tr>
-      <w:tr>
-        <w:tc>
-          <w:tcPr>
-            <w:tcW w:w="1555" w:type="dxa"/>
-          </w:tcPr>
-          <w:p>
-            <w:pPr>
-              <w:spacing w:line="276" w:lineRule="auto"/>
-              <w:rPr>
-                <w:b/>
-                <w:bCs/>
-                <w:color w:val="000000"/>
-              </w:rPr>
-            </w:pPr>
-          </w:p>
-        </w:tc>
-        <w:tc>
-          <w:tcPr>
-            <w:tcW w:w="6237" w:type="dxa"/>
-          </w:tcPr>
-          <w:p>
-            <w:pPr>
-              <w:spacing w:line="276" w:lineRule="auto"/>
-              <w:rPr>
-                <w:b/>
-                <w:bCs/>
-                <w:color w:val="000000"/>
-              </w:rPr>
-            </w:pPr>
-          </w:p>
-        </w:tc>
-        <w:tc>
-          <w:tcPr>
-            <w:tcW w:w="2208" w:type="dxa"/>
-          </w:tcPr>
-          <w:p>
-            <w:pPr>
-              <w:spacing w:line="276" w:lineRule="auto"/>
-              <w:rPr>
-                <w:b/>
-                <w:bCs/>
-                <w:color w:val="000000"/>
-              </w:rPr>
-            </w:pPr>
-          </w:p>
-        </w:tc>
-      </w:tr>
-      <w:tr>
-        <w:tc>
-          <w:tcPr>
-            <w:tcW w:w="1555" w:type="dxa"/>
-          </w:tcPr>
-          <w:p>
-            <w:pPr>
-              <w:spacing w:line="276" w:lineRule="auto"/>
-              <w:rPr>
-                <w:b/>
-                <w:bCs/>
-                <w:color w:val="000000"/>
-              </w:rPr>
-            </w:pPr>
-          </w:p>
-        </w:tc>
-        <w:tc>
-          <w:tcPr>
-            <w:tcW w:w="6237" w:type="dxa"/>
-          </w:tcPr>
-          <w:p>
-            <w:pPr>
-              <w:spacing w:line="276" w:lineRule="auto"/>
-              <w:rPr>
-                <w:b/>
-                <w:bCs/>
-                <w:color w:val="000000"/>
-              </w:rPr>
-            </w:pPr>
-          </w:p>
-        </w:tc>
-        <w:tc>
-          <w:tcPr>
-            <w:tcW w:w="2208" w:type="dxa"/>
-          </w:tcPr>
-          <w:p>
-            <w:pPr>
-              <w:spacing w:line="276" w:lineRule="auto"/>
-              <w:rPr>
-                <w:b/>
-                <w:bCs/>
-                <w:color w:val="000000"/>
-              </w:rPr>
-            </w:pPr>
-          </w:p>
-        </w:tc>
-      </w:tr>
-    </w:tbl>
-    <w:p>
-      <w:pPr>
-        <w:spacing w:after="0" w:line="240" w:lineRule="auto"/>
-        <w:rPr>
-          <w:b/>
-          <w:bCs/>
-          <w:color w:val="000000"/>
-          <w:sz w:val="28"/>
-          <w:szCs w:val="28"/>
-        </w:rPr>
-      </w:pPr>
-    </w:p>
     <w:sectPr>
       <w:headerReference w:type="default" r:id="rId7"/>
       <w:footerReference w:type="default" r:id="rId8"/>
